--- a/resources/Лазарев диплом.docx
+++ b/resources/Лазарев диплом.docx
@@ -2,7 +2,13 @@
 <file path=word/document.xml><?xml version="1.0" encoding="utf-8"?>
 <w:document xmlns:wpc="http://schemas.microsoft.com/office/word/2010/wordprocessingCanvas" xmlns:cx="http://schemas.microsoft.com/office/drawing/2014/chartex" xmlns:cx1="http://schemas.microsoft.com/office/drawing/2015/9/8/chartex" xmlns:cx2="http://schemas.microsoft.com/office/drawing/2015/10/21/chartex" xmlns:cx3="http://schemas.microsoft.com/office/drawing/2016/5/9/chartex" xmlns:cx4="http://schemas.microsoft.com/office/drawing/2016/5/10/chartex" xmlns:cx5="http://schemas.microsoft.com/office/drawing/2016/5/11/chartex" xmlns:cx6="http://schemas.microsoft.com/office/drawing/2016/5/12/chartex" xmlns:cx7="http://schemas.microsoft.com/office/drawing/2016/5/13/chartex" xmlns:cx8="http://schemas.microsoft.com/office/drawing/2016/5/14/chartex" xmlns:mc="http://schemas.openxmlformats.org/markup-compatibility/2006" xmlns:aink="http://schemas.microsoft.com/office/drawing/2016/ink" xmlns:am3d="http://schemas.microsoft.com/office/drawing/2017/model3d" xmlns:o="urn:schemas-microsoft-com:office:office" xmlns:r="http://schemas.openxmlformats.org/officeDocument/2006/relationships" xmlns:m="http://schemas.openxmlformats.org/officeDocument/2006/math" xmlns:v="urn:schemas-microsoft-com:vml" xmlns:wp14="http://schemas.microsoft.com/office/word/2010/wordprocessingDrawing" xmlns:wp="http://schemas.openxmlformats.org/drawingml/2006/wordprocessingDrawing" xmlns:w10="urn:schemas-microsoft-com:office:word" xmlns:w="http://schemas.openxmlformats.org/wordprocessingml/2006/main" xmlns:w14="http://schemas.microsoft.com/office/word/2010/wordml" xmlns:w15="http://schemas.microsoft.com/office/word/2012/wordml" xmlns:w16cex="http://schemas.microsoft.com/office/word/2018/wordml/cex" xmlns:w16cid="http://schemas.microsoft.com/office/word/2016/wordml/cid" xmlns:w16="http://schemas.microsoft.com/office/word/2018/wordml" xmlns:w16sdtdh="http://schemas.microsoft.com/office/word/2020/wordml/sdtdatahash" xmlns:w16se="http://schemas.microsoft.com/office/word/2015/wordml/symex" xmlns:wpg="http://schemas.microsoft.com/office/word/2010/wordprocessingGroup" xmlns:wpi="http://schemas.microsoft.com/office/word/2010/wordprocessingInk" xmlns:wne="http://schemas.microsoft.com/office/word/2006/wordml" xmlns:wps="http://schemas.microsoft.com/office/word/2010/wordprocessingShape" mc:Ignorable="w14 w15 w16se w16cid w16 w16cex w16sdtdh wp14">
   <w:body>
-    <w:p/>
+    <w:p>
+      <w:pPr>
+        <w:rPr>
+          <w:lang w:val="en-US"/>
+        </w:rPr>
+      </w:pPr>
+    </w:p>
     <w:p/>
     <w:p>
       <w:pPr>
@@ -96,7 +102,11 @@
         <w:t>Направление</w:t>
       </w:r>
       <w:r>
-        <w:t xml:space="preserve"> подготовки</w:t>
+        <w:t xml:space="preserve"> </w:t>
+      </w:r>
+      <w:proofErr w:type="gramStart"/>
+      <w:r>
+        <w:t>подготовки</w:t>
       </w:r>
       <w:r>
         <w:t>:</w:t>
@@ -105,7 +115,14 @@
         <w:rPr>
           <w:u w:val="single"/>
         </w:rPr>
-        <w:t xml:space="preserve">  01.04.03  </w:t>
+        <w:t xml:space="preserve">  01.04.03</w:t>
+      </w:r>
+      <w:proofErr w:type="gramEnd"/>
+      <w:r>
+        <w:rPr>
+          <w:u w:val="single"/>
+        </w:rPr>
+        <w:t xml:space="preserve">  </w:t>
       </w:r>
       <w:r>
         <w:t xml:space="preserve"> –</w:t>
@@ -354,32 +371,50 @@
         <w:spacing w:after="0" w:line="240" w:lineRule="auto"/>
       </w:pPr>
       <w:r>
-        <w:t>___</w:t>
-      </w:r>
-      <w:r>
         <w:rPr>
           <w:u w:val="single"/>
         </w:rPr>
+        <w:t xml:space="preserve">       </w:t>
+      </w:r>
+      <w:r>
+        <w:rPr>
+          <w:u w:val="single"/>
+        </w:rPr>
         <w:t xml:space="preserve">д. ф.- </w:t>
       </w:r>
       <w:proofErr w:type="spellStart"/>
+      <w:proofErr w:type="gramStart"/>
       <w:r>
         <w:rPr>
           <w:u w:val="single"/>
         </w:rPr>
-        <w:t>м.н.</w:t>
-      </w:r>
-      <w:r>
-        <w:t>_</w:t>
-      </w:r>
+        <w:t>м.н</w:t>
+      </w:r>
+      <w:proofErr w:type="spellEnd"/>
       <w:r>
         <w:rPr>
           <w:u w:val="single"/>
         </w:rPr>
+        <w:t>.</w:t>
+      </w:r>
+      <w:r>
+        <w:rPr>
+          <w:u w:val="single"/>
+        </w:rPr>
+        <w:t xml:space="preserve"> </w:t>
+      </w:r>
+      <w:r>
+        <w:rPr>
+          <w:u w:val="single"/>
+        </w:rPr>
         <w:t>,</w:t>
       </w:r>
-      <w:r>
-        <w:t>___</w:t>
+      <w:proofErr w:type="gramEnd"/>
+      <w:r>
+        <w:rPr>
+          <w:u w:val="single"/>
+        </w:rPr>
+        <w:t xml:space="preserve">        </w:t>
       </w:r>
       <w:r>
         <w:rPr>
@@ -388,9 +423,11 @@
         </w:rPr>
         <w:t>доцент</w:t>
       </w:r>
-      <w:proofErr w:type="spellEnd"/>
-      <w:r>
-        <w:t>_______</w:t>
+      <w:r>
+        <w:rPr>
+          <w:u w:val="single"/>
+        </w:rPr>
+        <w:t xml:space="preserve">            </w:t>
       </w:r>
       <w:r>
         <w:tab/>
@@ -488,15 +525,19 @@
         <w:spacing w:after="0" w:line="240" w:lineRule="auto"/>
       </w:pPr>
       <w:r>
-        <w:t>___</w:t>
-      </w:r>
-      <w:r>
         <w:rPr>
           <w:u w:val="single"/>
         </w:rPr>
+        <w:t xml:space="preserve">       </w:t>
+      </w:r>
+      <w:r>
+        <w:rPr>
+          <w:u w:val="single"/>
+        </w:rPr>
         <w:t xml:space="preserve">д. ф.- </w:t>
       </w:r>
       <w:proofErr w:type="spellStart"/>
+      <w:proofErr w:type="gramStart"/>
       <w:r>
         <w:rPr>
           <w:u w:val="single"/>
@@ -511,16 +552,41 @@
         <w:t>.</w:t>
       </w:r>
       <w:r>
-        <w:t>__, ___</w:t>
-      </w:r>
-      <w:r>
         <w:rPr>
           <w:u w:val="single"/>
         </w:rPr>
+        <w:t xml:space="preserve"> </w:t>
+      </w:r>
+      <w:r>
+        <w:rPr>
+          <w:u w:val="single"/>
+        </w:rPr>
+        <w:t>,</w:t>
+      </w:r>
+      <w:proofErr w:type="gramEnd"/>
+      <w:r>
+        <w:rPr>
+          <w:u w:val="single"/>
+        </w:rPr>
+        <w:t xml:space="preserve"> </w:t>
+      </w:r>
+      <w:r>
+        <w:rPr>
+          <w:u w:val="single"/>
+        </w:rPr>
+        <w:t xml:space="preserve">         </w:t>
+      </w:r>
+      <w:r>
+        <w:rPr>
+          <w:u w:val="single"/>
+        </w:rPr>
         <w:t>доцент</w:t>
       </w:r>
       <w:r>
-        <w:t>_________</w:t>
+        <w:rPr>
+          <w:u w:val="single"/>
+        </w:rPr>
+        <w:t xml:space="preserve">          </w:t>
       </w:r>
       <w:r>
         <w:tab/>
@@ -560,20 +626,55 @@
         </w:rPr>
         <w:t>уч. степень</w:t>
       </w:r>
+      <w:proofErr w:type="gramStart"/>
       <w:r>
         <w:rPr>
           <w:sz w:val="20"/>
           <w:szCs w:val="20"/>
         </w:rPr>
         <w:tab/>
-        <w:t>уч. звание</w:t>
       </w:r>
       <w:r>
         <w:rPr>
           <w:sz w:val="20"/>
           <w:szCs w:val="20"/>
         </w:rPr>
+        <w:t xml:space="preserve">  </w:t>
+      </w:r>
+      <w:r>
+        <w:rPr>
+          <w:sz w:val="20"/>
+          <w:szCs w:val="20"/>
+        </w:rPr>
+        <w:t>уч.</w:t>
+      </w:r>
+      <w:proofErr w:type="gramEnd"/>
+      <w:r>
+        <w:rPr>
+          <w:sz w:val="20"/>
+          <w:szCs w:val="20"/>
+        </w:rPr>
+        <w:t xml:space="preserve"> звание</w:t>
+      </w:r>
+      <w:r>
+        <w:rPr>
+          <w:sz w:val="20"/>
+          <w:szCs w:val="20"/>
+        </w:rPr>
         <w:tab/>
+      </w:r>
+      <w:r>
+        <w:rPr>
+          <w:sz w:val="20"/>
+          <w:szCs w:val="20"/>
+        </w:rPr>
+        <w:t xml:space="preserve">        </w:t>
+      </w:r>
+      <w:r>
+        <w:rPr>
+          <w:sz w:val="20"/>
+          <w:szCs w:val="20"/>
+        </w:rPr>
         <w:t>подпись</w:t>
       </w:r>
     </w:p>
@@ -677,7 +778,7 @@
           <w:r>
             <w:fldChar w:fldCharType="separate"/>
           </w:r>
-          <w:hyperlink w:anchor="_Toc199604214" w:history="1">
+          <w:hyperlink w:anchor="_Toc199749667" w:history="1">
             <w:r>
               <w:rPr>
                 <w:rStyle w:val="a9"/>
@@ -704,7 +805,7 @@
                 <w:noProof/>
                 <w:webHidden/>
               </w:rPr>
-              <w:instrText xml:space="preserve"> PAGEREF _Toc199604214 \h </w:instrText>
+              <w:instrText xml:space="preserve"> PAGEREF _Toc199749667 \h </w:instrText>
             </w:r>
             <w:r>
               <w:rPr>
@@ -749,7 +850,7 @@
               <w:lang w:eastAsia="ru-RU"/>
             </w:rPr>
           </w:pPr>
-          <w:hyperlink w:anchor="_Toc199604215" w:history="1">
+          <w:hyperlink w:anchor="_Toc199749668" w:history="1">
             <w:r>
               <w:rPr>
                 <w:rStyle w:val="a9"/>
@@ -776,7 +877,7 @@
                 <w:noProof/>
                 <w:webHidden/>
               </w:rPr>
-              <w:instrText xml:space="preserve"> PAGEREF _Toc199604215 \h </w:instrText>
+              <w:instrText xml:space="preserve"> PAGEREF _Toc199749668 \h </w:instrText>
             </w:r>
             <w:r>
               <w:rPr>
@@ -821,13 +922,13 @@
               <w:lang w:eastAsia="ru-RU"/>
             </w:rPr>
           </w:pPr>
-          <w:hyperlink w:anchor="_Toc199604216" w:history="1">
+          <w:hyperlink w:anchor="_Toc199749669" w:history="1">
             <w:r>
               <w:rPr>
                 <w:rStyle w:val="a9"/>
                 <w:noProof/>
               </w:rPr>
-              <w:t>Вывод уравнений</w:t>
+              <w:t>Решение</w:t>
             </w:r>
             <w:r>
               <w:rPr>
@@ -848,7 +949,7 @@
                 <w:noProof/>
                 <w:webHidden/>
               </w:rPr>
-              <w:instrText xml:space="preserve"> PAGEREF _Toc199604216 \h </w:instrText>
+              <w:instrText xml:space="preserve"> PAGEREF _Toc199749669 \h </w:instrText>
             </w:r>
             <w:r>
               <w:rPr>
@@ -899,15 +1000,15 @@
               <w:noProof/>
               <w:u w:val="none"/>
             </w:rPr>
-            <w:t xml:space="preserve">       </w:t>
+            <w:t xml:space="preserve">        </w:t>
           </w:r>
-          <w:hyperlink w:anchor="_Toc199604217" w:history="1">
+          <w:hyperlink w:anchor="_Toc199749670" w:history="1">
             <w:r>
               <w:rPr>
                 <w:rStyle w:val="a9"/>
                 <w:noProof/>
               </w:rPr>
-              <w:t>Аппроксимация и преобразование уравнений для давления и насыщенности</w:t>
+              <w:t>Вывод уравнений для давления и насыщенности</w:t>
             </w:r>
             <w:r>
               <w:rPr>
@@ -928,7 +1029,7 @@
                 <w:noProof/>
                 <w:webHidden/>
               </w:rPr>
-              <w:instrText xml:space="preserve"> PAGEREF _Toc199604217 \h </w:instrText>
+              <w:instrText xml:space="preserve"> PAGEREF _Toc199749670 \h </w:instrText>
             </w:r>
             <w:r>
               <w:rPr>
@@ -973,13 +1074,21 @@
               <w:lang w:eastAsia="ru-RU"/>
             </w:rPr>
           </w:pPr>
-          <w:hyperlink w:anchor="_Toc199604218" w:history="1">
+          <w:r>
+            <w:rPr>
+              <w:rStyle w:val="a9"/>
+              <w:noProof/>
+              <w:u w:val="none"/>
+            </w:rPr>
+            <w:t xml:space="preserve">        </w:t>
+          </w:r>
+          <w:hyperlink w:anchor="_Toc199749671" w:history="1">
             <w:r>
               <w:rPr>
                 <w:rStyle w:val="a9"/>
                 <w:noProof/>
               </w:rPr>
-              <w:t>Результаты расчетов</w:t>
+              <w:t>Вывод уравнений массовой доли растворенного парафина</w:t>
             </w:r>
             <w:r>
               <w:rPr>
@@ -1000,7 +1109,87 @@
                 <w:noProof/>
                 <w:webHidden/>
               </w:rPr>
-              <w:instrText xml:space="preserve"> PAGEREF _Toc199604218 \h </w:instrText>
+              <w:instrText xml:space="preserve"> PAGEREF _Toc199749671 \h </w:instrText>
+            </w:r>
+            <w:r>
+              <w:rPr>
+                <w:noProof/>
+                <w:webHidden/>
+              </w:rPr>
+            </w:r>
+            <w:r>
+              <w:rPr>
+                <w:noProof/>
+                <w:webHidden/>
+              </w:rPr>
+              <w:fldChar w:fldCharType="separate"/>
+            </w:r>
+            <w:r>
+              <w:rPr>
+                <w:noProof/>
+                <w:webHidden/>
+              </w:rPr>
+              <w:t>11</w:t>
+            </w:r>
+            <w:r>
+              <w:rPr>
+                <w:noProof/>
+                <w:webHidden/>
+              </w:rPr>
+              <w:fldChar w:fldCharType="end"/>
+            </w:r>
+          </w:hyperlink>
+        </w:p>
+        <w:p>
+          <w:pPr>
+            <w:pStyle w:val="11"/>
+            <w:tabs>
+              <w:tab w:val="right" w:leader="dot" w:pos="9345"/>
+            </w:tabs>
+            <w:rPr>
+              <w:rFonts w:asciiTheme="minorHAnsi" w:eastAsiaTheme="minorEastAsia" w:hAnsiTheme="minorHAnsi" w:cstheme="minorBidi"/>
+              <w:noProof/>
+              <w:sz w:val="22"/>
+              <w:szCs w:val="22"/>
+              <w:lang w:eastAsia="ru-RU"/>
+            </w:rPr>
+          </w:pPr>
+          <w:r>
+            <w:rPr>
+              <w:rStyle w:val="a9"/>
+              <w:noProof/>
+              <w:u w:val="none"/>
+            </w:rPr>
+            <w:t xml:space="preserve">        </w:t>
+          </w:r>
+          <w:hyperlink w:anchor="_Toc199749672" w:history="1">
+            <w:r>
+              <w:rPr>
+                <w:rStyle w:val="a9"/>
+                <w:noProof/>
+              </w:rPr>
+              <w:t>Вывод уравнений для температуры</w:t>
+            </w:r>
+            <w:r>
+              <w:rPr>
+                <w:noProof/>
+                <w:webHidden/>
+              </w:rPr>
+              <w:tab/>
+            </w:r>
+            <w:r>
+              <w:rPr>
+                <w:noProof/>
+                <w:webHidden/>
+              </w:rPr>
+              <w:fldChar w:fldCharType="begin"/>
+            </w:r>
+            <w:r>
+              <w:rPr>
+                <w:noProof/>
+                <w:webHidden/>
+              </w:rPr>
+              <w:instrText xml:space="preserve"> PAGEREF _Toc199749672 \h </w:instrText>
             </w:r>
             <w:r>
               <w:rPr>
@@ -1045,13 +1234,21 @@
               <w:lang w:eastAsia="ru-RU"/>
             </w:rPr>
           </w:pPr>
-          <w:hyperlink w:anchor="_Toc199604219" w:history="1">
+          <w:r>
+            <w:rPr>
+              <w:rStyle w:val="a9"/>
+              <w:noProof/>
+              <w:u w:val="none"/>
+            </w:rPr>
+            <w:t xml:space="preserve">        </w:t>
+          </w:r>
+          <w:hyperlink w:anchor="_Toc199749673" w:history="1">
             <w:r>
               <w:rPr>
                 <w:rStyle w:val="a9"/>
                 <w:noProof/>
               </w:rPr>
-              <w:t>Заключение</w:t>
+              <w:t>Кольматация</w:t>
             </w:r>
             <w:r>
               <w:rPr>
@@ -1072,7 +1269,7 @@
                 <w:noProof/>
                 <w:webHidden/>
               </w:rPr>
-              <w:instrText xml:space="preserve"> PAGEREF _Toc199604219 \h </w:instrText>
+              <w:instrText xml:space="preserve"> PAGEREF _Toc199749673 \h </w:instrText>
             </w:r>
             <w:r>
               <w:rPr>
@@ -1117,13 +1314,21 @@
               <w:lang w:eastAsia="ru-RU"/>
             </w:rPr>
           </w:pPr>
-          <w:hyperlink w:anchor="_Toc199604220" w:history="1">
+          <w:r>
+            <w:rPr>
+              <w:rStyle w:val="a9"/>
+              <w:noProof/>
+              <w:u w:val="none"/>
+            </w:rPr>
+            <w:t xml:space="preserve">        </w:t>
+          </w:r>
+          <w:hyperlink w:anchor="_Toc199749674" w:history="1">
             <w:r>
               <w:rPr>
                 <w:rStyle w:val="a9"/>
                 <w:noProof/>
               </w:rPr>
-              <w:t>Список литературы</w:t>
+              <w:t>Суффозия</w:t>
             </w:r>
             <w:r>
               <w:rPr>
@@ -1144,7 +1349,7 @@
                 <w:noProof/>
                 <w:webHidden/>
               </w:rPr>
-              <w:instrText xml:space="preserve"> PAGEREF _Toc199604220 \h </w:instrText>
+              <w:instrText xml:space="preserve"> PAGEREF _Toc199749674 \h </w:instrText>
             </w:r>
             <w:r>
               <w:rPr>
@@ -1189,13 +1394,13 @@
               <w:lang w:eastAsia="ru-RU"/>
             </w:rPr>
           </w:pPr>
-          <w:hyperlink w:anchor="_Toc199604221" w:history="1">
+          <w:hyperlink w:anchor="_Toc199749675" w:history="1">
             <w:r>
               <w:rPr>
                 <w:rStyle w:val="a9"/>
                 <w:noProof/>
               </w:rPr>
-              <w:t>Список условных обозначений</w:t>
+              <w:t>Результаты расчетов</w:t>
             </w:r>
             <w:r>
               <w:rPr>
@@ -1216,7 +1421,79 @@
                 <w:noProof/>
                 <w:webHidden/>
               </w:rPr>
-              <w:instrText xml:space="preserve"> PAGEREF _Toc199604221 \h </w:instrText>
+              <w:instrText xml:space="preserve"> PAGEREF _Toc199749675 \h </w:instrText>
+            </w:r>
+            <w:r>
+              <w:rPr>
+                <w:noProof/>
+                <w:webHidden/>
+              </w:rPr>
+            </w:r>
+            <w:r>
+              <w:rPr>
+                <w:noProof/>
+                <w:webHidden/>
+              </w:rPr>
+              <w:fldChar w:fldCharType="separate"/>
+            </w:r>
+            <w:r>
+              <w:rPr>
+                <w:noProof/>
+                <w:webHidden/>
+              </w:rPr>
+              <w:t>15</w:t>
+            </w:r>
+            <w:r>
+              <w:rPr>
+                <w:noProof/>
+                <w:webHidden/>
+              </w:rPr>
+              <w:fldChar w:fldCharType="end"/>
+            </w:r>
+          </w:hyperlink>
+        </w:p>
+        <w:p>
+          <w:pPr>
+            <w:pStyle w:val="11"/>
+            <w:tabs>
+              <w:tab w:val="right" w:leader="dot" w:pos="9345"/>
+            </w:tabs>
+            <w:rPr>
+              <w:rFonts w:asciiTheme="minorHAnsi" w:eastAsiaTheme="minorEastAsia" w:hAnsiTheme="minorHAnsi" w:cstheme="minorBidi"/>
+              <w:noProof/>
+              <w:sz w:val="22"/>
+              <w:szCs w:val="22"/>
+              <w:lang w:eastAsia="ru-RU"/>
+            </w:rPr>
+          </w:pPr>
+          <w:hyperlink w:anchor="_Toc199749676" w:history="1">
+            <w:r>
+              <w:rPr>
+                <w:rStyle w:val="a9"/>
+                <w:noProof/>
+              </w:rPr>
+              <w:t>Заключение</w:t>
+            </w:r>
+            <w:r>
+              <w:rPr>
+                <w:noProof/>
+                <w:webHidden/>
+              </w:rPr>
+              <w:tab/>
+            </w:r>
+            <w:r>
+              <w:rPr>
+                <w:noProof/>
+                <w:webHidden/>
+              </w:rPr>
+              <w:fldChar w:fldCharType="begin"/>
+            </w:r>
+            <w:r>
+              <w:rPr>
+                <w:noProof/>
+                <w:webHidden/>
+              </w:rPr>
+              <w:instrText xml:space="preserve"> PAGEREF _Toc199749676 \h </w:instrText>
             </w:r>
             <w:r>
               <w:rPr>
@@ -1249,14 +1526,154 @@
         </w:p>
         <w:p>
           <w:pPr>
+            <w:pStyle w:val="11"/>
+            <w:tabs>
+              <w:tab w:val="right" w:leader="dot" w:pos="9345"/>
+            </w:tabs>
+            <w:rPr>
+              <w:rFonts w:asciiTheme="minorHAnsi" w:eastAsiaTheme="minorEastAsia" w:hAnsiTheme="minorHAnsi" w:cstheme="minorBidi"/>
+              <w:noProof/>
+              <w:sz w:val="22"/>
+              <w:szCs w:val="22"/>
+              <w:lang w:eastAsia="ru-RU"/>
+            </w:rPr>
+          </w:pPr>
+          <w:hyperlink w:anchor="_Toc199749677" w:history="1">
+            <w:r>
+              <w:rPr>
+                <w:rStyle w:val="a9"/>
+                <w:noProof/>
+              </w:rPr>
+              <w:t>Список литературы</w:t>
+            </w:r>
+            <w:r>
+              <w:rPr>
+                <w:noProof/>
+                <w:webHidden/>
+              </w:rPr>
+              <w:tab/>
+            </w:r>
+            <w:r>
+              <w:rPr>
+                <w:noProof/>
+                <w:webHidden/>
+              </w:rPr>
+              <w:fldChar w:fldCharType="begin"/>
+            </w:r>
+            <w:r>
+              <w:rPr>
+                <w:noProof/>
+                <w:webHidden/>
+              </w:rPr>
+              <w:instrText xml:space="preserve"> PAGEREF _Toc199749677 \h </w:instrText>
+            </w:r>
+            <w:r>
+              <w:rPr>
+                <w:noProof/>
+                <w:webHidden/>
+              </w:rPr>
+            </w:r>
+            <w:r>
+              <w:rPr>
+                <w:noProof/>
+                <w:webHidden/>
+              </w:rPr>
+              <w:fldChar w:fldCharType="separate"/>
+            </w:r>
+            <w:r>
+              <w:rPr>
+                <w:noProof/>
+                <w:webHidden/>
+              </w:rPr>
+              <w:t>17</w:t>
+            </w:r>
+            <w:r>
+              <w:rPr>
+                <w:noProof/>
+                <w:webHidden/>
+              </w:rPr>
+              <w:fldChar w:fldCharType="end"/>
+            </w:r>
+          </w:hyperlink>
+        </w:p>
+        <w:p>
+          <w:pPr>
+            <w:pStyle w:val="11"/>
+            <w:tabs>
+              <w:tab w:val="right" w:leader="dot" w:pos="9345"/>
+            </w:tabs>
+            <w:rPr>
+              <w:rFonts w:asciiTheme="minorHAnsi" w:eastAsiaTheme="minorEastAsia" w:hAnsiTheme="minorHAnsi" w:cstheme="minorBidi"/>
+              <w:noProof/>
+              <w:sz w:val="22"/>
+              <w:szCs w:val="22"/>
+              <w:lang w:eastAsia="ru-RU"/>
+            </w:rPr>
+          </w:pPr>
+          <w:hyperlink w:anchor="_Toc199749678" w:history="1">
+            <w:r>
+              <w:rPr>
+                <w:rStyle w:val="a9"/>
+                <w:noProof/>
+              </w:rPr>
+              <w:t>Список условных обозначений</w:t>
+            </w:r>
+            <w:r>
+              <w:rPr>
+                <w:noProof/>
+                <w:webHidden/>
+              </w:rPr>
+              <w:tab/>
+            </w:r>
+            <w:r>
+              <w:rPr>
+                <w:noProof/>
+                <w:webHidden/>
+              </w:rPr>
+              <w:fldChar w:fldCharType="begin"/>
+            </w:r>
+            <w:r>
+              <w:rPr>
+                <w:noProof/>
+                <w:webHidden/>
+              </w:rPr>
+              <w:instrText xml:space="preserve"> PAGEREF _Toc199749678 \h </w:instrText>
+            </w:r>
+            <w:r>
+              <w:rPr>
+                <w:noProof/>
+                <w:webHidden/>
+              </w:rPr>
+            </w:r>
+            <w:r>
+              <w:rPr>
+                <w:noProof/>
+                <w:webHidden/>
+              </w:rPr>
+              <w:fldChar w:fldCharType="separate"/>
+            </w:r>
+            <w:r>
+              <w:rPr>
+                <w:noProof/>
+                <w:webHidden/>
+              </w:rPr>
+              <w:t>19</w:t>
+            </w:r>
+            <w:r>
+              <w:rPr>
+                <w:noProof/>
+                <w:webHidden/>
+              </w:rPr>
+              <w:fldChar w:fldCharType="end"/>
+            </w:r>
+          </w:hyperlink>
+        </w:p>
+        <w:p>
+          <w:pPr>
             <w:spacing w:line="360" w:lineRule="auto"/>
             <w:jc w:val="both"/>
           </w:pPr>
           <w:r>
-            <w:rPr>
-              <w:b/>
-              <w:bCs/>
-            </w:rPr>
             <w:fldChar w:fldCharType="end"/>
           </w:r>
         </w:p>
@@ -1285,7 +1702,7 @@
           <w:szCs w:val="28"/>
         </w:rPr>
       </w:pPr>
-      <w:bookmarkStart w:id="0" w:name="_Toc199604214"/>
+      <w:bookmarkStart w:id="0" w:name="_Toc199749667"/>
       <w:r>
         <w:rPr>
           <w:rFonts w:ascii="Times New Roman" w:hAnsi="Times New Roman" w:cs="Times New Roman"/>
@@ -1920,8 +2337,13 @@
       <w:r>
         <w:t xml:space="preserve"> </w:t>
       </w:r>
-      <w:r>
-        <w:t xml:space="preserve">температуру </w:t>
+      <w:proofErr w:type="gramStart"/>
+      <w:r>
+        <w:t>температуру</w:t>
+      </w:r>
+      <w:proofErr w:type="gramEnd"/>
+      <w:r>
+        <w:t xml:space="preserve"> </w:t>
       </w:r>
       <w:r>
         <w:t>начал</w:t>
@@ -2363,7 +2785,7 @@
           <w:szCs w:val="28"/>
         </w:rPr>
       </w:pPr>
-      <w:bookmarkStart w:id="1" w:name="_Toc199604215"/>
+      <w:bookmarkStart w:id="1" w:name="_Toc199749668"/>
       <w:r>
         <w:rPr>
           <w:rFonts w:ascii="Times New Roman" w:hAnsi="Times New Roman" w:cs="Times New Roman"/>
@@ -2660,14 +3082,7 @@
               <w:rFonts w:ascii="Cambria Math" w:hAnsi="Cambria Math"/>
               <w:lang w:val="en-US"/>
             </w:rPr>
-            <m:t>:x</m:t>
-          </m:r>
-          <m:r>
-            <w:rPr>
-              <w:rFonts w:ascii="Cambria Math" w:hAnsi="Cambria Math"/>
-              <w:lang w:val="en-US"/>
-            </w:rPr>
-            <m:t>∈</m:t>
+            <m:t>:x∈</m:t>
           </m:r>
           <m:d>
             <m:dPr>
@@ -3011,13 +3426,18 @@
         <w:t xml:space="preserve">флюида </w:t>
       </w:r>
       <w:r>
-        <w:t xml:space="preserve">и три псевдокомпонента. Двумя фазами являются </w:t>
-      </w:r>
-      <w:r>
-        <w:t>нефт</w:t>
-      </w:r>
-      <w:r>
-        <w:t>ь и вода</w:t>
+        <w:t xml:space="preserve">и три </w:t>
+      </w:r>
+      <w:proofErr w:type="spellStart"/>
+      <w:r>
+        <w:t>псевдокомпонента</w:t>
+      </w:r>
+      <w:proofErr w:type="spellEnd"/>
+      <w:r>
+        <w:t xml:space="preserve">. Двумя фазами являются </w:t>
+      </w:r>
+      <w:r>
+        <w:t>нефть и вода</w:t>
       </w:r>
       <w:r>
         <w:t xml:space="preserve">. </w:t>
@@ -3038,16 +3458,10 @@
         <w:t>ми</w:t>
       </w:r>
       <w:r>
-        <w:t xml:space="preserve"> </w:t>
-      </w:r>
-      <w:r>
-        <w:t>—</w:t>
-      </w:r>
-      <w:r>
-        <w:t xml:space="preserve"> </w:t>
-      </w:r>
-      <w:r>
-        <w:t>нефть</w:t>
+        <w:t xml:space="preserve"> —</w:t>
+      </w:r>
+      <w:r>
+        <w:t xml:space="preserve"> нефть</w:t>
       </w:r>
       <w:r>
         <w:t xml:space="preserve">, вода и парафин. Предполагается, </w:t>
@@ -3080,10 +3494,7 @@
         <w:t>. А также</w:t>
       </w:r>
       <w:r>
-        <w:t xml:space="preserve"> </w:t>
-      </w:r>
-      <w:r>
-        <w:t xml:space="preserve">что между водной и </w:t>
+        <w:t xml:space="preserve"> что между водной и </w:t>
       </w:r>
       <w:r>
         <w:t>нефтяной</w:t>
@@ -3113,13 +3524,7 @@
         <w:t>апиллярны</w:t>
       </w:r>
       <w:r>
-        <w:t>х</w:t>
-      </w:r>
-      <w:r>
-        <w:t xml:space="preserve"> и гравитационны</w:t>
-      </w:r>
-      <w:r>
-        <w:t>х</w:t>
+        <w:t>х и гравитационных</w:t>
       </w:r>
       <w:r>
         <w:t xml:space="preserve"> сил</w:t>
@@ -3175,13 +3580,6 @@
               </w:rPr>
               <m:t>t</m:t>
             </m:r>
-            <m:ctrlPr>
-              <w:rPr>
-                <w:rFonts w:ascii="Cambria Math"/>
-                <w:i/>
-                <w:lang w:val="en-US"/>
-              </w:rPr>
-            </m:ctrlPr>
           </m:den>
         </m:f>
         <m:r>
@@ -3201,7 +3599,7 @@
           <m:sSubPr>
             <m:ctrlPr>
               <w:rPr>
-                <w:rFonts w:ascii="Cambria Math"/>
+                <w:rFonts w:ascii="Cambria Math" w:hAnsi="Cambria Math"/>
                 <w:i/>
                 <w:lang w:val="en-US"/>
               </w:rPr>
@@ -3230,7 +3628,7 @@
           <m:sSubPr>
             <m:ctrlPr>
               <w:rPr>
-                <w:rFonts w:ascii="Cambria Math"/>
+                <w:rFonts w:ascii="Cambria Math" w:hAnsi="Cambria Math"/>
                 <w:i/>
                 <w:lang w:val="en-US"/>
               </w:rPr>
@@ -3277,7 +3675,7 @@
           <m:sSubPr>
             <m:ctrlPr>
               <w:rPr>
-                <w:rFonts w:ascii="Cambria Math"/>
+                <w:rFonts w:ascii="Cambria Math" w:hAnsi="Cambria Math"/>
                 <w:i/>
                 <w:lang w:val="en-US"/>
               </w:rPr>
@@ -3306,7 +3704,7 @@
           <m:sSubPr>
             <m:ctrlPr>
               <w:rPr>
-                <w:rFonts w:ascii="Cambria Math"/>
+                <w:rFonts w:ascii="Cambria Math" w:hAnsi="Cambria Math"/>
                 <w:i/>
                 <w:lang w:val="en-US"/>
               </w:rPr>
@@ -3371,7 +3769,7 @@
           <m:sSubPr>
             <m:ctrlPr>
               <w:rPr>
-                <w:rFonts w:ascii="Cambria Math"/>
+                <w:rFonts w:ascii="Cambria Math" w:hAnsi="Cambria Math"/>
                 <w:i/>
                 <w:lang w:val="en-US"/>
               </w:rPr>
@@ -3468,20 +3866,13 @@
               </w:rPr>
               <m:t>t</m:t>
             </m:r>
-            <m:ctrlPr>
-              <w:rPr>
-                <w:rFonts w:ascii="Cambria Math"/>
-                <w:i/>
-                <w:lang w:val="en-US"/>
-              </w:rPr>
-            </m:ctrlPr>
           </m:den>
         </m:f>
         <m:d>
           <m:dPr>
             <m:ctrlPr>
               <w:rPr>
-                <w:rFonts w:ascii="Cambria Math"/>
+                <w:rFonts w:ascii="Cambria Math" w:hAnsi="Cambria Math"/>
                 <w:i/>
               </w:rPr>
             </m:ctrlPr>
@@ -3498,7 +3889,7 @@
               <m:sSubPr>
                 <m:ctrlPr>
                   <w:rPr>
-                    <w:rFonts w:ascii="Cambria Math"/>
+                    <w:rFonts w:ascii="Cambria Math" w:hAnsi="Cambria Math"/>
                     <w:i/>
                     <w:lang w:val="en-US"/>
                   </w:rPr>
@@ -3527,7 +3918,7 @@
               <m:sSubPr>
                 <m:ctrlPr>
                   <w:rPr>
-                    <w:rFonts w:ascii="Cambria Math"/>
+                    <w:rFonts w:ascii="Cambria Math" w:hAnsi="Cambria Math"/>
                     <w:i/>
                     <w:lang w:val="en-US"/>
                   </w:rPr>
@@ -3556,7 +3947,7 @@
               <m:sSubPr>
                 <m:ctrlPr>
                   <w:rPr>
-                    <w:rFonts w:ascii="Cambria Math"/>
+                    <w:rFonts w:ascii="Cambria Math" w:hAnsi="Cambria Math"/>
                     <w:i/>
                     <w:lang w:val="en-US"/>
                   </w:rPr>
@@ -3599,7 +3990,7 @@
           <m:dPr>
             <m:ctrlPr>
               <w:rPr>
-                <w:rFonts w:ascii="Cambria Math"/>
+                <w:rFonts w:ascii="Cambria Math" w:hAnsi="Cambria Math"/>
                 <w:i/>
               </w:rPr>
             </m:ctrlPr>
@@ -3609,7 +4000,7 @@
               <m:sSubPr>
                 <m:ctrlPr>
                   <w:rPr>
-                    <w:rFonts w:ascii="Cambria Math"/>
+                    <w:rFonts w:ascii="Cambria Math" w:hAnsi="Cambria Math"/>
                     <w:i/>
                     <w:lang w:val="en-US"/>
                   </w:rPr>
@@ -3638,7 +4029,7 @@
               <m:sSubPr>
                 <m:ctrlPr>
                   <w:rPr>
-                    <w:rFonts w:ascii="Cambria Math"/>
+                    <w:rFonts w:ascii="Cambria Math" w:hAnsi="Cambria Math"/>
                     <w:i/>
                     <w:lang w:val="en-US"/>
                   </w:rPr>
@@ -3667,7 +4058,7 @@
               <m:sSubPr>
                 <m:ctrlPr>
                   <w:rPr>
-                    <w:rFonts w:ascii="Cambria Math"/>
+                    <w:rFonts w:ascii="Cambria Math" w:hAnsi="Cambria Math"/>
                     <w:i/>
                     <w:lang w:val="en-US"/>
                   </w:rPr>
@@ -3737,7 +4128,7 @@
           <m:sSubPr>
             <m:ctrlPr>
               <w:rPr>
-                <w:rFonts w:ascii="Cambria Math"/>
+                <w:rFonts w:ascii="Cambria Math" w:hAnsi="Cambria Math"/>
                 <w:i/>
                 <w:lang w:val="en-US"/>
               </w:rPr>
@@ -3908,20 +4299,13 @@
               </w:rPr>
               <m:t>t</m:t>
             </m:r>
-            <m:ctrlPr>
-              <w:rPr>
-                <w:rFonts w:ascii="Cambria Math"/>
-                <w:i/>
-                <w:lang w:val="en-US"/>
-              </w:rPr>
-            </m:ctrlPr>
           </m:den>
         </m:f>
         <m:d>
           <m:dPr>
             <m:ctrlPr>
               <w:rPr>
-                <w:rFonts w:ascii="Cambria Math"/>
+                <w:rFonts w:ascii="Cambria Math" w:hAnsi="Cambria Math"/>
                 <w:i/>
                 <w:lang w:val="en-US"/>
               </w:rPr>
@@ -3939,7 +4323,7 @@
               <m:sSubPr>
                 <m:ctrlPr>
                   <w:rPr>
-                    <w:rFonts w:ascii="Cambria Math"/>
+                    <w:rFonts w:ascii="Cambria Math" w:hAnsi="Cambria Math"/>
                     <w:i/>
                     <w:lang w:val="en-US"/>
                   </w:rPr>
@@ -3994,7 +4378,7 @@
               <m:sSubPr>
                 <m:ctrlPr>
                   <w:rPr>
-                    <w:rFonts w:ascii="Cambria Math"/>
+                    <w:rFonts w:ascii="Cambria Math" w:hAnsi="Cambria Math"/>
                     <w:i/>
                     <w:lang w:val="en-US"/>
                   </w:rPr>
@@ -4036,7 +4420,7 @@
               <m:sSubPr>
                 <m:ctrlPr>
                   <w:rPr>
-                    <w:rFonts w:ascii="Cambria Math"/>
+                    <w:rFonts w:ascii="Cambria Math" w:hAnsi="Cambria Math"/>
                     <w:i/>
                     <w:lang w:val="en-US"/>
                   </w:rPr>
@@ -4065,7 +4449,7 @@
               <m:sSubPr>
                 <m:ctrlPr>
                   <w:rPr>
-                    <w:rFonts w:ascii="Cambria Math"/>
+                    <w:rFonts w:ascii="Cambria Math" w:hAnsi="Cambria Math"/>
                     <w:i/>
                     <w:lang w:val="en-US"/>
                   </w:rPr>
@@ -4094,7 +4478,7 @@
               <m:sSubPr>
                 <m:ctrlPr>
                   <w:rPr>
-                    <w:rFonts w:ascii="Cambria Math"/>
+                    <w:rFonts w:ascii="Cambria Math" w:hAnsi="Cambria Math"/>
                     <w:i/>
                     <w:lang w:val="en-US"/>
                   </w:rPr>
@@ -4137,7 +4521,7 @@
           <m:dPr>
             <m:ctrlPr>
               <w:rPr>
-                <w:rFonts w:ascii="Cambria Math"/>
+                <w:rFonts w:ascii="Cambria Math" w:hAnsi="Cambria Math"/>
                 <w:i/>
                 <w:lang w:val="en-US"/>
               </w:rPr>
@@ -4148,7 +4532,7 @@
               <m:sSubPr>
                 <m:ctrlPr>
                   <w:rPr>
-                    <w:rFonts w:ascii="Cambria Math"/>
+                    <w:rFonts w:ascii="Cambria Math" w:hAnsi="Cambria Math"/>
                     <w:i/>
                     <w:lang w:val="en-US"/>
                   </w:rPr>
@@ -4177,7 +4561,7 @@
               <m:sSubPr>
                 <m:ctrlPr>
                   <w:rPr>
-                    <w:rFonts w:ascii="Cambria Math"/>
+                    <w:rFonts w:ascii="Cambria Math" w:hAnsi="Cambria Math"/>
                     <w:i/>
                     <w:lang w:val="en-US"/>
                   </w:rPr>
@@ -4206,7 +4590,7 @@
               <m:sSubPr>
                 <m:ctrlPr>
                   <w:rPr>
-                    <w:rFonts w:ascii="Cambria Math"/>
+                    <w:rFonts w:ascii="Cambria Math" w:hAnsi="Cambria Math"/>
                     <w:i/>
                     <w:lang w:val="en-US"/>
                   </w:rPr>
@@ -4244,7 +4628,7 @@
               <m:sSubPr>
                 <m:ctrlPr>
                   <w:rPr>
-                    <w:rFonts w:ascii="Cambria Math"/>
+                    <w:rFonts w:ascii="Cambria Math" w:hAnsi="Cambria Math"/>
                     <w:i/>
                     <w:lang w:val="en-US"/>
                   </w:rPr>
@@ -4273,7 +4657,7 @@
               <m:sSubPr>
                 <m:ctrlPr>
                   <w:rPr>
-                    <w:rFonts w:ascii="Cambria Math"/>
+                    <w:rFonts w:ascii="Cambria Math" w:hAnsi="Cambria Math"/>
                     <w:i/>
                     <w:lang w:val="en-US"/>
                   </w:rPr>
@@ -4302,7 +4686,7 @@
               <m:sSubPr>
                 <m:ctrlPr>
                   <w:rPr>
-                    <w:rFonts w:ascii="Cambria Math"/>
+                    <w:rFonts w:ascii="Cambria Math" w:hAnsi="Cambria Math"/>
                     <w:i/>
                     <w:lang w:val="en-US"/>
                   </w:rPr>
@@ -4348,7 +4732,7 @@
           <m:sSubPr>
             <m:ctrlPr>
               <w:rPr>
-                <w:rFonts w:ascii="Cambria Math"/>
+                <w:rFonts w:ascii="Cambria Math" w:hAnsi="Cambria Math"/>
                 <w:i/>
                 <w:lang w:val="en-US"/>
               </w:rPr>
@@ -4473,7 +4857,7 @@
               <m:sSubPr>
                 <m:ctrlPr>
                   <w:rPr>
-                    <w:rFonts w:ascii="Cambria Math"/>
+                    <w:rFonts w:ascii="Cambria Math" w:hAnsi="Cambria Math"/>
                     <w:i/>
                     <w:lang w:val="en-US"/>
                   </w:rPr>
@@ -4508,7 +4892,7 @@
               <m:sSubPr>
                 <m:ctrlPr>
                   <w:rPr>
-                    <w:rFonts w:ascii="Cambria Math"/>
+                    <w:rFonts w:ascii="Cambria Math" w:hAnsi="Cambria Math"/>
                     <w:i/>
                     <w:lang w:val="en-US"/>
                   </w:rPr>
@@ -4537,13 +4921,7 @@
                       <w:rPr>
                         <w:rFonts w:ascii="Cambria Math" w:hAnsi="Cambria Math"/>
                       </w:rPr>
-                      <m:t>p</m:t>
-                    </m:r>
-                    <m:r>
-                      <w:rPr>
-                        <w:rFonts w:ascii="Cambria Math" w:hAnsi="Cambria Math"/>
-                      </w:rPr>
-                      <m:t>s</m:t>
+                      <m:t>ps</m:t>
                     </m:r>
                   </m:sub>
                 </m:sSub>
@@ -4622,7 +5000,6 @@
         <w:rPr>
           <w:rFonts w:eastAsiaTheme="minorEastAsia"/>
           <w:color w:val="000000" w:themeColor="text1"/>
-          <w:lang w:val="en-US"/>
         </w:rPr>
         <w:tab/>
       </w:r>
@@ -4639,7 +5016,7 @@
             </m:mcs>
             <m:ctrlPr>
               <w:rPr>
-                <w:rFonts w:ascii="Cambria Math"/>
+                <w:rFonts w:ascii="Cambria Math" w:hAnsi="Cambria Math"/>
                 <w:i/>
                 <w:color w:val="000000" w:themeColor="text1"/>
                 <w:lang w:val="en-US"/>
@@ -4652,7 +5029,7 @@
                 <m:sSubPr>
                   <m:ctrlPr>
                     <w:rPr>
-                      <w:rFonts w:ascii="Cambria Math"/>
+                      <w:rFonts w:ascii="Cambria Math" w:hAnsi="Cambria Math"/>
                       <w:i/>
                       <w:color w:val="000000" w:themeColor="text1"/>
                       <w:lang w:val="en-US"/>
@@ -4691,7 +5068,7 @@
                 <m:sSubPr>
                   <m:ctrlPr>
                     <w:rPr>
-                      <w:rFonts w:ascii="Cambria Math"/>
+                      <w:rFonts w:ascii="Cambria Math" w:hAnsi="Cambria Math"/>
                       <w:i/>
                       <w:color w:val="000000" w:themeColor="text1"/>
                       <w:lang w:val="en-US"/>
@@ -4734,7 +5111,7 @@
                 <m:sSubPr>
                   <m:ctrlPr>
                     <w:rPr>
-                      <w:rFonts w:ascii="Cambria Math"/>
+                      <w:rFonts w:ascii="Cambria Math" w:hAnsi="Cambria Math"/>
                       <w:i/>
                       <w:lang w:val="en-US"/>
                     </w:rPr>
@@ -4769,7 +5146,7 @@
                 <m:sSubPr>
                   <m:ctrlPr>
                     <w:rPr>
-                      <w:rFonts w:ascii="Cambria Math"/>
+                      <w:rFonts w:ascii="Cambria Math" w:hAnsi="Cambria Math"/>
                       <w:i/>
                       <w:lang w:val="en-US"/>
                     </w:rPr>
@@ -4804,7 +5181,7 @@
                 <m:sSubPr>
                   <m:ctrlPr>
                     <w:rPr>
-                      <w:rFonts w:ascii="Cambria Math"/>
+                      <w:rFonts w:ascii="Cambria Math" w:hAnsi="Cambria Math"/>
                       <w:i/>
                       <w:lang w:val="en-US"/>
                     </w:rPr>
@@ -4873,6 +5250,13 @@
           <w:rFonts w:eastAsiaTheme="minorEastAsia"/>
         </w:rPr>
       </w:pPr>
+      <w:r>
+        <w:rPr>
+          <w:rFonts w:eastAsiaTheme="minorEastAsia"/>
+          <w:highlight w:val="yellow"/>
+        </w:rPr>
+        <w:t>Перечислить ли тут условные обозначения?</w:t>
+      </w:r>
     </w:p>
     <w:p>
       <w:pPr>
@@ -4962,7 +5346,7 @@
       </w:r>
       <w:r>
         <w:tab/>
-        <w:t>(6)</w:t>
+        <w:t>()</w:t>
       </w:r>
     </w:p>
     <w:p>
@@ -5104,7 +5488,7 @@
         <w:rPr>
           <w:iCs/>
         </w:rPr>
-        <w:t>(7)</w:t>
+        <w:t>()</w:t>
       </w:r>
     </w:p>
     <w:p>
@@ -5470,7 +5854,7 @@
         <w:rPr>
           <w:iCs/>
         </w:rPr>
-        <w:t>(8)</w:t>
+        <w:t>()</w:t>
       </w:r>
     </w:p>
     <w:p>
@@ -5492,7 +5876,7 @@
     <w:p>
       <w:pPr>
         <w:pStyle w:val="1"/>
-        <w:spacing w:line="360" w:lineRule="auto"/>
+        <w:spacing w:line="240" w:lineRule="auto"/>
         <w:jc w:val="both"/>
         <w:rPr>
           <w:rFonts w:ascii="Times New Roman" w:hAnsi="Times New Roman" w:cs="Times New Roman"/>
@@ -5503,7 +5887,7 @@
           <w:szCs w:val="28"/>
         </w:rPr>
       </w:pPr>
-      <w:bookmarkStart w:id="2" w:name="_Toc199604216"/>
+      <w:bookmarkStart w:id="2" w:name="_Toc199749669"/>
       <w:r>
         <w:rPr>
           <w:rFonts w:ascii="Times New Roman" w:hAnsi="Times New Roman" w:cs="Times New Roman"/>
@@ -5514,7 +5898,7 @@
           <w:szCs w:val="28"/>
         </w:rPr>
         <w:lastRenderedPageBreak/>
-        <w:t>Вывод уравнений</w:t>
+        <w:t>Решение</w:t>
       </w:r>
       <w:bookmarkEnd w:id="2"/>
     </w:p>
@@ -5526,21 +5910,32 @@
           <w:b/>
           <w:bCs/>
           <w:color w:val="auto"/>
-          <w:sz w:val="24"/>
-          <w:szCs w:val="24"/>
+          <w:sz w:val="28"/>
+          <w:szCs w:val="28"/>
         </w:rPr>
       </w:pPr>
-      <w:bookmarkStart w:id="3" w:name="_Toc199604217"/>
+      <w:bookmarkStart w:id="3" w:name="_Toc199749670"/>
       <w:r>
         <w:rPr>
           <w:rFonts w:ascii="Times New Roman" w:hAnsi="Times New Roman" w:cs="Times New Roman"/>
           <w:b/>
           <w:bCs/>
           <w:color w:val="auto"/>
-          <w:sz w:val="24"/>
-          <w:szCs w:val="24"/>
-        </w:rPr>
-        <w:t>Аппроксимация и преобразование уравнений для давления и насыщенности</w:t>
+          <w:sz w:val="28"/>
+          <w:szCs w:val="28"/>
+        </w:rPr>
+        <w:t>Вывод</w:t>
+      </w:r>
+      <w:r>
+        <w:rPr>
+          <w:rFonts w:ascii="Times New Roman" w:hAnsi="Times New Roman" w:cs="Times New Roman"/>
+          <w:b/>
+          <w:bCs/>
+          <w:color w:val="auto"/>
+          <w:sz w:val="28"/>
+          <w:szCs w:val="28"/>
+        </w:rPr>
+        <w:t xml:space="preserve"> уравнений давления и насыщенности</w:t>
       </w:r>
       <w:bookmarkEnd w:id="3"/>
     </w:p>
@@ -7227,7 +7622,7 @@
           <v:shape id="_x0000_i1025" type="#_x0000_t75" style="width:372pt;height:78pt" o:ole="">
             <v:imagedata r:id="rId8" o:title=""/>
           </v:shape>
-          <o:OLEObject Type="Embed" ProgID="Equation.DSMT4" ShapeID="_x0000_i1025" DrawAspect="Content" ObjectID="_1810301755" r:id="rId9"/>
+          <o:OLEObject Type="Embed" ProgID="Equation.DSMT4" ShapeID="_x0000_i1025" DrawAspect="Content" ObjectID="_1810366911" r:id="rId9"/>
         </w:object>
       </w:r>
     </w:p>
@@ -7255,7 +7650,7 @@
           <v:shape id="_x0000_i1026" type="#_x0000_t75" style="width:474pt;height:1in" o:ole="">
             <v:imagedata r:id="rId10" o:title=""/>
           </v:shape>
-          <o:OLEObject Type="Embed" ProgID="Equation.DSMT4" ShapeID="_x0000_i1026" DrawAspect="Content" ObjectID="_1810301756" r:id="rId11"/>
+          <o:OLEObject Type="Embed" ProgID="Equation.DSMT4" ShapeID="_x0000_i1026" DrawAspect="Content" ObjectID="_1810366912" r:id="rId11"/>
         </w:object>
       </w:r>
     </w:p>
@@ -8084,7 +8479,15 @@
           <w:sz w:val="26"/>
           <w:szCs w:val="26"/>
         </w:rPr>
-        <w:t xml:space="preserve">по блоку  </w:t>
+        <w:t xml:space="preserve">по </w:t>
+      </w:r>
+      <w:proofErr w:type="gramStart"/>
+      <w:r>
+        <w:rPr>
+          <w:sz w:val="26"/>
+          <w:szCs w:val="26"/>
+        </w:rPr>
+        <w:t xml:space="preserve">блоку  </w:t>
       </w:r>
       <w:r>
         <w:rPr>
@@ -8106,6 +8509,7 @@
         <w:t>i</w:t>
       </w:r>
       <w:proofErr w:type="spellEnd"/>
+      <w:proofErr w:type="gramEnd"/>
       <w:r>
         <w:rPr>
           <w:sz w:val="26"/>
@@ -13542,7 +13946,7 @@
           <v:shape id="_x0000_i1027" type="#_x0000_t75" style="width:42pt;height:24pt" o:ole="">
             <v:imagedata r:id="rId12" o:title=""/>
           </v:shape>
-          <o:OLEObject Type="Embed" ProgID="Equation.3" ShapeID="_x0000_i1027" DrawAspect="Content" ObjectID="_1810301757" r:id="rId13"/>
+          <o:OLEObject Type="Embed" ProgID="Equation.3" ShapeID="_x0000_i1027" DrawAspect="Content" ObjectID="_1810366913" r:id="rId13"/>
         </w:object>
       </w:r>
       <w:r>
@@ -13582,7 +13986,7 @@
           <v:shape id="_x0000_i1028" type="#_x0000_t75" style="width:78pt;height:42pt" o:ole="">
             <v:imagedata r:id="rId14" o:title=""/>
           </v:shape>
-          <o:OLEObject Type="Embed" ProgID="Equation.3" ShapeID="_x0000_i1028" DrawAspect="Content" ObjectID="_1810301758" r:id="rId15"/>
+          <o:OLEObject Type="Embed" ProgID="Equation.3" ShapeID="_x0000_i1028" DrawAspect="Content" ObjectID="_1810366914" r:id="rId15"/>
         </w:object>
       </w:r>
       <w:r>
@@ -13601,6 +14005,7 @@
           <w:szCs w:val="26"/>
         </w:rPr>
       </w:pPr>
+      <w:proofErr w:type="gramStart"/>
       <w:r>
         <w:rPr>
           <w:sz w:val="26"/>
@@ -13609,6 +14014,7 @@
         <w:t>Символ  “</w:t>
       </w:r>
       <w:proofErr w:type="spellStart"/>
+      <w:proofErr w:type="gramEnd"/>
       <w:r>
         <w:rPr>
           <w:i/>
@@ -13647,7 +14053,7 @@
           <v:shape id="_x0000_i1029" type="#_x0000_t75" style="width:198pt;height:102pt" o:ole="">
             <v:imagedata r:id="rId16" o:title=""/>
           </v:shape>
-          <o:OLEObject Type="Embed" ProgID="Equation.3" ShapeID="_x0000_i1029" DrawAspect="Content" ObjectID="_1810301759" r:id="rId17"/>
+          <o:OLEObject Type="Embed" ProgID="Equation.3" ShapeID="_x0000_i1029" DrawAspect="Content" ObjectID="_1810366915" r:id="rId17"/>
         </w:object>
       </w:r>
     </w:p>
@@ -22175,425 +22581,420 @@
           <w:szCs w:val="28"/>
         </w:rPr>
       </w:pPr>
-      <m:oMath>
-        <m:r>
-          <w:rPr>
-            <w:rFonts w:ascii="Cambria Math" w:eastAsiaTheme="minorEastAsia" w:hAnsi="Cambria Math"/>
-            <w:sz w:val="28"/>
-            <w:szCs w:val="40"/>
-          </w:rPr>
-          <m:t xml:space="preserve">q= </m:t>
-        </m:r>
-        <m:f>
-          <m:fPr>
-            <m:ctrlPr>
-              <w:rPr>
-                <w:rFonts w:ascii="Cambria Math" w:eastAsiaTheme="minorEastAsia" w:hAnsi="Cambria Math"/>
-                <w:i/>
-                <w:sz w:val="28"/>
-                <w:szCs w:val="40"/>
-              </w:rPr>
-            </m:ctrlPr>
-          </m:fPr>
-          <m:num>
-            <m:d>
-              <m:dPr>
-                <m:ctrlPr>
-                  <w:rPr>
-                    <w:rFonts w:ascii="Cambria Math" w:eastAsiaTheme="minorEastAsia" w:hAnsi="Cambria Math"/>
-                    <w:i/>
-                    <w:sz w:val="28"/>
-                    <w:szCs w:val="40"/>
-                  </w:rPr>
-                </m:ctrlPr>
-              </m:dPr>
-              <m:e>
-                <m:r>
-                  <w:rPr>
-                    <w:rFonts w:ascii="Cambria Math" w:eastAsiaTheme="minorEastAsia" w:hAnsi="Cambria Math"/>
-                    <w:sz w:val="28"/>
-                    <w:szCs w:val="40"/>
-                  </w:rPr>
-                  <m:t>P-</m:t>
-                </m:r>
-                <m:sSub>
-                  <m:sSubPr>
-                    <m:ctrlPr>
-                      <w:rPr>
-                        <w:rFonts w:ascii="Cambria Math" w:eastAsiaTheme="minorEastAsia" w:hAnsi="Cambria Math"/>
-                        <w:i/>
-                        <w:sz w:val="28"/>
-                        <w:szCs w:val="40"/>
-                      </w:rPr>
-                    </m:ctrlPr>
-                  </m:sSubPr>
-                  <m:e>
-                    <m:r>
-                      <w:rPr>
-                        <w:rFonts w:ascii="Cambria Math" w:eastAsiaTheme="minorEastAsia" w:hAnsi="Cambria Math"/>
-                        <w:sz w:val="28"/>
-                        <w:szCs w:val="40"/>
-                      </w:rPr>
-                      <m:t>P</m:t>
-                    </m:r>
-                  </m:e>
-                  <m:sub>
-                    <m:r>
-                      <w:rPr>
-                        <w:rFonts w:ascii="Cambria Math" w:eastAsiaTheme="minorEastAsia" w:hAnsi="Cambria Math"/>
-                        <w:sz w:val="28"/>
-                        <w:szCs w:val="40"/>
-                      </w:rPr>
-                      <m:t>w</m:t>
-                    </m:r>
-                  </m:sub>
-                </m:sSub>
-              </m:e>
-            </m:d>
-            <m:r>
-              <w:rPr>
-                <w:rFonts w:ascii="Cambria Math" w:eastAsiaTheme="minorEastAsia" w:hAnsi="Cambria Math"/>
-                <w:sz w:val="28"/>
-                <w:szCs w:val="40"/>
-              </w:rPr>
-              <m:t>2 π k h</m:t>
-            </m:r>
-          </m:num>
-          <m:den>
-            <m:r>
-              <m:rPr>
-                <m:sty m:val="p"/>
-              </m:rPr>
-              <w:rPr>
-                <w:rFonts w:ascii="Cambria Math" w:eastAsiaTheme="minorEastAsia" w:hAnsi="Cambria Math"/>
-                <w:sz w:val="28"/>
-                <w:szCs w:val="40"/>
-              </w:rPr>
-              <m:t>ln⁡</m:t>
-            </m:r>
-            <m:r>
-              <w:rPr>
-                <w:rFonts w:ascii="Cambria Math" w:eastAsiaTheme="minorEastAsia" w:hAnsi="Cambria Math"/>
-                <w:sz w:val="28"/>
-                <w:szCs w:val="40"/>
-              </w:rPr>
-              <m:t>(</m:t>
-            </m:r>
-            <m:f>
-              <m:fPr>
-                <m:ctrlPr>
-                  <w:rPr>
-                    <w:rFonts w:ascii="Cambria Math" w:eastAsiaTheme="minorEastAsia" w:hAnsi="Cambria Math"/>
-                    <w:i/>
-                    <w:sz w:val="28"/>
-                    <w:szCs w:val="40"/>
-                  </w:rPr>
-                </m:ctrlPr>
-              </m:fPr>
-              <m:num>
-                <m:sSub>
-                  <m:sSubPr>
-                    <m:ctrlPr>
-                      <w:rPr>
-                        <w:rFonts w:ascii="Cambria Math" w:eastAsiaTheme="minorEastAsia" w:hAnsi="Cambria Math"/>
-                        <w:i/>
-                        <w:sz w:val="28"/>
-                        <w:szCs w:val="40"/>
-                      </w:rPr>
-                    </m:ctrlPr>
-                  </m:sSubPr>
-                  <m:e>
-                    <m:r>
-                      <w:rPr>
-                        <w:rFonts w:ascii="Cambria Math" w:eastAsiaTheme="minorEastAsia" w:hAnsi="Cambria Math"/>
-                        <w:sz w:val="28"/>
-                        <w:szCs w:val="40"/>
-                      </w:rPr>
-                      <m:t>r</m:t>
-                    </m:r>
-                  </m:e>
-                  <m:sub>
-                    <m:r>
-                      <w:rPr>
-                        <w:rFonts w:ascii="Cambria Math" w:eastAsiaTheme="minorEastAsia" w:hAnsi="Cambria Math"/>
-                        <w:sz w:val="28"/>
-                        <w:szCs w:val="40"/>
-                        <w:lang w:val="en-US"/>
-                      </w:rPr>
-                      <m:t>o</m:t>
-                    </m:r>
-                  </m:sub>
-                </m:sSub>
-              </m:num>
-              <m:den>
-                <m:sSub>
-                  <m:sSubPr>
-                    <m:ctrlPr>
-                      <w:rPr>
-                        <w:rFonts w:ascii="Cambria Math" w:eastAsiaTheme="minorEastAsia" w:hAnsi="Cambria Math"/>
-                        <w:i/>
-                        <w:sz w:val="28"/>
-                        <w:szCs w:val="40"/>
-                      </w:rPr>
-                    </m:ctrlPr>
-                  </m:sSubPr>
-                  <m:e>
-                    <m:r>
-                      <w:rPr>
-                        <w:rFonts w:ascii="Cambria Math" w:eastAsiaTheme="minorEastAsia" w:hAnsi="Cambria Math"/>
-                        <w:sz w:val="28"/>
-                        <w:szCs w:val="40"/>
-                      </w:rPr>
-                      <m:t>r</m:t>
-                    </m:r>
-                  </m:e>
-                  <m:sub>
-                    <m:r>
-                      <w:rPr>
-                        <w:rFonts w:ascii="Cambria Math" w:eastAsiaTheme="minorEastAsia" w:hAnsi="Cambria Math"/>
-                        <w:sz w:val="28"/>
-                        <w:szCs w:val="40"/>
-                      </w:rPr>
-                      <m:t>w</m:t>
-                    </m:r>
-                  </m:sub>
-                </m:sSub>
-              </m:den>
-            </m:f>
-            <m:r>
-              <w:rPr>
-                <w:rFonts w:ascii="Cambria Math" w:eastAsiaTheme="minorEastAsia" w:hAnsi="Cambria Math"/>
-                <w:sz w:val="28"/>
-                <w:szCs w:val="40"/>
-              </w:rPr>
-              <m:t>)</m:t>
-            </m:r>
-          </m:den>
-        </m:f>
-        <m:f>
-          <m:fPr>
-            <m:ctrlPr>
-              <w:rPr>
-                <w:rFonts w:ascii="Cambria Math" w:eastAsiaTheme="minorEastAsia" w:hAnsi="Cambria Math"/>
-                <w:i/>
-                <w:sz w:val="28"/>
-                <w:szCs w:val="40"/>
-              </w:rPr>
-            </m:ctrlPr>
-          </m:fPr>
-          <m:num>
-            <m:sSub>
-              <m:sSubPr>
-                <m:ctrlPr>
-                  <w:rPr>
-                    <w:rFonts w:ascii="Cambria Math" w:eastAsiaTheme="minorEastAsia" w:hAnsi="Cambria Math"/>
-                    <w:i/>
-                    <w:sz w:val="28"/>
-                    <w:szCs w:val="40"/>
-                  </w:rPr>
-                </m:ctrlPr>
-              </m:sSubPr>
-              <m:e>
-                <m:r>
-                  <w:rPr>
-                    <w:rFonts w:ascii="Cambria Math" w:eastAsiaTheme="minorEastAsia" w:hAnsi="Cambria Math"/>
-                    <w:sz w:val="28"/>
-                    <w:szCs w:val="40"/>
-                  </w:rPr>
-                  <m:t>f</m:t>
-                </m:r>
-              </m:e>
-              <m:sub>
-                <m:r>
-                  <w:rPr>
-                    <w:rFonts w:ascii="Cambria Math" w:eastAsiaTheme="minorEastAsia" w:hAnsi="Cambria Math"/>
-                    <w:sz w:val="28"/>
-                    <w:szCs w:val="40"/>
-                  </w:rPr>
-                  <m:t>α</m:t>
-                </m:r>
-              </m:sub>
-            </m:sSub>
-          </m:num>
-          <m:den>
-            <m:sSub>
-              <m:sSubPr>
-                <m:ctrlPr>
-                  <w:rPr>
-                    <w:rFonts w:ascii="Cambria Math" w:eastAsiaTheme="minorEastAsia" w:hAnsi="Cambria Math"/>
-                    <w:i/>
-                    <w:sz w:val="28"/>
-                    <w:szCs w:val="40"/>
-                  </w:rPr>
-                </m:ctrlPr>
-              </m:sSubPr>
-              <m:e>
-                <m:r>
-                  <w:rPr>
-                    <w:rFonts w:ascii="Cambria Math" w:eastAsiaTheme="minorEastAsia" w:hAnsi="Cambria Math"/>
-                    <w:sz w:val="28"/>
-                    <w:szCs w:val="40"/>
-                  </w:rPr>
-                  <m:t>μ</m:t>
-                </m:r>
-              </m:e>
-              <m:sub>
-                <m:r>
-                  <w:rPr>
-                    <w:rFonts w:ascii="Cambria Math" w:eastAsiaTheme="minorEastAsia" w:hAnsi="Cambria Math"/>
-                    <w:sz w:val="28"/>
-                    <w:szCs w:val="40"/>
-                  </w:rPr>
-                  <m:t>α</m:t>
-                </m:r>
-              </m:sub>
-            </m:sSub>
-          </m:den>
-        </m:f>
-        <m:r>
-          <w:rPr>
-            <w:rFonts w:ascii="Cambria Math" w:eastAsiaTheme="minorEastAsia" w:hAnsi="Cambria Math"/>
-            <w:sz w:val="28"/>
-            <w:szCs w:val="40"/>
-          </w:rPr>
-          <m:t xml:space="preserve">,   </m:t>
-        </m:r>
-        <m:sSub>
-          <m:sSubPr>
-            <m:ctrlPr>
-              <w:rPr>
-                <w:rFonts w:ascii="Cambria Math" w:eastAsiaTheme="minorEastAsia" w:hAnsi="Cambria Math"/>
-                <w:i/>
-                <w:sz w:val="28"/>
-                <w:szCs w:val="40"/>
-              </w:rPr>
-            </m:ctrlPr>
-          </m:sSubPr>
-          <m:e>
-            <m:r>
-              <w:rPr>
-                <w:rFonts w:ascii="Cambria Math" w:eastAsiaTheme="minorEastAsia" w:hAnsi="Cambria Math"/>
-                <w:sz w:val="28"/>
-                <w:szCs w:val="40"/>
-              </w:rPr>
-              <m:t>r</m:t>
-            </m:r>
-          </m:e>
-          <m:sub>
-            <m:r>
-              <w:rPr>
-                <w:rFonts w:ascii="Cambria Math" w:eastAsiaTheme="minorEastAsia" w:hAnsi="Cambria Math"/>
-                <w:sz w:val="28"/>
-                <w:szCs w:val="40"/>
-              </w:rPr>
-              <m:t>0</m:t>
-            </m:r>
-          </m:sub>
-        </m:sSub>
-        <m:r>
-          <w:rPr>
-            <w:rFonts w:ascii="Cambria Math" w:eastAsiaTheme="minorEastAsia" w:hAnsi="Cambria Math"/>
-            <w:sz w:val="28"/>
-            <w:szCs w:val="40"/>
-          </w:rPr>
-          <m:t>=0.14</m:t>
-        </m:r>
-        <m:rad>
-          <m:radPr>
-            <m:degHide m:val="1"/>
-            <m:ctrlPr>
-              <w:rPr>
-                <w:rFonts w:ascii="Cambria Math" w:eastAsiaTheme="minorEastAsia" w:hAnsi="Cambria Math"/>
-                <w:i/>
-                <w:sz w:val="28"/>
-                <w:szCs w:val="40"/>
-              </w:rPr>
-            </m:ctrlPr>
-          </m:radPr>
-          <m:deg/>
-          <m:e>
-            <m:sSup>
-              <m:sSupPr>
-                <m:ctrlPr>
-                  <w:rPr>
-                    <w:rFonts w:ascii="Cambria Math" w:eastAsiaTheme="minorEastAsia" w:hAnsi="Cambria Math"/>
-                    <w:i/>
-                    <w:sz w:val="28"/>
-                    <w:szCs w:val="40"/>
-                  </w:rPr>
-                </m:ctrlPr>
-              </m:sSupPr>
-              <m:e>
-                <m:r>
-                  <w:rPr>
-                    <w:rFonts w:ascii="Cambria Math" w:eastAsiaTheme="minorEastAsia" w:hAnsi="Cambria Math"/>
-                    <w:sz w:val="28"/>
-                    <w:szCs w:val="40"/>
-                  </w:rPr>
-                  <m:t>∆x</m:t>
-                </m:r>
-              </m:e>
-              <m:sup>
-                <m:r>
-                  <w:rPr>
-                    <w:rFonts w:ascii="Cambria Math" w:eastAsiaTheme="minorEastAsia" w:hAnsi="Cambria Math"/>
-                    <w:sz w:val="28"/>
-                    <w:szCs w:val="40"/>
-                  </w:rPr>
-                  <m:t>2</m:t>
-                </m:r>
-              </m:sup>
-            </m:sSup>
-            <m:r>
-              <w:rPr>
-                <w:rFonts w:ascii="Cambria Math" w:eastAsiaTheme="minorEastAsia" w:hAnsi="Cambria Math"/>
-                <w:sz w:val="28"/>
-                <w:szCs w:val="40"/>
-              </w:rPr>
-              <m:t>+</m:t>
-            </m:r>
-            <m:sSup>
-              <m:sSupPr>
-                <m:ctrlPr>
-                  <w:rPr>
-                    <w:rFonts w:ascii="Cambria Math" w:eastAsiaTheme="minorEastAsia" w:hAnsi="Cambria Math"/>
-                    <w:i/>
-                    <w:sz w:val="28"/>
-                    <w:szCs w:val="40"/>
-                  </w:rPr>
-                </m:ctrlPr>
-              </m:sSupPr>
-              <m:e>
-                <m:r>
-                  <w:rPr>
-                    <w:rFonts w:ascii="Cambria Math" w:eastAsiaTheme="minorEastAsia" w:hAnsi="Cambria Math"/>
-                    <w:sz w:val="28"/>
-                    <w:szCs w:val="40"/>
-                  </w:rPr>
-                  <m:t>∆y</m:t>
-                </m:r>
-              </m:e>
-              <m:sup>
-                <m:r>
-                  <w:rPr>
-                    <w:rFonts w:ascii="Cambria Math" w:eastAsiaTheme="minorEastAsia" w:hAnsi="Cambria Math"/>
-                    <w:sz w:val="28"/>
-                    <w:szCs w:val="40"/>
-                  </w:rPr>
-                  <m:t>2</m:t>
-                </m:r>
-              </m:sup>
-            </m:sSup>
-          </m:e>
-        </m:rad>
-      </m:oMath>
-      <w:r>
-        <w:rPr>
-          <w:rFonts w:eastAsiaTheme="minorEastAsia"/>
-          <w:szCs w:val="28"/>
-        </w:rPr>
-        <w:br w:type="page"/>
-      </w:r>
+      <m:oMathPara>
+        <m:oMath>
+          <m:r>
+            <w:rPr>
+              <w:rFonts w:ascii="Cambria Math" w:eastAsiaTheme="minorEastAsia" w:hAnsi="Cambria Math"/>
+              <w:sz w:val="28"/>
+              <w:szCs w:val="40"/>
+            </w:rPr>
+            <m:t xml:space="preserve">q= </m:t>
+          </m:r>
+          <m:f>
+            <m:fPr>
+              <m:ctrlPr>
+                <w:rPr>
+                  <w:rFonts w:ascii="Cambria Math" w:eastAsiaTheme="minorEastAsia" w:hAnsi="Cambria Math"/>
+                  <w:i/>
+                  <w:sz w:val="28"/>
+                  <w:szCs w:val="40"/>
+                </w:rPr>
+              </m:ctrlPr>
+            </m:fPr>
+            <m:num>
+              <m:d>
+                <m:dPr>
+                  <m:ctrlPr>
+                    <w:rPr>
+                      <w:rFonts w:ascii="Cambria Math" w:eastAsiaTheme="minorEastAsia" w:hAnsi="Cambria Math"/>
+                      <w:i/>
+                      <w:sz w:val="28"/>
+                      <w:szCs w:val="40"/>
+                    </w:rPr>
+                  </m:ctrlPr>
+                </m:dPr>
+                <m:e>
+                  <m:r>
+                    <w:rPr>
+                      <w:rFonts w:ascii="Cambria Math" w:eastAsiaTheme="minorEastAsia" w:hAnsi="Cambria Math"/>
+                      <w:sz w:val="28"/>
+                      <w:szCs w:val="40"/>
+                    </w:rPr>
+                    <m:t>P-</m:t>
+                  </m:r>
+                  <m:sSub>
+                    <m:sSubPr>
+                      <m:ctrlPr>
+                        <w:rPr>
+                          <w:rFonts w:ascii="Cambria Math" w:eastAsiaTheme="minorEastAsia" w:hAnsi="Cambria Math"/>
+                          <w:i/>
+                          <w:sz w:val="28"/>
+                          <w:szCs w:val="40"/>
+                        </w:rPr>
+                      </m:ctrlPr>
+                    </m:sSubPr>
+                    <m:e>
+                      <m:r>
+                        <w:rPr>
+                          <w:rFonts w:ascii="Cambria Math" w:eastAsiaTheme="minorEastAsia" w:hAnsi="Cambria Math"/>
+                          <w:sz w:val="28"/>
+                          <w:szCs w:val="40"/>
+                        </w:rPr>
+                        <m:t>P</m:t>
+                      </m:r>
+                    </m:e>
+                    <m:sub>
+                      <m:r>
+                        <w:rPr>
+                          <w:rFonts w:ascii="Cambria Math" w:eastAsiaTheme="minorEastAsia" w:hAnsi="Cambria Math"/>
+                          <w:sz w:val="28"/>
+                          <w:szCs w:val="40"/>
+                        </w:rPr>
+                        <m:t>w</m:t>
+                      </m:r>
+                    </m:sub>
+                  </m:sSub>
+                </m:e>
+              </m:d>
+              <m:r>
+                <w:rPr>
+                  <w:rFonts w:ascii="Cambria Math" w:eastAsiaTheme="minorEastAsia" w:hAnsi="Cambria Math"/>
+                  <w:sz w:val="28"/>
+                  <w:szCs w:val="40"/>
+                </w:rPr>
+                <m:t>2 π k h</m:t>
+              </m:r>
+            </m:num>
+            <m:den>
+              <m:r>
+                <m:rPr>
+                  <m:sty m:val="p"/>
+                </m:rPr>
+                <w:rPr>
+                  <w:rFonts w:ascii="Cambria Math" w:eastAsiaTheme="minorEastAsia" w:hAnsi="Cambria Math"/>
+                  <w:sz w:val="28"/>
+                  <w:szCs w:val="40"/>
+                </w:rPr>
+                <m:t>ln⁡</m:t>
+              </m:r>
+              <m:r>
+                <w:rPr>
+                  <w:rFonts w:ascii="Cambria Math" w:eastAsiaTheme="minorEastAsia" w:hAnsi="Cambria Math"/>
+                  <w:sz w:val="28"/>
+                  <w:szCs w:val="40"/>
+                </w:rPr>
+                <m:t>(</m:t>
+              </m:r>
+              <m:f>
+                <m:fPr>
+                  <m:ctrlPr>
+                    <w:rPr>
+                      <w:rFonts w:ascii="Cambria Math" w:eastAsiaTheme="minorEastAsia" w:hAnsi="Cambria Math"/>
+                      <w:i/>
+                      <w:sz w:val="28"/>
+                      <w:szCs w:val="40"/>
+                    </w:rPr>
+                  </m:ctrlPr>
+                </m:fPr>
+                <m:num>
+                  <m:sSub>
+                    <m:sSubPr>
+                      <m:ctrlPr>
+                        <w:rPr>
+                          <w:rFonts w:ascii="Cambria Math" w:eastAsiaTheme="minorEastAsia" w:hAnsi="Cambria Math"/>
+                          <w:i/>
+                          <w:sz w:val="28"/>
+                          <w:szCs w:val="40"/>
+                        </w:rPr>
+                      </m:ctrlPr>
+                    </m:sSubPr>
+                    <m:e>
+                      <m:r>
+                        <w:rPr>
+                          <w:rFonts w:ascii="Cambria Math" w:eastAsiaTheme="minorEastAsia" w:hAnsi="Cambria Math"/>
+                          <w:sz w:val="28"/>
+                          <w:szCs w:val="40"/>
+                        </w:rPr>
+                        <m:t>r</m:t>
+                      </m:r>
+                    </m:e>
+                    <m:sub>
+                      <m:r>
+                        <w:rPr>
+                          <w:rFonts w:ascii="Cambria Math" w:eastAsiaTheme="minorEastAsia" w:hAnsi="Cambria Math"/>
+                          <w:sz w:val="28"/>
+                          <w:szCs w:val="40"/>
+                          <w:lang w:val="en-US"/>
+                        </w:rPr>
+                        <m:t>o</m:t>
+                      </m:r>
+                    </m:sub>
+                  </m:sSub>
+                </m:num>
+                <m:den>
+                  <m:sSub>
+                    <m:sSubPr>
+                      <m:ctrlPr>
+                        <w:rPr>
+                          <w:rFonts w:ascii="Cambria Math" w:eastAsiaTheme="minorEastAsia" w:hAnsi="Cambria Math"/>
+                          <w:i/>
+                          <w:sz w:val="28"/>
+                          <w:szCs w:val="40"/>
+                        </w:rPr>
+                      </m:ctrlPr>
+                    </m:sSubPr>
+                    <m:e>
+                      <m:r>
+                        <w:rPr>
+                          <w:rFonts w:ascii="Cambria Math" w:eastAsiaTheme="minorEastAsia" w:hAnsi="Cambria Math"/>
+                          <w:sz w:val="28"/>
+                          <w:szCs w:val="40"/>
+                        </w:rPr>
+                        <m:t>r</m:t>
+                      </m:r>
+                    </m:e>
+                    <m:sub>
+                      <m:r>
+                        <w:rPr>
+                          <w:rFonts w:ascii="Cambria Math" w:eastAsiaTheme="minorEastAsia" w:hAnsi="Cambria Math"/>
+                          <w:sz w:val="28"/>
+                          <w:szCs w:val="40"/>
+                        </w:rPr>
+                        <m:t>w</m:t>
+                      </m:r>
+                    </m:sub>
+                  </m:sSub>
+                </m:den>
+              </m:f>
+              <m:r>
+                <w:rPr>
+                  <w:rFonts w:ascii="Cambria Math" w:eastAsiaTheme="minorEastAsia" w:hAnsi="Cambria Math"/>
+                  <w:sz w:val="28"/>
+                  <w:szCs w:val="40"/>
+                </w:rPr>
+                <m:t>)</m:t>
+              </m:r>
+            </m:den>
+          </m:f>
+          <m:f>
+            <m:fPr>
+              <m:ctrlPr>
+                <w:rPr>
+                  <w:rFonts w:ascii="Cambria Math" w:eastAsiaTheme="minorEastAsia" w:hAnsi="Cambria Math"/>
+                  <w:i/>
+                  <w:sz w:val="28"/>
+                  <w:szCs w:val="40"/>
+                </w:rPr>
+              </m:ctrlPr>
+            </m:fPr>
+            <m:num>
+              <m:sSub>
+                <m:sSubPr>
+                  <m:ctrlPr>
+                    <w:rPr>
+                      <w:rFonts w:ascii="Cambria Math" w:eastAsiaTheme="minorEastAsia" w:hAnsi="Cambria Math"/>
+                      <w:i/>
+                      <w:sz w:val="28"/>
+                      <w:szCs w:val="40"/>
+                    </w:rPr>
+                  </m:ctrlPr>
+                </m:sSubPr>
+                <m:e>
+                  <m:r>
+                    <w:rPr>
+                      <w:rFonts w:ascii="Cambria Math" w:eastAsiaTheme="minorEastAsia" w:hAnsi="Cambria Math"/>
+                      <w:sz w:val="28"/>
+                      <w:szCs w:val="40"/>
+                    </w:rPr>
+                    <m:t>f</m:t>
+                  </m:r>
+                </m:e>
+                <m:sub>
+                  <m:r>
+                    <w:rPr>
+                      <w:rFonts w:ascii="Cambria Math" w:eastAsiaTheme="minorEastAsia" w:hAnsi="Cambria Math"/>
+                      <w:sz w:val="28"/>
+                      <w:szCs w:val="40"/>
+                    </w:rPr>
+                    <m:t>α</m:t>
+                  </m:r>
+                </m:sub>
+              </m:sSub>
+            </m:num>
+            <m:den>
+              <m:sSub>
+                <m:sSubPr>
+                  <m:ctrlPr>
+                    <w:rPr>
+                      <w:rFonts w:ascii="Cambria Math" w:eastAsiaTheme="minorEastAsia" w:hAnsi="Cambria Math"/>
+                      <w:i/>
+                      <w:sz w:val="28"/>
+                      <w:szCs w:val="40"/>
+                    </w:rPr>
+                  </m:ctrlPr>
+                </m:sSubPr>
+                <m:e>
+                  <m:r>
+                    <w:rPr>
+                      <w:rFonts w:ascii="Cambria Math" w:eastAsiaTheme="minorEastAsia" w:hAnsi="Cambria Math"/>
+                      <w:sz w:val="28"/>
+                      <w:szCs w:val="40"/>
+                    </w:rPr>
+                    <m:t>μ</m:t>
+                  </m:r>
+                </m:e>
+                <m:sub>
+                  <m:r>
+                    <w:rPr>
+                      <w:rFonts w:ascii="Cambria Math" w:eastAsiaTheme="minorEastAsia" w:hAnsi="Cambria Math"/>
+                      <w:sz w:val="28"/>
+                      <w:szCs w:val="40"/>
+                    </w:rPr>
+                    <m:t>α</m:t>
+                  </m:r>
+                </m:sub>
+              </m:sSub>
+            </m:den>
+          </m:f>
+          <m:r>
+            <w:rPr>
+              <w:rFonts w:ascii="Cambria Math" w:eastAsiaTheme="minorEastAsia" w:hAnsi="Cambria Math"/>
+              <w:sz w:val="28"/>
+              <w:szCs w:val="40"/>
+            </w:rPr>
+            <m:t xml:space="preserve">,   </m:t>
+          </m:r>
+          <m:sSub>
+            <m:sSubPr>
+              <m:ctrlPr>
+                <w:rPr>
+                  <w:rFonts w:ascii="Cambria Math" w:eastAsiaTheme="minorEastAsia" w:hAnsi="Cambria Math"/>
+                  <w:i/>
+                  <w:sz w:val="28"/>
+                  <w:szCs w:val="40"/>
+                </w:rPr>
+              </m:ctrlPr>
+            </m:sSubPr>
+            <m:e>
+              <m:r>
+                <w:rPr>
+                  <w:rFonts w:ascii="Cambria Math" w:eastAsiaTheme="minorEastAsia" w:hAnsi="Cambria Math"/>
+                  <w:sz w:val="28"/>
+                  <w:szCs w:val="40"/>
+                </w:rPr>
+                <m:t>r</m:t>
+              </m:r>
+            </m:e>
+            <m:sub>
+              <m:r>
+                <w:rPr>
+                  <w:rFonts w:ascii="Cambria Math" w:eastAsiaTheme="minorEastAsia" w:hAnsi="Cambria Math"/>
+                  <w:sz w:val="28"/>
+                  <w:szCs w:val="40"/>
+                </w:rPr>
+                <m:t>0</m:t>
+              </m:r>
+            </m:sub>
+          </m:sSub>
+          <m:r>
+            <w:rPr>
+              <w:rFonts w:ascii="Cambria Math" w:eastAsiaTheme="minorEastAsia" w:hAnsi="Cambria Math"/>
+              <w:sz w:val="28"/>
+              <w:szCs w:val="40"/>
+            </w:rPr>
+            <m:t>=0.14</m:t>
+          </m:r>
+          <m:rad>
+            <m:radPr>
+              <m:degHide m:val="1"/>
+              <m:ctrlPr>
+                <w:rPr>
+                  <w:rFonts w:ascii="Cambria Math" w:eastAsiaTheme="minorEastAsia" w:hAnsi="Cambria Math"/>
+                  <w:i/>
+                  <w:sz w:val="28"/>
+                  <w:szCs w:val="40"/>
+                </w:rPr>
+              </m:ctrlPr>
+            </m:radPr>
+            <m:deg/>
+            <m:e>
+              <m:sSup>
+                <m:sSupPr>
+                  <m:ctrlPr>
+                    <w:rPr>
+                      <w:rFonts w:ascii="Cambria Math" w:eastAsiaTheme="minorEastAsia" w:hAnsi="Cambria Math"/>
+                      <w:i/>
+                      <w:sz w:val="28"/>
+                      <w:szCs w:val="40"/>
+                    </w:rPr>
+                  </m:ctrlPr>
+                </m:sSupPr>
+                <m:e>
+                  <m:r>
+                    <w:rPr>
+                      <w:rFonts w:ascii="Cambria Math" w:eastAsiaTheme="minorEastAsia" w:hAnsi="Cambria Math"/>
+                      <w:sz w:val="28"/>
+                      <w:szCs w:val="40"/>
+                    </w:rPr>
+                    <m:t>∆x</m:t>
+                  </m:r>
+                </m:e>
+                <m:sup>
+                  <m:r>
+                    <w:rPr>
+                      <w:rFonts w:ascii="Cambria Math" w:eastAsiaTheme="minorEastAsia" w:hAnsi="Cambria Math"/>
+                      <w:sz w:val="28"/>
+                      <w:szCs w:val="40"/>
+                    </w:rPr>
+                    <m:t>2</m:t>
+                  </m:r>
+                </m:sup>
+              </m:sSup>
+              <m:r>
+                <w:rPr>
+                  <w:rFonts w:ascii="Cambria Math" w:eastAsiaTheme="minorEastAsia" w:hAnsi="Cambria Math"/>
+                  <w:sz w:val="28"/>
+                  <w:szCs w:val="40"/>
+                </w:rPr>
+                <m:t>+</m:t>
+              </m:r>
+              <m:sSup>
+                <m:sSupPr>
+                  <m:ctrlPr>
+                    <w:rPr>
+                      <w:rFonts w:ascii="Cambria Math" w:eastAsiaTheme="minorEastAsia" w:hAnsi="Cambria Math"/>
+                      <w:i/>
+                      <w:sz w:val="28"/>
+                      <w:szCs w:val="40"/>
+                    </w:rPr>
+                  </m:ctrlPr>
+                </m:sSupPr>
+                <m:e>
+                  <m:r>
+                    <w:rPr>
+                      <w:rFonts w:ascii="Cambria Math" w:eastAsiaTheme="minorEastAsia" w:hAnsi="Cambria Math"/>
+                      <w:sz w:val="28"/>
+                      <w:szCs w:val="40"/>
+                    </w:rPr>
+                    <m:t>∆y</m:t>
+                  </m:r>
+                </m:e>
+                <m:sup>
+                  <m:r>
+                    <w:rPr>
+                      <w:rFonts w:ascii="Cambria Math" w:eastAsiaTheme="minorEastAsia" w:hAnsi="Cambria Math"/>
+                      <w:sz w:val="28"/>
+                      <w:szCs w:val="40"/>
+                    </w:rPr>
+                    <m:t>2</m:t>
+                  </m:r>
+                </m:sup>
+              </m:sSup>
+            </m:e>
+          </m:rad>
+        </m:oMath>
+      </m:oMathPara>
     </w:p>
     <w:p>
       <w:pPr>
@@ -22601,20 +23002,17 @@
         <w:spacing w:line="480" w:lineRule="atLeast"/>
         <w:jc w:val="both"/>
         <w:rPr>
+          <w:rFonts w:eastAsiaTheme="minorEastAsia"/>
+          <w:szCs w:val="28"/>
+        </w:rPr>
+      </w:pPr>
+      <w:r>
+        <w:rPr>
           <w:b/>
           <w:bCs/>
           <w:sz w:val="28"/>
           <w:szCs w:val="28"/>
         </w:rPr>
-      </w:pPr>
-      <w:r>
-        <w:rPr>
-          <w:b/>
-          <w:bCs/>
-          <w:sz w:val="28"/>
-          <w:szCs w:val="28"/>
-        </w:rPr>
-        <w:lastRenderedPageBreak/>
         <w:t xml:space="preserve">Уравнение для насыщенности </w:t>
       </w:r>
     </w:p>
@@ -27931,6 +28329,230 @@
     </w:p>
     <w:p>
       <w:pPr>
+        <w:spacing w:after="160" w:line="259" w:lineRule="auto"/>
+      </w:pPr>
+      <w:r>
+        <w:br w:type="page"/>
+      </w:r>
+    </w:p>
+    <w:p>
+      <w:pPr>
+        <w:pStyle w:val="1"/>
+        <w:rPr>
+          <w:rFonts w:ascii="Times New Roman" w:hAnsi="Times New Roman" w:cs="Times New Roman"/>
+          <w:b/>
+          <w:bCs/>
+          <w:color w:val="auto"/>
+          <w:sz w:val="28"/>
+          <w:szCs w:val="28"/>
+        </w:rPr>
+      </w:pPr>
+      <w:bookmarkStart w:id="4" w:name="_Toc199749671"/>
+      <w:r>
+        <w:rPr>
+          <w:rFonts w:ascii="Times New Roman" w:hAnsi="Times New Roman" w:cs="Times New Roman"/>
+          <w:b/>
+          <w:bCs/>
+          <w:color w:val="auto"/>
+          <w:sz w:val="28"/>
+          <w:szCs w:val="28"/>
+        </w:rPr>
+        <w:lastRenderedPageBreak/>
+        <w:t>Вывод уравнени</w:t>
+      </w:r>
+      <w:r>
+        <w:rPr>
+          <w:rFonts w:ascii="Times New Roman" w:hAnsi="Times New Roman" w:cs="Times New Roman"/>
+          <w:b/>
+          <w:bCs/>
+          <w:color w:val="auto"/>
+          <w:sz w:val="28"/>
+          <w:szCs w:val="28"/>
+        </w:rPr>
+        <w:t>я</w:t>
+      </w:r>
+      <w:r>
+        <w:rPr>
+          <w:rFonts w:ascii="Times New Roman" w:hAnsi="Times New Roman" w:cs="Times New Roman"/>
+          <w:b/>
+          <w:bCs/>
+          <w:color w:val="auto"/>
+          <w:sz w:val="28"/>
+          <w:szCs w:val="28"/>
+        </w:rPr>
+        <w:t xml:space="preserve"> </w:t>
+      </w:r>
+      <w:r>
+        <w:rPr>
+          <w:rFonts w:ascii="Times New Roman" w:hAnsi="Times New Roman" w:cs="Times New Roman"/>
+          <w:b/>
+          <w:bCs/>
+          <w:color w:val="auto"/>
+          <w:sz w:val="28"/>
+          <w:szCs w:val="28"/>
+        </w:rPr>
+        <w:t>массовой доли растворенного парафина</w:t>
+      </w:r>
+      <w:bookmarkEnd w:id="4"/>
+    </w:p>
+    <w:p/>
+    <w:p>
+      <w:pPr>
+        <w:spacing w:after="160" w:line="259" w:lineRule="auto"/>
+      </w:pPr>
+      <w:r>
+        <w:br w:type="page"/>
+      </w:r>
+    </w:p>
+    <w:p>
+      <w:pPr>
+        <w:pStyle w:val="1"/>
+        <w:rPr>
+          <w:rFonts w:ascii="Times New Roman" w:hAnsi="Times New Roman" w:cs="Times New Roman"/>
+          <w:b/>
+          <w:bCs/>
+          <w:color w:val="auto"/>
+          <w:sz w:val="28"/>
+          <w:szCs w:val="28"/>
+        </w:rPr>
+      </w:pPr>
+      <w:bookmarkStart w:id="5" w:name="_Toc199749672"/>
+      <w:r>
+        <w:rPr>
+          <w:rFonts w:ascii="Times New Roman" w:hAnsi="Times New Roman" w:cs="Times New Roman"/>
+          <w:b/>
+          <w:bCs/>
+          <w:color w:val="auto"/>
+          <w:sz w:val="28"/>
+          <w:szCs w:val="28"/>
+        </w:rPr>
+        <w:lastRenderedPageBreak/>
+        <w:t>Вывод уравнени</w:t>
+      </w:r>
+      <w:r>
+        <w:rPr>
+          <w:rFonts w:ascii="Times New Roman" w:hAnsi="Times New Roman" w:cs="Times New Roman"/>
+          <w:b/>
+          <w:bCs/>
+          <w:color w:val="auto"/>
+          <w:sz w:val="28"/>
+          <w:szCs w:val="28"/>
+        </w:rPr>
+        <w:t>я</w:t>
+      </w:r>
+      <w:r>
+        <w:rPr>
+          <w:rFonts w:ascii="Times New Roman" w:hAnsi="Times New Roman" w:cs="Times New Roman"/>
+          <w:b/>
+          <w:bCs/>
+          <w:color w:val="auto"/>
+          <w:sz w:val="28"/>
+          <w:szCs w:val="28"/>
+        </w:rPr>
+        <w:t xml:space="preserve"> </w:t>
+      </w:r>
+      <w:r>
+        <w:rPr>
+          <w:rFonts w:ascii="Times New Roman" w:hAnsi="Times New Roman" w:cs="Times New Roman"/>
+          <w:b/>
+          <w:bCs/>
+          <w:color w:val="auto"/>
+          <w:sz w:val="28"/>
+          <w:szCs w:val="28"/>
+        </w:rPr>
+        <w:t>температуры</w:t>
+      </w:r>
+      <w:bookmarkEnd w:id="5"/>
+    </w:p>
+    <w:p/>
+    <w:p/>
+    <w:p>
+      <w:pPr>
+        <w:spacing w:after="160" w:line="259" w:lineRule="auto"/>
+      </w:pPr>
+      <w:r>
+        <w:br w:type="page"/>
+      </w:r>
+    </w:p>
+    <w:p>
+      <w:pPr>
+        <w:pStyle w:val="1"/>
+        <w:rPr>
+          <w:rFonts w:ascii="Times New Roman" w:hAnsi="Times New Roman" w:cs="Times New Roman"/>
+          <w:b/>
+          <w:bCs/>
+          <w:color w:val="auto"/>
+          <w:sz w:val="28"/>
+          <w:szCs w:val="28"/>
+        </w:rPr>
+      </w:pPr>
+      <w:bookmarkStart w:id="6" w:name="_Toc199749673"/>
+      <w:r>
+        <w:rPr>
+          <w:rFonts w:ascii="Times New Roman" w:hAnsi="Times New Roman" w:cs="Times New Roman"/>
+          <w:b/>
+          <w:bCs/>
+          <w:color w:val="auto"/>
+          <w:sz w:val="28"/>
+          <w:szCs w:val="28"/>
+        </w:rPr>
+        <w:lastRenderedPageBreak/>
+        <w:t>Кольматация</w:t>
+      </w:r>
+      <w:bookmarkEnd w:id="6"/>
+      <w:r>
+        <w:rPr>
+          <w:rFonts w:ascii="Times New Roman" w:hAnsi="Times New Roman" w:cs="Times New Roman"/>
+          <w:b/>
+          <w:bCs/>
+          <w:color w:val="auto"/>
+          <w:sz w:val="28"/>
+          <w:szCs w:val="28"/>
+        </w:rPr>
+        <w:t xml:space="preserve"> </w:t>
+      </w:r>
+    </w:p>
+    <w:p/>
+    <w:p>
+      <w:pPr>
+        <w:spacing w:after="160" w:line="259" w:lineRule="auto"/>
+      </w:pPr>
+      <w:r>
+        <w:br w:type="page"/>
+      </w:r>
+    </w:p>
+    <w:p>
+      <w:pPr>
+        <w:pStyle w:val="1"/>
+        <w:rPr>
+          <w:rFonts w:ascii="Times New Roman" w:eastAsiaTheme="minorHAnsi" w:hAnsi="Times New Roman" w:cs="Times New Roman"/>
+          <w:b/>
+          <w:bCs/>
+          <w:color w:val="auto"/>
+          <w:sz w:val="28"/>
+          <w:szCs w:val="28"/>
+        </w:rPr>
+      </w:pPr>
+      <w:bookmarkStart w:id="7" w:name="_Toc199749674"/>
+      <w:r>
+        <w:rPr>
+          <w:rFonts w:ascii="Times New Roman" w:hAnsi="Times New Roman" w:cs="Times New Roman"/>
+          <w:b/>
+          <w:bCs/>
+          <w:color w:val="auto"/>
+          <w:sz w:val="28"/>
+          <w:szCs w:val="28"/>
+        </w:rPr>
+        <w:lastRenderedPageBreak/>
+        <w:t>Суффозия</w:t>
+      </w:r>
+      <w:bookmarkEnd w:id="7"/>
+    </w:p>
+    <w:p/>
+    <w:p/>
+    <w:p/>
+    <w:p>
+      <w:pPr>
         <w:spacing w:after="160" w:line="360" w:lineRule="auto"/>
         <w:jc w:val="both"/>
       </w:pPr>
@@ -27952,7 +28574,7 @@
           <w:szCs w:val="28"/>
         </w:rPr>
       </w:pPr>
-      <w:bookmarkStart w:id="4" w:name="_Toc199604218"/>
+      <w:bookmarkStart w:id="8" w:name="_Toc199749675"/>
       <w:r>
         <w:rPr>
           <w:rFonts w:ascii="Times New Roman" w:hAnsi="Times New Roman" w:cs="Times New Roman"/>
@@ -27965,7 +28587,7 @@
         <w:lastRenderedPageBreak/>
         <w:t>Результаты расчетов</w:t>
       </w:r>
-      <w:bookmarkEnd w:id="4"/>
+      <w:bookmarkEnd w:id="8"/>
     </w:p>
     <w:p>
       <w:pPr>
@@ -27996,7 +28618,7 @@
           <w:szCs w:val="28"/>
         </w:rPr>
       </w:pPr>
-      <w:bookmarkStart w:id="5" w:name="_Toc199604219"/>
+      <w:bookmarkStart w:id="9" w:name="_Toc199749676"/>
       <w:r>
         <w:rPr>
           <w:rFonts w:ascii="Times New Roman" w:hAnsi="Times New Roman" w:cs="Times New Roman"/>
@@ -28009,7 +28631,7 @@
         <w:lastRenderedPageBreak/>
         <w:t>Заключение</w:t>
       </w:r>
-      <w:bookmarkEnd w:id="5"/>
+      <w:bookmarkEnd w:id="9"/>
     </w:p>
     <w:p>
       <w:pPr>
@@ -28040,7 +28662,7 @@
           <w:szCs w:val="28"/>
         </w:rPr>
       </w:pPr>
-      <w:bookmarkStart w:id="6" w:name="_Toc199604220"/>
+      <w:bookmarkStart w:id="10" w:name="_Toc199749677"/>
       <w:r>
         <w:rPr>
           <w:rFonts w:ascii="Times New Roman" w:hAnsi="Times New Roman" w:cs="Times New Roman"/>
@@ -28053,7 +28675,7 @@
         <w:lastRenderedPageBreak/>
         <w:t>Список литературы</w:t>
       </w:r>
-      <w:bookmarkEnd w:id="6"/>
+      <w:bookmarkEnd w:id="10"/>
     </w:p>
     <w:p>
       <w:pPr>
@@ -29148,7 +29770,15 @@
         <w:jc w:val="both"/>
       </w:pPr>
       <w:r>
-        <w:t xml:space="preserve">Пудовкин М.А., Саламатин А.Н., Чугунов В.А. Температурные процессы в действующих скважинах. - Казань : Изд-во </w:t>
+        <w:t xml:space="preserve">Пудовкин М.А., Саламатин А.Н., Чугунов В.А. Температурные процессы в действующих скважинах. - </w:t>
+      </w:r>
+      <w:proofErr w:type="gramStart"/>
+      <w:r>
+        <w:t>Казань :</w:t>
+      </w:r>
+      <w:proofErr w:type="gramEnd"/>
+      <w:r>
+        <w:t xml:space="preserve"> Изд-во </w:t>
       </w:r>
       <w:proofErr w:type="spellStart"/>
       <w:r>
@@ -29333,21 +29963,36 @@
       </w:r>
     </w:p>
     <w:p>
-      <w:bookmarkStart w:id="7" w:name="_Toc199604221"/>
-      <w:r>
-        <w:rPr>
+      <w:pPr>
+        <w:pStyle w:val="1"/>
+        <w:rPr>
+          <w:rFonts w:ascii="Times New Roman" w:hAnsi="Times New Roman" w:cs="Times New Roman"/>
           <w:b/>
           <w:bCs/>
+          <w:color w:val="auto"/>
           <w:sz w:val="28"/>
           <w:szCs w:val="28"/>
         </w:rPr>
+      </w:pPr>
+      <w:bookmarkStart w:id="11" w:name="_Toc199749678"/>
+      <w:r>
+        <w:rPr>
+          <w:rFonts w:ascii="Times New Roman" w:hAnsi="Times New Roman" w:cs="Times New Roman"/>
+          <w:b/>
+          <w:bCs/>
+          <w:color w:val="auto"/>
+          <w:sz w:val="28"/>
+          <w:szCs w:val="28"/>
+        </w:rPr>
         <w:lastRenderedPageBreak/>
         <w:t xml:space="preserve">Список </w:t>
       </w:r>
       <w:r>
         <w:rPr>
+          <w:rFonts w:ascii="Times New Roman" w:hAnsi="Times New Roman" w:cs="Times New Roman"/>
           <w:b/>
           <w:bCs/>
+          <w:color w:val="auto"/>
           <w:sz w:val="28"/>
           <w:szCs w:val="28"/>
         </w:rPr>
@@ -29355,14 +30000,613 @@
       </w:r>
       <w:r>
         <w:rPr>
+          <w:rFonts w:ascii="Times New Roman" w:hAnsi="Times New Roman" w:cs="Times New Roman"/>
           <w:b/>
           <w:bCs/>
+          <w:color w:val="auto"/>
           <w:sz w:val="28"/>
           <w:szCs w:val="28"/>
         </w:rPr>
         <w:t>обозначений</w:t>
       </w:r>
-      <w:bookmarkEnd w:id="7"/>
+      <w:bookmarkEnd w:id="11"/>
+    </w:p>
+    <w:p>
+      <w:pPr>
+        <w:rPr>
+          <w:lang w:val="en-US"/>
+        </w:rPr>
+      </w:pPr>
+      <m:oMath>
+        <m:r>
+          <w:rPr>
+            <w:rFonts w:ascii="Cambria Math" w:hAnsi="Cambria Math"/>
+            <w:lang w:val="en-US"/>
+          </w:rPr>
+          <m:t>p-</m:t>
+        </m:r>
+      </m:oMath>
+      <w:r>
+        <w:rPr>
+          <w:rFonts w:eastAsiaTheme="minorEastAsia"/>
+          <w:lang w:val="en-US"/>
+        </w:rPr>
+        <w:t xml:space="preserve"> </w:t>
+      </w:r>
+      <w:r>
+        <w:rPr>
+          <w:rFonts w:eastAsiaTheme="minorEastAsia"/>
+        </w:rPr>
+        <w:t>давление,</w:t>
+      </w:r>
+      <w:r>
+        <w:rPr>
+          <w:lang w:val="en-US"/>
+        </w:rPr>
+        <w:t xml:space="preserve"> </w:t>
+      </w:r>
+      <m:oMath>
+        <m:r>
+          <w:rPr>
+            <w:rFonts w:ascii="Cambria Math" w:hAnsi="Cambria Math"/>
+            <w:lang w:val="en-US"/>
+          </w:rPr>
+          <m:t>[Па]</m:t>
+        </m:r>
+      </m:oMath>
+    </w:p>
+    <w:p>
+      <w:pPr>
+        <w:rPr>
+          <w:rFonts w:eastAsiaTheme="minorEastAsia"/>
+          <w:lang w:val="en-US"/>
+        </w:rPr>
+      </w:pPr>
+      <m:oMath>
+        <m:sSub>
+          <m:sSubPr>
+            <m:ctrlPr>
+              <w:rPr>
+                <w:rFonts w:ascii="Cambria Math" w:eastAsiaTheme="minorEastAsia" w:hAnsi="Cambria Math"/>
+                <w:i/>
+                <w:lang w:val="en-US"/>
+              </w:rPr>
+            </m:ctrlPr>
+          </m:sSubPr>
+          <m:e>
+            <m:r>
+              <w:rPr>
+                <w:rFonts w:ascii="Cambria Math" w:eastAsiaTheme="minorEastAsia" w:hAnsi="Cambria Math"/>
+                <w:lang w:val="en-US"/>
+              </w:rPr>
+              <m:t>S</m:t>
+            </m:r>
+          </m:e>
+          <m:sub>
+            <m:r>
+              <w:rPr>
+                <w:rFonts w:ascii="Cambria Math" w:eastAsiaTheme="minorEastAsia" w:hAnsi="Cambria Math"/>
+                <w:lang w:val="en-US"/>
+              </w:rPr>
+              <m:t>o</m:t>
+            </m:r>
+          </m:sub>
+        </m:sSub>
+        <m:r>
+          <w:rPr>
+            <w:rFonts w:ascii="Cambria Math" w:eastAsiaTheme="minorEastAsia" w:hAnsi="Cambria Math"/>
+          </w:rPr>
+          <m:t>-</m:t>
+        </m:r>
+      </m:oMath>
+      <w:r>
+        <w:t xml:space="preserve">  </w:t>
+      </w:r>
+      <w:r>
+        <w:t>насыщенность нефти,</w:t>
+      </w:r>
+      <m:oMath>
+        <m:r>
+          <w:rPr>
+            <w:rFonts w:ascii="Cambria Math" w:hAnsi="Cambria Math"/>
+          </w:rPr>
+          <m:t xml:space="preserve"> </m:t>
+        </m:r>
+        <m:r>
+          <w:rPr>
+            <w:rFonts w:ascii="Cambria Math" w:hAnsi="Cambria Math"/>
+            <w:lang w:val="en-US"/>
+          </w:rPr>
+          <m:t>[-]</m:t>
+        </m:r>
+      </m:oMath>
+    </w:p>
+    <w:p>
+      <w:pPr>
+        <w:rPr>
+          <w:rFonts w:eastAsiaTheme="minorEastAsia"/>
+        </w:rPr>
+      </w:pPr>
+      <m:oMath>
+        <m:sSub>
+          <m:sSubPr>
+            <m:ctrlPr>
+              <w:rPr>
+                <w:rFonts w:ascii="Cambria Math" w:eastAsiaTheme="minorEastAsia" w:hAnsi="Cambria Math"/>
+                <w:i/>
+                <w:lang w:val="en-US"/>
+              </w:rPr>
+            </m:ctrlPr>
+          </m:sSubPr>
+          <m:e>
+            <m:r>
+              <w:rPr>
+                <w:rFonts w:ascii="Cambria Math" w:eastAsiaTheme="minorEastAsia" w:hAnsi="Cambria Math"/>
+                <w:lang w:val="en-US"/>
+              </w:rPr>
+              <m:t>S</m:t>
+            </m:r>
+          </m:e>
+          <m:sub>
+            <m:r>
+              <w:rPr>
+                <w:rFonts w:ascii="Cambria Math" w:eastAsiaTheme="minorEastAsia" w:hAnsi="Cambria Math"/>
+                <w:lang w:val="en-US"/>
+              </w:rPr>
+              <m:t>w</m:t>
+            </m:r>
+          </m:sub>
+        </m:sSub>
+        <m:r>
+          <w:rPr>
+            <w:rFonts w:ascii="Cambria Math" w:eastAsiaTheme="minorEastAsia" w:hAnsi="Cambria Math"/>
+          </w:rPr>
+          <m:t>-</m:t>
+        </m:r>
+      </m:oMath>
+      <w:r>
+        <w:t xml:space="preserve">  </w:t>
+      </w:r>
+      <w:r>
+        <w:t>насыщенность воды,</w:t>
+      </w:r>
+      <m:oMath>
+        <m:r>
+          <w:rPr>
+            <w:rFonts w:ascii="Cambria Math" w:hAnsi="Cambria Math"/>
+          </w:rPr>
+          <m:t xml:space="preserve"> [-]</m:t>
+        </m:r>
+      </m:oMath>
+    </w:p>
+    <w:p>
+      <m:oMath>
+        <m:sSub>
+          <m:sSubPr>
+            <m:ctrlPr>
+              <w:rPr>
+                <w:rFonts w:ascii="Cambria Math" w:eastAsiaTheme="minorEastAsia" w:hAnsi="Cambria Math"/>
+                <w:i/>
+                <w:lang w:val="en-US"/>
+              </w:rPr>
+            </m:ctrlPr>
+          </m:sSubPr>
+          <m:e>
+            <m:r>
+              <w:rPr>
+                <w:rFonts w:ascii="Cambria Math" w:eastAsiaTheme="minorEastAsia" w:hAnsi="Cambria Math"/>
+                <w:lang w:val="en-US"/>
+              </w:rPr>
+              <m:t>w</m:t>
+            </m:r>
+          </m:e>
+          <m:sub>
+            <m:r>
+              <w:rPr>
+                <w:rFonts w:ascii="Cambria Math" w:eastAsiaTheme="minorEastAsia" w:hAnsi="Cambria Math"/>
+                <w:lang w:val="en-US"/>
+              </w:rPr>
+              <m:t>o</m:t>
+            </m:r>
+          </m:sub>
+        </m:sSub>
+        <m:r>
+          <w:rPr>
+            <w:rFonts w:ascii="Cambria Math" w:eastAsiaTheme="minorEastAsia" w:hAnsi="Cambria Math"/>
+          </w:rPr>
+          <m:t>-</m:t>
+        </m:r>
+      </m:oMath>
+      <w:r>
+        <w:t xml:space="preserve">  </w:t>
+      </w:r>
+      <w:r>
+        <w:t>массов</w:t>
+      </w:r>
+      <w:r>
+        <w:t>ая</w:t>
+      </w:r>
+      <w:r>
+        <w:t xml:space="preserve"> дол</w:t>
+      </w:r>
+      <w:r>
+        <w:t>я</w:t>
+      </w:r>
+      <w:r>
+        <w:t xml:space="preserve"> масляного компонента в </w:t>
+      </w:r>
+      <w:r>
+        <w:t>нефтяной</w:t>
+      </w:r>
+      <w:r>
+        <w:t xml:space="preserve"> фазе</w:t>
+      </w:r>
+      <w:r>
+        <w:t>,</w:t>
+      </w:r>
+      <m:oMath>
+        <m:r>
+          <w:rPr>
+            <w:rFonts w:ascii="Cambria Math" w:hAnsi="Cambria Math"/>
+          </w:rPr>
+          <m:t xml:space="preserve"> [-]</m:t>
+        </m:r>
+      </m:oMath>
+    </w:p>
+    <w:p>
+      <m:oMath>
+        <m:sSub>
+          <m:sSubPr>
+            <m:ctrlPr>
+              <w:rPr>
+                <w:rFonts w:ascii="Cambria Math" w:eastAsiaTheme="minorEastAsia" w:hAnsi="Cambria Math"/>
+                <w:i/>
+                <w:lang w:val="en-US"/>
+              </w:rPr>
+            </m:ctrlPr>
+          </m:sSubPr>
+          <m:e>
+            <m:r>
+              <w:rPr>
+                <w:rFonts w:ascii="Cambria Math" w:eastAsiaTheme="minorEastAsia" w:hAnsi="Cambria Math"/>
+                <w:lang w:val="en-US"/>
+              </w:rPr>
+              <m:t>w</m:t>
+            </m:r>
+          </m:e>
+          <m:sub>
+            <m:r>
+              <w:rPr>
+                <w:rFonts w:ascii="Cambria Math" w:eastAsiaTheme="minorEastAsia" w:hAnsi="Cambria Math"/>
+                <w:lang w:val="en-US"/>
+              </w:rPr>
+              <m:t>p</m:t>
+            </m:r>
+          </m:sub>
+        </m:sSub>
+        <m:r>
+          <w:rPr>
+            <w:rFonts w:ascii="Cambria Math" w:eastAsiaTheme="minorEastAsia" w:hAnsi="Cambria Math"/>
+          </w:rPr>
+          <m:t>-</m:t>
+        </m:r>
+      </m:oMath>
+      <w:r>
+        <w:t xml:space="preserve">  </w:t>
+      </w:r>
+      <w:r>
+        <w:t>массов</w:t>
+      </w:r>
+      <w:r>
+        <w:t>ая</w:t>
+      </w:r>
+      <w:r>
+        <w:t xml:space="preserve"> дол</w:t>
+      </w:r>
+      <w:r>
+        <w:t>я</w:t>
+      </w:r>
+      <w:r>
+        <w:t xml:space="preserve"> </w:t>
+      </w:r>
+      <w:r>
+        <w:t>растворенного парафина</w:t>
+      </w:r>
+      <w:r>
+        <w:t xml:space="preserve"> в </w:t>
+      </w:r>
+      <w:r>
+        <w:t>нефтяной</w:t>
+      </w:r>
+      <w:r>
+        <w:t xml:space="preserve"> фазе</w:t>
+      </w:r>
+      <w:r>
+        <w:t>,</w:t>
+      </w:r>
+      <m:oMath>
+        <m:r>
+          <w:rPr>
+            <w:rFonts w:ascii="Cambria Math" w:hAnsi="Cambria Math"/>
+          </w:rPr>
+          <m:t xml:space="preserve"> [-]</m:t>
+        </m:r>
+      </m:oMath>
+    </w:p>
+    <w:p>
+      <m:oMath>
+        <m:sSub>
+          <m:sSubPr>
+            <m:ctrlPr>
+              <w:rPr>
+                <w:rFonts w:ascii="Cambria Math" w:eastAsiaTheme="minorEastAsia" w:hAnsi="Cambria Math"/>
+                <w:i/>
+                <w:lang w:val="en-US"/>
+              </w:rPr>
+            </m:ctrlPr>
+          </m:sSubPr>
+          <m:e>
+            <m:r>
+              <w:rPr>
+                <w:rFonts w:ascii="Cambria Math" w:eastAsiaTheme="minorEastAsia" w:hAnsi="Cambria Math"/>
+                <w:lang w:val="en-US"/>
+              </w:rPr>
+              <m:t>w</m:t>
+            </m:r>
+          </m:e>
+          <m:sub>
+            <m:r>
+              <w:rPr>
+                <w:rFonts w:ascii="Cambria Math" w:eastAsiaTheme="minorEastAsia" w:hAnsi="Cambria Math"/>
+                <w:lang w:val="en-US"/>
+              </w:rPr>
+              <m:t>ps</m:t>
+            </m:r>
+          </m:sub>
+        </m:sSub>
+        <m:r>
+          <w:rPr>
+            <w:rFonts w:ascii="Cambria Math" w:eastAsiaTheme="minorEastAsia" w:hAnsi="Cambria Math"/>
+          </w:rPr>
+          <m:t>-</m:t>
+        </m:r>
+      </m:oMath>
+      <w:r>
+        <w:t xml:space="preserve"> </w:t>
+      </w:r>
+      <w:r>
+        <w:t>массов</w:t>
+      </w:r>
+      <w:r>
+        <w:t>ая</w:t>
+      </w:r>
+      <w:r>
+        <w:t xml:space="preserve"> дол</w:t>
+      </w:r>
+      <w:r>
+        <w:t>я</w:t>
+      </w:r>
+      <w:r>
+        <w:t xml:space="preserve"> </w:t>
+      </w:r>
+      <w:r>
+        <w:t xml:space="preserve">взвешенного парафина </w:t>
+      </w:r>
+      <w:r>
+        <w:t xml:space="preserve">в </w:t>
+      </w:r>
+      <w:r>
+        <w:t>нефтяной</w:t>
+      </w:r>
+      <w:r>
+        <w:t xml:space="preserve"> фазе</w:t>
+      </w:r>
+      <w:r>
+        <w:t>,</w:t>
+      </w:r>
+      <m:oMath>
+        <m:r>
+          <w:rPr>
+            <w:rFonts w:ascii="Cambria Math" w:hAnsi="Cambria Math"/>
+          </w:rPr>
+          <m:t xml:space="preserve"> [-]</m:t>
+        </m:r>
+      </m:oMath>
+    </w:p>
+    <w:p>
+      <m:oMath>
+        <m:r>
+          <w:rPr>
+            <w:rFonts w:ascii="Cambria Math" w:hAnsi="Cambria Math"/>
+            <w:lang w:val="en-US"/>
+          </w:rPr>
+          <m:t>k</m:t>
+        </m:r>
+        <m:r>
+          <w:rPr>
+            <w:rFonts w:ascii="Cambria Math" w:hAnsi="Cambria Math"/>
+          </w:rPr>
+          <m:t xml:space="preserve"> –</m:t>
+        </m:r>
+      </m:oMath>
+      <w:r>
+        <w:t xml:space="preserve"> </w:t>
+      </w:r>
+      <w:r>
+        <w:t xml:space="preserve">проницаемость пласта, </w:t>
+      </w:r>
+      <m:oMath>
+        <m:r>
+          <w:rPr>
+            <w:rFonts w:ascii="Cambria Math" w:hAnsi="Cambria Math"/>
+          </w:rPr>
+          <m:t>[</m:t>
+        </m:r>
+        <m:sSup>
+          <m:sSupPr>
+            <m:ctrlPr>
+              <w:rPr>
+                <w:rFonts w:ascii="Cambria Math" w:hAnsi="Cambria Math"/>
+                <w:i/>
+              </w:rPr>
+            </m:ctrlPr>
+          </m:sSupPr>
+          <m:e>
+            <m:r>
+              <w:rPr>
+                <w:rFonts w:ascii="Cambria Math" w:hAnsi="Cambria Math"/>
+              </w:rPr>
+              <m:t>м</m:t>
+            </m:r>
+          </m:e>
+          <m:sup>
+            <m:r>
+              <w:rPr>
+                <w:rFonts w:ascii="Cambria Math" w:hAnsi="Cambria Math"/>
+              </w:rPr>
+              <m:t>2</m:t>
+            </m:r>
+          </m:sup>
+        </m:sSup>
+        <m:r>
+          <w:rPr>
+            <w:rFonts w:ascii="Cambria Math" w:hAnsi="Cambria Math"/>
+          </w:rPr>
+          <m:t>]</m:t>
+        </m:r>
+      </m:oMath>
+    </w:p>
+    <w:p>
+      <m:oMath>
+        <m:r>
+          <w:rPr>
+            <w:rFonts w:ascii="Cambria Math" w:hAnsi="Cambria Math"/>
+            <w:lang w:val="en-US"/>
+          </w:rPr>
+          <m:t>m</m:t>
+        </m:r>
+        <m:r>
+          <w:rPr>
+            <w:rFonts w:ascii="Cambria Math" w:hAnsi="Cambria Math"/>
+          </w:rPr>
+          <m:t>-</m:t>
+        </m:r>
+      </m:oMath>
+      <w:r>
+        <w:t xml:space="preserve">  </w:t>
+      </w:r>
+      <w:r>
+        <w:t xml:space="preserve">пористость пласта, </w:t>
+      </w:r>
+      <m:oMath>
+        <m:r>
+          <w:rPr>
+            <w:rFonts w:ascii="Cambria Math" w:hAnsi="Cambria Math"/>
+          </w:rPr>
+          <m:t>[-]</m:t>
+        </m:r>
+      </m:oMath>
+    </w:p>
+    <w:p>
+      <w:pPr>
+        <w:rPr>
+          <w:lang w:val="en-US"/>
+        </w:rPr>
+      </w:pPr>
+      <w:r>
+        <w:rPr>
+          <w:lang w:val="en-US"/>
+        </w:rPr>
+        <w:t>T</w:t>
+      </w:r>
+      <w:r>
+        <w:rPr>
+          <w:lang w:val="en-US"/>
+        </w:rPr>
+        <w:t xml:space="preserve">   = </w:t>
+      </w:r>
+      <w:proofErr w:type="gramStart"/>
+      <w:r>
+        <w:rPr>
+          <w:lang w:val="en-US"/>
+        </w:rPr>
+        <w:t>80  #</w:t>
+      </w:r>
+      <w:proofErr w:type="gramEnd"/>
+      <w:r>
+        <w:rPr>
+          <w:lang w:val="en-US"/>
+        </w:rPr>
+        <w:t xml:space="preserve"> [</w:t>
+      </w:r>
+      <w:r>
+        <w:rPr>
+          <w:lang w:val="en-US"/>
+        </w:rPr>
+        <w:t>C</w:t>
+      </w:r>
+      <w:r>
+        <w:rPr>
+          <w:lang w:val="en-US"/>
+        </w:rPr>
+        <w:t>]</w:t>
+      </w:r>
+    </w:p>
+    <w:p>
+      <w:pPr>
+        <w:rPr>
+          <w:lang w:val="en-US"/>
+        </w:rPr>
+      </w:pPr>
+      <w:proofErr w:type="spellStart"/>
+      <w:r>
+        <w:rPr>
+          <w:lang w:val="en-US"/>
+        </w:rPr>
+        <w:t>init_</w:t>
+      </w:r>
+      <w:proofErr w:type="gramStart"/>
+      <w:r>
+        <w:rPr>
+          <w:lang w:val="en-US"/>
+        </w:rPr>
+        <w:t>qp</w:t>
+      </w:r>
+      <w:proofErr w:type="spellEnd"/>
+      <w:r>
+        <w:rPr>
+          <w:lang w:val="en-US"/>
+        </w:rPr>
+        <w:t xml:space="preserve">  =</w:t>
+      </w:r>
+      <w:proofErr w:type="gramEnd"/>
+      <w:r>
+        <w:rPr>
+          <w:lang w:val="en-US"/>
+        </w:rPr>
+        <w:t xml:space="preserve"> 0.0</w:t>
+      </w:r>
+    </w:p>
+    <w:p>
+      <w:pPr>
+        <w:rPr>
+          <w:lang w:val="en-US"/>
+        </w:rPr>
+      </w:pPr>
+      <w:proofErr w:type="spellStart"/>
+      <w:r>
+        <w:rPr>
+          <w:lang w:val="en-US"/>
+        </w:rPr>
+        <w:t>init_h_sloy</w:t>
+      </w:r>
+      <w:proofErr w:type="spellEnd"/>
+      <w:r>
+        <w:rPr>
+          <w:lang w:val="en-US"/>
+        </w:rPr>
+        <w:t xml:space="preserve"> = 0.0</w:t>
+      </w:r>
     </w:p>
     <w:p>
       <w:proofErr w:type="spellStart"/>
@@ -29385,11 +30629,19 @@
       </w:r>
       <w:proofErr w:type="spellStart"/>
       <w:r>
-        <w:t>bar_to_pa</w:t>
+        <w:t>bar_to_</w:t>
+      </w:r>
+      <w:proofErr w:type="gramStart"/>
+      <w:r>
+        <w:t>pa</w:t>
       </w:r>
       <w:proofErr w:type="spellEnd"/>
       <w:r>
-        <w:t xml:space="preserve">  # Давление на нагнетательной скважине, [Па]</w:t>
+        <w:t xml:space="preserve">  #</w:t>
+      </w:r>
+      <w:proofErr w:type="gramEnd"/>
+      <w:r>
+        <w:t xml:space="preserve"> Давление на нагнетательной скважине, [Па]</w:t>
       </w:r>
     </w:p>
     <w:p>
@@ -29511,7 +30763,15 @@
       </w:r>
       <w:proofErr w:type="spellEnd"/>
       <w:r>
-        <w:t xml:space="preserve"> = 1000.0  # Плотность воды, [кг/м^3]</w:t>
+        <w:t xml:space="preserve"> = </w:t>
+      </w:r>
+      <w:proofErr w:type="gramStart"/>
+      <w:r>
+        <w:t>1000.0  #</w:t>
+      </w:r>
+      <w:proofErr w:type="gramEnd"/>
+      <w:r>
+        <w:t xml:space="preserve"> Плотность воды, [кг/м^3]</w:t>
       </w:r>
     </w:p>
     <w:p>
@@ -29541,7 +30801,15 @@
       </w:r>
       <w:proofErr w:type="spellEnd"/>
       <w:r>
-        <w:t xml:space="preserve"> = 2500.0  # Плотность пласта, [кг/м^3]</w:t>
+        <w:t xml:space="preserve"> = </w:t>
+      </w:r>
+      <w:proofErr w:type="gramStart"/>
+      <w:r>
+        <w:t>2500.0  #</w:t>
+      </w:r>
+      <w:proofErr w:type="gramEnd"/>
+      <w:r>
+        <w:t xml:space="preserve"> Плотность пласта, [кг/м^3]</w:t>
       </w:r>
     </w:p>
     <w:p>
@@ -29555,16 +30823,25 @@
       </w:r>
       <w:proofErr w:type="spellStart"/>
       <w:r>
-        <w:t>cpoise_to_Pas</w:t>
+        <w:t>cpoise_to_</w:t>
+      </w:r>
+      <w:proofErr w:type="gramStart"/>
+      <w:r>
+        <w:t>Pas</w:t>
       </w:r>
       <w:proofErr w:type="spellEnd"/>
       <w:r>
-        <w:t xml:space="preserve">  # Вязкость воды, [Па*с]</w:t>
+        <w:t xml:space="preserve">  #</w:t>
+      </w:r>
+      <w:proofErr w:type="gramEnd"/>
+      <w:r>
+        <w:t xml:space="preserve"> Вязкость воды, [Па*с]</w:t>
       </w:r>
     </w:p>
     <w:p>
       <w:proofErr w:type="spellStart"/>
       <w:r>
+        <w:lastRenderedPageBreak/>
         <w:t>mu_o</w:t>
       </w:r>
       <w:proofErr w:type="spellEnd"/>
@@ -29573,11 +30850,19 @@
       </w:r>
       <w:proofErr w:type="spellStart"/>
       <w:r>
-        <w:t>cpoise_to_Pas</w:t>
+        <w:t>cpoise_to_</w:t>
+      </w:r>
+      <w:proofErr w:type="gramStart"/>
+      <w:r>
+        <w:t>Pas</w:t>
       </w:r>
       <w:proofErr w:type="spellEnd"/>
       <w:r>
-        <w:t xml:space="preserve">  # Вязкость нефти, [Па*с]</w:t>
+        <w:t xml:space="preserve">  #</w:t>
+      </w:r>
+      <w:proofErr w:type="gramEnd"/>
+      <w:r>
+        <w:t xml:space="preserve"> Вязкость нефти, [Па*с]</w:t>
       </w:r>
     </w:p>
     <w:p>
@@ -29587,7 +30872,15 @@
       </w:r>
       <w:proofErr w:type="spellEnd"/>
       <w:r>
-        <w:t xml:space="preserve"> = 4200  # Теплоемкость воды, [Дж*кг/C]</w:t>
+        <w:t xml:space="preserve"> = </w:t>
+      </w:r>
+      <w:proofErr w:type="gramStart"/>
+      <w:r>
+        <w:t>4200  #</w:t>
+      </w:r>
+      <w:proofErr w:type="gramEnd"/>
+      <w:r>
+        <w:t xml:space="preserve"> Теплоемкость воды, [Дж*кг/C]</w:t>
       </w:r>
     </w:p>
     <w:p>
@@ -29597,7 +30890,15 @@
       </w:r>
       <w:proofErr w:type="spellEnd"/>
       <w:r>
-        <w:t xml:space="preserve"> = 2000  # Теплоемкость нефти, [Дж*кг/C]</w:t>
+        <w:t xml:space="preserve"> = </w:t>
+      </w:r>
+      <w:proofErr w:type="gramStart"/>
+      <w:r>
+        <w:t>2000  #</w:t>
+      </w:r>
+      <w:proofErr w:type="gramEnd"/>
+      <w:r>
+        <w:t xml:space="preserve"> Теплоемкость нефти, [Дж*кг/C]</w:t>
       </w:r>
     </w:p>
     <w:p>
@@ -29607,7 +30908,15 @@
       </w:r>
       <w:proofErr w:type="spellEnd"/>
       <w:r>
-        <w:t xml:space="preserve"> = 2200  # Теплоемкость парафина, [Дж*кг/C]</w:t>
+        <w:t xml:space="preserve"> = </w:t>
+      </w:r>
+      <w:proofErr w:type="gramStart"/>
+      <w:r>
+        <w:t>2200  #</w:t>
+      </w:r>
+      <w:proofErr w:type="gramEnd"/>
+      <w:r>
+        <w:t xml:space="preserve"> Теплоемкость парафина, [Дж*кг/C]</w:t>
       </w:r>
     </w:p>
     <w:p>
@@ -29623,11 +30932,19 @@
     <w:p>
       <w:proofErr w:type="spellStart"/>
       <w:r>
-        <w:t>K_p</w:t>
+        <w:t>K_</w:t>
+      </w:r>
+      <w:proofErr w:type="gramStart"/>
+      <w:r>
+        <w:t>p</w:t>
       </w:r>
       <w:proofErr w:type="spellEnd"/>
       <w:r>
-        <w:t xml:space="preserve">  = 0.2  # Теплопроводность парафина, Вт/(</w:t>
+        <w:t xml:space="preserve">  =</w:t>
+      </w:r>
+      <w:proofErr w:type="gramEnd"/>
+      <w:r>
+        <w:t xml:space="preserve"> 0.2  # Теплопроводность парафина, Вт/(</w:t>
       </w:r>
       <w:proofErr w:type="spellStart"/>
       <w:r>
@@ -29641,11 +30958,19 @@
     <w:p>
       <w:proofErr w:type="spellStart"/>
       <w:r>
-        <w:t>K_w</w:t>
+        <w:t>K_</w:t>
+      </w:r>
+      <w:proofErr w:type="gramStart"/>
+      <w:r>
+        <w:t>w</w:t>
       </w:r>
       <w:proofErr w:type="spellEnd"/>
       <w:r>
-        <w:t xml:space="preserve">  = 0.6  # Теплопроводность воды, Вт/(</w:t>
+        <w:t xml:space="preserve">  =</w:t>
+      </w:r>
+      <w:proofErr w:type="gramEnd"/>
+      <w:r>
+        <w:t xml:space="preserve"> 0.6  # Теплопроводность воды, Вт/(</w:t>
       </w:r>
       <w:proofErr w:type="spellStart"/>
       <w:r>
@@ -29659,11 +30984,19 @@
     <w:p>
       <w:proofErr w:type="spellStart"/>
       <w:r>
-        <w:t>K_o</w:t>
+        <w:t>K_</w:t>
+      </w:r>
+      <w:proofErr w:type="gramStart"/>
+      <w:r>
+        <w:t>o</w:t>
       </w:r>
       <w:proofErr w:type="spellEnd"/>
       <w:r>
-        <w:t xml:space="preserve">  = 0.12 # Теплопроводность нефти, Вт/(</w:t>
+        <w:t xml:space="preserve">  =</w:t>
+      </w:r>
+      <w:proofErr w:type="gramEnd"/>
+      <w:r>
+        <w:t xml:space="preserve"> 0.12 # Теплопроводность нефти, Вт/(</w:t>
       </w:r>
       <w:proofErr w:type="spellStart"/>
       <w:r>
@@ -29677,11 +31010,19 @@
     <w:p>
       <w:proofErr w:type="spellStart"/>
       <w:r>
-        <w:t>K_f</w:t>
+        <w:t>K_</w:t>
+      </w:r>
+      <w:proofErr w:type="gramStart"/>
+      <w:r>
+        <w:t>f</w:t>
       </w:r>
       <w:proofErr w:type="spellEnd"/>
       <w:r>
-        <w:t xml:space="preserve">  = 2.0  # Теплопроводность пласта, Вт/(</w:t>
+        <w:t xml:space="preserve">  =</w:t>
+      </w:r>
+      <w:proofErr w:type="gramEnd"/>
+      <w:r>
+        <w:t xml:space="preserve"> 2.0  # Теплопроводность пласта, Вт/(</w:t>
       </w:r>
       <w:proofErr w:type="spellStart"/>
       <w:r>
@@ -29700,18 +31041,22 @@
     </w:p>
     <w:p>
       <w:r>
-        <w:lastRenderedPageBreak/>
         <w:t>g     = 9.81   # Ускорение свободного падения, [м/с^2]</w:t>
       </w:r>
     </w:p>
     <w:p>
       <w:proofErr w:type="spellStart"/>
+      <w:proofErr w:type="gramStart"/>
       <w:r>
         <w:t>Diff</w:t>
       </w:r>
       <w:proofErr w:type="spellEnd"/>
       <w:r>
-        <w:t xml:space="preserve">  = 2e-18  # Коэффициент диффузионного осаждения частиц, [м^2/с]</w:t>
+        <w:t xml:space="preserve">  =</w:t>
+      </w:r>
+      <w:proofErr w:type="gramEnd"/>
+      <w:r>
+        <w:t xml:space="preserve"> 2e-18  # Коэффициент диффузионного осаждения частиц, [м^2/с]</w:t>
       </w:r>
     </w:p>
     <w:p>
@@ -29771,12 +31116,28 @@
     </w:p>
     <w:p>
       <w:r>
-        <w:t>Delta = 0.005  # Кинетическая константа суффозии, [1/м]</w:t>
+        <w:t xml:space="preserve">Delta = </w:t>
+      </w:r>
+      <w:proofErr w:type="gramStart"/>
+      <w:r>
+        <w:t>0.005  #</w:t>
+      </w:r>
+      <w:proofErr w:type="gramEnd"/>
+      <w:r>
+        <w:t xml:space="preserve"> Кинетическая константа суффозии, [1/м]</w:t>
       </w:r>
     </w:p>
     <w:p>
       <w:r>
-        <w:t>R     = 8.31446261815324  # Газовая постоянная, [J</w:t>
+        <w:t xml:space="preserve">R     = </w:t>
+      </w:r>
+      <w:proofErr w:type="gramStart"/>
+      <w:r>
+        <w:t>8.31446261815324  #</w:t>
+      </w:r>
+      <w:proofErr w:type="gramEnd"/>
+      <w:r>
+        <w:t xml:space="preserve"> Газовая постоянная, [J</w:t>
       </w:r>
       <w:r>
         <w:rPr>
@@ -29810,7 +31171,15 @@
     </w:p>
     <w:p>
       <w:r>
-        <w:t>MW = 350.0  # Молекулярная масса</w:t>
+        <w:t xml:space="preserve">MW = </w:t>
+      </w:r>
+      <w:proofErr w:type="gramStart"/>
+      <w:r>
+        <w:t>350.0  #</w:t>
+      </w:r>
+      <w:proofErr w:type="gramEnd"/>
+      <w:r>
+        <w:t xml:space="preserve"> Молекулярная масса</w:t>
       </w:r>
     </w:p>
     <w:p>
@@ -29820,7 +31189,15 @@
       </w:r>
       <w:proofErr w:type="spellEnd"/>
       <w:r>
-        <w:t xml:space="preserve"> = 374.5 + 0.02617 * MW - 2.0172e4 / MW - 273.15  # Температура кристаллизации парафина, [C]</w:t>
+        <w:t xml:space="preserve"> = 374.5 + 0.02617 * MW - 2.0172e4 / MW - </w:t>
+      </w:r>
+      <w:proofErr w:type="gramStart"/>
+      <w:r>
+        <w:t>273.15  #</w:t>
+      </w:r>
+      <w:proofErr w:type="gramEnd"/>
+      <w:r>
+        <w:t xml:space="preserve"> Температура кристаллизации парафина, [C]</w:t>
       </w:r>
     </w:p>
     <w:p>
@@ -29842,11 +31219,19 @@
       </w:r>
       <w:proofErr w:type="spellStart"/>
       <w:r>
-        <w:t>kal_to_J</w:t>
+        <w:t>kal_to_</w:t>
+      </w:r>
+      <w:proofErr w:type="gramStart"/>
+      <w:r>
+        <w:t>J</w:t>
       </w:r>
       <w:proofErr w:type="spellEnd"/>
       <w:r>
-        <w:t xml:space="preserve">  # Скрытая теплота плавления парафина, [J/</w:t>
+        <w:t xml:space="preserve">  #</w:t>
+      </w:r>
+      <w:proofErr w:type="gramEnd"/>
+      <w:r>
+        <w:t xml:space="preserve"> Скрытая теплота плавления парафина, [J/</w:t>
       </w:r>
       <w:proofErr w:type="spellStart"/>
       <w:r>

--- a/resources/Лазарев диплом.docx
+++ b/resources/Лазарев диплом.docx
@@ -307,10 +307,15 @@
       </w:r>
       <w:r>
         <w:tab/>
+      </w:r>
+      <w:r>
+        <w:t xml:space="preserve">              </w:t>
+      </w:r>
+      <w:r>
         <w:t>_________________</w:t>
       </w:r>
       <w:r>
-        <w:tab/>
+        <w:t xml:space="preserve">        </w:t>
       </w:r>
       <w:r>
         <w:t>Лазарев И. С.</w:t>
@@ -339,7 +344,21 @@
           <w:sz w:val="20"/>
           <w:szCs w:val="20"/>
         </w:rPr>
-        <w:t xml:space="preserve">         </w:t>
+        <w:t xml:space="preserve">        </w:t>
+      </w:r>
+      <w:r>
+        <w:rPr>
+          <w:sz w:val="20"/>
+          <w:szCs w:val="20"/>
+        </w:rPr>
+        <w:t xml:space="preserve">             </w:t>
+      </w:r>
+      <w:r>
+        <w:rPr>
+          <w:sz w:val="20"/>
+          <w:szCs w:val="20"/>
+        </w:rPr>
+        <w:t xml:space="preserve"> </w:t>
       </w:r>
       <w:r>
         <w:rPr>
@@ -431,10 +450,15 @@
       </w:r>
       <w:r>
         <w:tab/>
+      </w:r>
+      <w:r>
+        <w:t xml:space="preserve">              </w:t>
+      </w:r>
+      <w:r>
         <w:t>_________________</w:t>
       </w:r>
       <w:r>
-        <w:tab/>
+        <w:t xml:space="preserve">       </w:t>
       </w:r>
       <w:r>
         <w:t>Никифоров А. И.</w:t>
@@ -466,22 +490,42 @@
           <w:sz w:val="20"/>
           <w:szCs w:val="20"/>
         </w:rPr>
-        <w:tab/>
-        <w:t>уч. звание</w:t>
+        <w:t xml:space="preserve">          </w:t>
       </w:r>
       <w:r>
         <w:rPr>
           <w:sz w:val="20"/>
           <w:szCs w:val="20"/>
         </w:rPr>
-        <w:tab/>
+        <w:t>уч. звание</w:t>
       </w:r>
       <w:r>
         <w:rPr>
           <w:sz w:val="20"/>
           <w:szCs w:val="20"/>
         </w:rPr>
-        <w:t xml:space="preserve">          </w:t>
+        <w:tab/>
+      </w:r>
+      <w:r>
+        <w:rPr>
+          <w:sz w:val="20"/>
+          <w:szCs w:val="20"/>
+        </w:rPr>
+        <w:t xml:space="preserve">        </w:t>
+      </w:r>
+      <w:r>
+        <w:rPr>
+          <w:sz w:val="20"/>
+          <w:szCs w:val="20"/>
+        </w:rPr>
+        <w:t xml:space="preserve">             </w:t>
+      </w:r>
+      <w:r>
+        <w:rPr>
+          <w:sz w:val="20"/>
+          <w:szCs w:val="20"/>
+        </w:rPr>
+        <w:t xml:space="preserve">  </w:t>
       </w:r>
       <w:r>
         <w:rPr>
@@ -590,10 +634,15 @@
       </w:r>
       <w:r>
         <w:tab/>
+      </w:r>
+      <w:r>
+        <w:t xml:space="preserve">              </w:t>
+      </w:r>
+      <w:r>
         <w:t>_________________</w:t>
       </w:r>
       <w:r>
-        <w:tab/>
+        <w:t xml:space="preserve">        </w:t>
       </w:r>
       <w:r>
         <w:t>Поташев К. А.</w:t>
@@ -626,13 +675,12 @@
         </w:rPr>
         <w:t>уч. степень</w:t>
       </w:r>
-      <w:proofErr w:type="gramStart"/>
       <w:r>
         <w:rPr>
           <w:sz w:val="20"/>
           <w:szCs w:val="20"/>
         </w:rPr>
-        <w:tab/>
+        <w:t xml:space="preserve">           </w:t>
       </w:r>
       <w:r>
         <w:rPr>
@@ -646,29 +694,28 @@
           <w:sz w:val="20"/>
           <w:szCs w:val="20"/>
         </w:rPr>
-        <w:t>уч.</w:t>
-      </w:r>
-      <w:proofErr w:type="gramEnd"/>
+        <w:t>уч. звание</w:t>
+      </w:r>
       <w:r>
         <w:rPr>
           <w:sz w:val="20"/>
           <w:szCs w:val="20"/>
         </w:rPr>
-        <w:t xml:space="preserve"> звание</w:t>
+        <w:tab/>
       </w:r>
       <w:r>
         <w:rPr>
           <w:sz w:val="20"/>
           <w:szCs w:val="20"/>
         </w:rPr>
-        <w:tab/>
+        <w:t xml:space="preserve">        </w:t>
       </w:r>
       <w:r>
         <w:rPr>
           <w:sz w:val="20"/>
           <w:szCs w:val="20"/>
         </w:rPr>
-        <w:t xml:space="preserve">        </w:t>
+        <w:t xml:space="preserve">                </w:t>
       </w:r>
       <w:r>
         <w:rPr>
@@ -1976,111 +2023,160 @@
           <w:rStyle w:val="jlqj4b"/>
           <w:color w:val="000000"/>
         </w:rPr>
-        <w:t xml:space="preserve"> в нефти непосредственно связана с температурой окружающей среды.</w:t>
+        <w:t xml:space="preserve"> парафина</w:t>
       </w:r>
       <w:r>
         <w:rPr>
           <w:rStyle w:val="jlqj4b"/>
           <w:color w:val="000000"/>
         </w:rPr>
-        <w:t xml:space="preserve"> </w:t>
+        <w:t xml:space="preserve"> в нефти непосредственно связана с </w:t>
       </w:r>
       <w:r>
         <w:rPr>
           <w:rStyle w:val="jlqj4b"/>
           <w:color w:val="000000"/>
         </w:rPr>
-        <w:t xml:space="preserve">При достаточно высокой температуре парафин может полностью раствориться в нефти, формируя </w:t>
+        <w:t xml:space="preserve">ее </w:t>
       </w:r>
       <w:r>
         <w:rPr>
           <w:rStyle w:val="jlqj4b"/>
           <w:color w:val="000000"/>
         </w:rPr>
-        <w:t xml:space="preserve">при этом </w:t>
+        <w:t>температуро</w:t>
       </w:r>
       <w:r>
         <w:rPr>
           <w:rStyle w:val="jlqj4b"/>
           <w:color w:val="000000"/>
         </w:rPr>
-        <w:t>однородный двухкомпонентный раствор</w:t>
+        <w:t>й</w:t>
       </w:r>
       <w:r>
         <w:rPr>
           <w:rStyle w:val="jlqj4b"/>
           <w:color w:val="000000"/>
         </w:rPr>
-        <w:t>. А в условиях</w:t>
+        <w:t>.</w:t>
       </w:r>
       <w:r>
         <w:rPr>
           <w:rStyle w:val="jlqj4b"/>
           <w:color w:val="000000"/>
         </w:rPr>
-        <w:t xml:space="preserve"> пониженн</w:t>
+        <w:t xml:space="preserve"> </w:t>
       </w:r>
       <w:r>
         <w:rPr>
           <w:rStyle w:val="jlqj4b"/>
           <w:color w:val="000000"/>
         </w:rPr>
-        <w:t>ой</w:t>
+        <w:t xml:space="preserve">При достаточно высокой температуре парафин может полностью раствориться в нефти, </w:t>
       </w:r>
       <w:r>
         <w:rPr>
           <w:rStyle w:val="jlqj4b"/>
           <w:color w:val="000000"/>
         </w:rPr>
-        <w:t xml:space="preserve"> температур</w:t>
+        <w:t>образуя</w:t>
       </w:r>
       <w:r>
         <w:rPr>
           <w:rStyle w:val="jlqj4b"/>
           <w:color w:val="000000"/>
         </w:rPr>
-        <w:t>ы</w:t>
+        <w:t xml:space="preserve"> </w:t>
       </w:r>
       <w:r>
         <w:rPr>
           <w:rStyle w:val="jlqj4b"/>
           <w:color w:val="000000"/>
         </w:rPr>
-        <w:t xml:space="preserve"> парафин способен затвердевать, образуя дисперсную систему, состоящую из жидкой нефтяной фазы и твёрдых частиц парафина. При промежуточных температурных значениях </w:t>
+        <w:t xml:space="preserve">при этом </w:t>
       </w:r>
       <w:r>
         <w:rPr>
           <w:rStyle w:val="jlqj4b"/>
           <w:color w:val="000000"/>
         </w:rPr>
-        <w:t xml:space="preserve">парафиновый компонент может быть частично растворен в нефти, а частично находиться в </w:t>
+        <w:t>однородный двухкомпонентный раствор</w:t>
       </w:r>
       <w:r>
         <w:rPr>
           <w:rStyle w:val="jlqj4b"/>
           <w:color w:val="000000"/>
         </w:rPr>
-        <w:t>нефт</w:t>
+        <w:t>. А в условиях</w:t>
       </w:r>
       <w:r>
         <w:rPr>
           <w:rStyle w:val="jlqj4b"/>
           <w:color w:val="000000"/>
         </w:rPr>
-        <w:t>яной фазе в виде дисперсных частиц</w:t>
+        <w:t xml:space="preserve"> пониженн</w:t>
       </w:r>
       <w:r>
         <w:rPr>
           <w:rStyle w:val="jlqj4b"/>
           <w:color w:val="000000"/>
         </w:rPr>
-        <w:t>.</w:t>
+        <w:t>ой</w:t>
       </w:r>
       <w:r>
         <w:rPr>
           <w:rStyle w:val="jlqj4b"/>
           <w:color w:val="000000"/>
         </w:rPr>
+        <w:t xml:space="preserve"> температур</w:t>
+      </w:r>
+      <w:r>
+        <w:rPr>
+          <w:rStyle w:val="jlqj4b"/>
+          <w:color w:val="000000"/>
+        </w:rPr>
+        <w:t>ы</w:t>
+      </w:r>
+      <w:r>
+        <w:rPr>
+          <w:rStyle w:val="jlqj4b"/>
+          <w:color w:val="000000"/>
+        </w:rPr>
+        <w:t xml:space="preserve"> парафин способен затвердевать, образуя дисперсную систему, состоящую из жидкой нефтяной фазы и твёрдых частиц парафина. При промежуточных температурных значениях </w:t>
+      </w:r>
+      <w:r>
+        <w:rPr>
+          <w:rStyle w:val="jlqj4b"/>
+          <w:color w:val="000000"/>
+        </w:rPr>
+        <w:t xml:space="preserve">парафиновый компонент может быть частично растворен в нефти, а частично находиться в </w:t>
+      </w:r>
+      <w:r>
+        <w:rPr>
+          <w:rStyle w:val="jlqj4b"/>
+          <w:color w:val="000000"/>
+        </w:rPr>
+        <w:t>нефт</w:t>
+      </w:r>
+      <w:r>
+        <w:rPr>
+          <w:rStyle w:val="jlqj4b"/>
+          <w:color w:val="000000"/>
+        </w:rPr>
+        <w:t>яной фазе в виде дисперсных частиц</w:t>
+      </w:r>
+      <w:r>
+        <w:rPr>
+          <w:rStyle w:val="jlqj4b"/>
+          <w:color w:val="000000"/>
+        </w:rPr>
+        <w:t>.</w:t>
+      </w:r>
+      <w:r>
+        <w:rPr>
+          <w:rStyle w:val="jlqj4b"/>
+          <w:color w:val="000000"/>
+        </w:rPr>
         <w:t xml:space="preserve"> </w:t>
       </w:r>
       <w:r>
@@ -2111,7 +2207,13 @@
         <w:t xml:space="preserve">ов, </w:t>
       </w:r>
       <w:r>
-        <w:t>происходит их отложение на поверхности пор пласта</w:t>
+        <w:t xml:space="preserve">происходит их </w:t>
+      </w:r>
+      <w:r>
+        <w:t>осаждение</w:t>
+      </w:r>
+      <w:r>
+        <w:t xml:space="preserve"> на поверхности пор пласта</w:t>
       </w:r>
       <w:r>
         <w:t xml:space="preserve">. </w:t>
@@ -2123,13 +2225,31 @@
         <w:t xml:space="preserve"> парафиновых отложений </w:t>
       </w:r>
       <w:r>
-        <w:t>приводит к уменьшению проницаемости коллектора</w:t>
-      </w:r>
-      <w:r>
-        <w:t xml:space="preserve">, что </w:t>
-      </w:r>
-      <w:r>
-        <w:t>затрудняет поток нефти через пористую среду.</w:t>
+        <w:t xml:space="preserve">приводит к уменьшению проницаемости </w:t>
+      </w:r>
+      <w:r>
+        <w:t>порист</w:t>
+      </w:r>
+      <w:r>
+        <w:t>ой</w:t>
+      </w:r>
+      <w:r>
+        <w:t xml:space="preserve"> сред</w:t>
+      </w:r>
+      <w:r>
+        <w:t>ы</w:t>
+      </w:r>
+      <w:r>
+        <w:t>, что</w:t>
+      </w:r>
+      <w:r>
+        <w:t xml:space="preserve"> значительно</w:t>
+      </w:r>
+      <w:r>
+        <w:t xml:space="preserve"> </w:t>
+      </w:r>
+      <w:r>
+        <w:t>затрудняет поток нефти.</w:t>
       </w:r>
       <w:r>
         <w:t xml:space="preserve"> </w:t>
@@ -2194,7 +2314,7 @@
         <w:t>Построение</w:t>
       </w:r>
       <w:r>
-        <w:t xml:space="preserve"> модели для прогнозирования </w:t>
+        <w:t xml:space="preserve"> модели прогнозирования </w:t>
       </w:r>
       <w:r>
         <w:t>осаждения</w:t>
@@ -2206,13 +2326,25 @@
         <w:t xml:space="preserve">комплексную </w:t>
       </w:r>
       <w:r>
-        <w:t xml:space="preserve">задачу, </w:t>
-      </w:r>
-      <w:r>
-        <w:t xml:space="preserve">требующую </w:t>
-      </w:r>
-      <w:r>
-        <w:t>объединения</w:t>
+        <w:t>задачу</w:t>
+      </w:r>
+      <w:r>
+        <w:t>. Для этого т</w:t>
+      </w:r>
+      <w:r>
+        <w:t>ребу</w:t>
+      </w:r>
+      <w:r>
+        <w:t>ется</w:t>
+      </w:r>
+      <w:r>
+        <w:t xml:space="preserve"> </w:t>
+      </w:r>
+      <w:r>
+        <w:t>объединени</w:t>
+      </w:r>
+      <w:r>
+        <w:t>е</w:t>
       </w:r>
       <w:r>
         <w:t xml:space="preserve"> знаний из</w:t>
@@ -2221,7 +2353,16 @@
         <w:t xml:space="preserve"> </w:t>
       </w:r>
       <w:r>
-        <w:t xml:space="preserve">областей гидродинамики, </w:t>
+        <w:t xml:space="preserve">нескольких </w:t>
+      </w:r>
+      <w:r>
+        <w:t>областей</w:t>
+      </w:r>
+      <w:r>
+        <w:t>, таких как</w:t>
+      </w:r>
+      <w:r>
+        <w:t xml:space="preserve"> гидродинамики, </w:t>
       </w:r>
       <w:r>
         <w:t>термодинамик</w:t>
@@ -2520,85 +2661,85 @@
         <w:t xml:space="preserve"> </w:t>
       </w:r>
       <w:r>
-        <w:rPr>
-          <w:highlight w:val="yellow"/>
-        </w:rPr>
-        <w:t>(возможно, стоит считать скорость выноса и для воды)</w:t>
+        <w:t>при превышении</w:t>
       </w:r>
       <w:r>
         <w:t xml:space="preserve"> </w:t>
       </w:r>
       <w:r>
-        <w:t>при превышении</w:t>
+        <w:t>определенного порогового значения внутрипоровой скорости</w:t>
+      </w:r>
+      <w:r>
+        <w:t xml:space="preserve">. </w:t>
+      </w:r>
+      <w:r>
+        <w:t xml:space="preserve">Последний </w:t>
+      </w:r>
+      <w:r>
+        <w:t>—</w:t>
       </w:r>
       <w:r>
         <w:t xml:space="preserve"> </w:t>
       </w:r>
       <w:r>
-        <w:t>определенного порогового значения внутрипоровой скорости</w:t>
-      </w:r>
-      <w:r>
-        <w:t xml:space="preserve">. </w:t>
-      </w:r>
-      <w:r>
-        <w:t xml:space="preserve">Последний </w:t>
-      </w:r>
-      <w:r>
-        <w:t>—</w:t>
+        <w:t>описывает скорость, с которой парафиновые частицы блокируют поры</w:t>
+      </w:r>
+      <w:r>
+        <w:t>. Отл</w:t>
+      </w:r>
+      <w:r>
+        <w:t xml:space="preserve">ожение твердых частиц парафина в </w:t>
+      </w:r>
+      <w:r>
+        <w:t>пористой среде</w:t>
       </w:r>
       <w:r>
         <w:t xml:space="preserve"> </w:t>
       </w:r>
       <w:r>
-        <w:t>описывает скорость, с которой парафиновые частицы блокируют поры</w:t>
-      </w:r>
-      <w:r>
-        <w:t>. Отл</w:t>
-      </w:r>
-      <w:r>
-        <w:t xml:space="preserve">ожение твердых частиц парафина в </w:t>
-      </w:r>
-      <w:r>
-        <w:t>пористой среде</w:t>
+        <w:t>влечет за собой</w:t>
+      </w:r>
+      <w:r>
+        <w:t xml:space="preserve"> снижение проницаемости. </w:t>
+      </w:r>
+      <w:r>
+        <w:t>Текущее</w:t>
+      </w:r>
+      <w:r>
+        <w:t xml:space="preserve"> локальн</w:t>
+      </w:r>
+      <w:r>
+        <w:t>ое значение</w:t>
+      </w:r>
+      <w:r>
+        <w:t xml:space="preserve"> проницаемост</w:t>
+      </w:r>
+      <w:r>
+        <w:t>и</w:t>
+      </w:r>
+      <w:r>
+        <w:t xml:space="preserve"> определяется степенной зависимостью, </w:t>
+      </w:r>
+      <w:r>
+        <w:t>схожей с</w:t>
+      </w:r>
+      <w:r>
+        <w:t xml:space="preserve"> формул</w:t>
+      </w:r>
+      <w:r>
+        <w:t>ой</w:t>
       </w:r>
       <w:r>
         <w:t xml:space="preserve"> </w:t>
       </w:r>
       <w:r>
-        <w:t>влечет за собой</w:t>
-      </w:r>
-      <w:r>
-        <w:t xml:space="preserve"> снижение проницаемости. </w:t>
-      </w:r>
-      <w:r>
-        <w:t>Текущее</w:t>
-      </w:r>
-      <w:r>
-        <w:t xml:space="preserve"> локальн</w:t>
-      </w:r>
-      <w:r>
-        <w:t>ое значение</w:t>
-      </w:r>
-      <w:r>
-        <w:t xml:space="preserve"> проницаемост</w:t>
-      </w:r>
-      <w:r>
-        <w:t>и</w:t>
-      </w:r>
-      <w:r>
-        <w:t xml:space="preserve"> определяется степенной зависимостью, </w:t>
-      </w:r>
-      <w:r>
-        <w:t>схожей с</w:t>
-      </w:r>
-      <w:r>
-        <w:t xml:space="preserve"> формул</w:t>
-      </w:r>
-      <w:r>
-        <w:t>ой</w:t>
-      </w:r>
-      <w:r>
-        <w:t xml:space="preserve"> Козени [</w:t>
+        <w:t>и Козени-Кармана</w:t>
+      </w:r>
+      <w:r>
+        <w:t xml:space="preserve"> </w:t>
+      </w:r>
+      <w:r>
+        <w:t>[</w:t>
       </w:r>
       <w:r>
         <w:t>10</w:t>
@@ -2900,28 +3041,14 @@
           <w:sz w:val="24"/>
           <w:szCs w:val="24"/>
         </w:rPr>
-        <w:t>элемент</w:t>
+        <w:t>области</w:t>
       </w:r>
       <w:r>
         <w:rPr>
           <w:sz w:val="24"/>
           <w:szCs w:val="24"/>
         </w:rPr>
-        <w:t>е</w:t>
-      </w:r>
-      <w:r>
-        <w:rPr>
-          <w:sz w:val="24"/>
-          <w:szCs w:val="24"/>
-        </w:rPr>
         <w:t xml:space="preserve"> </w:t>
-      </w:r>
-      <w:r>
-        <w:rPr>
-          <w:sz w:val="24"/>
-          <w:szCs w:val="24"/>
-        </w:rPr>
-        <w:t xml:space="preserve">пятиточечной системы заводнения </w:t>
       </w:r>
     </w:p>
     <w:p>
@@ -3380,7 +3507,7 @@
         <w:rPr>
           <w:rFonts w:eastAsiaTheme="minorEastAsia"/>
         </w:rPr>
-        <w:t xml:space="preserve"> и </w:t>
+        <w:t>и</w:t>
       </w:r>
       <w:r>
         <w:t xml:space="preserve"> </w:t>
@@ -3426,15 +3553,7 @@
         <w:t xml:space="preserve">флюида </w:t>
       </w:r>
       <w:r>
-        <w:t xml:space="preserve">и три </w:t>
-      </w:r>
-      <w:proofErr w:type="spellStart"/>
-      <w:r>
-        <w:t>псевдокомпонента</w:t>
-      </w:r>
-      <w:proofErr w:type="spellEnd"/>
-      <w:r>
-        <w:t xml:space="preserve">. Двумя фазами являются </w:t>
+        <w:t xml:space="preserve">и три псевдокомпонента. Двумя фазами являются </w:t>
       </w:r>
       <w:r>
         <w:t>нефть и вода</w:t>
@@ -3491,7 +3610,10 @@
         <w:t>ся</w:t>
       </w:r>
       <w:r>
-        <w:t>. А также</w:t>
+        <w:t>, а</w:t>
+      </w:r>
+      <w:r>
+        <w:t xml:space="preserve"> также</w:t>
       </w:r>
       <w:r>
         <w:t xml:space="preserve"> что между водной и </w:t>
@@ -3518,16 +3640,10 @@
         <w:t>.</w:t>
       </w:r>
       <w:r>
-        <w:t xml:space="preserve"> Ввиду пренебрежения влиянием к</w:t>
-      </w:r>
-      <w:r>
-        <w:t>апиллярны</w:t>
-      </w:r>
-      <w:r>
-        <w:t>х и гравитационных</w:t>
-      </w:r>
-      <w:r>
-        <w:t xml:space="preserve"> сил</w:t>
+        <w:t xml:space="preserve"> Ввиду</w:t>
+      </w:r>
+      <w:r>
+        <w:t xml:space="preserve"> вышеуказанных допущений</w:t>
       </w:r>
       <w:r>
         <w:t xml:space="preserve">, массовый баланс воды и нефти </w:t>
@@ -3712,9 +3828,6 @@
           </m:sSubPr>
           <m:e>
             <m:r>
-              <m:rPr>
-                <m:sty m:val="bi"/>
-              </m:rPr>
               <w:rPr>
                 <w:rFonts w:ascii="Cambria Math"/>
                 <w:lang w:val="en-US"/>
@@ -4066,9 +4179,6 @@
               </m:sSubPr>
               <m:e>
                 <m:r>
-                  <m:rPr>
-                    <m:sty m:val="bi"/>
-                  </m:rPr>
                   <w:rPr>
                     <w:rFonts w:ascii="Cambria Math"/>
                     <w:lang w:val="en-US"/>
@@ -4107,6 +4217,35 @@
             </m:ctrlPr>
           </m:sSubPr>
           <m:e>
+            <m:sSub>
+              <m:sSubPr>
+                <m:ctrlPr>
+                  <w:rPr>
+                    <w:rFonts w:ascii="Cambria Math" w:hAnsi="Cambria Math"/>
+                    <w:i/>
+                    <w:lang w:val="en-US"/>
+                  </w:rPr>
+                </m:ctrlPr>
+              </m:sSubPr>
+              <m:e>
+                <m:r>
+                  <w:rPr>
+                    <w:rFonts w:ascii="Cambria Math"/>
+                    <w:lang w:val="en-US"/>
+                  </w:rPr>
+                  <m:t>w</m:t>
+                </m:r>
+              </m:e>
+              <m:sub>
+                <m:r>
+                  <w:rPr>
+                    <w:rFonts w:ascii="Cambria Math"/>
+                    <w:lang w:val="en-US"/>
+                  </w:rPr>
+                  <m:t>o</m:t>
+                </m:r>
+              </m:sub>
+            </m:sSub>
             <m:r>
               <w:rPr>
                 <w:rFonts w:ascii="Cambria Math" w:hAnsi="Cambria Math"/>
@@ -4154,13 +4293,19 @@
           </m:sub>
         </m:sSub>
         <m:r>
+          <w:rPr>
+            <w:rFonts w:ascii="Cambria Math" w:hAnsi="Cambria Math"/>
+          </w:rPr>
+          <m:t xml:space="preserve"> </m:t>
+        </m:r>
+        <m:r>
           <m:rPr>
             <m:sty m:val="b"/>
           </m:rPr>
           <w:rPr>
             <w:rFonts w:ascii="Cambria Math" w:hAnsi="Cambria Math"/>
           </w:rPr>
-          <m:t>.</m:t>
+          <m:t>,</m:t>
         </m:r>
       </m:oMath>
       <w:r>
@@ -4194,11 +4339,453 @@
         </w:tabs>
         <w:jc w:val="both"/>
         <w:rPr>
+          <w:iCs/>
+        </w:rPr>
+      </w:pPr>
+      <w:r>
+        <w:t>где</w:t>
+      </w:r>
+      <w:r>
+        <w:t xml:space="preserve"> </w:t>
+      </w:r>
+      <m:oMath>
+        <m:sSub>
+          <m:sSubPr>
+            <m:ctrlPr>
+              <w:rPr>
+                <w:rFonts w:ascii="Cambria Math" w:hAnsi="Cambria Math"/>
+                <w:i/>
+                <w:lang w:val="en-US"/>
+              </w:rPr>
+            </m:ctrlPr>
+          </m:sSubPr>
+          <m:e>
+            <m:r>
+              <w:rPr>
+                <w:rFonts w:ascii="Cambria Math"/>
+                <w:lang w:val="en-US"/>
+              </w:rPr>
+              <m:t>w</m:t>
+            </m:r>
+          </m:e>
+          <m:sub>
+            <m:r>
+              <w:rPr>
+                <w:rFonts w:ascii="Cambria Math"/>
+                <w:lang w:val="en-US"/>
+              </w:rPr>
+              <m:t>o</m:t>
+            </m:r>
+          </m:sub>
+        </m:sSub>
+        <m:r>
+          <w:rPr>
+            <w:rFonts w:ascii="Cambria Math" w:hAnsi="Cambria Math"/>
+          </w:rPr>
+          <m:t>-</m:t>
+        </m:r>
+      </m:oMath>
+      <w:r>
+        <w:rPr>
+          <w:rFonts w:eastAsiaTheme="minorEastAsia"/>
+        </w:rPr>
+        <w:t xml:space="preserve"> </w:t>
+      </w:r>
+      <w:r>
+        <w:t xml:space="preserve">массовая доля масляного компонента в нефтяной фазе; </w:t>
+      </w:r>
+      <w:r>
+        <w:t xml:space="preserve"> </w:t>
+      </w:r>
+      <m:oMath>
+        <m:sSub>
+          <m:sSubPr>
+            <m:ctrlPr>
+              <w:rPr>
+                <w:rFonts w:ascii="Cambria Math" w:hAnsi="Cambria Math"/>
+                <w:i/>
+                <w:lang w:val="en-US"/>
+              </w:rPr>
+            </m:ctrlPr>
+          </m:sSubPr>
+          <m:e>
+            <m:r>
+              <w:rPr>
+                <w:rFonts w:ascii="Cambria Math"/>
+                <w:lang w:val="en-US"/>
+              </w:rPr>
+              <m:t>U</m:t>
+            </m:r>
+          </m:e>
+          <m:sub>
+            <m:r>
+              <w:rPr>
+                <w:rFonts w:ascii="Cambria Math"/>
+                <w:lang w:val="en-US"/>
+              </w:rPr>
+              <m:t>w</m:t>
+            </m:r>
+          </m:sub>
+        </m:sSub>
+        <m:r>
+          <w:rPr>
+            <w:rFonts w:ascii="Cambria Math" w:hAnsi="Cambria Math"/>
+          </w:rPr>
+          <m:t>-</m:t>
+        </m:r>
+      </m:oMath>
+      <w:r>
+        <w:rPr>
+          <w:rFonts w:eastAsiaTheme="minorEastAsia"/>
+        </w:rPr>
+        <w:t xml:space="preserve"> скорость фильтрации водной фазы</w:t>
+      </w:r>
+      <w:r>
+        <w:rPr>
+          <w:rFonts w:eastAsiaTheme="minorEastAsia"/>
+        </w:rPr>
+        <w:t>;</w:t>
+      </w:r>
+      <w:r>
+        <w:rPr>
+          <w:rFonts w:eastAsiaTheme="minorEastAsia"/>
+        </w:rPr>
+        <w:t xml:space="preserve"> </w:t>
+      </w:r>
+      <m:oMath>
+        <m:sSub>
+          <m:sSubPr>
+            <m:ctrlPr>
+              <w:rPr>
+                <w:rFonts w:ascii="Cambria Math" w:hAnsi="Cambria Math"/>
+                <w:i/>
+                <w:lang w:val="en-US"/>
+              </w:rPr>
+            </m:ctrlPr>
+          </m:sSubPr>
+          <m:e>
+            <m:r>
+              <w:rPr>
+                <w:rFonts w:ascii="Cambria Math"/>
+                <w:lang w:val="en-US"/>
+              </w:rPr>
+              <m:t>U</m:t>
+            </m:r>
+          </m:e>
+          <m:sub>
+            <m:r>
+              <w:rPr>
+                <w:rFonts w:ascii="Cambria Math"/>
+                <w:lang w:val="en-US"/>
+              </w:rPr>
+              <m:t>o</m:t>
+            </m:r>
+          </m:sub>
+        </m:sSub>
+        <m:r>
+          <w:rPr>
+            <w:rFonts w:ascii="Cambria Math" w:hAnsi="Cambria Math"/>
+          </w:rPr>
+          <m:t>-</m:t>
+        </m:r>
+      </m:oMath>
+      <w:r>
+        <w:rPr>
+          <w:rFonts w:eastAsiaTheme="minorEastAsia"/>
+        </w:rPr>
+        <w:t xml:space="preserve"> скорость фильтрации нефтяной фазы; </w:t>
+      </w:r>
+      <m:oMath>
+        <m:sSub>
+          <m:sSubPr>
+            <m:ctrlPr>
+              <w:rPr>
+                <w:rFonts w:ascii="Cambria Math" w:hAnsi="Cambria Math"/>
+                <w:i/>
+                <w:lang w:val="en-US"/>
+              </w:rPr>
+            </m:ctrlPr>
+          </m:sSubPr>
+          <m:e>
+            <m:r>
+              <w:rPr>
+                <w:rFonts w:ascii="Cambria Math"/>
+                <w:lang w:val="en-US"/>
+              </w:rPr>
+              <m:t>S</m:t>
+            </m:r>
+          </m:e>
+          <m:sub>
+            <m:r>
+              <w:rPr>
+                <w:rFonts w:ascii="Cambria Math"/>
+                <w:lang w:val="en-US"/>
+              </w:rPr>
+              <m:t>w</m:t>
+            </m:r>
+          </m:sub>
+        </m:sSub>
+        <m:r>
+          <w:rPr>
+            <w:rFonts w:ascii="Cambria Math" w:hAnsi="Cambria Math"/>
+          </w:rPr>
+          <m:t>-</m:t>
+        </m:r>
+      </m:oMath>
+      <w:r>
+        <w:rPr>
+          <w:rFonts w:eastAsiaTheme="minorEastAsia"/>
+        </w:rPr>
+        <w:t xml:space="preserve"> водонасыщенность; </w:t>
+      </w:r>
+      <m:oMath>
+        <m:sSub>
+          <m:sSubPr>
+            <m:ctrlPr>
+              <w:rPr>
+                <w:rFonts w:ascii="Cambria Math" w:hAnsi="Cambria Math"/>
+                <w:i/>
+                <w:lang w:val="en-US"/>
+              </w:rPr>
+            </m:ctrlPr>
+          </m:sSubPr>
+          <m:e>
+            <m:r>
+              <w:rPr>
+                <w:rFonts w:ascii="Cambria Math"/>
+                <w:lang w:val="en-US"/>
+              </w:rPr>
+              <m:t>S</m:t>
+            </m:r>
+          </m:e>
+          <m:sub>
+            <m:r>
+              <w:rPr>
+                <w:rFonts w:ascii="Cambria Math"/>
+                <w:lang w:val="en-US"/>
+              </w:rPr>
+              <m:t>o</m:t>
+            </m:r>
+          </m:sub>
+        </m:sSub>
+        <m:r>
+          <w:rPr>
+            <w:rFonts w:ascii="Cambria Math" w:hAnsi="Cambria Math"/>
+          </w:rPr>
+          <m:t>-</m:t>
+        </m:r>
+      </m:oMath>
+      <w:r>
+        <w:rPr>
+          <w:rFonts w:eastAsiaTheme="minorEastAsia"/>
+        </w:rPr>
+        <w:t xml:space="preserve"> нефтенасыщенность; </w:t>
+      </w:r>
+      <m:oMath>
+        <m:sSub>
+          <m:sSubPr>
+            <m:ctrlPr>
+              <w:rPr>
+                <w:rFonts w:ascii="Cambria Math" w:hAnsi="Cambria Math"/>
+                <w:i/>
+                <w:lang w:val="en-US"/>
+              </w:rPr>
+            </m:ctrlPr>
+          </m:sSubPr>
+          <m:e>
+            <m:r>
+              <w:rPr>
+                <w:rFonts w:ascii="Cambria Math"/>
+                <w:lang w:val="en-US"/>
+              </w:rPr>
+              <m:t>ρ</m:t>
+            </m:r>
+          </m:e>
+          <m:sub>
+            <m:r>
+              <w:rPr>
+                <w:rFonts w:ascii="Cambria Math"/>
+                <w:lang w:val="en-US"/>
+              </w:rPr>
+              <m:t>w</m:t>
+            </m:r>
+          </m:sub>
+        </m:sSub>
+        <m:r>
+          <w:rPr>
+            <w:rFonts w:ascii="Cambria Math" w:hAnsi="Cambria Math"/>
+          </w:rPr>
+          <m:t>-</m:t>
+        </m:r>
+      </m:oMath>
+      <w:r>
+        <w:rPr>
+          <w:rFonts w:eastAsiaTheme="minorEastAsia"/>
+        </w:rPr>
+        <w:t xml:space="preserve"> плотность </w:t>
+      </w:r>
+      <w:r>
+        <w:rPr>
+          <w:rFonts w:eastAsiaTheme="minorEastAsia"/>
+        </w:rPr>
+        <w:t>в</w:t>
+      </w:r>
+      <w:r>
+        <w:rPr>
+          <w:rFonts w:eastAsiaTheme="minorEastAsia"/>
+        </w:rPr>
+        <w:t>одной фазы</w:t>
+      </w:r>
+      <w:r>
+        <w:rPr>
+          <w:rFonts w:eastAsiaTheme="minorEastAsia"/>
+        </w:rPr>
+        <w:t xml:space="preserve">; </w:t>
+      </w:r>
+      <m:oMath>
+        <m:sSub>
+          <m:sSubPr>
+            <m:ctrlPr>
+              <w:rPr>
+                <w:rFonts w:ascii="Cambria Math" w:hAnsi="Cambria Math"/>
+                <w:i/>
+                <w:lang w:val="en-US"/>
+              </w:rPr>
+            </m:ctrlPr>
+          </m:sSubPr>
+          <m:e>
+            <m:r>
+              <w:rPr>
+                <w:rFonts w:ascii="Cambria Math"/>
+                <w:lang w:val="en-US"/>
+              </w:rPr>
+              <m:t>ρ</m:t>
+            </m:r>
+          </m:e>
+          <m:sub>
+            <m:r>
+              <w:rPr>
+                <w:rFonts w:ascii="Cambria Math"/>
+                <w:lang w:val="en-US"/>
+              </w:rPr>
+              <m:t>o</m:t>
+            </m:r>
+          </m:sub>
+        </m:sSub>
+        <m:r>
+          <w:rPr>
+            <w:rFonts w:ascii="Cambria Math" w:hAnsi="Cambria Math"/>
+          </w:rPr>
+          <m:t>-</m:t>
+        </m:r>
+      </m:oMath>
+      <w:r>
+        <w:rPr>
+          <w:rFonts w:eastAsiaTheme="minorEastAsia"/>
+        </w:rPr>
+        <w:t xml:space="preserve"> плотность нефтяной фазы; </w:t>
+      </w:r>
+      <m:oMath>
+        <m:sSub>
+          <m:sSubPr>
+            <m:ctrlPr>
+              <w:rPr>
+                <w:rFonts w:ascii="Cambria Math" w:hAnsi="Cambria Math"/>
+                <w:i/>
+              </w:rPr>
+            </m:ctrlPr>
+          </m:sSubPr>
+          <m:e>
+            <m:r>
+              <w:rPr>
+                <w:rFonts w:ascii="Cambria Math" w:hAnsi="Cambria Math"/>
+                <w:lang w:val="en-US"/>
+              </w:rPr>
+              <m:t>q</m:t>
+            </m:r>
+          </m:e>
+          <m:sub>
+            <m:r>
+              <w:rPr>
+                <w:rFonts w:ascii="Cambria Math" w:hAnsi="Cambria Math"/>
+              </w:rPr>
+              <m:t>w</m:t>
+            </m:r>
+          </m:sub>
+        </m:sSub>
+        <m:r>
+          <w:rPr>
+            <w:rFonts w:ascii="Cambria Math" w:hAnsi="Cambria Math"/>
+          </w:rPr>
+          <m:t>-</m:t>
+        </m:r>
+      </m:oMath>
+      <w:r>
+        <w:rPr>
+          <w:rFonts w:eastAsiaTheme="minorEastAsia"/>
+        </w:rPr>
+        <w:t xml:space="preserve"> дебет скважин по воде; </w:t>
+      </w:r>
+      <m:oMath>
+        <m:sSub>
+          <m:sSubPr>
+            <m:ctrlPr>
+              <w:rPr>
+                <w:rFonts w:ascii="Cambria Math" w:hAnsi="Cambria Math"/>
+                <w:i/>
+              </w:rPr>
+            </m:ctrlPr>
+          </m:sSubPr>
+          <m:e>
+            <m:r>
+              <w:rPr>
+                <w:rFonts w:ascii="Cambria Math" w:hAnsi="Cambria Math"/>
+                <w:lang w:val="en-US"/>
+              </w:rPr>
+              <m:t>q</m:t>
+            </m:r>
+          </m:e>
+          <m:sub>
+            <m:r>
+              <w:rPr>
+                <w:rFonts w:ascii="Cambria Math" w:hAnsi="Cambria Math"/>
+                <w:lang w:val="en-US"/>
+              </w:rPr>
+              <m:t>o</m:t>
+            </m:r>
+          </m:sub>
+        </m:sSub>
+        <m:r>
+          <w:rPr>
+            <w:rFonts w:ascii="Cambria Math" w:hAnsi="Cambria Math"/>
+          </w:rPr>
+          <m:t>-</m:t>
+        </m:r>
+      </m:oMath>
+      <w:r>
+        <w:rPr>
+          <w:rFonts w:eastAsiaTheme="minorEastAsia"/>
+        </w:rPr>
+        <w:t xml:space="preserve"> дебет скважин по нефти.</w:t>
+      </w:r>
+    </w:p>
+    <w:p>
+      <w:pPr>
+        <w:tabs>
+          <w:tab w:val="center" w:pos="4678"/>
+          <w:tab w:val="right" w:pos="9750"/>
+        </w:tabs>
+        <w:ind w:firstLine="709"/>
+        <w:jc w:val="both"/>
+        <w:rPr>
           <w:b/>
           <w:bCs/>
         </w:rPr>
       </w:pPr>
       <w:r>
+        <w:tab/>
+      </w:r>
+      <w:r>
         <w:t>Псевдокомпонент п</w:t>
       </w:r>
       <w:r>
@@ -4220,19 +4807,16 @@
         <w:t>нефтяной</w:t>
       </w:r>
       <w:r>
-        <w:t xml:space="preserve"> фазе в виде частиц и</w:t>
-      </w:r>
-      <w:r>
-        <w:t>/</w:t>
-      </w:r>
-      <w:r>
-        <w:t>или</w:t>
-      </w:r>
-      <w:r>
-        <w:t xml:space="preserve"> отложен в поровом пространстве. </w:t>
-      </w:r>
-      <w:r>
-        <w:t xml:space="preserve">Уравнение баланса массы парафина </w:t>
+        <w:t xml:space="preserve"> фазе в виде частиц и отложен в поровом пространстве. </w:t>
+      </w:r>
+      <w:r>
+        <w:t>Уравнение баланса массы парафина</w:t>
+      </w:r>
+      <w:r>
+        <w:t xml:space="preserve"> в этом случае</w:t>
+      </w:r>
+      <w:r>
+        <w:t xml:space="preserve"> </w:t>
       </w:r>
       <w:r>
         <w:t>запишется в виде</w:t>
@@ -4598,9 +5182,6 @@
               </m:sSubPr>
               <m:e>
                 <m:r>
-                  <m:rPr>
-                    <m:sty m:val="bi"/>
-                  </m:rPr>
                   <w:rPr>
                     <w:rFonts w:ascii="Cambria Math"/>
                     <w:lang w:val="en-US"/>
@@ -4694,9 +5275,6 @@
               </m:sSubPr>
               <m:e>
                 <m:r>
-                  <m:rPr>
-                    <m:sty m:val="bi"/>
-                  </m:rPr>
                   <w:rPr>
                     <w:rFonts w:ascii="Cambria Math"/>
                     <w:lang w:val="en-US"/>
@@ -4949,7 +5527,7 @@
           <w:rPr>
             <w:rFonts w:ascii="Cambria Math" w:hAnsi="Cambria Math"/>
           </w:rPr>
-          <m:t>.</m:t>
+          <m:t>,</m:t>
         </m:r>
       </m:oMath>
       <w:r>
@@ -4964,6 +5542,196 @@
       </w:r>
       <w:r>
         <w:t>)</w:t>
+      </w:r>
+    </w:p>
+    <w:p>
+      <w:pPr>
+        <w:tabs>
+          <w:tab w:val="right" w:pos="9750"/>
+        </w:tabs>
+        <w:jc w:val="both"/>
+        <w:rPr>
+          <w:rFonts w:eastAsiaTheme="minorEastAsia"/>
+        </w:rPr>
+      </w:pPr>
+      <m:oMath>
+        <m:sSub>
+          <m:sSubPr>
+            <m:ctrlPr>
+              <w:rPr>
+                <w:rFonts w:ascii="Cambria Math" w:hAnsi="Cambria Math"/>
+                <w:i/>
+                <w:lang w:val="en-US"/>
+              </w:rPr>
+            </m:ctrlPr>
+          </m:sSubPr>
+          <m:e>
+            <m:r>
+              <w:rPr>
+                <w:rFonts w:ascii="Cambria Math"/>
+                <w:lang w:val="en-US"/>
+              </w:rPr>
+              <m:t>w</m:t>
+            </m:r>
+          </m:e>
+          <m:sub>
+            <m:r>
+              <w:rPr>
+                <w:rFonts w:ascii="Cambria Math"/>
+                <w:lang w:val="en-US"/>
+              </w:rPr>
+              <m:t>ps</m:t>
+            </m:r>
+          </m:sub>
+        </m:sSub>
+        <m:r>
+          <w:rPr>
+            <w:rFonts w:ascii="Cambria Math" w:hAnsi="Cambria Math"/>
+          </w:rPr>
+          <m:t>-</m:t>
+        </m:r>
+      </m:oMath>
+      <w:r>
+        <w:rPr>
+          <w:rFonts w:eastAsiaTheme="minorEastAsia"/>
+        </w:rPr>
+        <w:t xml:space="preserve"> </w:t>
+      </w:r>
+      <w:r>
+        <w:t xml:space="preserve">массовая доля взвешенного парафина в нефтяной фазе; </w:t>
+      </w:r>
+      <m:oMath>
+        <m:sSub>
+          <m:sSubPr>
+            <m:ctrlPr>
+              <w:rPr>
+                <w:rFonts w:ascii="Cambria Math" w:hAnsi="Cambria Math"/>
+                <w:i/>
+                <w:lang w:val="en-US"/>
+              </w:rPr>
+            </m:ctrlPr>
+          </m:sSubPr>
+          <m:e>
+            <m:r>
+              <w:rPr>
+                <w:rFonts w:ascii="Cambria Math"/>
+                <w:lang w:val="en-US"/>
+              </w:rPr>
+              <m:t>w</m:t>
+            </m:r>
+          </m:e>
+          <m:sub>
+            <m:r>
+              <w:rPr>
+                <w:rFonts w:ascii="Cambria Math"/>
+                <w:lang w:val="en-US"/>
+              </w:rPr>
+              <m:t>p</m:t>
+            </m:r>
+          </m:sub>
+        </m:sSub>
+        <m:r>
+          <w:rPr>
+            <w:rFonts w:ascii="Cambria Math" w:hAnsi="Cambria Math"/>
+          </w:rPr>
+          <m:t>-</m:t>
+        </m:r>
+      </m:oMath>
+      <w:r>
+        <w:rPr>
+          <w:rFonts w:eastAsiaTheme="minorEastAsia"/>
+        </w:rPr>
+        <w:t xml:space="preserve"> </w:t>
+      </w:r>
+      <w:r>
+        <w:t xml:space="preserve">массовая доля растворенного парафина в нефтяной фазе; </w:t>
+      </w:r>
+      <m:oMath>
+        <m:sSub>
+          <m:sSubPr>
+            <m:ctrlPr>
+              <w:rPr>
+                <w:rFonts w:ascii="Cambria Math" w:hAnsi="Cambria Math"/>
+                <w:i/>
+                <w:lang w:val="en-US"/>
+              </w:rPr>
+            </m:ctrlPr>
+          </m:sSubPr>
+          <m:e>
+            <m:r>
+              <w:rPr>
+                <w:rFonts w:ascii="Cambria Math"/>
+                <w:lang w:val="en-US"/>
+              </w:rPr>
+              <m:t>ρ</m:t>
+            </m:r>
+          </m:e>
+          <m:sub>
+            <m:r>
+              <w:rPr>
+                <w:rFonts w:ascii="Cambria Math"/>
+                <w:lang w:val="en-US"/>
+              </w:rPr>
+              <m:t>p</m:t>
+            </m:r>
+          </m:sub>
+        </m:sSub>
+        <m:r>
+          <w:rPr>
+            <w:rFonts w:ascii="Cambria Math" w:hAnsi="Cambria Math"/>
+          </w:rPr>
+          <m:t>-</m:t>
+        </m:r>
+      </m:oMath>
+      <w:r>
+        <w:rPr>
+          <w:rFonts w:eastAsiaTheme="minorEastAsia"/>
+        </w:rPr>
+        <w:t xml:space="preserve"> плотность парафина</w:t>
+      </w:r>
+      <m:oMath>
+        <m:r>
+          <w:rPr>
+            <w:rFonts w:ascii="Cambria Math" w:hAnsi="Cambria Math"/>
+          </w:rPr>
+          <m:t xml:space="preserve">; </m:t>
+        </m:r>
+        <m:sSub>
+          <m:sSubPr>
+            <m:ctrlPr>
+              <w:rPr>
+                <w:rFonts w:ascii="Cambria Math" w:hAnsi="Cambria Math"/>
+                <w:i/>
+              </w:rPr>
+            </m:ctrlPr>
+          </m:sSubPr>
+          <m:e>
+            <m:r>
+              <w:rPr>
+                <w:rFonts w:ascii="Cambria Math" w:hAnsi="Cambria Math"/>
+                <w:lang w:val="en-US"/>
+              </w:rPr>
+              <m:t>q</m:t>
+            </m:r>
+          </m:e>
+          <m:sub>
+            <m:r>
+              <w:rPr>
+                <w:rFonts w:ascii="Cambria Math" w:hAnsi="Cambria Math"/>
+              </w:rPr>
+              <m:t>p</m:t>
+            </m:r>
+          </m:sub>
+        </m:sSub>
+        <m:r>
+          <w:rPr>
+            <w:rFonts w:ascii="Cambria Math" w:hAnsi="Cambria Math"/>
+          </w:rPr>
+          <m:t>-</m:t>
+        </m:r>
+      </m:oMath>
+      <w:r>
+        <w:t xml:space="preserve"> скорость отложения парафина в общем объеме пористой породы.</w:t>
       </w:r>
     </w:p>
     <w:p>
@@ -5242,6 +6010,749 @@
     <w:p>
       <w:pPr>
         <w:tabs>
+          <w:tab w:val="right" w:pos="9750"/>
+        </w:tabs>
+        <w:ind w:firstLine="709"/>
+        <w:jc w:val="both"/>
+      </w:pPr>
+      <w:r>
+        <w:t xml:space="preserve">Для описания баланса количества движения используется закон Дарси </w:t>
+      </w:r>
+      <w:r>
+        <w:t>[13]</w:t>
+      </w:r>
+    </w:p>
+    <w:p>
+      <w:pPr>
+        <w:tabs>
+          <w:tab w:val="center" w:pos="4678"/>
+          <w:tab w:val="right" w:pos="9355"/>
+        </w:tabs>
+        <w:jc w:val="both"/>
+        <w:rPr>
+          <w:rFonts w:eastAsiaTheme="minorEastAsia"/>
+          <w:i/>
+        </w:rPr>
+      </w:pPr>
+      <w:r>
+        <w:rPr>
+          <w:rFonts w:eastAsiaTheme="minorEastAsia"/>
+        </w:rPr>
+        <w:tab/>
+      </w:r>
+      <m:oMath>
+        <m:sSub>
+          <m:sSubPr>
+            <m:ctrlPr>
+              <w:rPr>
+                <w:rFonts w:ascii="Cambria Math" w:hAnsi="Cambria Math"/>
+                <w:i/>
+                <w:lang w:val="en-US"/>
+              </w:rPr>
+            </m:ctrlPr>
+          </m:sSubPr>
+          <m:e>
+            <m:r>
+              <w:rPr>
+                <w:rFonts w:ascii="Cambria Math"/>
+                <w:lang w:val="en-US"/>
+              </w:rPr>
+              <m:t>U</m:t>
+            </m:r>
+          </m:e>
+          <m:sub>
+            <m:r>
+              <w:rPr>
+                <w:rFonts w:ascii="Cambria Math"/>
+                <w:lang w:val="en-US"/>
+              </w:rPr>
+              <m:t>α</m:t>
+            </m:r>
+          </m:sub>
+        </m:sSub>
+        <m:r>
+          <w:rPr>
+            <w:rFonts w:ascii="Cambria Math"/>
+          </w:rPr>
+          <m:t>=</m:t>
+        </m:r>
+        <m:r>
+          <w:rPr>
+            <w:rFonts w:ascii="Cambria Math"/>
+          </w:rPr>
+          <m:t>-</m:t>
+        </m:r>
+        <m:sSub>
+          <m:sSubPr>
+            <m:ctrlPr>
+              <w:rPr>
+                <w:rFonts w:ascii="Cambria Math" w:hAnsi="Cambria Math"/>
+                <w:i/>
+                <w:lang w:val="en-US"/>
+              </w:rPr>
+            </m:ctrlPr>
+          </m:sSubPr>
+          <m:e>
+            <m:r>
+              <w:rPr>
+                <w:rFonts w:ascii="Cambria Math"/>
+                <w:lang w:val="en-US"/>
+              </w:rPr>
+              <m:t>k</m:t>
+            </m:r>
+          </m:e>
+          <m:sub>
+            <m:r>
+              <w:rPr>
+                <w:rFonts w:ascii="Cambria Math"/>
+                <w:lang w:val="en-US"/>
+              </w:rPr>
+              <m:t>α</m:t>
+            </m:r>
+          </m:sub>
+        </m:sSub>
+        <m:r>
+          <w:rPr>
+            <w:rFonts w:ascii="Cambria Math" w:hAnsi="Cambria Math" w:cs="Cambria Math"/>
+            <w:lang w:val="en-US"/>
+          </w:rPr>
+          <m:t>∇</m:t>
+        </m:r>
+        <m:d>
+          <m:dPr>
+            <m:ctrlPr>
+              <w:rPr>
+                <w:rFonts w:ascii="Cambria Math" w:hAnsi="Cambria Math"/>
+                <w:i/>
+              </w:rPr>
+            </m:ctrlPr>
+          </m:dPr>
+          <m:e>
+            <m:sSub>
+              <m:sSubPr>
+                <m:ctrlPr>
+                  <w:rPr>
+                    <w:rFonts w:ascii="Cambria Math" w:hAnsi="Cambria Math"/>
+                    <w:i/>
+                    <w:lang w:val="en-US"/>
+                  </w:rPr>
+                </m:ctrlPr>
+              </m:sSubPr>
+              <m:e>
+                <m:r>
+                  <w:rPr>
+                    <w:rFonts w:ascii="Cambria Math" w:hAnsi="Cambria Math"/>
+                    <w:lang w:val="en-US"/>
+                  </w:rPr>
+                  <m:t>P</m:t>
+                </m:r>
+              </m:e>
+              <m:sub>
+                <m:r>
+                  <w:rPr>
+                    <w:rFonts w:ascii="Cambria Math"/>
+                    <w:lang w:val="en-US"/>
+                  </w:rPr>
+                  <m:t>α</m:t>
+                </m:r>
+              </m:sub>
+            </m:sSub>
+            <m:r>
+              <w:rPr>
+                <w:rFonts w:ascii="Cambria Math"/>
+              </w:rPr>
+              <m:t>-</m:t>
+            </m:r>
+            <m:sSub>
+              <m:sSubPr>
+                <m:ctrlPr>
+                  <w:rPr>
+                    <w:rFonts w:ascii="Cambria Math" w:hAnsi="Cambria Math"/>
+                    <w:i/>
+                    <w:lang w:val="en-US"/>
+                  </w:rPr>
+                </m:ctrlPr>
+              </m:sSubPr>
+              <m:e>
+                <m:r>
+                  <w:rPr>
+                    <w:rFonts w:ascii="Cambria Math"/>
+                    <w:lang w:val="en-US"/>
+                  </w:rPr>
+                  <m:t>ρ</m:t>
+                </m:r>
+              </m:e>
+              <m:sub>
+                <m:r>
+                  <w:rPr>
+                    <w:rFonts w:ascii="Cambria Math"/>
+                    <w:lang w:val="en-US"/>
+                  </w:rPr>
+                  <m:t>α</m:t>
+                </m:r>
+              </m:sub>
+            </m:sSub>
+            <m:r>
+              <w:rPr>
+                <w:rFonts w:ascii="Cambria Math"/>
+                <w:lang w:val="en-US"/>
+              </w:rPr>
+              <m:t>gz</m:t>
+            </m:r>
+          </m:e>
+        </m:d>
+        <m:r>
+          <w:rPr>
+            <w:rFonts w:ascii="Cambria Math"/>
+          </w:rPr>
+          <m:t xml:space="preserve">,    </m:t>
+        </m:r>
+        <m:r>
+          <m:rPr>
+            <m:sty m:val="p"/>
+          </m:rPr>
+          <w:rPr>
+            <w:rFonts w:ascii="Cambria Math"/>
+          </w:rPr>
+          <m:t>где</m:t>
+        </m:r>
+        <m:r>
+          <m:rPr>
+            <m:sty m:val="p"/>
+          </m:rPr>
+          <w:rPr>
+            <w:rFonts w:ascii="Cambria Math"/>
+          </w:rPr>
+          <m:t xml:space="preserve"> </m:t>
+        </m:r>
+        <m:sSub>
+          <m:sSubPr>
+            <m:ctrlPr>
+              <w:rPr>
+                <w:rFonts w:ascii="Cambria Math" w:hAnsi="Cambria Math"/>
+                <w:i/>
+                <w:lang w:val="en-US"/>
+              </w:rPr>
+            </m:ctrlPr>
+          </m:sSubPr>
+          <m:e>
+            <m:r>
+              <w:rPr>
+                <w:rFonts w:ascii="Cambria Math"/>
+                <w:lang w:val="en-US"/>
+              </w:rPr>
+              <m:t>k</m:t>
+            </m:r>
+          </m:e>
+          <m:sub>
+            <m:r>
+              <w:rPr>
+                <w:rFonts w:ascii="Cambria Math"/>
+                <w:lang w:val="en-US"/>
+              </w:rPr>
+              <m:t>α</m:t>
+            </m:r>
+          </m:sub>
+        </m:sSub>
+        <m:r>
+          <w:rPr>
+            <w:rFonts w:ascii="Cambria Math" w:hAnsi="Cambria Math"/>
+          </w:rPr>
+          <m:t>=</m:t>
+        </m:r>
+        <m:f>
+          <m:fPr>
+            <m:ctrlPr>
+              <w:rPr>
+                <w:rFonts w:ascii="Cambria Math" w:hAnsi="Cambria Math"/>
+                <w:i/>
+                <w:lang w:val="en-US"/>
+              </w:rPr>
+            </m:ctrlPr>
+          </m:fPr>
+          <m:num>
+            <m:r>
+              <w:rPr>
+                <w:rFonts w:ascii="Cambria Math"/>
+                <w:lang w:val="en-US"/>
+              </w:rPr>
+              <m:t>k</m:t>
+            </m:r>
+            <m:sSub>
+              <m:sSubPr>
+                <m:ctrlPr>
+                  <w:rPr>
+                    <w:rFonts w:ascii="Cambria Math" w:hAnsi="Cambria Math"/>
+                    <w:i/>
+                    <w:lang w:val="en-US"/>
+                  </w:rPr>
+                </m:ctrlPr>
+              </m:sSubPr>
+              <m:e>
+                <m:r>
+                  <w:rPr>
+                    <w:rFonts w:ascii="Cambria Math"/>
+                    <w:lang w:val="en-US"/>
+                  </w:rPr>
+                  <m:t>f</m:t>
+                </m:r>
+              </m:e>
+              <m:sub>
+                <m:r>
+                  <w:rPr>
+                    <w:rFonts w:ascii="Cambria Math"/>
+                    <w:lang w:val="en-US"/>
+                  </w:rPr>
+                  <m:t>α</m:t>
+                </m:r>
+              </m:sub>
+            </m:sSub>
+          </m:num>
+          <m:den>
+            <m:sSub>
+              <m:sSubPr>
+                <m:ctrlPr>
+                  <w:rPr>
+                    <w:rFonts w:ascii="Cambria Math" w:hAnsi="Cambria Math"/>
+                    <w:i/>
+                    <w:lang w:val="en-US"/>
+                  </w:rPr>
+                </m:ctrlPr>
+              </m:sSubPr>
+              <m:e>
+                <m:r>
+                  <w:rPr>
+                    <w:rFonts w:ascii="Cambria Math"/>
+                    <w:lang w:val="en-US"/>
+                  </w:rPr>
+                  <m:t>μ</m:t>
+                </m:r>
+              </m:e>
+              <m:sub>
+                <m:r>
+                  <w:rPr>
+                    <w:rFonts w:ascii="Cambria Math"/>
+                    <w:lang w:val="en-US"/>
+                  </w:rPr>
+                  <m:t>α</m:t>
+                </m:r>
+              </m:sub>
+            </m:sSub>
+          </m:den>
+        </m:f>
+      </m:oMath>
+      <w:r>
+        <w:rPr>
+          <w:rFonts w:eastAsiaTheme="minorEastAsia"/>
+        </w:rPr>
+        <w:t xml:space="preserve">       </w:t>
+      </w:r>
+      <m:oMath>
+        <m:r>
+          <w:rPr>
+            <w:rFonts w:ascii="Cambria Math"/>
+            <w:lang w:val="en-US"/>
+          </w:rPr>
+          <m:t>α</m:t>
+        </m:r>
+        <m:r>
+          <w:rPr>
+            <w:rFonts w:ascii="Cambria Math"/>
+          </w:rPr>
+          <m:t>=</m:t>
+        </m:r>
+        <m:r>
+          <w:rPr>
+            <w:rFonts w:ascii="Cambria Math"/>
+            <w:lang w:val="en-US"/>
+          </w:rPr>
+          <m:t>o</m:t>
+        </m:r>
+        <m:r>
+          <w:rPr>
+            <w:rFonts w:ascii="Cambria Math"/>
+          </w:rPr>
+          <m:t>,</m:t>
+        </m:r>
+        <m:r>
+          <w:rPr>
+            <w:rFonts w:ascii="Cambria Math"/>
+            <w:lang w:val="en-US"/>
+          </w:rPr>
+          <m:t>w</m:t>
+        </m:r>
+      </m:oMath>
+      <w:r>
+        <w:rPr>
+          <w:rFonts w:eastAsiaTheme="minorEastAsia"/>
+        </w:rPr>
+        <w:t xml:space="preserve">  </w:t>
+      </w:r>
+      <w:r>
+        <w:rPr>
+          <w:rFonts w:eastAsiaTheme="minorEastAsia"/>
+        </w:rPr>
+        <w:tab/>
+      </w:r>
+    </w:p>
+    <w:p>
+      <w:pPr>
+        <w:tabs>
+          <w:tab w:val="right" w:pos="9750"/>
+        </w:tabs>
+        <w:jc w:val="both"/>
+        <w:rPr>
+          <w:rFonts w:eastAsiaTheme="minorEastAsia"/>
+        </w:rPr>
+      </w:pPr>
+      <m:oMath>
+        <m:r>
+          <w:rPr>
+            <w:rFonts w:ascii="Cambria Math" w:hAnsi="Cambria Math"/>
+          </w:rPr>
+          <m:t>k-</m:t>
+        </m:r>
+      </m:oMath>
+      <w:r>
+        <w:rPr>
+          <w:rFonts w:eastAsiaTheme="minorEastAsia"/>
+        </w:rPr>
+        <w:t xml:space="preserve"> </w:t>
+      </w:r>
+      <w:r>
+        <w:t>абсолютная проницаемость</w:t>
+      </w:r>
+      <w:r>
+        <w:t xml:space="preserve">; </w:t>
+      </w:r>
+      <w:r>
+        <w:rPr>
+          <w:rFonts w:eastAsiaTheme="minorEastAsia"/>
+        </w:rPr>
+        <w:t xml:space="preserve"> </w:t>
+      </w:r>
+      <m:oMath>
+        <m:sSub>
+          <m:sSubPr>
+            <m:ctrlPr>
+              <w:rPr>
+                <w:rFonts w:ascii="Cambria Math" w:hAnsi="Cambria Math"/>
+                <w:i/>
+                <w:lang w:val="en-US"/>
+              </w:rPr>
+            </m:ctrlPr>
+          </m:sSubPr>
+          <m:e>
+            <m:r>
+              <w:rPr>
+                <w:rFonts w:ascii="Cambria Math"/>
+                <w:lang w:val="en-US"/>
+              </w:rPr>
+              <m:t>f</m:t>
+            </m:r>
+          </m:e>
+          <m:sub>
+            <m:r>
+              <w:rPr>
+                <w:rFonts w:ascii="Cambria Math"/>
+                <w:lang w:val="en-US"/>
+              </w:rPr>
+              <m:t>o</m:t>
+            </m:r>
+          </m:sub>
+        </m:sSub>
+        <m:r>
+          <w:rPr>
+            <w:rFonts w:ascii="Cambria Math" w:hAnsi="Cambria Math"/>
+          </w:rPr>
+          <m:t>-</m:t>
+        </m:r>
+      </m:oMath>
+      <w:r>
+        <w:rPr>
+          <w:rFonts w:eastAsiaTheme="minorEastAsia"/>
+        </w:rPr>
+        <w:t xml:space="preserve"> относительная фазовая проницаемость нефти</w:t>
+      </w:r>
+      <w:r>
+        <w:t xml:space="preserve">; </w:t>
+      </w:r>
+      <w:r>
+        <w:rPr>
+          <w:rFonts w:eastAsiaTheme="minorEastAsia"/>
+        </w:rPr>
+        <w:t xml:space="preserve"> </w:t>
+      </w:r>
+      <m:oMath>
+        <m:sSub>
+          <m:sSubPr>
+            <m:ctrlPr>
+              <w:rPr>
+                <w:rFonts w:ascii="Cambria Math" w:hAnsi="Cambria Math"/>
+                <w:i/>
+                <w:lang w:val="en-US"/>
+              </w:rPr>
+            </m:ctrlPr>
+          </m:sSubPr>
+          <m:e>
+            <m:r>
+              <w:rPr>
+                <w:rFonts w:ascii="Cambria Math"/>
+                <w:lang w:val="en-US"/>
+              </w:rPr>
+              <m:t>f</m:t>
+            </m:r>
+          </m:e>
+          <m:sub>
+            <m:r>
+              <w:rPr>
+                <w:rFonts w:ascii="Cambria Math"/>
+                <w:lang w:val="en-US"/>
+              </w:rPr>
+              <m:t>w</m:t>
+            </m:r>
+          </m:sub>
+        </m:sSub>
+        <m:r>
+          <w:rPr>
+            <w:rFonts w:ascii="Cambria Math" w:hAnsi="Cambria Math"/>
+          </w:rPr>
+          <m:t>-</m:t>
+        </m:r>
+      </m:oMath>
+      <w:r>
+        <w:rPr>
+          <w:rFonts w:eastAsiaTheme="minorEastAsia"/>
+        </w:rPr>
+        <w:t xml:space="preserve"> относительная фазовая проницаемость воды; </w:t>
+      </w:r>
+      <m:oMath>
+        <m:sSub>
+          <m:sSubPr>
+            <m:ctrlPr>
+              <w:rPr>
+                <w:rFonts w:ascii="Cambria Math" w:hAnsi="Cambria Math"/>
+                <w:i/>
+                <w:lang w:val="en-US"/>
+              </w:rPr>
+            </m:ctrlPr>
+          </m:sSubPr>
+          <m:e>
+            <m:r>
+              <w:rPr>
+                <w:rFonts w:ascii="Cambria Math"/>
+                <w:lang w:val="en-US"/>
+              </w:rPr>
+              <m:t>μ</m:t>
+            </m:r>
+          </m:e>
+          <m:sub>
+            <m:r>
+              <w:rPr>
+                <w:rFonts w:ascii="Cambria Math"/>
+                <w:lang w:val="en-US"/>
+              </w:rPr>
+              <m:t>o</m:t>
+            </m:r>
+          </m:sub>
+        </m:sSub>
+        <m:r>
+          <w:rPr>
+            <w:rFonts w:ascii="Cambria Math" w:eastAsiaTheme="minorEastAsia" w:hAnsi="Cambria Math"/>
+          </w:rPr>
+          <m:t>-</m:t>
+        </m:r>
+      </m:oMath>
+      <w:r>
+        <w:rPr>
+          <w:rFonts w:eastAsiaTheme="minorEastAsia"/>
+        </w:rPr>
+        <w:t xml:space="preserve"> </w:t>
+      </w:r>
+      <w:r>
+        <w:rPr>
+          <w:rFonts w:eastAsiaTheme="minorEastAsia"/>
+        </w:rPr>
+        <w:t xml:space="preserve">динамическая вязкость нефти; </w:t>
+      </w:r>
+      <m:oMath>
+        <m:sSub>
+          <m:sSubPr>
+            <m:ctrlPr>
+              <w:rPr>
+                <w:rFonts w:ascii="Cambria Math" w:hAnsi="Cambria Math"/>
+                <w:i/>
+                <w:lang w:val="en-US"/>
+              </w:rPr>
+            </m:ctrlPr>
+          </m:sSubPr>
+          <m:e>
+            <m:r>
+              <w:rPr>
+                <w:rFonts w:ascii="Cambria Math"/>
+                <w:lang w:val="en-US"/>
+              </w:rPr>
+              <m:t>μ</m:t>
+            </m:r>
+          </m:e>
+          <m:sub>
+            <m:r>
+              <w:rPr>
+                <w:rFonts w:ascii="Cambria Math"/>
+                <w:lang w:val="en-US"/>
+              </w:rPr>
+              <m:t>w</m:t>
+            </m:r>
+          </m:sub>
+        </m:sSub>
+        <m:r>
+          <w:rPr>
+            <w:rFonts w:ascii="Cambria Math" w:eastAsiaTheme="minorEastAsia" w:hAnsi="Cambria Math"/>
+          </w:rPr>
+          <m:t>-</m:t>
+        </m:r>
+      </m:oMath>
+      <w:r>
+        <w:rPr>
+          <w:rFonts w:eastAsiaTheme="minorEastAsia"/>
+        </w:rPr>
+        <w:t xml:space="preserve"> </w:t>
+      </w:r>
+      <w:r>
+        <w:rPr>
+          <w:rFonts w:eastAsiaTheme="minorEastAsia"/>
+        </w:rPr>
+        <w:t>динамическая вязкость воды</w:t>
+      </w:r>
+      <w:r>
+        <w:rPr>
+          <w:rFonts w:eastAsiaTheme="minorEastAsia"/>
+        </w:rPr>
+        <w:t xml:space="preserve">; </w:t>
+      </w:r>
+      <m:oMath>
+        <m:sSub>
+          <m:sSubPr>
+            <m:ctrlPr>
+              <w:rPr>
+                <w:rFonts w:ascii="Cambria Math" w:hAnsi="Cambria Math"/>
+                <w:i/>
+                <w:lang w:val="en-US"/>
+              </w:rPr>
+            </m:ctrlPr>
+          </m:sSubPr>
+          <m:e>
+            <m:r>
+              <w:rPr>
+                <w:rFonts w:ascii="Cambria Math"/>
+                <w:lang w:val="en-US"/>
+              </w:rPr>
+              <m:t>P</m:t>
+            </m:r>
+          </m:e>
+          <m:sub>
+            <m:r>
+              <w:rPr>
+                <w:rFonts w:ascii="Cambria Math"/>
+                <w:lang w:val="en-US"/>
+              </w:rPr>
+              <m:t>o</m:t>
+            </m:r>
+          </m:sub>
+        </m:sSub>
+        <m:r>
+          <w:rPr>
+            <w:rFonts w:ascii="Cambria Math" w:hAnsi="Cambria Math"/>
+          </w:rPr>
+          <m:t>-</m:t>
+        </m:r>
+      </m:oMath>
+      <w:r>
+        <w:rPr>
+          <w:rFonts w:eastAsiaTheme="minorEastAsia"/>
+        </w:rPr>
+        <w:t xml:space="preserve"> давление нефти</w:t>
+      </w:r>
+      <w:r>
+        <w:t xml:space="preserve">; </w:t>
+      </w:r>
+      <w:r>
+        <w:rPr>
+          <w:rFonts w:eastAsiaTheme="minorEastAsia"/>
+        </w:rPr>
+        <w:t xml:space="preserve"> </w:t>
+      </w:r>
+      <m:oMath>
+        <m:sSub>
+          <m:sSubPr>
+            <m:ctrlPr>
+              <w:rPr>
+                <w:rFonts w:ascii="Cambria Math" w:hAnsi="Cambria Math"/>
+                <w:i/>
+                <w:lang w:val="en-US"/>
+              </w:rPr>
+            </m:ctrlPr>
+          </m:sSubPr>
+          <m:e>
+            <m:r>
+              <w:rPr>
+                <w:rFonts w:ascii="Cambria Math"/>
+                <w:lang w:val="en-US"/>
+              </w:rPr>
+              <m:t>P</m:t>
+            </m:r>
+          </m:e>
+          <m:sub>
+            <m:r>
+              <w:rPr>
+                <w:rFonts w:ascii="Cambria Math"/>
+                <w:lang w:val="en-US"/>
+              </w:rPr>
+              <m:t>w</m:t>
+            </m:r>
+          </m:sub>
+        </m:sSub>
+        <m:r>
+          <w:rPr>
+            <w:rFonts w:ascii="Cambria Math" w:hAnsi="Cambria Math"/>
+          </w:rPr>
+          <m:t>-</m:t>
+        </m:r>
+      </m:oMath>
+      <w:r>
+        <w:rPr>
+          <w:rFonts w:eastAsiaTheme="minorEastAsia"/>
+        </w:rPr>
+        <w:t xml:space="preserve"> давление воды;</w:t>
+      </w:r>
+    </w:p>
+    <w:p>
+      <w:pPr>
+        <w:tabs>
+          <w:tab w:val="right" w:pos="9750"/>
+        </w:tabs>
+        <w:jc w:val="both"/>
+      </w:pPr>
+      <w:r>
+        <w:lastRenderedPageBreak/>
+        <w:t>Если п</w:t>
+      </w:r>
+      <w:r>
+        <w:t>ренебре</w:t>
+      </w:r>
+      <w:r>
+        <w:t>чь</w:t>
+      </w:r>
+      <w:r>
+        <w:t xml:space="preserve"> влиянием капиллярных и гравитационных сил</w:t>
+      </w:r>
+      <w:r>
+        <w:t xml:space="preserve">, то давление в обоих фазах будет совпадать. Поэтому в рамках данного приближения закон Дарси можно записать в следующем виде </w:t>
+      </w:r>
+    </w:p>
+    <w:p>
+      <w:pPr>
+        <w:tabs>
           <w:tab w:val="center" w:pos="4678"/>
           <w:tab w:val="right" w:pos="9750"/>
         </w:tabs>
@@ -5253,10 +6764,488 @@
       <w:r>
         <w:rPr>
           <w:rFonts w:eastAsiaTheme="minorEastAsia"/>
-          <w:highlight w:val="yellow"/>
-        </w:rPr>
-        <w:t>Перечислить ли тут условные обозначения?</w:t>
-      </w:r>
+        </w:rPr>
+        <w:tab/>
+      </w:r>
+      <m:oMath>
+        <m:sSub>
+          <m:sSubPr>
+            <m:ctrlPr>
+              <w:rPr>
+                <w:rFonts w:ascii="Cambria Math" w:hAnsi="Cambria Math"/>
+                <w:i/>
+                <w:lang w:val="en-US"/>
+              </w:rPr>
+            </m:ctrlPr>
+          </m:sSubPr>
+          <m:e>
+            <m:r>
+              <w:rPr>
+                <w:rFonts w:ascii="Cambria Math"/>
+                <w:lang w:val="en-US"/>
+              </w:rPr>
+              <m:t>U</m:t>
+            </m:r>
+          </m:e>
+          <m:sub>
+            <m:r>
+              <w:rPr>
+                <w:rFonts w:ascii="Cambria Math"/>
+                <w:lang w:val="en-US"/>
+              </w:rPr>
+              <m:t>α</m:t>
+            </m:r>
+          </m:sub>
+        </m:sSub>
+        <m:r>
+          <w:rPr>
+            <w:rFonts w:ascii="Cambria Math"/>
+          </w:rPr>
+          <m:t>=</m:t>
+        </m:r>
+        <m:r>
+          <w:rPr>
+            <w:rFonts w:ascii="Cambria Math"/>
+          </w:rPr>
+          <m:t>-</m:t>
+        </m:r>
+        <m:sSub>
+          <m:sSubPr>
+            <m:ctrlPr>
+              <w:rPr>
+                <w:rFonts w:ascii="Cambria Math" w:hAnsi="Cambria Math"/>
+                <w:i/>
+                <w:lang w:val="en-US"/>
+              </w:rPr>
+            </m:ctrlPr>
+          </m:sSubPr>
+          <m:e>
+            <m:r>
+              <w:rPr>
+                <w:rFonts w:ascii="Cambria Math"/>
+                <w:lang w:val="en-US"/>
+              </w:rPr>
+              <m:t>k</m:t>
+            </m:r>
+          </m:e>
+          <m:sub>
+            <m:r>
+              <w:rPr>
+                <w:rFonts w:ascii="Cambria Math"/>
+                <w:lang w:val="en-US"/>
+              </w:rPr>
+              <m:t>α</m:t>
+            </m:r>
+          </m:sub>
+        </m:sSub>
+        <m:r>
+          <w:rPr>
+            <w:rFonts w:ascii="Cambria Math" w:hAnsi="Cambria Math" w:cs="Cambria Math"/>
+            <w:lang w:val="en-US"/>
+          </w:rPr>
+          <m:t>∇</m:t>
+        </m:r>
+        <m:r>
+          <w:rPr>
+            <w:rFonts w:ascii="Cambria Math" w:hAnsi="Cambria Math"/>
+          </w:rPr>
+          <m:t>P</m:t>
+        </m:r>
+        <m:r>
+          <w:rPr>
+            <w:rFonts w:ascii="Cambria Math"/>
+          </w:rPr>
+          <m:t xml:space="preserve">,    </m:t>
+        </m:r>
+        <m:r>
+          <m:rPr>
+            <m:sty m:val="p"/>
+          </m:rPr>
+          <w:rPr>
+            <w:rFonts w:ascii="Cambria Math"/>
+          </w:rPr>
+          <m:t>где</m:t>
+        </m:r>
+        <m:r>
+          <m:rPr>
+            <m:sty m:val="p"/>
+          </m:rPr>
+          <w:rPr>
+            <w:rFonts w:ascii="Cambria Math"/>
+          </w:rPr>
+          <m:t xml:space="preserve"> </m:t>
+        </m:r>
+        <m:sSub>
+          <m:sSubPr>
+            <m:ctrlPr>
+              <w:rPr>
+                <w:rFonts w:ascii="Cambria Math" w:hAnsi="Cambria Math"/>
+                <w:i/>
+                <w:lang w:val="en-US"/>
+              </w:rPr>
+            </m:ctrlPr>
+          </m:sSubPr>
+          <m:e>
+            <m:r>
+              <w:rPr>
+                <w:rFonts w:ascii="Cambria Math"/>
+                <w:lang w:val="en-US"/>
+              </w:rPr>
+              <m:t>k</m:t>
+            </m:r>
+          </m:e>
+          <m:sub>
+            <m:r>
+              <w:rPr>
+                <w:rFonts w:ascii="Cambria Math"/>
+                <w:lang w:val="en-US"/>
+              </w:rPr>
+              <m:t>α</m:t>
+            </m:r>
+          </m:sub>
+        </m:sSub>
+        <m:r>
+          <w:rPr>
+            <w:rFonts w:ascii="Cambria Math" w:hAnsi="Cambria Math"/>
+          </w:rPr>
+          <m:t>=</m:t>
+        </m:r>
+        <m:f>
+          <m:fPr>
+            <m:ctrlPr>
+              <w:rPr>
+                <w:rFonts w:ascii="Cambria Math" w:hAnsi="Cambria Math"/>
+                <w:i/>
+                <w:lang w:val="en-US"/>
+              </w:rPr>
+            </m:ctrlPr>
+          </m:fPr>
+          <m:num>
+            <m:r>
+              <w:rPr>
+                <w:rFonts w:ascii="Cambria Math"/>
+                <w:lang w:val="en-US"/>
+              </w:rPr>
+              <m:t>k</m:t>
+            </m:r>
+            <m:sSub>
+              <m:sSubPr>
+                <m:ctrlPr>
+                  <w:rPr>
+                    <w:rFonts w:ascii="Cambria Math" w:hAnsi="Cambria Math"/>
+                    <w:i/>
+                    <w:lang w:val="en-US"/>
+                  </w:rPr>
+                </m:ctrlPr>
+              </m:sSubPr>
+              <m:e>
+                <m:r>
+                  <w:rPr>
+                    <w:rFonts w:ascii="Cambria Math"/>
+                    <w:lang w:val="en-US"/>
+                  </w:rPr>
+                  <m:t>f</m:t>
+                </m:r>
+              </m:e>
+              <m:sub>
+                <m:r>
+                  <w:rPr>
+                    <w:rFonts w:ascii="Cambria Math"/>
+                    <w:lang w:val="en-US"/>
+                  </w:rPr>
+                  <m:t>α</m:t>
+                </m:r>
+              </m:sub>
+            </m:sSub>
+          </m:num>
+          <m:den>
+            <m:sSub>
+              <m:sSubPr>
+                <m:ctrlPr>
+                  <w:rPr>
+                    <w:rFonts w:ascii="Cambria Math" w:hAnsi="Cambria Math"/>
+                    <w:i/>
+                    <w:lang w:val="en-US"/>
+                  </w:rPr>
+                </m:ctrlPr>
+              </m:sSubPr>
+              <m:e>
+                <m:r>
+                  <w:rPr>
+                    <w:rFonts w:ascii="Cambria Math"/>
+                    <w:lang w:val="en-US"/>
+                  </w:rPr>
+                  <m:t>μ</m:t>
+                </m:r>
+              </m:e>
+              <m:sub>
+                <m:r>
+                  <w:rPr>
+                    <w:rFonts w:ascii="Cambria Math"/>
+                    <w:lang w:val="en-US"/>
+                  </w:rPr>
+                  <m:t>α</m:t>
+                </m:r>
+              </m:sub>
+            </m:sSub>
+          </m:den>
+        </m:f>
+      </m:oMath>
+      <w:r>
+        <w:rPr>
+          <w:rFonts w:eastAsiaTheme="minorEastAsia"/>
+        </w:rPr>
+        <w:t xml:space="preserve">       </w:t>
+      </w:r>
+      <m:oMath>
+        <m:r>
+          <w:rPr>
+            <w:rFonts w:ascii="Cambria Math"/>
+            <w:lang w:val="en-US"/>
+          </w:rPr>
+          <m:t>α</m:t>
+        </m:r>
+        <m:r>
+          <w:rPr>
+            <w:rFonts w:ascii="Cambria Math"/>
+          </w:rPr>
+          <m:t>=</m:t>
+        </m:r>
+        <m:r>
+          <w:rPr>
+            <w:rFonts w:ascii="Cambria Math"/>
+            <w:lang w:val="en-US"/>
+          </w:rPr>
+          <m:t>o</m:t>
+        </m:r>
+        <m:r>
+          <w:rPr>
+            <w:rFonts w:ascii="Cambria Math"/>
+          </w:rPr>
+          <m:t>,</m:t>
+        </m:r>
+        <m:r>
+          <w:rPr>
+            <w:rFonts w:ascii="Cambria Math"/>
+            <w:lang w:val="en-US"/>
+          </w:rPr>
+          <m:t>w</m:t>
+        </m:r>
+        <m:r>
+          <w:rPr>
+            <w:rFonts w:ascii="Cambria Math"/>
+          </w:rPr>
+          <m:t>.</m:t>
+        </m:r>
+      </m:oMath>
+      <w:r>
+        <w:rPr>
+          <w:rFonts w:eastAsiaTheme="minorEastAsia"/>
+        </w:rPr>
+        <w:t xml:space="preserve">  </w:t>
+      </w:r>
+      <w:r>
+        <w:rPr>
+          <w:rFonts w:eastAsiaTheme="minorEastAsia"/>
+        </w:rPr>
+        <w:tab/>
+      </w:r>
+      <w:r>
+        <w:rPr>
+          <w:rFonts w:eastAsiaTheme="minorEastAsia"/>
+          <w:color w:val="000000" w:themeColor="text1"/>
+        </w:rPr>
+        <w:t>(5)</w:t>
+      </w:r>
+    </w:p>
+    <w:p>
+      <w:pPr>
+        <w:ind w:firstLine="709"/>
+        <w:jc w:val="both"/>
+      </w:pPr>
+      <w:r>
+        <w:t xml:space="preserve">Теплообмен в </w:t>
+      </w:r>
+      <w:r>
+        <w:t>пористой среде</w:t>
+      </w:r>
+      <w:r>
+        <w:t xml:space="preserve"> </w:t>
+      </w:r>
+      <w:r>
+        <w:t>происходит по</w:t>
+      </w:r>
+      <w:r>
+        <w:t xml:space="preserve"> </w:t>
+      </w:r>
+      <w:r>
+        <w:t>двум</w:t>
+      </w:r>
+      <w:r>
+        <w:t xml:space="preserve"> механизмам </w:t>
+      </w:r>
+      <w:r>
+        <w:t>теплопередачи</w:t>
+      </w:r>
+      <w:r>
+        <w:t xml:space="preserve">: </w:t>
+      </w:r>
+      <w:r>
+        <w:t>конвек</w:t>
+      </w:r>
+      <w:r>
+        <w:t>ция, обусловленная переносом тепла</w:t>
+      </w:r>
+      <w:r>
+        <w:t xml:space="preserve"> </w:t>
+      </w:r>
+      <w:r>
+        <w:t>флюидами, и</w:t>
+      </w:r>
+      <w:r>
+        <w:t xml:space="preserve"> </w:t>
+      </w:r>
+      <w:r>
+        <w:t>теплопроводность, связанная с переносом тепл</w:t>
+      </w:r>
+      <w:r>
+        <w:t>а</w:t>
+      </w:r>
+      <w:r>
+        <w:t xml:space="preserve"> по</w:t>
+      </w:r>
+      <w:r>
+        <w:t xml:space="preserve"> </w:t>
+      </w:r>
+      <w:r>
+        <w:t xml:space="preserve">скелету </w:t>
+      </w:r>
+      <w:r>
+        <w:t>пористой среды</w:t>
+      </w:r>
+      <w:r>
+        <w:t xml:space="preserve">. </w:t>
+      </w:r>
+      <w:r>
+        <w:t xml:space="preserve"> </w:t>
+      </w:r>
+      <w:r>
+        <w:t>И</w:t>
+      </w:r>
+      <w:r>
+        <w:t xml:space="preserve">нтенсивность теплообмена между </w:t>
+      </w:r>
+      <w:r>
+        <w:t>пластом</w:t>
+      </w:r>
+      <w:r>
+        <w:t xml:space="preserve"> и теплоносителем</w:t>
+      </w:r>
+      <w:r>
+        <w:t xml:space="preserve"> очень высокая, т</w:t>
+      </w:r>
+      <w:r>
+        <w:t xml:space="preserve">ак как </w:t>
+      </w:r>
+      <w:r>
+        <w:t>процесс</w:t>
+      </w:r>
+      <w:r>
+        <w:t xml:space="preserve"> фильтрации происходит </w:t>
+      </w:r>
+      <w:r>
+        <w:t>достаточно медленно</w:t>
+      </w:r>
+      <w:r>
+        <w:t>.</w:t>
+      </w:r>
+      <w:r>
+        <w:t xml:space="preserve"> Поэтому можно полагать, что </w:t>
+      </w:r>
+      <w:r>
+        <w:t>в некотором пространстве</w:t>
+      </w:r>
+      <w:r>
+        <w:t xml:space="preserve"> </w:t>
+      </w:r>
+      <w:r>
+        <w:t>температур</w:t>
+      </w:r>
+      <w:r>
+        <w:t>ы</w:t>
+      </w:r>
+      <w:r>
+        <w:t xml:space="preserve"> </w:t>
+      </w:r>
+      <w:r>
+        <w:t>воды</w:t>
+      </w:r>
+      <w:r>
+        <w:t xml:space="preserve">, </w:t>
+      </w:r>
+      <w:r>
+        <w:t>нефти, парафина</w:t>
+      </w:r>
+      <w:r>
+        <w:t xml:space="preserve"> и пористого материала име</w:t>
+      </w:r>
+      <w:r>
+        <w:t>ю</w:t>
+      </w:r>
+      <w:r>
+        <w:t xml:space="preserve">т одинаковое значение. </w:t>
+      </w:r>
+      <w:r>
+        <w:t xml:space="preserve">Тогда </w:t>
+      </w:r>
+      <w:r>
+        <w:t>уравнение баланса полной энергии всей системы при тепловом равновесии может быть</w:t>
+      </w:r>
+      <w:r>
+        <w:t xml:space="preserve"> записано </w:t>
+      </w:r>
+    </w:p>
+    <w:p>
+      <w:pPr>
+        <w:tabs>
+          <w:tab w:val="right" w:pos="9750"/>
+        </w:tabs>
+        <w:ind w:firstLine="709"/>
+        <w:jc w:val="both"/>
+        <w:rPr>
+          <w:rFonts w:eastAsiaTheme="minorEastAsia"/>
+        </w:rPr>
+      </w:pPr>
+    </w:p>
+    <w:p>
+      <w:pPr>
+        <w:tabs>
+          <w:tab w:val="right" w:pos="9750"/>
+        </w:tabs>
+        <w:jc w:val="both"/>
+        <w:rPr>
+          <w:rFonts w:eastAsiaTheme="minorEastAsia"/>
+        </w:rPr>
+      </w:pPr>
+    </w:p>
+    <w:p>
+      <w:pPr>
+        <w:tabs>
+          <w:tab w:val="right" w:pos="9750"/>
+        </w:tabs>
+        <w:jc w:val="both"/>
+        <w:rPr>
+          <w:rFonts w:eastAsiaTheme="minorEastAsia"/>
+        </w:rPr>
+      </w:pPr>
+    </w:p>
+    <w:p>
+      <w:pPr>
+        <w:tabs>
+          <w:tab w:val="right" w:pos="9750"/>
+        </w:tabs>
+        <w:jc w:val="both"/>
+      </w:pPr>
     </w:p>
     <w:p>
       <w:pPr>
@@ -5869,7 +7858,6 @@
         <w:jc w:val="both"/>
       </w:pPr>
       <w:r>
-        <w:lastRenderedPageBreak/>
         <w:br w:type="page"/>
       </w:r>
     </w:p>
@@ -7622,7 +9610,7 @@
           <v:shape id="_x0000_i1025" type="#_x0000_t75" style="width:372pt;height:78pt" o:ole="">
             <v:imagedata r:id="rId8" o:title=""/>
           </v:shape>
-          <o:OLEObject Type="Embed" ProgID="Equation.DSMT4" ShapeID="_x0000_i1025" DrawAspect="Content" ObjectID="_1810366911" r:id="rId9"/>
+          <o:OLEObject Type="Embed" ProgID="Equation.DSMT4" ShapeID="_x0000_i1025" DrawAspect="Content" ObjectID="_1810566353" r:id="rId9"/>
         </w:object>
       </w:r>
     </w:p>
@@ -7650,7 +9638,7 @@
           <v:shape id="_x0000_i1026" type="#_x0000_t75" style="width:474pt;height:1in" o:ole="">
             <v:imagedata r:id="rId10" o:title=""/>
           </v:shape>
-          <o:OLEObject Type="Embed" ProgID="Equation.DSMT4" ShapeID="_x0000_i1026" DrawAspect="Content" ObjectID="_1810366912" r:id="rId11"/>
+          <o:OLEObject Type="Embed" ProgID="Equation.DSMT4" ShapeID="_x0000_i1026" DrawAspect="Content" ObjectID="_1810566354" r:id="rId11"/>
         </w:object>
       </w:r>
     </w:p>
@@ -8497,7 +10485,6 @@
         </w:rPr>
         <w:t>V</w:t>
       </w:r>
-      <w:proofErr w:type="spellStart"/>
       <w:r>
         <w:rPr>
           <w:i/>
@@ -8508,7 +10495,6 @@
         </w:rPr>
         <w:t>i</w:t>
       </w:r>
-      <w:proofErr w:type="spellEnd"/>
       <w:proofErr w:type="gramEnd"/>
       <w:r>
         <w:rPr>
@@ -8525,7 +10511,6 @@
         </w:rPr>
         <w:t>F</w:t>
       </w:r>
-      <w:proofErr w:type="spellStart"/>
       <w:r>
         <w:rPr>
           <w:i/>
@@ -8536,7 +10521,6 @@
         </w:rPr>
         <w:t>i</w:t>
       </w:r>
-      <w:proofErr w:type="spellEnd"/>
       <w:r>
         <w:rPr>
           <w:i/>
@@ -13754,7 +15738,6 @@
         </w:rPr>
         <w:t>F</w:t>
       </w:r>
-      <w:proofErr w:type="spellStart"/>
       <w:r>
         <w:rPr>
           <w:i/>
@@ -13764,7 +15747,6 @@
         </w:rPr>
         <w:t>ij</w:t>
       </w:r>
-      <w:proofErr w:type="spellEnd"/>
       <w:r>
         <w:rPr>
           <w:sz w:val="26"/>
@@ -13801,21 +15783,12 @@
         </w:rPr>
         <w:t xml:space="preserve">i - </w:t>
       </w:r>
-      <w:proofErr w:type="spellStart"/>
       <w:r>
         <w:rPr>
           <w:sz w:val="26"/>
           <w:szCs w:val="26"/>
         </w:rPr>
-        <w:t>ый</w:t>
-      </w:r>
-      <w:proofErr w:type="spellEnd"/>
-      <w:r>
-        <w:rPr>
-          <w:sz w:val="26"/>
-          <w:szCs w:val="26"/>
-        </w:rPr>
-        <w:t xml:space="preserve"> и </w:t>
+        <w:t xml:space="preserve">ый и </w:t>
       </w:r>
       <w:r>
         <w:rPr>
@@ -13830,23 +15803,7 @@
           <w:sz w:val="26"/>
           <w:szCs w:val="26"/>
         </w:rPr>
-        <w:t xml:space="preserve">- </w:t>
-      </w:r>
-      <w:proofErr w:type="spellStart"/>
-      <w:r>
-        <w:rPr>
-          <w:sz w:val="26"/>
-          <w:szCs w:val="26"/>
-        </w:rPr>
-        <w:t>ый</w:t>
-      </w:r>
-      <w:proofErr w:type="spellEnd"/>
-      <w:r>
-        <w:rPr>
-          <w:sz w:val="26"/>
-          <w:szCs w:val="26"/>
-        </w:rPr>
-        <w:t xml:space="preserve"> блоки; </w:t>
+        <w:t xml:space="preserve">- ый блоки; </w:t>
       </w:r>
       <w:r>
         <w:rPr>
@@ -13856,7 +15813,6 @@
         </w:rPr>
         <w:t>R</w:t>
       </w:r>
-      <w:proofErr w:type="spellStart"/>
       <w:r>
         <w:rPr>
           <w:i/>
@@ -13866,7 +15822,6 @@
         </w:rPr>
         <w:t>ij</w:t>
       </w:r>
-      <w:proofErr w:type="spellEnd"/>
       <w:r>
         <w:rPr>
           <w:sz w:val="26"/>
@@ -13887,23 +15842,7 @@
           <w:sz w:val="26"/>
           <w:szCs w:val="26"/>
         </w:rPr>
-        <w:t xml:space="preserve"> - </w:t>
-      </w:r>
-      <w:proofErr w:type="spellStart"/>
-      <w:r>
-        <w:rPr>
-          <w:sz w:val="26"/>
-          <w:szCs w:val="26"/>
-        </w:rPr>
-        <w:t>ым</w:t>
-      </w:r>
-      <w:proofErr w:type="spellEnd"/>
-      <w:r>
-        <w:rPr>
-          <w:sz w:val="26"/>
-          <w:szCs w:val="26"/>
-        </w:rPr>
-        <w:t xml:space="preserve"> и </w:t>
+        <w:t xml:space="preserve"> - ым и </w:t>
       </w:r>
       <w:r>
         <w:rPr>
@@ -13918,23 +15857,7 @@
           <w:sz w:val="26"/>
           <w:szCs w:val="26"/>
         </w:rPr>
-        <w:t xml:space="preserve"> - </w:t>
-      </w:r>
-      <w:proofErr w:type="spellStart"/>
-      <w:r>
-        <w:rPr>
-          <w:sz w:val="26"/>
-          <w:szCs w:val="26"/>
-        </w:rPr>
-        <w:t>ым</w:t>
-      </w:r>
-      <w:proofErr w:type="spellEnd"/>
-      <w:r>
-        <w:rPr>
-          <w:sz w:val="26"/>
-          <w:szCs w:val="26"/>
-        </w:rPr>
-        <w:t xml:space="preserve"> блоками (расстояние между центрами тяжести этих блоков). Среднее </w:t>
+        <w:t xml:space="preserve"> - ым блоками (расстояние между центрами тяжести этих блоков). Среднее </w:t>
       </w:r>
       <w:r>
         <w:rPr>
@@ -13946,7 +15869,7 @@
           <v:shape id="_x0000_i1027" type="#_x0000_t75" style="width:42pt;height:24pt" o:ole="">
             <v:imagedata r:id="rId12" o:title=""/>
           </v:shape>
-          <o:OLEObject Type="Embed" ProgID="Equation.3" ShapeID="_x0000_i1027" DrawAspect="Content" ObjectID="_1810366913" r:id="rId13"/>
+          <o:OLEObject Type="Embed" ProgID="Equation.3" ShapeID="_x0000_i1027" DrawAspect="Content" ObjectID="_1810566355" r:id="rId13"/>
         </w:object>
       </w:r>
       <w:r>
@@ -13986,7 +15909,7 @@
           <v:shape id="_x0000_i1028" type="#_x0000_t75" style="width:78pt;height:42pt" o:ole="">
             <v:imagedata r:id="rId14" o:title=""/>
           </v:shape>
-          <o:OLEObject Type="Embed" ProgID="Equation.3" ShapeID="_x0000_i1028" DrawAspect="Content" ObjectID="_1810366914" r:id="rId15"/>
+          <o:OLEObject Type="Embed" ProgID="Equation.3" ShapeID="_x0000_i1028" DrawAspect="Content" ObjectID="_1810566356" r:id="rId15"/>
         </w:object>
       </w:r>
       <w:r>
@@ -14013,7 +15936,6 @@
         </w:rPr>
         <w:t>Символ  “</w:t>
       </w:r>
-      <w:proofErr w:type="spellStart"/>
       <w:proofErr w:type="gramEnd"/>
       <w:r>
         <w:rPr>
@@ -14023,7 +15945,6 @@
         </w:rPr>
         <w:t>up</w:t>
       </w:r>
-      <w:proofErr w:type="spellEnd"/>
       <w:r>
         <w:rPr>
           <w:sz w:val="26"/>
@@ -14053,7 +15974,7 @@
           <v:shape id="_x0000_i1029" type="#_x0000_t75" style="width:198pt;height:102pt" o:ole="">
             <v:imagedata r:id="rId16" o:title=""/>
           </v:shape>
-          <o:OLEObject Type="Embed" ProgID="Equation.3" ShapeID="_x0000_i1029" DrawAspect="Content" ObjectID="_1810366915" r:id="rId17"/>
+          <o:OLEObject Type="Embed" ProgID="Equation.3" ShapeID="_x0000_i1029" DrawAspect="Content" ObjectID="_1810566357" r:id="rId17"/>
         </w:object>
       </w:r>
     </w:p>
@@ -22528,36 +24449,8 @@
           <w:sz w:val="28"/>
           <w:szCs w:val="40"/>
         </w:rPr>
-        <w:t xml:space="preserve">Дебит скважины по </w:t>
-      </w:r>
-      <w:proofErr w:type="spellStart"/>
-      <w:r>
-        <w:rPr>
-          <w:rFonts w:eastAsiaTheme="minorEastAsia"/>
-          <w:sz w:val="28"/>
-          <w:szCs w:val="40"/>
-        </w:rPr>
-        <w:t>вормуле</w:t>
-      </w:r>
-      <w:proofErr w:type="spellEnd"/>
-      <w:r>
-        <w:rPr>
-          <w:rFonts w:eastAsiaTheme="minorEastAsia"/>
-          <w:sz w:val="28"/>
-          <w:szCs w:val="40"/>
-        </w:rPr>
-        <w:t xml:space="preserve"> </w:t>
-      </w:r>
-      <w:proofErr w:type="spellStart"/>
-      <w:r>
-        <w:rPr>
-          <w:rFonts w:eastAsiaTheme="minorEastAsia"/>
-          <w:sz w:val="28"/>
-          <w:szCs w:val="40"/>
-        </w:rPr>
-        <w:t>Писмана</w:t>
-      </w:r>
-      <w:proofErr w:type="spellEnd"/>
+        <w:t>Дебит скважины по вормуле Писмана</w:t>
+      </w:r>
     </w:p>
     <w:p>
       <w:pPr>
@@ -28713,37 +30606,12 @@
           <w:lang w:val="en-US"/>
         </w:rPr>
       </w:pPr>
-      <w:proofErr w:type="spellStart"/>
       <w:r>
         <w:rPr>
           <w:bCs/>
           <w:lang w:val="en-US"/>
         </w:rPr>
-        <w:t>Adeyanju</w:t>
-      </w:r>
-      <w:proofErr w:type="spellEnd"/>
-      <w:r>
-        <w:rPr>
-          <w:bCs/>
-          <w:lang w:val="en-US"/>
-        </w:rPr>
-        <w:t xml:space="preserve"> O.A. and </w:t>
-      </w:r>
-      <w:proofErr w:type="spellStart"/>
-      <w:r>
-        <w:rPr>
-          <w:bCs/>
-          <w:lang w:val="en-US"/>
-        </w:rPr>
-        <w:t>Oyekunle</w:t>
-      </w:r>
-      <w:proofErr w:type="spellEnd"/>
-      <w:r>
-        <w:rPr>
-          <w:bCs/>
-          <w:lang w:val="en-US"/>
-        </w:rPr>
-        <w:t xml:space="preserve"> L.O. Simulation of paraffin deposition in petroleum reservoirs. ASPES </w:t>
+        <w:t xml:space="preserve">Adeyanju O.A. and Oyekunle L.O. Simulation of paraffin deposition in petroleum reservoirs. ASPES </w:t>
       </w:r>
       <w:r>
         <w:rPr>
@@ -28788,61 +30656,14 @@
           <w:lang w:val="en-US"/>
         </w:rPr>
       </w:pPr>
-      <w:proofErr w:type="spellStart"/>
       <w:r>
         <w:rPr>
           <w:color w:val="222222"/>
           <w:shd w:val="clear" w:color="auto" w:fill="FFFFFF"/>
           <w:lang w:val="en-US"/>
         </w:rPr>
-        <w:t>Nikiforov</w:t>
-      </w:r>
-      <w:proofErr w:type="spellEnd"/>
-      <w:r>
-        <w:rPr>
-          <w:color w:val="222222"/>
-          <w:shd w:val="clear" w:color="auto" w:fill="FFFFFF"/>
-          <w:lang w:val="en-US"/>
-        </w:rPr>
-        <w:t xml:space="preserve">, A.I., </w:t>
-      </w:r>
-      <w:proofErr w:type="spellStart"/>
-      <w:r>
-        <w:rPr>
-          <w:color w:val="222222"/>
-          <w:shd w:val="clear" w:color="auto" w:fill="FFFFFF"/>
-          <w:lang w:val="en-US"/>
-        </w:rPr>
-        <w:t>Sadovnikov</w:t>
-      </w:r>
-      <w:proofErr w:type="spellEnd"/>
-      <w:r>
-        <w:rPr>
-          <w:color w:val="222222"/>
-          <w:shd w:val="clear" w:color="auto" w:fill="FFFFFF"/>
-          <w:lang w:val="en-US"/>
-        </w:rPr>
-        <w:t xml:space="preserve">, R.V. &amp; </w:t>
-      </w:r>
-      <w:proofErr w:type="spellStart"/>
-      <w:r>
-        <w:rPr>
-          <w:color w:val="222222"/>
-          <w:shd w:val="clear" w:color="auto" w:fill="FFFFFF"/>
-          <w:lang w:val="en-US"/>
-        </w:rPr>
-        <w:t>Nikiforov</w:t>
-      </w:r>
-      <w:proofErr w:type="spellEnd"/>
-      <w:r>
-        <w:rPr>
-          <w:color w:val="222222"/>
-          <w:shd w:val="clear" w:color="auto" w:fill="FFFFFF"/>
-          <w:lang w:val="en-US"/>
-        </w:rPr>
-        <w:t>, G.A. Modeling of Paraffin Deposition During Oil Production by Cold Water Injection. </w:t>
-      </w:r>
-      <w:proofErr w:type="spellStart"/>
+        <w:t>Nikiforov, A.I., Sadovnikov, R.V. &amp; Nikiforov, G.A. Modeling of Paraffin Deposition During Oil Production by Cold Water Injection. </w:t>
+      </w:r>
       <w:r>
         <w:rPr>
           <w:i/>
@@ -28850,29 +30671,8 @@
           <w:color w:val="222222"/>
           <w:shd w:val="clear" w:color="auto" w:fill="FFFFFF"/>
         </w:rPr>
-        <w:t>Lobachevskii</w:t>
-      </w:r>
-      <w:proofErr w:type="spellEnd"/>
-      <w:r>
-        <w:rPr>
-          <w:i/>
-          <w:iCs/>
-          <w:color w:val="222222"/>
-          <w:shd w:val="clear" w:color="auto" w:fill="FFFFFF"/>
-        </w:rPr>
-        <w:t xml:space="preserve"> J </w:t>
-      </w:r>
-      <w:proofErr w:type="spellStart"/>
-      <w:r>
-        <w:rPr>
-          <w:i/>
-          <w:iCs/>
-          <w:color w:val="222222"/>
-          <w:shd w:val="clear" w:color="auto" w:fill="FFFFFF"/>
-        </w:rPr>
-        <w:t>Math</w:t>
-      </w:r>
-      <w:proofErr w:type="spellEnd"/>
+        <w:t>Lobachevskii J Math</w:t>
+      </w:r>
       <w:r>
         <w:rPr>
           <w:color w:val="222222"/>
@@ -28925,21 +30725,12 @@
           <w:lang w:val="en-US"/>
         </w:rPr>
       </w:pPr>
-      <w:proofErr w:type="spellStart"/>
       <w:r>
         <w:rPr>
           <w:bCs/>
           <w:lang w:val="en-US"/>
         </w:rPr>
-        <w:t>Mozes</w:t>
-      </w:r>
-      <w:proofErr w:type="spellEnd"/>
-      <w:r>
-        <w:rPr>
-          <w:bCs/>
-          <w:lang w:val="en-US"/>
-        </w:rPr>
-        <w:t>, G. Y. (Ed.): Paraffin products: Properties, technology, applications. New York, Elsevier Scientific Publishing (1982).</w:t>
+        <w:t>Mozes, G. Y. (Ed.): Paraffin products: Properties, technology, applications. New York, Elsevier Scientific Publishing (1982).</w:t>
       </w:r>
     </w:p>
     <w:p>
@@ -28964,23 +30755,7 @@
           <w:bCs/>
           <w:lang w:val="en-US"/>
         </w:rPr>
-        <w:t xml:space="preserve">Wang Sh., </w:t>
-      </w:r>
-      <w:proofErr w:type="spellStart"/>
-      <w:r>
-        <w:rPr>
-          <w:bCs/>
-          <w:lang w:val="en-US"/>
-        </w:rPr>
-        <w:t>Civan</w:t>
-      </w:r>
-      <w:proofErr w:type="spellEnd"/>
-      <w:r>
-        <w:rPr>
-          <w:bCs/>
-          <w:lang w:val="en-US"/>
-        </w:rPr>
-        <w:t xml:space="preserve"> F. </w:t>
+        <w:t xml:space="preserve">Wang Sh., Civan F. </w:t>
       </w:r>
       <w:hyperlink r:id="rId20" w:history="1">
         <w:r>
@@ -29002,23 +30777,7 @@
           <w:bCs/>
           <w:lang w:val="en-US"/>
         </w:rPr>
-        <w:t xml:space="preserve"> J. Energy </w:t>
-      </w:r>
-      <w:proofErr w:type="spellStart"/>
-      <w:r>
-        <w:rPr>
-          <w:bCs/>
-          <w:lang w:val="en-US"/>
-        </w:rPr>
-        <w:t>Resour</w:t>
-      </w:r>
-      <w:proofErr w:type="spellEnd"/>
-      <w:r>
-        <w:rPr>
-          <w:bCs/>
-          <w:lang w:val="en-US"/>
-        </w:rPr>
-        <w:t xml:space="preserve">. Technol. </w:t>
+        <w:t xml:space="preserve"> J. Energy Resour. Technol. </w:t>
       </w:r>
       <w:r>
         <w:rPr>
@@ -29076,23 +30835,7 @@
           <w:bCs/>
           <w:lang w:val="en-US"/>
         </w:rPr>
-        <w:t xml:space="preserve">Wang Sh., </w:t>
-      </w:r>
-      <w:proofErr w:type="spellStart"/>
-      <w:r>
-        <w:rPr>
-          <w:bCs/>
-          <w:lang w:val="en-US"/>
-        </w:rPr>
-        <w:t>Civan</w:t>
-      </w:r>
-      <w:proofErr w:type="spellEnd"/>
-      <w:r>
-        <w:rPr>
-          <w:bCs/>
-          <w:lang w:val="en-US"/>
-        </w:rPr>
-        <w:t xml:space="preserve"> F. Model-Assisted Analysis of Simultaneous Paraffin and Asphaltene Deposition in Laboratory Core Tests. </w:t>
+        <w:t xml:space="preserve">Wang Sh., Civan F. Model-Assisted Analysis of Simultaneous Paraffin and Asphaltene Deposition in Laboratory Core Tests. </w:t>
       </w:r>
       <w:r>
         <w:rPr>
@@ -29101,27 +30844,7 @@
           <w:bdr w:val="none" w:sz="0" w:space="0" w:color="auto" w:frame="1"/>
           <w:lang w:val="en-US"/>
         </w:rPr>
-        <w:t xml:space="preserve">J. Energy </w:t>
-      </w:r>
-      <w:proofErr w:type="spellStart"/>
-      <w:r>
-        <w:rPr>
-          <w:rStyle w:val="ac"/>
-          <w:color w:val="1A1A1A"/>
-          <w:bdr w:val="none" w:sz="0" w:space="0" w:color="auto" w:frame="1"/>
-          <w:lang w:val="en-US"/>
-        </w:rPr>
-        <w:t>Resour</w:t>
-      </w:r>
-      <w:proofErr w:type="spellEnd"/>
-      <w:r>
-        <w:rPr>
-          <w:rStyle w:val="ac"/>
-          <w:color w:val="1A1A1A"/>
-          <w:bdr w:val="none" w:sz="0" w:space="0" w:color="auto" w:frame="1"/>
-          <w:lang w:val="en-US"/>
-        </w:rPr>
-        <w:t>. Technol</w:t>
+        <w:t>J. Energy Resour. Technol</w:t>
       </w:r>
       <w:r>
         <w:rPr>
@@ -29181,21 +30904,7 @@
         <w:rPr>
           <w:lang w:val="en-US"/>
         </w:rPr>
-        <w:t xml:space="preserve">Weingarten J.S., </w:t>
-      </w:r>
-      <w:proofErr w:type="spellStart"/>
-      <w:r>
-        <w:rPr>
-          <w:lang w:val="en-US"/>
-        </w:rPr>
-        <w:t>Euchner</w:t>
-      </w:r>
-      <w:proofErr w:type="spellEnd"/>
-      <w:r>
-        <w:rPr>
-          <w:lang w:val="en-US"/>
-        </w:rPr>
-        <w:t xml:space="preserve"> J.A. Methods for Predicting Wax Precipitation and Deposition. SPE Production Engineering, 121-126 (Feb. 1988) </w:t>
+        <w:t xml:space="preserve">Weingarten J.S., Euchner J.A. Methods for Predicting Wax Precipitation and Deposition. SPE Production Engineering, 121-126 (Feb. 1988) </w:t>
       </w:r>
     </w:p>
     <w:p>
@@ -29219,35 +30928,7 @@
         <w:rPr>
           <w:lang w:val="en-US"/>
         </w:rPr>
-        <w:t xml:space="preserve">Ring J.N., </w:t>
-      </w:r>
-      <w:proofErr w:type="spellStart"/>
-      <w:r>
-        <w:rPr>
-          <w:lang w:val="en-US"/>
-        </w:rPr>
-        <w:t>Wattenbarger</w:t>
-      </w:r>
-      <w:proofErr w:type="spellEnd"/>
-      <w:r>
-        <w:rPr>
-          <w:lang w:val="en-US"/>
-        </w:rPr>
-        <w:t xml:space="preserve"> R.A., Keating J.F., and </w:t>
-      </w:r>
-      <w:proofErr w:type="spellStart"/>
-      <w:r>
-        <w:rPr>
-          <w:lang w:val="en-US"/>
-        </w:rPr>
-        <w:t>Peddlbhotla</w:t>
-      </w:r>
-      <w:proofErr w:type="spellEnd"/>
-      <w:r>
-        <w:rPr>
-          <w:lang w:val="en-US"/>
-        </w:rPr>
-        <w:t xml:space="preserve"> S. Simulation of Paraffin Deposition in Reservoirs. SPE Production &amp; Facilities 36</w:t>
+        <w:t>Ring J.N., Wattenbarger R.A., Keating J.F., and Peddlbhotla S. Simulation of Paraffin Deposition in Reservoirs. SPE Production &amp; Facilities 36</w:t>
       </w:r>
       <w:r>
         <w:rPr>
@@ -29280,47 +30961,11 @@
           <w:lang w:val="en-US"/>
         </w:rPr>
       </w:pPr>
-      <w:proofErr w:type="spellStart"/>
       <w:r>
         <w:rPr>
           <w:lang w:val="en-US"/>
         </w:rPr>
-        <w:t>Sandyga</w:t>
-      </w:r>
-      <w:proofErr w:type="spellEnd"/>
-      <w:r>
-        <w:rPr>
-          <w:lang w:val="en-US"/>
-        </w:rPr>
-        <w:t xml:space="preserve"> M. S., </w:t>
-      </w:r>
-      <w:proofErr w:type="spellStart"/>
-      <w:r>
-        <w:rPr>
-          <w:lang w:val="en-US"/>
-        </w:rPr>
-        <w:t>Struchkov</w:t>
-      </w:r>
-      <w:proofErr w:type="spellEnd"/>
-      <w:r>
-        <w:rPr>
-          <w:lang w:val="en-US"/>
-        </w:rPr>
-        <w:t xml:space="preserve"> I. A., and </w:t>
-      </w:r>
-      <w:proofErr w:type="spellStart"/>
-      <w:r>
-        <w:rPr>
-          <w:lang w:val="en-US"/>
-        </w:rPr>
-        <w:t>Rogachev</w:t>
-      </w:r>
-      <w:proofErr w:type="spellEnd"/>
-      <w:r>
-        <w:rPr>
-          <w:lang w:val="en-US"/>
-        </w:rPr>
-        <w:t xml:space="preserve"> M. K. Formation damage induced by wax deposition: laboratory investigations and modeling. J. Petroleum Exploration and Production Technology (10) 2541–2558 (2020). </w:t>
+        <w:t xml:space="preserve">Sandyga M. S., Struchkov I. A., and Rogachev M. K. Formation damage induced by wax deposition: laboratory investigations and modeling. J. Petroleum Exploration and Production Technology (10) 2541–2558 (2020). </w:t>
       </w:r>
       <w:hyperlink r:id="rId23" w:history="1">
         <w:r>
@@ -29350,131 +30995,11 @@
           <w:lang w:val="en-US"/>
         </w:rPr>
       </w:pPr>
-      <w:proofErr w:type="spellStart"/>
       <w:r>
         <w:rPr>
           <w:lang w:val="en-US"/>
         </w:rPr>
-        <w:t>Kozeny</w:t>
-      </w:r>
-      <w:proofErr w:type="spellEnd"/>
-      <w:r>
-        <w:rPr>
-          <w:lang w:val="en-US"/>
-        </w:rPr>
-        <w:t xml:space="preserve">, J. </w:t>
-      </w:r>
-      <w:proofErr w:type="spellStart"/>
-      <w:r>
-        <w:rPr>
-          <w:lang w:val="en-US"/>
-        </w:rPr>
-        <w:t>Ueber</w:t>
-      </w:r>
-      <w:proofErr w:type="spellEnd"/>
-      <w:r>
-        <w:rPr>
-          <w:lang w:val="en-US"/>
-        </w:rPr>
-        <w:t xml:space="preserve"> </w:t>
-      </w:r>
-      <w:proofErr w:type="spellStart"/>
-      <w:r>
-        <w:rPr>
-          <w:lang w:val="en-US"/>
-        </w:rPr>
-        <w:t>kapillare</w:t>
-      </w:r>
-      <w:proofErr w:type="spellEnd"/>
-      <w:r>
-        <w:rPr>
-          <w:lang w:val="en-US"/>
-        </w:rPr>
-        <w:t xml:space="preserve"> </w:t>
-      </w:r>
-      <w:proofErr w:type="spellStart"/>
-      <w:r>
-        <w:rPr>
-          <w:lang w:val="en-US"/>
-        </w:rPr>
-        <w:t>Leitung</w:t>
-      </w:r>
-      <w:proofErr w:type="spellEnd"/>
-      <w:r>
-        <w:rPr>
-          <w:lang w:val="en-US"/>
-        </w:rPr>
-        <w:t xml:space="preserve"> des </w:t>
-      </w:r>
-      <w:proofErr w:type="spellStart"/>
-      <w:r>
-        <w:rPr>
-          <w:lang w:val="en-US"/>
-        </w:rPr>
-        <w:t>Wassers</w:t>
-      </w:r>
-      <w:proofErr w:type="spellEnd"/>
-      <w:r>
-        <w:rPr>
-          <w:lang w:val="en-US"/>
-        </w:rPr>
-        <w:t xml:space="preserve"> </w:t>
-      </w:r>
-      <w:proofErr w:type="spellStart"/>
-      <w:r>
-        <w:rPr>
-          <w:lang w:val="en-US"/>
-        </w:rPr>
-        <w:t>im</w:t>
-      </w:r>
-      <w:proofErr w:type="spellEnd"/>
-      <w:r>
-        <w:rPr>
-          <w:lang w:val="en-US"/>
-        </w:rPr>
-        <w:t xml:space="preserve"> Boden. </w:t>
-      </w:r>
-      <w:proofErr w:type="spellStart"/>
-      <w:r>
-        <w:rPr>
-          <w:lang w:val="en-US"/>
-        </w:rPr>
-        <w:t>Sitzungsber</w:t>
-      </w:r>
-      <w:proofErr w:type="spellEnd"/>
-      <w:r>
-        <w:rPr>
-          <w:lang w:val="en-US"/>
-        </w:rPr>
-        <w:t xml:space="preserve"> </w:t>
-      </w:r>
-      <w:proofErr w:type="spellStart"/>
-      <w:r>
-        <w:rPr>
-          <w:lang w:val="en-US"/>
-        </w:rPr>
-        <w:t>Akad</w:t>
-      </w:r>
-      <w:proofErr w:type="spellEnd"/>
-      <w:r>
-        <w:rPr>
-          <w:lang w:val="en-US"/>
-        </w:rPr>
-        <w:t xml:space="preserve">. </w:t>
-      </w:r>
-      <w:proofErr w:type="spellStart"/>
-      <w:r>
-        <w:rPr>
-          <w:lang w:val="en-US"/>
-        </w:rPr>
-        <w:t>Wiss</w:t>
-      </w:r>
-      <w:proofErr w:type="spellEnd"/>
-      <w:r>
-        <w:rPr>
-          <w:lang w:val="en-US"/>
-        </w:rPr>
-        <w:t>., Wien 136 (2a),</w:t>
+        <w:t>Kozeny, J. Ueber kapillare Leitung des Wassers im Boden. Sitzungsber Akad. Wiss., Wien 136 (2a),</w:t>
       </w:r>
       <w:r>
         <w:rPr>
@@ -29507,33 +31032,11 @@
           <w:lang w:val="en-US"/>
         </w:rPr>
       </w:pPr>
-      <w:proofErr w:type="spellStart"/>
       <w:r>
         <w:rPr>
           <w:lang w:val="en-US"/>
         </w:rPr>
-        <w:t>Nikiforov</w:t>
-      </w:r>
-      <w:proofErr w:type="spellEnd"/>
-      <w:r>
-        <w:rPr>
-          <w:lang w:val="en-US"/>
-        </w:rPr>
-        <w:t xml:space="preserve"> A. I., </w:t>
-      </w:r>
-      <w:proofErr w:type="spellStart"/>
-      <w:r>
-        <w:rPr>
-          <w:lang w:val="en-US"/>
-        </w:rPr>
-        <w:t>Zakirov</w:t>
-      </w:r>
-      <w:proofErr w:type="spellEnd"/>
-      <w:r>
-        <w:rPr>
-          <w:lang w:val="en-US"/>
-        </w:rPr>
-        <w:t xml:space="preserve"> T. R. and Nikiforov1 G. A. Model for Treatment of Oil Reservoirs with Polymer-Dispersed Systems. Chem Tech Fuels Oils </w:t>
+        <w:t xml:space="preserve">Nikiforov A. I., Zakirov T. R. and Nikiforov1 G. A. Model for Treatment of Oil Reservoirs with Polymer-Dispersed Systems. Chem Tech Fuels Oils </w:t>
       </w:r>
       <w:r>
         <w:rPr>
@@ -29650,15 +31153,7 @@
         <w:jc w:val="both"/>
       </w:pPr>
       <w:r>
-        <w:t xml:space="preserve">Азиз, Х. Математическое моделирование пластовых систем / Х. Азиз, Э. </w:t>
-      </w:r>
-      <w:proofErr w:type="spellStart"/>
-      <w:r>
-        <w:t>Сеттари</w:t>
-      </w:r>
-      <w:proofErr w:type="spellEnd"/>
-      <w:r>
-        <w:t>. – М.: Недра, 1982. – 407 с</w:t>
+        <w:t>Азиз, Х. Математическое моделирование пластовых систем / Х. Азиз, Э. Сеттари. – М.: Недра, 1982. – 407 с</w:t>
       </w:r>
     </w:p>
     <w:p>
@@ -29672,30 +31167,9 @@
         <w:ind w:left="0" w:firstLine="709"/>
         <w:jc w:val="both"/>
       </w:pPr>
-      <w:proofErr w:type="spellStart"/>
       <w:r>
         <w:lastRenderedPageBreak/>
-        <w:t>Баренблатт</w:t>
-      </w:r>
-      <w:proofErr w:type="spellEnd"/>
-      <w:r>
-        <w:t xml:space="preserve">, Г.И. Движение жидкостей и газов в природных пластах / Г.И. </w:t>
-      </w:r>
-      <w:proofErr w:type="spellStart"/>
-      <w:r>
-        <w:t>Баренблатт</w:t>
-      </w:r>
-      <w:proofErr w:type="spellEnd"/>
-      <w:r>
-        <w:t xml:space="preserve">, В.М. </w:t>
-      </w:r>
-      <w:proofErr w:type="spellStart"/>
-      <w:r>
-        <w:t>Ентов</w:t>
-      </w:r>
-      <w:proofErr w:type="spellEnd"/>
-      <w:r>
-        <w:t>, В.М. Рыжик. – М.: Недра, 1984. – 211 с.</w:t>
+        <w:t>Баренблатт, Г.И. Движение жидкостей и газов в природных пластах / Г.И. Баренблатт, В.М. Ентов, В.М. Рыжик. – М.: Недра, 1984. – 211 с.</w:t>
       </w:r>
     </w:p>
     <w:p>
@@ -29709,13 +31183,8 @@
         <w:ind w:left="0" w:firstLine="709"/>
         <w:jc w:val="both"/>
       </w:pPr>
-      <w:proofErr w:type="spellStart"/>
-      <w:r>
-        <w:t>Лойцянский</w:t>
-      </w:r>
-      <w:proofErr w:type="spellEnd"/>
-      <w:r>
-        <w:t>, Л. Г. Механика жидкости и газа. – М.: Дрофа. -2003 – 840 с</w:t>
+      <w:r>
+        <w:t>Лойцянский, Л. Г. Механика жидкости и газа. – М.: Дрофа. -2003 – 840 с</w:t>
       </w:r>
     </w:p>
     <w:p>
@@ -29729,13 +31198,8 @@
         <w:ind w:left="0" w:firstLine="709"/>
         <w:jc w:val="both"/>
       </w:pPr>
-      <w:proofErr w:type="spellStart"/>
-      <w:r>
-        <w:t>Патанкар</w:t>
-      </w:r>
-      <w:proofErr w:type="spellEnd"/>
-      <w:r>
-        <w:t xml:space="preserve"> С.В. Численные методы решения задач теплообмена и динамики жидкости. - М.: Энергоатомиздат. – 1984</w:t>
+      <w:r>
+        <w:t>Патанкар С.В. Численные методы решения задач теплообмена и динамики жидкости. - М.: Энергоатомиздат. – 1984</w:t>
       </w:r>
     </w:p>
     <w:p>
@@ -29749,13 +31213,8 @@
         <w:ind w:left="0" w:firstLine="709"/>
         <w:jc w:val="both"/>
       </w:pPr>
-      <w:proofErr w:type="spellStart"/>
-      <w:r>
-        <w:t>Непримеров</w:t>
-      </w:r>
-      <w:proofErr w:type="spellEnd"/>
-      <w:r>
-        <w:t xml:space="preserve"> Н.Н., Пудовкин М.А., Марков А.И. Особенности теплового поля нефтяного месторождения. Казань, Издательство КГУ, - 1968.</w:t>
+      <w:r>
+        <w:t>Непримеров Н.Н., Пудовкин М.А., Марков А.И. Особенности теплового поля нефтяного месторождения. Казань, Издательство КГУ, - 1968.</w:t>
       </w:r>
     </w:p>
     <w:p>
@@ -29778,15 +31237,7 @@
       </w:r>
       <w:proofErr w:type="gramEnd"/>
       <w:r>
-        <w:t xml:space="preserve"> Изд-во </w:t>
-      </w:r>
-      <w:proofErr w:type="spellStart"/>
-      <w:r>
-        <w:t>Казан.унив</w:t>
-      </w:r>
-      <w:proofErr w:type="spellEnd"/>
-      <w:r>
-        <w:t>-та. - 1977.- 168 с.</w:t>
+        <w:t xml:space="preserve"> Изд-во Казан.унив-та. - 1977.- 168 с.</w:t>
       </w:r>
     </w:p>
     <w:p>
@@ -29802,15 +31253,7 @@
         </w:rPr>
       </w:pPr>
       <w:r>
-        <w:t xml:space="preserve">Никифоров А.И., </w:t>
-      </w:r>
-      <w:proofErr w:type="spellStart"/>
-      <w:r>
-        <w:t>Никаньшин</w:t>
-      </w:r>
-      <w:proofErr w:type="spellEnd"/>
-      <w:r>
-        <w:t xml:space="preserve"> Д.П. Перенос частиц двухфазным фильтрационным потоком // Математическое моделирование. – 1998. – Т. 10. - 6. – С. 42-52</w:t>
+        <w:t>Никифоров А.И., Никаньшин Д.П. Перенос частиц двухфазным фильтрационным потоком // Математическое моделирование. – 1998. – Т. 10. - 6. – С. 42-52</w:t>
       </w:r>
     </w:p>
     <w:p>
@@ -29844,22 +31287,18 @@
         </w:rPr>
         <w:t xml:space="preserve">. </w:t>
       </w:r>
-      <w:proofErr w:type="spellStart"/>
       <w:r>
         <w:t>гос</w:t>
       </w:r>
-      <w:proofErr w:type="spellEnd"/>
       <w:r>
         <w:rPr>
           <w:lang w:val="en-US"/>
         </w:rPr>
         <w:t xml:space="preserve">. </w:t>
       </w:r>
-      <w:proofErr w:type="spellStart"/>
       <w:r>
         <w:t>ун</w:t>
       </w:r>
-      <w:proofErr w:type="spellEnd"/>
       <w:r>
         <w:rPr>
           <w:lang w:val="en-US"/>
@@ -29902,34 +31341,7 @@
           <w:lang w:val="en-US"/>
         </w:rPr>
         <w:tab/>
-      </w:r>
-      <w:proofErr w:type="spellStart"/>
-      <w:r>
-        <w:rPr>
-          <w:lang w:val="en-US"/>
-        </w:rPr>
-        <w:t>Nikiforov</w:t>
-      </w:r>
-      <w:proofErr w:type="spellEnd"/>
-      <w:r>
-        <w:rPr>
-          <w:lang w:val="en-US"/>
-        </w:rPr>
-        <w:t xml:space="preserve"> A. I., </w:t>
-      </w:r>
-      <w:proofErr w:type="spellStart"/>
-      <w:r>
-        <w:rPr>
-          <w:lang w:val="en-US"/>
-        </w:rPr>
-        <w:t>Zakirov</w:t>
-      </w:r>
-      <w:proofErr w:type="spellEnd"/>
-      <w:r>
-        <w:rPr>
-          <w:lang w:val="en-US"/>
-        </w:rPr>
-        <w:t xml:space="preserve"> T. R. and Nikiforov1 G. A. Model for Treatment of Oil Reservoirs with Polymer-Dispersed Systems. Chem Tech Fuels Oils 51 (1), 105–112 (2015)</w:t>
+        <w:t>Nikiforov A. I., Zakirov T. R. and Nikiforov1 G. A. Model for Treatment of Oil Reservoirs with Polymer-Dispersed Systems. Chem Tech Fuels Oils 51 (1), 105–112 (2015)</w:t>
       </w:r>
     </w:p>
     <w:p>
@@ -29965,6 +31377,7 @@
     <w:p>
       <w:pPr>
         <w:pStyle w:val="1"/>
+        <w:spacing w:line="360" w:lineRule="auto"/>
         <w:rPr>
           <w:rFonts w:ascii="Times New Roman" w:hAnsi="Times New Roman" w:cs="Times New Roman"/>
           <w:b/>
@@ -30426,10 +31839,13 @@
           <w:rPr>
             <w:rFonts w:ascii="Cambria Math" w:hAnsi="Cambria Math"/>
           </w:rPr>
-          <m:t xml:space="preserve"> –</m:t>
+          <m:t>-</m:t>
         </m:r>
       </m:oMath>
       <w:r>
+        <w:rPr>
+          <w:rFonts w:eastAsiaTheme="minorEastAsia"/>
+        </w:rPr>
         <w:t xml:space="preserve"> </w:t>
       </w:r>
       <w:r>
@@ -30508,169 +31924,206 @@
       </m:oMath>
     </w:p>
     <w:p>
-      <w:pPr>
+      <m:oMath>
+        <m:r>
+          <w:rPr>
+            <w:rFonts w:ascii="Cambria Math" w:hAnsi="Cambria Math"/>
+            <w:lang w:val="en-US"/>
+          </w:rPr>
+          <m:t>T</m:t>
+        </m:r>
+        <m:r>
+          <w:rPr>
+            <w:rFonts w:ascii="Cambria Math" w:eastAsiaTheme="minorEastAsia" w:hAnsi="Cambria Math"/>
+          </w:rPr>
+          <m:t>-</m:t>
+        </m:r>
+      </m:oMath>
+      <w:r>
+        <w:t xml:space="preserve"> температура</w:t>
+      </w:r>
+      <w:r>
+        <w:t xml:space="preserve"> [</w:t>
+      </w:r>
+      <w:r>
+        <w:rPr>
+          <w:rStyle w:val="af4"/>
+          <w:rFonts w:ascii="Arial" w:hAnsi="Arial" w:cs="Arial"/>
+          <w:color w:val="333333"/>
+          <w:shd w:val="clear" w:color="auto" w:fill="FFFFFF"/>
+        </w:rPr>
+        <w:t>°</w:t>
+      </w:r>
+      <w:r>
         <w:rPr>
           <w:lang w:val="en-US"/>
         </w:rPr>
-      </w:pPr>
-      <w:r>
-        <w:rPr>
-          <w:lang w:val="en-US"/>
-        </w:rPr>
-        <w:t>T</w:t>
-      </w:r>
-      <w:r>
-        <w:rPr>
-          <w:lang w:val="en-US"/>
-        </w:rPr>
-        <w:t xml:space="preserve">   = </w:t>
-      </w:r>
-      <w:proofErr w:type="gramStart"/>
-      <w:r>
-        <w:rPr>
-          <w:lang w:val="en-US"/>
-        </w:rPr>
-        <w:t>80  #</w:t>
-      </w:r>
-      <w:proofErr w:type="gramEnd"/>
-      <w:r>
-        <w:rPr>
-          <w:lang w:val="en-US"/>
-        </w:rPr>
-        <w:t xml:space="preserve"> [</w:t>
-      </w:r>
-      <w:r>
-        <w:rPr>
-          <w:lang w:val="en-US"/>
-        </w:rPr>
         <w:t>C</w:t>
       </w:r>
       <w:r>
-        <w:rPr>
-          <w:lang w:val="en-US"/>
-        </w:rPr>
         <w:t>]</w:t>
       </w:r>
     </w:p>
     <w:p>
-      <w:pPr>
-        <w:rPr>
-          <w:lang w:val="en-US"/>
-        </w:rPr>
-      </w:pPr>
-      <w:proofErr w:type="spellStart"/>
-      <w:r>
-        <w:rPr>
-          <w:lang w:val="en-US"/>
-        </w:rPr>
-        <w:t>init_</w:t>
-      </w:r>
-      <w:proofErr w:type="gramStart"/>
-      <w:r>
-        <w:rPr>
-          <w:lang w:val="en-US"/>
-        </w:rPr>
-        <w:t>qp</w:t>
-      </w:r>
-      <w:proofErr w:type="spellEnd"/>
-      <w:r>
-        <w:rPr>
-          <w:lang w:val="en-US"/>
-        </w:rPr>
-        <w:t xml:space="preserve">  =</w:t>
-      </w:r>
-      <w:proofErr w:type="gramEnd"/>
-      <w:r>
-        <w:rPr>
-          <w:lang w:val="en-US"/>
-        </w:rPr>
-        <w:t xml:space="preserve"> 0.0</w:t>
-      </w:r>
+      <m:oMath>
+        <m:sSub>
+          <m:sSubPr>
+            <m:ctrlPr>
+              <w:rPr>
+                <w:rFonts w:ascii="Cambria Math" w:hAnsi="Cambria Math"/>
+                <w:i/>
+                <w:lang w:val="en-US"/>
+              </w:rPr>
+            </m:ctrlPr>
+          </m:sSubPr>
+          <m:e>
+            <m:r>
+              <w:rPr>
+                <w:rFonts w:ascii="Cambria Math" w:hAnsi="Cambria Math"/>
+                <w:lang w:val="en-US"/>
+              </w:rPr>
+              <m:t>q</m:t>
+            </m:r>
+          </m:e>
+          <m:sub>
+            <m:r>
+              <w:rPr>
+                <w:rFonts w:ascii="Cambria Math" w:hAnsi="Cambria Math"/>
+                <w:lang w:val="en-US"/>
+              </w:rPr>
+              <m:t>p</m:t>
+            </m:r>
+          </m:sub>
+        </m:sSub>
+        <m:r>
+          <w:rPr>
+            <w:rFonts w:ascii="Cambria Math" w:hAnsi="Cambria Math"/>
+          </w:rPr>
+          <m:t>-</m:t>
+        </m:r>
+      </m:oMath>
+      <w:r>
+        <w:t xml:space="preserve"> </w:t>
+      </w:r>
+      <w:r>
+        <w:t>с</w:t>
+      </w:r>
+      <w:r>
+        <w:t>корость осаждения парафина</w:t>
+      </w:r>
+      <w:r>
+        <w:t xml:space="preserve"> </w:t>
+      </w:r>
+      <w:r>
+        <w:t xml:space="preserve">на поверхности пор, </w:t>
+      </w:r>
+      <m:oMath>
+        <m:r>
+          <w:rPr>
+            <w:rFonts w:ascii="Cambria Math" w:hAnsi="Cambria Math"/>
+            <w:highlight w:val="yellow"/>
+          </w:rPr>
+          <m:t>[-]</m:t>
+        </m:r>
+      </m:oMath>
     </w:p>
     <w:p>
-      <w:pPr>
-        <w:rPr>
-          <w:lang w:val="en-US"/>
-        </w:rPr>
-      </w:pPr>
-      <w:proofErr w:type="spellStart"/>
-      <w:r>
-        <w:rPr>
-          <w:lang w:val="en-US"/>
-        </w:rPr>
-        <w:t>init_h_sloy</w:t>
-      </w:r>
-      <w:proofErr w:type="spellEnd"/>
-      <w:r>
-        <w:rPr>
-          <w:lang w:val="en-US"/>
-        </w:rPr>
-        <w:t xml:space="preserve"> = 0.0</w:t>
-      </w:r>
+      <m:oMath>
+        <m:r>
+          <w:rPr>
+            <w:rFonts w:ascii="Cambria Math" w:hAnsi="Cambria Math"/>
+          </w:rPr>
+          <m:t>h-</m:t>
+        </m:r>
+      </m:oMath>
+      <w:r>
+        <w:rPr>
+          <w:rFonts w:eastAsiaTheme="minorEastAsia"/>
+        </w:rPr>
+        <w:t xml:space="preserve"> </w:t>
+      </w:r>
+      <w:r>
+        <w:rPr>
+          <w:rFonts w:eastAsiaTheme="minorEastAsia"/>
+        </w:rPr>
+        <w:t>толщина осадочного слоя</w:t>
+      </w:r>
+      <w:r>
+        <w:t xml:space="preserve">, </w:t>
+      </w:r>
+      <m:oMath>
+        <m:r>
+          <w:rPr>
+            <w:rFonts w:ascii="Cambria Math" w:hAnsi="Cambria Math"/>
+          </w:rPr>
+          <m:t>[м]</m:t>
+        </m:r>
+      </m:oMath>
     </w:p>
     <w:p>
-      <w:proofErr w:type="spellStart"/>
-      <w:r>
-        <w:t>rw</w:t>
-      </w:r>
-      <w:proofErr w:type="spellEnd"/>
-      <w:r>
-        <w:t xml:space="preserve"> = 0.1              # Радиус скважин, [м]</w:t>
-      </w:r>
-    </w:p>
-    <w:p>
-      <w:proofErr w:type="spellStart"/>
-      <w:r>
-        <w:t>Pw</w:t>
-      </w:r>
-      <w:proofErr w:type="spellEnd"/>
-      <w:r>
-        <w:t xml:space="preserve"> = 150 * </w:t>
-      </w:r>
-      <w:proofErr w:type="spellStart"/>
-      <w:r>
-        <w:t>bar_to_</w:t>
-      </w:r>
-      <w:proofErr w:type="gramStart"/>
-      <w:r>
-        <w:t>pa</w:t>
-      </w:r>
-      <w:proofErr w:type="spellEnd"/>
-      <w:r>
-        <w:t xml:space="preserve">  #</w:t>
-      </w:r>
-      <w:proofErr w:type="gramEnd"/>
-      <w:r>
-        <w:t xml:space="preserve"> Давление на нагнетательной скважине, [Па]</w:t>
-      </w:r>
-    </w:p>
-    <w:p>
-      <w:proofErr w:type="spellStart"/>
-      <w:r>
-        <w:t>Po</w:t>
-      </w:r>
-      <w:proofErr w:type="spellEnd"/>
-      <w:r>
-        <w:t xml:space="preserve"> = 50 * </w:t>
-      </w:r>
-      <w:proofErr w:type="spellStart"/>
-      <w:r>
-        <w:t>bar_to_pa</w:t>
-      </w:r>
-      <w:proofErr w:type="spellEnd"/>
-      <w:r>
-        <w:t xml:space="preserve">   # Давление на добывающей скважине, [Па]</w:t>
-      </w:r>
-    </w:p>
-    <w:p>
-      <w:proofErr w:type="spellStart"/>
-      <w:r>
-        <w:t>Twater</w:t>
-      </w:r>
-      <w:proofErr w:type="spellEnd"/>
-      <w:r>
-        <w:t xml:space="preserve"> = 25           # Температура нагнетаемой воды, [С]</w:t>
-      </w:r>
+      <m:oMath>
+        <m:sSub>
+          <m:sSubPr>
+            <m:ctrlPr>
+              <w:rPr>
+                <w:rFonts w:ascii="Cambria Math" w:hAnsi="Cambria Math"/>
+                <w:i/>
+              </w:rPr>
+            </m:ctrlPr>
+          </m:sSubPr>
+          <m:e>
+            <m:r>
+              <w:rPr>
+                <w:rFonts w:ascii="Cambria Math" w:hAnsi="Cambria Math"/>
+              </w:rPr>
+              <m:t>r</m:t>
+            </m:r>
+          </m:e>
+          <m:sub>
+            <m:r>
+              <w:rPr>
+                <w:rFonts w:ascii="Cambria Math" w:hAnsi="Cambria Math"/>
+              </w:rPr>
+              <m:t>w</m:t>
+            </m:r>
+          </m:sub>
+        </m:sSub>
+        <m:r>
+          <w:rPr>
+            <w:rFonts w:ascii="Cambria Math" w:hAnsi="Cambria Math"/>
+          </w:rPr>
+          <m:t>-</m:t>
+        </m:r>
+      </m:oMath>
+      <w:r>
+        <w:rPr>
+          <w:rFonts w:eastAsiaTheme="minorEastAsia"/>
+        </w:rPr>
+        <w:t xml:space="preserve"> </w:t>
+      </w:r>
+      <w:r>
+        <w:rPr>
+          <w:rFonts w:eastAsiaTheme="minorEastAsia"/>
+        </w:rPr>
+        <w:t>р</w:t>
+      </w:r>
+      <w:r>
+        <w:t>адиус скважин</w:t>
+      </w:r>
+      <w:r>
+        <w:t>ы</w:t>
+      </w:r>
+      <w:r>
+        <w:t xml:space="preserve">, </w:t>
+      </w:r>
+      <m:oMath>
+        <m:r>
+          <w:rPr>
+            <w:rFonts w:ascii="Cambria Math" w:hAnsi="Cambria Math"/>
+          </w:rPr>
+          <m:t>[м]</m:t>
+        </m:r>
+      </m:oMath>
     </w:p>
     <w:p/>
     <w:p>
@@ -30704,19 +32157,11 @@
           <w:lang w:val="en-US"/>
         </w:rPr>
       </w:pPr>
-      <w:proofErr w:type="spellStart"/>
       <w:r>
         <w:rPr>
           <w:lang w:val="en-US"/>
         </w:rPr>
-        <w:t>S_min</w:t>
-      </w:r>
-      <w:proofErr w:type="spellEnd"/>
-      <w:r>
-        <w:rPr>
-          <w:lang w:val="en-US"/>
-        </w:rPr>
-        <w:t xml:space="preserve"> = 0.18</w:t>
+        <w:t>S_min = 0.18</w:t>
       </w:r>
     </w:p>
     <w:p>
@@ -30725,29 +32170,16 @@
           <w:lang w:val="en-US"/>
         </w:rPr>
       </w:pPr>
-      <w:proofErr w:type="spellStart"/>
       <w:r>
         <w:rPr>
           <w:lang w:val="en-US"/>
         </w:rPr>
-        <w:t>S_max</w:t>
-      </w:r>
-      <w:proofErr w:type="spellEnd"/>
-      <w:r>
-        <w:rPr>
-          <w:lang w:val="en-US"/>
-        </w:rPr>
-        <w:t xml:space="preserve"> = 0.70</w:t>
+        <w:t>S_max = 0.70</w:t>
       </w:r>
     </w:p>
     <w:p>
-      <w:proofErr w:type="spellStart"/>
-      <w:r>
-        <w:t>n_power</w:t>
-      </w:r>
-      <w:proofErr w:type="spellEnd"/>
-      <w:r>
-        <w:t xml:space="preserve"> = 2</w:t>
+      <w:r>
+        <w:t>n_power = 2</w:t>
       </w:r>
     </w:p>
     <w:p/>
@@ -30757,13 +32189,8 @@
       </w:r>
     </w:p>
     <w:p>
-      <w:proofErr w:type="spellStart"/>
-      <w:r>
-        <w:t>ro_w</w:t>
-      </w:r>
-      <w:proofErr w:type="spellEnd"/>
-      <w:r>
-        <w:t xml:space="preserve"> = </w:t>
+      <w:r>
+        <w:t xml:space="preserve">ro_w = </w:t>
       </w:r>
       <w:proofErr w:type="gramStart"/>
       <w:r>
@@ -30775,33 +32202,18 @@
       </w:r>
     </w:p>
     <w:p>
-      <w:proofErr w:type="spellStart"/>
-      <w:r>
-        <w:t>ro_o</w:t>
-      </w:r>
-      <w:proofErr w:type="spellEnd"/>
-      <w:r>
-        <w:t xml:space="preserve"> = 860.0   # Плотность нефти, [кг/м^3]</w:t>
+      <w:r>
+        <w:t>ro_o = 860.0   # Плотность нефти, [кг/м^3]</w:t>
       </w:r>
     </w:p>
     <w:p>
-      <w:proofErr w:type="spellStart"/>
-      <w:r>
-        <w:t>ro_p</w:t>
-      </w:r>
-      <w:proofErr w:type="spellEnd"/>
-      <w:r>
-        <w:t xml:space="preserve"> = 900.0   # Плотность парафина, [кг/м^3]</w:t>
+      <w:r>
+        <w:t>ro_p = 900.0   # Плотность парафина, [кг/м^3]</w:t>
       </w:r>
     </w:p>
     <w:p>
-      <w:proofErr w:type="spellStart"/>
-      <w:r>
-        <w:t>ro_f</w:t>
-      </w:r>
-      <w:proofErr w:type="spellEnd"/>
-      <w:r>
-        <w:t xml:space="preserve"> = </w:t>
+      <w:r>
+        <w:t xml:space="preserve">ro_f = </w:t>
       </w:r>
       <w:proofErr w:type="gramStart"/>
       <w:r>
@@ -30813,25 +32225,12 @@
       </w:r>
     </w:p>
     <w:p>
-      <w:proofErr w:type="spellStart"/>
-      <w:r>
-        <w:t>mu_w</w:t>
-      </w:r>
-      <w:proofErr w:type="spellEnd"/>
-      <w:r>
-        <w:t xml:space="preserve"> = 1.0 * </w:t>
-      </w:r>
-      <w:proofErr w:type="spellStart"/>
-      <w:r>
-        <w:t>cpoise_to_</w:t>
+      <w:r>
+        <w:t>mu_w = 1.0 * cpoise_to_</w:t>
       </w:r>
       <w:proofErr w:type="gramStart"/>
       <w:r>
-        <w:t>Pas</w:t>
-      </w:r>
-      <w:proofErr w:type="spellEnd"/>
-      <w:r>
-        <w:t xml:space="preserve">  #</w:t>
+        <w:t>Pas  #</w:t>
       </w:r>
       <w:proofErr w:type="gramEnd"/>
       <w:r>
@@ -30839,26 +32238,12 @@
       </w:r>
     </w:p>
     <w:p>
-      <w:proofErr w:type="spellStart"/>
-      <w:r>
-        <w:lastRenderedPageBreak/>
-        <w:t>mu_o</w:t>
-      </w:r>
-      <w:proofErr w:type="spellEnd"/>
-      <w:r>
-        <w:t xml:space="preserve"> = 5.0 * </w:t>
-      </w:r>
-      <w:proofErr w:type="spellStart"/>
-      <w:r>
-        <w:t>cpoise_to_</w:t>
+      <w:r>
+        <w:t>mu_o = 5.0 * cpoise_to_</w:t>
       </w:r>
       <w:proofErr w:type="gramStart"/>
       <w:r>
-        <w:t>Pas</w:t>
-      </w:r>
-      <w:proofErr w:type="spellEnd"/>
-      <w:r>
-        <w:t xml:space="preserve">  #</w:t>
+        <w:t>Pas  #</w:t>
       </w:r>
       <w:proofErr w:type="gramEnd"/>
       <w:r>
@@ -30866,13 +32251,8 @@
       </w:r>
     </w:p>
     <w:p>
-      <w:proofErr w:type="spellStart"/>
-      <w:r>
-        <w:t>c_w</w:t>
-      </w:r>
-      <w:proofErr w:type="spellEnd"/>
-      <w:r>
-        <w:t xml:space="preserve"> = </w:t>
+      <w:r>
+        <w:t xml:space="preserve">c_w = </w:t>
       </w:r>
       <w:proofErr w:type="gramStart"/>
       <w:r>
@@ -30884,13 +32264,8 @@
       </w:r>
     </w:p>
     <w:p>
-      <w:proofErr w:type="spellStart"/>
-      <w:r>
-        <w:t>c_o</w:t>
-      </w:r>
-      <w:proofErr w:type="spellEnd"/>
-      <w:r>
-        <w:t xml:space="preserve"> = </w:t>
+      <w:r>
+        <w:t xml:space="preserve">c_o = </w:t>
       </w:r>
       <w:proofErr w:type="gramStart"/>
       <w:r>
@@ -30902,13 +32277,9 @@
       </w:r>
     </w:p>
     <w:p>
-      <w:proofErr w:type="spellStart"/>
-      <w:r>
-        <w:t>c_p</w:t>
-      </w:r>
-      <w:proofErr w:type="spellEnd"/>
-      <w:r>
-        <w:t xml:space="preserve"> = </w:t>
+      <w:r>
+        <w:lastRenderedPageBreak/>
+        <w:t xml:space="preserve">c_p = </w:t>
       </w:r>
       <w:proofErr w:type="gramStart"/>
       <w:r>
@@ -30920,117 +32291,60 @@
       </w:r>
     </w:p>
     <w:p>
-      <w:proofErr w:type="spellStart"/>
-      <w:r>
-        <w:t>c_f</w:t>
-      </w:r>
-      <w:proofErr w:type="spellEnd"/>
-      <w:r>
-        <w:t xml:space="preserve"> = 850   # Теплоемкость пласта, [Дж*кг/C]</w:t>
+      <w:r>
+        <w:t>c_f = 850   # Теплоемкость пласта, [Дж*кг/C]</w:t>
       </w:r>
     </w:p>
     <w:p>
-      <w:proofErr w:type="spellStart"/>
       <w:r>
         <w:t>K_</w:t>
       </w:r>
       <w:proofErr w:type="gramStart"/>
       <w:r>
-        <w:t>p</w:t>
-      </w:r>
-      <w:proofErr w:type="spellEnd"/>
-      <w:r>
-        <w:t xml:space="preserve">  =</w:t>
+        <w:t>p  =</w:t>
       </w:r>
       <w:proofErr w:type="gramEnd"/>
       <w:r>
-        <w:t xml:space="preserve"> 0.2  # Теплопроводность парафина, Вт/(</w:t>
-      </w:r>
-      <w:proofErr w:type="spellStart"/>
-      <w:r>
-        <w:t>м·С</w:t>
-      </w:r>
-      <w:proofErr w:type="spellEnd"/>
-      <w:r>
-        <w:t>)</w:t>
+        <w:t xml:space="preserve"> 0.2  # Теплопроводность парафина, Вт/(м·С)</w:t>
       </w:r>
     </w:p>
     <w:p>
-      <w:proofErr w:type="spellStart"/>
       <w:r>
         <w:t>K_</w:t>
       </w:r>
       <w:proofErr w:type="gramStart"/>
       <w:r>
-        <w:t>w</w:t>
-      </w:r>
-      <w:proofErr w:type="spellEnd"/>
-      <w:r>
-        <w:t xml:space="preserve">  =</w:t>
+        <w:t>w  =</w:t>
       </w:r>
       <w:proofErr w:type="gramEnd"/>
       <w:r>
-        <w:t xml:space="preserve"> 0.6  # Теплопроводность воды, Вт/(</w:t>
-      </w:r>
-      <w:proofErr w:type="spellStart"/>
-      <w:r>
-        <w:t>м·С</w:t>
-      </w:r>
-      <w:proofErr w:type="spellEnd"/>
-      <w:r>
-        <w:t>)</w:t>
+        <w:t xml:space="preserve"> 0.6  # Теплопроводность воды, Вт/(м·С)</w:t>
       </w:r>
     </w:p>
     <w:p>
-      <w:proofErr w:type="spellStart"/>
       <w:r>
         <w:t>K_</w:t>
       </w:r>
       <w:proofErr w:type="gramStart"/>
       <w:r>
-        <w:t>o</w:t>
-      </w:r>
-      <w:proofErr w:type="spellEnd"/>
-      <w:r>
-        <w:t xml:space="preserve">  =</w:t>
+        <w:t>o  =</w:t>
       </w:r>
       <w:proofErr w:type="gramEnd"/>
       <w:r>
-        <w:t xml:space="preserve"> 0.12 # Теплопроводность нефти, Вт/(</w:t>
-      </w:r>
-      <w:proofErr w:type="spellStart"/>
-      <w:r>
-        <w:t>м·С</w:t>
-      </w:r>
-      <w:proofErr w:type="spellEnd"/>
-      <w:r>
-        <w:t>)</w:t>
+        <w:t xml:space="preserve"> 0.12 # Теплопроводность нефти, Вт/(м·С)</w:t>
       </w:r>
     </w:p>
     <w:p>
-      <w:proofErr w:type="spellStart"/>
       <w:r>
         <w:t>K_</w:t>
       </w:r>
       <w:proofErr w:type="gramStart"/>
       <w:r>
-        <w:t>f</w:t>
-      </w:r>
-      <w:proofErr w:type="spellEnd"/>
-      <w:r>
-        <w:t xml:space="preserve">  =</w:t>
+        <w:t>f  =</w:t>
       </w:r>
       <w:proofErr w:type="gramEnd"/>
       <w:r>
-        <w:t xml:space="preserve"> 2.0  # Теплопроводность пласта, Вт/(</w:t>
-      </w:r>
-      <w:proofErr w:type="spellStart"/>
-      <w:r>
-        <w:t>м·С</w:t>
-      </w:r>
-      <w:proofErr w:type="spellEnd"/>
-      <w:r>
-        <w:t>)</w:t>
+        <w:t xml:space="preserve"> 2.0  # Теплопроводность пласта, Вт/(м·С)</w:t>
       </w:r>
     </w:p>
     <w:p/>
@@ -31045,14 +32359,9 @@
       </w:r>
     </w:p>
     <w:p>
-      <w:proofErr w:type="spellStart"/>
       <w:proofErr w:type="gramStart"/>
       <w:r>
-        <w:t>Diff</w:t>
-      </w:r>
-      <w:proofErr w:type="spellEnd"/>
-      <w:r>
-        <w:t xml:space="preserve">  =</w:t>
+        <w:t>Diff  =</w:t>
       </w:r>
       <w:proofErr w:type="gramEnd"/>
       <w:r>
@@ -31065,53 +32374,28 @@
       </w:r>
     </w:p>
     <w:p>
-      <w:proofErr w:type="spellStart"/>
-      <w:r>
-        <w:t>betta</w:t>
-      </w:r>
-      <w:proofErr w:type="spellEnd"/>
-      <w:r>
-        <w:t xml:space="preserve"> = 0.001   # Доля блокируемых каналов, [-]  </w:t>
+      <w:r>
+        <w:t xml:space="preserve">betta = 0.001   # Доля блокируемых каналов, [-]  </w:t>
       </w:r>
     </w:p>
     <w:p>
-      <w:proofErr w:type="spellStart"/>
-      <w:r>
-        <w:t>gamma</w:t>
-      </w:r>
-      <w:proofErr w:type="spellEnd"/>
-      <w:r>
-        <w:t xml:space="preserve"> = 0.4    # Отношение радиуса горла к радиусу канала, [-]</w:t>
+      <w:r>
+        <w:t>gamma = 0.4    # Отношение радиуса горла к радиусу канала, [-]</w:t>
       </w:r>
     </w:p>
     <w:p>
-      <w:proofErr w:type="spellStart"/>
-      <w:r>
-        <w:t>Lk</w:t>
-      </w:r>
-      <w:proofErr w:type="spellEnd"/>
-      <w:r>
-        <w:t xml:space="preserve">    = 3e-5   # Длина капилляра, [м]</w:t>
+      <w:r>
+        <w:t>Lk    = 3e-5   # Длина капилляра, [м]</w:t>
       </w:r>
     </w:p>
     <w:p>
-      <w:proofErr w:type="spellStart"/>
-      <w:r>
-        <w:t>eta</w:t>
-      </w:r>
-      <w:proofErr w:type="spellEnd"/>
-      <w:r>
-        <w:t xml:space="preserve">   = 1.0    # Коэффициент извилистости, [-]</w:t>
+      <w:r>
+        <w:t>eta   = 1.0    # Коэффициент извилистости, [-]</w:t>
       </w:r>
     </w:p>
     <w:p>
-      <w:proofErr w:type="spellStart"/>
-      <w:r>
-        <w:t>Cf</w:t>
-      </w:r>
-      <w:proofErr w:type="spellEnd"/>
-      <w:r>
-        <w:t xml:space="preserve">    = 3e-2   # Коэффициент сопротивления частицы в нефти, [-]</w:t>
+      <w:r>
+        <w:t>Cf    = 3e-2   # Коэффициент сопротивления частицы в нефти, [-]</w:t>
       </w:r>
     </w:p>
     <w:p>
@@ -31154,13 +32438,8 @@
         </w:rPr>
         <w:t>⋅</w:t>
       </w:r>
-      <w:proofErr w:type="spellStart"/>
-      <w:r>
-        <w:t>mol</w:t>
-      </w:r>
-      <w:proofErr w:type="spellEnd"/>
-      <w:r>
-        <w:t>]</w:t>
+      <w:r>
+        <w:t>mol]</w:t>
       </w:r>
     </w:p>
     <w:p/>
@@ -31183,13 +32462,8 @@
       </w:r>
     </w:p>
     <w:p>
-      <w:proofErr w:type="spellStart"/>
-      <w:r>
-        <w:t>Tm</w:t>
-      </w:r>
-      <w:proofErr w:type="spellEnd"/>
-      <w:r>
-        <w:t xml:space="preserve"> = 374.5 + 0.02617 * MW - 2.0172e4 / MW - </w:t>
+      <w:r>
+        <w:t xml:space="preserve">Tm = 374.5 + 0.02617 * MW - 2.0172e4 / MW - </w:t>
       </w:r>
       <w:proofErr w:type="gramStart"/>
       <w:r>
@@ -31201,45 +32475,16 @@
       </w:r>
     </w:p>
     <w:p>
-      <w:proofErr w:type="spellStart"/>
-      <w:r>
-        <w:t>alpha</w:t>
-      </w:r>
-      <w:proofErr w:type="spellEnd"/>
-      <w:r>
-        <w:t xml:space="preserve"> = 0.1426 * MW * </w:t>
-      </w:r>
-      <w:proofErr w:type="spellStart"/>
-      <w:r>
-        <w:t>Tm</w:t>
-      </w:r>
-      <w:proofErr w:type="spellEnd"/>
-      <w:r>
-        <w:t xml:space="preserve"> * </w:t>
-      </w:r>
-      <w:proofErr w:type="spellStart"/>
-      <w:r>
-        <w:t>kal_to_</w:t>
+      <w:r>
+        <w:t>alpha = 0.1426 * MW * Tm * kal_to_</w:t>
       </w:r>
       <w:proofErr w:type="gramStart"/>
       <w:r>
-        <w:t>J</w:t>
-      </w:r>
-      <w:proofErr w:type="spellEnd"/>
-      <w:r>
-        <w:t xml:space="preserve">  #</w:t>
+        <w:t>J  #</w:t>
       </w:r>
       <w:proofErr w:type="gramEnd"/>
       <w:r>
-        <w:t xml:space="preserve"> Скрытая теплота плавления парафина, [J/</w:t>
-      </w:r>
-      <w:proofErr w:type="spellStart"/>
-      <w:r>
-        <w:t>gram-mol</w:t>
-      </w:r>
-      <w:proofErr w:type="spellEnd"/>
-      <w:r>
-        <w:t>]</w:t>
+        <w:t xml:space="preserve"> Скрытая теплота плавления парафина, [J/gram-mol]</w:t>
       </w:r>
     </w:p>
     <w:sectPr>
@@ -32363,6 +33608,17 @@
       <w:lang w:eastAsia="ru-RU"/>
     </w:rPr>
   </w:style>
+  <w:style w:type="character" w:styleId="af4">
+    <w:name w:val="Strong"/>
+    <w:basedOn w:val="a0"/>
+    <w:uiPriority w:val="22"/>
+    <w:qFormat/>
+    <w:rsid w:val="000A5F74"/>
+    <w:rPr>
+      <w:b/>
+      <w:bCs/>
+    </w:rPr>
+  </w:style>
 </w:styles>
 </file>
 

--- a/resources/Лазарев диплом.docx
+++ b/resources/Лазарев диплом.docx
@@ -102,11 +102,7 @@
         <w:t>Направление</w:t>
       </w:r>
       <w:r>
-        <w:t xml:space="preserve"> </w:t>
-      </w:r>
-      <w:proofErr w:type="gramStart"/>
-      <w:r>
-        <w:t>подготовки</w:t>
+        <w:t xml:space="preserve"> подготовки</w:t>
       </w:r>
       <w:r>
         <w:t>:</w:t>
@@ -115,14 +111,7 @@
         <w:rPr>
           <w:u w:val="single"/>
         </w:rPr>
-        <w:t xml:space="preserve">  01.04.03</w:t>
-      </w:r>
-      <w:proofErr w:type="gramEnd"/>
-      <w:r>
-        <w:rPr>
-          <w:u w:val="single"/>
-        </w:rPr>
-        <w:t xml:space="preserve">  </w:t>
+        <w:t xml:space="preserve">  01.04.03  </w:t>
       </w:r>
       <w:r>
         <w:t xml:space="preserve"> –</w:t>
@@ -402,7 +391,6 @@
         <w:t xml:space="preserve">д. ф.- </w:t>
       </w:r>
       <w:proofErr w:type="spellStart"/>
-      <w:proofErr w:type="gramStart"/>
       <w:r>
         <w:rPr>
           <w:u w:val="single"/>
@@ -428,7 +416,6 @@
         </w:rPr>
         <w:t>,</w:t>
       </w:r>
-      <w:proofErr w:type="gramEnd"/>
       <w:r>
         <w:rPr>
           <w:u w:val="single"/>
@@ -581,7 +568,6 @@
         <w:t xml:space="preserve">д. ф.- </w:t>
       </w:r>
       <w:proofErr w:type="spellStart"/>
-      <w:proofErr w:type="gramStart"/>
       <w:r>
         <w:rPr>
           <w:u w:val="single"/>
@@ -605,14 +591,7 @@
         <w:rPr>
           <w:u w:val="single"/>
         </w:rPr>
-        <w:t>,</w:t>
-      </w:r>
-      <w:proofErr w:type="gramEnd"/>
-      <w:r>
-        <w:rPr>
-          <w:u w:val="single"/>
-        </w:rPr>
-        <w:t xml:space="preserve"> </w:t>
+        <w:t xml:space="preserve">, </w:t>
       </w:r>
       <w:r>
         <w:rPr>
@@ -2294,13 +2273,29 @@
         <w:t xml:space="preserve">открытой </w:t>
       </w:r>
       <w:r>
-        <w:t>пористости с 9% до 2</w:t>
-      </w:r>
-      <w:r>
-        <w:t>.</w:t>
-      </w:r>
-      <w:r>
-        <w:t xml:space="preserve">1%. </w:t>
+        <w:t xml:space="preserve">пористости с </w:t>
+      </w:r>
+      <m:oMath>
+        <m:r>
+          <w:rPr>
+            <w:rFonts w:ascii="Cambria Math" w:hAnsi="Cambria Math"/>
+          </w:rPr>
+          <m:t>9%</m:t>
+        </m:r>
+      </m:oMath>
+      <w:r>
+        <w:t xml:space="preserve"> до </w:t>
+      </w:r>
+      <m:oMath>
+        <m:r>
+          <w:rPr>
+            <w:rFonts w:ascii="Cambria Math" w:hAnsi="Cambria Math"/>
+          </w:rPr>
+          <m:t>2.1%.</m:t>
+        </m:r>
+      </m:oMath>
+      <w:r>
+        <w:t xml:space="preserve"> </w:t>
       </w:r>
     </w:p>
     <w:p>
@@ -2478,13 +2473,8 @@
       <w:r>
         <w:t xml:space="preserve"> </w:t>
       </w:r>
-      <w:proofErr w:type="gramStart"/>
-      <w:r>
-        <w:t>температуру</w:t>
-      </w:r>
-      <w:proofErr w:type="gramEnd"/>
-      <w:r>
-        <w:t xml:space="preserve"> </w:t>
+      <w:r>
+        <w:t xml:space="preserve">температуру </w:t>
       </w:r>
       <w:r>
         <w:t>начал</w:t>
@@ -3586,10 +3576,13 @@
         <w:t xml:space="preserve">, вода и парафин. Предполагается, </w:t>
       </w:r>
       <w:r>
-        <w:t>что ф</w:t>
-      </w:r>
-      <w:r>
-        <w:t xml:space="preserve">люиды </w:t>
+        <w:t xml:space="preserve">что </w:t>
+      </w:r>
+      <w:r>
+        <w:t>жидкости</w:t>
+      </w:r>
+      <w:r>
+        <w:t xml:space="preserve"> </w:t>
       </w:r>
       <w:r>
         <w:t>не</w:t>
@@ -7064,12 +7057,18 @@
         <w:jc w:val="both"/>
       </w:pPr>
       <w:r>
-        <w:t xml:space="preserve">Теплообмен в </w:t>
+        <w:t>В рассматриваемом случае т</w:t>
+      </w:r>
+      <w:r>
+        <w:t xml:space="preserve">еплообмен в </w:t>
       </w:r>
       <w:r>
         <w:t>пористой среде</w:t>
       </w:r>
       <w:r>
+        <w:t xml:space="preserve"> (ПС)</w:t>
+      </w:r>
+      <w:r>
         <w:t xml:space="preserve"> </w:t>
       </w:r>
       <w:r>
@@ -7121,7 +7120,7 @@
         <w:t xml:space="preserve">скелету </w:t>
       </w:r>
       <w:r>
-        <w:t>пористой среды</w:t>
+        <w:t>(ПС)</w:t>
       </w:r>
       <w:r>
         <w:t xml:space="preserve">. </w:t>
@@ -7163,7 +7162,13 @@
         <w:t xml:space="preserve"> Поэтому можно полагать, что </w:t>
       </w:r>
       <w:r>
-        <w:t>в некотором пространстве</w:t>
+        <w:t xml:space="preserve">в некотором </w:t>
+      </w:r>
+      <w:r>
+        <w:t xml:space="preserve">представительном объеме </w:t>
+      </w:r>
+      <w:r>
+        <w:t>(ПС)</w:t>
       </w:r>
       <w:r>
         <w:t xml:space="preserve"> </w:t>
@@ -7172,7 +7177,7 @@
         <w:t>температур</w:t>
       </w:r>
       <w:r>
-        <w:t>ы</w:t>
+        <w:t>а</w:t>
       </w:r>
       <w:r>
         <w:t xml:space="preserve"> </w:t>
@@ -7190,7 +7195,7 @@
         <w:t xml:space="preserve"> и пористого материала име</w:t>
       </w:r>
       <w:r>
-        <w:t>ю</w:t>
+        <w:t>е</w:t>
       </w:r>
       <w:r>
         <w:t xml:space="preserve">т одинаковое значение. </w:t>
@@ -7202,7 +7207,23 @@
         <w:t>уравнение баланса полной энергии всей системы при тепловом равновесии может быть</w:t>
       </w:r>
       <w:r>
-        <w:t xml:space="preserve"> записано </w:t>
+        <w:t xml:space="preserve"> записано</w:t>
+      </w:r>
+      <w:r>
+        <w:t xml:space="preserve"> следующим уравнением</w:t>
+      </w:r>
+    </w:p>
+    <w:p>
+      <w:pPr>
+        <w:ind w:firstLine="709"/>
+        <w:jc w:val="both"/>
+        <w:rPr>
+          <w:b/>
+          <w:bCs/>
+        </w:rPr>
+      </w:pPr>
+      <w:r>
+        <w:t xml:space="preserve"> </w:t>
       </w:r>
     </w:p>
     <w:p>
@@ -9610,7 +9631,7 @@
           <v:shape id="_x0000_i1025" type="#_x0000_t75" style="width:372pt;height:78pt" o:ole="">
             <v:imagedata r:id="rId8" o:title=""/>
           </v:shape>
-          <o:OLEObject Type="Embed" ProgID="Equation.DSMT4" ShapeID="_x0000_i1025" DrawAspect="Content" ObjectID="_1810566353" r:id="rId9"/>
+          <o:OLEObject Type="Embed" ProgID="Equation.DSMT4" ShapeID="_x0000_i1025" DrawAspect="Content" ObjectID="_1810839067" r:id="rId9"/>
         </w:object>
       </w:r>
     </w:p>
@@ -9638,7 +9659,7 @@
           <v:shape id="_x0000_i1026" type="#_x0000_t75" style="width:474pt;height:1in" o:ole="">
             <v:imagedata r:id="rId10" o:title=""/>
           </v:shape>
-          <o:OLEObject Type="Embed" ProgID="Equation.DSMT4" ShapeID="_x0000_i1026" DrawAspect="Content" ObjectID="_1810566354" r:id="rId11"/>
+          <o:OLEObject Type="Embed" ProgID="Equation.DSMT4" ShapeID="_x0000_i1026" DrawAspect="Content" ObjectID="_1810839068" r:id="rId11"/>
         </w:object>
       </w:r>
     </w:p>
@@ -10467,15 +10488,7 @@
           <w:sz w:val="26"/>
           <w:szCs w:val="26"/>
         </w:rPr>
-        <w:t xml:space="preserve">по </w:t>
-      </w:r>
-      <w:proofErr w:type="gramStart"/>
-      <w:r>
-        <w:rPr>
-          <w:sz w:val="26"/>
-          <w:szCs w:val="26"/>
-        </w:rPr>
-        <w:t xml:space="preserve">блоку  </w:t>
+        <w:t xml:space="preserve">по блоку  </w:t>
       </w:r>
       <w:r>
         <w:rPr>
@@ -10495,7 +10508,6 @@
         </w:rPr>
         <w:t>i</w:t>
       </w:r>
-      <w:proofErr w:type="gramEnd"/>
       <w:r>
         <w:rPr>
           <w:sz w:val="26"/>
@@ -15869,7 +15881,7 @@
           <v:shape id="_x0000_i1027" type="#_x0000_t75" style="width:42pt;height:24pt" o:ole="">
             <v:imagedata r:id="rId12" o:title=""/>
           </v:shape>
-          <o:OLEObject Type="Embed" ProgID="Equation.3" ShapeID="_x0000_i1027" DrawAspect="Content" ObjectID="_1810566355" r:id="rId13"/>
+          <o:OLEObject Type="Embed" ProgID="Equation.3" ShapeID="_x0000_i1027" DrawAspect="Content" ObjectID="_1810839069" r:id="rId13"/>
         </w:object>
       </w:r>
       <w:r>
@@ -15909,7 +15921,7 @@
           <v:shape id="_x0000_i1028" type="#_x0000_t75" style="width:78pt;height:42pt" o:ole="">
             <v:imagedata r:id="rId14" o:title=""/>
           </v:shape>
-          <o:OLEObject Type="Embed" ProgID="Equation.3" ShapeID="_x0000_i1028" DrawAspect="Content" ObjectID="_1810566356" r:id="rId15"/>
+          <o:OLEObject Type="Embed" ProgID="Equation.3" ShapeID="_x0000_i1028" DrawAspect="Content" ObjectID="_1810839070" r:id="rId15"/>
         </w:object>
       </w:r>
       <w:r>
@@ -15928,7 +15940,6 @@
           <w:szCs w:val="26"/>
         </w:rPr>
       </w:pPr>
-      <w:proofErr w:type="gramStart"/>
       <w:r>
         <w:rPr>
           <w:sz w:val="26"/>
@@ -15936,7 +15947,6 @@
         </w:rPr>
         <w:t>Символ  “</w:t>
       </w:r>
-      <w:proofErr w:type="gramEnd"/>
       <w:r>
         <w:rPr>
           <w:i/>
@@ -15974,7 +15984,7 @@
           <v:shape id="_x0000_i1029" type="#_x0000_t75" style="width:198pt;height:102pt" o:ole="">
             <v:imagedata r:id="rId16" o:title=""/>
           </v:shape>
-          <o:OLEObject Type="Embed" ProgID="Equation.3" ShapeID="_x0000_i1029" DrawAspect="Content" ObjectID="_1810566357" r:id="rId17"/>
+          <o:OLEObject Type="Embed" ProgID="Equation.3" ShapeID="_x0000_i1029" DrawAspect="Content" ObjectID="_1810839071" r:id="rId17"/>
         </w:object>
       </w:r>
     </w:p>
@@ -31229,15 +31239,7 @@
         <w:jc w:val="both"/>
       </w:pPr>
       <w:r>
-        <w:t xml:space="preserve">Пудовкин М.А., Саламатин А.Н., Чугунов В.А. Температурные процессы в действующих скважинах. - </w:t>
-      </w:r>
-      <w:proofErr w:type="gramStart"/>
-      <w:r>
-        <w:t>Казань :</w:t>
-      </w:r>
-      <w:proofErr w:type="gramEnd"/>
-      <w:r>
-        <w:t xml:space="preserve"> Изд-во Казан.унив-та. - 1977.- 168 с.</w:t>
+        <w:t>Пудовкин М.А., Саламатин А.Н., Чугунов В.А. Температурные процессы в действующих скважинах. - Казань : Изд-во Казан.унив-та. - 1977.- 168 с.</w:t>
       </w:r>
     </w:p>
     <w:p>
@@ -32190,15 +32192,7 @@
     </w:p>
     <w:p>
       <w:r>
-        <w:t xml:space="preserve">ro_w = </w:t>
-      </w:r>
-      <w:proofErr w:type="gramStart"/>
-      <w:r>
-        <w:t>1000.0  #</w:t>
-      </w:r>
-      <w:proofErr w:type="gramEnd"/>
-      <w:r>
-        <w:t xml:space="preserve"> Плотность воды, [кг/м^3]</w:t>
+        <w:t>ro_w = 1000.0  # Плотность воды, [кг/м^3]</w:t>
       </w:r>
     </w:p>
     <w:p>
@@ -32213,81 +32207,33 @@
     </w:p>
     <w:p>
       <w:r>
-        <w:t xml:space="preserve">ro_f = </w:t>
-      </w:r>
-      <w:proofErr w:type="gramStart"/>
-      <w:r>
-        <w:t>2500.0  #</w:t>
-      </w:r>
-      <w:proofErr w:type="gramEnd"/>
-      <w:r>
-        <w:t xml:space="preserve"> Плотность пласта, [кг/м^3]</w:t>
+        <w:t>ro_f = 2500.0  # Плотность пласта, [кг/м^3]</w:t>
       </w:r>
     </w:p>
     <w:p>
       <w:r>
-        <w:t>mu_w = 1.0 * cpoise_to_</w:t>
-      </w:r>
-      <w:proofErr w:type="gramStart"/>
-      <w:r>
-        <w:t>Pas  #</w:t>
-      </w:r>
-      <w:proofErr w:type="gramEnd"/>
-      <w:r>
-        <w:t xml:space="preserve"> Вязкость воды, [Па*с]</w:t>
+        <w:t>mu_w = 1.0 * cpoise_to_Pas  # Вязкость воды, [Па*с]</w:t>
       </w:r>
     </w:p>
     <w:p>
       <w:r>
-        <w:t>mu_o = 5.0 * cpoise_to_</w:t>
-      </w:r>
-      <w:proofErr w:type="gramStart"/>
-      <w:r>
-        <w:t>Pas  #</w:t>
-      </w:r>
-      <w:proofErr w:type="gramEnd"/>
-      <w:r>
-        <w:t xml:space="preserve"> Вязкость нефти, [Па*с]</w:t>
+        <w:t>mu_o = 5.0 * cpoise_to_Pas  # Вязкость нефти, [Па*с]</w:t>
       </w:r>
     </w:p>
     <w:p>
       <w:r>
-        <w:t xml:space="preserve">c_w = </w:t>
-      </w:r>
-      <w:proofErr w:type="gramStart"/>
-      <w:r>
-        <w:t>4200  #</w:t>
-      </w:r>
-      <w:proofErr w:type="gramEnd"/>
-      <w:r>
-        <w:t xml:space="preserve"> Теплоемкость воды, [Дж*кг/C]</w:t>
+        <w:t>c_w = 4200  # Теплоемкость воды, [Дж*кг/C]</w:t>
       </w:r>
     </w:p>
     <w:p>
       <w:r>
-        <w:t xml:space="preserve">c_o = </w:t>
-      </w:r>
-      <w:proofErr w:type="gramStart"/>
-      <w:r>
-        <w:t>2000  #</w:t>
-      </w:r>
-      <w:proofErr w:type="gramEnd"/>
-      <w:r>
-        <w:t xml:space="preserve"> Теплоемкость нефти, [Дж*кг/C]</w:t>
+        <w:t>c_o = 2000  # Теплоемкость нефти, [Дж*кг/C]</w:t>
       </w:r>
     </w:p>
     <w:p>
       <w:r>
         <w:lastRenderedPageBreak/>
-        <w:t xml:space="preserve">c_p = </w:t>
-      </w:r>
-      <w:proofErr w:type="gramStart"/>
-      <w:r>
-        <w:t>2200  #</w:t>
-      </w:r>
-      <w:proofErr w:type="gramEnd"/>
-      <w:r>
-        <w:t xml:space="preserve"> Теплоемкость парафина, [Дж*кг/C]</w:t>
+        <w:t>c_p = 2200  # Теплоемкость парафина, [Дж*кг/C]</w:t>
       </w:r>
     </w:p>
     <w:p>
@@ -32297,54 +32243,22 @@
     </w:p>
     <w:p>
       <w:r>
-        <w:t>K_</w:t>
-      </w:r>
-      <w:proofErr w:type="gramStart"/>
-      <w:r>
-        <w:t>p  =</w:t>
-      </w:r>
-      <w:proofErr w:type="gramEnd"/>
-      <w:r>
-        <w:t xml:space="preserve"> 0.2  # Теплопроводность парафина, Вт/(м·С)</w:t>
+        <w:t>K_p  = 0.2  # Теплопроводность парафина, Вт/(м·С)</w:t>
       </w:r>
     </w:p>
     <w:p>
       <w:r>
-        <w:t>K_</w:t>
-      </w:r>
-      <w:proofErr w:type="gramStart"/>
-      <w:r>
-        <w:t>w  =</w:t>
-      </w:r>
-      <w:proofErr w:type="gramEnd"/>
-      <w:r>
-        <w:t xml:space="preserve"> 0.6  # Теплопроводность воды, Вт/(м·С)</w:t>
+        <w:t>K_w  = 0.6  # Теплопроводность воды, Вт/(м·С)</w:t>
       </w:r>
     </w:p>
     <w:p>
       <w:r>
-        <w:t>K_</w:t>
-      </w:r>
-      <w:proofErr w:type="gramStart"/>
-      <w:r>
-        <w:t>o  =</w:t>
-      </w:r>
-      <w:proofErr w:type="gramEnd"/>
-      <w:r>
-        <w:t xml:space="preserve"> 0.12 # Теплопроводность нефти, Вт/(м·С)</w:t>
+        <w:t>K_o  = 0.12 # Теплопроводность нефти, Вт/(м·С)</w:t>
       </w:r>
     </w:p>
     <w:p>
       <w:r>
-        <w:t>K_</w:t>
-      </w:r>
-      <w:proofErr w:type="gramStart"/>
-      <w:r>
-        <w:t>f  =</w:t>
-      </w:r>
-      <w:proofErr w:type="gramEnd"/>
-      <w:r>
-        <w:t xml:space="preserve"> 2.0  # Теплопроводность пласта, Вт/(м·С)</w:t>
+        <w:t>K_f  = 2.0  # Теплопроводность пласта, Вт/(м·С)</w:t>
       </w:r>
     </w:p>
     <w:p/>
@@ -32359,13 +32273,8 @@
       </w:r>
     </w:p>
     <w:p>
-      <w:proofErr w:type="gramStart"/>
-      <w:r>
-        <w:t>Diff  =</w:t>
-      </w:r>
-      <w:proofErr w:type="gramEnd"/>
-      <w:r>
-        <w:t xml:space="preserve"> 2e-18  # Коэффициент диффузионного осаждения частиц, [м^2/с]</w:t>
+      <w:r>
+        <w:t>Diff  = 2e-18  # Коэффициент диффузионного осаждения частиц, [м^2/с]</w:t>
       </w:r>
     </w:p>
     <w:p>
@@ -32400,28 +32309,12 @@
     </w:p>
     <w:p>
       <w:r>
-        <w:t xml:space="preserve">Delta = </w:t>
-      </w:r>
-      <w:proofErr w:type="gramStart"/>
-      <w:r>
-        <w:t>0.005  #</w:t>
-      </w:r>
-      <w:proofErr w:type="gramEnd"/>
-      <w:r>
-        <w:t xml:space="preserve"> Кинетическая константа суффозии, [1/м]</w:t>
+        <w:t>Delta = 0.005  # Кинетическая константа суффозии, [1/м]</w:t>
       </w:r>
     </w:p>
     <w:p>
       <w:r>
-        <w:t xml:space="preserve">R     = </w:t>
-      </w:r>
-      <w:proofErr w:type="gramStart"/>
-      <w:r>
-        <w:t>8.31446261815324  #</w:t>
-      </w:r>
-      <w:proofErr w:type="gramEnd"/>
-      <w:r>
-        <w:t xml:space="preserve"> Газовая постоянная, [J</w:t>
+        <w:t>R     = 8.31446261815324  # Газовая постоянная, [J</w:t>
       </w:r>
       <w:r>
         <w:rPr>
@@ -32450,41 +32343,17 @@
     </w:p>
     <w:p>
       <w:r>
-        <w:t xml:space="preserve">MW = </w:t>
-      </w:r>
-      <w:proofErr w:type="gramStart"/>
-      <w:r>
-        <w:t>350.0  #</w:t>
-      </w:r>
-      <w:proofErr w:type="gramEnd"/>
-      <w:r>
-        <w:t xml:space="preserve"> Молекулярная масса</w:t>
+        <w:t>MW = 350.0  # Молекулярная масса</w:t>
       </w:r>
     </w:p>
     <w:p>
       <w:r>
-        <w:t xml:space="preserve">Tm = 374.5 + 0.02617 * MW - 2.0172e4 / MW - </w:t>
-      </w:r>
-      <w:proofErr w:type="gramStart"/>
-      <w:r>
-        <w:t>273.15  #</w:t>
-      </w:r>
-      <w:proofErr w:type="gramEnd"/>
-      <w:r>
-        <w:t xml:space="preserve"> Температура кристаллизации парафина, [C]</w:t>
+        <w:t>Tm = 374.5 + 0.02617 * MW - 2.0172e4 / MW - 273.15  # Температура кристаллизации парафина, [C]</w:t>
       </w:r>
     </w:p>
     <w:p>
       <w:r>
-        <w:t>alpha = 0.1426 * MW * Tm * kal_to_</w:t>
-      </w:r>
-      <w:proofErr w:type="gramStart"/>
-      <w:r>
-        <w:t>J  #</w:t>
-      </w:r>
-      <w:proofErr w:type="gramEnd"/>
-      <w:r>
-        <w:t xml:space="preserve"> Скрытая теплота плавления парафина, [J/gram-mol]</w:t>
+        <w:t>alpha = 0.1426 * MW * Tm * kal_to_J  # Скрытая теплота плавления парафина, [J/gram-mol]</w:t>
       </w:r>
     </w:p>
     <w:sectPr>

--- a/resources/Лазарев диплом.docx
+++ b/resources/Лазарев диплом.docx
@@ -1906,13 +1906,31 @@
         <w:t>нагнетание воды с целью поддержания пластового давления.</w:t>
       </w:r>
       <w:r>
-        <w:t xml:space="preserve"> Но при этом может возникать множество негативных эффектов, ухудшающих фильтрационно</w:t>
+        <w:t xml:space="preserve"> </w:t>
+      </w:r>
+      <w:r>
+        <w:t xml:space="preserve">В случае, когда </w:t>
+      </w:r>
+      <w:r>
+        <w:t>температура нагнетаемой</w:t>
+      </w:r>
+      <w:r>
+        <w:t xml:space="preserve"> вода воды ниже температуры пласта,</w:t>
+      </w:r>
+      <w:r>
+        <w:t xml:space="preserve"> может возникать множество негативных эффектов, ухудшающих фильтрационно</w:t>
       </w:r>
       <w:r>
         <w:t>-</w:t>
       </w:r>
       <w:r>
-        <w:t xml:space="preserve">емкостные свойства пласта. </w:t>
+        <w:t xml:space="preserve">емкостные свойства </w:t>
+      </w:r>
+      <w:r>
+        <w:t>коллектора</w:t>
+      </w:r>
+      <w:r>
+        <w:t xml:space="preserve">. </w:t>
       </w:r>
       <w:r>
         <w:t xml:space="preserve">Наиболее яркий пример — отложение парафина. </w:t>
@@ -3621,13 +3639,31 @@
         <w:t>ами</w:t>
       </w:r>
       <w:r>
-        <w:t xml:space="preserve"> не происходит массопереноса</w:t>
+        <w:t xml:space="preserve"> не происходит массо</w:t>
+      </w:r>
+      <w:r>
+        <w:t>обмен</w:t>
       </w:r>
       <w:r>
         <w:t xml:space="preserve">. </w:t>
       </w:r>
       <w:r>
-        <w:t>Уравнения баланса масс записываются отдельно для каждого компонента</w:t>
+        <w:t>Уравнения баланса масс записываются для каждо</w:t>
+      </w:r>
+      <w:r>
+        <w:t>й</w:t>
+      </w:r>
+      <w:r>
+        <w:t xml:space="preserve"> </w:t>
+      </w:r>
+      <w:r>
+        <w:t>фазы</w:t>
+      </w:r>
+      <w:r>
+        <w:t xml:space="preserve"> </w:t>
+      </w:r>
+      <w:r>
+        <w:t>отдельно</w:t>
       </w:r>
       <w:r>
         <w:t>.</w:t>
@@ -3642,7 +3678,22 @@
         <w:t xml:space="preserve">, массовый баланс воды и нефти </w:t>
       </w:r>
       <w:r>
-        <w:t>имеет следующий вид:</w:t>
+        <w:t xml:space="preserve">соответственно </w:t>
+      </w:r>
+      <w:r>
+        <w:t>имеет следующий вид</w:t>
+      </w:r>
+      <w:r>
+        <w:t xml:space="preserve"> </w:t>
+      </w:r>
+      <w:r>
+        <w:rPr>
+          <w:highlight w:val="yellow"/>
+        </w:rPr>
+        <w:t>[Азиз]</w:t>
+      </w:r>
+      <w:r>
+        <w:t>:</w:t>
       </w:r>
     </w:p>
     <w:p>
@@ -4825,6 +4876,9 @@
       </w:r>
       <w:r>
         <w:t>]</w:t>
+      </w:r>
+      <w:r>
+        <w:t>:</w:t>
       </w:r>
       <w:r>
         <w:rPr>
@@ -5864,6 +5918,16 @@
                 </w:rPr>
                 <m:t>=1</m:t>
               </m:r>
+              <m:r>
+                <m:rPr>
+                  <m:lit/>
+                </m:rPr>
+                <w:rPr>
+                  <w:rFonts w:ascii="Cambria Math"/>
+                  <w:color w:val="000000" w:themeColor="text1"/>
+                </w:rPr>
+                <m:t>,</m:t>
+              </m:r>
             </m:e>
           </m:mr>
           <m:mr>
@@ -5971,7 +6035,7 @@
                 <w:rPr>
                   <w:rFonts w:ascii="Cambria Math"/>
                 </w:rPr>
-                <m:t>=1</m:t>
+                <m:t>=1.</m:t>
               </m:r>
             </m:e>
           </m:mr>
@@ -7165,10 +7229,7 @@
         <w:t xml:space="preserve">в некотором </w:t>
       </w:r>
       <w:r>
-        <w:t xml:space="preserve">представительном объеме </w:t>
-      </w:r>
-      <w:r>
-        <w:t>(ПС)</w:t>
+        <w:t>представительном объеме (ПС)</w:t>
       </w:r>
       <w:r>
         <w:t xml:space="preserve"> </w:t>
@@ -7215,16 +7276,2877 @@
     </w:p>
     <w:p>
       <w:pPr>
-        <w:ind w:firstLine="709"/>
         <w:jc w:val="both"/>
         <w:rPr>
-          <w:b/>
-          <w:bCs/>
+          <w:rFonts w:eastAsiaTheme="minorEastAsia"/>
+          <w:i/>
+          <w:lang w:val="en-US"/>
         </w:rPr>
       </w:pPr>
-      <w:r>
+      <m:oMathPara>
+        <m:oMath>
+          <m:f>
+            <m:fPr>
+              <m:ctrlPr>
+                <w:rPr>
+                  <w:rFonts w:ascii="Cambria Math" w:hAnsi="Cambria Math"/>
+                  <w:i/>
+                  <w:lang w:val="en-US"/>
+                </w:rPr>
+              </m:ctrlPr>
+            </m:fPr>
+            <m:num>
+              <m:r>
+                <w:rPr>
+                  <w:rFonts w:ascii="Cambria Math"/>
+                </w:rPr>
+                <m:t>∂</m:t>
+              </m:r>
+            </m:num>
+            <m:den>
+              <m:r>
+                <w:rPr>
+                  <w:rFonts w:ascii="Cambria Math"/>
+                </w:rPr>
+                <m:t>∂</m:t>
+              </m:r>
+              <m:r>
+                <w:rPr>
+                  <w:rFonts w:ascii="Cambria Math"/>
+                  <w:lang w:val="en-US"/>
+                </w:rPr>
+                <m:t>t</m:t>
+              </m:r>
+            </m:den>
+          </m:f>
+          <m:r>
+            <w:rPr>
+              <w:rFonts w:ascii="Cambria Math"/>
+            </w:rPr>
+            <m:t>[</m:t>
+          </m:r>
+          <m:r>
+            <w:rPr>
+              <w:rFonts w:ascii="Cambria Math"/>
+              <w:lang w:val="en-US"/>
+            </w:rPr>
+            <m:t xml:space="preserve">m </m:t>
+          </m:r>
+          <m:sSub>
+            <m:sSubPr>
+              <m:ctrlPr>
+                <w:rPr>
+                  <w:rFonts w:ascii="Cambria Math" w:hAnsi="Cambria Math"/>
+                  <w:i/>
+                  <w:lang w:val="en-US"/>
+                </w:rPr>
+              </m:ctrlPr>
+            </m:sSubPr>
+            <m:e>
+              <m:r>
+                <w:rPr>
+                  <w:rFonts w:ascii="Cambria Math"/>
+                  <w:lang w:val="en-US"/>
+                </w:rPr>
+                <m:t>S</m:t>
+              </m:r>
+            </m:e>
+            <m:sub>
+              <m:r>
+                <w:rPr>
+                  <w:rFonts w:ascii="Cambria Math"/>
+                  <w:lang w:val="en-US"/>
+                </w:rPr>
+                <m:t>w</m:t>
+              </m:r>
+            </m:sub>
+          </m:sSub>
+          <m:sSub>
+            <m:sSubPr>
+              <m:ctrlPr>
+                <w:rPr>
+                  <w:rFonts w:ascii="Cambria Math" w:hAnsi="Cambria Math"/>
+                  <w:i/>
+                  <w:lang w:val="en-US"/>
+                </w:rPr>
+              </m:ctrlPr>
+            </m:sSubPr>
+            <m:e>
+              <m:r>
+                <w:rPr>
+                  <w:rFonts w:ascii="Cambria Math"/>
+                  <w:lang w:val="en-US"/>
+                </w:rPr>
+                <m:t>ρ</m:t>
+              </m:r>
+            </m:e>
+            <m:sub>
+              <m:r>
+                <w:rPr>
+                  <w:rFonts w:ascii="Cambria Math"/>
+                  <w:lang w:val="en-US"/>
+                </w:rPr>
+                <m:t>w</m:t>
+              </m:r>
+            </m:sub>
+          </m:sSub>
+          <m:sSub>
+            <m:sSubPr>
+              <m:ctrlPr>
+                <w:rPr>
+                  <w:rFonts w:ascii="Cambria Math" w:hAnsi="Cambria Math"/>
+                  <w:i/>
+                  <w:lang w:val="en-US"/>
+                </w:rPr>
+              </m:ctrlPr>
+            </m:sSubPr>
+            <m:e>
+              <m:r>
+                <w:rPr>
+                  <w:rFonts w:ascii="Cambria Math"/>
+                  <w:lang w:val="en-US"/>
+                </w:rPr>
+                <m:t>H</m:t>
+              </m:r>
+            </m:e>
+            <m:sub>
+              <m:r>
+                <w:rPr>
+                  <w:rFonts w:ascii="Cambria Math"/>
+                  <w:lang w:val="en-US"/>
+                </w:rPr>
+                <m:t>w</m:t>
+              </m:r>
+            </m:sub>
+          </m:sSub>
+          <m:r>
+            <w:rPr>
+              <w:rFonts w:ascii="Cambria Math"/>
+            </w:rPr>
+            <m:t>+</m:t>
+          </m:r>
+          <m:r>
+            <w:rPr>
+              <w:rFonts w:ascii="Cambria Math"/>
+              <w:lang w:val="en-US"/>
+            </w:rPr>
+            <m:t xml:space="preserve">m </m:t>
+          </m:r>
+          <m:sSub>
+            <m:sSubPr>
+              <m:ctrlPr>
+                <w:rPr>
+                  <w:rFonts w:ascii="Cambria Math" w:hAnsi="Cambria Math"/>
+                  <w:i/>
+                  <w:lang w:val="en-US"/>
+                </w:rPr>
+              </m:ctrlPr>
+            </m:sSubPr>
+            <m:e>
+              <m:r>
+                <w:rPr>
+                  <w:rFonts w:ascii="Cambria Math"/>
+                  <w:lang w:val="en-US"/>
+                </w:rPr>
+                <m:t>S</m:t>
+              </m:r>
+            </m:e>
+            <m:sub>
+              <m:r>
+                <w:rPr>
+                  <w:rFonts w:ascii="Cambria Math"/>
+                  <w:lang w:val="en-US"/>
+                </w:rPr>
+                <m:t>o</m:t>
+              </m:r>
+            </m:sub>
+          </m:sSub>
+          <m:sSub>
+            <m:sSubPr>
+              <m:ctrlPr>
+                <w:rPr>
+                  <w:rFonts w:ascii="Cambria Math" w:hAnsi="Cambria Math"/>
+                  <w:i/>
+                  <w:lang w:val="en-US"/>
+                </w:rPr>
+              </m:ctrlPr>
+            </m:sSubPr>
+            <m:e>
+              <m:r>
+                <w:rPr>
+                  <w:rFonts w:ascii="Cambria Math"/>
+                  <w:lang w:val="en-US"/>
+                </w:rPr>
+                <m:t>ρ</m:t>
+              </m:r>
+            </m:e>
+            <m:sub>
+              <m:r>
+                <w:rPr>
+                  <w:rFonts w:ascii="Cambria Math"/>
+                  <w:lang w:val="en-US"/>
+                </w:rPr>
+                <m:t>o</m:t>
+              </m:r>
+            </m:sub>
+          </m:sSub>
+          <m:sSub>
+            <m:sSubPr>
+              <m:ctrlPr>
+                <w:rPr>
+                  <w:rFonts w:ascii="Cambria Math" w:hAnsi="Cambria Math"/>
+                  <w:i/>
+                  <w:lang w:val="en-US"/>
+                </w:rPr>
+              </m:ctrlPr>
+            </m:sSubPr>
+            <m:e>
+              <m:r>
+                <w:rPr>
+                  <w:rFonts w:ascii="Cambria Math"/>
+                  <w:lang w:val="en-US"/>
+                </w:rPr>
+                <m:t>H</m:t>
+              </m:r>
+            </m:e>
+            <m:sub>
+              <m:r>
+                <w:rPr>
+                  <w:rFonts w:ascii="Cambria Math"/>
+                  <w:lang w:val="en-US"/>
+                </w:rPr>
+                <m:t>o</m:t>
+              </m:r>
+            </m:sub>
+          </m:sSub>
+          <m:r>
+            <w:rPr>
+              <w:rFonts w:ascii="Cambria Math"/>
+            </w:rPr>
+            <m:t>(1</m:t>
+          </m:r>
+          <m:r>
+            <w:rPr>
+              <w:rFonts w:ascii="Cambria Math"/>
+            </w:rPr>
+            <m:t>-</m:t>
+          </m:r>
+          <m:r>
+            <w:rPr>
+              <w:rFonts w:ascii="Cambria Math"/>
+            </w:rPr>
+            <m:t xml:space="preserve"> </m:t>
+          </m:r>
+          <m:sSub>
+            <m:sSubPr>
+              <m:ctrlPr>
+                <w:rPr>
+                  <w:rFonts w:ascii="Cambria Math" w:hAnsi="Cambria Math"/>
+                  <w:i/>
+                  <w:lang w:val="en-US"/>
+                </w:rPr>
+              </m:ctrlPr>
+            </m:sSubPr>
+            <m:e>
+              <m:r>
+                <w:rPr>
+                  <w:rFonts w:ascii="Cambria Math"/>
+                  <w:lang w:val="en-US"/>
+                </w:rPr>
+                <m:t>w</m:t>
+              </m:r>
+            </m:e>
+            <m:sub>
+              <m:r>
+                <w:rPr>
+                  <w:rFonts w:ascii="Cambria Math"/>
+                  <w:lang w:val="en-US"/>
+                </w:rPr>
+                <m:t>ps</m:t>
+              </m:r>
+            </m:sub>
+          </m:sSub>
+          <m:r>
+            <w:rPr>
+              <w:rFonts w:ascii="Cambria Math"/>
+            </w:rPr>
+            <m:t>)+</m:t>
+          </m:r>
+          <m:r>
+            <w:rPr>
+              <w:rFonts w:ascii="Cambria Math"/>
+              <w:lang w:val="en-US"/>
+            </w:rPr>
+            <m:t>m</m:t>
+          </m:r>
+          <m:sSub>
+            <m:sSubPr>
+              <m:ctrlPr>
+                <w:rPr>
+                  <w:rFonts w:ascii="Cambria Math" w:hAnsi="Cambria Math"/>
+                  <w:i/>
+                  <w:lang w:val="en-US"/>
+                </w:rPr>
+              </m:ctrlPr>
+            </m:sSubPr>
+            <m:e>
+              <m:r>
+                <w:rPr>
+                  <w:rFonts w:ascii="Cambria Math"/>
+                  <w:lang w:val="en-US"/>
+                </w:rPr>
+                <m:t>S</m:t>
+              </m:r>
+            </m:e>
+            <m:sub>
+              <m:r>
+                <w:rPr>
+                  <w:rFonts w:ascii="Cambria Math"/>
+                  <w:lang w:val="en-US"/>
+                </w:rPr>
+                <m:t>o</m:t>
+              </m:r>
+            </m:sub>
+          </m:sSub>
+          <m:sSub>
+            <m:sSubPr>
+              <m:ctrlPr>
+                <w:rPr>
+                  <w:rFonts w:ascii="Cambria Math" w:hAnsi="Cambria Math"/>
+                  <w:i/>
+                  <w:lang w:val="en-US"/>
+                </w:rPr>
+              </m:ctrlPr>
+            </m:sSubPr>
+            <m:e>
+              <m:r>
+                <w:rPr>
+                  <w:rFonts w:ascii="Cambria Math"/>
+                  <w:lang w:val="en-US"/>
+                </w:rPr>
+                <m:t>w</m:t>
+              </m:r>
+            </m:e>
+            <m:sub>
+              <m:r>
+                <w:rPr>
+                  <w:rFonts w:ascii="Cambria Math"/>
+                  <w:lang w:val="en-US"/>
+                </w:rPr>
+                <m:t>ps</m:t>
+              </m:r>
+            </m:sub>
+          </m:sSub>
+          <m:sSub>
+            <m:sSubPr>
+              <m:ctrlPr>
+                <w:rPr>
+                  <w:rFonts w:ascii="Cambria Math" w:hAnsi="Cambria Math"/>
+                  <w:i/>
+                  <w:lang w:val="en-US"/>
+                </w:rPr>
+              </m:ctrlPr>
+            </m:sSubPr>
+            <m:e>
+              <m:r>
+                <w:rPr>
+                  <w:rFonts w:ascii="Cambria Math"/>
+                  <w:lang w:val="en-US"/>
+                </w:rPr>
+                <m:t>ρ</m:t>
+              </m:r>
+            </m:e>
+            <m:sub>
+              <m:r>
+                <w:rPr>
+                  <w:rFonts w:ascii="Cambria Math"/>
+                  <w:lang w:val="en-US"/>
+                </w:rPr>
+                <m:t>p</m:t>
+              </m:r>
+            </m:sub>
+          </m:sSub>
+          <m:sSub>
+            <m:sSubPr>
+              <m:ctrlPr>
+                <w:rPr>
+                  <w:rFonts w:ascii="Cambria Math" w:hAnsi="Cambria Math"/>
+                  <w:i/>
+                  <w:lang w:val="en-US"/>
+                </w:rPr>
+              </m:ctrlPr>
+            </m:sSubPr>
+            <m:e>
+              <m:r>
+                <w:rPr>
+                  <w:rFonts w:ascii="Cambria Math"/>
+                  <w:lang w:val="en-US"/>
+                </w:rPr>
+                <m:t>H</m:t>
+              </m:r>
+            </m:e>
+            <m:sub>
+              <m:r>
+                <w:rPr>
+                  <w:rFonts w:ascii="Cambria Math"/>
+                  <w:lang w:val="en-US"/>
+                </w:rPr>
+                <m:t>p</m:t>
+              </m:r>
+            </m:sub>
+          </m:sSub>
+          <m:r>
+            <w:rPr>
+              <w:rFonts w:ascii="Cambria Math"/>
+            </w:rPr>
+            <m:t>+(1</m:t>
+          </m:r>
+          <m:r>
+            <w:rPr>
+              <w:rFonts w:ascii="Cambria Math"/>
+            </w:rPr>
+            <m:t>-</m:t>
+          </m:r>
+          <m:r>
+            <w:rPr>
+              <w:rFonts w:ascii="Cambria Math"/>
+              <w:lang w:val="en-US"/>
+            </w:rPr>
+            <m:t>m</m:t>
+          </m:r>
+          <m:r>
+            <w:rPr>
+              <w:rFonts w:ascii="Cambria Math"/>
+            </w:rPr>
+            <m:t>)</m:t>
+          </m:r>
+          <m:sSub>
+            <m:sSubPr>
+              <m:ctrlPr>
+                <w:rPr>
+                  <w:rFonts w:ascii="Cambria Math" w:hAnsi="Cambria Math"/>
+                  <w:i/>
+                  <w:lang w:val="en-US"/>
+                </w:rPr>
+              </m:ctrlPr>
+            </m:sSubPr>
+            <m:e>
+              <m:r>
+                <w:rPr>
+                  <w:rFonts w:ascii="Cambria Math"/>
+                  <w:lang w:val="en-US"/>
+                </w:rPr>
+                <m:t>ρ</m:t>
+              </m:r>
+            </m:e>
+            <m:sub>
+              <m:r>
+                <w:rPr>
+                  <w:rFonts w:ascii="Cambria Math"/>
+                  <w:lang w:val="en-US"/>
+                </w:rPr>
+                <m:t>f</m:t>
+              </m:r>
+            </m:sub>
+          </m:sSub>
+          <m:sSub>
+            <m:sSubPr>
+              <m:ctrlPr>
+                <w:rPr>
+                  <w:rFonts w:ascii="Cambria Math" w:hAnsi="Cambria Math"/>
+                  <w:i/>
+                  <w:lang w:val="en-US"/>
+                </w:rPr>
+              </m:ctrlPr>
+            </m:sSubPr>
+            <m:e>
+              <m:r>
+                <w:rPr>
+                  <w:rFonts w:ascii="Cambria Math"/>
+                  <w:lang w:val="en-US"/>
+                </w:rPr>
+                <m:t>H</m:t>
+              </m:r>
+            </m:e>
+            <m:sub>
+              <m:r>
+                <w:rPr>
+                  <w:rFonts w:ascii="Cambria Math"/>
+                  <w:lang w:val="en-US"/>
+                </w:rPr>
+                <m:t>f</m:t>
+              </m:r>
+            </m:sub>
+          </m:sSub>
+          <m:r>
+            <w:rPr>
+              <w:rFonts w:ascii="Cambria Math"/>
+            </w:rPr>
+            <m:t>]+</m:t>
+          </m:r>
+          <m:r>
+            <w:rPr>
+              <w:rFonts w:ascii="Cambria Math" w:hAnsi="Cambria Math" w:cs="Cambria Math"/>
+            </w:rPr>
+            <m:t>∇</m:t>
+          </m:r>
+          <m:r>
+            <w:rPr>
+              <w:rFonts w:ascii="Cambria Math"/>
+            </w:rPr>
+            <m:t>(</m:t>
+          </m:r>
+          <m:sSub>
+            <m:sSubPr>
+              <m:ctrlPr>
+                <w:rPr>
+                  <w:rFonts w:ascii="Cambria Math" w:hAnsi="Cambria Math"/>
+                  <w:i/>
+                  <w:lang w:val="en-US"/>
+                </w:rPr>
+              </m:ctrlPr>
+            </m:sSubPr>
+            <m:e>
+              <m:r>
+                <w:rPr>
+                  <w:rFonts w:ascii="Cambria Math"/>
+                  <w:lang w:val="en-US"/>
+                </w:rPr>
+                <m:t>ρ</m:t>
+              </m:r>
+            </m:e>
+            <m:sub>
+              <m:r>
+                <w:rPr>
+                  <w:rFonts w:ascii="Cambria Math"/>
+                  <w:lang w:val="en-US"/>
+                </w:rPr>
+                <m:t>w</m:t>
+              </m:r>
+            </m:sub>
+          </m:sSub>
+          <m:sSub>
+            <m:sSubPr>
+              <m:ctrlPr>
+                <w:rPr>
+                  <w:rFonts w:ascii="Cambria Math" w:hAnsi="Cambria Math"/>
+                  <w:i/>
+                  <w:lang w:val="en-US"/>
+                </w:rPr>
+              </m:ctrlPr>
+            </m:sSubPr>
+            <m:e>
+              <m:r>
+                <w:rPr>
+                  <w:rFonts w:ascii="Cambria Math"/>
+                  <w:lang w:val="en-US"/>
+                </w:rPr>
+                <m:t>H</m:t>
+              </m:r>
+            </m:e>
+            <m:sub>
+              <m:r>
+                <w:rPr>
+                  <w:rFonts w:ascii="Cambria Math"/>
+                  <w:lang w:val="en-US"/>
+                </w:rPr>
+                <m:t>w</m:t>
+              </m:r>
+            </m:sub>
+          </m:sSub>
+          <m:sSub>
+            <m:sSubPr>
+              <m:ctrlPr>
+                <w:rPr>
+                  <w:rFonts w:ascii="Cambria Math" w:hAnsi="Cambria Math"/>
+                  <w:i/>
+                  <w:lang w:val="en-US"/>
+                </w:rPr>
+              </m:ctrlPr>
+            </m:sSubPr>
+            <m:e>
+              <m:r>
+                <w:rPr>
+                  <w:rFonts w:ascii="Cambria Math"/>
+                  <w:lang w:val="en-US"/>
+                </w:rPr>
+                <m:t>U</m:t>
+              </m:r>
+            </m:e>
+            <m:sub>
+              <m:r>
+                <w:rPr>
+                  <w:rFonts w:ascii="Cambria Math"/>
+                  <w:lang w:val="en-US"/>
+                </w:rPr>
+                <m:t>w</m:t>
+              </m:r>
+            </m:sub>
+          </m:sSub>
+          <m:r>
+            <w:rPr>
+              <w:rFonts w:ascii="Cambria Math"/>
+            </w:rPr>
+            <m:t>+(1</m:t>
+          </m:r>
+          <m:r>
+            <w:rPr>
+              <w:rFonts w:ascii="Cambria Math"/>
+            </w:rPr>
+            <m:t>-</m:t>
+          </m:r>
+          <m:sSub>
+            <m:sSubPr>
+              <m:ctrlPr>
+                <w:rPr>
+                  <w:rFonts w:ascii="Cambria Math" w:hAnsi="Cambria Math"/>
+                  <w:i/>
+                  <w:lang w:val="en-US"/>
+                </w:rPr>
+              </m:ctrlPr>
+            </m:sSubPr>
+            <m:e>
+              <m:r>
+                <w:rPr>
+                  <w:rFonts w:ascii="Cambria Math"/>
+                  <w:lang w:val="en-US"/>
+                </w:rPr>
+                <m:t>w</m:t>
+              </m:r>
+            </m:e>
+            <m:sub>
+              <m:r>
+                <w:rPr>
+                  <w:rFonts w:ascii="Cambria Math"/>
+                  <w:lang w:val="en-US"/>
+                </w:rPr>
+                <m:t>ps</m:t>
+              </m:r>
+            </m:sub>
+          </m:sSub>
+          <m:r>
+            <w:rPr>
+              <w:rFonts w:ascii="Cambria Math"/>
+            </w:rPr>
+            <m:t>)</m:t>
+          </m:r>
+          <m:sSub>
+            <m:sSubPr>
+              <m:ctrlPr>
+                <w:rPr>
+                  <w:rFonts w:ascii="Cambria Math" w:hAnsi="Cambria Math"/>
+                  <w:i/>
+                  <w:lang w:val="en-US"/>
+                </w:rPr>
+              </m:ctrlPr>
+            </m:sSubPr>
+            <m:e>
+              <m:r>
+                <w:rPr>
+                  <w:rFonts w:ascii="Cambria Math"/>
+                  <w:lang w:val="en-US"/>
+                </w:rPr>
+                <m:t>ρ</m:t>
+              </m:r>
+            </m:e>
+            <m:sub>
+              <m:r>
+                <w:rPr>
+                  <w:rFonts w:ascii="Cambria Math"/>
+                  <w:lang w:val="en-US"/>
+                </w:rPr>
+                <m:t>o</m:t>
+              </m:r>
+            </m:sub>
+          </m:sSub>
+          <m:sSub>
+            <m:sSubPr>
+              <m:ctrlPr>
+                <w:rPr>
+                  <w:rFonts w:ascii="Cambria Math" w:hAnsi="Cambria Math"/>
+                  <w:i/>
+                  <w:lang w:val="en-US"/>
+                </w:rPr>
+              </m:ctrlPr>
+            </m:sSubPr>
+            <m:e>
+              <m:r>
+                <w:rPr>
+                  <w:rFonts w:ascii="Cambria Math"/>
+                  <w:lang w:val="en-US"/>
+                </w:rPr>
+                <m:t>U</m:t>
+              </m:r>
+            </m:e>
+            <m:sub>
+              <m:r>
+                <w:rPr>
+                  <w:rFonts w:ascii="Cambria Math"/>
+                  <w:lang w:val="en-US"/>
+                </w:rPr>
+                <m:t>o</m:t>
+              </m:r>
+            </m:sub>
+          </m:sSub>
+          <m:sSub>
+            <m:sSubPr>
+              <m:ctrlPr>
+                <w:rPr>
+                  <w:rFonts w:ascii="Cambria Math" w:hAnsi="Cambria Math"/>
+                  <w:i/>
+                  <w:lang w:val="en-US"/>
+                </w:rPr>
+              </m:ctrlPr>
+            </m:sSubPr>
+            <m:e>
+              <m:r>
+                <w:rPr>
+                  <w:rFonts w:ascii="Cambria Math"/>
+                  <w:lang w:val="en-US"/>
+                </w:rPr>
+                <m:t>H</m:t>
+              </m:r>
+            </m:e>
+            <m:sub>
+              <m:r>
+                <w:rPr>
+                  <w:rFonts w:ascii="Cambria Math"/>
+                  <w:lang w:val="en-US"/>
+                </w:rPr>
+                <m:t>o</m:t>
+              </m:r>
+            </m:sub>
+          </m:sSub>
+          <m:r>
+            <w:rPr>
+              <w:rFonts w:ascii="Cambria Math"/>
+            </w:rPr>
+            <m:t>+</m:t>
+          </m:r>
+          <m:sSub>
+            <m:sSubPr>
+              <m:ctrlPr>
+                <w:rPr>
+                  <w:rFonts w:ascii="Cambria Math" w:hAnsi="Cambria Math"/>
+                  <w:i/>
+                  <w:lang w:val="en-US"/>
+                </w:rPr>
+              </m:ctrlPr>
+            </m:sSubPr>
+            <m:e>
+              <m:r>
+                <w:rPr>
+                  <w:rFonts w:ascii="Cambria Math"/>
+                  <w:lang w:val="en-US"/>
+                </w:rPr>
+                <m:t>ρ</m:t>
+              </m:r>
+            </m:e>
+            <m:sub>
+              <m:r>
+                <w:rPr>
+                  <w:rFonts w:ascii="Cambria Math"/>
+                  <w:lang w:val="en-US"/>
+                </w:rPr>
+                <m:t>p</m:t>
+              </m:r>
+            </m:sub>
+          </m:sSub>
+          <m:sSub>
+            <m:sSubPr>
+              <m:ctrlPr>
+                <w:rPr>
+                  <w:rFonts w:ascii="Cambria Math" w:hAnsi="Cambria Math"/>
+                  <w:i/>
+                  <w:lang w:val="en-US"/>
+                </w:rPr>
+              </m:ctrlPr>
+            </m:sSubPr>
+            <m:e>
+              <m:r>
+                <w:rPr>
+                  <w:rFonts w:ascii="Cambria Math"/>
+                  <w:lang w:val="en-US"/>
+                </w:rPr>
+                <m:t>w</m:t>
+              </m:r>
+            </m:e>
+            <m:sub>
+              <m:r>
+                <w:rPr>
+                  <w:rFonts w:ascii="Cambria Math"/>
+                  <w:lang w:val="en-US"/>
+                </w:rPr>
+                <m:t>ps</m:t>
+              </m:r>
+            </m:sub>
+          </m:sSub>
+          <m:sSub>
+            <m:sSubPr>
+              <m:ctrlPr>
+                <w:rPr>
+                  <w:rFonts w:ascii="Cambria Math" w:hAnsi="Cambria Math"/>
+                  <w:i/>
+                  <w:lang w:val="en-US"/>
+                </w:rPr>
+              </m:ctrlPr>
+            </m:sSubPr>
+            <m:e>
+              <m:r>
+                <w:rPr>
+                  <w:rFonts w:ascii="Cambria Math"/>
+                  <w:lang w:val="en-US"/>
+                </w:rPr>
+                <m:t>U</m:t>
+              </m:r>
+            </m:e>
+            <m:sub>
+              <m:r>
+                <w:rPr>
+                  <w:rFonts w:ascii="Cambria Math"/>
+                  <w:lang w:val="en-US"/>
+                </w:rPr>
+                <m:t>o</m:t>
+              </m:r>
+            </m:sub>
+          </m:sSub>
+          <m:sSub>
+            <m:sSubPr>
+              <m:ctrlPr>
+                <w:rPr>
+                  <w:rFonts w:ascii="Cambria Math" w:hAnsi="Cambria Math"/>
+                  <w:i/>
+                  <w:lang w:val="en-US"/>
+                </w:rPr>
+              </m:ctrlPr>
+            </m:sSubPr>
+            <m:e>
+              <m:r>
+                <w:rPr>
+                  <w:rFonts w:ascii="Cambria Math"/>
+                  <w:lang w:val="en-US"/>
+                </w:rPr>
+                <m:t>H</m:t>
+              </m:r>
+            </m:e>
+            <m:sub>
+              <m:r>
+                <w:rPr>
+                  <w:rFonts w:ascii="Cambria Math"/>
+                  <w:lang w:val="en-US"/>
+                </w:rPr>
+                <m:t>p</m:t>
+              </m:r>
+            </m:sub>
+          </m:sSub>
+          <m:r>
+            <w:rPr>
+              <w:rFonts w:ascii="Cambria Math"/>
+            </w:rPr>
+            <m:t>)=</m:t>
+          </m:r>
+          <m:r>
+            <w:rPr>
+              <w:rFonts w:ascii="Cambria Math" w:hAnsi="Cambria Math" w:cs="Cambria Math"/>
+            </w:rPr>
+            <m:t>∇</m:t>
+          </m:r>
+          <m:d>
+            <m:dPr>
+              <m:begChr m:val="{"/>
+              <m:endChr m:val="}"/>
+              <m:ctrlPr>
+                <w:rPr>
+                  <w:rFonts w:ascii="Cambria Math" w:hAnsi="Cambria Math"/>
+                  <w:i/>
+                  <w:lang w:val="en-US"/>
+                </w:rPr>
+              </m:ctrlPr>
+            </m:dPr>
+            <m:e>
+              <m:d>
+                <m:dPr>
+                  <m:begChr m:val="["/>
+                  <m:endChr m:val="]"/>
+                  <m:ctrlPr>
+                    <w:rPr>
+                      <w:rFonts w:ascii="Cambria Math" w:hAnsi="Cambria Math"/>
+                      <w:i/>
+                      <w:lang w:val="en-US"/>
+                    </w:rPr>
+                  </m:ctrlPr>
+                </m:dPr>
+                <m:e>
+                  <m:r>
+                    <w:rPr>
+                      <w:rFonts w:ascii="Cambria Math"/>
+                      <w:lang w:val="en-US"/>
+                    </w:rPr>
+                    <m:t xml:space="preserve">m </m:t>
+                  </m:r>
+                  <m:sSub>
+                    <m:sSubPr>
+                      <m:ctrlPr>
+                        <w:rPr>
+                          <w:rFonts w:ascii="Cambria Math" w:hAnsi="Cambria Math"/>
+                          <w:i/>
+                          <w:lang w:val="en-US"/>
+                        </w:rPr>
+                      </m:ctrlPr>
+                    </m:sSubPr>
+                    <m:e>
+                      <m:r>
+                        <w:rPr>
+                          <w:rFonts w:ascii="Cambria Math"/>
+                          <w:lang w:val="en-US"/>
+                        </w:rPr>
+                        <m:t>S</m:t>
+                      </m:r>
+                    </m:e>
+                    <m:sub>
+                      <m:r>
+                        <w:rPr>
+                          <w:rFonts w:ascii="Cambria Math"/>
+                          <w:lang w:val="en-US"/>
+                        </w:rPr>
+                        <m:t>w</m:t>
+                      </m:r>
+                    </m:sub>
+                  </m:sSub>
+                  <m:sSub>
+                    <m:sSubPr>
+                      <m:ctrlPr>
+                        <w:rPr>
+                          <w:rFonts w:ascii="Cambria Math" w:hAnsi="Cambria Math"/>
+                          <w:i/>
+                          <w:lang w:val="en-US"/>
+                        </w:rPr>
+                      </m:ctrlPr>
+                    </m:sSubPr>
+                    <m:e>
+                      <m:r>
+                        <w:rPr>
+                          <w:rFonts w:ascii="Cambria Math"/>
+                          <w:lang w:val="en-US"/>
+                        </w:rPr>
+                        <m:t>K</m:t>
+                      </m:r>
+                    </m:e>
+                    <m:sub>
+                      <m:r>
+                        <w:rPr>
+                          <w:rFonts w:ascii="Cambria Math"/>
+                          <w:lang w:val="en-US"/>
+                        </w:rPr>
+                        <m:t>w</m:t>
+                      </m:r>
+                    </m:sub>
+                  </m:sSub>
+                  <m:r>
+                    <w:rPr>
+                      <w:rFonts w:ascii="Cambria Math"/>
+                    </w:rPr>
+                    <m:t>+</m:t>
+                  </m:r>
+                  <m:r>
+                    <w:rPr>
+                      <w:rFonts w:ascii="Cambria Math"/>
+                      <w:lang w:val="en-US"/>
+                    </w:rPr>
+                    <m:t>m</m:t>
+                  </m:r>
+                  <m:sSub>
+                    <m:sSubPr>
+                      <m:ctrlPr>
+                        <w:rPr>
+                          <w:rFonts w:ascii="Cambria Math" w:hAnsi="Cambria Math"/>
+                          <w:i/>
+                          <w:lang w:val="en-US"/>
+                        </w:rPr>
+                      </m:ctrlPr>
+                    </m:sSubPr>
+                    <m:e>
+                      <m:r>
+                        <w:rPr>
+                          <w:rFonts w:ascii="Cambria Math"/>
+                          <w:lang w:val="en-US"/>
+                        </w:rPr>
+                        <m:t>S</m:t>
+                      </m:r>
+                    </m:e>
+                    <m:sub>
+                      <m:r>
+                        <w:rPr>
+                          <w:rFonts w:ascii="Cambria Math"/>
+                          <w:lang w:val="en-US"/>
+                        </w:rPr>
+                        <m:t>o</m:t>
+                      </m:r>
+                    </m:sub>
+                  </m:sSub>
+                  <m:sSub>
+                    <m:sSubPr>
+                      <m:ctrlPr>
+                        <w:rPr>
+                          <w:rFonts w:ascii="Cambria Math" w:hAnsi="Cambria Math"/>
+                          <w:i/>
+                          <w:lang w:val="en-US"/>
+                        </w:rPr>
+                      </m:ctrlPr>
+                    </m:sSubPr>
+                    <m:e>
+                      <m:r>
+                        <w:rPr>
+                          <w:rFonts w:ascii="Cambria Math"/>
+                          <w:lang w:val="en-US"/>
+                        </w:rPr>
+                        <m:t>K</m:t>
+                      </m:r>
+                    </m:e>
+                    <m:sub>
+                      <m:r>
+                        <w:rPr>
+                          <w:rFonts w:ascii="Cambria Math"/>
+                          <w:lang w:val="en-US"/>
+                        </w:rPr>
+                        <m:t>o</m:t>
+                      </m:r>
+                    </m:sub>
+                  </m:sSub>
+                  <m:r>
+                    <w:rPr>
+                      <w:rFonts w:ascii="Cambria Math"/>
+                    </w:rPr>
+                    <m:t>(1</m:t>
+                  </m:r>
+                  <m:r>
+                    <w:rPr>
+                      <w:rFonts w:ascii="Cambria Math"/>
+                    </w:rPr>
+                    <m:t>-</m:t>
+                  </m:r>
+                  <m:sSub>
+                    <m:sSubPr>
+                      <m:ctrlPr>
+                        <w:rPr>
+                          <w:rFonts w:ascii="Cambria Math" w:hAnsi="Cambria Math"/>
+                          <w:i/>
+                          <w:lang w:val="en-US"/>
+                        </w:rPr>
+                      </m:ctrlPr>
+                    </m:sSubPr>
+                    <m:e>
+                      <m:r>
+                        <w:rPr>
+                          <w:rFonts w:ascii="Cambria Math"/>
+                          <w:lang w:val="en-US"/>
+                        </w:rPr>
+                        <m:t>w</m:t>
+                      </m:r>
+                    </m:e>
+                    <m:sub>
+                      <m:r>
+                        <w:rPr>
+                          <w:rFonts w:ascii="Cambria Math"/>
+                          <w:lang w:val="en-US"/>
+                        </w:rPr>
+                        <m:t>ps</m:t>
+                      </m:r>
+                    </m:sub>
+                  </m:sSub>
+                  <m:r>
+                    <w:rPr>
+                      <w:rFonts w:ascii="Cambria Math"/>
+                    </w:rPr>
+                    <m:t>)+</m:t>
+                  </m:r>
+                  <m:r>
+                    <w:rPr>
+                      <w:rFonts w:ascii="Cambria Math"/>
+                      <w:lang w:val="en-US"/>
+                    </w:rPr>
+                    <m:t>m</m:t>
+                  </m:r>
+                  <m:sSub>
+                    <m:sSubPr>
+                      <m:ctrlPr>
+                        <w:rPr>
+                          <w:rFonts w:ascii="Cambria Math" w:hAnsi="Cambria Math"/>
+                          <w:i/>
+                          <w:lang w:val="en-US"/>
+                        </w:rPr>
+                      </m:ctrlPr>
+                    </m:sSubPr>
+                    <m:e>
+                      <m:r>
+                        <w:rPr>
+                          <w:rFonts w:ascii="Cambria Math"/>
+                          <w:lang w:val="en-US"/>
+                        </w:rPr>
+                        <m:t>S</m:t>
+                      </m:r>
+                    </m:e>
+                    <m:sub>
+                      <m:r>
+                        <w:rPr>
+                          <w:rFonts w:ascii="Cambria Math"/>
+                          <w:lang w:val="en-US"/>
+                        </w:rPr>
+                        <m:t>o</m:t>
+                      </m:r>
+                    </m:sub>
+                  </m:sSub>
+                  <m:sSub>
+                    <m:sSubPr>
+                      <m:ctrlPr>
+                        <w:rPr>
+                          <w:rFonts w:ascii="Cambria Math" w:hAnsi="Cambria Math"/>
+                          <w:i/>
+                          <w:lang w:val="en-US"/>
+                        </w:rPr>
+                      </m:ctrlPr>
+                    </m:sSubPr>
+                    <m:e>
+                      <m:r>
+                        <w:rPr>
+                          <w:rFonts w:ascii="Cambria Math"/>
+                          <w:lang w:val="en-US"/>
+                        </w:rPr>
+                        <m:t>w</m:t>
+                      </m:r>
+                    </m:e>
+                    <m:sub>
+                      <m:r>
+                        <w:rPr>
+                          <w:rFonts w:ascii="Cambria Math"/>
+                          <w:lang w:val="en-US"/>
+                        </w:rPr>
+                        <m:t>ps</m:t>
+                      </m:r>
+                    </m:sub>
+                  </m:sSub>
+                  <m:sSub>
+                    <m:sSubPr>
+                      <m:ctrlPr>
+                        <w:rPr>
+                          <w:rFonts w:ascii="Cambria Math" w:hAnsi="Cambria Math"/>
+                          <w:i/>
+                          <w:lang w:val="en-US"/>
+                        </w:rPr>
+                      </m:ctrlPr>
+                    </m:sSubPr>
+                    <m:e>
+                      <m:r>
+                        <w:rPr>
+                          <w:rFonts w:ascii="Cambria Math"/>
+                          <w:lang w:val="en-US"/>
+                        </w:rPr>
+                        <m:t>K</m:t>
+                      </m:r>
+                    </m:e>
+                    <m:sub>
+                      <m:r>
+                        <w:rPr>
+                          <w:rFonts w:ascii="Cambria Math"/>
+                          <w:lang w:val="en-US"/>
+                        </w:rPr>
+                        <m:t>p</m:t>
+                      </m:r>
+                    </m:sub>
+                  </m:sSub>
+                  <m:r>
+                    <w:rPr>
+                      <w:rFonts w:ascii="Cambria Math"/>
+                    </w:rPr>
+                    <m:t>+(1</m:t>
+                  </m:r>
+                  <m:r>
+                    <w:rPr>
+                      <w:rFonts w:ascii="Cambria Math"/>
+                    </w:rPr>
+                    <m:t>-</m:t>
+                  </m:r>
+                  <m:r>
+                    <w:rPr>
+                      <w:rFonts w:ascii="Cambria Math"/>
+                      <w:lang w:val="en-US"/>
+                    </w:rPr>
+                    <m:t>m</m:t>
+                  </m:r>
+                  <m:r>
+                    <w:rPr>
+                      <w:rFonts w:ascii="Cambria Math"/>
+                    </w:rPr>
+                    <m:t>)</m:t>
+                  </m:r>
+                  <m:sSub>
+                    <m:sSubPr>
+                      <m:ctrlPr>
+                        <w:rPr>
+                          <w:rFonts w:ascii="Cambria Math" w:hAnsi="Cambria Math"/>
+                          <w:i/>
+                          <w:lang w:val="en-US"/>
+                        </w:rPr>
+                      </m:ctrlPr>
+                    </m:sSubPr>
+                    <m:e>
+                      <m:r>
+                        <w:rPr>
+                          <w:rFonts w:ascii="Cambria Math"/>
+                          <w:lang w:val="en-US"/>
+                        </w:rPr>
+                        <m:t>K</m:t>
+                      </m:r>
+                    </m:e>
+                    <m:sub>
+                      <m:r>
+                        <w:rPr>
+                          <w:rFonts w:ascii="Cambria Math"/>
+                          <w:lang w:val="en-US"/>
+                        </w:rPr>
+                        <m:t>f</m:t>
+                      </m:r>
+                    </m:sub>
+                  </m:sSub>
+                </m:e>
+              </m:d>
+              <m:r>
+                <w:rPr>
+                  <w:rFonts w:ascii="Cambria Math" w:hAnsi="Cambria Math" w:cs="Cambria Math"/>
+                </w:rPr>
+                <m:t>∇</m:t>
+              </m:r>
+              <m:r>
+                <w:rPr>
+                  <w:rFonts w:ascii="Cambria Math"/>
+                  <w:lang w:val="en-US"/>
+                </w:rPr>
+                <m:t>T</m:t>
+              </m:r>
+            </m:e>
+          </m:d>
+          <m:r>
+            <w:rPr>
+              <w:rFonts w:ascii="Cambria Math" w:hAnsi="Cambria Math"/>
+            </w:rPr>
+            <m:t>+</m:t>
+          </m:r>
+          <m:sSub>
+            <m:sSubPr>
+              <m:ctrlPr>
+                <w:rPr>
+                  <w:rFonts w:ascii="Cambria Math" w:hAnsi="Cambria Math"/>
+                  <w:i/>
+                  <w:lang w:val="en-US"/>
+                </w:rPr>
+              </m:ctrlPr>
+            </m:sSubPr>
+            <m:e>
+              <m:r>
+                <w:rPr>
+                  <w:rFonts w:ascii="Cambria Math" w:hAnsi="Cambria Math"/>
+                  <w:lang w:val="en-US"/>
+                </w:rPr>
+                <m:t>q</m:t>
+              </m:r>
+            </m:e>
+            <m:sub>
+              <m:r>
+                <w:rPr>
+                  <w:rFonts w:ascii="Cambria Math" w:hAnsi="Cambria Math"/>
+                  <w:lang w:val="en-US"/>
+                </w:rPr>
+                <m:t>o</m:t>
+              </m:r>
+            </m:sub>
+          </m:sSub>
+          <m:sSub>
+            <m:sSubPr>
+              <m:ctrlPr>
+                <w:rPr>
+                  <w:rFonts w:ascii="Cambria Math" w:hAnsi="Cambria Math"/>
+                  <w:i/>
+                  <w:lang w:val="en-US"/>
+                </w:rPr>
+              </m:ctrlPr>
+            </m:sSubPr>
+            <m:e>
+              <m:r>
+                <w:rPr>
+                  <w:rFonts w:ascii="Cambria Math"/>
+                  <w:lang w:val="en-US"/>
+                </w:rPr>
+                <m:t>ρ</m:t>
+              </m:r>
+            </m:e>
+            <m:sub>
+              <m:r>
+                <w:rPr>
+                  <w:rFonts w:ascii="Cambria Math"/>
+                  <w:lang w:val="en-US"/>
+                </w:rPr>
+                <m:t>o</m:t>
+              </m:r>
+            </m:sub>
+          </m:sSub>
+          <m:sSub>
+            <m:sSubPr>
+              <m:ctrlPr>
+                <w:rPr>
+                  <w:rFonts w:ascii="Cambria Math" w:hAnsi="Cambria Math"/>
+                  <w:i/>
+                  <w:lang w:val="en-US"/>
+                </w:rPr>
+              </m:ctrlPr>
+            </m:sSubPr>
+            <m:e>
+              <m:r>
+                <w:rPr>
+                  <w:rFonts w:ascii="Cambria Math"/>
+                  <w:lang w:val="en-US"/>
+                </w:rPr>
+                <m:t>C</m:t>
+              </m:r>
+            </m:e>
+            <m:sub>
+              <m:r>
+                <w:rPr>
+                  <w:rFonts w:ascii="Cambria Math"/>
+                  <w:lang w:val="en-US"/>
+                </w:rPr>
+                <m:t>o</m:t>
+              </m:r>
+            </m:sub>
+          </m:sSub>
+          <m:r>
+            <w:rPr>
+              <w:rFonts w:ascii="Cambria Math"/>
+            </w:rPr>
+            <m:t>T</m:t>
+          </m:r>
+          <m:r>
+            <w:rPr>
+              <w:rFonts w:ascii="Cambria Math" w:hAnsi="Cambria Math"/>
+            </w:rPr>
+            <m:t>+</m:t>
+          </m:r>
+          <m:sSub>
+            <m:sSubPr>
+              <m:ctrlPr>
+                <w:rPr>
+                  <w:rFonts w:ascii="Cambria Math" w:hAnsi="Cambria Math"/>
+                  <w:i/>
+                  <w:lang w:val="en-US"/>
+                </w:rPr>
+              </m:ctrlPr>
+            </m:sSubPr>
+            <m:e>
+              <m:r>
+                <w:rPr>
+                  <w:rFonts w:ascii="Cambria Math" w:hAnsi="Cambria Math"/>
+                  <w:lang w:val="en-US"/>
+                </w:rPr>
+                <m:t>q</m:t>
+              </m:r>
+            </m:e>
+            <m:sub>
+              <m:r>
+                <w:rPr>
+                  <w:rFonts w:ascii="Cambria Math" w:hAnsi="Cambria Math"/>
+                  <w:lang w:val="en-US"/>
+                </w:rPr>
+                <m:t>w</m:t>
+              </m:r>
+            </m:sub>
+          </m:sSub>
+          <m:sSub>
+            <m:sSubPr>
+              <m:ctrlPr>
+                <w:rPr>
+                  <w:rFonts w:ascii="Cambria Math" w:hAnsi="Cambria Math"/>
+                  <w:i/>
+                  <w:lang w:val="en-US"/>
+                </w:rPr>
+              </m:ctrlPr>
+            </m:sSubPr>
+            <m:e>
+              <m:r>
+                <w:rPr>
+                  <w:rFonts w:ascii="Cambria Math"/>
+                  <w:lang w:val="en-US"/>
+                </w:rPr>
+                <m:t>ρ</m:t>
+              </m:r>
+            </m:e>
+            <m:sub>
+              <m:r>
+                <w:rPr>
+                  <w:rFonts w:ascii="Cambria Math"/>
+                  <w:lang w:val="en-US"/>
+                </w:rPr>
+                <m:t>w</m:t>
+              </m:r>
+            </m:sub>
+          </m:sSub>
+          <m:sSub>
+            <m:sSubPr>
+              <m:ctrlPr>
+                <w:rPr>
+                  <w:rFonts w:ascii="Cambria Math" w:hAnsi="Cambria Math"/>
+                  <w:i/>
+                  <w:lang w:val="en-US"/>
+                </w:rPr>
+              </m:ctrlPr>
+            </m:sSubPr>
+            <m:e>
+              <m:r>
+                <w:rPr>
+                  <w:rFonts w:ascii="Cambria Math"/>
+                  <w:lang w:val="en-US"/>
+                </w:rPr>
+                <m:t>C</m:t>
+              </m:r>
+            </m:e>
+            <m:sub>
+              <m:r>
+                <w:rPr>
+                  <w:rFonts w:ascii="Cambria Math"/>
+                  <w:lang w:val="en-US"/>
+                </w:rPr>
+                <m:t>w</m:t>
+              </m:r>
+            </m:sub>
+          </m:sSub>
+          <m:r>
+            <w:rPr>
+              <w:rFonts w:ascii="Cambria Math"/>
+            </w:rPr>
+            <m:t>T</m:t>
+          </m:r>
+        </m:oMath>
+      </m:oMathPara>
+    </w:p>
+    <w:p>
+      <w:pPr>
+        <w:jc w:val="both"/>
+        <w:rPr>
+          <w:lang w:val="en-US"/>
+        </w:rPr>
+      </w:pPr>
+      <m:oMath>
+        <m:m>
+          <m:mPr>
+            <m:mcs>
+              <m:mc>
+                <m:mcPr>
+                  <m:count m:val="1"/>
+                  <m:mcJc m:val="center"/>
+                </m:mcPr>
+              </m:mc>
+            </m:mcs>
+            <m:ctrlPr>
+              <w:rPr>
+                <w:rFonts w:ascii="Cambria Math" w:hAnsi="Cambria Math"/>
+                <w:i/>
+              </w:rPr>
+            </m:ctrlPr>
+          </m:mPr>
+          <m:mr>
+            <m:e>
+              <m:f>
+                <m:fPr>
+                  <m:ctrlPr>
+                    <w:rPr>
+                      <w:rFonts w:ascii="Cambria Math" w:hAnsi="Cambria Math"/>
+                      <w:i/>
+                      <w:lang w:val="en-US"/>
+                    </w:rPr>
+                  </m:ctrlPr>
+                </m:fPr>
+                <m:num>
+                  <m:r>
+                    <w:rPr>
+                      <w:rFonts w:ascii="Cambria Math"/>
+                    </w:rPr>
+                    <m:t>∂</m:t>
+                  </m:r>
+                </m:num>
+                <m:den>
+                  <m:r>
+                    <w:rPr>
+                      <w:rFonts w:ascii="Cambria Math"/>
+                    </w:rPr>
+                    <m:t>∂</m:t>
+                  </m:r>
+                  <m:r>
+                    <w:rPr>
+                      <w:rFonts w:ascii="Cambria Math"/>
+                      <w:lang w:val="en-US"/>
+                    </w:rPr>
+                    <m:t>t</m:t>
+                  </m:r>
+                </m:den>
+              </m:f>
+              <m:r>
+                <w:rPr>
+                  <w:rFonts w:ascii="Cambria Math"/>
+                  <w:lang w:val="en-US"/>
+                </w:rPr>
+                <m:t>[</m:t>
+              </m:r>
+              <m:r>
+                <w:rPr>
+                  <w:rFonts w:ascii="Cambria Math"/>
+                  <w:lang w:val="en-US"/>
+                </w:rPr>
+                <m:t xml:space="preserve">m </m:t>
+              </m:r>
+              <m:sSub>
+                <m:sSubPr>
+                  <m:ctrlPr>
+                    <w:rPr>
+                      <w:rFonts w:ascii="Cambria Math" w:hAnsi="Cambria Math"/>
+                      <w:i/>
+                      <w:lang w:val="en-US"/>
+                    </w:rPr>
+                  </m:ctrlPr>
+                </m:sSubPr>
+                <m:e>
+                  <m:r>
+                    <w:rPr>
+                      <w:rFonts w:ascii="Cambria Math"/>
+                      <w:lang w:val="en-US"/>
+                    </w:rPr>
+                    <m:t>S</m:t>
+                  </m:r>
+                </m:e>
+                <m:sub>
+                  <m:r>
+                    <w:rPr>
+                      <w:rFonts w:ascii="Cambria Math"/>
+                      <w:lang w:val="en-US"/>
+                    </w:rPr>
+                    <m:t>w</m:t>
+                  </m:r>
+                </m:sub>
+              </m:sSub>
+              <m:sSub>
+                <m:sSubPr>
+                  <m:ctrlPr>
+                    <w:rPr>
+                      <w:rFonts w:ascii="Cambria Math" w:hAnsi="Cambria Math"/>
+                      <w:i/>
+                      <w:lang w:val="en-US"/>
+                    </w:rPr>
+                  </m:ctrlPr>
+                </m:sSubPr>
+                <m:e>
+                  <m:r>
+                    <w:rPr>
+                      <w:rFonts w:ascii="Cambria Math"/>
+                      <w:lang w:val="en-US"/>
+                    </w:rPr>
+                    <m:t>ρ</m:t>
+                  </m:r>
+                </m:e>
+                <m:sub>
+                  <m:r>
+                    <w:rPr>
+                      <w:rFonts w:ascii="Cambria Math"/>
+                      <w:lang w:val="en-US"/>
+                    </w:rPr>
+                    <m:t>w</m:t>
+                  </m:r>
+                </m:sub>
+              </m:sSub>
+              <m:sSub>
+                <m:sSubPr>
+                  <m:ctrlPr>
+                    <w:rPr>
+                      <w:rFonts w:ascii="Cambria Math" w:hAnsi="Cambria Math"/>
+                      <w:i/>
+                      <w:lang w:val="en-US"/>
+                    </w:rPr>
+                  </m:ctrlPr>
+                </m:sSubPr>
+                <m:e>
+                  <m:r>
+                    <w:rPr>
+                      <w:rFonts w:ascii="Cambria Math"/>
+                      <w:lang w:val="en-US"/>
+                    </w:rPr>
+                    <m:t>H</m:t>
+                  </m:r>
+                </m:e>
+                <m:sub>
+                  <m:r>
+                    <w:rPr>
+                      <w:rFonts w:ascii="Cambria Math"/>
+                      <w:lang w:val="en-US"/>
+                    </w:rPr>
+                    <m:t>w</m:t>
+                  </m:r>
+                </m:sub>
+              </m:sSub>
+              <m:r>
+                <w:rPr>
+                  <w:rFonts w:ascii="Cambria Math"/>
+                  <w:lang w:val="en-US"/>
+                </w:rPr>
+                <m:t>+</m:t>
+              </m:r>
+              <m:r>
+                <w:rPr>
+                  <w:rFonts w:ascii="Cambria Math"/>
+                  <w:lang w:val="en-US"/>
+                </w:rPr>
+                <m:t xml:space="preserve">m </m:t>
+              </m:r>
+              <m:sSub>
+                <m:sSubPr>
+                  <m:ctrlPr>
+                    <w:rPr>
+                      <w:rFonts w:ascii="Cambria Math" w:hAnsi="Cambria Math"/>
+                      <w:i/>
+                      <w:lang w:val="en-US"/>
+                    </w:rPr>
+                  </m:ctrlPr>
+                </m:sSubPr>
+                <m:e>
+                  <m:r>
+                    <w:rPr>
+                      <w:rFonts w:ascii="Cambria Math"/>
+                      <w:lang w:val="en-US"/>
+                    </w:rPr>
+                    <m:t>S</m:t>
+                  </m:r>
+                </m:e>
+                <m:sub>
+                  <m:r>
+                    <w:rPr>
+                      <w:rFonts w:ascii="Cambria Math"/>
+                      <w:lang w:val="en-US"/>
+                    </w:rPr>
+                    <m:t>o</m:t>
+                  </m:r>
+                </m:sub>
+              </m:sSub>
+              <m:sSub>
+                <m:sSubPr>
+                  <m:ctrlPr>
+                    <w:rPr>
+                      <w:rFonts w:ascii="Cambria Math" w:hAnsi="Cambria Math"/>
+                      <w:i/>
+                      <w:lang w:val="en-US"/>
+                    </w:rPr>
+                  </m:ctrlPr>
+                </m:sSubPr>
+                <m:e>
+                  <m:r>
+                    <w:rPr>
+                      <w:rFonts w:ascii="Cambria Math"/>
+                      <w:lang w:val="en-US"/>
+                    </w:rPr>
+                    <m:t>ρ</m:t>
+                  </m:r>
+                </m:e>
+                <m:sub>
+                  <m:r>
+                    <w:rPr>
+                      <w:rFonts w:ascii="Cambria Math"/>
+                      <w:lang w:val="en-US"/>
+                    </w:rPr>
+                    <m:t>o</m:t>
+                  </m:r>
+                </m:sub>
+              </m:sSub>
+              <m:sSub>
+                <m:sSubPr>
+                  <m:ctrlPr>
+                    <w:rPr>
+                      <w:rFonts w:ascii="Cambria Math" w:hAnsi="Cambria Math"/>
+                      <w:i/>
+                      <w:lang w:val="en-US"/>
+                    </w:rPr>
+                  </m:ctrlPr>
+                </m:sSubPr>
+                <m:e>
+                  <m:r>
+                    <w:rPr>
+                      <w:rFonts w:ascii="Cambria Math"/>
+                      <w:lang w:val="en-US"/>
+                    </w:rPr>
+                    <m:t>H</m:t>
+                  </m:r>
+                </m:e>
+                <m:sub>
+                  <m:r>
+                    <w:rPr>
+                      <w:rFonts w:ascii="Cambria Math"/>
+                      <w:lang w:val="en-US"/>
+                    </w:rPr>
+                    <m:t>o</m:t>
+                  </m:r>
+                </m:sub>
+              </m:sSub>
+              <m:r>
+                <w:rPr>
+                  <w:rFonts w:ascii="Cambria Math"/>
+                  <w:lang w:val="en-US"/>
+                </w:rPr>
+                <m:t>(1</m:t>
+              </m:r>
+              <m:r>
+                <w:rPr>
+                  <w:rFonts w:ascii="Cambria Math"/>
+                  <w:lang w:val="en-US"/>
+                </w:rPr>
+                <m:t>-</m:t>
+              </m:r>
+              <m:r>
+                <w:rPr>
+                  <w:rFonts w:ascii="Cambria Math"/>
+                  <w:lang w:val="en-US"/>
+                </w:rPr>
+                <m:t xml:space="preserve"> </m:t>
+              </m:r>
+              <m:sSub>
+                <m:sSubPr>
+                  <m:ctrlPr>
+                    <w:rPr>
+                      <w:rFonts w:ascii="Cambria Math" w:hAnsi="Cambria Math"/>
+                      <w:i/>
+                      <w:lang w:val="en-US"/>
+                    </w:rPr>
+                  </m:ctrlPr>
+                </m:sSubPr>
+                <m:e>
+                  <m:r>
+                    <w:rPr>
+                      <w:rFonts w:ascii="Cambria Math"/>
+                      <w:lang w:val="en-US"/>
+                    </w:rPr>
+                    <m:t>w</m:t>
+                  </m:r>
+                </m:e>
+                <m:sub>
+                  <m:r>
+                    <w:rPr>
+                      <w:rFonts w:ascii="Cambria Math"/>
+                      <w:lang w:val="en-US"/>
+                    </w:rPr>
+                    <m:t>ps</m:t>
+                  </m:r>
+                </m:sub>
+              </m:sSub>
+              <m:r>
+                <w:rPr>
+                  <w:rFonts w:ascii="Cambria Math"/>
+                  <w:lang w:val="en-US"/>
+                </w:rPr>
+                <m:t>)+</m:t>
+              </m:r>
+              <m:r>
+                <w:rPr>
+                  <w:rFonts w:ascii="Cambria Math"/>
+                  <w:lang w:val="en-US"/>
+                </w:rPr>
+                <m:t>m</m:t>
+              </m:r>
+              <m:sSub>
+                <m:sSubPr>
+                  <m:ctrlPr>
+                    <w:rPr>
+                      <w:rFonts w:ascii="Cambria Math" w:hAnsi="Cambria Math"/>
+                      <w:i/>
+                      <w:lang w:val="en-US"/>
+                    </w:rPr>
+                  </m:ctrlPr>
+                </m:sSubPr>
+                <m:e>
+                  <m:r>
+                    <w:rPr>
+                      <w:rFonts w:ascii="Cambria Math"/>
+                      <w:lang w:val="en-US"/>
+                    </w:rPr>
+                    <m:t>S</m:t>
+                  </m:r>
+                </m:e>
+                <m:sub>
+                  <m:r>
+                    <w:rPr>
+                      <w:rFonts w:ascii="Cambria Math"/>
+                      <w:lang w:val="en-US"/>
+                    </w:rPr>
+                    <m:t>o</m:t>
+                  </m:r>
+                </m:sub>
+              </m:sSub>
+              <m:sSub>
+                <m:sSubPr>
+                  <m:ctrlPr>
+                    <w:rPr>
+                      <w:rFonts w:ascii="Cambria Math" w:hAnsi="Cambria Math"/>
+                      <w:i/>
+                      <w:lang w:val="en-US"/>
+                    </w:rPr>
+                  </m:ctrlPr>
+                </m:sSubPr>
+                <m:e>
+                  <m:r>
+                    <w:rPr>
+                      <w:rFonts w:ascii="Cambria Math"/>
+                      <w:lang w:val="en-US"/>
+                    </w:rPr>
+                    <m:t>w</m:t>
+                  </m:r>
+                </m:e>
+                <m:sub>
+                  <m:r>
+                    <w:rPr>
+                      <w:rFonts w:ascii="Cambria Math"/>
+                      <w:lang w:val="en-US"/>
+                    </w:rPr>
+                    <m:t>ps</m:t>
+                  </m:r>
+                </m:sub>
+              </m:sSub>
+              <m:sSub>
+                <m:sSubPr>
+                  <m:ctrlPr>
+                    <w:rPr>
+                      <w:rFonts w:ascii="Cambria Math" w:hAnsi="Cambria Math"/>
+                      <w:i/>
+                      <w:lang w:val="en-US"/>
+                    </w:rPr>
+                  </m:ctrlPr>
+                </m:sSubPr>
+                <m:e>
+                  <m:r>
+                    <w:rPr>
+                      <w:rFonts w:ascii="Cambria Math"/>
+                      <w:lang w:val="en-US"/>
+                    </w:rPr>
+                    <m:t>ρ</m:t>
+                  </m:r>
+                </m:e>
+                <m:sub>
+                  <m:r>
+                    <w:rPr>
+                      <w:rFonts w:ascii="Cambria Math"/>
+                      <w:lang w:val="en-US"/>
+                    </w:rPr>
+                    <m:t>p</m:t>
+                  </m:r>
+                </m:sub>
+              </m:sSub>
+              <m:sSub>
+                <m:sSubPr>
+                  <m:ctrlPr>
+                    <w:rPr>
+                      <w:rFonts w:ascii="Cambria Math" w:hAnsi="Cambria Math"/>
+                      <w:i/>
+                      <w:lang w:val="en-US"/>
+                    </w:rPr>
+                  </m:ctrlPr>
+                </m:sSubPr>
+                <m:e>
+                  <m:r>
+                    <w:rPr>
+                      <w:rFonts w:ascii="Cambria Math"/>
+                      <w:lang w:val="en-US"/>
+                    </w:rPr>
+                    <m:t>H</m:t>
+                  </m:r>
+                </m:e>
+                <m:sub>
+                  <m:r>
+                    <w:rPr>
+                      <w:rFonts w:ascii="Cambria Math"/>
+                      <w:lang w:val="en-US"/>
+                    </w:rPr>
+                    <m:t>p</m:t>
+                  </m:r>
+                </m:sub>
+              </m:sSub>
+              <m:r>
+                <w:rPr>
+                  <w:rFonts w:ascii="Cambria Math"/>
+                  <w:lang w:val="en-US"/>
+                </w:rPr>
+                <m:t>+(1</m:t>
+              </m:r>
+              <m:r>
+                <w:rPr>
+                  <w:rFonts w:ascii="Cambria Math"/>
+                  <w:lang w:val="en-US"/>
+                </w:rPr>
+                <m:t>-</m:t>
+              </m:r>
+              <m:r>
+                <w:rPr>
+                  <w:rFonts w:ascii="Cambria Math"/>
+                  <w:lang w:val="en-US"/>
+                </w:rPr>
+                <m:t>m</m:t>
+              </m:r>
+              <m:r>
+                <w:rPr>
+                  <w:rFonts w:ascii="Cambria Math"/>
+                  <w:lang w:val="en-US"/>
+                </w:rPr>
+                <m:t>)</m:t>
+              </m:r>
+              <m:sSub>
+                <m:sSubPr>
+                  <m:ctrlPr>
+                    <w:rPr>
+                      <w:rFonts w:ascii="Cambria Math" w:hAnsi="Cambria Math"/>
+                      <w:i/>
+                      <w:lang w:val="en-US"/>
+                    </w:rPr>
+                  </m:ctrlPr>
+                </m:sSubPr>
+                <m:e>
+                  <m:r>
+                    <w:rPr>
+                      <w:rFonts w:ascii="Cambria Math"/>
+                      <w:lang w:val="en-US"/>
+                    </w:rPr>
+                    <m:t>ρ</m:t>
+                  </m:r>
+                </m:e>
+                <m:sub>
+                  <m:r>
+                    <w:rPr>
+                      <w:rFonts w:ascii="Cambria Math"/>
+                      <w:lang w:val="en-US"/>
+                    </w:rPr>
+                    <m:t>f</m:t>
+                  </m:r>
+                </m:sub>
+              </m:sSub>
+              <m:sSub>
+                <m:sSubPr>
+                  <m:ctrlPr>
+                    <w:rPr>
+                      <w:rFonts w:ascii="Cambria Math" w:hAnsi="Cambria Math"/>
+                      <w:i/>
+                      <w:lang w:val="en-US"/>
+                    </w:rPr>
+                  </m:ctrlPr>
+                </m:sSubPr>
+                <m:e>
+                  <m:r>
+                    <w:rPr>
+                      <w:rFonts w:ascii="Cambria Math"/>
+                      <w:lang w:val="en-US"/>
+                    </w:rPr>
+                    <m:t>H</m:t>
+                  </m:r>
+                </m:e>
+                <m:sub>
+                  <m:r>
+                    <w:rPr>
+                      <w:rFonts w:ascii="Cambria Math"/>
+                      <w:lang w:val="en-US"/>
+                    </w:rPr>
+                    <m:t>f</m:t>
+                  </m:r>
+                </m:sub>
+              </m:sSub>
+              <m:r>
+                <w:rPr>
+                  <w:rFonts w:ascii="Cambria Math"/>
+                  <w:lang w:val="en-US"/>
+                </w:rPr>
+                <m:t>]+</m:t>
+              </m:r>
+              <m:r>
+                <w:rPr>
+                  <w:rFonts w:ascii="Cambria Math" w:hAnsi="Cambria Math" w:cs="Cambria Math"/>
+                </w:rPr>
+                <m:t>∇</m:t>
+              </m:r>
+              <m:r>
+                <w:rPr>
+                  <w:rFonts w:ascii="Cambria Math"/>
+                  <w:lang w:val="en-US"/>
+                </w:rPr>
+                <m:t>(</m:t>
+              </m:r>
+              <m:sSub>
+                <m:sSubPr>
+                  <m:ctrlPr>
+                    <w:rPr>
+                      <w:rFonts w:ascii="Cambria Math" w:hAnsi="Cambria Math"/>
+                      <w:i/>
+                      <w:lang w:val="en-US"/>
+                    </w:rPr>
+                  </m:ctrlPr>
+                </m:sSubPr>
+                <m:e>
+                  <m:r>
+                    <w:rPr>
+                      <w:rFonts w:ascii="Cambria Math"/>
+                      <w:lang w:val="en-US"/>
+                    </w:rPr>
+                    <m:t>ρ</m:t>
+                  </m:r>
+                </m:e>
+                <m:sub>
+                  <m:r>
+                    <w:rPr>
+                      <w:rFonts w:ascii="Cambria Math"/>
+                      <w:lang w:val="en-US"/>
+                    </w:rPr>
+                    <m:t>w</m:t>
+                  </m:r>
+                </m:sub>
+              </m:sSub>
+              <m:sSub>
+                <m:sSubPr>
+                  <m:ctrlPr>
+                    <w:rPr>
+                      <w:rFonts w:ascii="Cambria Math" w:hAnsi="Cambria Math"/>
+                      <w:i/>
+                      <w:lang w:val="en-US"/>
+                    </w:rPr>
+                  </m:ctrlPr>
+                </m:sSubPr>
+                <m:e>
+                  <m:r>
+                    <w:rPr>
+                      <w:rFonts w:ascii="Cambria Math"/>
+                      <w:lang w:val="en-US"/>
+                    </w:rPr>
+                    <m:t>H</m:t>
+                  </m:r>
+                </m:e>
+                <m:sub>
+                  <m:r>
+                    <w:rPr>
+                      <w:rFonts w:ascii="Cambria Math"/>
+                      <w:lang w:val="en-US"/>
+                    </w:rPr>
+                    <m:t>w</m:t>
+                  </m:r>
+                </m:sub>
+              </m:sSub>
+              <m:sSub>
+                <m:sSubPr>
+                  <m:ctrlPr>
+                    <w:rPr>
+                      <w:rFonts w:ascii="Cambria Math" w:hAnsi="Cambria Math"/>
+                      <w:i/>
+                      <w:lang w:val="en-US"/>
+                    </w:rPr>
+                  </m:ctrlPr>
+                </m:sSubPr>
+                <m:e>
+                  <m:r>
+                    <w:rPr>
+                      <w:rFonts w:ascii="Cambria Math"/>
+                      <w:lang w:val="en-US"/>
+                    </w:rPr>
+                    <m:t>U</m:t>
+                  </m:r>
+                </m:e>
+                <m:sub>
+                  <m:r>
+                    <w:rPr>
+                      <w:rFonts w:ascii="Cambria Math"/>
+                      <w:lang w:val="en-US"/>
+                    </w:rPr>
+                    <m:t>w</m:t>
+                  </m:r>
+                </m:sub>
+              </m:sSub>
+              <m:r>
+                <w:rPr>
+                  <w:rFonts w:ascii="Cambria Math"/>
+                  <w:lang w:val="en-US"/>
+                </w:rPr>
+                <m:t>+</m:t>
+              </m:r>
+            </m:e>
+          </m:mr>
+          <m:mr>
+            <m:e>
+              <m:r>
+                <w:rPr>
+                  <w:rFonts w:ascii="Cambria Math"/>
+                  <w:lang w:val="en-US"/>
+                </w:rPr>
+                <m:t>(1</m:t>
+              </m:r>
+              <m:r>
+                <w:rPr>
+                  <w:rFonts w:ascii="Cambria Math"/>
+                  <w:lang w:val="en-US"/>
+                </w:rPr>
+                <m:t>-</m:t>
+              </m:r>
+              <m:sSub>
+                <m:sSubPr>
+                  <m:ctrlPr>
+                    <w:rPr>
+                      <w:rFonts w:ascii="Cambria Math" w:hAnsi="Cambria Math"/>
+                      <w:i/>
+                      <w:lang w:val="en-US"/>
+                    </w:rPr>
+                  </m:ctrlPr>
+                </m:sSubPr>
+                <m:e>
+                  <m:r>
+                    <w:rPr>
+                      <w:rFonts w:ascii="Cambria Math"/>
+                      <w:lang w:val="en-US"/>
+                    </w:rPr>
+                    <m:t>w</m:t>
+                  </m:r>
+                </m:e>
+                <m:sub>
+                  <m:r>
+                    <w:rPr>
+                      <w:rFonts w:ascii="Cambria Math"/>
+                      <w:lang w:val="en-US"/>
+                    </w:rPr>
+                    <m:t>ps</m:t>
+                  </m:r>
+                </m:sub>
+              </m:sSub>
+              <m:r>
+                <w:rPr>
+                  <w:rFonts w:ascii="Cambria Math"/>
+                  <w:lang w:val="en-US"/>
+                </w:rPr>
+                <m:t>)</m:t>
+              </m:r>
+              <m:sSub>
+                <m:sSubPr>
+                  <m:ctrlPr>
+                    <w:rPr>
+                      <w:rFonts w:ascii="Cambria Math" w:hAnsi="Cambria Math"/>
+                      <w:i/>
+                      <w:lang w:val="en-US"/>
+                    </w:rPr>
+                  </m:ctrlPr>
+                </m:sSubPr>
+                <m:e>
+                  <m:r>
+                    <w:rPr>
+                      <w:rFonts w:ascii="Cambria Math"/>
+                      <w:lang w:val="en-US"/>
+                    </w:rPr>
+                    <m:t>ρ</m:t>
+                  </m:r>
+                </m:e>
+                <m:sub>
+                  <m:r>
+                    <w:rPr>
+                      <w:rFonts w:ascii="Cambria Math"/>
+                      <w:lang w:val="en-US"/>
+                    </w:rPr>
+                    <m:t>o</m:t>
+                  </m:r>
+                </m:sub>
+              </m:sSub>
+              <m:sSub>
+                <m:sSubPr>
+                  <m:ctrlPr>
+                    <w:rPr>
+                      <w:rFonts w:ascii="Cambria Math" w:hAnsi="Cambria Math"/>
+                      <w:i/>
+                      <w:lang w:val="en-US"/>
+                    </w:rPr>
+                  </m:ctrlPr>
+                </m:sSubPr>
+                <m:e>
+                  <m:r>
+                    <w:rPr>
+                      <w:rFonts w:ascii="Cambria Math"/>
+                      <w:lang w:val="en-US"/>
+                    </w:rPr>
+                    <m:t>U</m:t>
+                  </m:r>
+                </m:e>
+                <m:sub>
+                  <m:r>
+                    <w:rPr>
+                      <w:rFonts w:ascii="Cambria Math"/>
+                      <w:lang w:val="en-US"/>
+                    </w:rPr>
+                    <m:t>o</m:t>
+                  </m:r>
+                </m:sub>
+              </m:sSub>
+              <m:sSub>
+                <m:sSubPr>
+                  <m:ctrlPr>
+                    <w:rPr>
+                      <w:rFonts w:ascii="Cambria Math" w:hAnsi="Cambria Math"/>
+                      <w:i/>
+                      <w:lang w:val="en-US"/>
+                    </w:rPr>
+                  </m:ctrlPr>
+                </m:sSubPr>
+                <m:e>
+                  <m:r>
+                    <w:rPr>
+                      <w:rFonts w:ascii="Cambria Math"/>
+                      <w:lang w:val="en-US"/>
+                    </w:rPr>
+                    <m:t>H</m:t>
+                  </m:r>
+                </m:e>
+                <m:sub>
+                  <m:r>
+                    <w:rPr>
+                      <w:rFonts w:ascii="Cambria Math"/>
+                      <w:lang w:val="en-US"/>
+                    </w:rPr>
+                    <m:t>o</m:t>
+                  </m:r>
+                </m:sub>
+              </m:sSub>
+              <m:r>
+                <w:rPr>
+                  <w:rFonts w:ascii="Cambria Math"/>
+                  <w:lang w:val="en-US"/>
+                </w:rPr>
+                <m:t>+</m:t>
+              </m:r>
+              <m:sSub>
+                <m:sSubPr>
+                  <m:ctrlPr>
+                    <w:rPr>
+                      <w:rFonts w:ascii="Cambria Math" w:hAnsi="Cambria Math"/>
+                      <w:i/>
+                      <w:lang w:val="en-US"/>
+                    </w:rPr>
+                  </m:ctrlPr>
+                </m:sSubPr>
+                <m:e>
+                  <m:r>
+                    <w:rPr>
+                      <w:rFonts w:ascii="Cambria Math"/>
+                      <w:lang w:val="en-US"/>
+                    </w:rPr>
+                    <m:t>ρ</m:t>
+                  </m:r>
+                </m:e>
+                <m:sub>
+                  <m:r>
+                    <w:rPr>
+                      <w:rFonts w:ascii="Cambria Math"/>
+                      <w:lang w:val="en-US"/>
+                    </w:rPr>
+                    <m:t>p</m:t>
+                  </m:r>
+                </m:sub>
+              </m:sSub>
+              <m:sSub>
+                <m:sSubPr>
+                  <m:ctrlPr>
+                    <w:rPr>
+                      <w:rFonts w:ascii="Cambria Math" w:hAnsi="Cambria Math"/>
+                      <w:i/>
+                      <w:lang w:val="en-US"/>
+                    </w:rPr>
+                  </m:ctrlPr>
+                </m:sSubPr>
+                <m:e>
+                  <m:r>
+                    <w:rPr>
+                      <w:rFonts w:ascii="Cambria Math"/>
+                      <w:lang w:val="en-US"/>
+                    </w:rPr>
+                    <m:t>w</m:t>
+                  </m:r>
+                </m:e>
+                <m:sub>
+                  <m:r>
+                    <w:rPr>
+                      <w:rFonts w:ascii="Cambria Math"/>
+                      <w:lang w:val="en-US"/>
+                    </w:rPr>
+                    <m:t>ps</m:t>
+                  </m:r>
+                </m:sub>
+              </m:sSub>
+              <m:sSub>
+                <m:sSubPr>
+                  <m:ctrlPr>
+                    <w:rPr>
+                      <w:rFonts w:ascii="Cambria Math" w:hAnsi="Cambria Math"/>
+                      <w:i/>
+                      <w:lang w:val="en-US"/>
+                    </w:rPr>
+                  </m:ctrlPr>
+                </m:sSubPr>
+                <m:e>
+                  <m:r>
+                    <w:rPr>
+                      <w:rFonts w:ascii="Cambria Math"/>
+                      <w:lang w:val="en-US"/>
+                    </w:rPr>
+                    <m:t>U</m:t>
+                  </m:r>
+                </m:e>
+                <m:sub>
+                  <m:r>
+                    <w:rPr>
+                      <w:rFonts w:ascii="Cambria Math"/>
+                      <w:lang w:val="en-US"/>
+                    </w:rPr>
+                    <m:t>o</m:t>
+                  </m:r>
+                </m:sub>
+              </m:sSub>
+              <m:sSub>
+                <m:sSubPr>
+                  <m:ctrlPr>
+                    <w:rPr>
+                      <w:rFonts w:ascii="Cambria Math" w:hAnsi="Cambria Math"/>
+                      <w:i/>
+                      <w:lang w:val="en-US"/>
+                    </w:rPr>
+                  </m:ctrlPr>
+                </m:sSubPr>
+                <m:e>
+                  <m:r>
+                    <w:rPr>
+                      <w:rFonts w:ascii="Cambria Math"/>
+                      <w:lang w:val="en-US"/>
+                    </w:rPr>
+                    <m:t>H</m:t>
+                  </m:r>
+                </m:e>
+                <m:sub>
+                  <m:r>
+                    <w:rPr>
+                      <w:rFonts w:ascii="Cambria Math"/>
+                      <w:lang w:val="en-US"/>
+                    </w:rPr>
+                    <m:t>p</m:t>
+                  </m:r>
+                </m:sub>
+              </m:sSub>
+              <m:r>
+                <w:rPr>
+                  <w:rFonts w:ascii="Cambria Math"/>
+                  <w:lang w:val="en-US"/>
+                </w:rPr>
+                <m:t>)=</m:t>
+              </m:r>
+              <m:r>
+                <w:rPr>
+                  <w:rFonts w:ascii="Cambria Math" w:hAnsi="Cambria Math" w:cs="Cambria Math"/>
+                </w:rPr>
+                <m:t>∇</m:t>
+              </m:r>
+              <m:d>
+                <m:dPr>
+                  <m:begChr m:val="{"/>
+                  <m:endChr m:val="}"/>
+                  <m:ctrlPr>
+                    <w:rPr>
+                      <w:rFonts w:ascii="Cambria Math" w:hAnsi="Cambria Math"/>
+                      <w:i/>
+                      <w:lang w:val="en-US"/>
+                    </w:rPr>
+                  </m:ctrlPr>
+                </m:dPr>
+                <m:e>
+                  <m:d>
+                    <m:dPr>
+                      <m:begChr m:val="["/>
+                      <m:endChr m:val="]"/>
+                      <m:ctrlPr>
+                        <w:rPr>
+                          <w:rFonts w:ascii="Cambria Math" w:hAnsi="Cambria Math"/>
+                          <w:i/>
+                          <w:lang w:val="en-US"/>
+                        </w:rPr>
+                      </m:ctrlPr>
+                    </m:dPr>
+                    <m:e>
+                      <m:r>
+                        <w:rPr>
+                          <w:rFonts w:ascii="Cambria Math"/>
+                          <w:lang w:val="en-US"/>
+                        </w:rPr>
+                        <m:t xml:space="preserve">m </m:t>
+                      </m:r>
+                      <m:sSub>
+                        <m:sSubPr>
+                          <m:ctrlPr>
+                            <w:rPr>
+                              <w:rFonts w:ascii="Cambria Math" w:hAnsi="Cambria Math"/>
+                              <w:i/>
+                              <w:lang w:val="en-US"/>
+                            </w:rPr>
+                          </m:ctrlPr>
+                        </m:sSubPr>
+                        <m:e>
+                          <m:r>
+                            <w:rPr>
+                              <w:rFonts w:ascii="Cambria Math"/>
+                              <w:lang w:val="en-US"/>
+                            </w:rPr>
+                            <m:t>S</m:t>
+                          </m:r>
+                        </m:e>
+                        <m:sub>
+                          <m:r>
+                            <w:rPr>
+                              <w:rFonts w:ascii="Cambria Math"/>
+                              <w:lang w:val="en-US"/>
+                            </w:rPr>
+                            <m:t>w</m:t>
+                          </m:r>
+                        </m:sub>
+                      </m:sSub>
+                      <m:sSub>
+                        <m:sSubPr>
+                          <m:ctrlPr>
+                            <w:rPr>
+                              <w:rFonts w:ascii="Cambria Math" w:hAnsi="Cambria Math"/>
+                              <w:i/>
+                              <w:lang w:val="en-US"/>
+                            </w:rPr>
+                          </m:ctrlPr>
+                        </m:sSubPr>
+                        <m:e>
+                          <m:r>
+                            <w:rPr>
+                              <w:rFonts w:ascii="Cambria Math"/>
+                              <w:lang w:val="en-US"/>
+                            </w:rPr>
+                            <m:t>K</m:t>
+                          </m:r>
+                        </m:e>
+                        <m:sub>
+                          <m:r>
+                            <w:rPr>
+                              <w:rFonts w:ascii="Cambria Math"/>
+                              <w:lang w:val="en-US"/>
+                            </w:rPr>
+                            <m:t>w</m:t>
+                          </m:r>
+                        </m:sub>
+                      </m:sSub>
+                      <m:r>
+                        <w:rPr>
+                          <w:rFonts w:ascii="Cambria Math"/>
+                          <w:lang w:val="en-US"/>
+                        </w:rPr>
+                        <m:t>+</m:t>
+                      </m:r>
+                      <m:r>
+                        <w:rPr>
+                          <w:rFonts w:ascii="Cambria Math"/>
+                          <w:lang w:val="en-US"/>
+                        </w:rPr>
+                        <m:t>m</m:t>
+                      </m:r>
+                      <m:sSub>
+                        <m:sSubPr>
+                          <m:ctrlPr>
+                            <w:rPr>
+                              <w:rFonts w:ascii="Cambria Math" w:hAnsi="Cambria Math"/>
+                              <w:i/>
+                              <w:lang w:val="en-US"/>
+                            </w:rPr>
+                          </m:ctrlPr>
+                        </m:sSubPr>
+                        <m:e>
+                          <m:r>
+                            <w:rPr>
+                              <w:rFonts w:ascii="Cambria Math"/>
+                              <w:lang w:val="en-US"/>
+                            </w:rPr>
+                            <m:t>S</m:t>
+                          </m:r>
+                        </m:e>
+                        <m:sub>
+                          <m:r>
+                            <w:rPr>
+                              <w:rFonts w:ascii="Cambria Math"/>
+                              <w:lang w:val="en-US"/>
+                            </w:rPr>
+                            <m:t>o</m:t>
+                          </m:r>
+                        </m:sub>
+                      </m:sSub>
+                      <m:sSub>
+                        <m:sSubPr>
+                          <m:ctrlPr>
+                            <w:rPr>
+                              <w:rFonts w:ascii="Cambria Math" w:hAnsi="Cambria Math"/>
+                              <w:i/>
+                              <w:lang w:val="en-US"/>
+                            </w:rPr>
+                          </m:ctrlPr>
+                        </m:sSubPr>
+                        <m:e>
+                          <m:r>
+                            <w:rPr>
+                              <w:rFonts w:ascii="Cambria Math"/>
+                              <w:lang w:val="en-US"/>
+                            </w:rPr>
+                            <m:t>K</m:t>
+                          </m:r>
+                        </m:e>
+                        <m:sub>
+                          <m:r>
+                            <w:rPr>
+                              <w:rFonts w:ascii="Cambria Math"/>
+                              <w:lang w:val="en-US"/>
+                            </w:rPr>
+                            <m:t>o</m:t>
+                          </m:r>
+                        </m:sub>
+                      </m:sSub>
+                      <m:r>
+                        <w:rPr>
+                          <w:rFonts w:ascii="Cambria Math"/>
+                          <w:lang w:val="en-US"/>
+                        </w:rPr>
+                        <m:t>(1</m:t>
+                      </m:r>
+                      <m:r>
+                        <w:rPr>
+                          <w:rFonts w:ascii="Cambria Math"/>
+                          <w:lang w:val="en-US"/>
+                        </w:rPr>
+                        <m:t>-</m:t>
+                      </m:r>
+                      <m:sSub>
+                        <m:sSubPr>
+                          <m:ctrlPr>
+                            <w:rPr>
+                              <w:rFonts w:ascii="Cambria Math" w:hAnsi="Cambria Math"/>
+                              <w:i/>
+                              <w:lang w:val="en-US"/>
+                            </w:rPr>
+                          </m:ctrlPr>
+                        </m:sSubPr>
+                        <m:e>
+                          <m:r>
+                            <w:rPr>
+                              <w:rFonts w:ascii="Cambria Math"/>
+                              <w:lang w:val="en-US"/>
+                            </w:rPr>
+                            <m:t>w</m:t>
+                          </m:r>
+                        </m:e>
+                        <m:sub>
+                          <m:r>
+                            <w:rPr>
+                              <w:rFonts w:ascii="Cambria Math"/>
+                              <w:lang w:val="en-US"/>
+                            </w:rPr>
+                            <m:t>ps</m:t>
+                          </m:r>
+                        </m:sub>
+                      </m:sSub>
+                      <m:r>
+                        <w:rPr>
+                          <w:rFonts w:ascii="Cambria Math"/>
+                          <w:lang w:val="en-US"/>
+                        </w:rPr>
+                        <m:t>)+</m:t>
+                      </m:r>
+                      <m:r>
+                        <w:rPr>
+                          <w:rFonts w:ascii="Cambria Math"/>
+                          <w:lang w:val="en-US"/>
+                        </w:rPr>
+                        <m:t>m</m:t>
+                      </m:r>
+                      <m:sSub>
+                        <m:sSubPr>
+                          <m:ctrlPr>
+                            <w:rPr>
+                              <w:rFonts w:ascii="Cambria Math" w:hAnsi="Cambria Math"/>
+                              <w:i/>
+                              <w:lang w:val="en-US"/>
+                            </w:rPr>
+                          </m:ctrlPr>
+                        </m:sSubPr>
+                        <m:e>
+                          <m:r>
+                            <w:rPr>
+                              <w:rFonts w:ascii="Cambria Math"/>
+                              <w:lang w:val="en-US"/>
+                            </w:rPr>
+                            <m:t>S</m:t>
+                          </m:r>
+                        </m:e>
+                        <m:sub>
+                          <m:r>
+                            <w:rPr>
+                              <w:rFonts w:ascii="Cambria Math"/>
+                              <w:lang w:val="en-US"/>
+                            </w:rPr>
+                            <m:t>o</m:t>
+                          </m:r>
+                        </m:sub>
+                      </m:sSub>
+                      <m:sSub>
+                        <m:sSubPr>
+                          <m:ctrlPr>
+                            <w:rPr>
+                              <w:rFonts w:ascii="Cambria Math" w:hAnsi="Cambria Math"/>
+                              <w:i/>
+                              <w:lang w:val="en-US"/>
+                            </w:rPr>
+                          </m:ctrlPr>
+                        </m:sSubPr>
+                        <m:e>
+                          <m:r>
+                            <w:rPr>
+                              <w:rFonts w:ascii="Cambria Math"/>
+                              <w:lang w:val="en-US"/>
+                            </w:rPr>
+                            <m:t>w</m:t>
+                          </m:r>
+                        </m:e>
+                        <m:sub>
+                          <m:r>
+                            <w:rPr>
+                              <w:rFonts w:ascii="Cambria Math"/>
+                              <w:lang w:val="en-US"/>
+                            </w:rPr>
+                            <m:t>ps</m:t>
+                          </m:r>
+                        </m:sub>
+                      </m:sSub>
+                      <m:sSub>
+                        <m:sSubPr>
+                          <m:ctrlPr>
+                            <w:rPr>
+                              <w:rFonts w:ascii="Cambria Math" w:hAnsi="Cambria Math"/>
+                              <w:i/>
+                              <w:lang w:val="en-US"/>
+                            </w:rPr>
+                          </m:ctrlPr>
+                        </m:sSubPr>
+                        <m:e>
+                          <m:r>
+                            <w:rPr>
+                              <w:rFonts w:ascii="Cambria Math"/>
+                              <w:lang w:val="en-US"/>
+                            </w:rPr>
+                            <m:t>K</m:t>
+                          </m:r>
+                        </m:e>
+                        <m:sub>
+                          <m:r>
+                            <w:rPr>
+                              <w:rFonts w:ascii="Cambria Math"/>
+                              <w:lang w:val="en-US"/>
+                            </w:rPr>
+                            <m:t>p</m:t>
+                          </m:r>
+                        </m:sub>
+                      </m:sSub>
+                      <m:r>
+                        <w:rPr>
+                          <w:rFonts w:ascii="Cambria Math"/>
+                          <w:lang w:val="en-US"/>
+                        </w:rPr>
+                        <m:t>+(1</m:t>
+                      </m:r>
+                      <m:r>
+                        <w:rPr>
+                          <w:rFonts w:ascii="Cambria Math"/>
+                          <w:lang w:val="en-US"/>
+                        </w:rPr>
+                        <m:t>-</m:t>
+                      </m:r>
+                      <m:r>
+                        <w:rPr>
+                          <w:rFonts w:ascii="Cambria Math"/>
+                          <w:lang w:val="en-US"/>
+                        </w:rPr>
+                        <m:t>m</m:t>
+                      </m:r>
+                      <m:r>
+                        <w:rPr>
+                          <w:rFonts w:ascii="Cambria Math"/>
+                          <w:lang w:val="en-US"/>
+                        </w:rPr>
+                        <m:t>)</m:t>
+                      </m:r>
+                      <m:sSub>
+                        <m:sSubPr>
+                          <m:ctrlPr>
+                            <w:rPr>
+                              <w:rFonts w:ascii="Cambria Math" w:hAnsi="Cambria Math"/>
+                              <w:i/>
+                              <w:lang w:val="en-US"/>
+                            </w:rPr>
+                          </m:ctrlPr>
+                        </m:sSubPr>
+                        <m:e>
+                          <m:r>
+                            <w:rPr>
+                              <w:rFonts w:ascii="Cambria Math"/>
+                              <w:lang w:val="en-US"/>
+                            </w:rPr>
+                            <m:t>K</m:t>
+                          </m:r>
+                        </m:e>
+                        <m:sub>
+                          <m:r>
+                            <w:rPr>
+                              <w:rFonts w:ascii="Cambria Math"/>
+                              <w:lang w:val="en-US"/>
+                            </w:rPr>
+                            <m:t>f</m:t>
+                          </m:r>
+                        </m:sub>
+                      </m:sSub>
+                    </m:e>
+                  </m:d>
+                  <m:r>
+                    <w:rPr>
+                      <w:rFonts w:ascii="Cambria Math" w:hAnsi="Cambria Math" w:cs="Cambria Math"/>
+                    </w:rPr>
+                    <m:t>∇</m:t>
+                  </m:r>
+                  <m:r>
+                    <w:rPr>
+                      <w:rFonts w:ascii="Cambria Math"/>
+                      <w:lang w:val="en-US"/>
+                    </w:rPr>
+                    <m:t>T</m:t>
+                  </m:r>
+                </m:e>
+              </m:d>
+              <m:r>
+                <w:rPr>
+                  <w:rFonts w:ascii="Cambria Math" w:hAnsi="Cambria Math"/>
+                  <w:lang w:val="en-US"/>
+                </w:rPr>
+                <m:t>+</m:t>
+              </m:r>
+              <m:sSub>
+                <m:sSubPr>
+                  <m:ctrlPr>
+                    <w:rPr>
+                      <w:rFonts w:ascii="Cambria Math" w:hAnsi="Cambria Math"/>
+                      <w:i/>
+                      <w:lang w:val="en-US"/>
+                    </w:rPr>
+                  </m:ctrlPr>
+                </m:sSubPr>
+                <m:e>
+                  <m:r>
+                    <w:rPr>
+                      <w:rFonts w:ascii="Cambria Math" w:hAnsi="Cambria Math"/>
+                      <w:lang w:val="en-US"/>
+                    </w:rPr>
+                    <m:t>q</m:t>
+                  </m:r>
+                </m:e>
+                <m:sub>
+                  <m:r>
+                    <w:rPr>
+                      <w:rFonts w:ascii="Cambria Math" w:hAnsi="Cambria Math"/>
+                      <w:lang w:val="en-US"/>
+                    </w:rPr>
+                    <m:t>o</m:t>
+                  </m:r>
+                </m:sub>
+              </m:sSub>
+              <m:sSub>
+                <m:sSubPr>
+                  <m:ctrlPr>
+                    <w:rPr>
+                      <w:rFonts w:ascii="Cambria Math" w:hAnsi="Cambria Math"/>
+                      <w:i/>
+                      <w:lang w:val="en-US"/>
+                    </w:rPr>
+                  </m:ctrlPr>
+                </m:sSubPr>
+                <m:e>
+                  <m:r>
+                    <w:rPr>
+                      <w:rFonts w:ascii="Cambria Math"/>
+                      <w:lang w:val="en-US"/>
+                    </w:rPr>
+                    <m:t>ρ</m:t>
+                  </m:r>
+                </m:e>
+                <m:sub>
+                  <m:r>
+                    <w:rPr>
+                      <w:rFonts w:ascii="Cambria Math"/>
+                      <w:lang w:val="en-US"/>
+                    </w:rPr>
+                    <m:t>o</m:t>
+                  </m:r>
+                </m:sub>
+              </m:sSub>
+              <m:sSub>
+                <m:sSubPr>
+                  <m:ctrlPr>
+                    <w:rPr>
+                      <w:rFonts w:ascii="Cambria Math" w:hAnsi="Cambria Math"/>
+                      <w:i/>
+                      <w:lang w:val="en-US"/>
+                    </w:rPr>
+                  </m:ctrlPr>
+                </m:sSubPr>
+                <m:e>
+                  <m:r>
+                    <w:rPr>
+                      <w:rFonts w:ascii="Cambria Math"/>
+                      <w:lang w:val="en-US"/>
+                    </w:rPr>
+                    <m:t>C</m:t>
+                  </m:r>
+                </m:e>
+                <m:sub>
+                  <m:r>
+                    <w:rPr>
+                      <w:rFonts w:ascii="Cambria Math"/>
+                      <w:lang w:val="en-US"/>
+                    </w:rPr>
+                    <m:t>o</m:t>
+                  </m:r>
+                </m:sub>
+              </m:sSub>
+              <m:r>
+                <w:rPr>
+                  <w:rFonts w:ascii="Cambria Math"/>
+                </w:rPr>
+                <m:t>T</m:t>
+              </m:r>
+            </m:e>
+          </m:mr>
+        </m:m>
+      </m:oMath>
+      <w:r>
+        <w:rPr>
+          <w:lang w:val="en-US"/>
+        </w:rPr>
         <w:t xml:space="preserve"> </w:t>
       </w:r>
+    </w:p>
+    <w:p>
+      <w:pPr>
+        <w:jc w:val="both"/>
+        <w:rPr>
+          <w:rFonts w:eastAsiaTheme="minorEastAsia"/>
+          <w:i/>
+          <w:lang w:val="en-US"/>
+        </w:rPr>
+      </w:pPr>
     </w:p>
     <w:p>
       <w:pPr>
@@ -7235,6 +10157,7 @@
         <w:jc w:val="both"/>
         <w:rPr>
           <w:rFonts w:eastAsiaTheme="minorEastAsia"/>
+          <w:lang w:val="en-US"/>
         </w:rPr>
       </w:pPr>
     </w:p>
@@ -7246,6 +10169,7 @@
         <w:jc w:val="both"/>
         <w:rPr>
           <w:rFonts w:eastAsiaTheme="minorEastAsia"/>
+          <w:lang w:val="en-US"/>
         </w:rPr>
       </w:pPr>
     </w:p>
@@ -7257,6 +10181,7 @@
         <w:jc w:val="both"/>
         <w:rPr>
           <w:rFonts w:eastAsiaTheme="minorEastAsia"/>
+          <w:lang w:val="en-US"/>
         </w:rPr>
       </w:pPr>
     </w:p>
@@ -7266,6 +10191,9 @@
           <w:tab w:val="right" w:pos="9750"/>
         </w:tabs>
         <w:jc w:val="both"/>
+        <w:rPr>
+          <w:lang w:val="en-US"/>
+        </w:rPr>
       </w:pPr>
     </w:p>
     <w:p>
@@ -7879,6 +10807,7 @@
         <w:jc w:val="both"/>
       </w:pPr>
       <w:r>
+        <w:lastRenderedPageBreak/>
         <w:br w:type="page"/>
       </w:r>
     </w:p>
@@ -9631,7 +12560,7 @@
           <v:shape id="_x0000_i1025" type="#_x0000_t75" style="width:372pt;height:78pt" o:ole="">
             <v:imagedata r:id="rId8" o:title=""/>
           </v:shape>
-          <o:OLEObject Type="Embed" ProgID="Equation.DSMT4" ShapeID="_x0000_i1025" DrawAspect="Content" ObjectID="_1810839067" r:id="rId9"/>
+          <o:OLEObject Type="Embed" ProgID="Equation.DSMT4" ShapeID="_x0000_i1025" DrawAspect="Content" ObjectID="_1810919177" r:id="rId9"/>
         </w:object>
       </w:r>
     </w:p>
@@ -9659,7 +12588,7 @@
           <v:shape id="_x0000_i1026" type="#_x0000_t75" style="width:474pt;height:1in" o:ole="">
             <v:imagedata r:id="rId10" o:title=""/>
           </v:shape>
-          <o:OLEObject Type="Embed" ProgID="Equation.DSMT4" ShapeID="_x0000_i1026" DrawAspect="Content" ObjectID="_1810839068" r:id="rId11"/>
+          <o:OLEObject Type="Embed" ProgID="Equation.DSMT4" ShapeID="_x0000_i1026" DrawAspect="Content" ObjectID="_1810919178" r:id="rId11"/>
         </w:object>
       </w:r>
     </w:p>
@@ -15881,7 +18810,7 @@
           <v:shape id="_x0000_i1027" type="#_x0000_t75" style="width:42pt;height:24pt" o:ole="">
             <v:imagedata r:id="rId12" o:title=""/>
           </v:shape>
-          <o:OLEObject Type="Embed" ProgID="Equation.3" ShapeID="_x0000_i1027" DrawAspect="Content" ObjectID="_1810839069" r:id="rId13"/>
+          <o:OLEObject Type="Embed" ProgID="Equation.3" ShapeID="_x0000_i1027" DrawAspect="Content" ObjectID="_1810919179" r:id="rId13"/>
         </w:object>
       </w:r>
       <w:r>
@@ -15921,7 +18850,7 @@
           <v:shape id="_x0000_i1028" type="#_x0000_t75" style="width:78pt;height:42pt" o:ole="">
             <v:imagedata r:id="rId14" o:title=""/>
           </v:shape>
-          <o:OLEObject Type="Embed" ProgID="Equation.3" ShapeID="_x0000_i1028" DrawAspect="Content" ObjectID="_1810839070" r:id="rId15"/>
+          <o:OLEObject Type="Embed" ProgID="Equation.3" ShapeID="_x0000_i1028" DrawAspect="Content" ObjectID="_1810919180" r:id="rId15"/>
         </w:object>
       </w:r>
       <w:r>
@@ -15984,7 +18913,7 @@
           <v:shape id="_x0000_i1029" type="#_x0000_t75" style="width:198pt;height:102pt" o:ole="">
             <v:imagedata r:id="rId16" o:title=""/>
           </v:shape>
-          <o:OLEObject Type="Embed" ProgID="Equation.3" ShapeID="_x0000_i1029" DrawAspect="Content" ObjectID="_1810839071" r:id="rId17"/>
+          <o:OLEObject Type="Embed" ProgID="Equation.3" ShapeID="_x0000_i1029" DrawAspect="Content" ObjectID="_1810919181" r:id="rId17"/>
         </w:object>
       </w:r>
     </w:p>
@@ -30381,6 +33310,17 @@
       <w:pPr>
         <w:pStyle w:val="1"/>
         <w:rPr>
+          <w:rFonts w:ascii="Times New Roman" w:eastAsiaTheme="minorHAnsi" w:hAnsi="Times New Roman" w:cs="Times New Roman"/>
+          <w:b/>
+          <w:bCs/>
+          <w:color w:val="auto"/>
+          <w:sz w:val="28"/>
+          <w:szCs w:val="28"/>
+        </w:rPr>
+      </w:pPr>
+      <w:bookmarkStart w:id="6" w:name="_Toc199749673"/>
+      <w:r>
+        <w:rPr>
           <w:rFonts w:ascii="Times New Roman" w:hAnsi="Times New Roman" w:cs="Times New Roman"/>
           <w:b/>
           <w:bCs/>
@@ -30388,8 +33328,10 @@
           <w:sz w:val="28"/>
           <w:szCs w:val="28"/>
         </w:rPr>
-      </w:pPr>
-      <w:bookmarkStart w:id="6" w:name="_Toc199749673"/>
+        <w:lastRenderedPageBreak/>
+        <w:t>Кольматация</w:t>
+      </w:r>
+      <w:bookmarkEnd w:id="6"/>
       <w:r>
         <w:rPr>
           <w:rFonts w:ascii="Times New Roman" w:hAnsi="Times New Roman" w:cs="Times New Roman"/>
@@ -30399,10 +33341,8 @@
           <w:sz w:val="28"/>
           <w:szCs w:val="28"/>
         </w:rPr>
-        <w:lastRenderedPageBreak/>
-        <w:t>Кольматация</w:t>
-      </w:r>
-      <w:bookmarkEnd w:id="6"/>
+        <w:t xml:space="preserve"> </w:t>
+      </w:r>
       <w:r>
         <w:rPr>
           <w:rFonts w:ascii="Times New Roman" w:hAnsi="Times New Roman" w:cs="Times New Roman"/>
@@ -30412,30 +33352,8 @@
           <w:sz w:val="28"/>
           <w:szCs w:val="28"/>
         </w:rPr>
-        <w:t xml:space="preserve"> </w:t>
-      </w:r>
-    </w:p>
-    <w:p/>
-    <w:p>
-      <w:pPr>
-        <w:spacing w:after="160" w:line="259" w:lineRule="auto"/>
-      </w:pPr>
-      <w:r>
-        <w:br w:type="page"/>
-      </w:r>
-    </w:p>
-    <w:p>
-      <w:pPr>
-        <w:pStyle w:val="1"/>
-        <w:rPr>
-          <w:rFonts w:ascii="Times New Roman" w:eastAsiaTheme="minorHAnsi" w:hAnsi="Times New Roman" w:cs="Times New Roman"/>
-          <w:b/>
-          <w:bCs/>
-          <w:color w:val="auto"/>
-          <w:sz w:val="28"/>
-          <w:szCs w:val="28"/>
-        </w:rPr>
-      </w:pPr>
+        <w:t xml:space="preserve">и </w:t>
+      </w:r>
       <w:bookmarkStart w:id="7" w:name="_Toc199749674"/>
       <w:r>
         <w:rPr>
@@ -30446,18 +33364,38 @@
           <w:sz w:val="28"/>
           <w:szCs w:val="28"/>
         </w:rPr>
-        <w:lastRenderedPageBreak/>
-        <w:t>Суффозия</w:t>
+        <w:t>с</w:t>
+      </w:r>
+      <w:r>
+        <w:rPr>
+          <w:rFonts w:ascii="Times New Roman" w:hAnsi="Times New Roman" w:cs="Times New Roman"/>
+          <w:b/>
+          <w:bCs/>
+          <w:color w:val="auto"/>
+          <w:sz w:val="28"/>
+          <w:szCs w:val="28"/>
+        </w:rPr>
+        <w:t>уффозия</w:t>
       </w:r>
       <w:bookmarkEnd w:id="7"/>
     </w:p>
-    <w:p/>
-    <w:p/>
+    <w:p>
+      <w:pPr>
+        <w:pStyle w:val="1"/>
+        <w:rPr>
+          <w:rFonts w:ascii="Times New Roman" w:hAnsi="Times New Roman" w:cs="Times New Roman"/>
+          <w:b/>
+          <w:bCs/>
+          <w:color w:val="auto"/>
+          <w:sz w:val="28"/>
+          <w:szCs w:val="28"/>
+        </w:rPr>
+      </w:pPr>
+    </w:p>
     <w:p/>
     <w:p>
       <w:pPr>
-        <w:spacing w:after="160" w:line="360" w:lineRule="auto"/>
-        <w:jc w:val="both"/>
+        <w:spacing w:after="160" w:line="259" w:lineRule="auto"/>
       </w:pPr>
       <w:r>
         <w:br w:type="page"/>
@@ -30625,8 +33563,6 @@
       </w:r>
       <w:r>
         <w:rPr>
-          <w:b/>
-          <w:bCs/>
           <w:lang w:val="en-US"/>
         </w:rPr>
         <w:t>2</w:t>
@@ -31239,7 +34175,15 @@
         <w:jc w:val="both"/>
       </w:pPr>
       <w:r>
-        <w:t>Пудовкин М.А., Саламатин А.Н., Чугунов В.А. Температурные процессы в действующих скважинах. - Казань : Изд-во Казан.унив-та. - 1977.- 168 с.</w:t>
+        <w:t xml:space="preserve">Пудовкин М.А., Саламатин А.Н., Чугунов В.А. Температурные процессы в действующих скважинах. - Казань: Изд-во </w:t>
+      </w:r>
+      <w:proofErr w:type="spellStart"/>
+      <w:r>
+        <w:t>Казан.унив</w:t>
+      </w:r>
+      <w:proofErr w:type="spellEnd"/>
+      <w:r>
+        <w:t>-та. - 1977.- 168 с.</w:t>
       </w:r>
     </w:p>
     <w:p>

--- a/resources/Лазарев диплом.docx
+++ b/resources/Лазарев диплом.docx
@@ -388,21 +388,7 @@
         <w:rPr>
           <w:u w:val="single"/>
         </w:rPr>
-        <w:t xml:space="preserve">д. ф.- </w:t>
-      </w:r>
-      <w:proofErr w:type="spellStart"/>
-      <w:r>
-        <w:rPr>
-          <w:u w:val="single"/>
-        </w:rPr>
-        <w:t>м.н</w:t>
-      </w:r>
-      <w:proofErr w:type="spellEnd"/>
-      <w:r>
-        <w:rPr>
-          <w:u w:val="single"/>
-        </w:rPr>
-        <w:t>.</w:t>
+        <w:t>д. ф.- м.н.</w:t>
       </w:r>
       <w:r>
         <w:rPr>
@@ -565,21 +551,7 @@
         <w:rPr>
           <w:u w:val="single"/>
         </w:rPr>
-        <w:t xml:space="preserve">д. ф.- </w:t>
-      </w:r>
-      <w:proofErr w:type="spellStart"/>
-      <w:r>
-        <w:rPr>
-          <w:u w:val="single"/>
-        </w:rPr>
-        <w:t>м.н</w:t>
-      </w:r>
-      <w:proofErr w:type="spellEnd"/>
-      <w:r>
-        <w:rPr>
-          <w:u w:val="single"/>
-        </w:rPr>
-        <w:t>.</w:t>
+        <w:t>д. ф.- м.н.</w:t>
       </w:r>
       <w:r>
         <w:rPr>
@@ -12560,7 +12532,7 @@
           <v:shape id="_x0000_i1025" type="#_x0000_t75" style="width:372pt;height:78pt" o:ole="">
             <v:imagedata r:id="rId8" o:title=""/>
           </v:shape>
-          <o:OLEObject Type="Embed" ProgID="Equation.DSMT4" ShapeID="_x0000_i1025" DrawAspect="Content" ObjectID="_1810919177" r:id="rId9"/>
+          <o:OLEObject Type="Embed" ProgID="Equation.DSMT4" ShapeID="_x0000_i1025" DrawAspect="Content" ObjectID="_1810919940" r:id="rId9"/>
         </w:object>
       </w:r>
     </w:p>
@@ -12588,7 +12560,7 @@
           <v:shape id="_x0000_i1026" type="#_x0000_t75" style="width:474pt;height:1in" o:ole="">
             <v:imagedata r:id="rId10" o:title=""/>
           </v:shape>
-          <o:OLEObject Type="Embed" ProgID="Equation.DSMT4" ShapeID="_x0000_i1026" DrawAspect="Content" ObjectID="_1810919178" r:id="rId11"/>
+          <o:OLEObject Type="Embed" ProgID="Equation.DSMT4" ShapeID="_x0000_i1026" DrawAspect="Content" ObjectID="_1810919941" r:id="rId11"/>
         </w:object>
       </w:r>
     </w:p>
@@ -18810,7 +18782,7 @@
           <v:shape id="_x0000_i1027" type="#_x0000_t75" style="width:42pt;height:24pt" o:ole="">
             <v:imagedata r:id="rId12" o:title=""/>
           </v:shape>
-          <o:OLEObject Type="Embed" ProgID="Equation.3" ShapeID="_x0000_i1027" DrawAspect="Content" ObjectID="_1810919179" r:id="rId13"/>
+          <o:OLEObject Type="Embed" ProgID="Equation.3" ShapeID="_x0000_i1027" DrawAspect="Content" ObjectID="_1810919942" r:id="rId13"/>
         </w:object>
       </w:r>
       <w:r>
@@ -18850,7 +18822,7 @@
           <v:shape id="_x0000_i1028" type="#_x0000_t75" style="width:78pt;height:42pt" o:ole="">
             <v:imagedata r:id="rId14" o:title=""/>
           </v:shape>
-          <o:OLEObject Type="Embed" ProgID="Equation.3" ShapeID="_x0000_i1028" DrawAspect="Content" ObjectID="_1810919180" r:id="rId15"/>
+          <o:OLEObject Type="Embed" ProgID="Equation.3" ShapeID="_x0000_i1028" DrawAspect="Content" ObjectID="_1810919943" r:id="rId15"/>
         </w:object>
       </w:r>
       <w:r>
@@ -18913,7 +18885,7 @@
           <v:shape id="_x0000_i1029" type="#_x0000_t75" style="width:198pt;height:102pt" o:ole="">
             <v:imagedata r:id="rId16" o:title=""/>
           </v:shape>
-          <o:OLEObject Type="Embed" ProgID="Equation.3" ShapeID="_x0000_i1029" DrawAspect="Content" ObjectID="_1810919181" r:id="rId17"/>
+          <o:OLEObject Type="Embed" ProgID="Equation.3" ShapeID="_x0000_i1029" DrawAspect="Content" ObjectID="_1810919944" r:id="rId17"/>
         </w:object>
       </w:r>
     </w:p>
@@ -34175,15 +34147,7 @@
         <w:jc w:val="both"/>
       </w:pPr>
       <w:r>
-        <w:t xml:space="preserve">Пудовкин М.А., Саламатин А.Н., Чугунов В.А. Температурные процессы в действующих скважинах. - Казань: Изд-во </w:t>
-      </w:r>
-      <w:proofErr w:type="spellStart"/>
-      <w:r>
-        <w:t>Казан.унив</w:t>
-      </w:r>
-      <w:proofErr w:type="spellEnd"/>
-      <w:r>
-        <w:t>-та. - 1977.- 168 с.</w:t>
+        <w:t>Пудовкин М.А., Саламатин А.Н., Чугунов В.А. Температурные процессы в действующих скважинах. - Казань: Изд-во Казан.унив-та. - 1977.- 168 с.</w:t>
       </w:r>
     </w:p>
     <w:p>

--- a/resources/Лазарев диплом.docx
+++ b/resources/Лазарев диплом.docx
@@ -102,7 +102,11 @@
         <w:t>Направление</w:t>
       </w:r>
       <w:r>
-        <w:t xml:space="preserve"> подготовки</w:t>
+        <w:t xml:space="preserve"> </w:t>
+      </w:r>
+      <w:proofErr w:type="gramStart"/>
+      <w:r>
+        <w:t>подготовки</w:t>
       </w:r>
       <w:r>
         <w:t>:</w:t>
@@ -111,7 +115,14 @@
         <w:rPr>
           <w:u w:val="single"/>
         </w:rPr>
-        <w:t xml:space="preserve">  01.04.03  </w:t>
+        <w:t xml:space="preserve">  01.04.03</w:t>
+      </w:r>
+      <w:proofErr w:type="gramEnd"/>
+      <w:r>
+        <w:rPr>
+          <w:u w:val="single"/>
+        </w:rPr>
+        <w:t xml:space="preserve">  </w:t>
       </w:r>
       <w:r>
         <w:t xml:space="preserve"> –</w:t>
@@ -388,12 +399,27 @@
         <w:rPr>
           <w:u w:val="single"/>
         </w:rPr>
-        <w:t>д. ф.- м.н.</w:t>
-      </w:r>
+        <w:t xml:space="preserve">д. ф.- </w:t>
+      </w:r>
+      <w:proofErr w:type="spellStart"/>
+      <w:proofErr w:type="gramStart"/>
       <w:r>
         <w:rPr>
           <w:u w:val="single"/>
         </w:rPr>
+        <w:t>м.н</w:t>
+      </w:r>
+      <w:proofErr w:type="spellEnd"/>
+      <w:r>
+        <w:rPr>
+          <w:u w:val="single"/>
+        </w:rPr>
+        <w:t>.</w:t>
+      </w:r>
+      <w:r>
+        <w:rPr>
+          <w:u w:val="single"/>
+        </w:rPr>
         <w:t xml:space="preserve"> </w:t>
       </w:r>
       <w:r>
@@ -402,6 +428,7 @@
         </w:rPr>
         <w:t>,</w:t>
       </w:r>
+      <w:proofErr w:type="gramEnd"/>
       <w:r>
         <w:rPr>
           <w:u w:val="single"/>
@@ -551,19 +578,41 @@
         <w:rPr>
           <w:u w:val="single"/>
         </w:rPr>
-        <w:t>д. ф.- м.н.</w:t>
-      </w:r>
+        <w:t xml:space="preserve">д. ф.- </w:t>
+      </w:r>
+      <w:proofErr w:type="spellStart"/>
+      <w:proofErr w:type="gramStart"/>
       <w:r>
         <w:rPr>
           <w:u w:val="single"/>
         </w:rPr>
+        <w:t>м.н</w:t>
+      </w:r>
+      <w:proofErr w:type="spellEnd"/>
+      <w:r>
+        <w:rPr>
+          <w:u w:val="single"/>
+        </w:rPr>
+        <w:t>.</w:t>
+      </w:r>
+      <w:r>
+        <w:rPr>
+          <w:u w:val="single"/>
+        </w:rPr>
         <w:t xml:space="preserve"> </w:t>
       </w:r>
       <w:r>
         <w:rPr>
           <w:u w:val="single"/>
         </w:rPr>
-        <w:t xml:space="preserve">, </w:t>
+        <w:t>,</w:t>
+      </w:r>
+      <w:proofErr w:type="gramEnd"/>
+      <w:r>
+        <w:rPr>
+          <w:u w:val="single"/>
+        </w:rPr>
+        <w:t xml:space="preserve"> </w:t>
       </w:r>
       <w:r>
         <w:rPr>
@@ -5319,12 +5368,33 @@
           </w:rPr>
           <m:t>=</m:t>
         </m:r>
-        <m:r>
-          <w:rPr>
-            <w:rFonts w:ascii="Cambria Math"/>
-          </w:rPr>
-          <m:t>-</m:t>
-        </m:r>
+        <m:sSub>
+          <m:sSubPr>
+            <m:ctrlPr>
+              <w:rPr>
+                <w:rFonts w:ascii="Cambria Math" w:hAnsi="Cambria Math"/>
+                <w:i/>
+              </w:rPr>
+            </m:ctrlPr>
+          </m:sSubPr>
+          <m:e>
+            <m:r>
+              <w:rPr>
+                <w:rFonts w:ascii="Cambria Math" w:hAnsi="Cambria Math"/>
+                <w:lang w:val="en-US"/>
+              </w:rPr>
+              <m:t>q</m:t>
+            </m:r>
+          </m:e>
+          <m:sub>
+            <m:r>
+              <w:rPr>
+                <w:rFonts w:ascii="Cambria Math" w:hAnsi="Cambria Math"/>
+              </w:rPr>
+              <m:t>p</m:t>
+            </m:r>
+          </m:sub>
+        </m:sSub>
         <m:sSub>
           <m:sSubPr>
             <m:ctrlPr>
@@ -5354,38 +5424,11 @@
             </m:r>
           </m:sub>
         </m:sSub>
-        <m:sSub>
-          <m:sSubPr>
-            <m:ctrlPr>
-              <w:rPr>
-                <w:rFonts w:ascii="Cambria Math" w:hAnsi="Cambria Math"/>
-                <w:i/>
-              </w:rPr>
-            </m:ctrlPr>
-          </m:sSubPr>
-          <m:e>
-            <m:r>
-              <w:rPr>
-                <w:rFonts w:ascii="Cambria Math" w:hAnsi="Cambria Math"/>
-                <w:lang w:val="en-US"/>
-              </w:rPr>
-              <m:t>q</m:t>
-            </m:r>
-          </m:e>
-          <m:sub>
-            <m:r>
-              <w:rPr>
-                <w:rFonts w:ascii="Cambria Math" w:hAnsi="Cambria Math"/>
-              </w:rPr>
-              <m:t>p</m:t>
-            </m:r>
-          </m:sub>
-        </m:sSub>
         <m:r>
           <w:rPr>
             <w:rFonts w:ascii="Cambria Math" w:hAnsi="Cambria Math"/>
           </w:rPr>
-          <m:t>-</m:t>
+          <m:t>+</m:t>
         </m:r>
         <m:sSub>
           <m:sSubPr>
@@ -7198,10 +7241,22 @@
         <w:t xml:space="preserve"> Поэтому можно полагать, что </w:t>
       </w:r>
       <w:r>
-        <w:t xml:space="preserve">в некотором </w:t>
-      </w:r>
-      <w:r>
-        <w:t>представительном объеме (ПС)</w:t>
+        <w:t xml:space="preserve">для любого </w:t>
+      </w:r>
+      <w:r>
+        <w:t>представительно</w:t>
+      </w:r>
+      <w:r>
+        <w:t>го</w:t>
+      </w:r>
+      <w:r>
+        <w:t xml:space="preserve"> объем</w:t>
+      </w:r>
+      <w:r>
+        <w:t>а</w:t>
+      </w:r>
+      <w:r>
+        <w:t xml:space="preserve"> (ПС)</w:t>
       </w:r>
       <w:r>
         <w:t xml:space="preserve"> </w:t>
@@ -7237,13 +7292,16 @@
         <w:t xml:space="preserve">Тогда </w:t>
       </w:r>
       <w:r>
-        <w:t>уравнение баланса полной энергии всей системы при тепловом равновесии может быть</w:t>
+        <w:t>уравнение баланса полной энергии всей системы может быть</w:t>
       </w:r>
       <w:r>
         <w:t xml:space="preserve"> записано</w:t>
       </w:r>
       <w:r>
         <w:t xml:space="preserve"> следующим уравнением</w:t>
+      </w:r>
+      <w:r>
+        <w:t>:</w:t>
       </w:r>
     </w:p>
     <w:p>
@@ -8702,926 +8760,928 @@
       <w:pPr>
         <w:jc w:val="both"/>
         <w:rPr>
+          <w:rFonts w:eastAsiaTheme="minorEastAsia"/>
           <w:lang w:val="en-US"/>
         </w:rPr>
       </w:pPr>
-      <m:oMath>
-        <m:m>
-          <m:mPr>
-            <m:mcs>
-              <m:mc>
-                <m:mcPr>
-                  <m:count m:val="1"/>
-                  <m:mcJc m:val="center"/>
-                </m:mcPr>
-              </m:mc>
-            </m:mcs>
-            <m:ctrlPr>
-              <w:rPr>
-                <w:rFonts w:ascii="Cambria Math" w:hAnsi="Cambria Math"/>
-                <w:i/>
-              </w:rPr>
-            </m:ctrlPr>
-          </m:mPr>
-          <m:mr>
-            <m:e>
-              <m:f>
-                <m:fPr>
-                  <m:ctrlPr>
-                    <w:rPr>
-                      <w:rFonts w:ascii="Cambria Math" w:hAnsi="Cambria Math"/>
-                      <w:i/>
-                      <w:lang w:val="en-US"/>
-                    </w:rPr>
-                  </m:ctrlPr>
-                </m:fPr>
-                <m:num>
-                  <m:r>
-                    <w:rPr>
-                      <w:rFonts w:ascii="Cambria Math"/>
-                    </w:rPr>
-                    <m:t>∂</m:t>
-                  </m:r>
-                </m:num>
-                <m:den>
-                  <m:r>
-                    <w:rPr>
-                      <w:rFonts w:ascii="Cambria Math"/>
-                    </w:rPr>
-                    <m:t>∂</m:t>
-                  </m:r>
-                  <m:r>
-                    <w:rPr>
-                      <w:rFonts w:ascii="Cambria Math"/>
-                      <w:lang w:val="en-US"/>
-                    </w:rPr>
-                    <m:t>t</m:t>
-                  </m:r>
-                </m:den>
-              </m:f>
+      <m:oMathPara>
+        <m:oMath>
+          <m:f>
+            <m:fPr>
+              <m:ctrlPr>
+                <w:rPr>
+                  <w:rFonts w:ascii="Cambria Math" w:hAnsi="Cambria Math"/>
+                  <w:i/>
+                  <w:lang w:val="en-US"/>
+                </w:rPr>
+              </m:ctrlPr>
+            </m:fPr>
+            <m:num>
+              <m:r>
+                <w:rPr>
+                  <w:rFonts w:ascii="Cambria Math"/>
+                </w:rPr>
+                <m:t>∂</m:t>
+              </m:r>
+            </m:num>
+            <m:den>
+              <m:r>
+                <w:rPr>
+                  <w:rFonts w:ascii="Cambria Math"/>
+                </w:rPr>
+                <m:t>∂</m:t>
+              </m:r>
               <m:r>
                 <w:rPr>
                   <w:rFonts w:ascii="Cambria Math"/>
                   <w:lang w:val="en-US"/>
                 </w:rPr>
-                <m:t>[</m:t>
+                <m:t>t</m:t>
               </m:r>
+            </m:den>
+          </m:f>
+          <m:r>
+            <w:rPr>
+              <w:rFonts w:ascii="Cambria Math"/>
+            </w:rPr>
+            <m:t>[</m:t>
+          </m:r>
+          <m:r>
+            <w:rPr>
+              <w:rFonts w:ascii="Cambria Math"/>
+              <w:lang w:val="en-US"/>
+            </w:rPr>
+            <m:t>m</m:t>
+          </m:r>
+          <m:r>
+            <w:rPr>
+              <w:rFonts w:ascii="Cambria Math"/>
+            </w:rPr>
+            <m:t xml:space="preserve"> </m:t>
+          </m:r>
+          <m:sSub>
+            <m:sSubPr>
+              <m:ctrlPr>
+                <w:rPr>
+                  <w:rFonts w:ascii="Cambria Math" w:hAnsi="Cambria Math"/>
+                  <w:i/>
+                  <w:lang w:val="en-US"/>
+                </w:rPr>
+              </m:ctrlPr>
+            </m:sSubPr>
+            <m:e>
               <m:r>
                 <w:rPr>
                   <w:rFonts w:ascii="Cambria Math"/>
                   <w:lang w:val="en-US"/>
                 </w:rPr>
-                <m:t xml:space="preserve">m </m:t>
+                <m:t>S</m:t>
               </m:r>
-              <m:sSub>
-                <m:sSubPr>
-                  <m:ctrlPr>
-                    <w:rPr>
-                      <w:rFonts w:ascii="Cambria Math" w:hAnsi="Cambria Math"/>
-                      <w:i/>
-                      <w:lang w:val="en-US"/>
-                    </w:rPr>
-                  </m:ctrlPr>
-                </m:sSubPr>
-                <m:e>
-                  <m:r>
-                    <w:rPr>
-                      <w:rFonts w:ascii="Cambria Math"/>
-                      <w:lang w:val="en-US"/>
-                    </w:rPr>
-                    <m:t>S</m:t>
-                  </m:r>
-                </m:e>
-                <m:sub>
-                  <m:r>
-                    <w:rPr>
-                      <w:rFonts w:ascii="Cambria Math"/>
-                      <w:lang w:val="en-US"/>
-                    </w:rPr>
-                    <m:t>w</m:t>
-                  </m:r>
-                </m:sub>
-              </m:sSub>
-              <m:sSub>
-                <m:sSubPr>
-                  <m:ctrlPr>
-                    <w:rPr>
-                      <w:rFonts w:ascii="Cambria Math" w:hAnsi="Cambria Math"/>
-                      <w:i/>
-                      <w:lang w:val="en-US"/>
-                    </w:rPr>
-                  </m:ctrlPr>
-                </m:sSubPr>
-                <m:e>
-                  <m:r>
-                    <w:rPr>
-                      <w:rFonts w:ascii="Cambria Math"/>
-                      <w:lang w:val="en-US"/>
-                    </w:rPr>
-                    <m:t>ρ</m:t>
-                  </m:r>
-                </m:e>
-                <m:sub>
-                  <m:r>
-                    <w:rPr>
-                      <w:rFonts w:ascii="Cambria Math"/>
-                      <w:lang w:val="en-US"/>
-                    </w:rPr>
-                    <m:t>w</m:t>
-                  </m:r>
-                </m:sub>
-              </m:sSub>
-              <m:sSub>
-                <m:sSubPr>
-                  <m:ctrlPr>
-                    <w:rPr>
-                      <w:rFonts w:ascii="Cambria Math" w:hAnsi="Cambria Math"/>
-                      <w:i/>
-                      <w:lang w:val="en-US"/>
-                    </w:rPr>
-                  </m:ctrlPr>
-                </m:sSubPr>
-                <m:e>
-                  <m:r>
-                    <w:rPr>
-                      <w:rFonts w:ascii="Cambria Math"/>
-                      <w:lang w:val="en-US"/>
-                    </w:rPr>
-                    <m:t>H</m:t>
-                  </m:r>
-                </m:e>
-                <m:sub>
-                  <m:r>
-                    <w:rPr>
-                      <w:rFonts w:ascii="Cambria Math"/>
-                      <w:lang w:val="en-US"/>
-                    </w:rPr>
-                    <m:t>w</m:t>
-                  </m:r>
-                </m:sub>
-              </m:sSub>
+            </m:e>
+            <m:sub>
               <m:r>
                 <w:rPr>
                   <w:rFonts w:ascii="Cambria Math"/>
                   <w:lang w:val="en-US"/>
                 </w:rPr>
-                <m:t>+</m:t>
+                <m:t>w</m:t>
               </m:r>
+            </m:sub>
+          </m:sSub>
+          <m:sSub>
+            <m:sSubPr>
+              <m:ctrlPr>
+                <w:rPr>
+                  <w:rFonts w:ascii="Cambria Math" w:hAnsi="Cambria Math"/>
+                  <w:i/>
+                  <w:lang w:val="en-US"/>
+                </w:rPr>
+              </m:ctrlPr>
+            </m:sSubPr>
+            <m:e>
               <m:r>
                 <w:rPr>
                   <w:rFonts w:ascii="Cambria Math"/>
                   <w:lang w:val="en-US"/>
                 </w:rPr>
-                <m:t xml:space="preserve">m </m:t>
+                <m:t>ρ</m:t>
               </m:r>
-              <m:sSub>
-                <m:sSubPr>
-                  <m:ctrlPr>
-                    <w:rPr>
-                      <w:rFonts w:ascii="Cambria Math" w:hAnsi="Cambria Math"/>
-                      <w:i/>
-                      <w:lang w:val="en-US"/>
-                    </w:rPr>
-                  </m:ctrlPr>
-                </m:sSubPr>
-                <m:e>
-                  <m:r>
-                    <w:rPr>
-                      <w:rFonts w:ascii="Cambria Math"/>
-                      <w:lang w:val="en-US"/>
-                    </w:rPr>
-                    <m:t>S</m:t>
-                  </m:r>
-                </m:e>
-                <m:sub>
-                  <m:r>
-                    <w:rPr>
-                      <w:rFonts w:ascii="Cambria Math"/>
-                      <w:lang w:val="en-US"/>
-                    </w:rPr>
-                    <m:t>o</m:t>
-                  </m:r>
-                </m:sub>
-              </m:sSub>
-              <m:sSub>
-                <m:sSubPr>
-                  <m:ctrlPr>
-                    <w:rPr>
-                      <w:rFonts w:ascii="Cambria Math" w:hAnsi="Cambria Math"/>
-                      <w:i/>
-                      <w:lang w:val="en-US"/>
-                    </w:rPr>
-                  </m:ctrlPr>
-                </m:sSubPr>
-                <m:e>
-                  <m:r>
-                    <w:rPr>
-                      <w:rFonts w:ascii="Cambria Math"/>
-                      <w:lang w:val="en-US"/>
-                    </w:rPr>
-                    <m:t>ρ</m:t>
-                  </m:r>
-                </m:e>
-                <m:sub>
-                  <m:r>
-                    <w:rPr>
-                      <w:rFonts w:ascii="Cambria Math"/>
-                      <w:lang w:val="en-US"/>
-                    </w:rPr>
-                    <m:t>o</m:t>
-                  </m:r>
-                </m:sub>
-              </m:sSub>
-              <m:sSub>
-                <m:sSubPr>
-                  <m:ctrlPr>
-                    <w:rPr>
-                      <w:rFonts w:ascii="Cambria Math" w:hAnsi="Cambria Math"/>
-                      <w:i/>
-                      <w:lang w:val="en-US"/>
-                    </w:rPr>
-                  </m:ctrlPr>
-                </m:sSubPr>
-                <m:e>
-                  <m:r>
-                    <w:rPr>
-                      <w:rFonts w:ascii="Cambria Math"/>
-                      <w:lang w:val="en-US"/>
-                    </w:rPr>
-                    <m:t>H</m:t>
-                  </m:r>
-                </m:e>
-                <m:sub>
-                  <m:r>
-                    <w:rPr>
-                      <w:rFonts w:ascii="Cambria Math"/>
-                      <w:lang w:val="en-US"/>
-                    </w:rPr>
-                    <m:t>o</m:t>
-                  </m:r>
-                </m:sub>
-              </m:sSub>
+            </m:e>
+            <m:sub>
               <m:r>
                 <w:rPr>
                   <w:rFonts w:ascii="Cambria Math"/>
                   <w:lang w:val="en-US"/>
                 </w:rPr>
-                <m:t>(1</m:t>
+                <m:t>w</m:t>
               </m:r>
+            </m:sub>
+          </m:sSub>
+          <m:sSub>
+            <m:sSubPr>
+              <m:ctrlPr>
+                <w:rPr>
+                  <w:rFonts w:ascii="Cambria Math" w:hAnsi="Cambria Math"/>
+                  <w:i/>
+                  <w:lang w:val="en-US"/>
+                </w:rPr>
+              </m:ctrlPr>
+            </m:sSubPr>
+            <m:e>
               <m:r>
                 <w:rPr>
                   <w:rFonts w:ascii="Cambria Math"/>
                   <w:lang w:val="en-US"/>
                 </w:rPr>
-                <m:t>-</m:t>
+                <m:t>C</m:t>
               </m:r>
+            </m:e>
+            <m:sub>
               <m:r>
                 <w:rPr>
                   <w:rFonts w:ascii="Cambria Math"/>
                   <w:lang w:val="en-US"/>
                 </w:rPr>
-                <m:t xml:space="preserve"> </m:t>
+                <m:t>w</m:t>
               </m:r>
-              <m:sSub>
-                <m:sSubPr>
-                  <m:ctrlPr>
-                    <w:rPr>
-                      <w:rFonts w:ascii="Cambria Math" w:hAnsi="Cambria Math"/>
-                      <w:i/>
-                      <w:lang w:val="en-US"/>
-                    </w:rPr>
-                  </m:ctrlPr>
-                </m:sSubPr>
-                <m:e>
-                  <m:r>
-                    <w:rPr>
-                      <w:rFonts w:ascii="Cambria Math"/>
-                      <w:lang w:val="en-US"/>
-                    </w:rPr>
-                    <m:t>w</m:t>
-                  </m:r>
-                </m:e>
-                <m:sub>
-                  <m:r>
-                    <w:rPr>
-                      <w:rFonts w:ascii="Cambria Math"/>
-                      <w:lang w:val="en-US"/>
-                    </w:rPr>
-                    <m:t>ps</m:t>
-                  </m:r>
-                </m:sub>
-              </m:sSub>
+            </m:sub>
+          </m:sSub>
+          <m:r>
+            <w:rPr>
+              <w:rFonts w:ascii="Cambria Math"/>
+            </w:rPr>
+            <m:t>T+</m:t>
+          </m:r>
+          <m:r>
+            <w:rPr>
+              <w:rFonts w:ascii="Cambria Math"/>
+              <w:lang w:val="en-US"/>
+            </w:rPr>
+            <m:t>m</m:t>
+          </m:r>
+          <m:r>
+            <w:rPr>
+              <w:rFonts w:ascii="Cambria Math"/>
+            </w:rPr>
+            <m:t xml:space="preserve"> </m:t>
+          </m:r>
+          <m:sSub>
+            <m:sSubPr>
+              <m:ctrlPr>
+                <w:rPr>
+                  <w:rFonts w:ascii="Cambria Math" w:hAnsi="Cambria Math"/>
+                  <w:i/>
+                  <w:lang w:val="en-US"/>
+                </w:rPr>
+              </m:ctrlPr>
+            </m:sSubPr>
+            <m:e>
               <m:r>
                 <w:rPr>
                   <w:rFonts w:ascii="Cambria Math"/>
                   <w:lang w:val="en-US"/>
                 </w:rPr>
-                <m:t>)+</m:t>
+                <m:t>S</m:t>
               </m:r>
+            </m:e>
+            <m:sub>
               <m:r>
                 <w:rPr>
                   <w:rFonts w:ascii="Cambria Math"/>
                   <w:lang w:val="en-US"/>
                 </w:rPr>
-                <m:t>m</m:t>
+                <m:t>o</m:t>
               </m:r>
-              <m:sSub>
-                <m:sSubPr>
-                  <m:ctrlPr>
-                    <w:rPr>
-                      <w:rFonts w:ascii="Cambria Math" w:hAnsi="Cambria Math"/>
-                      <w:i/>
-                      <w:lang w:val="en-US"/>
-                    </w:rPr>
-                  </m:ctrlPr>
-                </m:sSubPr>
-                <m:e>
-                  <m:r>
-                    <w:rPr>
-                      <w:rFonts w:ascii="Cambria Math"/>
-                      <w:lang w:val="en-US"/>
-                    </w:rPr>
-                    <m:t>S</m:t>
-                  </m:r>
-                </m:e>
-                <m:sub>
-                  <m:r>
-                    <w:rPr>
-                      <w:rFonts w:ascii="Cambria Math"/>
-                      <w:lang w:val="en-US"/>
-                    </w:rPr>
-                    <m:t>o</m:t>
-                  </m:r>
-                </m:sub>
-              </m:sSub>
-              <m:sSub>
-                <m:sSubPr>
-                  <m:ctrlPr>
-                    <w:rPr>
-                      <w:rFonts w:ascii="Cambria Math" w:hAnsi="Cambria Math"/>
-                      <w:i/>
-                      <w:lang w:val="en-US"/>
-                    </w:rPr>
-                  </m:ctrlPr>
-                </m:sSubPr>
-                <m:e>
-                  <m:r>
-                    <w:rPr>
-                      <w:rFonts w:ascii="Cambria Math"/>
-                      <w:lang w:val="en-US"/>
-                    </w:rPr>
-                    <m:t>w</m:t>
-                  </m:r>
-                </m:e>
-                <m:sub>
-                  <m:r>
-                    <w:rPr>
-                      <w:rFonts w:ascii="Cambria Math"/>
-                      <w:lang w:val="en-US"/>
-                    </w:rPr>
-                    <m:t>ps</m:t>
-                  </m:r>
-                </m:sub>
-              </m:sSub>
-              <m:sSub>
-                <m:sSubPr>
-                  <m:ctrlPr>
-                    <w:rPr>
-                      <w:rFonts w:ascii="Cambria Math" w:hAnsi="Cambria Math"/>
-                      <w:i/>
-                      <w:lang w:val="en-US"/>
-                    </w:rPr>
-                  </m:ctrlPr>
-                </m:sSubPr>
-                <m:e>
-                  <m:r>
-                    <w:rPr>
-                      <w:rFonts w:ascii="Cambria Math"/>
-                      <w:lang w:val="en-US"/>
-                    </w:rPr>
-                    <m:t>ρ</m:t>
-                  </m:r>
-                </m:e>
-                <m:sub>
-                  <m:r>
-                    <w:rPr>
-                      <w:rFonts w:ascii="Cambria Math"/>
-                      <w:lang w:val="en-US"/>
-                    </w:rPr>
-                    <m:t>p</m:t>
-                  </m:r>
-                </m:sub>
-              </m:sSub>
-              <m:sSub>
-                <m:sSubPr>
-                  <m:ctrlPr>
-                    <w:rPr>
-                      <w:rFonts w:ascii="Cambria Math" w:hAnsi="Cambria Math"/>
-                      <w:i/>
-                      <w:lang w:val="en-US"/>
-                    </w:rPr>
-                  </m:ctrlPr>
-                </m:sSubPr>
-                <m:e>
-                  <m:r>
-                    <w:rPr>
-                      <w:rFonts w:ascii="Cambria Math"/>
-                      <w:lang w:val="en-US"/>
-                    </w:rPr>
-                    <m:t>H</m:t>
-                  </m:r>
-                </m:e>
-                <m:sub>
-                  <m:r>
-                    <w:rPr>
-                      <w:rFonts w:ascii="Cambria Math"/>
-                      <w:lang w:val="en-US"/>
-                    </w:rPr>
-                    <m:t>p</m:t>
-                  </m:r>
-                </m:sub>
-              </m:sSub>
+            </m:sub>
+          </m:sSub>
+          <m:sSub>
+            <m:sSubPr>
+              <m:ctrlPr>
+                <w:rPr>
+                  <w:rFonts w:ascii="Cambria Math" w:hAnsi="Cambria Math"/>
+                  <w:i/>
+                  <w:lang w:val="en-US"/>
+                </w:rPr>
+              </m:ctrlPr>
+            </m:sSubPr>
+            <m:e>
               <m:r>
                 <w:rPr>
                   <w:rFonts w:ascii="Cambria Math"/>
                   <w:lang w:val="en-US"/>
                 </w:rPr>
-                <m:t>+(1</m:t>
+                <m:t>ρ</m:t>
               </m:r>
+            </m:e>
+            <m:sub>
               <m:r>
                 <w:rPr>
                   <w:rFonts w:ascii="Cambria Math"/>
                   <w:lang w:val="en-US"/>
                 </w:rPr>
-                <m:t>-</m:t>
+                <m:t>o</m:t>
               </m:r>
+            </m:sub>
+          </m:sSub>
+          <m:sSub>
+            <m:sSubPr>
+              <m:ctrlPr>
+                <w:rPr>
+                  <w:rFonts w:ascii="Cambria Math" w:hAnsi="Cambria Math"/>
+                  <w:i/>
+                  <w:lang w:val="en-US"/>
+                </w:rPr>
+              </m:ctrlPr>
+            </m:sSubPr>
+            <m:e>
               <m:r>
                 <w:rPr>
                   <w:rFonts w:ascii="Cambria Math"/>
                   <w:lang w:val="en-US"/>
                 </w:rPr>
-                <m:t>m</m:t>
+                <m:t>C</m:t>
               </m:r>
+            </m:e>
+            <m:sub>
               <m:r>
                 <w:rPr>
                   <w:rFonts w:ascii="Cambria Math"/>
                   <w:lang w:val="en-US"/>
                 </w:rPr>
-                <m:t>)</m:t>
+                <m:t>o</m:t>
               </m:r>
-              <m:sSub>
-                <m:sSubPr>
-                  <m:ctrlPr>
-                    <w:rPr>
-                      <w:rFonts w:ascii="Cambria Math" w:hAnsi="Cambria Math"/>
-                      <w:i/>
-                      <w:lang w:val="en-US"/>
-                    </w:rPr>
-                  </m:ctrlPr>
-                </m:sSubPr>
-                <m:e>
-                  <m:r>
-                    <w:rPr>
-                      <w:rFonts w:ascii="Cambria Math"/>
-                      <w:lang w:val="en-US"/>
-                    </w:rPr>
-                    <m:t>ρ</m:t>
-                  </m:r>
-                </m:e>
-                <m:sub>
-                  <m:r>
-                    <w:rPr>
-                      <w:rFonts w:ascii="Cambria Math"/>
-                      <w:lang w:val="en-US"/>
-                    </w:rPr>
-                    <m:t>f</m:t>
-                  </m:r>
-                </m:sub>
-              </m:sSub>
-              <m:sSub>
-                <m:sSubPr>
-                  <m:ctrlPr>
-                    <w:rPr>
-                      <w:rFonts w:ascii="Cambria Math" w:hAnsi="Cambria Math"/>
-                      <w:i/>
-                      <w:lang w:val="en-US"/>
-                    </w:rPr>
-                  </m:ctrlPr>
-                </m:sSubPr>
-                <m:e>
-                  <m:r>
-                    <w:rPr>
-                      <w:rFonts w:ascii="Cambria Math"/>
-                      <w:lang w:val="en-US"/>
-                    </w:rPr>
-                    <m:t>H</m:t>
-                  </m:r>
-                </m:e>
-                <m:sub>
-                  <m:r>
-                    <w:rPr>
-                      <w:rFonts w:ascii="Cambria Math"/>
-                      <w:lang w:val="en-US"/>
-                    </w:rPr>
-                    <m:t>f</m:t>
-                  </m:r>
-                </m:sub>
-              </m:sSub>
+            </m:sub>
+          </m:sSub>
+          <m:r>
+            <w:rPr>
+              <w:rFonts w:ascii="Cambria Math"/>
+            </w:rPr>
+            <m:t>T(1</m:t>
+          </m:r>
+          <m:r>
+            <w:rPr>
+              <w:rFonts w:ascii="Cambria Math"/>
+            </w:rPr>
+            <m:t>-</m:t>
+          </m:r>
+          <m:r>
+            <w:rPr>
+              <w:rFonts w:ascii="Cambria Math"/>
+            </w:rPr>
+            <m:t xml:space="preserve"> </m:t>
+          </m:r>
+          <m:sSub>
+            <m:sSubPr>
+              <m:ctrlPr>
+                <w:rPr>
+                  <w:rFonts w:ascii="Cambria Math" w:hAnsi="Cambria Math"/>
+                  <w:i/>
+                  <w:lang w:val="en-US"/>
+                </w:rPr>
+              </m:ctrlPr>
+            </m:sSubPr>
+            <m:e>
               <m:r>
                 <w:rPr>
                   <w:rFonts w:ascii="Cambria Math"/>
                   <w:lang w:val="en-US"/>
                 </w:rPr>
-                <m:t>]+</m:t>
+                <m:t>w</m:t>
               </m:r>
-              <m:r>
-                <w:rPr>
-                  <w:rFonts w:ascii="Cambria Math" w:hAnsi="Cambria Math" w:cs="Cambria Math"/>
-                </w:rPr>
-                <m:t>∇</m:t>
-              </m:r>
+            </m:e>
+            <m:sub>
               <m:r>
                 <w:rPr>
                   <w:rFonts w:ascii="Cambria Math"/>
                   <w:lang w:val="en-US"/>
                 </w:rPr>
-                <m:t>(</m:t>
+                <m:t>ps</m:t>
               </m:r>
-              <m:sSub>
-                <m:sSubPr>
-                  <m:ctrlPr>
-                    <w:rPr>
-                      <w:rFonts w:ascii="Cambria Math" w:hAnsi="Cambria Math"/>
-                      <w:i/>
-                      <w:lang w:val="en-US"/>
-                    </w:rPr>
-                  </m:ctrlPr>
-                </m:sSubPr>
-                <m:e>
-                  <m:r>
-                    <w:rPr>
-                      <w:rFonts w:ascii="Cambria Math"/>
-                      <w:lang w:val="en-US"/>
-                    </w:rPr>
-                    <m:t>ρ</m:t>
-                  </m:r>
-                </m:e>
-                <m:sub>
-                  <m:r>
-                    <w:rPr>
-                      <w:rFonts w:ascii="Cambria Math"/>
-                      <w:lang w:val="en-US"/>
-                    </w:rPr>
-                    <m:t>w</m:t>
-                  </m:r>
-                </m:sub>
-              </m:sSub>
-              <m:sSub>
-                <m:sSubPr>
-                  <m:ctrlPr>
-                    <w:rPr>
-                      <w:rFonts w:ascii="Cambria Math" w:hAnsi="Cambria Math"/>
-                      <w:i/>
-                      <w:lang w:val="en-US"/>
-                    </w:rPr>
-                  </m:ctrlPr>
-                </m:sSubPr>
-                <m:e>
-                  <m:r>
-                    <w:rPr>
-                      <w:rFonts w:ascii="Cambria Math"/>
-                      <w:lang w:val="en-US"/>
-                    </w:rPr>
-                    <m:t>H</m:t>
-                  </m:r>
-                </m:e>
-                <m:sub>
-                  <m:r>
-                    <w:rPr>
-                      <w:rFonts w:ascii="Cambria Math"/>
-                      <w:lang w:val="en-US"/>
-                    </w:rPr>
-                    <m:t>w</m:t>
-                  </m:r>
-                </m:sub>
-              </m:sSub>
-              <m:sSub>
-                <m:sSubPr>
-                  <m:ctrlPr>
-                    <w:rPr>
-                      <w:rFonts w:ascii="Cambria Math" w:hAnsi="Cambria Math"/>
-                      <w:i/>
-                      <w:lang w:val="en-US"/>
-                    </w:rPr>
-                  </m:ctrlPr>
-                </m:sSubPr>
-                <m:e>
-                  <m:r>
-                    <w:rPr>
-                      <w:rFonts w:ascii="Cambria Math"/>
-                      <w:lang w:val="en-US"/>
-                    </w:rPr>
-                    <m:t>U</m:t>
-                  </m:r>
-                </m:e>
-                <m:sub>
-                  <m:r>
-                    <w:rPr>
-                      <w:rFonts w:ascii="Cambria Math"/>
-                      <w:lang w:val="en-US"/>
-                    </w:rPr>
-                    <m:t>w</m:t>
-                  </m:r>
-                </m:sub>
-              </m:sSub>
+            </m:sub>
+          </m:sSub>
+          <m:r>
+            <w:rPr>
+              <w:rFonts w:ascii="Cambria Math"/>
+            </w:rPr>
+            <m:t>)+</m:t>
+          </m:r>
+          <m:r>
+            <w:rPr>
+              <w:rFonts w:ascii="Cambria Math"/>
+              <w:lang w:val="en-US"/>
+            </w:rPr>
+            <m:t>m</m:t>
+          </m:r>
+          <m:sSub>
+            <m:sSubPr>
+              <m:ctrlPr>
+                <w:rPr>
+                  <w:rFonts w:ascii="Cambria Math" w:hAnsi="Cambria Math"/>
+                  <w:i/>
+                  <w:lang w:val="en-US"/>
+                </w:rPr>
+              </m:ctrlPr>
+            </m:sSubPr>
+            <m:e>
               <m:r>
                 <w:rPr>
                   <w:rFonts w:ascii="Cambria Math"/>
                   <w:lang w:val="en-US"/>
                 </w:rPr>
-                <m:t>+</m:t>
+                <m:t>S</m:t>
               </m:r>
             </m:e>
-          </m:mr>
-          <m:mr>
+            <m:sub>
+              <m:r>
+                <w:rPr>
+                  <w:rFonts w:ascii="Cambria Math"/>
+                  <w:lang w:val="en-US"/>
+                </w:rPr>
+                <m:t>o</m:t>
+              </m:r>
+            </m:sub>
+          </m:sSub>
+          <m:sSub>
+            <m:sSubPr>
+              <m:ctrlPr>
+                <w:rPr>
+                  <w:rFonts w:ascii="Cambria Math" w:hAnsi="Cambria Math"/>
+                  <w:i/>
+                  <w:lang w:val="en-US"/>
+                </w:rPr>
+              </m:ctrlPr>
+            </m:sSubPr>
             <m:e>
               <m:r>
                 <w:rPr>
                   <w:rFonts w:ascii="Cambria Math"/>
                   <w:lang w:val="en-US"/>
                 </w:rPr>
-                <m:t>(1</m:t>
+                <m:t>w</m:t>
               </m:r>
+            </m:e>
+            <m:sub>
               <m:r>
                 <w:rPr>
                   <w:rFonts w:ascii="Cambria Math"/>
                   <w:lang w:val="en-US"/>
                 </w:rPr>
-                <m:t>-</m:t>
+                <m:t>ps</m:t>
               </m:r>
-              <m:sSub>
-                <m:sSubPr>
-                  <m:ctrlPr>
-                    <w:rPr>
-                      <w:rFonts w:ascii="Cambria Math" w:hAnsi="Cambria Math"/>
-                      <w:i/>
-                      <w:lang w:val="en-US"/>
-                    </w:rPr>
-                  </m:ctrlPr>
-                </m:sSubPr>
-                <m:e>
-                  <m:r>
-                    <w:rPr>
-                      <w:rFonts w:ascii="Cambria Math"/>
-                      <w:lang w:val="en-US"/>
-                    </w:rPr>
-                    <m:t>w</m:t>
-                  </m:r>
-                </m:e>
-                <m:sub>
-                  <m:r>
-                    <w:rPr>
-                      <w:rFonts w:ascii="Cambria Math"/>
-                      <w:lang w:val="en-US"/>
-                    </w:rPr>
-                    <m:t>ps</m:t>
-                  </m:r>
-                </m:sub>
-              </m:sSub>
+            </m:sub>
+          </m:sSub>
+          <m:sSub>
+            <m:sSubPr>
+              <m:ctrlPr>
+                <w:rPr>
+                  <w:rFonts w:ascii="Cambria Math" w:hAnsi="Cambria Math"/>
+                  <w:i/>
+                  <w:lang w:val="en-US"/>
+                </w:rPr>
+              </m:ctrlPr>
+            </m:sSubPr>
+            <m:e>
               <m:r>
                 <w:rPr>
                   <w:rFonts w:ascii="Cambria Math"/>
                   <w:lang w:val="en-US"/>
                 </w:rPr>
-                <m:t>)</m:t>
+                <m:t>ρ</m:t>
               </m:r>
-              <m:sSub>
-                <m:sSubPr>
-                  <m:ctrlPr>
-                    <w:rPr>
-                      <w:rFonts w:ascii="Cambria Math" w:hAnsi="Cambria Math"/>
-                      <w:i/>
-                      <w:lang w:val="en-US"/>
-                    </w:rPr>
-                  </m:ctrlPr>
-                </m:sSubPr>
-                <m:e>
-                  <m:r>
-                    <w:rPr>
-                      <w:rFonts w:ascii="Cambria Math"/>
-                      <w:lang w:val="en-US"/>
-                    </w:rPr>
-                    <m:t>ρ</m:t>
-                  </m:r>
-                </m:e>
-                <m:sub>
-                  <m:r>
-                    <w:rPr>
-                      <w:rFonts w:ascii="Cambria Math"/>
-                      <w:lang w:val="en-US"/>
-                    </w:rPr>
-                    <m:t>o</m:t>
-                  </m:r>
-                </m:sub>
-              </m:sSub>
-              <m:sSub>
-                <m:sSubPr>
-                  <m:ctrlPr>
-                    <w:rPr>
-                      <w:rFonts w:ascii="Cambria Math" w:hAnsi="Cambria Math"/>
-                      <w:i/>
-                      <w:lang w:val="en-US"/>
-                    </w:rPr>
-                  </m:ctrlPr>
-                </m:sSubPr>
-                <m:e>
-                  <m:r>
-                    <w:rPr>
-                      <w:rFonts w:ascii="Cambria Math"/>
-                      <w:lang w:val="en-US"/>
-                    </w:rPr>
-                    <m:t>U</m:t>
-                  </m:r>
-                </m:e>
-                <m:sub>
-                  <m:r>
-                    <w:rPr>
-                      <w:rFonts w:ascii="Cambria Math"/>
-                      <w:lang w:val="en-US"/>
-                    </w:rPr>
-                    <m:t>o</m:t>
-                  </m:r>
-                </m:sub>
-              </m:sSub>
-              <m:sSub>
-                <m:sSubPr>
-                  <m:ctrlPr>
-                    <w:rPr>
-                      <w:rFonts w:ascii="Cambria Math" w:hAnsi="Cambria Math"/>
-                      <w:i/>
-                      <w:lang w:val="en-US"/>
-                    </w:rPr>
-                  </m:ctrlPr>
-                </m:sSubPr>
-                <m:e>
-                  <m:r>
-                    <w:rPr>
-                      <w:rFonts w:ascii="Cambria Math"/>
-                      <w:lang w:val="en-US"/>
-                    </w:rPr>
-                    <m:t>H</m:t>
-                  </m:r>
-                </m:e>
-                <m:sub>
-                  <m:r>
-                    <w:rPr>
-                      <w:rFonts w:ascii="Cambria Math"/>
-                      <w:lang w:val="en-US"/>
-                    </w:rPr>
-                    <m:t>o</m:t>
-                  </m:r>
-                </m:sub>
-              </m:sSub>
+            </m:e>
+            <m:sub>
               <m:r>
                 <w:rPr>
                   <w:rFonts w:ascii="Cambria Math"/>
                   <w:lang w:val="en-US"/>
                 </w:rPr>
-                <m:t>+</m:t>
+                <m:t>p</m:t>
               </m:r>
-              <m:sSub>
-                <m:sSubPr>
-                  <m:ctrlPr>
-                    <w:rPr>
-                      <w:rFonts w:ascii="Cambria Math" w:hAnsi="Cambria Math"/>
-                      <w:i/>
-                      <w:lang w:val="en-US"/>
-                    </w:rPr>
-                  </m:ctrlPr>
-                </m:sSubPr>
-                <m:e>
-                  <m:r>
-                    <w:rPr>
-                      <w:rFonts w:ascii="Cambria Math"/>
-                      <w:lang w:val="en-US"/>
-                    </w:rPr>
-                    <m:t>ρ</m:t>
-                  </m:r>
-                </m:e>
-                <m:sub>
-                  <m:r>
-                    <w:rPr>
-                      <w:rFonts w:ascii="Cambria Math"/>
-                      <w:lang w:val="en-US"/>
-                    </w:rPr>
-                    <m:t>p</m:t>
-                  </m:r>
-                </m:sub>
-              </m:sSub>
-              <m:sSub>
-                <m:sSubPr>
-                  <m:ctrlPr>
-                    <w:rPr>
-                      <w:rFonts w:ascii="Cambria Math" w:hAnsi="Cambria Math"/>
-                      <w:i/>
-                      <w:lang w:val="en-US"/>
-                    </w:rPr>
-                  </m:ctrlPr>
-                </m:sSubPr>
-                <m:e>
-                  <m:r>
-                    <w:rPr>
-                      <w:rFonts w:ascii="Cambria Math"/>
-                      <w:lang w:val="en-US"/>
-                    </w:rPr>
-                    <m:t>w</m:t>
-                  </m:r>
-                </m:e>
-                <m:sub>
-                  <m:r>
-                    <w:rPr>
-                      <w:rFonts w:ascii="Cambria Math"/>
-                      <w:lang w:val="en-US"/>
-                    </w:rPr>
-                    <m:t>ps</m:t>
-                  </m:r>
-                </m:sub>
-              </m:sSub>
-              <m:sSub>
-                <m:sSubPr>
-                  <m:ctrlPr>
-                    <w:rPr>
-                      <w:rFonts w:ascii="Cambria Math" w:hAnsi="Cambria Math"/>
-                      <w:i/>
-                      <w:lang w:val="en-US"/>
-                    </w:rPr>
-                  </m:ctrlPr>
-                </m:sSubPr>
-                <m:e>
-                  <m:r>
-                    <w:rPr>
-                      <w:rFonts w:ascii="Cambria Math"/>
-                      <w:lang w:val="en-US"/>
-                    </w:rPr>
-                    <m:t>U</m:t>
-                  </m:r>
-                </m:e>
-                <m:sub>
-                  <m:r>
-                    <w:rPr>
-                      <w:rFonts w:ascii="Cambria Math"/>
-                      <w:lang w:val="en-US"/>
-                    </w:rPr>
-                    <m:t>o</m:t>
-                  </m:r>
-                </m:sub>
-              </m:sSub>
-              <m:sSub>
-                <m:sSubPr>
-                  <m:ctrlPr>
-                    <w:rPr>
-                      <w:rFonts w:ascii="Cambria Math" w:hAnsi="Cambria Math"/>
-                      <w:i/>
-                      <w:lang w:val="en-US"/>
-                    </w:rPr>
-                  </m:ctrlPr>
-                </m:sSubPr>
-                <m:e>
-                  <m:r>
-                    <w:rPr>
-                      <w:rFonts w:ascii="Cambria Math"/>
-                      <w:lang w:val="en-US"/>
-                    </w:rPr>
-                    <m:t>H</m:t>
-                  </m:r>
-                </m:e>
-                <m:sub>
-                  <m:r>
-                    <w:rPr>
-                      <w:rFonts w:ascii="Cambria Math"/>
-                      <w:lang w:val="en-US"/>
-                    </w:rPr>
-                    <m:t>p</m:t>
-                  </m:r>
-                </m:sub>
-              </m:sSub>
+            </m:sub>
+          </m:sSub>
+          <m:sSub>
+            <m:sSubPr>
+              <m:ctrlPr>
+                <w:rPr>
+                  <w:rFonts w:ascii="Cambria Math" w:hAnsi="Cambria Math"/>
+                  <w:i/>
+                  <w:lang w:val="en-US"/>
+                </w:rPr>
+              </m:ctrlPr>
+            </m:sSubPr>
+            <m:e>
               <m:r>
                 <w:rPr>
                   <w:rFonts w:ascii="Cambria Math"/>
                   <w:lang w:val="en-US"/>
                 </w:rPr>
-                <m:t>)=</m:t>
+                <m:t>C</m:t>
               </m:r>
+            </m:e>
+            <m:sub>
               <m:r>
                 <w:rPr>
-                  <w:rFonts w:ascii="Cambria Math" w:hAnsi="Cambria Math" w:cs="Cambria Math"/>
-                </w:rPr>
-                <m:t>∇</m:t>
+                  <w:rFonts w:ascii="Cambria Math"/>
+                  <w:lang w:val="en-US"/>
+                </w:rPr>
+                <m:t>p</m:t>
               </m:r>
+            </m:sub>
+          </m:sSub>
+          <m:r>
+            <w:rPr>
+              <w:rFonts w:ascii="Cambria Math"/>
+            </w:rPr>
+            <m:t>T+(1</m:t>
+          </m:r>
+          <m:r>
+            <w:rPr>
+              <w:rFonts w:ascii="Cambria Math"/>
+            </w:rPr>
+            <m:t>-</m:t>
+          </m:r>
+          <m:r>
+            <w:rPr>
+              <w:rFonts w:ascii="Cambria Math"/>
+              <w:lang w:val="en-US"/>
+            </w:rPr>
+            <m:t>m</m:t>
+          </m:r>
+          <m:r>
+            <w:rPr>
+              <w:rFonts w:ascii="Cambria Math"/>
+            </w:rPr>
+            <m:t>)</m:t>
+          </m:r>
+          <m:sSub>
+            <m:sSubPr>
+              <m:ctrlPr>
+                <w:rPr>
+                  <w:rFonts w:ascii="Cambria Math" w:hAnsi="Cambria Math"/>
+                  <w:i/>
+                  <w:lang w:val="en-US"/>
+                </w:rPr>
+              </m:ctrlPr>
+            </m:sSubPr>
+            <m:e>
+              <m:r>
+                <w:rPr>
+                  <w:rFonts w:ascii="Cambria Math"/>
+                  <w:lang w:val="en-US"/>
+                </w:rPr>
+                <m:t>ρ</m:t>
+              </m:r>
+            </m:e>
+            <m:sub>
+              <m:r>
+                <w:rPr>
+                  <w:rFonts w:ascii="Cambria Math"/>
+                  <w:lang w:val="en-US"/>
+                </w:rPr>
+                <m:t>f</m:t>
+              </m:r>
+            </m:sub>
+          </m:sSub>
+          <m:sSub>
+            <m:sSubPr>
+              <m:ctrlPr>
+                <w:rPr>
+                  <w:rFonts w:ascii="Cambria Math" w:hAnsi="Cambria Math"/>
+                  <w:i/>
+                  <w:lang w:val="en-US"/>
+                </w:rPr>
+              </m:ctrlPr>
+            </m:sSubPr>
+            <m:e>
+              <m:r>
+                <w:rPr>
+                  <w:rFonts w:ascii="Cambria Math"/>
+                  <w:lang w:val="en-US"/>
+                </w:rPr>
+                <m:t>C</m:t>
+              </m:r>
+            </m:e>
+            <m:sub>
+              <m:r>
+                <w:rPr>
+                  <w:rFonts w:ascii="Cambria Math"/>
+                  <w:lang w:val="en-US"/>
+                </w:rPr>
+                <m:t>f</m:t>
+              </m:r>
+            </m:sub>
+          </m:sSub>
+          <m:r>
+            <w:rPr>
+              <w:rFonts w:ascii="Cambria Math"/>
+            </w:rPr>
+            <m:t>T]+</m:t>
+          </m:r>
+          <m:r>
+            <w:rPr>
+              <w:rFonts w:ascii="Cambria Math" w:hAnsi="Cambria Math" w:cs="Cambria Math"/>
+            </w:rPr>
+            <m:t>∇</m:t>
+          </m:r>
+          <m:r>
+            <w:rPr>
+              <w:rFonts w:ascii="Cambria Math"/>
+            </w:rPr>
+            <m:t>(</m:t>
+          </m:r>
+          <m:sSub>
+            <m:sSubPr>
+              <m:ctrlPr>
+                <w:rPr>
+                  <w:rFonts w:ascii="Cambria Math" w:hAnsi="Cambria Math"/>
+                  <w:i/>
+                  <w:lang w:val="en-US"/>
+                </w:rPr>
+              </m:ctrlPr>
+            </m:sSubPr>
+            <m:e>
+              <m:r>
+                <w:rPr>
+                  <w:rFonts w:ascii="Cambria Math"/>
+                  <w:lang w:val="en-US"/>
+                </w:rPr>
+                <m:t>ρ</m:t>
+              </m:r>
+            </m:e>
+            <m:sub>
+              <m:r>
+                <w:rPr>
+                  <w:rFonts w:ascii="Cambria Math"/>
+                  <w:lang w:val="en-US"/>
+                </w:rPr>
+                <m:t>w</m:t>
+              </m:r>
+            </m:sub>
+          </m:sSub>
+          <m:sSub>
+            <m:sSubPr>
+              <m:ctrlPr>
+                <w:rPr>
+                  <w:rFonts w:ascii="Cambria Math" w:hAnsi="Cambria Math"/>
+                  <w:i/>
+                  <w:lang w:val="en-US"/>
+                </w:rPr>
+              </m:ctrlPr>
+            </m:sSubPr>
+            <m:e>
+              <m:r>
+                <w:rPr>
+                  <w:rFonts w:ascii="Cambria Math"/>
+                  <w:lang w:val="en-US"/>
+                </w:rPr>
+                <m:t>C</m:t>
+              </m:r>
+            </m:e>
+            <m:sub>
+              <m:r>
+                <w:rPr>
+                  <w:rFonts w:ascii="Cambria Math"/>
+                  <w:lang w:val="en-US"/>
+                </w:rPr>
+                <m:t>w</m:t>
+              </m:r>
+            </m:sub>
+          </m:sSub>
+          <m:r>
+            <w:rPr>
+              <w:rFonts w:ascii="Cambria Math" w:hAnsi="Cambria Math"/>
+              <w:lang w:val="en-US"/>
+            </w:rPr>
+            <m:t>T</m:t>
+          </m:r>
+          <m:sSub>
+            <m:sSubPr>
+              <m:ctrlPr>
+                <w:rPr>
+                  <w:rFonts w:ascii="Cambria Math" w:hAnsi="Cambria Math"/>
+                  <w:i/>
+                  <w:lang w:val="en-US"/>
+                </w:rPr>
+              </m:ctrlPr>
+            </m:sSubPr>
+            <m:e>
+              <m:r>
+                <w:rPr>
+                  <w:rFonts w:ascii="Cambria Math"/>
+                  <w:lang w:val="en-US"/>
+                </w:rPr>
+                <m:t>U</m:t>
+              </m:r>
+            </m:e>
+            <m:sub>
+              <m:r>
+                <w:rPr>
+                  <w:rFonts w:ascii="Cambria Math"/>
+                  <w:lang w:val="en-US"/>
+                </w:rPr>
+                <m:t>w</m:t>
+              </m:r>
+            </m:sub>
+          </m:sSub>
+          <m:r>
+            <w:rPr>
+              <w:rFonts w:ascii="Cambria Math"/>
+            </w:rPr>
+            <m:t>+(1</m:t>
+          </m:r>
+          <m:r>
+            <w:rPr>
+              <w:rFonts w:ascii="Cambria Math"/>
+            </w:rPr>
+            <m:t>-</m:t>
+          </m:r>
+          <m:sSub>
+            <m:sSubPr>
+              <m:ctrlPr>
+                <w:rPr>
+                  <w:rFonts w:ascii="Cambria Math" w:hAnsi="Cambria Math"/>
+                  <w:i/>
+                  <w:lang w:val="en-US"/>
+                </w:rPr>
+              </m:ctrlPr>
+            </m:sSubPr>
+            <m:e>
+              <m:r>
+                <w:rPr>
+                  <w:rFonts w:ascii="Cambria Math"/>
+                  <w:lang w:val="en-US"/>
+                </w:rPr>
+                <m:t>w</m:t>
+              </m:r>
+            </m:e>
+            <m:sub>
+              <m:r>
+                <w:rPr>
+                  <w:rFonts w:ascii="Cambria Math"/>
+                  <w:lang w:val="en-US"/>
+                </w:rPr>
+                <m:t>ps</m:t>
+              </m:r>
+            </m:sub>
+          </m:sSub>
+          <m:r>
+            <w:rPr>
+              <w:rFonts w:ascii="Cambria Math"/>
+            </w:rPr>
+            <m:t>)</m:t>
+          </m:r>
+          <m:sSub>
+            <m:sSubPr>
+              <m:ctrlPr>
+                <w:rPr>
+                  <w:rFonts w:ascii="Cambria Math" w:hAnsi="Cambria Math"/>
+                  <w:i/>
+                  <w:lang w:val="en-US"/>
+                </w:rPr>
+              </m:ctrlPr>
+            </m:sSubPr>
+            <m:e>
+              <m:r>
+                <w:rPr>
+                  <w:rFonts w:ascii="Cambria Math"/>
+                  <w:lang w:val="en-US"/>
+                </w:rPr>
+                <m:t>ρ</m:t>
+              </m:r>
+            </m:e>
+            <m:sub>
+              <m:r>
+                <w:rPr>
+                  <w:rFonts w:ascii="Cambria Math"/>
+                  <w:lang w:val="en-US"/>
+                </w:rPr>
+                <m:t>o</m:t>
+              </m:r>
+            </m:sub>
+          </m:sSub>
+          <m:sSub>
+            <m:sSubPr>
+              <m:ctrlPr>
+                <w:rPr>
+                  <w:rFonts w:ascii="Cambria Math" w:hAnsi="Cambria Math"/>
+                  <w:i/>
+                  <w:lang w:val="en-US"/>
+                </w:rPr>
+              </m:ctrlPr>
+            </m:sSubPr>
+            <m:e>
+              <m:r>
+                <w:rPr>
+                  <w:rFonts w:ascii="Cambria Math"/>
+                  <w:lang w:val="en-US"/>
+                </w:rPr>
+                <m:t>C</m:t>
+              </m:r>
+            </m:e>
+            <m:sub>
+              <m:r>
+                <w:rPr>
+                  <w:rFonts w:ascii="Cambria Math"/>
+                  <w:lang w:val="en-US"/>
+                </w:rPr>
+                <m:t>o</m:t>
+              </m:r>
+            </m:sub>
+          </m:sSub>
+          <m:r>
+            <w:rPr>
+              <w:rFonts w:ascii="Cambria Math" w:hAnsi="Cambria Math"/>
+              <w:lang w:val="en-US"/>
+            </w:rPr>
+            <m:t>T</m:t>
+          </m:r>
+          <m:sSub>
+            <m:sSubPr>
+              <m:ctrlPr>
+                <w:rPr>
+                  <w:rFonts w:ascii="Cambria Math" w:hAnsi="Cambria Math"/>
+                  <w:i/>
+                  <w:lang w:val="en-US"/>
+                </w:rPr>
+              </m:ctrlPr>
+            </m:sSubPr>
+            <m:e>
+              <m:r>
+                <w:rPr>
+                  <w:rFonts w:ascii="Cambria Math"/>
+                  <w:lang w:val="en-US"/>
+                </w:rPr>
+                <m:t>H</m:t>
+              </m:r>
+            </m:e>
+            <m:sub>
+              <m:r>
+                <w:rPr>
+                  <w:rFonts w:ascii="Cambria Math"/>
+                  <w:lang w:val="en-US"/>
+                </w:rPr>
+                <m:t>o</m:t>
+              </m:r>
+            </m:sub>
+          </m:sSub>
+          <m:r>
+            <w:rPr>
+              <w:rFonts w:ascii="Cambria Math"/>
+            </w:rPr>
+            <m:t>+</m:t>
+          </m:r>
+          <m:sSub>
+            <m:sSubPr>
+              <m:ctrlPr>
+                <w:rPr>
+                  <w:rFonts w:ascii="Cambria Math" w:hAnsi="Cambria Math"/>
+                  <w:i/>
+                  <w:lang w:val="en-US"/>
+                </w:rPr>
+              </m:ctrlPr>
+            </m:sSubPr>
+            <m:e>
+              <m:r>
+                <w:rPr>
+                  <w:rFonts w:ascii="Cambria Math"/>
+                  <w:lang w:val="en-US"/>
+                </w:rPr>
+                <m:t>ρ</m:t>
+              </m:r>
+            </m:e>
+            <m:sub>
+              <m:r>
+                <w:rPr>
+                  <w:rFonts w:ascii="Cambria Math"/>
+                  <w:lang w:val="en-US"/>
+                </w:rPr>
+                <m:t>p</m:t>
+              </m:r>
+            </m:sub>
+          </m:sSub>
+          <m:sSub>
+            <m:sSubPr>
+              <m:ctrlPr>
+                <w:rPr>
+                  <w:rFonts w:ascii="Cambria Math" w:hAnsi="Cambria Math"/>
+                  <w:i/>
+                  <w:lang w:val="en-US"/>
+                </w:rPr>
+              </m:ctrlPr>
+            </m:sSubPr>
+            <m:e>
+              <m:r>
+                <w:rPr>
+                  <w:rFonts w:ascii="Cambria Math"/>
+                  <w:lang w:val="en-US"/>
+                </w:rPr>
+                <m:t>w</m:t>
+              </m:r>
+            </m:e>
+            <m:sub>
+              <m:r>
+                <w:rPr>
+                  <w:rFonts w:ascii="Cambria Math"/>
+                  <w:lang w:val="en-US"/>
+                </w:rPr>
+                <m:t>ps</m:t>
+              </m:r>
+            </m:sub>
+          </m:sSub>
+          <m:sSub>
+            <m:sSubPr>
+              <m:ctrlPr>
+                <w:rPr>
+                  <w:rFonts w:ascii="Cambria Math" w:hAnsi="Cambria Math"/>
+                  <w:i/>
+                  <w:lang w:val="en-US"/>
+                </w:rPr>
+              </m:ctrlPr>
+            </m:sSubPr>
+            <m:e>
+              <m:r>
+                <w:rPr>
+                  <w:rFonts w:ascii="Cambria Math"/>
+                  <w:lang w:val="en-US"/>
+                </w:rPr>
+                <m:t>C</m:t>
+              </m:r>
+            </m:e>
+            <m:sub>
+              <m:r>
+                <w:rPr>
+                  <w:rFonts w:ascii="Cambria Math"/>
+                  <w:lang w:val="en-US"/>
+                </w:rPr>
+                <m:t>o</m:t>
+              </m:r>
+            </m:sub>
+          </m:sSub>
+          <m:r>
+            <w:rPr>
+              <w:rFonts w:ascii="Cambria Math" w:hAnsi="Cambria Math"/>
+              <w:lang w:val="en-US"/>
+            </w:rPr>
+            <m:t>T</m:t>
+          </m:r>
+          <m:sSub>
+            <m:sSubPr>
+              <m:ctrlPr>
+                <w:rPr>
+                  <w:rFonts w:ascii="Cambria Math" w:hAnsi="Cambria Math"/>
+                  <w:i/>
+                  <w:lang w:val="en-US"/>
+                </w:rPr>
+              </m:ctrlPr>
+            </m:sSubPr>
+            <m:e>
+              <m:r>
+                <w:rPr>
+                  <w:rFonts w:ascii="Cambria Math"/>
+                  <w:lang w:val="en-US"/>
+                </w:rPr>
+                <m:t>H</m:t>
+              </m:r>
+            </m:e>
+            <m:sub>
+              <m:r>
+                <w:rPr>
+                  <w:rFonts w:ascii="Cambria Math"/>
+                  <w:lang w:val="en-US"/>
+                </w:rPr>
+                <m:t>p</m:t>
+              </m:r>
+            </m:sub>
+          </m:sSub>
+          <m:r>
+            <w:rPr>
+              <w:rFonts w:ascii="Cambria Math"/>
+            </w:rPr>
+            <m:t>)=</m:t>
+          </m:r>
+          <m:r>
+            <w:rPr>
+              <w:rFonts w:ascii="Cambria Math" w:hAnsi="Cambria Math" w:cs="Cambria Math"/>
+            </w:rPr>
+            <m:t>∇</m:t>
+          </m:r>
+          <m:d>
+            <m:dPr>
+              <m:begChr m:val="{"/>
+              <m:endChr m:val="}"/>
+              <m:ctrlPr>
+                <w:rPr>
+                  <w:rFonts w:ascii="Cambria Math" w:hAnsi="Cambria Math"/>
+                  <w:i/>
+                  <w:lang w:val="en-US"/>
+                </w:rPr>
+              </m:ctrlPr>
+            </m:dPr>
+            <m:e>
               <m:d>
                 <m:dPr>
-                  <m:begChr m:val="{"/>
-                  <m:endChr m:val="}"/>
+                  <m:begChr m:val="["/>
+                  <m:endChr m:val="]"/>
                   <m:ctrlPr>
                     <w:rPr>
                       <w:rFonts w:ascii="Cambria Math" w:hAnsi="Cambria Math"/>
@@ -9631,10 +9691,21 @@
                   </m:ctrlPr>
                 </m:dPr>
                 <m:e>
-                  <m:d>
-                    <m:dPr>
-                      <m:begChr m:val="["/>
-                      <m:endChr m:val="]"/>
+                  <m:r>
+                    <w:rPr>
+                      <w:rFonts w:ascii="Cambria Math"/>
+                      <w:lang w:val="en-US"/>
+                    </w:rPr>
+                    <m:t>m</m:t>
+                  </m:r>
+                  <m:r>
+                    <w:rPr>
+                      <w:rFonts w:ascii="Cambria Math"/>
+                    </w:rPr>
+                    <m:t xml:space="preserve"> </m:t>
+                  </m:r>
+                  <m:sSub>
+                    <m:sSubPr>
                       <m:ctrlPr>
                         <w:rPr>
                           <w:rFonts w:ascii="Cambria Math" w:hAnsi="Cambria Math"/>
@@ -9642,473 +9713,560 @@
                           <w:lang w:val="en-US"/>
                         </w:rPr>
                       </m:ctrlPr>
-                    </m:dPr>
+                    </m:sSubPr>
                     <m:e>
                       <m:r>
                         <w:rPr>
                           <w:rFonts w:ascii="Cambria Math"/>
                           <w:lang w:val="en-US"/>
                         </w:rPr>
-                        <m:t xml:space="preserve">m </m:t>
+                        <m:t>S</m:t>
                       </m:r>
-                      <m:sSub>
-                        <m:sSubPr>
-                          <m:ctrlPr>
-                            <w:rPr>
-                              <w:rFonts w:ascii="Cambria Math" w:hAnsi="Cambria Math"/>
-                              <w:i/>
-                              <w:lang w:val="en-US"/>
-                            </w:rPr>
-                          </m:ctrlPr>
-                        </m:sSubPr>
-                        <m:e>
-                          <m:r>
-                            <w:rPr>
-                              <w:rFonts w:ascii="Cambria Math"/>
-                              <w:lang w:val="en-US"/>
-                            </w:rPr>
-                            <m:t>S</m:t>
-                          </m:r>
-                        </m:e>
-                        <m:sub>
-                          <m:r>
-                            <w:rPr>
-                              <w:rFonts w:ascii="Cambria Math"/>
-                              <w:lang w:val="en-US"/>
-                            </w:rPr>
-                            <m:t>w</m:t>
-                          </m:r>
-                        </m:sub>
-                      </m:sSub>
-                      <m:sSub>
-                        <m:sSubPr>
-                          <m:ctrlPr>
-                            <w:rPr>
-                              <w:rFonts w:ascii="Cambria Math" w:hAnsi="Cambria Math"/>
-                              <w:i/>
-                              <w:lang w:val="en-US"/>
-                            </w:rPr>
-                          </m:ctrlPr>
-                        </m:sSubPr>
-                        <m:e>
-                          <m:r>
-                            <w:rPr>
-                              <w:rFonts w:ascii="Cambria Math"/>
-                              <w:lang w:val="en-US"/>
-                            </w:rPr>
-                            <m:t>K</m:t>
-                          </m:r>
-                        </m:e>
-                        <m:sub>
-                          <m:r>
-                            <w:rPr>
-                              <w:rFonts w:ascii="Cambria Math"/>
-                              <w:lang w:val="en-US"/>
-                            </w:rPr>
-                            <m:t>w</m:t>
-                          </m:r>
-                        </m:sub>
-                      </m:sSub>
+                    </m:e>
+                    <m:sub>
                       <m:r>
                         <w:rPr>
                           <w:rFonts w:ascii="Cambria Math"/>
                           <w:lang w:val="en-US"/>
                         </w:rPr>
-                        <m:t>+</m:t>
+                        <m:t>w</m:t>
                       </m:r>
+                    </m:sub>
+                  </m:sSub>
+                  <m:sSub>
+                    <m:sSubPr>
+                      <m:ctrlPr>
+                        <w:rPr>
+                          <w:rFonts w:ascii="Cambria Math" w:hAnsi="Cambria Math"/>
+                          <w:i/>
+                          <w:lang w:val="en-US"/>
+                        </w:rPr>
+                      </m:ctrlPr>
+                    </m:sSubPr>
+                    <m:e>
                       <m:r>
                         <w:rPr>
                           <w:rFonts w:ascii="Cambria Math"/>
                           <w:lang w:val="en-US"/>
                         </w:rPr>
-                        <m:t>m</m:t>
+                        <m:t>K</m:t>
                       </m:r>
-                      <m:sSub>
-                        <m:sSubPr>
-                          <m:ctrlPr>
-                            <w:rPr>
-                              <w:rFonts w:ascii="Cambria Math" w:hAnsi="Cambria Math"/>
-                              <w:i/>
-                              <w:lang w:val="en-US"/>
-                            </w:rPr>
-                          </m:ctrlPr>
-                        </m:sSubPr>
-                        <m:e>
-                          <m:r>
-                            <w:rPr>
-                              <w:rFonts w:ascii="Cambria Math"/>
-                              <w:lang w:val="en-US"/>
-                            </w:rPr>
-                            <m:t>S</m:t>
-                          </m:r>
-                        </m:e>
-                        <m:sub>
-                          <m:r>
-                            <w:rPr>
-                              <w:rFonts w:ascii="Cambria Math"/>
-                              <w:lang w:val="en-US"/>
-                            </w:rPr>
-                            <m:t>o</m:t>
-                          </m:r>
-                        </m:sub>
-                      </m:sSub>
-                      <m:sSub>
-                        <m:sSubPr>
-                          <m:ctrlPr>
-                            <w:rPr>
-                              <w:rFonts w:ascii="Cambria Math" w:hAnsi="Cambria Math"/>
-                              <w:i/>
-                              <w:lang w:val="en-US"/>
-                            </w:rPr>
-                          </m:ctrlPr>
-                        </m:sSubPr>
-                        <m:e>
-                          <m:r>
-                            <w:rPr>
-                              <w:rFonts w:ascii="Cambria Math"/>
-                              <w:lang w:val="en-US"/>
-                            </w:rPr>
-                            <m:t>K</m:t>
-                          </m:r>
-                        </m:e>
-                        <m:sub>
-                          <m:r>
-                            <w:rPr>
-                              <w:rFonts w:ascii="Cambria Math"/>
-                              <w:lang w:val="en-US"/>
-                            </w:rPr>
-                            <m:t>o</m:t>
-                          </m:r>
-                        </m:sub>
-                      </m:sSub>
+                    </m:e>
+                    <m:sub>
                       <m:r>
                         <w:rPr>
                           <w:rFonts w:ascii="Cambria Math"/>
                           <w:lang w:val="en-US"/>
                         </w:rPr>
-                        <m:t>(1</m:t>
+                        <m:t>w</m:t>
                       </m:r>
-                      <m:r>
-                        <w:rPr>
-                          <w:rFonts w:ascii="Cambria Math"/>
-                          <w:lang w:val="en-US"/>
-                        </w:rPr>
-                        <m:t>-</m:t>
-                      </m:r>
-                      <m:sSub>
-                        <m:sSubPr>
-                          <m:ctrlPr>
-                            <w:rPr>
-                              <w:rFonts w:ascii="Cambria Math" w:hAnsi="Cambria Math"/>
-                              <w:i/>
-                              <w:lang w:val="en-US"/>
-                            </w:rPr>
-                          </m:ctrlPr>
-                        </m:sSubPr>
-                        <m:e>
-                          <m:r>
-                            <w:rPr>
-                              <w:rFonts w:ascii="Cambria Math"/>
-                              <w:lang w:val="en-US"/>
-                            </w:rPr>
-                            <m:t>w</m:t>
-                          </m:r>
-                        </m:e>
-                        <m:sub>
-                          <m:r>
-                            <w:rPr>
-                              <w:rFonts w:ascii="Cambria Math"/>
-                              <w:lang w:val="en-US"/>
-                            </w:rPr>
-                            <m:t>ps</m:t>
-                          </m:r>
-                        </m:sub>
-                      </m:sSub>
-                      <m:r>
-                        <w:rPr>
-                          <w:rFonts w:ascii="Cambria Math"/>
-                          <w:lang w:val="en-US"/>
-                        </w:rPr>
-                        <m:t>)+</m:t>
-                      </m:r>
-                      <m:r>
-                        <w:rPr>
-                          <w:rFonts w:ascii="Cambria Math"/>
-                          <w:lang w:val="en-US"/>
-                        </w:rPr>
-                        <m:t>m</m:t>
-                      </m:r>
-                      <m:sSub>
-                        <m:sSubPr>
-                          <m:ctrlPr>
-                            <w:rPr>
-                              <w:rFonts w:ascii="Cambria Math" w:hAnsi="Cambria Math"/>
-                              <w:i/>
-                              <w:lang w:val="en-US"/>
-                            </w:rPr>
-                          </m:ctrlPr>
-                        </m:sSubPr>
-                        <m:e>
-                          <m:r>
-                            <w:rPr>
-                              <w:rFonts w:ascii="Cambria Math"/>
-                              <w:lang w:val="en-US"/>
-                            </w:rPr>
-                            <m:t>S</m:t>
-                          </m:r>
-                        </m:e>
-                        <m:sub>
-                          <m:r>
-                            <w:rPr>
-                              <w:rFonts w:ascii="Cambria Math"/>
-                              <w:lang w:val="en-US"/>
-                            </w:rPr>
-                            <m:t>o</m:t>
-                          </m:r>
-                        </m:sub>
-                      </m:sSub>
-                      <m:sSub>
-                        <m:sSubPr>
-                          <m:ctrlPr>
-                            <w:rPr>
-                              <w:rFonts w:ascii="Cambria Math" w:hAnsi="Cambria Math"/>
-                              <w:i/>
-                              <w:lang w:val="en-US"/>
-                            </w:rPr>
-                          </m:ctrlPr>
-                        </m:sSubPr>
-                        <m:e>
-                          <m:r>
-                            <w:rPr>
-                              <w:rFonts w:ascii="Cambria Math"/>
-                              <w:lang w:val="en-US"/>
-                            </w:rPr>
-                            <m:t>w</m:t>
-                          </m:r>
-                        </m:e>
-                        <m:sub>
-                          <m:r>
-                            <w:rPr>
-                              <w:rFonts w:ascii="Cambria Math"/>
-                              <w:lang w:val="en-US"/>
-                            </w:rPr>
-                            <m:t>ps</m:t>
-                          </m:r>
-                        </m:sub>
-                      </m:sSub>
-                      <m:sSub>
-                        <m:sSubPr>
-                          <m:ctrlPr>
-                            <w:rPr>
-                              <w:rFonts w:ascii="Cambria Math" w:hAnsi="Cambria Math"/>
-                              <w:i/>
-                              <w:lang w:val="en-US"/>
-                            </w:rPr>
-                          </m:ctrlPr>
-                        </m:sSubPr>
-                        <m:e>
-                          <m:r>
-                            <w:rPr>
-                              <w:rFonts w:ascii="Cambria Math"/>
-                              <w:lang w:val="en-US"/>
-                            </w:rPr>
-                            <m:t>K</m:t>
-                          </m:r>
-                        </m:e>
-                        <m:sub>
-                          <m:r>
-                            <w:rPr>
-                              <w:rFonts w:ascii="Cambria Math"/>
-                              <w:lang w:val="en-US"/>
-                            </w:rPr>
-                            <m:t>p</m:t>
-                          </m:r>
-                        </m:sub>
-                      </m:sSub>
-                      <m:r>
-                        <w:rPr>
-                          <w:rFonts w:ascii="Cambria Math"/>
-                          <w:lang w:val="en-US"/>
-                        </w:rPr>
-                        <m:t>+(1</m:t>
-                      </m:r>
-                      <m:r>
-                        <w:rPr>
-                          <w:rFonts w:ascii="Cambria Math"/>
-                          <w:lang w:val="en-US"/>
-                        </w:rPr>
-                        <m:t>-</m:t>
-                      </m:r>
-                      <m:r>
-                        <w:rPr>
-                          <w:rFonts w:ascii="Cambria Math"/>
-                          <w:lang w:val="en-US"/>
-                        </w:rPr>
-                        <m:t>m</m:t>
-                      </m:r>
-                      <m:r>
-                        <w:rPr>
-                          <w:rFonts w:ascii="Cambria Math"/>
-                          <w:lang w:val="en-US"/>
-                        </w:rPr>
-                        <m:t>)</m:t>
-                      </m:r>
-                      <m:sSub>
-                        <m:sSubPr>
-                          <m:ctrlPr>
-                            <w:rPr>
-                              <w:rFonts w:ascii="Cambria Math" w:hAnsi="Cambria Math"/>
-                              <w:i/>
-                              <w:lang w:val="en-US"/>
-                            </w:rPr>
-                          </m:ctrlPr>
-                        </m:sSubPr>
-                        <m:e>
-                          <m:r>
-                            <w:rPr>
-                              <w:rFonts w:ascii="Cambria Math"/>
-                              <w:lang w:val="en-US"/>
-                            </w:rPr>
-                            <m:t>K</m:t>
-                          </m:r>
-                        </m:e>
-                        <m:sub>
-                          <m:r>
-                            <w:rPr>
-                              <w:rFonts w:ascii="Cambria Math"/>
-                              <w:lang w:val="en-US"/>
-                            </w:rPr>
-                            <m:t>f</m:t>
-                          </m:r>
-                        </m:sub>
-                      </m:sSub>
-                    </m:e>
-                  </m:d>
+                    </m:sub>
+                  </m:sSub>
                   <m:r>
                     <w:rPr>
-                      <w:rFonts w:ascii="Cambria Math" w:hAnsi="Cambria Math" w:cs="Cambria Math"/>
+                      <w:rFonts w:ascii="Cambria Math"/>
                     </w:rPr>
-                    <m:t>∇</m:t>
+                    <m:t>+</m:t>
                   </m:r>
                   <m:r>
                     <w:rPr>
                       <w:rFonts w:ascii="Cambria Math"/>
                       <w:lang w:val="en-US"/>
                     </w:rPr>
-                    <m:t>T</m:t>
+                    <m:t>m</m:t>
                   </m:r>
-                </m:e>
-              </m:d>
-              <m:r>
-                <w:rPr>
-                  <w:rFonts w:ascii="Cambria Math" w:hAnsi="Cambria Math"/>
-                  <w:lang w:val="en-US"/>
-                </w:rPr>
-                <m:t>+</m:t>
-              </m:r>
-              <m:sSub>
-                <m:sSubPr>
-                  <m:ctrlPr>
-                    <w:rPr>
-                      <w:rFonts w:ascii="Cambria Math" w:hAnsi="Cambria Math"/>
-                      <w:i/>
-                      <w:lang w:val="en-US"/>
-                    </w:rPr>
-                  </m:ctrlPr>
-                </m:sSubPr>
-                <m:e>
+                  <m:sSub>
+                    <m:sSubPr>
+                      <m:ctrlPr>
+                        <w:rPr>
+                          <w:rFonts w:ascii="Cambria Math" w:hAnsi="Cambria Math"/>
+                          <w:i/>
+                          <w:lang w:val="en-US"/>
+                        </w:rPr>
+                      </m:ctrlPr>
+                    </m:sSubPr>
+                    <m:e>
+                      <m:r>
+                        <w:rPr>
+                          <w:rFonts w:ascii="Cambria Math"/>
+                          <w:lang w:val="en-US"/>
+                        </w:rPr>
+                        <m:t>S</m:t>
+                      </m:r>
+                    </m:e>
+                    <m:sub>
+                      <m:r>
+                        <w:rPr>
+                          <w:rFonts w:ascii="Cambria Math"/>
+                          <w:lang w:val="en-US"/>
+                        </w:rPr>
+                        <m:t>o</m:t>
+                      </m:r>
+                    </m:sub>
+                  </m:sSub>
+                  <m:sSub>
+                    <m:sSubPr>
+                      <m:ctrlPr>
+                        <w:rPr>
+                          <w:rFonts w:ascii="Cambria Math" w:hAnsi="Cambria Math"/>
+                          <w:i/>
+                          <w:lang w:val="en-US"/>
+                        </w:rPr>
+                      </m:ctrlPr>
+                    </m:sSubPr>
+                    <m:e>
+                      <m:r>
+                        <w:rPr>
+                          <w:rFonts w:ascii="Cambria Math"/>
+                          <w:lang w:val="en-US"/>
+                        </w:rPr>
+                        <m:t>K</m:t>
+                      </m:r>
+                    </m:e>
+                    <m:sub>
+                      <m:r>
+                        <w:rPr>
+                          <w:rFonts w:ascii="Cambria Math"/>
+                          <w:lang w:val="en-US"/>
+                        </w:rPr>
+                        <m:t>o</m:t>
+                      </m:r>
+                    </m:sub>
+                  </m:sSub>
                   <m:r>
                     <w:rPr>
-                      <w:rFonts w:ascii="Cambria Math" w:hAnsi="Cambria Math"/>
-                      <w:lang w:val="en-US"/>
+                      <w:rFonts w:ascii="Cambria Math"/>
                     </w:rPr>
-                    <m:t>q</m:t>
+                    <m:t>(1</m:t>
                   </m:r>
-                </m:e>
-                <m:sub>
                   <m:r>
                     <w:rPr>
-                      <w:rFonts w:ascii="Cambria Math" w:hAnsi="Cambria Math"/>
-                      <w:lang w:val="en-US"/>
+                      <w:rFonts w:ascii="Cambria Math"/>
                     </w:rPr>
-                    <m:t>o</m:t>
+                    <m:t>-</m:t>
                   </m:r>
-                </m:sub>
-              </m:sSub>
-              <m:sSub>
-                <m:sSubPr>
-                  <m:ctrlPr>
+                  <m:sSub>
+                    <m:sSubPr>
+                      <m:ctrlPr>
+                        <w:rPr>
+                          <w:rFonts w:ascii="Cambria Math" w:hAnsi="Cambria Math"/>
+                          <w:i/>
+                          <w:lang w:val="en-US"/>
+                        </w:rPr>
+                      </m:ctrlPr>
+                    </m:sSubPr>
+                    <m:e>
+                      <m:r>
+                        <w:rPr>
+                          <w:rFonts w:ascii="Cambria Math"/>
+                          <w:lang w:val="en-US"/>
+                        </w:rPr>
+                        <m:t>w</m:t>
+                      </m:r>
+                    </m:e>
+                    <m:sub>
+                      <m:r>
+                        <w:rPr>
+                          <w:rFonts w:ascii="Cambria Math"/>
+                          <w:lang w:val="en-US"/>
+                        </w:rPr>
+                        <m:t>ps</m:t>
+                      </m:r>
+                    </m:sub>
+                  </m:sSub>
+                  <m:r>
                     <w:rPr>
-                      <w:rFonts w:ascii="Cambria Math" w:hAnsi="Cambria Math"/>
-                      <w:i/>
-                      <w:lang w:val="en-US"/>
+                      <w:rFonts w:ascii="Cambria Math"/>
                     </w:rPr>
-                  </m:ctrlPr>
-                </m:sSubPr>
-                <m:e>
+                    <m:t>)+</m:t>
+                  </m:r>
                   <m:r>
                     <w:rPr>
                       <w:rFonts w:ascii="Cambria Math"/>
                       <w:lang w:val="en-US"/>
                     </w:rPr>
-                    <m:t>ρ</m:t>
+                    <m:t>m</m:t>
                   </m:r>
-                </m:e>
-                <m:sub>
+                  <m:sSub>
+                    <m:sSubPr>
+                      <m:ctrlPr>
+                        <w:rPr>
+                          <w:rFonts w:ascii="Cambria Math" w:hAnsi="Cambria Math"/>
+                          <w:i/>
+                          <w:lang w:val="en-US"/>
+                        </w:rPr>
+                      </m:ctrlPr>
+                    </m:sSubPr>
+                    <m:e>
+                      <m:r>
+                        <w:rPr>
+                          <w:rFonts w:ascii="Cambria Math"/>
+                          <w:lang w:val="en-US"/>
+                        </w:rPr>
+                        <m:t>S</m:t>
+                      </m:r>
+                    </m:e>
+                    <m:sub>
+                      <m:r>
+                        <w:rPr>
+                          <w:rFonts w:ascii="Cambria Math"/>
+                          <w:lang w:val="en-US"/>
+                        </w:rPr>
+                        <m:t>o</m:t>
+                      </m:r>
+                    </m:sub>
+                  </m:sSub>
+                  <m:sSub>
+                    <m:sSubPr>
+                      <m:ctrlPr>
+                        <w:rPr>
+                          <w:rFonts w:ascii="Cambria Math" w:hAnsi="Cambria Math"/>
+                          <w:i/>
+                          <w:lang w:val="en-US"/>
+                        </w:rPr>
+                      </m:ctrlPr>
+                    </m:sSubPr>
+                    <m:e>
+                      <m:r>
+                        <w:rPr>
+                          <w:rFonts w:ascii="Cambria Math"/>
+                          <w:lang w:val="en-US"/>
+                        </w:rPr>
+                        <m:t>w</m:t>
+                      </m:r>
+                    </m:e>
+                    <m:sub>
+                      <m:r>
+                        <w:rPr>
+                          <w:rFonts w:ascii="Cambria Math"/>
+                          <w:lang w:val="en-US"/>
+                        </w:rPr>
+                        <m:t>ps</m:t>
+                      </m:r>
+                    </m:sub>
+                  </m:sSub>
+                  <m:sSub>
+                    <m:sSubPr>
+                      <m:ctrlPr>
+                        <w:rPr>
+                          <w:rFonts w:ascii="Cambria Math" w:hAnsi="Cambria Math"/>
+                          <w:i/>
+                          <w:lang w:val="en-US"/>
+                        </w:rPr>
+                      </m:ctrlPr>
+                    </m:sSubPr>
+                    <m:e>
+                      <m:r>
+                        <w:rPr>
+                          <w:rFonts w:ascii="Cambria Math"/>
+                          <w:lang w:val="en-US"/>
+                        </w:rPr>
+                        <m:t>K</m:t>
+                      </m:r>
+                    </m:e>
+                    <m:sub>
+                      <m:r>
+                        <w:rPr>
+                          <w:rFonts w:ascii="Cambria Math"/>
+                          <w:lang w:val="en-US"/>
+                        </w:rPr>
+                        <m:t>p</m:t>
+                      </m:r>
+                    </m:sub>
+                  </m:sSub>
+                  <m:r>
+                    <w:rPr>
+                      <w:rFonts w:ascii="Cambria Math"/>
+                    </w:rPr>
+                    <m:t>+(1</m:t>
+                  </m:r>
+                  <m:r>
+                    <w:rPr>
+                      <w:rFonts w:ascii="Cambria Math"/>
+                    </w:rPr>
+                    <m:t>-</m:t>
+                  </m:r>
                   <m:r>
                     <w:rPr>
                       <w:rFonts w:ascii="Cambria Math"/>
                       <w:lang w:val="en-US"/>
                     </w:rPr>
-                    <m:t>o</m:t>
+                    <m:t>m</m:t>
                   </m:r>
-                </m:sub>
-              </m:sSub>
-              <m:sSub>
-                <m:sSubPr>
-                  <m:ctrlPr>
-                    <w:rPr>
-                      <w:rFonts w:ascii="Cambria Math" w:hAnsi="Cambria Math"/>
-                      <w:i/>
-                      <w:lang w:val="en-US"/>
-                    </w:rPr>
-                  </m:ctrlPr>
-                </m:sSubPr>
-                <m:e>
                   <m:r>
                     <w:rPr>
                       <w:rFonts w:ascii="Cambria Math"/>
-                      <w:lang w:val="en-US"/>
                     </w:rPr>
-                    <m:t>C</m:t>
+                    <m:t>)</m:t>
                   </m:r>
+                  <m:sSub>
+                    <m:sSubPr>
+                      <m:ctrlPr>
+                        <w:rPr>
+                          <w:rFonts w:ascii="Cambria Math" w:hAnsi="Cambria Math"/>
+                          <w:i/>
+                          <w:lang w:val="en-US"/>
+                        </w:rPr>
+                      </m:ctrlPr>
+                    </m:sSubPr>
+                    <m:e>
+                      <m:r>
+                        <w:rPr>
+                          <w:rFonts w:ascii="Cambria Math"/>
+                          <w:lang w:val="en-US"/>
+                        </w:rPr>
+                        <m:t>K</m:t>
+                      </m:r>
+                    </m:e>
+                    <m:sub>
+                      <m:r>
+                        <w:rPr>
+                          <w:rFonts w:ascii="Cambria Math"/>
+                          <w:lang w:val="en-US"/>
+                        </w:rPr>
+                        <m:t>f</m:t>
+                      </m:r>
+                    </m:sub>
+                  </m:sSub>
                 </m:e>
-                <m:sub>
-                  <m:r>
-                    <w:rPr>
-                      <w:rFonts w:ascii="Cambria Math"/>
-                      <w:lang w:val="en-US"/>
-                    </w:rPr>
-                    <m:t>o</m:t>
-                  </m:r>
-                </m:sub>
-              </m:sSub>
+              </m:d>
               <m:r>
                 <w:rPr>
+                  <w:rFonts w:ascii="Cambria Math" w:hAnsi="Cambria Math" w:cs="Cambria Math"/>
+                </w:rPr>
+                <m:t>∇</m:t>
+              </m:r>
+              <m:r>
+                <w:rPr>
                   <w:rFonts w:ascii="Cambria Math"/>
+                  <w:lang w:val="en-US"/>
                 </w:rPr>
                 <m:t>T</m:t>
               </m:r>
             </m:e>
-          </m:mr>
-        </m:m>
-      </m:oMath>
-      <w:r>
-        <w:rPr>
+          </m:d>
+        </m:oMath>
+      </m:oMathPara>
+    </w:p>
+    <w:p>
+      <w:pPr>
+        <w:jc w:val="both"/>
+        <w:rPr>
+          <w:rFonts w:eastAsiaTheme="minorEastAsia"/>
+          <w:i/>
           <w:lang w:val="en-US"/>
         </w:rPr>
-        <w:t xml:space="preserve"> </w:t>
-      </w:r>
+      </w:pPr>
+      <m:oMathPara>
+        <m:oMath>
+          <m:r>
+            <w:rPr>
+              <w:rFonts w:ascii="Cambria Math" w:hAnsi="Cambria Math"/>
+            </w:rPr>
+            <m:t>+</m:t>
+          </m:r>
+          <m:sSub>
+            <m:sSubPr>
+              <m:ctrlPr>
+                <w:rPr>
+                  <w:rFonts w:ascii="Cambria Math" w:hAnsi="Cambria Math"/>
+                  <w:i/>
+                  <w:lang w:val="en-US"/>
+                </w:rPr>
+              </m:ctrlPr>
+            </m:sSubPr>
+            <m:e>
+              <m:r>
+                <w:rPr>
+                  <w:rFonts w:ascii="Cambria Math" w:hAnsi="Cambria Math"/>
+                  <w:lang w:val="en-US"/>
+                </w:rPr>
+                <m:t>q</m:t>
+              </m:r>
+            </m:e>
+            <m:sub>
+              <m:r>
+                <w:rPr>
+                  <w:rFonts w:ascii="Cambria Math" w:hAnsi="Cambria Math"/>
+                  <w:lang w:val="en-US"/>
+                </w:rPr>
+                <m:t>o</m:t>
+              </m:r>
+            </m:sub>
+          </m:sSub>
+          <m:sSub>
+            <m:sSubPr>
+              <m:ctrlPr>
+                <w:rPr>
+                  <w:rFonts w:ascii="Cambria Math" w:hAnsi="Cambria Math"/>
+                  <w:i/>
+                  <w:lang w:val="en-US"/>
+                </w:rPr>
+              </m:ctrlPr>
+            </m:sSubPr>
+            <m:e>
+              <m:r>
+                <w:rPr>
+                  <w:rFonts w:ascii="Cambria Math"/>
+                  <w:lang w:val="en-US"/>
+                </w:rPr>
+                <m:t>ρ</m:t>
+              </m:r>
+            </m:e>
+            <m:sub>
+              <m:r>
+                <w:rPr>
+                  <w:rFonts w:ascii="Cambria Math"/>
+                  <w:lang w:val="en-US"/>
+                </w:rPr>
+                <m:t>o</m:t>
+              </m:r>
+            </m:sub>
+          </m:sSub>
+          <m:sSub>
+            <m:sSubPr>
+              <m:ctrlPr>
+                <w:rPr>
+                  <w:rFonts w:ascii="Cambria Math" w:hAnsi="Cambria Math"/>
+                  <w:i/>
+                  <w:lang w:val="en-US"/>
+                </w:rPr>
+              </m:ctrlPr>
+            </m:sSubPr>
+            <m:e>
+              <m:r>
+                <w:rPr>
+                  <w:rFonts w:ascii="Cambria Math"/>
+                  <w:lang w:val="en-US"/>
+                </w:rPr>
+                <m:t>C</m:t>
+              </m:r>
+            </m:e>
+            <m:sub>
+              <m:r>
+                <w:rPr>
+                  <w:rFonts w:ascii="Cambria Math"/>
+                  <w:lang w:val="en-US"/>
+                </w:rPr>
+                <m:t>o</m:t>
+              </m:r>
+            </m:sub>
+          </m:sSub>
+          <m:r>
+            <w:rPr>
+              <w:rFonts w:ascii="Cambria Math"/>
+            </w:rPr>
+            <m:t>T</m:t>
+          </m:r>
+          <m:r>
+            <w:rPr>
+              <w:rFonts w:ascii="Cambria Math" w:hAnsi="Cambria Math"/>
+            </w:rPr>
+            <m:t>+</m:t>
+          </m:r>
+          <m:sSub>
+            <m:sSubPr>
+              <m:ctrlPr>
+                <w:rPr>
+                  <w:rFonts w:ascii="Cambria Math" w:hAnsi="Cambria Math"/>
+                  <w:i/>
+                  <w:lang w:val="en-US"/>
+                </w:rPr>
+              </m:ctrlPr>
+            </m:sSubPr>
+            <m:e>
+              <m:r>
+                <w:rPr>
+                  <w:rFonts w:ascii="Cambria Math" w:hAnsi="Cambria Math"/>
+                  <w:lang w:val="en-US"/>
+                </w:rPr>
+                <m:t>q</m:t>
+              </m:r>
+            </m:e>
+            <m:sub>
+              <m:r>
+                <w:rPr>
+                  <w:rFonts w:ascii="Cambria Math" w:hAnsi="Cambria Math"/>
+                  <w:lang w:val="en-US"/>
+                </w:rPr>
+                <m:t>w</m:t>
+              </m:r>
+            </m:sub>
+          </m:sSub>
+          <m:sSub>
+            <m:sSubPr>
+              <m:ctrlPr>
+                <w:rPr>
+                  <w:rFonts w:ascii="Cambria Math" w:hAnsi="Cambria Math"/>
+                  <w:i/>
+                  <w:lang w:val="en-US"/>
+                </w:rPr>
+              </m:ctrlPr>
+            </m:sSubPr>
+            <m:e>
+              <m:r>
+                <w:rPr>
+                  <w:rFonts w:ascii="Cambria Math"/>
+                  <w:lang w:val="en-US"/>
+                </w:rPr>
+                <m:t>ρ</m:t>
+              </m:r>
+            </m:e>
+            <m:sub>
+              <m:r>
+                <w:rPr>
+                  <w:rFonts w:ascii="Cambria Math"/>
+                  <w:lang w:val="en-US"/>
+                </w:rPr>
+                <m:t>w</m:t>
+              </m:r>
+            </m:sub>
+          </m:sSub>
+          <m:sSub>
+            <m:sSubPr>
+              <m:ctrlPr>
+                <w:rPr>
+                  <w:rFonts w:ascii="Cambria Math" w:hAnsi="Cambria Math"/>
+                  <w:i/>
+                  <w:lang w:val="en-US"/>
+                </w:rPr>
+              </m:ctrlPr>
+            </m:sSubPr>
+            <m:e>
+              <m:r>
+                <w:rPr>
+                  <w:rFonts w:ascii="Cambria Math"/>
+                  <w:lang w:val="en-US"/>
+                </w:rPr>
+                <m:t>C</m:t>
+              </m:r>
+            </m:e>
+            <m:sub>
+              <m:r>
+                <w:rPr>
+                  <w:rFonts w:ascii="Cambria Math"/>
+                  <w:lang w:val="en-US"/>
+                </w:rPr>
+                <m:t>w</m:t>
+              </m:r>
+            </m:sub>
+          </m:sSub>
+          <m:r>
+            <w:rPr>
+              <w:rFonts w:ascii="Cambria Math"/>
+            </w:rPr>
+            <m:t>T</m:t>
+          </m:r>
+        </m:oMath>
+      </m:oMathPara>
+    </w:p>
+    <w:p>
+      <w:pPr>
+        <w:jc w:val="both"/>
+        <w:rPr>
+          <w:lang w:val="en-US"/>
+        </w:rPr>
+      </w:pPr>
     </w:p>
     <w:p>
       <w:pPr>
@@ -10412,6 +10570,7 @@
         </w:rPr>
       </w:pPr>
       <w:r>
+        <w:lastRenderedPageBreak/>
         <w:t xml:space="preserve">На вскрытых поверхностях </w:t>
       </w:r>
       <m:oMath>
@@ -10779,7 +10938,6 @@
         <w:jc w:val="both"/>
       </w:pPr>
       <w:r>
-        <w:lastRenderedPageBreak/>
         <w:br w:type="page"/>
       </w:r>
     </w:p>
@@ -12532,7 +12690,7 @@
           <v:shape id="_x0000_i1025" type="#_x0000_t75" style="width:372pt;height:78pt" o:ole="">
             <v:imagedata r:id="rId8" o:title=""/>
           </v:shape>
-          <o:OLEObject Type="Embed" ProgID="Equation.DSMT4" ShapeID="_x0000_i1025" DrawAspect="Content" ObjectID="_1810919940" r:id="rId9"/>
+          <o:OLEObject Type="Embed" ProgID="Equation.DSMT4" ShapeID="_x0000_i1025" DrawAspect="Content" ObjectID="_1810921123" r:id="rId9"/>
         </w:object>
       </w:r>
     </w:p>
@@ -12560,7 +12718,7 @@
           <v:shape id="_x0000_i1026" type="#_x0000_t75" style="width:474pt;height:1in" o:ole="">
             <v:imagedata r:id="rId10" o:title=""/>
           </v:shape>
-          <o:OLEObject Type="Embed" ProgID="Equation.DSMT4" ShapeID="_x0000_i1026" DrawAspect="Content" ObjectID="_1810919941" r:id="rId11"/>
+          <o:OLEObject Type="Embed" ProgID="Equation.DSMT4" ShapeID="_x0000_i1026" DrawAspect="Content" ObjectID="_1810921124" r:id="rId11"/>
         </w:object>
       </w:r>
     </w:p>
@@ -13389,7 +13547,15 @@
           <w:sz w:val="26"/>
           <w:szCs w:val="26"/>
         </w:rPr>
-        <w:t xml:space="preserve">по блоку  </w:t>
+        <w:t xml:space="preserve">по </w:t>
+      </w:r>
+      <w:proofErr w:type="gramStart"/>
+      <w:r>
+        <w:rPr>
+          <w:sz w:val="26"/>
+          <w:szCs w:val="26"/>
+        </w:rPr>
+        <w:t xml:space="preserve">блоку  </w:t>
       </w:r>
       <w:r>
         <w:rPr>
@@ -13409,6 +13575,7 @@
         </w:rPr>
         <w:t>i</w:t>
       </w:r>
+      <w:proofErr w:type="gramEnd"/>
       <w:r>
         <w:rPr>
           <w:sz w:val="26"/>
@@ -18782,7 +18949,7 @@
           <v:shape id="_x0000_i1027" type="#_x0000_t75" style="width:42pt;height:24pt" o:ole="">
             <v:imagedata r:id="rId12" o:title=""/>
           </v:shape>
-          <o:OLEObject Type="Embed" ProgID="Equation.3" ShapeID="_x0000_i1027" DrawAspect="Content" ObjectID="_1810919942" r:id="rId13"/>
+          <o:OLEObject Type="Embed" ProgID="Equation.3" ShapeID="_x0000_i1027" DrawAspect="Content" ObjectID="_1810921125" r:id="rId13"/>
         </w:object>
       </w:r>
       <w:r>
@@ -18822,7 +18989,7 @@
           <v:shape id="_x0000_i1028" type="#_x0000_t75" style="width:78pt;height:42pt" o:ole="">
             <v:imagedata r:id="rId14" o:title=""/>
           </v:shape>
-          <o:OLEObject Type="Embed" ProgID="Equation.3" ShapeID="_x0000_i1028" DrawAspect="Content" ObjectID="_1810919943" r:id="rId15"/>
+          <o:OLEObject Type="Embed" ProgID="Equation.3" ShapeID="_x0000_i1028" DrawAspect="Content" ObjectID="_1810921126" r:id="rId15"/>
         </w:object>
       </w:r>
       <w:r>
@@ -18841,6 +19008,7 @@
           <w:szCs w:val="26"/>
         </w:rPr>
       </w:pPr>
+      <w:proofErr w:type="gramStart"/>
       <w:r>
         <w:rPr>
           <w:sz w:val="26"/>
@@ -18848,6 +19016,7 @@
         </w:rPr>
         <w:t>Символ  “</w:t>
       </w:r>
+      <w:proofErr w:type="gramEnd"/>
       <w:r>
         <w:rPr>
           <w:i/>
@@ -18885,7 +19054,7 @@
           <v:shape id="_x0000_i1029" type="#_x0000_t75" style="width:198pt;height:102pt" o:ole="">
             <v:imagedata r:id="rId16" o:title=""/>
           </v:shape>
-          <o:OLEObject Type="Embed" ProgID="Equation.3" ShapeID="_x0000_i1029" DrawAspect="Content" ObjectID="_1810919944" r:id="rId17"/>
+          <o:OLEObject Type="Embed" ProgID="Equation.3" ShapeID="_x0000_i1029" DrawAspect="Content" ObjectID="_1810921127" r:id="rId17"/>
         </w:object>
       </w:r>
     </w:p>
@@ -34147,7 +34316,15 @@
         <w:jc w:val="both"/>
       </w:pPr>
       <w:r>
-        <w:t>Пудовкин М.А., Саламатин А.Н., Чугунов В.А. Температурные процессы в действующих скважинах. - Казань: Изд-во Казан.унив-та. - 1977.- 168 с.</w:t>
+        <w:t xml:space="preserve">Пудовкин М.А., Саламатин А.Н., Чугунов В.А. Температурные процессы в действующих скважинах. - Казань: Изд-во </w:t>
+      </w:r>
+      <w:proofErr w:type="spellStart"/>
+      <w:r>
+        <w:t>Казан.унив</w:t>
+      </w:r>
+      <w:proofErr w:type="spellEnd"/>
+      <w:r>
+        <w:t>-та. - 1977.- 168 с.</w:t>
       </w:r>
     </w:p>
     <w:p>
@@ -35100,7 +35277,15 @@
     </w:p>
     <w:p>
       <w:r>
-        <w:t>ro_w = 1000.0  # Плотность воды, [кг/м^3]</w:t>
+        <w:t xml:space="preserve">ro_w = </w:t>
+      </w:r>
+      <w:proofErr w:type="gramStart"/>
+      <w:r>
+        <w:t>1000.0  #</w:t>
+      </w:r>
+      <w:proofErr w:type="gramEnd"/>
+      <w:r>
+        <w:t xml:space="preserve"> Плотность воды, [кг/м^3]</w:t>
       </w:r>
     </w:p>
     <w:p>
@@ -35115,33 +35300,81 @@
     </w:p>
     <w:p>
       <w:r>
-        <w:t>ro_f = 2500.0  # Плотность пласта, [кг/м^3]</w:t>
+        <w:t xml:space="preserve">ro_f = </w:t>
+      </w:r>
+      <w:proofErr w:type="gramStart"/>
+      <w:r>
+        <w:t>2500.0  #</w:t>
+      </w:r>
+      <w:proofErr w:type="gramEnd"/>
+      <w:r>
+        <w:t xml:space="preserve"> Плотность пласта, [кг/м^3]</w:t>
       </w:r>
     </w:p>
     <w:p>
       <w:r>
-        <w:t>mu_w = 1.0 * cpoise_to_Pas  # Вязкость воды, [Па*с]</w:t>
+        <w:t>mu_w = 1.0 * cpoise_to_</w:t>
+      </w:r>
+      <w:proofErr w:type="gramStart"/>
+      <w:r>
+        <w:t>Pas  #</w:t>
+      </w:r>
+      <w:proofErr w:type="gramEnd"/>
+      <w:r>
+        <w:t xml:space="preserve"> Вязкость воды, [Па*с]</w:t>
       </w:r>
     </w:p>
     <w:p>
       <w:r>
-        <w:t>mu_o = 5.0 * cpoise_to_Pas  # Вязкость нефти, [Па*с]</w:t>
+        <w:t>mu_o = 5.0 * cpoise_to_</w:t>
+      </w:r>
+      <w:proofErr w:type="gramStart"/>
+      <w:r>
+        <w:t>Pas  #</w:t>
+      </w:r>
+      <w:proofErr w:type="gramEnd"/>
+      <w:r>
+        <w:t xml:space="preserve"> Вязкость нефти, [Па*с]</w:t>
       </w:r>
     </w:p>
     <w:p>
       <w:r>
-        <w:t>c_w = 4200  # Теплоемкость воды, [Дж*кг/C]</w:t>
+        <w:t xml:space="preserve">c_w = </w:t>
+      </w:r>
+      <w:proofErr w:type="gramStart"/>
+      <w:r>
+        <w:t>4200  #</w:t>
+      </w:r>
+      <w:proofErr w:type="gramEnd"/>
+      <w:r>
+        <w:t xml:space="preserve"> Теплоемкость воды, [Дж*кг/C]</w:t>
       </w:r>
     </w:p>
     <w:p>
       <w:r>
-        <w:t>c_o = 2000  # Теплоемкость нефти, [Дж*кг/C]</w:t>
+        <w:t xml:space="preserve">c_o = </w:t>
+      </w:r>
+      <w:proofErr w:type="gramStart"/>
+      <w:r>
+        <w:t>2000  #</w:t>
+      </w:r>
+      <w:proofErr w:type="gramEnd"/>
+      <w:r>
+        <w:t xml:space="preserve"> Теплоемкость нефти, [Дж*кг/C]</w:t>
       </w:r>
     </w:p>
     <w:p>
       <w:r>
         <w:lastRenderedPageBreak/>
-        <w:t>c_p = 2200  # Теплоемкость парафина, [Дж*кг/C]</w:t>
+        <w:t xml:space="preserve">c_p = </w:t>
+      </w:r>
+      <w:proofErr w:type="gramStart"/>
+      <w:r>
+        <w:t>2200  #</w:t>
+      </w:r>
+      <w:proofErr w:type="gramEnd"/>
+      <w:r>
+        <w:t xml:space="preserve"> Теплоемкость парафина, [Дж*кг/C]</w:t>
       </w:r>
     </w:p>
     <w:p>
@@ -35151,22 +35384,54 @@
     </w:p>
     <w:p>
       <w:r>
-        <w:t>K_p  = 0.2  # Теплопроводность парафина, Вт/(м·С)</w:t>
+        <w:t>K_</w:t>
+      </w:r>
+      <w:proofErr w:type="gramStart"/>
+      <w:r>
+        <w:t>p  =</w:t>
+      </w:r>
+      <w:proofErr w:type="gramEnd"/>
+      <w:r>
+        <w:t xml:space="preserve"> 0.2  # Теплопроводность парафина, Вт/(м·С)</w:t>
       </w:r>
     </w:p>
     <w:p>
       <w:r>
-        <w:t>K_w  = 0.6  # Теплопроводность воды, Вт/(м·С)</w:t>
+        <w:t>K_</w:t>
+      </w:r>
+      <w:proofErr w:type="gramStart"/>
+      <w:r>
+        <w:t>w  =</w:t>
+      </w:r>
+      <w:proofErr w:type="gramEnd"/>
+      <w:r>
+        <w:t xml:space="preserve"> 0.6  # Теплопроводность воды, Вт/(м·С)</w:t>
       </w:r>
     </w:p>
     <w:p>
       <w:r>
-        <w:t>K_o  = 0.12 # Теплопроводность нефти, Вт/(м·С)</w:t>
+        <w:t>K_</w:t>
+      </w:r>
+      <w:proofErr w:type="gramStart"/>
+      <w:r>
+        <w:t>o  =</w:t>
+      </w:r>
+      <w:proofErr w:type="gramEnd"/>
+      <w:r>
+        <w:t xml:space="preserve"> 0.12 # Теплопроводность нефти, Вт/(м·С)</w:t>
       </w:r>
     </w:p>
     <w:p>
       <w:r>
-        <w:t>K_f  = 2.0  # Теплопроводность пласта, Вт/(м·С)</w:t>
+        <w:t>K_</w:t>
+      </w:r>
+      <w:proofErr w:type="gramStart"/>
+      <w:r>
+        <w:t>f  =</w:t>
+      </w:r>
+      <w:proofErr w:type="gramEnd"/>
+      <w:r>
+        <w:t xml:space="preserve"> 2.0  # Теплопроводность пласта, Вт/(м·С)</w:t>
       </w:r>
     </w:p>
     <w:p/>
@@ -35181,8 +35446,13 @@
       </w:r>
     </w:p>
     <w:p>
-      <w:r>
-        <w:t>Diff  = 2e-18  # Коэффициент диффузионного осаждения частиц, [м^2/с]</w:t>
+      <w:proofErr w:type="gramStart"/>
+      <w:r>
+        <w:t>Diff  =</w:t>
+      </w:r>
+      <w:proofErr w:type="gramEnd"/>
+      <w:r>
+        <w:t xml:space="preserve"> 2e-18  # Коэффициент диффузионного осаждения частиц, [м^2/с]</w:t>
       </w:r>
     </w:p>
     <w:p>
@@ -35217,12 +35487,28 @@
     </w:p>
     <w:p>
       <w:r>
-        <w:t>Delta = 0.005  # Кинетическая константа суффозии, [1/м]</w:t>
+        <w:t xml:space="preserve">Delta = </w:t>
+      </w:r>
+      <w:proofErr w:type="gramStart"/>
+      <w:r>
+        <w:t>0.005  #</w:t>
+      </w:r>
+      <w:proofErr w:type="gramEnd"/>
+      <w:r>
+        <w:t xml:space="preserve"> Кинетическая константа суффозии, [1/м]</w:t>
       </w:r>
     </w:p>
     <w:p>
       <w:r>
-        <w:t>R     = 8.31446261815324  # Газовая постоянная, [J</w:t>
+        <w:t xml:space="preserve">R     = </w:t>
+      </w:r>
+      <w:proofErr w:type="gramStart"/>
+      <w:r>
+        <w:t>8.31446261815324  #</w:t>
+      </w:r>
+      <w:proofErr w:type="gramEnd"/>
+      <w:r>
+        <w:t xml:space="preserve"> Газовая постоянная, [J</w:t>
       </w:r>
       <w:r>
         <w:rPr>
@@ -35251,17 +35537,41 @@
     </w:p>
     <w:p>
       <w:r>
-        <w:t>MW = 350.0  # Молекулярная масса</w:t>
+        <w:t xml:space="preserve">MW = </w:t>
+      </w:r>
+      <w:proofErr w:type="gramStart"/>
+      <w:r>
+        <w:t>350.0  #</w:t>
+      </w:r>
+      <w:proofErr w:type="gramEnd"/>
+      <w:r>
+        <w:t xml:space="preserve"> Молекулярная масса</w:t>
       </w:r>
     </w:p>
     <w:p>
       <w:r>
-        <w:t>Tm = 374.5 + 0.02617 * MW - 2.0172e4 / MW - 273.15  # Температура кристаллизации парафина, [C]</w:t>
+        <w:t xml:space="preserve">Tm = 374.5 + 0.02617 * MW - 2.0172e4 / MW - </w:t>
+      </w:r>
+      <w:proofErr w:type="gramStart"/>
+      <w:r>
+        <w:t>273.15  #</w:t>
+      </w:r>
+      <w:proofErr w:type="gramEnd"/>
+      <w:r>
+        <w:t xml:space="preserve"> Температура кристаллизации парафина, [C]</w:t>
       </w:r>
     </w:p>
     <w:p>
       <w:r>
-        <w:t>alpha = 0.1426 * MW * Tm * kal_to_J  # Скрытая теплота плавления парафина, [J/gram-mol]</w:t>
+        <w:t>alpha = 0.1426 * MW * Tm * kal_to_</w:t>
+      </w:r>
+      <w:proofErr w:type="gramStart"/>
+      <w:r>
+        <w:t>J  #</w:t>
+      </w:r>
+      <w:proofErr w:type="gramEnd"/>
+      <w:r>
+        <w:t xml:space="preserve"> Скрытая теплота плавления парафина, [J/gram-mol]</w:t>
       </w:r>
     </w:p>
     <w:sectPr>

--- a/resources/Лазарев диплом.docx
+++ b/resources/Лазарев диплом.docx
@@ -4407,12 +4407,6 @@
           <w:iCs/>
         </w:rPr>
       </w:pPr>
-      <w:r>
-        <w:t>где</w:t>
-      </w:r>
-      <w:r>
-        <w:t xml:space="preserve"> </w:t>
-      </w:r>
       <m:oMath>
         <m:sSub>
           <m:sSubPr>
@@ -4457,7 +4451,33 @@
         <w:t xml:space="preserve"> </w:t>
       </w:r>
       <w:r>
-        <w:t xml:space="preserve">массовая доля масляного компонента в нефтяной фазе; </w:t>
+        <w:t>объемная</w:t>
+      </w:r>
+      <w:r>
+        <w:rPr>
+          <w:b/>
+          <w:bCs/>
+          <w:sz w:val="28"/>
+          <w:szCs w:val="28"/>
+        </w:rPr>
+        <w:t xml:space="preserve"> </w:t>
+      </w:r>
+      <w:r>
+        <w:t>доля масляного компонента в нефтяной фазе</w:t>
+      </w:r>
+      <w:r>
+        <w:t xml:space="preserve">, </w:t>
+      </w:r>
+      <m:oMath>
+        <m:r>
+          <w:rPr>
+            <w:rFonts w:ascii="Cambria Math" w:hAnsi="Cambria Math"/>
+          </w:rPr>
+          <m:t>[-]</m:t>
+        </m:r>
+      </m:oMath>
+      <w:r>
+        <w:t xml:space="preserve">; </w:t>
       </w:r>
       <w:r>
         <w:t xml:space="preserve"> </w:t>
@@ -4506,10 +4526,42 @@
         <w:t xml:space="preserve"> скорость фильтрации водной фазы</w:t>
       </w:r>
       <w:r>
-        <w:rPr>
-          <w:rFonts w:eastAsiaTheme="minorEastAsia"/>
-        </w:rPr>
-        <w:t>;</w:t>
+        <w:t xml:space="preserve">, </w:t>
+      </w:r>
+      <m:oMath>
+        <m:r>
+          <w:rPr>
+            <w:rFonts w:ascii="Cambria Math" w:hAnsi="Cambria Math"/>
+          </w:rPr>
+          <m:t>[</m:t>
+        </m:r>
+        <m:r>
+          <w:rPr>
+            <w:rFonts w:ascii="Cambria Math" w:hAnsi="Cambria Math"/>
+          </w:rPr>
+          <m:t>м</m:t>
+        </m:r>
+        <m:r>
+          <w:rPr>
+            <w:rFonts w:ascii="Cambria Math" w:hAnsi="Cambria Math"/>
+          </w:rPr>
+          <m:t>/</m:t>
+        </m:r>
+        <m:r>
+          <w:rPr>
+            <w:rFonts w:ascii="Cambria Math" w:hAnsi="Cambria Math"/>
+          </w:rPr>
+          <m:t>сек</m:t>
+        </m:r>
+        <m:r>
+          <w:rPr>
+            <w:rFonts w:ascii="Cambria Math" w:hAnsi="Cambria Math"/>
+          </w:rPr>
+          <m:t>]</m:t>
+        </m:r>
+      </m:oMath>
+      <w:r>
+        <w:t xml:space="preserve">;  </w:t>
       </w:r>
       <w:r>
         <w:rPr>
@@ -4558,7 +4610,48 @@
         <w:rPr>
           <w:rFonts w:eastAsiaTheme="minorEastAsia"/>
         </w:rPr>
-        <w:t xml:space="preserve"> скорость фильтрации нефтяной фазы; </w:t>
+        <w:t xml:space="preserve"> скорость фильтрации нефтяной фазы</w:t>
+      </w:r>
+      <w:r>
+        <w:t xml:space="preserve">, </w:t>
+      </w:r>
+      <m:oMath>
+        <m:r>
+          <w:rPr>
+            <w:rFonts w:ascii="Cambria Math" w:hAnsi="Cambria Math"/>
+          </w:rPr>
+          <m:t>[</m:t>
+        </m:r>
+        <m:r>
+          <w:rPr>
+            <w:rFonts w:ascii="Cambria Math" w:hAnsi="Cambria Math"/>
+          </w:rPr>
+          <m:t>м</m:t>
+        </m:r>
+        <m:r>
+          <w:rPr>
+            <w:rFonts w:ascii="Cambria Math" w:hAnsi="Cambria Math"/>
+          </w:rPr>
+          <m:t>/</m:t>
+        </m:r>
+        <m:r>
+          <w:rPr>
+            <w:rFonts w:ascii="Cambria Math" w:hAnsi="Cambria Math"/>
+          </w:rPr>
+          <m:t>сек</m:t>
+        </m:r>
+        <m:r>
+          <w:rPr>
+            <w:rFonts w:ascii="Cambria Math" w:hAnsi="Cambria Math"/>
+          </w:rPr>
+          <m:t>]</m:t>
+        </m:r>
+      </m:oMath>
+      <w:r>
+        <w:rPr>
+          <w:rFonts w:eastAsiaTheme="minorEastAsia"/>
+        </w:rPr>
+        <w:t xml:space="preserve">; </w:t>
       </w:r>
       <m:oMath>
         <m:sSub>
@@ -4601,7 +4694,30 @@
         <w:rPr>
           <w:rFonts w:eastAsiaTheme="minorEastAsia"/>
         </w:rPr>
-        <w:t xml:space="preserve"> водонасыщенность; </w:t>
+        <w:t xml:space="preserve"> водонасыщенность</w:t>
+      </w:r>
+      <w:r>
+        <w:t xml:space="preserve">, </w:t>
+      </w:r>
+      <m:oMath>
+        <m:r>
+          <w:rPr>
+            <w:rFonts w:ascii="Cambria Math" w:hAnsi="Cambria Math"/>
+          </w:rPr>
+          <m:t>[-]</m:t>
+        </m:r>
+      </m:oMath>
+      <w:r>
+        <w:t>;</w:t>
+      </w:r>
+      <w:r>
+        <w:t xml:space="preserve"> </w:t>
+      </w:r>
+      <w:r>
+        <w:rPr>
+          <w:rFonts w:eastAsiaTheme="minorEastAsia"/>
+        </w:rPr>
+        <w:t xml:space="preserve"> </w:t>
       </w:r>
       <m:oMath>
         <m:sSub>
@@ -4644,7 +4760,30 @@
         <w:rPr>
           <w:rFonts w:eastAsiaTheme="minorEastAsia"/>
         </w:rPr>
-        <w:t xml:space="preserve"> нефтенасыщенность; </w:t>
+        <w:t xml:space="preserve"> нефтенасыщенность</w:t>
+      </w:r>
+      <w:r>
+        <w:t xml:space="preserve">, </w:t>
+      </w:r>
+      <m:oMath>
+        <m:r>
+          <w:rPr>
+            <w:rFonts w:ascii="Cambria Math" w:hAnsi="Cambria Math"/>
+          </w:rPr>
+          <m:t>[-]</m:t>
+        </m:r>
+      </m:oMath>
+      <w:r>
+        <w:t xml:space="preserve">; </w:t>
+      </w:r>
+      <w:r>
+        <w:t xml:space="preserve"> </w:t>
+      </w:r>
+      <w:r>
+        <w:rPr>
+          <w:rFonts w:eastAsiaTheme="minorEastAsia"/>
+        </w:rPr>
+        <w:t xml:space="preserve"> </w:t>
       </w:r>
       <m:oMath>
         <m:sSub>
@@ -4702,10 +4841,77 @@
         <w:t>одной фазы</w:t>
       </w:r>
       <w:r>
+        <w:t xml:space="preserve">, </w:t>
+      </w:r>
+      <m:oMath>
+        <m:r>
+          <w:rPr>
+            <w:rFonts w:ascii="Cambria Math" w:hAnsi="Cambria Math"/>
+          </w:rPr>
+          <m:t>[</m:t>
+        </m:r>
+        <m:r>
+          <w:rPr>
+            <w:rFonts w:ascii="Cambria Math" w:hAnsi="Cambria Math"/>
+          </w:rPr>
+          <m:t>кг</m:t>
+        </m:r>
+        <m:r>
+          <w:rPr>
+            <w:rFonts w:ascii="Cambria Math" w:hAnsi="Cambria Math"/>
+          </w:rPr>
+          <m:t>/</m:t>
+        </m:r>
+        <m:sSup>
+          <m:sSupPr>
+            <m:ctrlPr>
+              <w:rPr>
+                <w:rFonts w:ascii="Cambria Math" w:hAnsi="Cambria Math"/>
+                <w:i/>
+              </w:rPr>
+            </m:ctrlPr>
+          </m:sSupPr>
+          <m:e>
+            <m:r>
+              <w:rPr>
+                <w:rFonts w:ascii="Cambria Math" w:hAnsi="Cambria Math"/>
+              </w:rPr>
+              <m:t>м</m:t>
+            </m:r>
+          </m:e>
+          <m:sup>
+            <m:r>
+              <w:rPr>
+                <w:rFonts w:ascii="Cambria Math" w:hAnsi="Cambria Math"/>
+              </w:rPr>
+              <m:t>3</m:t>
+            </m:r>
+          </m:sup>
+        </m:sSup>
+        <m:r>
+          <w:rPr>
+            <w:rFonts w:ascii="Cambria Math" w:hAnsi="Cambria Math"/>
+          </w:rPr>
+          <m:t>]</m:t>
+        </m:r>
+      </m:oMath>
+      <w:r>
         <w:rPr>
           <w:rFonts w:eastAsiaTheme="minorEastAsia"/>
         </w:rPr>
-        <w:t xml:space="preserve">; </w:t>
+        <w:t>;</w:t>
+      </w:r>
+      <w:r>
+        <w:rPr>
+          <w:rFonts w:eastAsiaTheme="minorEastAsia"/>
+        </w:rPr>
+        <w:t xml:space="preserve"> </w:t>
+      </w:r>
+      <w:r>
+        <w:rPr>
+          <w:rFonts w:eastAsiaTheme="minorEastAsia"/>
+        </w:rPr>
+        <w:t xml:space="preserve"> </w:t>
       </w:r>
       <m:oMath>
         <m:sSub>
@@ -4748,7 +4954,68 @@
         <w:rPr>
           <w:rFonts w:eastAsiaTheme="minorEastAsia"/>
         </w:rPr>
-        <w:t xml:space="preserve"> плотность нефтяной фазы; </w:t>
+        <w:t xml:space="preserve"> плотность нефтяной фазы</w:t>
+      </w:r>
+      <w:r>
+        <w:t xml:space="preserve">, </w:t>
+      </w:r>
+      <m:oMath>
+        <m:r>
+          <w:rPr>
+            <w:rFonts w:ascii="Cambria Math" w:hAnsi="Cambria Math"/>
+          </w:rPr>
+          <m:t>[кг</m:t>
+        </m:r>
+        <m:r>
+          <w:rPr>
+            <w:rFonts w:ascii="Cambria Math" w:hAnsi="Cambria Math"/>
+          </w:rPr>
+          <m:t>/</m:t>
+        </m:r>
+        <m:sSup>
+          <m:sSupPr>
+            <m:ctrlPr>
+              <w:rPr>
+                <w:rFonts w:ascii="Cambria Math" w:hAnsi="Cambria Math"/>
+                <w:i/>
+              </w:rPr>
+            </m:ctrlPr>
+          </m:sSupPr>
+          <m:e>
+            <m:r>
+              <w:rPr>
+                <w:rFonts w:ascii="Cambria Math" w:hAnsi="Cambria Math"/>
+              </w:rPr>
+              <m:t>м</m:t>
+            </m:r>
+          </m:e>
+          <m:sup>
+            <m:r>
+              <w:rPr>
+                <w:rFonts w:ascii="Cambria Math" w:hAnsi="Cambria Math"/>
+              </w:rPr>
+              <m:t>3</m:t>
+            </m:r>
+          </m:sup>
+        </m:sSup>
+        <m:r>
+          <w:rPr>
+            <w:rFonts w:ascii="Cambria Math" w:hAnsi="Cambria Math"/>
+          </w:rPr>
+          <m:t>]</m:t>
+        </m:r>
+      </m:oMath>
+      <w:r>
+        <w:rPr>
+          <w:rFonts w:eastAsiaTheme="minorEastAsia"/>
+        </w:rPr>
+        <w:t>;</w:t>
+      </w:r>
+      <w:r>
+        <w:rPr>
+          <w:rFonts w:eastAsiaTheme="minorEastAsia"/>
+        </w:rPr>
+        <w:t xml:space="preserve"> </w:t>
       </w:r>
       <m:oMath>
         <m:sSub>
@@ -4789,7 +5056,74 @@
         <w:rPr>
           <w:rFonts w:eastAsiaTheme="minorEastAsia"/>
         </w:rPr>
-        <w:t xml:space="preserve"> дебет скважин по воде; </w:t>
+        <w:t xml:space="preserve"> дебет скважин по воде</w:t>
+      </w:r>
+      <w:r>
+        <w:t xml:space="preserve">, </w:t>
+      </w:r>
+      <m:oMath>
+        <m:r>
+          <w:rPr>
+            <w:rFonts w:ascii="Cambria Math" w:hAnsi="Cambria Math"/>
+          </w:rPr>
+          <m:t>[</m:t>
+        </m:r>
+        <m:sSup>
+          <m:sSupPr>
+            <m:ctrlPr>
+              <w:rPr>
+                <w:rFonts w:ascii="Cambria Math" w:hAnsi="Cambria Math"/>
+                <w:i/>
+              </w:rPr>
+            </m:ctrlPr>
+          </m:sSupPr>
+          <m:e>
+            <m:r>
+              <w:rPr>
+                <w:rFonts w:ascii="Cambria Math" w:hAnsi="Cambria Math"/>
+              </w:rPr>
+              <m:t>м</m:t>
+            </m:r>
+          </m:e>
+          <m:sup>
+            <m:r>
+              <w:rPr>
+                <w:rFonts w:ascii="Cambria Math" w:hAnsi="Cambria Math"/>
+              </w:rPr>
+              <m:t>3</m:t>
+            </m:r>
+          </m:sup>
+        </m:sSup>
+        <m:r>
+          <w:rPr>
+            <w:rFonts w:ascii="Cambria Math" w:hAnsi="Cambria Math"/>
+          </w:rPr>
+          <m:t>/</m:t>
+        </m:r>
+        <m:r>
+          <w:rPr>
+            <w:rFonts w:ascii="Cambria Math" w:hAnsi="Cambria Math"/>
+          </w:rPr>
+          <m:t>сек</m:t>
+        </m:r>
+        <m:r>
+          <w:rPr>
+            <w:rFonts w:ascii="Cambria Math" w:hAnsi="Cambria Math"/>
+          </w:rPr>
+          <m:t>]</m:t>
+        </m:r>
+      </m:oMath>
+      <w:r>
+        <w:rPr>
+          <w:rFonts w:eastAsiaTheme="minorEastAsia"/>
+        </w:rPr>
+        <w:t>;</w:t>
+      </w:r>
+      <w:r>
+        <w:rPr>
+          <w:rFonts w:eastAsiaTheme="minorEastAsia"/>
+        </w:rPr>
+        <w:t xml:space="preserve"> </w:t>
       </w:r>
       <m:oMath>
         <m:sSub>
@@ -4831,7 +5165,62 @@
         <w:rPr>
           <w:rFonts w:eastAsiaTheme="minorEastAsia"/>
         </w:rPr>
-        <w:t xml:space="preserve"> дебет скважин по нефти.</w:t>
+        <w:t xml:space="preserve"> дебет скважин по нефти</w:t>
+      </w:r>
+      <w:r>
+        <w:t xml:space="preserve">, </w:t>
+      </w:r>
+      <m:oMath>
+        <m:r>
+          <w:rPr>
+            <w:rFonts w:ascii="Cambria Math" w:hAnsi="Cambria Math"/>
+          </w:rPr>
+          <m:t>[</m:t>
+        </m:r>
+        <m:sSup>
+          <m:sSupPr>
+            <m:ctrlPr>
+              <w:rPr>
+                <w:rFonts w:ascii="Cambria Math" w:hAnsi="Cambria Math"/>
+                <w:i/>
+              </w:rPr>
+            </m:ctrlPr>
+          </m:sSupPr>
+          <m:e>
+            <m:r>
+              <w:rPr>
+                <w:rFonts w:ascii="Cambria Math" w:hAnsi="Cambria Math"/>
+              </w:rPr>
+              <m:t>м</m:t>
+            </m:r>
+          </m:e>
+          <m:sup>
+            <m:r>
+              <w:rPr>
+                <w:rFonts w:ascii="Cambria Math" w:hAnsi="Cambria Math"/>
+              </w:rPr>
+              <m:t>3</m:t>
+            </m:r>
+          </m:sup>
+        </m:sSup>
+        <m:r>
+          <w:rPr>
+            <w:rFonts w:ascii="Cambria Math" w:hAnsi="Cambria Math"/>
+          </w:rPr>
+          <m:t>/</m:t>
+        </m:r>
+        <m:r>
+          <w:rPr>
+            <w:rFonts w:ascii="Cambria Math" w:hAnsi="Cambria Math"/>
+          </w:rPr>
+          <m:t>сек]</m:t>
+        </m:r>
+      </m:oMath>
+      <w:r>
+        <w:rPr>
+          <w:rFonts w:eastAsiaTheme="minorEastAsia"/>
+        </w:rPr>
+        <w:t>.</w:t>
       </w:r>
     </w:p>
     <w:p>
@@ -5660,7 +6049,19 @@
         <w:t xml:space="preserve"> </w:t>
       </w:r>
       <w:r>
-        <w:t xml:space="preserve">массовая доля взвешенного парафина в нефтяной фазе; </w:t>
+        <w:t>объемная</w:t>
+      </w:r>
+      <w:r>
+        <w:rPr>
+          <w:b/>
+          <w:bCs/>
+          <w:sz w:val="28"/>
+          <w:szCs w:val="28"/>
+        </w:rPr>
+        <w:t xml:space="preserve"> </w:t>
+      </w:r>
+      <w:r>
+        <w:t xml:space="preserve">доля взвешенного парафина в нефтяной фазе; </w:t>
       </w:r>
       <m:oMath>
         <m:sSub>
@@ -5706,7 +6107,19 @@
         <w:t xml:space="preserve"> </w:t>
       </w:r>
       <w:r>
-        <w:t xml:space="preserve">массовая доля растворенного парафина в нефтяной фазе; </w:t>
+        <w:t>объемная</w:t>
+      </w:r>
+      <w:r>
+        <w:rPr>
+          <w:b/>
+          <w:bCs/>
+          <w:sz w:val="28"/>
+          <w:szCs w:val="28"/>
+        </w:rPr>
+        <w:t xml:space="preserve"> </w:t>
+      </w:r>
+      <w:r>
+        <w:t xml:space="preserve">доля растворенного парафина в нефтяной фазе; </w:t>
       </w:r>
       <m:oMath>
         <m:sSub>
@@ -7307,893 +7720,62 @@
     <w:p>
       <w:pPr>
         <w:jc w:val="both"/>
-        <w:rPr>
-          <w:rFonts w:eastAsiaTheme="minorEastAsia"/>
-          <w:i/>
-          <w:lang w:val="en-US"/>
-        </w:rPr>
       </w:pPr>
-      <m:oMathPara>
-        <m:oMath>
-          <m:f>
-            <m:fPr>
-              <m:ctrlPr>
-                <w:rPr>
-                  <w:rFonts w:ascii="Cambria Math" w:hAnsi="Cambria Math"/>
-                  <w:i/>
-                  <w:lang w:val="en-US"/>
-                </w:rPr>
-              </m:ctrlPr>
-            </m:fPr>
-            <m:num>
-              <m:r>
-                <w:rPr>
-                  <w:rFonts w:ascii="Cambria Math"/>
-                </w:rPr>
-                <m:t>∂</m:t>
-              </m:r>
-            </m:num>
-            <m:den>
-              <m:r>
-                <w:rPr>
-                  <w:rFonts w:ascii="Cambria Math"/>
-                </w:rPr>
-                <m:t>∂</m:t>
-              </m:r>
-              <m:r>
-                <w:rPr>
-                  <w:rFonts w:ascii="Cambria Math"/>
-                  <w:lang w:val="en-US"/>
-                </w:rPr>
-                <m:t>t</m:t>
-              </m:r>
-            </m:den>
-          </m:f>
-          <m:r>
-            <w:rPr>
-              <w:rFonts w:ascii="Cambria Math"/>
-            </w:rPr>
-            <m:t>[</m:t>
-          </m:r>
-          <m:r>
-            <w:rPr>
-              <w:rFonts w:ascii="Cambria Math"/>
-              <w:lang w:val="en-US"/>
-            </w:rPr>
-            <m:t xml:space="preserve">m </m:t>
-          </m:r>
-          <m:sSub>
-            <m:sSubPr>
-              <m:ctrlPr>
-                <w:rPr>
-                  <w:rFonts w:ascii="Cambria Math" w:hAnsi="Cambria Math"/>
-                  <w:i/>
-                  <w:lang w:val="en-US"/>
-                </w:rPr>
-              </m:ctrlPr>
-            </m:sSubPr>
+      <m:oMath>
+        <m:m>
+          <m:mPr>
+            <m:mcs>
+              <m:mc>
+                <m:mcPr>
+                  <m:count m:val="1"/>
+                  <m:mcJc m:val="center"/>
+                </m:mcPr>
+              </m:mc>
+            </m:mcs>
+            <m:ctrlPr>
+              <w:rPr>
+                <w:rFonts w:ascii="Cambria Math" w:hAnsi="Cambria Math"/>
+                <w:i/>
+                <w:lang w:val="en-US"/>
+              </w:rPr>
+            </m:ctrlPr>
+          </m:mPr>
+          <m:mr>
             <m:e>
-              <m:r>
-                <w:rPr>
-                  <w:rFonts w:ascii="Cambria Math"/>
-                  <w:lang w:val="en-US"/>
-                </w:rPr>
-                <m:t>S</m:t>
-              </m:r>
-            </m:e>
-            <m:sub>
-              <m:r>
-                <w:rPr>
-                  <w:rFonts w:ascii="Cambria Math"/>
-                  <w:lang w:val="en-US"/>
-                </w:rPr>
-                <m:t>w</m:t>
-              </m:r>
-            </m:sub>
-          </m:sSub>
-          <m:sSub>
-            <m:sSubPr>
-              <m:ctrlPr>
-                <w:rPr>
-                  <w:rFonts w:ascii="Cambria Math" w:hAnsi="Cambria Math"/>
-                  <w:i/>
-                  <w:lang w:val="en-US"/>
-                </w:rPr>
-              </m:ctrlPr>
-            </m:sSubPr>
-            <m:e>
-              <m:r>
-                <w:rPr>
-                  <w:rFonts w:ascii="Cambria Math"/>
-                  <w:lang w:val="en-US"/>
-                </w:rPr>
-                <m:t>ρ</m:t>
-              </m:r>
-            </m:e>
-            <m:sub>
-              <m:r>
-                <w:rPr>
-                  <w:rFonts w:ascii="Cambria Math"/>
-                  <w:lang w:val="en-US"/>
-                </w:rPr>
-                <m:t>w</m:t>
-              </m:r>
-            </m:sub>
-          </m:sSub>
-          <m:sSub>
-            <m:sSubPr>
-              <m:ctrlPr>
-                <w:rPr>
-                  <w:rFonts w:ascii="Cambria Math" w:hAnsi="Cambria Math"/>
-                  <w:i/>
-                  <w:lang w:val="en-US"/>
-                </w:rPr>
-              </m:ctrlPr>
-            </m:sSubPr>
-            <m:e>
-              <m:r>
-                <w:rPr>
-                  <w:rFonts w:ascii="Cambria Math"/>
-                  <w:lang w:val="en-US"/>
-                </w:rPr>
-                <m:t>H</m:t>
-              </m:r>
-            </m:e>
-            <m:sub>
-              <m:r>
-                <w:rPr>
-                  <w:rFonts w:ascii="Cambria Math"/>
-                  <w:lang w:val="en-US"/>
-                </w:rPr>
-                <m:t>w</m:t>
-              </m:r>
-            </m:sub>
-          </m:sSub>
-          <m:r>
-            <w:rPr>
-              <w:rFonts w:ascii="Cambria Math"/>
-            </w:rPr>
-            <m:t>+</m:t>
-          </m:r>
-          <m:r>
-            <w:rPr>
-              <w:rFonts w:ascii="Cambria Math"/>
-              <w:lang w:val="en-US"/>
-            </w:rPr>
-            <m:t xml:space="preserve">m </m:t>
-          </m:r>
-          <m:sSub>
-            <m:sSubPr>
-              <m:ctrlPr>
-                <w:rPr>
-                  <w:rFonts w:ascii="Cambria Math" w:hAnsi="Cambria Math"/>
-                  <w:i/>
-                  <w:lang w:val="en-US"/>
-                </w:rPr>
-              </m:ctrlPr>
-            </m:sSubPr>
-            <m:e>
-              <m:r>
-                <w:rPr>
-                  <w:rFonts w:ascii="Cambria Math"/>
-                  <w:lang w:val="en-US"/>
-                </w:rPr>
-                <m:t>S</m:t>
-              </m:r>
-            </m:e>
-            <m:sub>
-              <m:r>
-                <w:rPr>
-                  <w:rFonts w:ascii="Cambria Math"/>
-                  <w:lang w:val="en-US"/>
-                </w:rPr>
-                <m:t>o</m:t>
-              </m:r>
-            </m:sub>
-          </m:sSub>
-          <m:sSub>
-            <m:sSubPr>
-              <m:ctrlPr>
-                <w:rPr>
-                  <w:rFonts w:ascii="Cambria Math" w:hAnsi="Cambria Math"/>
-                  <w:i/>
-                  <w:lang w:val="en-US"/>
-                </w:rPr>
-              </m:ctrlPr>
-            </m:sSubPr>
-            <m:e>
-              <m:r>
-                <w:rPr>
-                  <w:rFonts w:ascii="Cambria Math"/>
-                  <w:lang w:val="en-US"/>
-                </w:rPr>
-                <m:t>ρ</m:t>
-              </m:r>
-            </m:e>
-            <m:sub>
-              <m:r>
-                <w:rPr>
-                  <w:rFonts w:ascii="Cambria Math"/>
-                  <w:lang w:val="en-US"/>
-                </w:rPr>
-                <m:t>o</m:t>
-              </m:r>
-            </m:sub>
-          </m:sSub>
-          <m:sSub>
-            <m:sSubPr>
-              <m:ctrlPr>
-                <w:rPr>
-                  <w:rFonts w:ascii="Cambria Math" w:hAnsi="Cambria Math"/>
-                  <w:i/>
-                  <w:lang w:val="en-US"/>
-                </w:rPr>
-              </m:ctrlPr>
-            </m:sSubPr>
-            <m:e>
-              <m:r>
-                <w:rPr>
-                  <w:rFonts w:ascii="Cambria Math"/>
-                  <w:lang w:val="en-US"/>
-                </w:rPr>
-                <m:t>H</m:t>
-              </m:r>
-            </m:e>
-            <m:sub>
-              <m:r>
-                <w:rPr>
-                  <w:rFonts w:ascii="Cambria Math"/>
-                  <w:lang w:val="en-US"/>
-                </w:rPr>
-                <m:t>o</m:t>
-              </m:r>
-            </m:sub>
-          </m:sSub>
-          <m:r>
-            <w:rPr>
-              <w:rFonts w:ascii="Cambria Math"/>
-            </w:rPr>
-            <m:t>(1</m:t>
-          </m:r>
-          <m:r>
-            <w:rPr>
-              <w:rFonts w:ascii="Cambria Math"/>
-            </w:rPr>
-            <m:t>-</m:t>
-          </m:r>
-          <m:r>
-            <w:rPr>
-              <w:rFonts w:ascii="Cambria Math"/>
-            </w:rPr>
-            <m:t xml:space="preserve"> </m:t>
-          </m:r>
-          <m:sSub>
-            <m:sSubPr>
-              <m:ctrlPr>
-                <w:rPr>
-                  <w:rFonts w:ascii="Cambria Math" w:hAnsi="Cambria Math"/>
-                  <w:i/>
-                  <w:lang w:val="en-US"/>
-                </w:rPr>
-              </m:ctrlPr>
-            </m:sSubPr>
-            <m:e>
-              <m:r>
-                <w:rPr>
-                  <w:rFonts w:ascii="Cambria Math"/>
-                  <w:lang w:val="en-US"/>
-                </w:rPr>
-                <m:t>w</m:t>
-              </m:r>
-            </m:e>
-            <m:sub>
-              <m:r>
-                <w:rPr>
-                  <w:rFonts w:ascii="Cambria Math"/>
-                  <w:lang w:val="en-US"/>
-                </w:rPr>
-                <m:t>ps</m:t>
-              </m:r>
-            </m:sub>
-          </m:sSub>
-          <m:r>
-            <w:rPr>
-              <w:rFonts w:ascii="Cambria Math"/>
-            </w:rPr>
-            <m:t>)+</m:t>
-          </m:r>
-          <m:r>
-            <w:rPr>
-              <w:rFonts w:ascii="Cambria Math"/>
-              <w:lang w:val="en-US"/>
-            </w:rPr>
-            <m:t>m</m:t>
-          </m:r>
-          <m:sSub>
-            <m:sSubPr>
-              <m:ctrlPr>
-                <w:rPr>
-                  <w:rFonts w:ascii="Cambria Math" w:hAnsi="Cambria Math"/>
-                  <w:i/>
-                  <w:lang w:val="en-US"/>
-                </w:rPr>
-              </m:ctrlPr>
-            </m:sSubPr>
-            <m:e>
-              <m:r>
-                <w:rPr>
-                  <w:rFonts w:ascii="Cambria Math"/>
-                  <w:lang w:val="en-US"/>
-                </w:rPr>
-                <m:t>S</m:t>
-              </m:r>
-            </m:e>
-            <m:sub>
-              <m:r>
-                <w:rPr>
-                  <w:rFonts w:ascii="Cambria Math"/>
-                  <w:lang w:val="en-US"/>
-                </w:rPr>
-                <m:t>o</m:t>
-              </m:r>
-            </m:sub>
-          </m:sSub>
-          <m:sSub>
-            <m:sSubPr>
-              <m:ctrlPr>
-                <w:rPr>
-                  <w:rFonts w:ascii="Cambria Math" w:hAnsi="Cambria Math"/>
-                  <w:i/>
-                  <w:lang w:val="en-US"/>
-                </w:rPr>
-              </m:ctrlPr>
-            </m:sSubPr>
-            <m:e>
-              <m:r>
-                <w:rPr>
-                  <w:rFonts w:ascii="Cambria Math"/>
-                  <w:lang w:val="en-US"/>
-                </w:rPr>
-                <m:t>w</m:t>
-              </m:r>
-            </m:e>
-            <m:sub>
-              <m:r>
-                <w:rPr>
-                  <w:rFonts w:ascii="Cambria Math"/>
-                  <w:lang w:val="en-US"/>
-                </w:rPr>
-                <m:t>ps</m:t>
-              </m:r>
-            </m:sub>
-          </m:sSub>
-          <m:sSub>
-            <m:sSubPr>
-              <m:ctrlPr>
-                <w:rPr>
-                  <w:rFonts w:ascii="Cambria Math" w:hAnsi="Cambria Math"/>
-                  <w:i/>
-                  <w:lang w:val="en-US"/>
-                </w:rPr>
-              </m:ctrlPr>
-            </m:sSubPr>
-            <m:e>
-              <m:r>
-                <w:rPr>
-                  <w:rFonts w:ascii="Cambria Math"/>
-                  <w:lang w:val="en-US"/>
-                </w:rPr>
-                <m:t>ρ</m:t>
-              </m:r>
-            </m:e>
-            <m:sub>
-              <m:r>
-                <w:rPr>
-                  <w:rFonts w:ascii="Cambria Math"/>
-                  <w:lang w:val="en-US"/>
-                </w:rPr>
-                <m:t>p</m:t>
-              </m:r>
-            </m:sub>
-          </m:sSub>
-          <m:sSub>
-            <m:sSubPr>
-              <m:ctrlPr>
-                <w:rPr>
-                  <w:rFonts w:ascii="Cambria Math" w:hAnsi="Cambria Math"/>
-                  <w:i/>
-                  <w:lang w:val="en-US"/>
-                </w:rPr>
-              </m:ctrlPr>
-            </m:sSubPr>
-            <m:e>
-              <m:r>
-                <w:rPr>
-                  <w:rFonts w:ascii="Cambria Math"/>
-                  <w:lang w:val="en-US"/>
-                </w:rPr>
-                <m:t>H</m:t>
-              </m:r>
-            </m:e>
-            <m:sub>
-              <m:r>
-                <w:rPr>
-                  <w:rFonts w:ascii="Cambria Math"/>
-                  <w:lang w:val="en-US"/>
-                </w:rPr>
-                <m:t>p</m:t>
-              </m:r>
-            </m:sub>
-          </m:sSub>
-          <m:r>
-            <w:rPr>
-              <w:rFonts w:ascii="Cambria Math"/>
-            </w:rPr>
-            <m:t>+(1</m:t>
-          </m:r>
-          <m:r>
-            <w:rPr>
-              <w:rFonts w:ascii="Cambria Math"/>
-            </w:rPr>
-            <m:t>-</m:t>
-          </m:r>
-          <m:r>
-            <w:rPr>
-              <w:rFonts w:ascii="Cambria Math"/>
-              <w:lang w:val="en-US"/>
-            </w:rPr>
-            <m:t>m</m:t>
-          </m:r>
-          <m:r>
-            <w:rPr>
-              <w:rFonts w:ascii="Cambria Math"/>
-            </w:rPr>
-            <m:t>)</m:t>
-          </m:r>
-          <m:sSub>
-            <m:sSubPr>
-              <m:ctrlPr>
-                <w:rPr>
-                  <w:rFonts w:ascii="Cambria Math" w:hAnsi="Cambria Math"/>
-                  <w:i/>
-                  <w:lang w:val="en-US"/>
-                </w:rPr>
-              </m:ctrlPr>
-            </m:sSubPr>
-            <m:e>
-              <m:r>
-                <w:rPr>
-                  <w:rFonts w:ascii="Cambria Math"/>
-                  <w:lang w:val="en-US"/>
-                </w:rPr>
-                <m:t>ρ</m:t>
-              </m:r>
-            </m:e>
-            <m:sub>
-              <m:r>
-                <w:rPr>
-                  <w:rFonts w:ascii="Cambria Math"/>
-                  <w:lang w:val="en-US"/>
-                </w:rPr>
-                <m:t>f</m:t>
-              </m:r>
-            </m:sub>
-          </m:sSub>
-          <m:sSub>
-            <m:sSubPr>
-              <m:ctrlPr>
-                <w:rPr>
-                  <w:rFonts w:ascii="Cambria Math" w:hAnsi="Cambria Math"/>
-                  <w:i/>
-                  <w:lang w:val="en-US"/>
-                </w:rPr>
-              </m:ctrlPr>
-            </m:sSubPr>
-            <m:e>
-              <m:r>
-                <w:rPr>
-                  <w:rFonts w:ascii="Cambria Math"/>
-                  <w:lang w:val="en-US"/>
-                </w:rPr>
-                <m:t>H</m:t>
-              </m:r>
-            </m:e>
-            <m:sub>
-              <m:r>
-                <w:rPr>
-                  <w:rFonts w:ascii="Cambria Math"/>
-                  <w:lang w:val="en-US"/>
-                </w:rPr>
-                <m:t>f</m:t>
-              </m:r>
-            </m:sub>
-          </m:sSub>
-          <m:r>
-            <w:rPr>
-              <w:rFonts w:ascii="Cambria Math"/>
-            </w:rPr>
-            <m:t>]+</m:t>
-          </m:r>
-          <m:r>
-            <w:rPr>
-              <w:rFonts w:ascii="Cambria Math" w:hAnsi="Cambria Math" w:cs="Cambria Math"/>
-            </w:rPr>
-            <m:t>∇</m:t>
-          </m:r>
-          <m:r>
-            <w:rPr>
-              <w:rFonts w:ascii="Cambria Math"/>
-            </w:rPr>
-            <m:t>(</m:t>
-          </m:r>
-          <m:sSub>
-            <m:sSubPr>
-              <m:ctrlPr>
-                <w:rPr>
-                  <w:rFonts w:ascii="Cambria Math" w:hAnsi="Cambria Math"/>
-                  <w:i/>
-                  <w:lang w:val="en-US"/>
-                </w:rPr>
-              </m:ctrlPr>
-            </m:sSubPr>
-            <m:e>
-              <m:r>
-                <w:rPr>
-                  <w:rFonts w:ascii="Cambria Math"/>
-                  <w:lang w:val="en-US"/>
-                </w:rPr>
-                <m:t>ρ</m:t>
-              </m:r>
-            </m:e>
-            <m:sub>
-              <m:r>
-                <w:rPr>
-                  <w:rFonts w:ascii="Cambria Math"/>
-                  <w:lang w:val="en-US"/>
-                </w:rPr>
-                <m:t>w</m:t>
-              </m:r>
-            </m:sub>
-          </m:sSub>
-          <m:sSub>
-            <m:sSubPr>
-              <m:ctrlPr>
-                <w:rPr>
-                  <w:rFonts w:ascii="Cambria Math" w:hAnsi="Cambria Math"/>
-                  <w:i/>
-                  <w:lang w:val="en-US"/>
-                </w:rPr>
-              </m:ctrlPr>
-            </m:sSubPr>
-            <m:e>
-              <m:r>
-                <w:rPr>
-                  <w:rFonts w:ascii="Cambria Math"/>
-                  <w:lang w:val="en-US"/>
-                </w:rPr>
-                <m:t>H</m:t>
-              </m:r>
-            </m:e>
-            <m:sub>
-              <m:r>
-                <w:rPr>
-                  <w:rFonts w:ascii="Cambria Math"/>
-                  <w:lang w:val="en-US"/>
-                </w:rPr>
-                <m:t>w</m:t>
-              </m:r>
-            </m:sub>
-          </m:sSub>
-          <m:sSub>
-            <m:sSubPr>
-              <m:ctrlPr>
-                <w:rPr>
-                  <w:rFonts w:ascii="Cambria Math" w:hAnsi="Cambria Math"/>
-                  <w:i/>
-                  <w:lang w:val="en-US"/>
-                </w:rPr>
-              </m:ctrlPr>
-            </m:sSubPr>
-            <m:e>
-              <m:r>
-                <w:rPr>
-                  <w:rFonts w:ascii="Cambria Math"/>
-                  <w:lang w:val="en-US"/>
-                </w:rPr>
-                <m:t>U</m:t>
-              </m:r>
-            </m:e>
-            <m:sub>
-              <m:r>
-                <w:rPr>
-                  <w:rFonts w:ascii="Cambria Math"/>
-                  <w:lang w:val="en-US"/>
-                </w:rPr>
-                <m:t>w</m:t>
-              </m:r>
-            </m:sub>
-          </m:sSub>
-          <m:r>
-            <w:rPr>
-              <w:rFonts w:ascii="Cambria Math"/>
-            </w:rPr>
-            <m:t>+(1</m:t>
-          </m:r>
-          <m:r>
-            <w:rPr>
-              <w:rFonts w:ascii="Cambria Math"/>
-            </w:rPr>
-            <m:t>-</m:t>
-          </m:r>
-          <m:sSub>
-            <m:sSubPr>
-              <m:ctrlPr>
-                <w:rPr>
-                  <w:rFonts w:ascii="Cambria Math" w:hAnsi="Cambria Math"/>
-                  <w:i/>
-                  <w:lang w:val="en-US"/>
-                </w:rPr>
-              </m:ctrlPr>
-            </m:sSubPr>
-            <m:e>
-              <m:r>
-                <w:rPr>
-                  <w:rFonts w:ascii="Cambria Math"/>
-                  <w:lang w:val="en-US"/>
-                </w:rPr>
-                <m:t>w</m:t>
-              </m:r>
-            </m:e>
-            <m:sub>
-              <m:r>
-                <w:rPr>
-                  <w:rFonts w:ascii="Cambria Math"/>
-                  <w:lang w:val="en-US"/>
-                </w:rPr>
-                <m:t>ps</m:t>
-              </m:r>
-            </m:sub>
-          </m:sSub>
-          <m:r>
-            <w:rPr>
-              <w:rFonts w:ascii="Cambria Math"/>
-            </w:rPr>
-            <m:t>)</m:t>
-          </m:r>
-          <m:sSub>
-            <m:sSubPr>
-              <m:ctrlPr>
-                <w:rPr>
-                  <w:rFonts w:ascii="Cambria Math" w:hAnsi="Cambria Math"/>
-                  <w:i/>
-                  <w:lang w:val="en-US"/>
-                </w:rPr>
-              </m:ctrlPr>
-            </m:sSubPr>
-            <m:e>
-              <m:r>
-                <w:rPr>
-                  <w:rFonts w:ascii="Cambria Math"/>
-                  <w:lang w:val="en-US"/>
-                </w:rPr>
-                <m:t>ρ</m:t>
-              </m:r>
-            </m:e>
-            <m:sub>
-              <m:r>
-                <w:rPr>
-                  <w:rFonts w:ascii="Cambria Math"/>
-                  <w:lang w:val="en-US"/>
-                </w:rPr>
-                <m:t>o</m:t>
-              </m:r>
-            </m:sub>
-          </m:sSub>
-          <m:sSub>
-            <m:sSubPr>
-              <m:ctrlPr>
-                <w:rPr>
-                  <w:rFonts w:ascii="Cambria Math" w:hAnsi="Cambria Math"/>
-                  <w:i/>
-                  <w:lang w:val="en-US"/>
-                </w:rPr>
-              </m:ctrlPr>
-            </m:sSubPr>
-            <m:e>
-              <m:r>
-                <w:rPr>
-                  <w:rFonts w:ascii="Cambria Math"/>
-                  <w:lang w:val="en-US"/>
-                </w:rPr>
-                <m:t>U</m:t>
-              </m:r>
-            </m:e>
-            <m:sub>
-              <m:r>
-                <w:rPr>
-                  <w:rFonts w:ascii="Cambria Math"/>
-                  <w:lang w:val="en-US"/>
-                </w:rPr>
-                <m:t>o</m:t>
-              </m:r>
-            </m:sub>
-          </m:sSub>
-          <m:sSub>
-            <m:sSubPr>
-              <m:ctrlPr>
-                <w:rPr>
-                  <w:rFonts w:ascii="Cambria Math" w:hAnsi="Cambria Math"/>
-                  <w:i/>
-                  <w:lang w:val="en-US"/>
-                </w:rPr>
-              </m:ctrlPr>
-            </m:sSubPr>
-            <m:e>
-              <m:r>
-                <w:rPr>
-                  <w:rFonts w:ascii="Cambria Math"/>
-                  <w:lang w:val="en-US"/>
-                </w:rPr>
-                <m:t>H</m:t>
-              </m:r>
-            </m:e>
-            <m:sub>
-              <m:r>
-                <w:rPr>
-                  <w:rFonts w:ascii="Cambria Math"/>
-                  <w:lang w:val="en-US"/>
-                </w:rPr>
-                <m:t>o</m:t>
-              </m:r>
-            </m:sub>
-          </m:sSub>
-          <m:r>
-            <w:rPr>
-              <w:rFonts w:ascii="Cambria Math"/>
-            </w:rPr>
-            <m:t>+</m:t>
-          </m:r>
-          <m:sSub>
-            <m:sSubPr>
-              <m:ctrlPr>
-                <w:rPr>
-                  <w:rFonts w:ascii="Cambria Math" w:hAnsi="Cambria Math"/>
-                  <w:i/>
-                  <w:lang w:val="en-US"/>
-                </w:rPr>
-              </m:ctrlPr>
-            </m:sSubPr>
-            <m:e>
-              <m:r>
-                <w:rPr>
-                  <w:rFonts w:ascii="Cambria Math"/>
-                  <w:lang w:val="en-US"/>
-                </w:rPr>
-                <m:t>ρ</m:t>
-              </m:r>
-            </m:e>
-            <m:sub>
-              <m:r>
-                <w:rPr>
-                  <w:rFonts w:ascii="Cambria Math"/>
-                  <w:lang w:val="en-US"/>
-                </w:rPr>
-                <m:t>p</m:t>
-              </m:r>
-            </m:sub>
-          </m:sSub>
-          <m:sSub>
-            <m:sSubPr>
-              <m:ctrlPr>
-                <w:rPr>
-                  <w:rFonts w:ascii="Cambria Math" w:hAnsi="Cambria Math"/>
-                  <w:i/>
-                  <w:lang w:val="en-US"/>
-                </w:rPr>
-              </m:ctrlPr>
-            </m:sSubPr>
-            <m:e>
-              <m:r>
-                <w:rPr>
-                  <w:rFonts w:ascii="Cambria Math"/>
-                  <w:lang w:val="en-US"/>
-                </w:rPr>
-                <m:t>w</m:t>
-              </m:r>
-            </m:e>
-            <m:sub>
-              <m:r>
-                <w:rPr>
-                  <w:rFonts w:ascii="Cambria Math"/>
-                  <w:lang w:val="en-US"/>
-                </w:rPr>
-                <m:t>ps</m:t>
-              </m:r>
-            </m:sub>
-          </m:sSub>
-          <m:sSub>
-            <m:sSubPr>
-              <m:ctrlPr>
-                <w:rPr>
-                  <w:rFonts w:ascii="Cambria Math" w:hAnsi="Cambria Math"/>
-                  <w:i/>
-                  <w:lang w:val="en-US"/>
-                </w:rPr>
-              </m:ctrlPr>
-            </m:sSubPr>
-            <m:e>
-              <m:r>
-                <w:rPr>
-                  <w:rFonts w:ascii="Cambria Math"/>
-                  <w:lang w:val="en-US"/>
-                </w:rPr>
-                <m:t>U</m:t>
-              </m:r>
-            </m:e>
-            <m:sub>
-              <m:r>
-                <w:rPr>
-                  <w:rFonts w:ascii="Cambria Math"/>
-                  <w:lang w:val="en-US"/>
-                </w:rPr>
-                <m:t>o</m:t>
-              </m:r>
-            </m:sub>
-          </m:sSub>
-          <m:sSub>
-            <m:sSubPr>
-              <m:ctrlPr>
-                <w:rPr>
-                  <w:rFonts w:ascii="Cambria Math" w:hAnsi="Cambria Math"/>
-                  <w:i/>
-                  <w:lang w:val="en-US"/>
-                </w:rPr>
-              </m:ctrlPr>
-            </m:sSubPr>
-            <m:e>
-              <m:r>
-                <w:rPr>
-                  <w:rFonts w:ascii="Cambria Math"/>
-                  <w:lang w:val="en-US"/>
-                </w:rPr>
-                <m:t>H</m:t>
-              </m:r>
-            </m:e>
-            <m:sub>
-              <m:r>
-                <w:rPr>
-                  <w:rFonts w:ascii="Cambria Math"/>
-                  <w:lang w:val="en-US"/>
-                </w:rPr>
-                <m:t>p</m:t>
-              </m:r>
-            </m:sub>
-          </m:sSub>
-          <m:r>
-            <w:rPr>
-              <w:rFonts w:ascii="Cambria Math"/>
-            </w:rPr>
-            <m:t>)=</m:t>
-          </m:r>
-          <m:r>
-            <w:rPr>
-              <w:rFonts w:ascii="Cambria Math" w:hAnsi="Cambria Math" w:cs="Cambria Math"/>
-            </w:rPr>
-            <m:t>∇</m:t>
-          </m:r>
-          <m:d>
-            <m:dPr>
-              <m:begChr m:val="{"/>
-              <m:endChr m:val="}"/>
-              <m:ctrlPr>
-                <w:rPr>
-                  <w:rFonts w:ascii="Cambria Math" w:hAnsi="Cambria Math"/>
-                  <w:i/>
-                  <w:lang w:val="en-US"/>
-                </w:rPr>
-              </m:ctrlPr>
-            </m:dPr>
-            <m:e>
+              <m:f>
+                <m:fPr>
+                  <m:ctrlPr>
+                    <w:rPr>
+                      <w:rFonts w:ascii="Cambria Math" w:hAnsi="Cambria Math"/>
+                      <w:i/>
+                      <w:lang w:val="en-US"/>
+                    </w:rPr>
+                  </m:ctrlPr>
+                </m:fPr>
+                <m:num>
+                  <m:r>
+                    <w:rPr>
+                      <w:rFonts w:ascii="Cambria Math"/>
+                    </w:rPr>
+                    <m:t>∂</m:t>
+                  </m:r>
+                </m:num>
+                <m:den>
+                  <m:r>
+                    <w:rPr>
+                      <w:rFonts w:ascii="Cambria Math"/>
+                    </w:rPr>
+                    <m:t>∂</m:t>
+                  </m:r>
+                  <m:r>
+                    <w:rPr>
+                      <w:rFonts w:ascii="Cambria Math"/>
+                      <w:lang w:val="en-US"/>
+                    </w:rPr>
+                    <m:t>t</m:t>
+                  </m:r>
+                </m:den>
+              </m:f>
               <m:d>
                 <m:dPr>
                   <m:begChr m:val="["/>
@@ -8202,7 +7784,6 @@
                     <w:rPr>
                       <w:rFonts w:ascii="Cambria Math" w:hAnsi="Cambria Math"/>
                       <w:i/>
-                      <w:lang w:val="en-US"/>
                     </w:rPr>
                   </m:ctrlPr>
                 </m:dPr>
@@ -8212,7 +7793,13 @@
                       <w:rFonts w:ascii="Cambria Math"/>
                       <w:lang w:val="en-US"/>
                     </w:rPr>
-                    <m:t xml:space="preserve">m </m:t>
+                    <m:t>m</m:t>
+                  </m:r>
+                  <m:r>
+                    <w:rPr>
+                      <w:rFonts w:ascii="Cambria Math"/>
+                    </w:rPr>
+                    <m:t xml:space="preserve"> </m:t>
                   </m:r>
                   <m:sSub>
                     <m:sSubPr>
@@ -8259,7 +7846,36 @@
                           <w:rFonts w:ascii="Cambria Math"/>
                           <w:lang w:val="en-US"/>
                         </w:rPr>
-                        <m:t>K</m:t>
+                        <m:t>ρ</m:t>
+                      </m:r>
+                    </m:e>
+                    <m:sub>
+                      <m:r>
+                        <w:rPr>
+                          <w:rFonts w:ascii="Cambria Math"/>
+                          <w:lang w:val="en-US"/>
+                        </w:rPr>
+                        <m:t>w</m:t>
+                      </m:r>
+                    </m:sub>
+                  </m:sSub>
+                  <m:sSub>
+                    <m:sSubPr>
+                      <m:ctrlPr>
+                        <w:rPr>
+                          <w:rFonts w:ascii="Cambria Math" w:hAnsi="Cambria Math"/>
+                          <w:i/>
+                          <w:lang w:val="en-US"/>
+                        </w:rPr>
+                      </m:ctrlPr>
+                    </m:sSubPr>
+                    <m:e>
+                      <m:r>
+                        <w:rPr>
+                          <w:rFonts w:ascii="Cambria Math"/>
+                          <w:lang w:val="en-US"/>
+                        </w:rPr>
+                        <m:t>C</m:t>
                       </m:r>
                     </m:e>
                     <m:sub>
@@ -8276,7 +7892,7 @@
                     <w:rPr>
                       <w:rFonts w:ascii="Cambria Math"/>
                     </w:rPr>
-                    <m:t>+</m:t>
+                    <m:t>T+</m:t>
                   </m:r>
                   <m:r>
                     <w:rPr>
@@ -8284,6 +7900,12 @@
                       <w:lang w:val="en-US"/>
                     </w:rPr>
                     <m:t>m</m:t>
+                  </m:r>
+                  <m:r>
+                    <w:rPr>
+                      <w:rFonts w:ascii="Cambria Math"/>
+                    </w:rPr>
+                    <m:t xml:space="preserve"> </m:t>
                   </m:r>
                   <m:sSub>
                     <m:sSubPr>
@@ -8330,7 +7952,36 @@
                           <w:rFonts w:ascii="Cambria Math"/>
                           <w:lang w:val="en-US"/>
                         </w:rPr>
-                        <m:t>K</m:t>
+                        <m:t>ρ</m:t>
+                      </m:r>
+                    </m:e>
+                    <m:sub>
+                      <m:r>
+                        <w:rPr>
+                          <w:rFonts w:ascii="Cambria Math"/>
+                          <w:lang w:val="en-US"/>
+                        </w:rPr>
+                        <m:t>o</m:t>
+                      </m:r>
+                    </m:sub>
+                  </m:sSub>
+                  <m:sSub>
+                    <m:sSubPr>
+                      <m:ctrlPr>
+                        <w:rPr>
+                          <w:rFonts w:ascii="Cambria Math" w:hAnsi="Cambria Math"/>
+                          <w:i/>
+                          <w:lang w:val="en-US"/>
+                        </w:rPr>
+                      </m:ctrlPr>
+                    </m:sSubPr>
+                    <m:e>
+                      <m:r>
+                        <w:rPr>
+                          <w:rFonts w:ascii="Cambria Math"/>
+                          <w:lang w:val="en-US"/>
+                        </w:rPr>
+                        <m:t>C</m:t>
                       </m:r>
                     </m:e>
                     <m:sub>
@@ -8347,13 +7998,19 @@
                     <w:rPr>
                       <w:rFonts w:ascii="Cambria Math"/>
                     </w:rPr>
-                    <m:t>(1</m:t>
+                    <m:t>T(1</m:t>
                   </m:r>
                   <m:r>
                     <w:rPr>
                       <w:rFonts w:ascii="Cambria Math"/>
                     </w:rPr>
                     <m:t>-</m:t>
+                  </m:r>
+                  <m:r>
+                    <w:rPr>
+                      <w:rFonts w:ascii="Cambria Math"/>
+                    </w:rPr>
+                    <m:t xml:space="preserve"> </m:t>
                   </m:r>
                   <m:sSub>
                     <m:sSubPr>
@@ -8471,7 +8128,36 @@
                           <w:rFonts w:ascii="Cambria Math"/>
                           <w:lang w:val="en-US"/>
                         </w:rPr>
-                        <m:t>K</m:t>
+                        <m:t>ρ</m:t>
+                      </m:r>
+                    </m:e>
+                    <m:sub>
+                      <m:r>
+                        <w:rPr>
+                          <w:rFonts w:ascii="Cambria Math"/>
+                          <w:lang w:val="en-US"/>
+                        </w:rPr>
+                        <m:t>p</m:t>
+                      </m:r>
+                    </m:sub>
+                  </m:sSub>
+                  <m:sSub>
+                    <m:sSubPr>
+                      <m:ctrlPr>
+                        <w:rPr>
+                          <w:rFonts w:ascii="Cambria Math" w:hAnsi="Cambria Math"/>
+                          <w:i/>
+                          <w:lang w:val="en-US"/>
+                        </w:rPr>
+                      </m:ctrlPr>
+                    </m:sSubPr>
+                    <m:e>
+                      <m:r>
+                        <w:rPr>
+                          <w:rFonts w:ascii="Cambria Math"/>
+                          <w:lang w:val="en-US"/>
+                        </w:rPr>
+                        <m:t>C</m:t>
                       </m:r>
                     </m:e>
                     <m:sub>
@@ -8488,7 +8174,7 @@
                     <w:rPr>
                       <w:rFonts w:ascii="Cambria Math"/>
                     </w:rPr>
-                    <m:t>+(1</m:t>
+                    <m:t>T+(1</m:t>
                   </m:r>
                   <m:r>
                     <w:rPr>
@@ -8525,7 +8211,7 @@
                           <w:rFonts w:ascii="Cambria Math"/>
                           <w:lang w:val="en-US"/>
                         </w:rPr>
-                        <m:t>K</m:t>
+                        <m:t>ρ</m:t>
                       </m:r>
                     </m:e>
                     <m:sub>
@@ -8538,1172 +8224,6 @@
                       </m:r>
                     </m:sub>
                   </m:sSub>
-                </m:e>
-              </m:d>
-              <m:r>
-                <w:rPr>
-                  <w:rFonts w:ascii="Cambria Math" w:hAnsi="Cambria Math" w:cs="Cambria Math"/>
-                </w:rPr>
-                <m:t>∇</m:t>
-              </m:r>
-              <m:r>
-                <w:rPr>
-                  <w:rFonts w:ascii="Cambria Math"/>
-                  <w:lang w:val="en-US"/>
-                </w:rPr>
-                <m:t>T</m:t>
-              </m:r>
-            </m:e>
-          </m:d>
-          <m:r>
-            <w:rPr>
-              <w:rFonts w:ascii="Cambria Math" w:hAnsi="Cambria Math"/>
-            </w:rPr>
-            <m:t>+</m:t>
-          </m:r>
-          <m:sSub>
-            <m:sSubPr>
-              <m:ctrlPr>
-                <w:rPr>
-                  <w:rFonts w:ascii="Cambria Math" w:hAnsi="Cambria Math"/>
-                  <w:i/>
-                  <w:lang w:val="en-US"/>
-                </w:rPr>
-              </m:ctrlPr>
-            </m:sSubPr>
-            <m:e>
-              <m:r>
-                <w:rPr>
-                  <w:rFonts w:ascii="Cambria Math" w:hAnsi="Cambria Math"/>
-                  <w:lang w:val="en-US"/>
-                </w:rPr>
-                <m:t>q</m:t>
-              </m:r>
-            </m:e>
-            <m:sub>
-              <m:r>
-                <w:rPr>
-                  <w:rFonts w:ascii="Cambria Math" w:hAnsi="Cambria Math"/>
-                  <w:lang w:val="en-US"/>
-                </w:rPr>
-                <m:t>o</m:t>
-              </m:r>
-            </m:sub>
-          </m:sSub>
-          <m:sSub>
-            <m:sSubPr>
-              <m:ctrlPr>
-                <w:rPr>
-                  <w:rFonts w:ascii="Cambria Math" w:hAnsi="Cambria Math"/>
-                  <w:i/>
-                  <w:lang w:val="en-US"/>
-                </w:rPr>
-              </m:ctrlPr>
-            </m:sSubPr>
-            <m:e>
-              <m:r>
-                <w:rPr>
-                  <w:rFonts w:ascii="Cambria Math"/>
-                  <w:lang w:val="en-US"/>
-                </w:rPr>
-                <m:t>ρ</m:t>
-              </m:r>
-            </m:e>
-            <m:sub>
-              <m:r>
-                <w:rPr>
-                  <w:rFonts w:ascii="Cambria Math"/>
-                  <w:lang w:val="en-US"/>
-                </w:rPr>
-                <m:t>o</m:t>
-              </m:r>
-            </m:sub>
-          </m:sSub>
-          <m:sSub>
-            <m:sSubPr>
-              <m:ctrlPr>
-                <w:rPr>
-                  <w:rFonts w:ascii="Cambria Math" w:hAnsi="Cambria Math"/>
-                  <w:i/>
-                  <w:lang w:val="en-US"/>
-                </w:rPr>
-              </m:ctrlPr>
-            </m:sSubPr>
-            <m:e>
-              <m:r>
-                <w:rPr>
-                  <w:rFonts w:ascii="Cambria Math"/>
-                  <w:lang w:val="en-US"/>
-                </w:rPr>
-                <m:t>C</m:t>
-              </m:r>
-            </m:e>
-            <m:sub>
-              <m:r>
-                <w:rPr>
-                  <w:rFonts w:ascii="Cambria Math"/>
-                  <w:lang w:val="en-US"/>
-                </w:rPr>
-                <m:t>o</m:t>
-              </m:r>
-            </m:sub>
-          </m:sSub>
-          <m:r>
-            <w:rPr>
-              <w:rFonts w:ascii="Cambria Math"/>
-            </w:rPr>
-            <m:t>T</m:t>
-          </m:r>
-          <m:r>
-            <w:rPr>
-              <w:rFonts w:ascii="Cambria Math" w:hAnsi="Cambria Math"/>
-            </w:rPr>
-            <m:t>+</m:t>
-          </m:r>
-          <m:sSub>
-            <m:sSubPr>
-              <m:ctrlPr>
-                <w:rPr>
-                  <w:rFonts w:ascii="Cambria Math" w:hAnsi="Cambria Math"/>
-                  <w:i/>
-                  <w:lang w:val="en-US"/>
-                </w:rPr>
-              </m:ctrlPr>
-            </m:sSubPr>
-            <m:e>
-              <m:r>
-                <w:rPr>
-                  <w:rFonts w:ascii="Cambria Math" w:hAnsi="Cambria Math"/>
-                  <w:lang w:val="en-US"/>
-                </w:rPr>
-                <m:t>q</m:t>
-              </m:r>
-            </m:e>
-            <m:sub>
-              <m:r>
-                <w:rPr>
-                  <w:rFonts w:ascii="Cambria Math" w:hAnsi="Cambria Math"/>
-                  <w:lang w:val="en-US"/>
-                </w:rPr>
-                <m:t>w</m:t>
-              </m:r>
-            </m:sub>
-          </m:sSub>
-          <m:sSub>
-            <m:sSubPr>
-              <m:ctrlPr>
-                <w:rPr>
-                  <w:rFonts w:ascii="Cambria Math" w:hAnsi="Cambria Math"/>
-                  <w:i/>
-                  <w:lang w:val="en-US"/>
-                </w:rPr>
-              </m:ctrlPr>
-            </m:sSubPr>
-            <m:e>
-              <m:r>
-                <w:rPr>
-                  <w:rFonts w:ascii="Cambria Math"/>
-                  <w:lang w:val="en-US"/>
-                </w:rPr>
-                <m:t>ρ</m:t>
-              </m:r>
-            </m:e>
-            <m:sub>
-              <m:r>
-                <w:rPr>
-                  <w:rFonts w:ascii="Cambria Math"/>
-                  <w:lang w:val="en-US"/>
-                </w:rPr>
-                <m:t>w</m:t>
-              </m:r>
-            </m:sub>
-          </m:sSub>
-          <m:sSub>
-            <m:sSubPr>
-              <m:ctrlPr>
-                <w:rPr>
-                  <w:rFonts w:ascii="Cambria Math" w:hAnsi="Cambria Math"/>
-                  <w:i/>
-                  <w:lang w:val="en-US"/>
-                </w:rPr>
-              </m:ctrlPr>
-            </m:sSubPr>
-            <m:e>
-              <m:r>
-                <w:rPr>
-                  <w:rFonts w:ascii="Cambria Math"/>
-                  <w:lang w:val="en-US"/>
-                </w:rPr>
-                <m:t>C</m:t>
-              </m:r>
-            </m:e>
-            <m:sub>
-              <m:r>
-                <w:rPr>
-                  <w:rFonts w:ascii="Cambria Math"/>
-                  <w:lang w:val="en-US"/>
-                </w:rPr>
-                <m:t>w</m:t>
-              </m:r>
-            </m:sub>
-          </m:sSub>
-          <m:r>
-            <w:rPr>
-              <w:rFonts w:ascii="Cambria Math"/>
-            </w:rPr>
-            <m:t>T</m:t>
-          </m:r>
-        </m:oMath>
-      </m:oMathPara>
-    </w:p>
-    <w:p>
-      <w:pPr>
-        <w:jc w:val="both"/>
-        <w:rPr>
-          <w:rFonts w:eastAsiaTheme="minorEastAsia"/>
-          <w:lang w:val="en-US"/>
-        </w:rPr>
-      </w:pPr>
-      <m:oMathPara>
-        <m:oMath>
-          <m:f>
-            <m:fPr>
-              <m:ctrlPr>
-                <w:rPr>
-                  <w:rFonts w:ascii="Cambria Math" w:hAnsi="Cambria Math"/>
-                  <w:i/>
-                  <w:lang w:val="en-US"/>
-                </w:rPr>
-              </m:ctrlPr>
-            </m:fPr>
-            <m:num>
-              <m:r>
-                <w:rPr>
-                  <w:rFonts w:ascii="Cambria Math"/>
-                </w:rPr>
-                <m:t>∂</m:t>
-              </m:r>
-            </m:num>
-            <m:den>
-              <m:r>
-                <w:rPr>
-                  <w:rFonts w:ascii="Cambria Math"/>
-                </w:rPr>
-                <m:t>∂</m:t>
-              </m:r>
-              <m:r>
-                <w:rPr>
-                  <w:rFonts w:ascii="Cambria Math"/>
-                  <w:lang w:val="en-US"/>
-                </w:rPr>
-                <m:t>t</m:t>
-              </m:r>
-            </m:den>
-          </m:f>
-          <m:r>
-            <w:rPr>
-              <w:rFonts w:ascii="Cambria Math"/>
-            </w:rPr>
-            <m:t>[</m:t>
-          </m:r>
-          <m:r>
-            <w:rPr>
-              <w:rFonts w:ascii="Cambria Math"/>
-              <w:lang w:val="en-US"/>
-            </w:rPr>
-            <m:t>m</m:t>
-          </m:r>
-          <m:r>
-            <w:rPr>
-              <w:rFonts w:ascii="Cambria Math"/>
-            </w:rPr>
-            <m:t xml:space="preserve"> </m:t>
-          </m:r>
-          <m:sSub>
-            <m:sSubPr>
-              <m:ctrlPr>
-                <w:rPr>
-                  <w:rFonts w:ascii="Cambria Math" w:hAnsi="Cambria Math"/>
-                  <w:i/>
-                  <w:lang w:val="en-US"/>
-                </w:rPr>
-              </m:ctrlPr>
-            </m:sSubPr>
-            <m:e>
-              <m:r>
-                <w:rPr>
-                  <w:rFonts w:ascii="Cambria Math"/>
-                  <w:lang w:val="en-US"/>
-                </w:rPr>
-                <m:t>S</m:t>
-              </m:r>
-            </m:e>
-            <m:sub>
-              <m:r>
-                <w:rPr>
-                  <w:rFonts w:ascii="Cambria Math"/>
-                  <w:lang w:val="en-US"/>
-                </w:rPr>
-                <m:t>w</m:t>
-              </m:r>
-            </m:sub>
-          </m:sSub>
-          <m:sSub>
-            <m:sSubPr>
-              <m:ctrlPr>
-                <w:rPr>
-                  <w:rFonts w:ascii="Cambria Math" w:hAnsi="Cambria Math"/>
-                  <w:i/>
-                  <w:lang w:val="en-US"/>
-                </w:rPr>
-              </m:ctrlPr>
-            </m:sSubPr>
-            <m:e>
-              <m:r>
-                <w:rPr>
-                  <w:rFonts w:ascii="Cambria Math"/>
-                  <w:lang w:val="en-US"/>
-                </w:rPr>
-                <m:t>ρ</m:t>
-              </m:r>
-            </m:e>
-            <m:sub>
-              <m:r>
-                <w:rPr>
-                  <w:rFonts w:ascii="Cambria Math"/>
-                  <w:lang w:val="en-US"/>
-                </w:rPr>
-                <m:t>w</m:t>
-              </m:r>
-            </m:sub>
-          </m:sSub>
-          <m:sSub>
-            <m:sSubPr>
-              <m:ctrlPr>
-                <w:rPr>
-                  <w:rFonts w:ascii="Cambria Math" w:hAnsi="Cambria Math"/>
-                  <w:i/>
-                  <w:lang w:val="en-US"/>
-                </w:rPr>
-              </m:ctrlPr>
-            </m:sSubPr>
-            <m:e>
-              <m:r>
-                <w:rPr>
-                  <w:rFonts w:ascii="Cambria Math"/>
-                  <w:lang w:val="en-US"/>
-                </w:rPr>
-                <m:t>C</m:t>
-              </m:r>
-            </m:e>
-            <m:sub>
-              <m:r>
-                <w:rPr>
-                  <w:rFonts w:ascii="Cambria Math"/>
-                  <w:lang w:val="en-US"/>
-                </w:rPr>
-                <m:t>w</m:t>
-              </m:r>
-            </m:sub>
-          </m:sSub>
-          <m:r>
-            <w:rPr>
-              <w:rFonts w:ascii="Cambria Math"/>
-            </w:rPr>
-            <m:t>T+</m:t>
-          </m:r>
-          <m:r>
-            <w:rPr>
-              <w:rFonts w:ascii="Cambria Math"/>
-              <w:lang w:val="en-US"/>
-            </w:rPr>
-            <m:t>m</m:t>
-          </m:r>
-          <m:r>
-            <w:rPr>
-              <w:rFonts w:ascii="Cambria Math"/>
-            </w:rPr>
-            <m:t xml:space="preserve"> </m:t>
-          </m:r>
-          <m:sSub>
-            <m:sSubPr>
-              <m:ctrlPr>
-                <w:rPr>
-                  <w:rFonts w:ascii="Cambria Math" w:hAnsi="Cambria Math"/>
-                  <w:i/>
-                  <w:lang w:val="en-US"/>
-                </w:rPr>
-              </m:ctrlPr>
-            </m:sSubPr>
-            <m:e>
-              <m:r>
-                <w:rPr>
-                  <w:rFonts w:ascii="Cambria Math"/>
-                  <w:lang w:val="en-US"/>
-                </w:rPr>
-                <m:t>S</m:t>
-              </m:r>
-            </m:e>
-            <m:sub>
-              <m:r>
-                <w:rPr>
-                  <w:rFonts w:ascii="Cambria Math"/>
-                  <w:lang w:val="en-US"/>
-                </w:rPr>
-                <m:t>o</m:t>
-              </m:r>
-            </m:sub>
-          </m:sSub>
-          <m:sSub>
-            <m:sSubPr>
-              <m:ctrlPr>
-                <w:rPr>
-                  <w:rFonts w:ascii="Cambria Math" w:hAnsi="Cambria Math"/>
-                  <w:i/>
-                  <w:lang w:val="en-US"/>
-                </w:rPr>
-              </m:ctrlPr>
-            </m:sSubPr>
-            <m:e>
-              <m:r>
-                <w:rPr>
-                  <w:rFonts w:ascii="Cambria Math"/>
-                  <w:lang w:val="en-US"/>
-                </w:rPr>
-                <m:t>ρ</m:t>
-              </m:r>
-            </m:e>
-            <m:sub>
-              <m:r>
-                <w:rPr>
-                  <w:rFonts w:ascii="Cambria Math"/>
-                  <w:lang w:val="en-US"/>
-                </w:rPr>
-                <m:t>o</m:t>
-              </m:r>
-            </m:sub>
-          </m:sSub>
-          <m:sSub>
-            <m:sSubPr>
-              <m:ctrlPr>
-                <w:rPr>
-                  <w:rFonts w:ascii="Cambria Math" w:hAnsi="Cambria Math"/>
-                  <w:i/>
-                  <w:lang w:val="en-US"/>
-                </w:rPr>
-              </m:ctrlPr>
-            </m:sSubPr>
-            <m:e>
-              <m:r>
-                <w:rPr>
-                  <w:rFonts w:ascii="Cambria Math"/>
-                  <w:lang w:val="en-US"/>
-                </w:rPr>
-                <m:t>C</m:t>
-              </m:r>
-            </m:e>
-            <m:sub>
-              <m:r>
-                <w:rPr>
-                  <w:rFonts w:ascii="Cambria Math"/>
-                  <w:lang w:val="en-US"/>
-                </w:rPr>
-                <m:t>o</m:t>
-              </m:r>
-            </m:sub>
-          </m:sSub>
-          <m:r>
-            <w:rPr>
-              <w:rFonts w:ascii="Cambria Math"/>
-            </w:rPr>
-            <m:t>T(1</m:t>
-          </m:r>
-          <m:r>
-            <w:rPr>
-              <w:rFonts w:ascii="Cambria Math"/>
-            </w:rPr>
-            <m:t>-</m:t>
-          </m:r>
-          <m:r>
-            <w:rPr>
-              <w:rFonts w:ascii="Cambria Math"/>
-            </w:rPr>
-            <m:t xml:space="preserve"> </m:t>
-          </m:r>
-          <m:sSub>
-            <m:sSubPr>
-              <m:ctrlPr>
-                <w:rPr>
-                  <w:rFonts w:ascii="Cambria Math" w:hAnsi="Cambria Math"/>
-                  <w:i/>
-                  <w:lang w:val="en-US"/>
-                </w:rPr>
-              </m:ctrlPr>
-            </m:sSubPr>
-            <m:e>
-              <m:r>
-                <w:rPr>
-                  <w:rFonts w:ascii="Cambria Math"/>
-                  <w:lang w:val="en-US"/>
-                </w:rPr>
-                <m:t>w</m:t>
-              </m:r>
-            </m:e>
-            <m:sub>
-              <m:r>
-                <w:rPr>
-                  <w:rFonts w:ascii="Cambria Math"/>
-                  <w:lang w:val="en-US"/>
-                </w:rPr>
-                <m:t>ps</m:t>
-              </m:r>
-            </m:sub>
-          </m:sSub>
-          <m:r>
-            <w:rPr>
-              <w:rFonts w:ascii="Cambria Math"/>
-            </w:rPr>
-            <m:t>)+</m:t>
-          </m:r>
-          <m:r>
-            <w:rPr>
-              <w:rFonts w:ascii="Cambria Math"/>
-              <w:lang w:val="en-US"/>
-            </w:rPr>
-            <m:t>m</m:t>
-          </m:r>
-          <m:sSub>
-            <m:sSubPr>
-              <m:ctrlPr>
-                <w:rPr>
-                  <w:rFonts w:ascii="Cambria Math" w:hAnsi="Cambria Math"/>
-                  <w:i/>
-                  <w:lang w:val="en-US"/>
-                </w:rPr>
-              </m:ctrlPr>
-            </m:sSubPr>
-            <m:e>
-              <m:r>
-                <w:rPr>
-                  <w:rFonts w:ascii="Cambria Math"/>
-                  <w:lang w:val="en-US"/>
-                </w:rPr>
-                <m:t>S</m:t>
-              </m:r>
-            </m:e>
-            <m:sub>
-              <m:r>
-                <w:rPr>
-                  <w:rFonts w:ascii="Cambria Math"/>
-                  <w:lang w:val="en-US"/>
-                </w:rPr>
-                <m:t>o</m:t>
-              </m:r>
-            </m:sub>
-          </m:sSub>
-          <m:sSub>
-            <m:sSubPr>
-              <m:ctrlPr>
-                <w:rPr>
-                  <w:rFonts w:ascii="Cambria Math" w:hAnsi="Cambria Math"/>
-                  <w:i/>
-                  <w:lang w:val="en-US"/>
-                </w:rPr>
-              </m:ctrlPr>
-            </m:sSubPr>
-            <m:e>
-              <m:r>
-                <w:rPr>
-                  <w:rFonts w:ascii="Cambria Math"/>
-                  <w:lang w:val="en-US"/>
-                </w:rPr>
-                <m:t>w</m:t>
-              </m:r>
-            </m:e>
-            <m:sub>
-              <m:r>
-                <w:rPr>
-                  <w:rFonts w:ascii="Cambria Math"/>
-                  <w:lang w:val="en-US"/>
-                </w:rPr>
-                <m:t>ps</m:t>
-              </m:r>
-            </m:sub>
-          </m:sSub>
-          <m:sSub>
-            <m:sSubPr>
-              <m:ctrlPr>
-                <w:rPr>
-                  <w:rFonts w:ascii="Cambria Math" w:hAnsi="Cambria Math"/>
-                  <w:i/>
-                  <w:lang w:val="en-US"/>
-                </w:rPr>
-              </m:ctrlPr>
-            </m:sSubPr>
-            <m:e>
-              <m:r>
-                <w:rPr>
-                  <w:rFonts w:ascii="Cambria Math"/>
-                  <w:lang w:val="en-US"/>
-                </w:rPr>
-                <m:t>ρ</m:t>
-              </m:r>
-            </m:e>
-            <m:sub>
-              <m:r>
-                <w:rPr>
-                  <w:rFonts w:ascii="Cambria Math"/>
-                  <w:lang w:val="en-US"/>
-                </w:rPr>
-                <m:t>p</m:t>
-              </m:r>
-            </m:sub>
-          </m:sSub>
-          <m:sSub>
-            <m:sSubPr>
-              <m:ctrlPr>
-                <w:rPr>
-                  <w:rFonts w:ascii="Cambria Math" w:hAnsi="Cambria Math"/>
-                  <w:i/>
-                  <w:lang w:val="en-US"/>
-                </w:rPr>
-              </m:ctrlPr>
-            </m:sSubPr>
-            <m:e>
-              <m:r>
-                <w:rPr>
-                  <w:rFonts w:ascii="Cambria Math"/>
-                  <w:lang w:val="en-US"/>
-                </w:rPr>
-                <m:t>C</m:t>
-              </m:r>
-            </m:e>
-            <m:sub>
-              <m:r>
-                <w:rPr>
-                  <w:rFonts w:ascii="Cambria Math"/>
-                  <w:lang w:val="en-US"/>
-                </w:rPr>
-                <m:t>p</m:t>
-              </m:r>
-            </m:sub>
-          </m:sSub>
-          <m:r>
-            <w:rPr>
-              <w:rFonts w:ascii="Cambria Math"/>
-            </w:rPr>
-            <m:t>T+(1</m:t>
-          </m:r>
-          <m:r>
-            <w:rPr>
-              <w:rFonts w:ascii="Cambria Math"/>
-            </w:rPr>
-            <m:t>-</m:t>
-          </m:r>
-          <m:r>
-            <w:rPr>
-              <w:rFonts w:ascii="Cambria Math"/>
-              <w:lang w:val="en-US"/>
-            </w:rPr>
-            <m:t>m</m:t>
-          </m:r>
-          <m:r>
-            <w:rPr>
-              <w:rFonts w:ascii="Cambria Math"/>
-            </w:rPr>
-            <m:t>)</m:t>
-          </m:r>
-          <m:sSub>
-            <m:sSubPr>
-              <m:ctrlPr>
-                <w:rPr>
-                  <w:rFonts w:ascii="Cambria Math" w:hAnsi="Cambria Math"/>
-                  <w:i/>
-                  <w:lang w:val="en-US"/>
-                </w:rPr>
-              </m:ctrlPr>
-            </m:sSubPr>
-            <m:e>
-              <m:r>
-                <w:rPr>
-                  <w:rFonts w:ascii="Cambria Math"/>
-                  <w:lang w:val="en-US"/>
-                </w:rPr>
-                <m:t>ρ</m:t>
-              </m:r>
-            </m:e>
-            <m:sub>
-              <m:r>
-                <w:rPr>
-                  <w:rFonts w:ascii="Cambria Math"/>
-                  <w:lang w:val="en-US"/>
-                </w:rPr>
-                <m:t>f</m:t>
-              </m:r>
-            </m:sub>
-          </m:sSub>
-          <m:sSub>
-            <m:sSubPr>
-              <m:ctrlPr>
-                <w:rPr>
-                  <w:rFonts w:ascii="Cambria Math" w:hAnsi="Cambria Math"/>
-                  <w:i/>
-                  <w:lang w:val="en-US"/>
-                </w:rPr>
-              </m:ctrlPr>
-            </m:sSubPr>
-            <m:e>
-              <m:r>
-                <w:rPr>
-                  <w:rFonts w:ascii="Cambria Math"/>
-                  <w:lang w:val="en-US"/>
-                </w:rPr>
-                <m:t>C</m:t>
-              </m:r>
-            </m:e>
-            <m:sub>
-              <m:r>
-                <w:rPr>
-                  <w:rFonts w:ascii="Cambria Math"/>
-                  <w:lang w:val="en-US"/>
-                </w:rPr>
-                <m:t>f</m:t>
-              </m:r>
-            </m:sub>
-          </m:sSub>
-          <m:r>
-            <w:rPr>
-              <w:rFonts w:ascii="Cambria Math"/>
-            </w:rPr>
-            <m:t>T]+</m:t>
-          </m:r>
-          <m:r>
-            <w:rPr>
-              <w:rFonts w:ascii="Cambria Math" w:hAnsi="Cambria Math" w:cs="Cambria Math"/>
-            </w:rPr>
-            <m:t>∇</m:t>
-          </m:r>
-          <m:r>
-            <w:rPr>
-              <w:rFonts w:ascii="Cambria Math"/>
-            </w:rPr>
-            <m:t>(</m:t>
-          </m:r>
-          <m:sSub>
-            <m:sSubPr>
-              <m:ctrlPr>
-                <w:rPr>
-                  <w:rFonts w:ascii="Cambria Math" w:hAnsi="Cambria Math"/>
-                  <w:i/>
-                  <w:lang w:val="en-US"/>
-                </w:rPr>
-              </m:ctrlPr>
-            </m:sSubPr>
-            <m:e>
-              <m:r>
-                <w:rPr>
-                  <w:rFonts w:ascii="Cambria Math"/>
-                  <w:lang w:val="en-US"/>
-                </w:rPr>
-                <m:t>ρ</m:t>
-              </m:r>
-            </m:e>
-            <m:sub>
-              <m:r>
-                <w:rPr>
-                  <w:rFonts w:ascii="Cambria Math"/>
-                  <w:lang w:val="en-US"/>
-                </w:rPr>
-                <m:t>w</m:t>
-              </m:r>
-            </m:sub>
-          </m:sSub>
-          <m:sSub>
-            <m:sSubPr>
-              <m:ctrlPr>
-                <w:rPr>
-                  <w:rFonts w:ascii="Cambria Math" w:hAnsi="Cambria Math"/>
-                  <w:i/>
-                  <w:lang w:val="en-US"/>
-                </w:rPr>
-              </m:ctrlPr>
-            </m:sSubPr>
-            <m:e>
-              <m:r>
-                <w:rPr>
-                  <w:rFonts w:ascii="Cambria Math"/>
-                  <w:lang w:val="en-US"/>
-                </w:rPr>
-                <m:t>C</m:t>
-              </m:r>
-            </m:e>
-            <m:sub>
-              <m:r>
-                <w:rPr>
-                  <w:rFonts w:ascii="Cambria Math"/>
-                  <w:lang w:val="en-US"/>
-                </w:rPr>
-                <m:t>w</m:t>
-              </m:r>
-            </m:sub>
-          </m:sSub>
-          <m:r>
-            <w:rPr>
-              <w:rFonts w:ascii="Cambria Math" w:hAnsi="Cambria Math"/>
-              <w:lang w:val="en-US"/>
-            </w:rPr>
-            <m:t>T</m:t>
-          </m:r>
-          <m:sSub>
-            <m:sSubPr>
-              <m:ctrlPr>
-                <w:rPr>
-                  <w:rFonts w:ascii="Cambria Math" w:hAnsi="Cambria Math"/>
-                  <w:i/>
-                  <w:lang w:val="en-US"/>
-                </w:rPr>
-              </m:ctrlPr>
-            </m:sSubPr>
-            <m:e>
-              <m:r>
-                <w:rPr>
-                  <w:rFonts w:ascii="Cambria Math"/>
-                  <w:lang w:val="en-US"/>
-                </w:rPr>
-                <m:t>U</m:t>
-              </m:r>
-            </m:e>
-            <m:sub>
-              <m:r>
-                <w:rPr>
-                  <w:rFonts w:ascii="Cambria Math"/>
-                  <w:lang w:val="en-US"/>
-                </w:rPr>
-                <m:t>w</m:t>
-              </m:r>
-            </m:sub>
-          </m:sSub>
-          <m:r>
-            <w:rPr>
-              <w:rFonts w:ascii="Cambria Math"/>
-            </w:rPr>
-            <m:t>+(1</m:t>
-          </m:r>
-          <m:r>
-            <w:rPr>
-              <w:rFonts w:ascii="Cambria Math"/>
-            </w:rPr>
-            <m:t>-</m:t>
-          </m:r>
-          <m:sSub>
-            <m:sSubPr>
-              <m:ctrlPr>
-                <w:rPr>
-                  <w:rFonts w:ascii="Cambria Math" w:hAnsi="Cambria Math"/>
-                  <w:i/>
-                  <w:lang w:val="en-US"/>
-                </w:rPr>
-              </m:ctrlPr>
-            </m:sSubPr>
-            <m:e>
-              <m:r>
-                <w:rPr>
-                  <w:rFonts w:ascii="Cambria Math"/>
-                  <w:lang w:val="en-US"/>
-                </w:rPr>
-                <m:t>w</m:t>
-              </m:r>
-            </m:e>
-            <m:sub>
-              <m:r>
-                <w:rPr>
-                  <w:rFonts w:ascii="Cambria Math"/>
-                  <w:lang w:val="en-US"/>
-                </w:rPr>
-                <m:t>ps</m:t>
-              </m:r>
-            </m:sub>
-          </m:sSub>
-          <m:r>
-            <w:rPr>
-              <w:rFonts w:ascii="Cambria Math"/>
-            </w:rPr>
-            <m:t>)</m:t>
-          </m:r>
-          <m:sSub>
-            <m:sSubPr>
-              <m:ctrlPr>
-                <w:rPr>
-                  <w:rFonts w:ascii="Cambria Math" w:hAnsi="Cambria Math"/>
-                  <w:i/>
-                  <w:lang w:val="en-US"/>
-                </w:rPr>
-              </m:ctrlPr>
-            </m:sSubPr>
-            <m:e>
-              <m:r>
-                <w:rPr>
-                  <w:rFonts w:ascii="Cambria Math"/>
-                  <w:lang w:val="en-US"/>
-                </w:rPr>
-                <m:t>ρ</m:t>
-              </m:r>
-            </m:e>
-            <m:sub>
-              <m:r>
-                <w:rPr>
-                  <w:rFonts w:ascii="Cambria Math"/>
-                  <w:lang w:val="en-US"/>
-                </w:rPr>
-                <m:t>o</m:t>
-              </m:r>
-            </m:sub>
-          </m:sSub>
-          <m:sSub>
-            <m:sSubPr>
-              <m:ctrlPr>
-                <w:rPr>
-                  <w:rFonts w:ascii="Cambria Math" w:hAnsi="Cambria Math"/>
-                  <w:i/>
-                  <w:lang w:val="en-US"/>
-                </w:rPr>
-              </m:ctrlPr>
-            </m:sSubPr>
-            <m:e>
-              <m:r>
-                <w:rPr>
-                  <w:rFonts w:ascii="Cambria Math"/>
-                  <w:lang w:val="en-US"/>
-                </w:rPr>
-                <m:t>C</m:t>
-              </m:r>
-            </m:e>
-            <m:sub>
-              <m:r>
-                <w:rPr>
-                  <w:rFonts w:ascii="Cambria Math"/>
-                  <w:lang w:val="en-US"/>
-                </w:rPr>
-                <m:t>o</m:t>
-              </m:r>
-            </m:sub>
-          </m:sSub>
-          <m:r>
-            <w:rPr>
-              <w:rFonts w:ascii="Cambria Math" w:hAnsi="Cambria Math"/>
-              <w:lang w:val="en-US"/>
-            </w:rPr>
-            <m:t>T</m:t>
-          </m:r>
-          <m:sSub>
-            <m:sSubPr>
-              <m:ctrlPr>
-                <w:rPr>
-                  <w:rFonts w:ascii="Cambria Math" w:hAnsi="Cambria Math"/>
-                  <w:i/>
-                  <w:lang w:val="en-US"/>
-                </w:rPr>
-              </m:ctrlPr>
-            </m:sSubPr>
-            <m:e>
-              <m:r>
-                <w:rPr>
-                  <w:rFonts w:ascii="Cambria Math"/>
-                  <w:lang w:val="en-US"/>
-                </w:rPr>
-                <m:t>H</m:t>
-              </m:r>
-            </m:e>
-            <m:sub>
-              <m:r>
-                <w:rPr>
-                  <w:rFonts w:ascii="Cambria Math"/>
-                  <w:lang w:val="en-US"/>
-                </w:rPr>
-                <m:t>o</m:t>
-              </m:r>
-            </m:sub>
-          </m:sSub>
-          <m:r>
-            <w:rPr>
-              <w:rFonts w:ascii="Cambria Math"/>
-            </w:rPr>
-            <m:t>+</m:t>
-          </m:r>
-          <m:sSub>
-            <m:sSubPr>
-              <m:ctrlPr>
-                <w:rPr>
-                  <w:rFonts w:ascii="Cambria Math" w:hAnsi="Cambria Math"/>
-                  <w:i/>
-                  <w:lang w:val="en-US"/>
-                </w:rPr>
-              </m:ctrlPr>
-            </m:sSubPr>
-            <m:e>
-              <m:r>
-                <w:rPr>
-                  <w:rFonts w:ascii="Cambria Math"/>
-                  <w:lang w:val="en-US"/>
-                </w:rPr>
-                <m:t>ρ</m:t>
-              </m:r>
-            </m:e>
-            <m:sub>
-              <m:r>
-                <w:rPr>
-                  <w:rFonts w:ascii="Cambria Math"/>
-                  <w:lang w:val="en-US"/>
-                </w:rPr>
-                <m:t>p</m:t>
-              </m:r>
-            </m:sub>
-          </m:sSub>
-          <m:sSub>
-            <m:sSubPr>
-              <m:ctrlPr>
-                <w:rPr>
-                  <w:rFonts w:ascii="Cambria Math" w:hAnsi="Cambria Math"/>
-                  <w:i/>
-                  <w:lang w:val="en-US"/>
-                </w:rPr>
-              </m:ctrlPr>
-            </m:sSubPr>
-            <m:e>
-              <m:r>
-                <w:rPr>
-                  <w:rFonts w:ascii="Cambria Math"/>
-                  <w:lang w:val="en-US"/>
-                </w:rPr>
-                <m:t>w</m:t>
-              </m:r>
-            </m:e>
-            <m:sub>
-              <m:r>
-                <w:rPr>
-                  <w:rFonts w:ascii="Cambria Math"/>
-                  <w:lang w:val="en-US"/>
-                </w:rPr>
-                <m:t>ps</m:t>
-              </m:r>
-            </m:sub>
-          </m:sSub>
-          <m:sSub>
-            <m:sSubPr>
-              <m:ctrlPr>
-                <w:rPr>
-                  <w:rFonts w:ascii="Cambria Math" w:hAnsi="Cambria Math"/>
-                  <w:i/>
-                  <w:lang w:val="en-US"/>
-                </w:rPr>
-              </m:ctrlPr>
-            </m:sSubPr>
-            <m:e>
-              <m:r>
-                <w:rPr>
-                  <w:rFonts w:ascii="Cambria Math"/>
-                  <w:lang w:val="en-US"/>
-                </w:rPr>
-                <m:t>C</m:t>
-              </m:r>
-            </m:e>
-            <m:sub>
-              <m:r>
-                <w:rPr>
-                  <w:rFonts w:ascii="Cambria Math"/>
-                  <w:lang w:val="en-US"/>
-                </w:rPr>
-                <m:t>o</m:t>
-              </m:r>
-            </m:sub>
-          </m:sSub>
-          <m:r>
-            <w:rPr>
-              <w:rFonts w:ascii="Cambria Math" w:hAnsi="Cambria Math"/>
-              <w:lang w:val="en-US"/>
-            </w:rPr>
-            <m:t>T</m:t>
-          </m:r>
-          <m:sSub>
-            <m:sSubPr>
-              <m:ctrlPr>
-                <w:rPr>
-                  <w:rFonts w:ascii="Cambria Math" w:hAnsi="Cambria Math"/>
-                  <w:i/>
-                  <w:lang w:val="en-US"/>
-                </w:rPr>
-              </m:ctrlPr>
-            </m:sSubPr>
-            <m:e>
-              <m:r>
-                <w:rPr>
-                  <w:rFonts w:ascii="Cambria Math"/>
-                  <w:lang w:val="en-US"/>
-                </w:rPr>
-                <m:t>H</m:t>
-              </m:r>
-            </m:e>
-            <m:sub>
-              <m:r>
-                <w:rPr>
-                  <w:rFonts w:ascii="Cambria Math"/>
-                  <w:lang w:val="en-US"/>
-                </w:rPr>
-                <m:t>p</m:t>
-              </m:r>
-            </m:sub>
-          </m:sSub>
-          <m:r>
-            <w:rPr>
-              <w:rFonts w:ascii="Cambria Math"/>
-            </w:rPr>
-            <m:t>)=</m:t>
-          </m:r>
-          <m:r>
-            <w:rPr>
-              <w:rFonts w:ascii="Cambria Math" w:hAnsi="Cambria Math" w:cs="Cambria Math"/>
-            </w:rPr>
-            <m:t>∇</m:t>
-          </m:r>
-          <m:d>
-            <m:dPr>
-              <m:begChr m:val="{"/>
-              <m:endChr m:val="}"/>
-              <m:ctrlPr>
-                <w:rPr>
-                  <w:rFonts w:ascii="Cambria Math" w:hAnsi="Cambria Math"/>
-                  <w:i/>
-                  <w:lang w:val="en-US"/>
-                </w:rPr>
-              </m:ctrlPr>
-            </m:dPr>
-            <m:e>
-              <m:d>
-                <m:dPr>
-                  <m:begChr m:val="["/>
-                  <m:endChr m:val="]"/>
-                  <m:ctrlPr>
-                    <w:rPr>
-                      <w:rFonts w:ascii="Cambria Math" w:hAnsi="Cambria Math"/>
-                      <w:i/>
-                      <w:lang w:val="en-US"/>
-                    </w:rPr>
-                  </m:ctrlPr>
-                </m:dPr>
-                <m:e>
-                  <m:r>
-                    <w:rPr>
-                      <w:rFonts w:ascii="Cambria Math"/>
-                      <w:lang w:val="en-US"/>
-                    </w:rPr>
-                    <m:t>m</m:t>
-                  </m:r>
-                  <m:r>
-                    <w:rPr>
-                      <w:rFonts w:ascii="Cambria Math"/>
-                    </w:rPr>
-                    <m:t xml:space="preserve"> </m:t>
-                  </m:r>
                   <m:sSub>
                     <m:sSubPr>
                       <m:ctrlPr>
@@ -9720,7 +8240,78 @@
                           <w:rFonts w:ascii="Cambria Math"/>
                           <w:lang w:val="en-US"/>
                         </w:rPr>
-                        <m:t>S</m:t>
+                        <m:t>C</m:t>
+                      </m:r>
+                    </m:e>
+                    <m:sub>
+                      <m:r>
+                        <w:rPr>
+                          <w:rFonts w:ascii="Cambria Math"/>
+                          <w:lang w:val="en-US"/>
+                        </w:rPr>
+                        <m:t>f</m:t>
+                      </m:r>
+                    </m:sub>
+                  </m:sSub>
+                  <m:r>
+                    <w:rPr>
+                      <w:rFonts w:ascii="Cambria Math"/>
+                    </w:rPr>
+                    <m:t>T</m:t>
+                  </m:r>
+                </m:e>
+              </m:d>
+              <m:r>
+                <w:rPr>
+                  <w:rFonts w:ascii="Cambria Math"/>
+                </w:rPr>
+                <m:t>+</m:t>
+              </m:r>
+            </m:e>
+          </m:mr>
+          <m:mr>
+            <m:e>
+              <m:r>
+                <w:rPr>
+                  <w:rFonts w:ascii="Cambria Math"/>
+                </w:rPr>
+                <m:t xml:space="preserve">+ </m:t>
+              </m:r>
+              <m:r>
+                <w:rPr>
+                  <w:rFonts w:ascii="Cambria Math" w:hAnsi="Cambria Math" w:cs="Cambria Math"/>
+                </w:rPr>
+                <m:t>∇</m:t>
+              </m:r>
+              <m:d>
+                <m:dPr>
+                  <m:begChr m:val="["/>
+                  <m:endChr m:val="]"/>
+                  <m:ctrlPr>
+                    <w:rPr>
+                      <w:rFonts w:ascii="Cambria Math" w:hAnsi="Cambria Math"/>
+                      <w:i/>
+                    </w:rPr>
+                  </m:ctrlPr>
+                </m:dPr>
+                <m:e>
+                  <m:sSub>
+                    <m:sSubPr>
+                      <m:ctrlPr>
+                        <w:rPr>
+                          <w:rFonts w:ascii="Cambria Math" w:hAnsi="Cambria Math"/>
+                          <w:i/>
+                          <w:lang w:val="en-US"/>
+                        </w:rPr>
+                      </m:ctrlPr>
+                    </m:sSubPr>
+                    <m:e>
+                      <m:r>
+                        <w:rPr>
+                          <w:rFonts w:ascii="Cambria Math"/>
+                          <w:lang w:val="en-US"/>
+                        </w:rPr>
+                        <m:t>ρ</m:t>
                       </m:r>
                     </m:e>
                     <m:sub>
@@ -9749,7 +8340,43 @@
                           <w:rFonts w:ascii="Cambria Math"/>
                           <w:lang w:val="en-US"/>
                         </w:rPr>
-                        <m:t>K</m:t>
+                        <m:t>C</m:t>
+                      </m:r>
+                    </m:e>
+                    <m:sub>
+                      <m:r>
+                        <w:rPr>
+                          <w:rFonts w:ascii="Cambria Math"/>
+                          <w:lang w:val="en-US"/>
+                        </w:rPr>
+                        <m:t>w</m:t>
+                      </m:r>
+                    </m:sub>
+                  </m:sSub>
+                  <m:r>
+                    <w:rPr>
+                      <w:rFonts w:ascii="Cambria Math" w:hAnsi="Cambria Math"/>
+                      <w:lang w:val="en-US"/>
+                    </w:rPr>
+                    <m:t>T</m:t>
+                  </m:r>
+                  <m:sSub>
+                    <m:sSubPr>
+                      <m:ctrlPr>
+                        <w:rPr>
+                          <w:rFonts w:ascii="Cambria Math" w:hAnsi="Cambria Math"/>
+                          <w:i/>
+                          <w:lang w:val="en-US"/>
+                        </w:rPr>
+                      </m:ctrlPr>
+                    </m:sSubPr>
+                    <m:e>
+                      <m:r>
+                        <w:rPr>
+                          <w:rFonts w:ascii="Cambria Math"/>
+                          <w:lang w:val="en-US"/>
+                        </w:rPr>
+                        <m:t>U</m:t>
                       </m:r>
                     </m:e>
                     <m:sub>
@@ -9768,13 +8395,59 @@
                     </w:rPr>
                     <m:t>+</m:t>
                   </m:r>
-                  <m:r>
-                    <w:rPr>
-                      <w:rFonts w:ascii="Cambria Math"/>
-                      <w:lang w:val="en-US"/>
-                    </w:rPr>
-                    <m:t>m</m:t>
-                  </m:r>
+                  <m:d>
+                    <m:dPr>
+                      <m:ctrlPr>
+                        <w:rPr>
+                          <w:rFonts w:ascii="Cambria Math" w:hAnsi="Cambria Math"/>
+                          <w:i/>
+                        </w:rPr>
+                      </m:ctrlPr>
+                    </m:dPr>
+                    <m:e>
+                      <m:r>
+                        <w:rPr>
+                          <w:rFonts w:ascii="Cambria Math"/>
+                        </w:rPr>
+                        <m:t>1</m:t>
+                      </m:r>
+                      <m:r>
+                        <w:rPr>
+                          <w:rFonts w:ascii="Cambria Math"/>
+                        </w:rPr>
+                        <m:t>-</m:t>
+                      </m:r>
+                      <m:sSub>
+                        <m:sSubPr>
+                          <m:ctrlPr>
+                            <w:rPr>
+                              <w:rFonts w:ascii="Cambria Math" w:hAnsi="Cambria Math"/>
+                              <w:i/>
+                              <w:lang w:val="en-US"/>
+                            </w:rPr>
+                          </m:ctrlPr>
+                        </m:sSubPr>
+                        <m:e>
+                          <m:r>
+                            <w:rPr>
+                              <w:rFonts w:ascii="Cambria Math"/>
+                              <w:lang w:val="en-US"/>
+                            </w:rPr>
+                            <m:t>w</m:t>
+                          </m:r>
+                        </m:e>
+                        <m:sub>
+                          <m:r>
+                            <w:rPr>
+                              <w:rFonts w:ascii="Cambria Math"/>
+                              <w:lang w:val="en-US"/>
+                            </w:rPr>
+                            <m:t>ps</m:t>
+                          </m:r>
+                        </m:sub>
+                      </m:sSub>
+                    </m:e>
+                  </m:d>
                   <m:sSub>
                     <m:sSubPr>
                       <m:ctrlPr>
@@ -9791,7 +8464,7 @@
                           <w:rFonts w:ascii="Cambria Math"/>
                           <w:lang w:val="en-US"/>
                         </w:rPr>
-                        <m:t>S</m:t>
+                        <m:t>ρ</m:t>
                       </m:r>
                     </m:e>
                     <m:sub>
@@ -9820,7 +8493,7 @@
                           <w:rFonts w:ascii="Cambria Math"/>
                           <w:lang w:val="en-US"/>
                         </w:rPr>
-                        <m:t>K</m:t>
+                        <m:t>C</m:t>
                       </m:r>
                     </m:e>
                     <m:sub>
@@ -9835,15 +8508,10 @@
                   </m:sSub>
                   <m:r>
                     <w:rPr>
-                      <w:rFonts w:ascii="Cambria Math"/>
+                      <w:rFonts w:ascii="Cambria Math" w:hAnsi="Cambria Math"/>
+                      <w:lang w:val="en-US"/>
                     </w:rPr>
-                    <m:t>(1</m:t>
-                  </m:r>
-                  <m:r>
-                    <w:rPr>
-                      <w:rFonts w:ascii="Cambria Math"/>
-                    </w:rPr>
-                    <m:t>-</m:t>
+                    <m:t>T</m:t>
                   </m:r>
                   <m:sSub>
                     <m:sSubPr>
@@ -9861,49 +8529,7 @@
                           <w:rFonts w:ascii="Cambria Math"/>
                           <w:lang w:val="en-US"/>
                         </w:rPr>
-                        <m:t>w</m:t>
-                      </m:r>
-                    </m:e>
-                    <m:sub>
-                      <m:r>
-                        <w:rPr>
-                          <w:rFonts w:ascii="Cambria Math"/>
-                          <w:lang w:val="en-US"/>
-                        </w:rPr>
-                        <m:t>ps</m:t>
-                      </m:r>
-                    </m:sub>
-                  </m:sSub>
-                  <m:r>
-                    <w:rPr>
-                      <w:rFonts w:ascii="Cambria Math"/>
-                    </w:rPr>
-                    <m:t>)+</m:t>
-                  </m:r>
-                  <m:r>
-                    <w:rPr>
-                      <w:rFonts w:ascii="Cambria Math"/>
-                      <w:lang w:val="en-US"/>
-                    </w:rPr>
-                    <m:t>m</m:t>
-                  </m:r>
-                  <m:sSub>
-                    <m:sSubPr>
-                      <m:ctrlPr>
-                        <w:rPr>
-                          <w:rFonts w:ascii="Cambria Math" w:hAnsi="Cambria Math"/>
-                          <w:i/>
-                          <w:lang w:val="en-US"/>
-                        </w:rPr>
-                      </m:ctrlPr>
-                    </m:sSubPr>
-                    <m:e>
-                      <m:r>
-                        <w:rPr>
-                          <w:rFonts w:ascii="Cambria Math"/>
-                          <w:lang w:val="en-US"/>
-                        </w:rPr>
-                        <m:t>S</m:t>
+                        <m:t>H</m:t>
                       </m:r>
                     </m:e>
                     <m:sub>
@@ -9916,6 +8542,12 @@
                       </m:r>
                     </m:sub>
                   </m:sSub>
+                  <m:r>
+                    <w:rPr>
+                      <w:rFonts w:ascii="Cambria Math"/>
+                    </w:rPr>
+                    <m:t>+</m:t>
+                  </m:r>
                   <m:sSub>
                     <m:sSubPr>
                       <m:ctrlPr>
@@ -9961,7 +8593,7 @@
                           <w:rFonts w:ascii="Cambria Math"/>
                           <w:lang w:val="en-US"/>
                         </w:rPr>
-                        <m:t>K</m:t>
+                        <m:t>ρ</m:t>
                       </m:r>
                     </m:e>
                     <m:sub>
@@ -9974,30 +8606,41 @@
                       </m:r>
                     </m:sub>
                   </m:sSub>
+                  <m:sSub>
+                    <m:sSubPr>
+                      <m:ctrlPr>
+                        <w:rPr>
+                          <w:rFonts w:ascii="Cambria Math" w:hAnsi="Cambria Math"/>
+                          <w:i/>
+                          <w:lang w:val="en-US"/>
+                        </w:rPr>
+                      </m:ctrlPr>
+                    </m:sSubPr>
+                    <m:e>
+                      <m:r>
+                        <w:rPr>
+                          <w:rFonts w:ascii="Cambria Math"/>
+                          <w:lang w:val="en-US"/>
+                        </w:rPr>
+                        <m:t>C</m:t>
+                      </m:r>
+                    </m:e>
+                    <m:sub>
+                      <m:r>
+                        <w:rPr>
+                          <w:rFonts w:ascii="Cambria Math"/>
+                          <w:lang w:val="en-US"/>
+                        </w:rPr>
+                        <m:t>o</m:t>
+                      </m:r>
+                    </m:sub>
+                  </m:sSub>
                   <m:r>
                     <w:rPr>
-                      <w:rFonts w:ascii="Cambria Math"/>
-                    </w:rPr>
-                    <m:t>+(1</m:t>
-                  </m:r>
-                  <m:r>
-                    <w:rPr>
-                      <w:rFonts w:ascii="Cambria Math"/>
-                    </w:rPr>
-                    <m:t>-</m:t>
-                  </m:r>
-                  <m:r>
-                    <w:rPr>
-                      <w:rFonts w:ascii="Cambria Math"/>
+                      <w:rFonts w:ascii="Cambria Math" w:hAnsi="Cambria Math"/>
                       <w:lang w:val="en-US"/>
                     </w:rPr>
-                    <m:t>m</m:t>
-                  </m:r>
-                  <m:r>
-                    <w:rPr>
-                      <w:rFonts w:ascii="Cambria Math"/>
-                    </w:rPr>
-                    <m:t>)</m:t>
+                    <m:t>T</m:t>
                   </m:r>
                   <m:sSub>
                     <m:sSubPr>
@@ -10015,7 +8658,7 @@
                           <w:rFonts w:ascii="Cambria Math"/>
                           <w:lang w:val="en-US"/>
                         </w:rPr>
-                        <m:t>K</m:t>
+                        <m:t>H</m:t>
                       </m:r>
                     </m:e>
                     <m:sub>
@@ -10024,7 +8667,7 @@
                           <w:rFonts w:ascii="Cambria Math"/>
                           <w:lang w:val="en-US"/>
                         </w:rPr>
-                        <m:t>f</m:t>
+                        <m:t>p</m:t>
                       </m:r>
                     </m:sub>
                   </m:sSub>
@@ -10032,21 +8675,616 @@
               </m:d>
               <m:r>
                 <w:rPr>
+                  <w:rFonts w:ascii="Cambria Math"/>
+                </w:rPr>
+                <m:t>=</m:t>
+              </m:r>
+            </m:e>
+          </m:mr>
+          <m:mr>
+            <m:e>
+              <m:r>
+                <w:rPr>
+                  <w:rFonts w:ascii="Cambria Math"/>
+                </w:rPr>
+                <m:t>=</m:t>
+              </m:r>
+              <m:r>
+                <w:rPr>
                   <w:rFonts w:ascii="Cambria Math" w:hAnsi="Cambria Math" w:cs="Cambria Math"/>
                 </w:rPr>
                 <m:t>∇</m:t>
               </m:r>
+              <m:d>
+                <m:dPr>
+                  <m:begChr m:val="["/>
+                  <m:endChr m:val="]"/>
+                  <m:ctrlPr>
+                    <w:rPr>
+                      <w:rFonts w:ascii="Cambria Math" w:hAnsi="Cambria Math" w:cs="Cambria Math"/>
+                      <w:i/>
+                    </w:rPr>
+                  </m:ctrlPr>
+                </m:dPr>
+                <m:e>
+                  <m:d>
+                    <m:dPr>
+                      <m:ctrlPr>
+                        <w:rPr>
+                          <w:rFonts w:ascii="Cambria Math" w:hAnsi="Cambria Math" w:cs="Cambria Math"/>
+                          <w:i/>
+                        </w:rPr>
+                      </m:ctrlPr>
+                    </m:dPr>
+                    <m:e>
+                      <m:r>
+                        <w:rPr>
+                          <w:rFonts w:ascii="Cambria Math"/>
+                          <w:lang w:val="en-US"/>
+                        </w:rPr>
+                        <m:t>m</m:t>
+                      </m:r>
+                      <m:r>
+                        <w:rPr>
+                          <w:rFonts w:ascii="Cambria Math"/>
+                        </w:rPr>
+                        <m:t xml:space="preserve"> </m:t>
+                      </m:r>
+                      <m:sSub>
+                        <m:sSubPr>
+                          <m:ctrlPr>
+                            <w:rPr>
+                              <w:rFonts w:ascii="Cambria Math" w:hAnsi="Cambria Math"/>
+                              <w:i/>
+                              <w:lang w:val="en-US"/>
+                            </w:rPr>
+                          </m:ctrlPr>
+                        </m:sSubPr>
+                        <m:e>
+                          <m:r>
+                            <w:rPr>
+                              <w:rFonts w:ascii="Cambria Math"/>
+                              <w:lang w:val="en-US"/>
+                            </w:rPr>
+                            <m:t>S</m:t>
+                          </m:r>
+                        </m:e>
+                        <m:sub>
+                          <m:r>
+                            <w:rPr>
+                              <w:rFonts w:ascii="Cambria Math"/>
+                              <w:lang w:val="en-US"/>
+                            </w:rPr>
+                            <m:t>w</m:t>
+                          </m:r>
+                        </m:sub>
+                      </m:sSub>
+                      <m:sSub>
+                        <m:sSubPr>
+                          <m:ctrlPr>
+                            <w:rPr>
+                              <w:rFonts w:ascii="Cambria Math" w:hAnsi="Cambria Math"/>
+                              <w:i/>
+                              <w:lang w:val="en-US"/>
+                            </w:rPr>
+                          </m:ctrlPr>
+                        </m:sSubPr>
+                        <m:e>
+                          <m:r>
+                            <w:rPr>
+                              <w:rFonts w:ascii="Cambria Math"/>
+                              <w:lang w:val="en-US"/>
+                            </w:rPr>
+                            <m:t>K</m:t>
+                          </m:r>
+                        </m:e>
+                        <m:sub>
+                          <m:r>
+                            <w:rPr>
+                              <w:rFonts w:ascii="Cambria Math"/>
+                              <w:lang w:val="en-US"/>
+                            </w:rPr>
+                            <m:t>w</m:t>
+                          </m:r>
+                        </m:sub>
+                      </m:sSub>
+                      <m:r>
+                        <w:rPr>
+                          <w:rFonts w:ascii="Cambria Math"/>
+                        </w:rPr>
+                        <m:t>+</m:t>
+                      </m:r>
+                      <m:r>
+                        <w:rPr>
+                          <w:rFonts w:ascii="Cambria Math"/>
+                          <w:lang w:val="en-US"/>
+                        </w:rPr>
+                        <m:t>m</m:t>
+                      </m:r>
+                      <m:sSub>
+                        <m:sSubPr>
+                          <m:ctrlPr>
+                            <w:rPr>
+                              <w:rFonts w:ascii="Cambria Math" w:hAnsi="Cambria Math"/>
+                              <w:i/>
+                              <w:lang w:val="en-US"/>
+                            </w:rPr>
+                          </m:ctrlPr>
+                        </m:sSubPr>
+                        <m:e>
+                          <m:r>
+                            <w:rPr>
+                              <w:rFonts w:ascii="Cambria Math"/>
+                              <w:lang w:val="en-US"/>
+                            </w:rPr>
+                            <m:t>S</m:t>
+                          </m:r>
+                        </m:e>
+                        <m:sub>
+                          <m:r>
+                            <w:rPr>
+                              <w:rFonts w:ascii="Cambria Math"/>
+                              <w:lang w:val="en-US"/>
+                            </w:rPr>
+                            <m:t>o</m:t>
+                          </m:r>
+                        </m:sub>
+                      </m:sSub>
+                      <m:sSub>
+                        <m:sSubPr>
+                          <m:ctrlPr>
+                            <w:rPr>
+                              <w:rFonts w:ascii="Cambria Math" w:hAnsi="Cambria Math"/>
+                              <w:i/>
+                              <w:lang w:val="en-US"/>
+                            </w:rPr>
+                          </m:ctrlPr>
+                        </m:sSubPr>
+                        <m:e>
+                          <m:r>
+                            <w:rPr>
+                              <w:rFonts w:ascii="Cambria Math"/>
+                              <w:lang w:val="en-US"/>
+                            </w:rPr>
+                            <m:t>K</m:t>
+                          </m:r>
+                        </m:e>
+                        <m:sub>
+                          <m:r>
+                            <w:rPr>
+                              <w:rFonts w:ascii="Cambria Math"/>
+                              <w:lang w:val="en-US"/>
+                            </w:rPr>
+                            <m:t>o</m:t>
+                          </m:r>
+                        </m:sub>
+                      </m:sSub>
+                      <m:r>
+                        <w:rPr>
+                          <w:rFonts w:ascii="Cambria Math"/>
+                        </w:rPr>
+                        <m:t>(1</m:t>
+                      </m:r>
+                      <m:r>
+                        <w:rPr>
+                          <w:rFonts w:ascii="Cambria Math"/>
+                        </w:rPr>
+                        <m:t>-</m:t>
+                      </m:r>
+                      <m:sSub>
+                        <m:sSubPr>
+                          <m:ctrlPr>
+                            <w:rPr>
+                              <w:rFonts w:ascii="Cambria Math" w:hAnsi="Cambria Math"/>
+                              <w:i/>
+                              <w:lang w:val="en-US"/>
+                            </w:rPr>
+                          </m:ctrlPr>
+                        </m:sSubPr>
+                        <m:e>
+                          <m:r>
+                            <w:rPr>
+                              <w:rFonts w:ascii="Cambria Math"/>
+                              <w:lang w:val="en-US"/>
+                            </w:rPr>
+                            <m:t>w</m:t>
+                          </m:r>
+                        </m:e>
+                        <m:sub>
+                          <m:r>
+                            <w:rPr>
+                              <w:rFonts w:ascii="Cambria Math"/>
+                              <w:lang w:val="en-US"/>
+                            </w:rPr>
+                            <m:t>ps</m:t>
+                          </m:r>
+                        </m:sub>
+                      </m:sSub>
+                      <m:r>
+                        <w:rPr>
+                          <w:rFonts w:ascii="Cambria Math"/>
+                        </w:rPr>
+                        <m:t>)+</m:t>
+                      </m:r>
+                      <m:r>
+                        <w:rPr>
+                          <w:rFonts w:ascii="Cambria Math"/>
+                          <w:lang w:val="en-US"/>
+                        </w:rPr>
+                        <m:t>m</m:t>
+                      </m:r>
+                      <m:sSub>
+                        <m:sSubPr>
+                          <m:ctrlPr>
+                            <w:rPr>
+                              <w:rFonts w:ascii="Cambria Math" w:hAnsi="Cambria Math"/>
+                              <w:i/>
+                              <w:lang w:val="en-US"/>
+                            </w:rPr>
+                          </m:ctrlPr>
+                        </m:sSubPr>
+                        <m:e>
+                          <m:r>
+                            <w:rPr>
+                              <w:rFonts w:ascii="Cambria Math"/>
+                              <w:lang w:val="en-US"/>
+                            </w:rPr>
+                            <m:t>S</m:t>
+                          </m:r>
+                        </m:e>
+                        <m:sub>
+                          <m:r>
+                            <w:rPr>
+                              <w:rFonts w:ascii="Cambria Math"/>
+                              <w:lang w:val="en-US"/>
+                            </w:rPr>
+                            <m:t>o</m:t>
+                          </m:r>
+                        </m:sub>
+                      </m:sSub>
+                      <m:sSub>
+                        <m:sSubPr>
+                          <m:ctrlPr>
+                            <w:rPr>
+                              <w:rFonts w:ascii="Cambria Math" w:hAnsi="Cambria Math"/>
+                              <w:i/>
+                              <w:lang w:val="en-US"/>
+                            </w:rPr>
+                          </m:ctrlPr>
+                        </m:sSubPr>
+                        <m:e>
+                          <m:r>
+                            <w:rPr>
+                              <w:rFonts w:ascii="Cambria Math"/>
+                              <w:lang w:val="en-US"/>
+                            </w:rPr>
+                            <m:t>w</m:t>
+                          </m:r>
+                        </m:e>
+                        <m:sub>
+                          <m:r>
+                            <w:rPr>
+                              <w:rFonts w:ascii="Cambria Math"/>
+                              <w:lang w:val="en-US"/>
+                            </w:rPr>
+                            <m:t>ps</m:t>
+                          </m:r>
+                        </m:sub>
+                      </m:sSub>
+                      <m:sSub>
+                        <m:sSubPr>
+                          <m:ctrlPr>
+                            <w:rPr>
+                              <w:rFonts w:ascii="Cambria Math" w:hAnsi="Cambria Math"/>
+                              <w:i/>
+                              <w:lang w:val="en-US"/>
+                            </w:rPr>
+                          </m:ctrlPr>
+                        </m:sSubPr>
+                        <m:e>
+                          <m:r>
+                            <w:rPr>
+                              <w:rFonts w:ascii="Cambria Math"/>
+                              <w:lang w:val="en-US"/>
+                            </w:rPr>
+                            <m:t>K</m:t>
+                          </m:r>
+                        </m:e>
+                        <m:sub>
+                          <m:r>
+                            <w:rPr>
+                              <w:rFonts w:ascii="Cambria Math"/>
+                              <w:lang w:val="en-US"/>
+                            </w:rPr>
+                            <m:t>p</m:t>
+                          </m:r>
+                        </m:sub>
+                      </m:sSub>
+                      <m:r>
+                        <w:rPr>
+                          <w:rFonts w:ascii="Cambria Math"/>
+                        </w:rPr>
+                        <m:t>+(1</m:t>
+                      </m:r>
+                      <m:r>
+                        <w:rPr>
+                          <w:rFonts w:ascii="Cambria Math"/>
+                        </w:rPr>
+                        <m:t>-</m:t>
+                      </m:r>
+                      <m:r>
+                        <w:rPr>
+                          <w:rFonts w:ascii="Cambria Math"/>
+                          <w:lang w:val="en-US"/>
+                        </w:rPr>
+                        <m:t>m</m:t>
+                      </m:r>
+                      <m:r>
+                        <w:rPr>
+                          <w:rFonts w:ascii="Cambria Math"/>
+                        </w:rPr>
+                        <m:t>)</m:t>
+                      </m:r>
+                      <m:sSub>
+                        <m:sSubPr>
+                          <m:ctrlPr>
+                            <w:rPr>
+                              <w:rFonts w:ascii="Cambria Math" w:hAnsi="Cambria Math"/>
+                              <w:i/>
+                              <w:lang w:val="en-US"/>
+                            </w:rPr>
+                          </m:ctrlPr>
+                        </m:sSubPr>
+                        <m:e>
+                          <m:r>
+                            <w:rPr>
+                              <w:rFonts w:ascii="Cambria Math"/>
+                              <w:lang w:val="en-US"/>
+                            </w:rPr>
+                            <m:t>K</m:t>
+                          </m:r>
+                        </m:e>
+                        <m:sub>
+                          <m:r>
+                            <w:rPr>
+                              <w:rFonts w:ascii="Cambria Math"/>
+                              <w:lang w:val="en-US"/>
+                            </w:rPr>
+                            <m:t>f</m:t>
+                          </m:r>
+                        </m:sub>
+                      </m:sSub>
+                    </m:e>
+                  </m:d>
+                  <m:r>
+                    <w:rPr>
+                      <w:rFonts w:ascii="Cambria Math" w:hAnsi="Cambria Math" w:cs="Cambria Math"/>
+                    </w:rPr>
+                    <m:t>∇</m:t>
+                  </m:r>
+                  <m:r>
+                    <w:rPr>
+                      <w:rFonts w:ascii="Cambria Math"/>
+                      <w:lang w:val="en-US"/>
+                    </w:rPr>
+                    <m:t>T</m:t>
+                  </m:r>
+                </m:e>
+              </m:d>
+              <m:r>
+                <w:rPr>
+                  <w:rFonts w:ascii="Cambria Math" w:hAnsi="Cambria Math"/>
+                </w:rPr>
+                <m:t>+</m:t>
+              </m:r>
+              <m:sSub>
+                <m:sSubPr>
+                  <m:ctrlPr>
+                    <w:rPr>
+                      <w:rFonts w:ascii="Cambria Math" w:hAnsi="Cambria Math"/>
+                      <w:i/>
+                      <w:lang w:val="en-US"/>
+                    </w:rPr>
+                  </m:ctrlPr>
+                </m:sSubPr>
+                <m:e>
+                  <m:r>
+                    <w:rPr>
+                      <w:rFonts w:ascii="Cambria Math" w:hAnsi="Cambria Math"/>
+                      <w:lang w:val="en-US"/>
+                    </w:rPr>
+                    <m:t>q</m:t>
+                  </m:r>
+                </m:e>
+                <m:sub>
+                  <m:r>
+                    <w:rPr>
+                      <w:rFonts w:ascii="Cambria Math" w:hAnsi="Cambria Math"/>
+                      <w:lang w:val="en-US"/>
+                    </w:rPr>
+                    <m:t>o</m:t>
+                  </m:r>
+                </m:sub>
+              </m:sSub>
+              <m:sSub>
+                <m:sSubPr>
+                  <m:ctrlPr>
+                    <w:rPr>
+                      <w:rFonts w:ascii="Cambria Math" w:hAnsi="Cambria Math"/>
+                      <w:i/>
+                      <w:lang w:val="en-US"/>
+                    </w:rPr>
+                  </m:ctrlPr>
+                </m:sSubPr>
+                <m:e>
+                  <m:r>
+                    <w:rPr>
+                      <w:rFonts w:ascii="Cambria Math"/>
+                      <w:lang w:val="en-US"/>
+                    </w:rPr>
+                    <m:t>ρ</m:t>
+                  </m:r>
+                </m:e>
+                <m:sub>
+                  <m:r>
+                    <w:rPr>
+                      <w:rFonts w:ascii="Cambria Math"/>
+                      <w:lang w:val="en-US"/>
+                    </w:rPr>
+                    <m:t>o</m:t>
+                  </m:r>
+                </m:sub>
+              </m:sSub>
+              <m:sSub>
+                <m:sSubPr>
+                  <m:ctrlPr>
+                    <w:rPr>
+                      <w:rFonts w:ascii="Cambria Math" w:hAnsi="Cambria Math"/>
+                      <w:i/>
+                      <w:lang w:val="en-US"/>
+                    </w:rPr>
+                  </m:ctrlPr>
+                </m:sSubPr>
+                <m:e>
+                  <m:r>
+                    <w:rPr>
+                      <w:rFonts w:ascii="Cambria Math"/>
+                      <w:lang w:val="en-US"/>
+                    </w:rPr>
+                    <m:t>C</m:t>
+                  </m:r>
+                </m:e>
+                <m:sub>
+                  <m:r>
+                    <w:rPr>
+                      <w:rFonts w:ascii="Cambria Math"/>
+                      <w:lang w:val="en-US"/>
+                    </w:rPr>
+                    <m:t>o</m:t>
+                  </m:r>
+                </m:sub>
+              </m:sSub>
               <m:r>
                 <w:rPr>
                   <w:rFonts w:ascii="Cambria Math"/>
-                  <w:lang w:val="en-US"/>
                 </w:rPr>
                 <m:t>T</m:t>
               </m:r>
+              <m:r>
+                <w:rPr>
+                  <w:rFonts w:ascii="Cambria Math" w:hAnsi="Cambria Math"/>
+                </w:rPr>
+                <m:t>+</m:t>
+              </m:r>
+              <m:sSub>
+                <m:sSubPr>
+                  <m:ctrlPr>
+                    <w:rPr>
+                      <w:rFonts w:ascii="Cambria Math" w:hAnsi="Cambria Math"/>
+                      <w:i/>
+                      <w:lang w:val="en-US"/>
+                    </w:rPr>
+                  </m:ctrlPr>
+                </m:sSubPr>
+                <m:e>
+                  <m:r>
+                    <w:rPr>
+                      <w:rFonts w:ascii="Cambria Math" w:hAnsi="Cambria Math"/>
+                      <w:lang w:val="en-US"/>
+                    </w:rPr>
+                    <m:t>q</m:t>
+                  </m:r>
+                </m:e>
+                <m:sub>
+                  <m:r>
+                    <w:rPr>
+                      <w:rFonts w:ascii="Cambria Math" w:hAnsi="Cambria Math"/>
+                      <w:lang w:val="en-US"/>
+                    </w:rPr>
+                    <m:t>w</m:t>
+                  </m:r>
+                </m:sub>
+              </m:sSub>
+              <m:sSub>
+                <m:sSubPr>
+                  <m:ctrlPr>
+                    <w:rPr>
+                      <w:rFonts w:ascii="Cambria Math" w:hAnsi="Cambria Math"/>
+                      <w:i/>
+                      <w:lang w:val="en-US"/>
+                    </w:rPr>
+                  </m:ctrlPr>
+                </m:sSubPr>
+                <m:e>
+                  <m:r>
+                    <w:rPr>
+                      <w:rFonts w:ascii="Cambria Math"/>
+                      <w:lang w:val="en-US"/>
+                    </w:rPr>
+                    <m:t>ρ</m:t>
+                  </m:r>
+                </m:e>
+                <m:sub>
+                  <m:r>
+                    <w:rPr>
+                      <w:rFonts w:ascii="Cambria Math"/>
+                      <w:lang w:val="en-US"/>
+                    </w:rPr>
+                    <m:t>w</m:t>
+                  </m:r>
+                </m:sub>
+              </m:sSub>
+              <m:sSub>
+                <m:sSubPr>
+                  <m:ctrlPr>
+                    <w:rPr>
+                      <w:rFonts w:ascii="Cambria Math" w:hAnsi="Cambria Math"/>
+                      <w:i/>
+                      <w:lang w:val="en-US"/>
+                    </w:rPr>
+                  </m:ctrlPr>
+                </m:sSubPr>
+                <m:e>
+                  <m:r>
+                    <w:rPr>
+                      <w:rFonts w:ascii="Cambria Math"/>
+                      <w:lang w:val="en-US"/>
+                    </w:rPr>
+                    <m:t>C</m:t>
+                  </m:r>
+                </m:e>
+                <m:sub>
+                  <m:r>
+                    <w:rPr>
+                      <w:rFonts w:ascii="Cambria Math"/>
+                      <w:lang w:val="en-US"/>
+                    </w:rPr>
+                    <m:t>w</m:t>
+                  </m:r>
+                </m:sub>
+              </m:sSub>
+              <m:r>
+                <w:rPr>
+                  <w:rFonts w:ascii="Cambria Math"/>
+                </w:rPr>
+                <m:t>T,</m:t>
+              </m:r>
+              <m:r>
+                <w:rPr>
+                  <w:rFonts w:ascii="Cambria Math" w:hAnsi="Cambria Math"/>
+                </w:rPr>
+                <m:t xml:space="preserve"> </m:t>
+              </m:r>
             </m:e>
-          </m:d>
-        </m:oMath>
-      </m:oMathPara>
+          </m:mr>
+        </m:m>
+      </m:oMath>
+      <w:r>
+        <w:rPr>
+          <w:rFonts w:eastAsiaTheme="minorEastAsia"/>
+        </w:rPr>
+        <w:t>(6)</w:t>
+      </w:r>
     </w:p>
     <w:p>
       <w:pPr>
@@ -10054,229 +9292,103 @@
         <w:rPr>
           <w:rFonts w:eastAsiaTheme="minorEastAsia"/>
           <w:i/>
-          <w:lang w:val="en-US"/>
         </w:rPr>
       </w:pPr>
-      <m:oMathPara>
-        <m:oMath>
-          <m:r>
-            <w:rPr>
-              <w:rFonts w:ascii="Cambria Math" w:hAnsi="Cambria Math"/>
-            </w:rPr>
-            <m:t>+</m:t>
-          </m:r>
-          <m:sSub>
-            <m:sSubPr>
-              <m:ctrlPr>
-                <w:rPr>
-                  <w:rFonts w:ascii="Cambria Math" w:hAnsi="Cambria Math"/>
-                  <w:i/>
-                  <w:lang w:val="en-US"/>
-                </w:rPr>
-              </m:ctrlPr>
-            </m:sSubPr>
-            <m:e>
-              <m:r>
-                <w:rPr>
-                  <w:rFonts w:ascii="Cambria Math" w:hAnsi="Cambria Math"/>
-                  <w:lang w:val="en-US"/>
-                </w:rPr>
-                <m:t>q</m:t>
-              </m:r>
-            </m:e>
-            <m:sub>
-              <m:r>
-                <w:rPr>
-                  <w:rFonts w:ascii="Cambria Math" w:hAnsi="Cambria Math"/>
-                  <w:lang w:val="en-US"/>
-                </w:rPr>
-                <m:t>o</m:t>
-              </m:r>
-            </m:sub>
-          </m:sSub>
-          <m:sSub>
-            <m:sSubPr>
-              <m:ctrlPr>
-                <w:rPr>
-                  <w:rFonts w:ascii="Cambria Math" w:hAnsi="Cambria Math"/>
-                  <w:i/>
-                  <w:lang w:val="en-US"/>
-                </w:rPr>
-              </m:ctrlPr>
-            </m:sSubPr>
-            <m:e>
-              <m:r>
-                <w:rPr>
-                  <w:rFonts w:ascii="Cambria Math"/>
-                  <w:lang w:val="en-US"/>
-                </w:rPr>
-                <m:t>ρ</m:t>
-              </m:r>
-            </m:e>
-            <m:sub>
-              <m:r>
-                <w:rPr>
-                  <w:rFonts w:ascii="Cambria Math"/>
-                  <w:lang w:val="en-US"/>
-                </w:rPr>
-                <m:t>o</m:t>
-              </m:r>
-            </m:sub>
-          </m:sSub>
-          <m:sSub>
-            <m:sSubPr>
-              <m:ctrlPr>
-                <w:rPr>
-                  <w:rFonts w:ascii="Cambria Math" w:hAnsi="Cambria Math"/>
-                  <w:i/>
-                  <w:lang w:val="en-US"/>
-                </w:rPr>
-              </m:ctrlPr>
-            </m:sSubPr>
-            <m:e>
-              <m:r>
-                <w:rPr>
-                  <w:rFonts w:ascii="Cambria Math"/>
-                  <w:lang w:val="en-US"/>
-                </w:rPr>
-                <m:t>C</m:t>
-              </m:r>
-            </m:e>
-            <m:sub>
-              <m:r>
-                <w:rPr>
-                  <w:rFonts w:ascii="Cambria Math"/>
-                  <w:lang w:val="en-US"/>
-                </w:rPr>
-                <m:t>o</m:t>
-              </m:r>
-            </m:sub>
-          </m:sSub>
-          <m:r>
-            <w:rPr>
-              <w:rFonts w:ascii="Cambria Math"/>
-            </w:rPr>
-            <m:t>T</m:t>
-          </m:r>
-          <m:r>
-            <w:rPr>
-              <w:rFonts w:ascii="Cambria Math" w:hAnsi="Cambria Math"/>
-            </w:rPr>
-            <m:t>+</m:t>
-          </m:r>
-          <m:sSub>
-            <m:sSubPr>
-              <m:ctrlPr>
-                <w:rPr>
-                  <w:rFonts w:ascii="Cambria Math" w:hAnsi="Cambria Math"/>
-                  <w:i/>
-                  <w:lang w:val="en-US"/>
-                </w:rPr>
-              </m:ctrlPr>
-            </m:sSubPr>
-            <m:e>
-              <m:r>
-                <w:rPr>
-                  <w:rFonts w:ascii="Cambria Math" w:hAnsi="Cambria Math"/>
-                  <w:lang w:val="en-US"/>
-                </w:rPr>
-                <m:t>q</m:t>
-              </m:r>
-            </m:e>
-            <m:sub>
-              <m:r>
-                <w:rPr>
-                  <w:rFonts w:ascii="Cambria Math" w:hAnsi="Cambria Math"/>
-                  <w:lang w:val="en-US"/>
-                </w:rPr>
-                <m:t>w</m:t>
-              </m:r>
-            </m:sub>
-          </m:sSub>
-          <m:sSub>
-            <m:sSubPr>
-              <m:ctrlPr>
-                <w:rPr>
-                  <w:rFonts w:ascii="Cambria Math" w:hAnsi="Cambria Math"/>
-                  <w:i/>
-                  <w:lang w:val="en-US"/>
-                </w:rPr>
-              </m:ctrlPr>
-            </m:sSubPr>
-            <m:e>
-              <m:r>
-                <w:rPr>
-                  <w:rFonts w:ascii="Cambria Math"/>
-                  <w:lang w:val="en-US"/>
-                </w:rPr>
-                <m:t>ρ</m:t>
-              </m:r>
-            </m:e>
-            <m:sub>
-              <m:r>
-                <w:rPr>
-                  <w:rFonts w:ascii="Cambria Math"/>
-                  <w:lang w:val="en-US"/>
-                </w:rPr>
-                <m:t>w</m:t>
-              </m:r>
-            </m:sub>
-          </m:sSub>
-          <m:sSub>
-            <m:sSubPr>
-              <m:ctrlPr>
-                <w:rPr>
-                  <w:rFonts w:ascii="Cambria Math" w:hAnsi="Cambria Math"/>
-                  <w:i/>
-                  <w:lang w:val="en-US"/>
-                </w:rPr>
-              </m:ctrlPr>
-            </m:sSubPr>
-            <m:e>
-              <m:r>
-                <w:rPr>
-                  <w:rFonts w:ascii="Cambria Math"/>
-                  <w:lang w:val="en-US"/>
-                </w:rPr>
-                <m:t>C</m:t>
-              </m:r>
-            </m:e>
-            <m:sub>
-              <m:r>
-                <w:rPr>
-                  <w:rFonts w:ascii="Cambria Math"/>
-                  <w:lang w:val="en-US"/>
-                </w:rPr>
-                <m:t>w</m:t>
-              </m:r>
-            </m:sub>
-          </m:sSub>
-          <m:r>
-            <w:rPr>
-              <w:rFonts w:ascii="Cambria Math"/>
-            </w:rPr>
-            <m:t>T</m:t>
-          </m:r>
-        </m:oMath>
-      </m:oMathPara>
-    </w:p>
-    <w:p>
-      <w:pPr>
-        <w:jc w:val="both"/>
-        <w:rPr>
-          <w:lang w:val="en-US"/>
-        </w:rPr>
-      </w:pPr>
-    </w:p>
-    <w:p>
-      <w:pPr>
-        <w:jc w:val="both"/>
+      <m:oMath>
+        <m:r>
+          <w:rPr>
+            <w:rFonts w:ascii="Cambria Math" w:hAnsi="Cambria Math"/>
+          </w:rPr>
+          <m:t>C-</m:t>
+        </m:r>
+      </m:oMath>
+      <w:r>
         <w:rPr>
           <w:rFonts w:eastAsiaTheme="minorEastAsia"/>
-          <w:i/>
-          <w:lang w:val="en-US"/>
-        </w:rPr>
-      </w:pPr>
+        </w:rPr>
+        <w:t xml:space="preserve"> </w:t>
+      </w:r>
+      <w:r>
+        <w:t>теплоемкость</w:t>
+      </w:r>
+      <w:r>
+        <w:t xml:space="preserve">; </w:t>
+      </w:r>
+      <w:r>
+        <w:rPr>
+          <w:rFonts w:eastAsiaTheme="minorEastAsia"/>
+        </w:rPr>
+        <w:t xml:space="preserve"> </w:t>
+      </w:r>
+      <m:oMath>
+        <m:r>
+          <w:rPr>
+            <w:rFonts w:ascii="Cambria Math" w:hAnsi="Cambria Math"/>
+            <w:lang w:val="en-US"/>
+          </w:rPr>
+          <m:t>K</m:t>
+        </m:r>
+        <m:r>
+          <w:rPr>
+            <w:rFonts w:ascii="Cambria Math" w:hAnsi="Cambria Math"/>
+          </w:rPr>
+          <m:t>-</m:t>
+        </m:r>
+      </m:oMath>
+      <w:r>
+        <w:rPr>
+          <w:rFonts w:eastAsiaTheme="minorEastAsia"/>
+        </w:rPr>
+        <w:t xml:space="preserve"> </w:t>
+      </w:r>
+      <w:r>
+        <w:rPr>
+          <w:rFonts w:eastAsiaTheme="minorEastAsia"/>
+        </w:rPr>
+        <w:t>теплопроводность</w:t>
+      </w:r>
+      <w:r>
+        <w:t xml:space="preserve">; </w:t>
+      </w:r>
+      <w:r>
+        <w:rPr>
+          <w:rFonts w:eastAsiaTheme="minorEastAsia"/>
+        </w:rPr>
+        <w:t xml:space="preserve"> </w:t>
+      </w:r>
+      <m:oMath>
+        <m:r>
+          <w:rPr>
+            <w:rFonts w:ascii="Cambria Math" w:hAnsi="Cambria Math"/>
+            <w:lang w:val="en-US"/>
+          </w:rPr>
+          <m:t>T</m:t>
+        </m:r>
+        <m:r>
+          <w:rPr>
+            <w:rFonts w:ascii="Cambria Math" w:hAnsi="Cambria Math"/>
+          </w:rPr>
+          <m:t>-</m:t>
+        </m:r>
+      </m:oMath>
+      <w:r>
+        <w:rPr>
+          <w:rFonts w:eastAsiaTheme="minorEastAsia"/>
+        </w:rPr>
+        <w:t xml:space="preserve"> </w:t>
+      </w:r>
+      <w:r>
+        <w:rPr>
+          <w:rFonts w:eastAsiaTheme="minorEastAsia"/>
+        </w:rPr>
+        <w:t>температура</w:t>
+      </w:r>
+      <w:r>
+        <w:rPr>
+          <w:rFonts w:eastAsiaTheme="minorEastAsia"/>
+        </w:rPr>
+        <w:t>.</w:t>
+      </w:r>
     </w:p>
     <w:p>
       <w:pPr>
@@ -10287,9 +9399,282 @@
         <w:jc w:val="both"/>
         <w:rPr>
           <w:rFonts w:eastAsiaTheme="minorEastAsia"/>
-          <w:lang w:val="en-US"/>
         </w:rPr>
       </w:pPr>
+      <w:r>
+        <w:t>Растворимость</w:t>
+      </w:r>
+      <w:r>
+        <w:t xml:space="preserve"> и </w:t>
+      </w:r>
+      <w:r>
+        <w:t>осаждение парафинов моделируется уравнением теории идеального раствора для бинарной смеси</w:t>
+      </w:r>
+    </w:p>
+    <w:p>
+      <w:pPr>
+        <w:tabs>
+          <w:tab w:val="center" w:pos="4678"/>
+          <w:tab w:val="right" w:pos="9355"/>
+        </w:tabs>
+        <w:jc w:val="both"/>
+        <w:rPr>
+          <w:rFonts w:eastAsiaTheme="minorEastAsia"/>
+        </w:rPr>
+      </w:pPr>
+      <w:r>
+        <w:rPr>
+          <w:rFonts w:eastAsiaTheme="minorEastAsia"/>
+        </w:rPr>
+        <w:tab/>
+      </w:r>
+      <m:oMath>
+        <m:sSub>
+          <m:sSubPr>
+            <m:ctrlPr>
+              <w:rPr>
+                <w:rFonts w:ascii="Cambria Math" w:hAnsi="Cambria Math"/>
+                <w:i/>
+                <w:lang w:val="en-US"/>
+              </w:rPr>
+            </m:ctrlPr>
+          </m:sSubPr>
+          <m:e>
+            <m:r>
+              <w:rPr>
+                <w:rFonts w:ascii="Cambria Math"/>
+                <w:lang w:val="en-US"/>
+              </w:rPr>
+              <m:t>x</m:t>
+            </m:r>
+          </m:e>
+          <m:sub>
+            <m:r>
+              <w:rPr>
+                <w:rFonts w:ascii="Cambria Math"/>
+                <w:lang w:val="en-US"/>
+              </w:rPr>
+              <m:t>ps</m:t>
+            </m:r>
+          </m:sub>
+        </m:sSub>
+        <m:r>
+          <w:rPr>
+            <w:rFonts w:ascii="Cambria Math"/>
+          </w:rPr>
+          <m:t>=</m:t>
+        </m:r>
+        <m:sSub>
+          <m:sSubPr>
+            <m:ctrlPr>
+              <w:rPr>
+                <w:rFonts w:ascii="Cambria Math" w:hAnsi="Cambria Math"/>
+                <w:i/>
+                <w:lang w:val="en-US"/>
+              </w:rPr>
+            </m:ctrlPr>
+          </m:sSubPr>
+          <m:e>
+            <m:r>
+              <w:rPr>
+                <w:rFonts w:ascii="Cambria Math"/>
+                <w:lang w:val="en-US"/>
+              </w:rPr>
+              <m:t>x</m:t>
+            </m:r>
+          </m:e>
+          <m:sub>
+            <m:r>
+              <w:rPr>
+                <w:rFonts w:ascii="Cambria Math"/>
+                <w:lang w:val="en-US"/>
+              </w:rPr>
+              <m:t>p</m:t>
+            </m:r>
+          </m:sub>
+        </m:sSub>
+        <m:func>
+          <m:funcPr>
+            <m:ctrlPr>
+              <w:rPr>
+                <w:rFonts w:ascii="Cambria Math" w:hAnsi="Cambria Math"/>
+                <w:i/>
+                <w:lang w:val="en-US"/>
+              </w:rPr>
+            </m:ctrlPr>
+          </m:funcPr>
+          <m:fName>
+            <m:r>
+              <w:rPr>
+                <w:rFonts w:ascii="Cambria Math"/>
+                <w:lang w:val="en-US"/>
+              </w:rPr>
+              <m:t>exp</m:t>
+            </m:r>
+          </m:fName>
+          <m:e>
+            <m:d>
+              <m:dPr>
+                <m:begChr m:val="["/>
+                <m:endChr m:val="]"/>
+                <m:ctrlPr>
+                  <w:rPr>
+                    <w:rFonts w:ascii="Cambria Math" w:hAnsi="Cambria Math"/>
+                    <w:i/>
+                    <w:lang w:val="en-US"/>
+                  </w:rPr>
+                </m:ctrlPr>
+              </m:dPr>
+              <m:e>
+                <m:f>
+                  <m:fPr>
+                    <m:ctrlPr>
+                      <w:rPr>
+                        <w:rFonts w:ascii="Cambria Math" w:hAnsi="Cambria Math"/>
+                        <w:i/>
+                        <w:lang w:val="en-US"/>
+                      </w:rPr>
+                    </m:ctrlPr>
+                  </m:fPr>
+                  <m:num>
+                    <m:r>
+                      <w:rPr>
+                        <w:rFonts w:ascii="Cambria Math"/>
+                        <w:lang w:val="en-US"/>
+                      </w:rPr>
+                      <m:t>α</m:t>
+                    </m:r>
+                  </m:num>
+                  <m:den>
+                    <m:r>
+                      <w:rPr>
+                        <w:rFonts w:ascii="Cambria Math"/>
+                        <w:lang w:val="en-US"/>
+                      </w:rPr>
+                      <m:t>R</m:t>
+                    </m:r>
+                  </m:den>
+                </m:f>
+                <m:d>
+                  <m:dPr>
+                    <m:ctrlPr>
+                      <w:rPr>
+                        <w:rFonts w:ascii="Cambria Math" w:hAnsi="Cambria Math"/>
+                        <w:i/>
+                        <w:lang w:val="en-US"/>
+                      </w:rPr>
+                    </m:ctrlPr>
+                  </m:dPr>
+                  <m:e>
+                    <m:f>
+                      <m:fPr>
+                        <m:ctrlPr>
+                          <w:rPr>
+                            <w:rFonts w:ascii="Cambria Math" w:hAnsi="Cambria Math"/>
+                            <w:i/>
+                            <w:lang w:val="en-US"/>
+                          </w:rPr>
+                        </m:ctrlPr>
+                      </m:fPr>
+                      <m:num>
+                        <m:r>
+                          <w:rPr>
+                            <w:rFonts w:ascii="Cambria Math"/>
+                          </w:rPr>
+                          <m:t>1</m:t>
+                        </m:r>
+                      </m:num>
+                      <m:den>
+                        <m:r>
+                          <w:rPr>
+                            <w:rFonts w:ascii="Cambria Math"/>
+                            <w:lang w:val="en-US"/>
+                          </w:rPr>
+                          <m:t>T</m:t>
+                        </m:r>
+                      </m:den>
+                    </m:f>
+                    <m:r>
+                      <w:rPr>
+                        <w:rFonts w:ascii="Cambria Math"/>
+                      </w:rPr>
+                      <m:t>-</m:t>
+                    </m:r>
+                    <m:f>
+                      <m:fPr>
+                        <m:ctrlPr>
+                          <w:rPr>
+                            <w:rFonts w:ascii="Cambria Math" w:hAnsi="Cambria Math"/>
+                            <w:i/>
+                            <w:lang w:val="en-US"/>
+                          </w:rPr>
+                        </m:ctrlPr>
+                      </m:fPr>
+                      <m:num>
+                        <m:r>
+                          <w:rPr>
+                            <w:rFonts w:ascii="Cambria Math"/>
+                          </w:rPr>
+                          <m:t>1</m:t>
+                        </m:r>
+                      </m:num>
+                      <m:den>
+                        <m:sSub>
+                          <m:sSubPr>
+                            <m:ctrlPr>
+                              <w:rPr>
+                                <w:rFonts w:ascii="Cambria Math" w:hAnsi="Cambria Math"/>
+                                <w:i/>
+                                <w:lang w:val="en-US"/>
+                              </w:rPr>
+                            </m:ctrlPr>
+                          </m:sSubPr>
+                          <m:e>
+                            <m:r>
+                              <w:rPr>
+                                <w:rFonts w:ascii="Cambria Math"/>
+                                <w:lang w:val="en-US"/>
+                              </w:rPr>
+                              <m:t>T</m:t>
+                            </m:r>
+                          </m:e>
+                          <m:sub>
+                            <m:r>
+                              <w:rPr>
+                                <w:rFonts w:ascii="Cambria Math"/>
+                                <w:lang w:val="en-US"/>
+                              </w:rPr>
+                              <m:t>m</m:t>
+                            </m:r>
+                          </m:sub>
+                        </m:sSub>
+                      </m:den>
+                    </m:f>
+                  </m:e>
+                </m:d>
+              </m:e>
+            </m:d>
+          </m:e>
+        </m:func>
+      </m:oMath>
+      <w:r>
+        <w:rPr>
+          <w:rFonts w:eastAsiaTheme="minorEastAsia"/>
+        </w:rPr>
+        <w:t xml:space="preserve"> </w:t>
+      </w:r>
+      <w:r>
+        <w:rPr>
+          <w:rFonts w:eastAsiaTheme="minorEastAsia"/>
+        </w:rPr>
+        <w:tab/>
+      </w:r>
+      <w:r>
+        <w:rPr>
+          <w:rFonts w:eastAsiaTheme="minorEastAsia"/>
+        </w:rPr>
+        <w:t>(7)</w:t>
+      </w:r>
     </w:p>
     <w:p>
       <w:pPr>
@@ -10299,32 +9684,86 @@
         <w:jc w:val="both"/>
         <w:rPr>
           <w:rFonts w:eastAsiaTheme="minorEastAsia"/>
-          <w:lang w:val="en-US"/>
         </w:rPr>
       </w:pPr>
-    </w:p>
-    <w:p>
-      <w:pPr>
-        <w:tabs>
-          <w:tab w:val="right" w:pos="9750"/>
-        </w:tabs>
-        <w:jc w:val="both"/>
+      <m:oMath>
+        <m:r>
+          <w:rPr>
+            <w:rFonts w:ascii="Cambria Math"/>
+            <w:lang w:val="en-US"/>
+          </w:rPr>
+          <m:t>α</m:t>
+        </m:r>
+      </m:oMath>
+      <w:r>
+        <w:t xml:space="preserve"> </w:t>
+      </w:r>
+      <w:r>
+        <w:t>– скрытая теплота плавления парафина</w:t>
+      </w:r>
+      <w:r>
+        <w:t xml:space="preserve">; </w:t>
+      </w:r>
+      <m:oMath>
+        <m:sSub>
+          <m:sSubPr>
+            <m:ctrlPr>
+              <w:rPr>
+                <w:rFonts w:ascii="Cambria Math"/>
+                <w:i/>
+                <w:lang w:val="en-US"/>
+              </w:rPr>
+            </m:ctrlPr>
+          </m:sSubPr>
+          <m:e>
+            <m:r>
+              <w:rPr>
+                <w:rFonts w:ascii="Cambria Math"/>
+                <w:lang w:val="en-US"/>
+              </w:rPr>
+              <m:t>T</m:t>
+            </m:r>
+          </m:e>
+          <m:sub>
+            <m:r>
+              <w:rPr>
+                <w:rFonts w:ascii="Cambria Math"/>
+                <w:lang w:val="en-US"/>
+              </w:rPr>
+              <m:t>m</m:t>
+            </m:r>
+          </m:sub>
+        </m:sSub>
+      </m:oMath>
+      <w:r>
+        <w:t xml:space="preserve"> </w:t>
+      </w:r>
+      <w:r>
+        <w:t>– температура плавления парафина</w:t>
+      </w:r>
+      <w:r>
+        <w:t xml:space="preserve">; </w:t>
+      </w:r>
+      <m:oMath>
+        <m:r>
+          <w:rPr>
+            <w:rFonts w:ascii="Cambria Math" w:hAnsi="Cambria Math"/>
+          </w:rPr>
+          <m:t>R-</m:t>
+        </m:r>
+      </m:oMath>
+      <w:r>
         <w:rPr>
           <w:rFonts w:eastAsiaTheme="minorEastAsia"/>
-          <w:lang w:val="en-US"/>
-        </w:rPr>
-      </w:pPr>
-    </w:p>
-    <w:p>
-      <w:pPr>
-        <w:tabs>
-          <w:tab w:val="right" w:pos="9750"/>
-        </w:tabs>
-        <w:jc w:val="both"/>
-        <w:rPr>
-          <w:lang w:val="en-US"/>
-        </w:rPr>
-      </w:pPr>
+        </w:rPr>
+        <w:t xml:space="preserve"> </w:t>
+      </w:r>
+      <w:r>
+        <w:rPr>
+          <w:rFonts w:eastAsiaTheme="minorEastAsia"/>
+        </w:rPr>
+        <w:t>универсальная газовая постоянная.</w:t>
+      </w:r>
     </w:p>
     <w:p>
       <w:pPr>
@@ -10333,7 +9772,24 @@
         </w:tabs>
         <w:jc w:val="both"/>
       </w:pPr>
-      <w:r>
+    </w:p>
+    <w:p>
+      <w:pPr>
+        <w:spacing w:after="160" w:line="259" w:lineRule="auto"/>
+      </w:pPr>
+      <w:r>
+        <w:br w:type="page"/>
+      </w:r>
+    </w:p>
+    <w:p>
+      <w:pPr>
+        <w:tabs>
+          <w:tab w:val="right" w:pos="9750"/>
+        </w:tabs>
+        <w:jc w:val="both"/>
+      </w:pPr>
+      <w:r>
+        <w:lastRenderedPageBreak/>
         <w:t>В начальный момент времени пласт полностью нефтенасыщен:</w:t>
       </w:r>
     </w:p>
@@ -10570,7 +10026,6 @@
         </w:rPr>
       </w:pPr>
       <w:r>
-        <w:lastRenderedPageBreak/>
         <w:t xml:space="preserve">На вскрытых поверхностях </w:t>
       </w:r>
       <m:oMath>
@@ -12690,7 +12145,7 @@
           <v:shape id="_x0000_i1025" type="#_x0000_t75" style="width:372pt;height:78pt" o:ole="">
             <v:imagedata r:id="rId8" o:title=""/>
           </v:shape>
-          <o:OLEObject Type="Embed" ProgID="Equation.DSMT4" ShapeID="_x0000_i1025" DrawAspect="Content" ObjectID="_1810921123" r:id="rId9"/>
+          <o:OLEObject Type="Embed" ProgID="Equation.DSMT4" ShapeID="_x0000_i1025" DrawAspect="Content" ObjectID="_1810984723" r:id="rId9"/>
         </w:object>
       </w:r>
     </w:p>
@@ -12718,7 +12173,7 @@
           <v:shape id="_x0000_i1026" type="#_x0000_t75" style="width:474pt;height:1in" o:ole="">
             <v:imagedata r:id="rId10" o:title=""/>
           </v:shape>
-          <o:OLEObject Type="Embed" ProgID="Equation.DSMT4" ShapeID="_x0000_i1026" DrawAspect="Content" ObjectID="_1810921124" r:id="rId11"/>
+          <o:OLEObject Type="Embed" ProgID="Equation.DSMT4" ShapeID="_x0000_i1026" DrawAspect="Content" ObjectID="_1810984724" r:id="rId11"/>
         </w:object>
       </w:r>
     </w:p>
@@ -18949,7 +18404,7 @@
           <v:shape id="_x0000_i1027" type="#_x0000_t75" style="width:42pt;height:24pt" o:ole="">
             <v:imagedata r:id="rId12" o:title=""/>
           </v:shape>
-          <o:OLEObject Type="Embed" ProgID="Equation.3" ShapeID="_x0000_i1027" DrawAspect="Content" ObjectID="_1810921125" r:id="rId13"/>
+          <o:OLEObject Type="Embed" ProgID="Equation.3" ShapeID="_x0000_i1027" DrawAspect="Content" ObjectID="_1810984725" r:id="rId13"/>
         </w:object>
       </w:r>
       <w:r>
@@ -18989,7 +18444,7 @@
           <v:shape id="_x0000_i1028" type="#_x0000_t75" style="width:78pt;height:42pt" o:ole="">
             <v:imagedata r:id="rId14" o:title=""/>
           </v:shape>
-          <o:OLEObject Type="Embed" ProgID="Equation.3" ShapeID="_x0000_i1028" DrawAspect="Content" ObjectID="_1810921126" r:id="rId15"/>
+          <o:OLEObject Type="Embed" ProgID="Equation.3" ShapeID="_x0000_i1028" DrawAspect="Content" ObjectID="_1810984726" r:id="rId15"/>
         </w:object>
       </w:r>
       <w:r>
@@ -19054,7 +18509,7 @@
           <v:shape id="_x0000_i1029" type="#_x0000_t75" style="width:198pt;height:102pt" o:ole="">
             <v:imagedata r:id="rId16" o:title=""/>
           </v:shape>
-          <o:OLEObject Type="Embed" ProgID="Equation.3" ShapeID="_x0000_i1029" DrawAspect="Content" ObjectID="_1810921127" r:id="rId17"/>
+          <o:OLEObject Type="Embed" ProgID="Equation.3" ShapeID="_x0000_i1029" DrawAspect="Content" ObjectID="_1810984727" r:id="rId17"/>
         </w:object>
       </w:r>
     </w:p>
@@ -33364,7 +32819,18 @@
           <w:sz w:val="28"/>
           <w:szCs w:val="28"/>
         </w:rPr>
-        <w:t>массовой доли растворенного парафина</w:t>
+        <w:t>объемной</w:t>
+      </w:r>
+      <w:r>
+        <w:rPr>
+          <w:rFonts w:ascii="Times New Roman" w:hAnsi="Times New Roman" w:cs="Times New Roman"/>
+          <w:b/>
+          <w:bCs/>
+          <w:color w:val="auto"/>
+          <w:sz w:val="28"/>
+          <w:szCs w:val="28"/>
+        </w:rPr>
+        <w:t xml:space="preserve"> доли растворенного парафина</w:t>
       </w:r>
       <w:bookmarkEnd w:id="4"/>
     </w:p>
@@ -33505,18 +32971,7 @@
           <w:sz w:val="28"/>
           <w:szCs w:val="28"/>
         </w:rPr>
-        <w:t>с</w:t>
-      </w:r>
-      <w:r>
-        <w:rPr>
-          <w:rFonts w:ascii="Times New Roman" w:hAnsi="Times New Roman" w:cs="Times New Roman"/>
-          <w:b/>
-          <w:bCs/>
-          <w:color w:val="auto"/>
-          <w:sz w:val="28"/>
-          <w:szCs w:val="28"/>
-        </w:rPr>
-        <w:t>уффозия</w:t>
+        <w:t>суффозия</w:t>
       </w:r>
       <w:bookmarkEnd w:id="7"/>
     </w:p>

--- a/resources/Лазарев диплом.docx
+++ b/resources/Лазарев диплом.docx
@@ -102,11 +102,7 @@
         <w:t>Направление</w:t>
       </w:r>
       <w:r>
-        <w:t xml:space="preserve"> </w:t>
-      </w:r>
-      <w:proofErr w:type="gramStart"/>
-      <w:r>
-        <w:t>подготовки</w:t>
+        <w:t xml:space="preserve"> подготовки</w:t>
       </w:r>
       <w:r>
         <w:t>:</w:t>
@@ -115,14 +111,7 @@
         <w:rPr>
           <w:u w:val="single"/>
         </w:rPr>
-        <w:t xml:space="preserve">  01.04.03</w:t>
-      </w:r>
-      <w:proofErr w:type="gramEnd"/>
-      <w:r>
-        <w:rPr>
-          <w:u w:val="single"/>
-        </w:rPr>
-        <w:t xml:space="preserve">  </w:t>
+        <w:t xml:space="preserve">  01.04.03  </w:t>
       </w:r>
       <w:r>
         <w:t xml:space="preserve"> –</w:t>
@@ -399,7 +388,19 @@
         <w:rPr>
           <w:u w:val="single"/>
         </w:rPr>
-        <w:t xml:space="preserve">д. ф.- </w:t>
+        <w:t>д. ф.</w:t>
+      </w:r>
+      <w:r>
+        <w:rPr>
+          <w:u w:val="single"/>
+        </w:rPr>
+        <w:t xml:space="preserve"> </w:t>
+      </w:r>
+      <w:r>
+        <w:rPr>
+          <w:u w:val="single"/>
+        </w:rPr>
+        <w:t xml:space="preserve">- </w:t>
       </w:r>
       <w:proofErr w:type="spellStart"/>
       <w:proofErr w:type="gramStart"/>
@@ -433,20 +434,19 @@
         <w:rPr>
           <w:u w:val="single"/>
         </w:rPr>
-        <w:t xml:space="preserve">        </w:t>
-      </w:r>
-      <w:r>
-        <w:rPr>
-          <w:highlight w:val="yellow"/>
+        <w:t xml:space="preserve">      </w:t>
+      </w:r>
+      <w:r>
+        <w:rPr>
           <w:u w:val="single"/>
         </w:rPr>
-        <w:t>доцент</w:t>
+        <w:t>профессор</w:t>
       </w:r>
       <w:r>
         <w:rPr>
           <w:u w:val="single"/>
         </w:rPr>
-        <w:t xml:space="preserve">            </w:t>
+        <w:t xml:space="preserve">  </w:t>
       </w:r>
       <w:r>
         <w:tab/>
@@ -578,7 +578,19 @@
         <w:rPr>
           <w:u w:val="single"/>
         </w:rPr>
-        <w:t xml:space="preserve">д. ф.- </w:t>
+        <w:t>д. ф.</w:t>
+      </w:r>
+      <w:r>
+        <w:rPr>
+          <w:u w:val="single"/>
+        </w:rPr>
+        <w:t xml:space="preserve"> </w:t>
+      </w:r>
+      <w:r>
+        <w:rPr>
+          <w:u w:val="single"/>
+        </w:rPr>
+        <w:t xml:space="preserve">- </w:t>
       </w:r>
       <w:proofErr w:type="spellStart"/>
       <w:proofErr w:type="gramStart"/>
@@ -1361,86 +1373,6 @@
               <w:lang w:eastAsia="ru-RU"/>
             </w:rPr>
           </w:pPr>
-          <w:r>
-            <w:rPr>
-              <w:rStyle w:val="a9"/>
-              <w:noProof/>
-              <w:u w:val="none"/>
-            </w:rPr>
-            <w:t xml:space="preserve">        </w:t>
-          </w:r>
-          <w:hyperlink w:anchor="_Toc199749674" w:history="1">
-            <w:r>
-              <w:rPr>
-                <w:rStyle w:val="a9"/>
-                <w:noProof/>
-              </w:rPr>
-              <w:t>Суффозия</w:t>
-            </w:r>
-            <w:r>
-              <w:rPr>
-                <w:noProof/>
-                <w:webHidden/>
-              </w:rPr>
-              <w:tab/>
-            </w:r>
-            <w:r>
-              <w:rPr>
-                <w:noProof/>
-                <w:webHidden/>
-              </w:rPr>
-              <w:fldChar w:fldCharType="begin"/>
-            </w:r>
-            <w:r>
-              <w:rPr>
-                <w:noProof/>
-                <w:webHidden/>
-              </w:rPr>
-              <w:instrText xml:space="preserve"> PAGEREF _Toc199749674 \h </w:instrText>
-            </w:r>
-            <w:r>
-              <w:rPr>
-                <w:noProof/>
-                <w:webHidden/>
-              </w:rPr>
-            </w:r>
-            <w:r>
-              <w:rPr>
-                <w:noProof/>
-                <w:webHidden/>
-              </w:rPr>
-              <w:fldChar w:fldCharType="separate"/>
-            </w:r>
-            <w:r>
-              <w:rPr>
-                <w:noProof/>
-                <w:webHidden/>
-              </w:rPr>
-              <w:t>14</w:t>
-            </w:r>
-            <w:r>
-              <w:rPr>
-                <w:noProof/>
-                <w:webHidden/>
-              </w:rPr>
-              <w:fldChar w:fldCharType="end"/>
-            </w:r>
-          </w:hyperlink>
-        </w:p>
-        <w:p>
-          <w:pPr>
-            <w:pStyle w:val="11"/>
-            <w:tabs>
-              <w:tab w:val="right" w:leader="dot" w:pos="9345"/>
-            </w:tabs>
-            <w:rPr>
-              <w:rFonts w:asciiTheme="minorHAnsi" w:eastAsiaTheme="minorEastAsia" w:hAnsiTheme="minorHAnsi" w:cstheme="minorBidi"/>
-              <w:noProof/>
-              <w:sz w:val="22"/>
-              <w:szCs w:val="22"/>
-              <w:lang w:eastAsia="ru-RU"/>
-            </w:rPr>
-          </w:pPr>
           <w:hyperlink w:anchor="_Toc199749675" w:history="1">
             <w:r>
               <w:rPr>
@@ -1852,7 +1784,18 @@
         <w:t>Именно поэтому добыча подземных углеводородов является приоритетной задачей.</w:t>
       </w:r>
       <w:r>
-        <w:t xml:space="preserve"> В процессе разработки нефтегазовых месторождений пластовые флюиды могут приобретать температуру, отличную от естественной температуры пласт</w:t>
+        <w:t xml:space="preserve"> В процессе разработки нефтегазовых месторождений</w:t>
+      </w:r>
+      <w:r>
+        <w:t xml:space="preserve"> </w:t>
+      </w:r>
+      <w:proofErr w:type="spellStart"/>
+      <w:r>
+        <w:t>заводнением</w:t>
+      </w:r>
+      <w:proofErr w:type="spellEnd"/>
+      <w:r>
+        <w:t xml:space="preserve"> пластовые флюиды могут приобретать температуру, отличную от естественной температуры пласт</w:t>
       </w:r>
       <w:r>
         <w:t>а</w:t>
@@ -1954,13 +1897,22 @@
         <w:t xml:space="preserve">. </w:t>
       </w:r>
       <w:r>
-        <w:t xml:space="preserve">Наиболее яркий пример — отложение парафина. </w:t>
-      </w:r>
-      <w:r>
-        <w:t>Оно</w:t>
-      </w:r>
-      <w:r>
-        <w:t xml:space="preserve"> вызывает снижение пористости, проницаемости, особенно вблизи призабойной зоны пласта, и, следовательно, увеличение скин-фактора [2].</w:t>
+        <w:t>Наиболее яркий пример — отложение парафина</w:t>
+      </w:r>
+      <w:r>
+        <w:t>,</w:t>
+      </w:r>
+      <w:r>
+        <w:t xml:space="preserve"> </w:t>
+      </w:r>
+      <w:r>
+        <w:t>вызыва</w:t>
+      </w:r>
+      <w:r>
+        <w:t>ющее</w:t>
+      </w:r>
+      <w:r>
+        <w:t xml:space="preserve"> снижение пористости, проницаемости, особенно вблизи призабойной зоны пласта, и, следовательно, увеличение скин-фактора [2].</w:t>
       </w:r>
     </w:p>
     <w:p>
@@ -1982,14 +1934,42 @@
         <w:t xml:space="preserve">преимущественно </w:t>
       </w:r>
       <w:r>
-        <w:t>состоят нормальных алканов</w:t>
+        <w:t>состоят</w:t>
       </w:r>
       <w:r>
         <w:t xml:space="preserve"> </w:t>
       </w:r>
       <w:r>
-        <w:t>с числом атомов углерода от C18 до C35</w:t>
-      </w:r>
+        <w:t>из</w:t>
+      </w:r>
+      <w:r>
+        <w:t xml:space="preserve"> нормальных алканов</w:t>
+      </w:r>
+      <w:r>
+        <w:t xml:space="preserve"> </w:t>
+      </w:r>
+      <w:r>
+        <w:t xml:space="preserve">с числом атомов углерода от </w:t>
+      </w:r>
+      <m:oMath>
+        <m:r>
+          <w:rPr>
+            <w:rFonts w:ascii="Cambria Math" w:hAnsi="Cambria Math"/>
+          </w:rPr>
+          <m:t>C18</m:t>
+        </m:r>
+      </m:oMath>
+      <w:r>
+        <w:t xml:space="preserve"> до </w:t>
+      </w:r>
+      <m:oMath>
+        <m:r>
+          <w:rPr>
+            <w:rFonts w:ascii="Cambria Math" w:hAnsi="Cambria Math"/>
+          </w:rPr>
+          <m:t>C35</m:t>
+        </m:r>
+      </m:oMath>
       <w:r>
         <w:t xml:space="preserve">, </w:t>
       </w:r>
@@ -2090,205 +2070,239 @@
           <w:rStyle w:val="jlqj4b"/>
           <w:color w:val="000000"/>
         </w:rPr>
-        <w:t xml:space="preserve">При достаточно высокой температуре парафин может полностью раствориться в нефти, </w:t>
+        <w:t>При достаточно высокой температуре парафин может полностью раствориться в нефти</w:t>
       </w:r>
       <w:r>
         <w:rPr>
           <w:rStyle w:val="jlqj4b"/>
           <w:color w:val="000000"/>
         </w:rPr>
-        <w:t>образуя</w:t>
+        <w:t xml:space="preserve">. </w:t>
       </w:r>
       <w:r>
         <w:rPr>
           <w:rStyle w:val="jlqj4b"/>
           <w:color w:val="000000"/>
         </w:rPr>
-        <w:t xml:space="preserve"> </w:t>
+        <w:t>В</w:t>
       </w:r>
       <w:r>
         <w:rPr>
           <w:rStyle w:val="jlqj4b"/>
           <w:color w:val="000000"/>
         </w:rPr>
-        <w:t xml:space="preserve">при этом </w:t>
+        <w:t xml:space="preserve"> условиях</w:t>
       </w:r>
       <w:r>
         <w:rPr>
           <w:rStyle w:val="jlqj4b"/>
           <w:color w:val="000000"/>
         </w:rPr>
-        <w:t>однородный двухкомпонентный раствор</w:t>
+        <w:t xml:space="preserve"> пониженн</w:t>
       </w:r>
       <w:r>
         <w:rPr>
           <w:rStyle w:val="jlqj4b"/>
           <w:color w:val="000000"/>
         </w:rPr>
-        <w:t>. А в условиях</w:t>
+        <w:t>ой</w:t>
       </w:r>
       <w:r>
         <w:rPr>
           <w:rStyle w:val="jlqj4b"/>
           <w:color w:val="000000"/>
         </w:rPr>
-        <w:t xml:space="preserve"> пониженн</w:t>
+        <w:t xml:space="preserve"> температур</w:t>
       </w:r>
       <w:r>
         <w:rPr>
           <w:rStyle w:val="jlqj4b"/>
           <w:color w:val="000000"/>
         </w:rPr>
-        <w:t>ой</w:t>
+        <w:t>ы</w:t>
       </w:r>
       <w:r>
         <w:rPr>
           <w:rStyle w:val="jlqj4b"/>
           <w:color w:val="000000"/>
         </w:rPr>
-        <w:t xml:space="preserve"> температур</w:t>
+        <w:t xml:space="preserve"> парафин способен затвердевать, </w:t>
       </w:r>
       <w:r>
         <w:rPr>
           <w:rStyle w:val="jlqj4b"/>
           <w:color w:val="000000"/>
         </w:rPr>
-        <w:t>ы</w:t>
+        <w:t xml:space="preserve">при этом </w:t>
       </w:r>
       <w:r>
         <w:rPr>
           <w:rStyle w:val="jlqj4b"/>
           <w:color w:val="000000"/>
         </w:rPr>
-        <w:t xml:space="preserve"> парафин способен затвердевать, образуя дисперсную систему, состоящую из жидкой нефтяной фазы и твёрдых частиц парафина. При промежуточных температурных значениях </w:t>
+        <w:t>образу</w:t>
       </w:r>
       <w:r>
         <w:rPr>
           <w:rStyle w:val="jlqj4b"/>
           <w:color w:val="000000"/>
         </w:rPr>
-        <w:t xml:space="preserve">парафиновый компонент может быть частично растворен в нефти, а частично находиться в </w:t>
+        <w:t>ется</w:t>
       </w:r>
       <w:r>
         <w:rPr>
           <w:rStyle w:val="jlqj4b"/>
           <w:color w:val="000000"/>
         </w:rPr>
-        <w:t>нефт</w:t>
+        <w:t xml:space="preserve"> дисперсн</w:t>
       </w:r>
       <w:r>
         <w:rPr>
           <w:rStyle w:val="jlqj4b"/>
           <w:color w:val="000000"/>
         </w:rPr>
-        <w:t>яной фазе в виде дисперсных частиц</w:t>
+        <w:t>ая</w:t>
       </w:r>
       <w:r>
         <w:rPr>
           <w:rStyle w:val="jlqj4b"/>
           <w:color w:val="000000"/>
         </w:rPr>
-        <w:t>.</w:t>
+        <w:t xml:space="preserve"> систем</w:t>
       </w:r>
       <w:r>
         <w:rPr>
           <w:rStyle w:val="jlqj4b"/>
           <w:color w:val="000000"/>
         </w:rPr>
+        <w:t>а</w:t>
+      </w:r>
+      <w:r>
+        <w:rPr>
+          <w:rStyle w:val="jlqj4b"/>
+          <w:color w:val="000000"/>
+        </w:rPr>
+        <w:t>, состоящ</w:t>
+      </w:r>
+      <w:r>
+        <w:rPr>
+          <w:rStyle w:val="jlqj4b"/>
+          <w:color w:val="000000"/>
+        </w:rPr>
+        <w:t>ая</w:t>
+      </w:r>
+      <w:r>
+        <w:rPr>
+          <w:rStyle w:val="jlqj4b"/>
+          <w:color w:val="000000"/>
+        </w:rPr>
+        <w:t xml:space="preserve"> из жидкой нефтяной фазы и твёрдых частиц парафина. При промежуточных температурных значениях </w:t>
+      </w:r>
+      <w:r>
+        <w:rPr>
+          <w:rStyle w:val="jlqj4b"/>
+          <w:color w:val="000000"/>
+        </w:rPr>
+        <w:t xml:space="preserve">парафиновый компонент может быть частично растворен в нефти, а частично находиться в </w:t>
+      </w:r>
+      <w:r>
+        <w:rPr>
+          <w:rStyle w:val="jlqj4b"/>
+          <w:color w:val="000000"/>
+        </w:rPr>
+        <w:t>нефт</w:t>
+      </w:r>
+      <w:r>
+        <w:rPr>
+          <w:rStyle w:val="jlqj4b"/>
+          <w:color w:val="000000"/>
+        </w:rPr>
+        <w:t>яной фазе в виде дисперсных частиц</w:t>
+      </w:r>
+      <w:r>
+        <w:rPr>
+          <w:rStyle w:val="jlqj4b"/>
+          <w:color w:val="000000"/>
+        </w:rPr>
+        <w:t xml:space="preserve">. </w:t>
+      </w:r>
+      <w:r>
+        <w:t xml:space="preserve">Образование твердых частиц парафина в нефти сопровождается </w:t>
+      </w:r>
+      <w:r>
+        <w:t xml:space="preserve">их </w:t>
+      </w:r>
+      <w:r>
+        <w:t>осаждение</w:t>
+      </w:r>
+      <w:r>
+        <w:t>м</w:t>
+      </w:r>
+      <w:r>
+        <w:t xml:space="preserve"> на поверхности пор пласта</w:t>
+      </w:r>
+      <w:r>
+        <w:t xml:space="preserve">. </w:t>
+      </w:r>
+      <w:r>
+        <w:t>Накопление</w:t>
+      </w:r>
+      <w:r>
+        <w:t xml:space="preserve"> парафиновых отложений </w:t>
+      </w:r>
+      <w:r>
+        <w:t xml:space="preserve">приводит к уменьшению проницаемости </w:t>
+      </w:r>
+      <w:r>
+        <w:t>пористой среды</w:t>
+      </w:r>
+      <w:r>
+        <w:t>, что</w:t>
+      </w:r>
+      <w:r>
+        <w:t xml:space="preserve"> значительно</w:t>
+      </w:r>
+      <w:r>
+        <w:t xml:space="preserve"> затрудняет </w:t>
+      </w:r>
+      <w:r>
+        <w:t>отбор</w:t>
+      </w:r>
+      <w:r>
+        <w:t xml:space="preserve"> нефти</w:t>
+      </w:r>
+      <w:r>
+        <w:t xml:space="preserve"> из пластов</w:t>
+      </w:r>
+      <w:r>
+        <w:t>.</w:t>
+      </w:r>
+      <w:r>
         <w:t xml:space="preserve"> </w:t>
       </w:r>
       <w:r>
-        <w:t>Когда</w:t>
-      </w:r>
-      <w:r>
-        <w:t xml:space="preserve"> температура сырой нефти </w:t>
-      </w:r>
-      <w:r>
-        <w:t>опускается</w:t>
-      </w:r>
-      <w:r>
-        <w:t xml:space="preserve"> ниже температуры</w:t>
-      </w:r>
-      <w:r>
-        <w:t xml:space="preserve"> начала</w:t>
-      </w:r>
-      <w:r>
         <w:t xml:space="preserve"> </w:t>
       </w:r>
       <w:r>
-        <w:t>кристаллизации</w:t>
-      </w:r>
-      <w:r>
-        <w:t xml:space="preserve"> парафин</w:t>
-      </w:r>
-      <w:r>
-        <w:t xml:space="preserve">ов, </w:t>
-      </w:r>
-      <w:r>
-        <w:t xml:space="preserve">происходит их </w:t>
-      </w:r>
-      <w:r>
-        <w:t>осаждение</w:t>
-      </w:r>
-      <w:r>
-        <w:t xml:space="preserve"> на поверхности пор пласта</w:t>
-      </w:r>
-      <w:r>
-        <w:t xml:space="preserve">. </w:t>
-      </w:r>
-      <w:r>
-        <w:t>Накопление</w:t>
-      </w:r>
-      <w:r>
-        <w:t xml:space="preserve"> парафиновых отложений </w:t>
-      </w:r>
-      <w:r>
-        <w:t xml:space="preserve">приводит к уменьшению проницаемости </w:t>
-      </w:r>
-      <w:r>
-        <w:t>порист</w:t>
-      </w:r>
-      <w:r>
-        <w:t>ой</w:t>
-      </w:r>
-      <w:r>
-        <w:t xml:space="preserve"> сред</w:t>
-      </w:r>
-      <w:r>
-        <w:t>ы</w:t>
-      </w:r>
-      <w:r>
-        <w:t>, что</w:t>
-      </w:r>
-      <w:r>
-        <w:t xml:space="preserve"> значительно</w:t>
+        <w:t xml:space="preserve">Таким образом, </w:t>
+      </w:r>
+      <w:r>
+        <w:t xml:space="preserve">парафиновые отложения становятся </w:t>
+      </w:r>
+      <w:r>
+        <w:t>серьезно</w:t>
+      </w:r>
+      <w:r>
+        <w:t xml:space="preserve">й </w:t>
+      </w:r>
+      <w:r>
+        <w:t>причиной снижения производительности нефтяных</w:t>
       </w:r>
       <w:r>
         <w:t xml:space="preserve"> </w:t>
       </w:r>
       <w:r>
-        <w:t>затрудняет поток нефти.</w:t>
-      </w:r>
-      <w:r>
-        <w:t xml:space="preserve"> </w:t>
-      </w:r>
-      <w:r>
-        <w:t xml:space="preserve"> </w:t>
-      </w:r>
-      <w:r>
-        <w:t xml:space="preserve">Таким образом, </w:t>
-      </w:r>
-      <w:r>
-        <w:t xml:space="preserve">парафиновые отложения становятся </w:t>
-      </w:r>
-      <w:r>
-        <w:t>серьезно</w:t>
-      </w:r>
-      <w:r>
-        <w:t xml:space="preserve">й </w:t>
-      </w:r>
-      <w:r>
-        <w:t>причиной снижения производительности нефтяных пластов и даже полной закупорки порового пространства</w:t>
+        <w:t>скважин</w:t>
       </w:r>
       <w:r>
         <w:t>.</w:t>
@@ -2363,64 +2377,10 @@
         <w:t>задачу</w:t>
       </w:r>
       <w:r>
-        <w:t>. Для этого т</w:t>
-      </w:r>
-      <w:r>
-        <w:t>ребу</w:t>
-      </w:r>
-      <w:r>
-        <w:t>ется</w:t>
-      </w:r>
-      <w:r>
-        <w:t xml:space="preserve"> </w:t>
-      </w:r>
-      <w:r>
-        <w:t>объединени</w:t>
-      </w:r>
-      <w:r>
-        <w:t>е</w:t>
-      </w:r>
-      <w:r>
-        <w:t xml:space="preserve"> знаний из</w:t>
-      </w:r>
-      <w:r>
-        <w:t xml:space="preserve"> </w:t>
-      </w:r>
-      <w:r>
-        <w:t xml:space="preserve">нескольких </w:t>
-      </w:r>
-      <w:r>
-        <w:t>областей</w:t>
-      </w:r>
-      <w:r>
-        <w:t>, таких как</w:t>
-      </w:r>
-      <w:r>
-        <w:t xml:space="preserve"> гидродинамики, </w:t>
-      </w:r>
-      <w:r>
-        <w:t>термодинамик</w:t>
-      </w:r>
-      <w:r>
-        <w:t>и</w:t>
-      </w:r>
-      <w:r>
-        <w:t xml:space="preserve"> и</w:t>
-      </w:r>
-      <w:r>
-        <w:t xml:space="preserve"> фазов</w:t>
-      </w:r>
-      <w:r>
-        <w:t>ых</w:t>
-      </w:r>
-      <w:r>
-        <w:t xml:space="preserve"> равновеси</w:t>
-      </w:r>
-      <w:r>
-        <w:t>й</w:t>
-      </w:r>
-      <w:r>
-        <w:t xml:space="preserve">. При моделировании </w:t>
+        <w:t xml:space="preserve">. </w:t>
+      </w:r>
+      <w:r>
+        <w:t xml:space="preserve">При моделировании </w:t>
       </w:r>
       <w:r>
         <w:t>закачки</w:t>
@@ -2925,6 +2885,12 @@
         <w:ind w:firstLine="709"/>
         <w:jc w:val="both"/>
       </w:pPr>
+      <w:r>
+        <w:rPr>
+          <w:highlight w:val="cyan"/>
+        </w:rPr>
+        <w:t>Добавить о методе решения</w:t>
+      </w:r>
     </w:p>
     <w:p>
       <w:pPr>
@@ -3536,6 +3502,12 @@
         <w:rPr>
           <w:rFonts w:eastAsiaTheme="minorEastAsia"/>
         </w:rPr>
+        <w:t xml:space="preserve"> </w:t>
+      </w:r>
+      <w:r>
+        <w:rPr>
+          <w:rFonts w:eastAsiaTheme="minorEastAsia"/>
+        </w:rPr>
         <w:t>и</w:t>
       </w:r>
       <w:r>
@@ -3573,8 +3545,476 @@
         <w:t xml:space="preserve"> соответственно.</w:t>
       </w:r>
       <w:r>
+        <w:t xml:space="preserve"> О</w:t>
+      </w:r>
+      <w:r>
+        <w:t>бласт</w:t>
+      </w:r>
+      <w:r>
+        <w:t>ь</w:t>
+      </w:r>
+      <w:r>
         <w:t xml:space="preserve"> </w:t>
       </w:r>
+      <m:oMath>
+        <m:r>
+          <w:rPr>
+            <w:rFonts w:ascii="Cambria Math" w:hAnsi="Cambria Math"/>
+            <w:lang w:val="en-US"/>
+          </w:rPr>
+          <m:t>D</m:t>
+        </m:r>
+      </m:oMath>
+      <w:r>
+        <w:t xml:space="preserve"> </w:t>
+      </w:r>
+      <w:r>
+        <w:t xml:space="preserve">является </w:t>
+      </w:r>
+      <w:r>
+        <w:t>элемент</w:t>
+      </w:r>
+      <w:r>
+        <w:t>ом</w:t>
+      </w:r>
+      <w:r>
+        <w:t xml:space="preserve"> симметрии 5 точечной системы заводнения</w:t>
+      </w:r>
+      <w:r>
+        <w:t xml:space="preserve"> с </w:t>
+      </w:r>
+      <w:r>
+        <w:t>вертикальны</w:t>
+      </w:r>
+      <w:r>
+        <w:t xml:space="preserve">ми </w:t>
+      </w:r>
+      <w:r>
+        <w:t>скважин</w:t>
+      </w:r>
+      <w:r>
+        <w:t>ами</w:t>
+      </w:r>
+      <w:r>
+        <w:t xml:space="preserve"> радиус</w:t>
+      </w:r>
+      <w:r>
+        <w:t>а</w:t>
+      </w:r>
+      <w:r>
+        <w:t xml:space="preserve"> </w:t>
+      </w:r>
+      <m:oMath>
+        <m:sSub>
+          <m:sSubPr>
+            <m:ctrlPr>
+              <w:rPr>
+                <w:rFonts w:ascii="Cambria Math" w:hAnsi="Cambria Math"/>
+                <w:i/>
+                <w:lang w:val="en-US"/>
+              </w:rPr>
+            </m:ctrlPr>
+          </m:sSubPr>
+          <m:e>
+            <m:r>
+              <w:rPr>
+                <w:rFonts w:ascii="Cambria Math" w:hAnsi="Cambria Math"/>
+                <w:lang w:val="en-US"/>
+              </w:rPr>
+              <m:t>r</m:t>
+            </m:r>
+          </m:e>
+          <m:sub>
+            <m:r>
+              <w:rPr>
+                <w:rFonts w:ascii="Cambria Math" w:hAnsi="Cambria Math"/>
+                <w:lang w:val="en-US"/>
+              </w:rPr>
+              <m:t>w</m:t>
+            </m:r>
+          </m:sub>
+        </m:sSub>
+      </m:oMath>
+      <w:r>
+        <w:t>. Таким образом, в области присутствуют</w:t>
+      </w:r>
+      <w:r>
+        <w:t xml:space="preserve"> две скважины </w:t>
+      </w:r>
+      <m:oMath>
+        <m:r>
+          <w:rPr>
+            <w:rFonts w:ascii="Cambria Math" w:hAnsi="Cambria Math"/>
+          </w:rPr>
+          <m:t>-</m:t>
+        </m:r>
+      </m:oMath>
+      <w:r>
+        <w:t xml:space="preserve"> нагнетательная </w:t>
+      </w:r>
+      <w:bookmarkStart w:id="2" w:name="_Hlk185189370"/>
+      <m:oMath>
+        <m:r>
+          <m:rPr>
+            <m:sty m:val="p"/>
+          </m:rPr>
+          <w:rPr>
+            <w:rFonts w:ascii="Cambria Math" w:hAnsi="Cambria Math"/>
+          </w:rPr>
+          <m:t>«</m:t>
+        </m:r>
+        <m:r>
+          <w:rPr>
+            <w:rFonts w:ascii="Cambria Math" w:hAnsi="Cambria Math"/>
+            <w:lang w:val="en-US"/>
+          </w:rPr>
+          <m:t>WI</m:t>
+        </m:r>
+        <m:r>
+          <m:rPr>
+            <m:sty m:val="p"/>
+          </m:rPr>
+          <w:rPr>
+            <w:rFonts w:ascii="Cambria Math" w:hAnsi="Cambria Math"/>
+          </w:rPr>
+          <m:t>»</m:t>
+        </m:r>
+      </m:oMath>
+      <w:r>
+        <w:t xml:space="preserve"> </w:t>
+      </w:r>
+      <w:bookmarkEnd w:id="2"/>
+      <w:r>
+        <w:t xml:space="preserve">и добывающая </w:t>
+      </w:r>
+      <m:oMath>
+        <m:r>
+          <m:rPr>
+            <m:sty m:val="p"/>
+          </m:rPr>
+          <w:rPr>
+            <w:rFonts w:ascii="Cambria Math" w:hAnsi="Cambria Math"/>
+          </w:rPr>
+          <m:t>«</m:t>
+        </m:r>
+        <m:r>
+          <w:rPr>
+            <w:rFonts w:ascii="Cambria Math" w:hAnsi="Cambria Math"/>
+            <w:lang w:val="en-US"/>
+          </w:rPr>
+          <m:t>WP</m:t>
+        </m:r>
+        <m:r>
+          <m:rPr>
+            <m:sty m:val="p"/>
+          </m:rPr>
+          <w:rPr>
+            <w:rFonts w:ascii="Cambria Math" w:hAnsi="Cambria Math"/>
+          </w:rPr>
+          <m:t>»</m:t>
+        </m:r>
+      </m:oMath>
+      <w:r>
+        <w:t xml:space="preserve">, имеющие </w:t>
+      </w:r>
+      <w:r>
+        <w:t>координат</w:t>
+      </w:r>
+      <w:r>
+        <w:t>ы</w:t>
+      </w:r>
+    </w:p>
+    <w:p>
+      <w:pPr>
+        <w:rPr>
+          <w:rFonts w:eastAsiaTheme="minorEastAsia"/>
+          <w:i/>
+        </w:rPr>
+      </w:pPr>
+      <m:oMathPara>
+        <m:oMath>
+          <m:d>
+            <m:dPr>
+              <m:ctrlPr>
+                <w:rPr>
+                  <w:rFonts w:ascii="Cambria Math" w:hAnsi="Cambria Math"/>
+                  <w:i/>
+                  <w:iCs/>
+                </w:rPr>
+              </m:ctrlPr>
+            </m:dPr>
+            <m:e>
+              <m:sSub>
+                <m:sSubPr>
+                  <m:ctrlPr>
+                    <w:rPr>
+                      <w:rFonts w:ascii="Cambria Math" w:hAnsi="Cambria Math"/>
+                      <w:i/>
+                      <w:iCs/>
+                    </w:rPr>
+                  </m:ctrlPr>
+                </m:sSubPr>
+                <m:e>
+                  <m:r>
+                    <w:rPr>
+                      <w:rFonts w:ascii="Cambria Math" w:hAnsi="Cambria Math"/>
+                      <w:lang w:val="en-US"/>
+                    </w:rPr>
+                    <m:t>x</m:t>
+                  </m:r>
+                </m:e>
+                <m:sub>
+                  <m:r>
+                    <w:rPr>
+                      <w:rFonts w:ascii="Cambria Math" w:hAnsi="Cambria Math"/>
+                    </w:rPr>
+                    <m:t>WI</m:t>
+                  </m:r>
+                </m:sub>
+              </m:sSub>
+              <m:r>
+                <w:rPr>
+                  <w:rFonts w:ascii="Cambria Math" w:hAnsi="Cambria Math"/>
+                </w:rPr>
+                <m:t>,</m:t>
+              </m:r>
+              <m:sSub>
+                <m:sSubPr>
+                  <m:ctrlPr>
+                    <w:rPr>
+                      <w:rFonts w:ascii="Cambria Math" w:hAnsi="Cambria Math"/>
+                      <w:i/>
+                      <w:iCs/>
+                    </w:rPr>
+                  </m:ctrlPr>
+                </m:sSubPr>
+                <m:e>
+                  <m:r>
+                    <w:rPr>
+                      <w:rFonts w:ascii="Cambria Math" w:hAnsi="Cambria Math"/>
+                      <w:lang w:val="en-US"/>
+                    </w:rPr>
+                    <m:t>y</m:t>
+                  </m:r>
+                </m:e>
+                <m:sub>
+                  <m:r>
+                    <w:rPr>
+                      <w:rFonts w:ascii="Cambria Math" w:hAnsi="Cambria Math"/>
+                    </w:rPr>
+                    <m:t>WI</m:t>
+                  </m:r>
+                </m:sub>
+              </m:sSub>
+            </m:e>
+          </m:d>
+          <m:r>
+            <w:rPr>
+              <w:rFonts w:ascii="Cambria Math" w:hAnsi="Cambria Math"/>
+            </w:rPr>
+            <m:t>=</m:t>
+          </m:r>
+          <m:d>
+            <m:dPr>
+              <m:ctrlPr>
+                <w:rPr>
+                  <w:rFonts w:ascii="Cambria Math" w:hAnsi="Cambria Math"/>
+                  <w:i/>
+                  <w:iCs/>
+                </w:rPr>
+              </m:ctrlPr>
+            </m:dPr>
+            <m:e>
+              <m:r>
+                <w:rPr>
+                  <w:rFonts w:ascii="Cambria Math" w:hAnsi="Cambria Math"/>
+                </w:rPr>
+                <m:t>0</m:t>
+              </m:r>
+              <m:r>
+                <w:rPr>
+                  <w:rFonts w:ascii="Cambria Math" w:hAnsi="Cambria Math"/>
+                </w:rPr>
+                <m:t xml:space="preserve">, </m:t>
+              </m:r>
+              <m:r>
+                <w:rPr>
+                  <w:rFonts w:ascii="Cambria Math" w:hAnsi="Cambria Math"/>
+                </w:rPr>
+                <m:t>0</m:t>
+              </m:r>
+            </m:e>
+          </m:d>
+          <m:r>
+            <w:rPr>
+              <w:rFonts w:ascii="Cambria Math" w:hAnsi="Cambria Math"/>
+            </w:rPr>
+            <m:t xml:space="preserve">,  </m:t>
+          </m:r>
+          <m:d>
+            <m:dPr>
+              <m:ctrlPr>
+                <w:rPr>
+                  <w:rFonts w:ascii="Cambria Math" w:hAnsi="Cambria Math"/>
+                  <w:i/>
+                  <w:iCs/>
+                </w:rPr>
+              </m:ctrlPr>
+            </m:dPr>
+            <m:e>
+              <m:sSub>
+                <m:sSubPr>
+                  <m:ctrlPr>
+                    <w:rPr>
+                      <w:rFonts w:ascii="Cambria Math" w:hAnsi="Cambria Math"/>
+                      <w:i/>
+                      <w:iCs/>
+                    </w:rPr>
+                  </m:ctrlPr>
+                </m:sSubPr>
+                <m:e>
+                  <m:r>
+                    <w:rPr>
+                      <w:rFonts w:ascii="Cambria Math" w:hAnsi="Cambria Math"/>
+                      <w:lang w:val="en-US"/>
+                    </w:rPr>
+                    <m:t>x</m:t>
+                  </m:r>
+                </m:e>
+                <m:sub>
+                  <m:r>
+                    <w:rPr>
+                      <w:rFonts w:ascii="Cambria Math" w:hAnsi="Cambria Math"/>
+                    </w:rPr>
+                    <m:t>WP</m:t>
+                  </m:r>
+                </m:sub>
+              </m:sSub>
+              <m:r>
+                <w:rPr>
+                  <w:rFonts w:ascii="Cambria Math" w:hAnsi="Cambria Math"/>
+                </w:rPr>
+                <m:t>,</m:t>
+              </m:r>
+              <m:sSub>
+                <m:sSubPr>
+                  <m:ctrlPr>
+                    <w:rPr>
+                      <w:rFonts w:ascii="Cambria Math" w:hAnsi="Cambria Math"/>
+                      <w:i/>
+                      <w:iCs/>
+                    </w:rPr>
+                  </m:ctrlPr>
+                </m:sSubPr>
+                <m:e>
+                  <m:r>
+                    <w:rPr>
+                      <w:rFonts w:ascii="Cambria Math" w:hAnsi="Cambria Math"/>
+                      <w:lang w:val="en-US"/>
+                    </w:rPr>
+                    <m:t>y</m:t>
+                  </m:r>
+                </m:e>
+                <m:sub>
+                  <m:r>
+                    <w:rPr>
+                      <w:rFonts w:ascii="Cambria Math" w:hAnsi="Cambria Math"/>
+                    </w:rPr>
+                    <m:t>WP</m:t>
+                  </m:r>
+                </m:sub>
+              </m:sSub>
+            </m:e>
+          </m:d>
+          <m:r>
+            <w:rPr>
+              <w:rFonts w:ascii="Cambria Math" w:hAnsi="Cambria Math"/>
+            </w:rPr>
+            <m:t>=</m:t>
+          </m:r>
+          <m:d>
+            <m:dPr>
+              <m:ctrlPr>
+                <w:rPr>
+                  <w:rFonts w:ascii="Cambria Math" w:hAnsi="Cambria Math"/>
+                  <w:i/>
+                  <w:iCs/>
+                </w:rPr>
+              </m:ctrlPr>
+            </m:dPr>
+            <m:e>
+              <m:sSub>
+                <m:sSubPr>
+                  <m:ctrlPr>
+                    <w:rPr>
+                      <w:rFonts w:ascii="Cambria Math" w:hAnsi="Cambria Math"/>
+                      <w:i/>
+                      <w:iCs/>
+                    </w:rPr>
+                  </m:ctrlPr>
+                </m:sSubPr>
+                <m:e>
+                  <m:r>
+                    <w:rPr>
+                      <w:rFonts w:ascii="Cambria Math" w:hAnsi="Cambria Math"/>
+                    </w:rPr>
+                    <m:t>L</m:t>
+                  </m:r>
+                </m:e>
+                <m:sub>
+                  <m:r>
+                    <w:rPr>
+                      <w:rFonts w:ascii="Cambria Math" w:hAnsi="Cambria Math"/>
+                    </w:rPr>
+                    <m:t>x</m:t>
+                  </m:r>
+                </m:sub>
+              </m:sSub>
+              <m:r>
+                <w:rPr>
+                  <w:rFonts w:ascii="Cambria Math" w:hAnsi="Cambria Math"/>
+                </w:rPr>
+                <m:t xml:space="preserve">, </m:t>
+              </m:r>
+              <m:sSub>
+                <m:sSubPr>
+                  <m:ctrlPr>
+                    <w:rPr>
+                      <w:rFonts w:ascii="Cambria Math" w:hAnsi="Cambria Math"/>
+                      <w:i/>
+                      <w:iCs/>
+                    </w:rPr>
+                  </m:ctrlPr>
+                </m:sSubPr>
+                <m:e>
+                  <m:r>
+                    <w:rPr>
+                      <w:rFonts w:ascii="Cambria Math" w:hAnsi="Cambria Math"/>
+                    </w:rPr>
+                    <m:t>L</m:t>
+                  </m:r>
+                </m:e>
+                <m:sub>
+                  <m:r>
+                    <w:rPr>
+                      <w:rFonts w:ascii="Cambria Math" w:hAnsi="Cambria Math"/>
+                    </w:rPr>
+                    <m:t>y</m:t>
+                  </m:r>
+                </m:sub>
+              </m:sSub>
+            </m:e>
+          </m:d>
+          <m:r>
+            <w:rPr>
+              <w:rFonts w:ascii="Cambria Math" w:hAnsi="Cambria Math"/>
+            </w:rPr>
+            <m:t>.</m:t>
+          </m:r>
+        </m:oMath>
+      </m:oMathPara>
+    </w:p>
+    <w:p>
       <w:r>
         <w:t xml:space="preserve">В задаче участвуют две фазы </w:t>
       </w:r>
@@ -3669,49 +4109,53 @@
         <w:t xml:space="preserve">. </w:t>
       </w:r>
       <w:r>
-        <w:t>Уравнения баланса масс записываются для каждо</w:t>
-      </w:r>
-      <w:r>
-        <w:t>й</w:t>
+        <w:t xml:space="preserve">Уравнения баланса масс записываются для </w:t>
+      </w:r>
+      <w:r>
+        <w:t>каждо</w:t>
+      </w:r>
+      <w:r>
+        <w:t>го компонента</w:t>
+      </w:r>
+      <w:r>
+        <w:t>.</w:t>
       </w:r>
       <w:r>
         <w:t xml:space="preserve"> </w:t>
       </w:r>
-      <w:r>
-        <w:t>фазы</w:t>
+    </w:p>
+    <w:p>
+      <w:pPr>
+        <w:spacing w:after="0" w:line="360" w:lineRule="auto"/>
+        <w:ind w:firstLine="709"/>
+        <w:jc w:val="both"/>
+      </w:pPr>
+      <w:r>
+        <w:t>Ввиду</w:t>
+      </w:r>
+      <w:r>
+        <w:t xml:space="preserve"> вышеуказанных допущений</w:t>
+      </w:r>
+      <w:r>
+        <w:t xml:space="preserve">, массовый баланс воды и нефти </w:t>
+      </w:r>
+      <w:r>
+        <w:t xml:space="preserve">соответственно </w:t>
+      </w:r>
+      <w:r>
+        <w:t>имеет следующий вид</w:t>
       </w:r>
       <w:r>
         <w:t xml:space="preserve"> </w:t>
       </w:r>
       <w:r>
-        <w:t>отдельно</w:t>
-      </w:r>
-      <w:r>
-        <w:t>.</w:t>
-      </w:r>
-      <w:r>
-        <w:t xml:space="preserve"> Ввиду</w:t>
-      </w:r>
-      <w:r>
-        <w:t xml:space="preserve"> вышеуказанных допущений</w:t>
-      </w:r>
-      <w:r>
-        <w:t xml:space="preserve">, массовый баланс воды и нефти </w:t>
-      </w:r>
-      <w:r>
-        <w:t xml:space="preserve">соответственно </w:t>
-      </w:r>
-      <w:r>
-        <w:t>имеет следующий вид</w:t>
-      </w:r>
-      <w:r>
-        <w:t xml:space="preserve"> </w:t>
-      </w:r>
-      <w:r>
-        <w:rPr>
-          <w:highlight w:val="yellow"/>
-        </w:rPr>
-        <w:t>[Азиз]</w:t>
+        <w:t>[</w:t>
+      </w:r>
+      <w:r>
+        <w:t>3</w:t>
+      </w:r>
+      <w:r>
+        <w:t>]</w:t>
       </w:r>
       <w:r>
         <w:t>:</w:t>
@@ -4533,31 +4977,7 @@
           <w:rPr>
             <w:rFonts w:ascii="Cambria Math" w:hAnsi="Cambria Math"/>
           </w:rPr>
-          <m:t>[</m:t>
-        </m:r>
-        <m:r>
-          <w:rPr>
-            <w:rFonts w:ascii="Cambria Math" w:hAnsi="Cambria Math"/>
-          </w:rPr>
-          <m:t>м</m:t>
-        </m:r>
-        <m:r>
-          <w:rPr>
-            <w:rFonts w:ascii="Cambria Math" w:hAnsi="Cambria Math"/>
-          </w:rPr>
-          <m:t>/</m:t>
-        </m:r>
-        <m:r>
-          <w:rPr>
-            <w:rFonts w:ascii="Cambria Math" w:hAnsi="Cambria Math"/>
-          </w:rPr>
-          <m:t>сек</m:t>
-        </m:r>
-        <m:r>
-          <w:rPr>
-            <w:rFonts w:ascii="Cambria Math" w:hAnsi="Cambria Math"/>
-          </w:rPr>
-          <m:t>]</m:t>
+          <m:t>[м/сек]</m:t>
         </m:r>
       </m:oMath>
       <w:r>
@@ -4620,31 +5040,7 @@
           <w:rPr>
             <w:rFonts w:ascii="Cambria Math" w:hAnsi="Cambria Math"/>
           </w:rPr>
-          <m:t>[</m:t>
-        </m:r>
-        <m:r>
-          <w:rPr>
-            <w:rFonts w:ascii="Cambria Math" w:hAnsi="Cambria Math"/>
-          </w:rPr>
-          <m:t>м</m:t>
-        </m:r>
-        <m:r>
-          <w:rPr>
-            <w:rFonts w:ascii="Cambria Math" w:hAnsi="Cambria Math"/>
-          </w:rPr>
-          <m:t>/</m:t>
-        </m:r>
-        <m:r>
-          <w:rPr>
-            <w:rFonts w:ascii="Cambria Math" w:hAnsi="Cambria Math"/>
-          </w:rPr>
-          <m:t>сек</m:t>
-        </m:r>
-        <m:r>
-          <w:rPr>
-            <w:rFonts w:ascii="Cambria Math" w:hAnsi="Cambria Math"/>
-          </w:rPr>
-          <m:t>]</m:t>
+          <m:t>[м/сек]</m:t>
         </m:r>
       </m:oMath>
       <w:r>
@@ -4708,10 +5104,7 @@
         </m:r>
       </m:oMath>
       <w:r>
-        <w:t>;</w:t>
-      </w:r>
-      <w:r>
-        <w:t xml:space="preserve"> </w:t>
+        <w:t xml:space="preserve">; </w:t>
       </w:r>
       <w:r>
         <w:rPr>
@@ -4774,10 +5167,7 @@
         </m:r>
       </m:oMath>
       <w:r>
-        <w:t xml:space="preserve">; </w:t>
-      </w:r>
-      <w:r>
-        <w:t xml:space="preserve"> </w:t>
+        <w:t xml:space="preserve">;  </w:t>
       </w:r>
       <w:r>
         <w:rPr>
@@ -4848,19 +5238,7 @@
           <w:rPr>
             <w:rFonts w:ascii="Cambria Math" w:hAnsi="Cambria Math"/>
           </w:rPr>
-          <m:t>[</m:t>
-        </m:r>
-        <m:r>
-          <w:rPr>
-            <w:rFonts w:ascii="Cambria Math" w:hAnsi="Cambria Math"/>
-          </w:rPr>
-          <m:t>кг</m:t>
-        </m:r>
-        <m:r>
-          <w:rPr>
-            <w:rFonts w:ascii="Cambria Math" w:hAnsi="Cambria Math"/>
-          </w:rPr>
-          <m:t>/</m:t>
+          <m:t>[кг/</m:t>
         </m:r>
         <m:sSup>
           <m:sSupPr>
@@ -4964,13 +5342,7 @@
           <w:rPr>
             <w:rFonts w:ascii="Cambria Math" w:hAnsi="Cambria Math"/>
           </w:rPr>
-          <m:t>[кг</m:t>
-        </m:r>
-        <m:r>
-          <w:rPr>
-            <w:rFonts w:ascii="Cambria Math" w:hAnsi="Cambria Math"/>
-          </w:rPr>
-          <m:t>/</m:t>
+          <m:t>[кг/</m:t>
         </m:r>
         <m:sSup>
           <m:sSupPr>
@@ -5098,19 +5470,7 @@
           <w:rPr>
             <w:rFonts w:ascii="Cambria Math" w:hAnsi="Cambria Math"/>
           </w:rPr>
-          <m:t>/</m:t>
-        </m:r>
-        <m:r>
-          <w:rPr>
-            <w:rFonts w:ascii="Cambria Math" w:hAnsi="Cambria Math"/>
-          </w:rPr>
-          <m:t>сек</m:t>
-        </m:r>
-        <m:r>
-          <w:rPr>
-            <w:rFonts w:ascii="Cambria Math" w:hAnsi="Cambria Math"/>
-          </w:rPr>
-          <m:t>]</m:t>
+          <m:t>/сек]</m:t>
         </m:r>
       </m:oMath>
       <w:r>
@@ -5207,13 +5567,7 @@
           <w:rPr>
             <w:rFonts w:ascii="Cambria Math" w:hAnsi="Cambria Math"/>
           </w:rPr>
-          <m:t>/</m:t>
-        </m:r>
-        <m:r>
-          <w:rPr>
-            <w:rFonts w:ascii="Cambria Math" w:hAnsi="Cambria Math"/>
-          </w:rPr>
-          <m:t>сек]</m:t>
+          <m:t>/сек]</m:t>
         </m:r>
       </m:oMath>
       <w:r>
@@ -5221,6 +5575,19 @@
           <w:rFonts w:eastAsiaTheme="minorEastAsia"/>
         </w:rPr>
         <w:t>.</w:t>
+      </w:r>
+      <w:r>
+        <w:rPr>
+          <w:rFonts w:eastAsiaTheme="minorEastAsia"/>
+        </w:rPr>
+        <w:t xml:space="preserve"> </w:t>
+      </w:r>
+      <w:r>
+        <w:rPr>
+          <w:rFonts w:eastAsiaTheme="minorEastAsia"/>
+          <w:highlight w:val="yellow"/>
+        </w:rPr>
+        <w:t>Надо ли ЕИ?</w:t>
       </w:r>
     </w:p>
     <w:p>
@@ -6501,6 +6868,7 @@
         <w:jc w:val="both"/>
       </w:pPr>
       <w:r>
+        <w:lastRenderedPageBreak/>
         <w:t xml:space="preserve">Для описания баланса количества движения используется закон Дарси </w:t>
       </w:r>
       <w:r>
@@ -7219,7 +7587,6 @@
         <w:jc w:val="both"/>
       </w:pPr>
       <w:r>
-        <w:lastRenderedPageBreak/>
         <w:t>Если п</w:t>
       </w:r>
       <w:r>
@@ -9709,7 +10076,7 @@
           <m:sSubPr>
             <m:ctrlPr>
               <w:rPr>
-                <w:rFonts w:ascii="Cambria Math"/>
+                <w:rFonts w:ascii="Cambria Math" w:hAnsi="Cambria Math"/>
                 <w:i/>
                 <w:lang w:val="en-US"/>
               </w:rPr>
@@ -9763,6 +10130,24 @@
           <w:rFonts w:eastAsiaTheme="minorEastAsia"/>
         </w:rPr>
         <w:t>универсальная газовая постоянная.</w:t>
+      </w:r>
+    </w:p>
+    <w:p>
+      <w:pPr>
+        <w:tabs>
+          <w:tab w:val="right" w:pos="9750"/>
+        </w:tabs>
+        <w:jc w:val="both"/>
+        <w:rPr>
+          <w:rFonts w:eastAsiaTheme="minorEastAsia"/>
+        </w:rPr>
+      </w:pPr>
+      <w:r>
+        <w:rPr>
+          <w:rFonts w:eastAsiaTheme="minorEastAsia"/>
+          <w:highlight w:val="yellow"/>
+        </w:rPr>
+        <w:t>Тут описать процесс кольматации парафина или только в решении?</w:t>
       </w:r>
     </w:p>
     <w:p>
@@ -10026,7 +10411,16 @@
         </w:rPr>
       </w:pPr>
       <w:r>
-        <w:t xml:space="preserve">На вскрытых поверхностях </w:t>
+        <w:t xml:space="preserve">На вскрытых </w:t>
+      </w:r>
+      <w:r>
+        <w:t xml:space="preserve">скважинами </w:t>
+      </w:r>
+      <w:r>
+        <w:t>поверхностях</w:t>
+      </w:r>
+      <w:r>
+        <w:t xml:space="preserve"> пласта </w:t>
       </w:r>
       <m:oMath>
         <m:r>
@@ -10038,7 +10432,10 @@
         </m:r>
       </m:oMath>
       <w:r>
-        <w:t xml:space="preserve"> скважин заданы забойные давления и условие закачки чистой воды</w:t>
+        <w:t xml:space="preserve"> </w:t>
+      </w:r>
+      <w:r>
+        <w:t>заданы забойные давления и условие закачки чистой воды</w:t>
       </w:r>
     </w:p>
     <w:p>
@@ -10410,7 +10807,7 @@
           <w:szCs w:val="28"/>
         </w:rPr>
       </w:pPr>
-      <w:bookmarkStart w:id="2" w:name="_Toc199749669"/>
+      <w:bookmarkStart w:id="3" w:name="_Toc199749669"/>
       <w:r>
         <w:rPr>
           <w:rFonts w:ascii="Times New Roman" w:hAnsi="Times New Roman" w:cs="Times New Roman"/>
@@ -10423,7 +10820,7 @@
         <w:lastRenderedPageBreak/>
         <w:t>Решение</w:t>
       </w:r>
-      <w:bookmarkEnd w:id="2"/>
+      <w:bookmarkEnd w:id="3"/>
     </w:p>
     <w:p>
       <w:pPr>
@@ -10437,7 +10834,7 @@
           <w:szCs w:val="28"/>
         </w:rPr>
       </w:pPr>
-      <w:bookmarkStart w:id="3" w:name="_Toc199749670"/>
+      <w:bookmarkStart w:id="4" w:name="_Toc199749670"/>
       <w:r>
         <w:rPr>
           <w:rFonts w:ascii="Times New Roman" w:hAnsi="Times New Roman" w:cs="Times New Roman"/>
@@ -10460,7 +10857,7 @@
         </w:rPr>
         <w:t xml:space="preserve"> уравнений давления и насыщенности</w:t>
       </w:r>
-      <w:bookmarkEnd w:id="3"/>
+      <w:bookmarkEnd w:id="4"/>
     </w:p>
     <w:p>
       <w:pPr>
@@ -12055,7 +12452,7 @@
     </w:p>
     <w:p>
       <w:pPr>
-        <w:pStyle w:val="12"/>
+        <w:pStyle w:val="13"/>
         <w:tabs>
           <w:tab w:val="right" w:pos="9356"/>
         </w:tabs>
@@ -12076,7 +12473,7 @@
     </w:p>
     <w:p>
       <w:pPr>
-        <w:pStyle w:val="12"/>
+        <w:pStyle w:val="13"/>
         <w:tabs>
           <w:tab w:val="right" w:pos="9356"/>
         </w:tabs>
@@ -12103,7 +12500,7 @@
     </w:p>
     <w:p>
       <w:pPr>
-        <w:pStyle w:val="12"/>
+        <w:pStyle w:val="13"/>
         <w:tabs>
           <w:tab w:val="right" w:pos="9356"/>
         </w:tabs>
@@ -12122,7 +12519,7 @@
           <w:sz w:val="26"/>
           <w:szCs w:val="26"/>
         </w:rPr>
-        <w:object w:dxaOrig="7479" w:dyaOrig="1500" w14:anchorId="047A0CF5">
+        <w:object w:dxaOrig="7479" w:dyaOrig="1500" w14:anchorId="771BD366">
           <v:shapetype id="_x0000_t75" coordsize="21600,21600" o:spt="75" o:preferrelative="t" path="m@4@5l@4@11@9@11@9@5xe" filled="f" stroked="f">
             <v:stroke joinstyle="miter"/>
             <v:formulas>
@@ -12145,13 +12542,13 @@
           <v:shape id="_x0000_i1025" type="#_x0000_t75" style="width:372pt;height:78pt" o:ole="">
             <v:imagedata r:id="rId8" o:title=""/>
           </v:shape>
-          <o:OLEObject Type="Embed" ProgID="Equation.DSMT4" ShapeID="_x0000_i1025" DrawAspect="Content" ObjectID="_1810984723" r:id="rId9"/>
+          <o:OLEObject Type="Embed" ProgID="Equation.DSMT4" ShapeID="_x0000_i1025" DrawAspect="Content" ObjectID="_1811013606" r:id="rId9"/>
         </w:object>
       </w:r>
     </w:p>
     <w:p>
       <w:pPr>
-        <w:pStyle w:val="12"/>
+        <w:pStyle w:val="13"/>
         <w:tabs>
           <w:tab w:val="right" w:pos="9356"/>
         </w:tabs>
@@ -12169,11 +12566,11 @@
           <w:sz w:val="26"/>
           <w:szCs w:val="26"/>
         </w:rPr>
-        <w:object w:dxaOrig="9440" w:dyaOrig="1500" w14:anchorId="594FB878">
+        <w:object w:dxaOrig="9440" w:dyaOrig="1500" w14:anchorId="0189D895">
           <v:shape id="_x0000_i1026" type="#_x0000_t75" style="width:474pt;height:1in" o:ole="">
             <v:imagedata r:id="rId10" o:title=""/>
           </v:shape>
-          <o:OLEObject Type="Embed" ProgID="Equation.DSMT4" ShapeID="_x0000_i1026" DrawAspect="Content" ObjectID="_1810984724" r:id="rId11"/>
+          <o:OLEObject Type="Embed" ProgID="Equation.DSMT4" ShapeID="_x0000_i1026" DrawAspect="Content" ObjectID="_1811013607" r:id="rId11"/>
         </w:object>
       </w:r>
     </w:p>
@@ -18160,7 +18557,7 @@
     </w:p>
     <w:p>
       <w:pPr>
-        <w:pStyle w:val="12"/>
+        <w:pStyle w:val="13"/>
         <w:spacing w:line="480" w:lineRule="atLeast"/>
         <w:jc w:val="both"/>
         <w:rPr>
@@ -18400,11 +18797,11 @@
           <w:sz w:val="26"/>
           <w:szCs w:val="26"/>
         </w:rPr>
-        <w:object w:dxaOrig="804" w:dyaOrig="444" w14:anchorId="6264A68A">
+        <w:object w:dxaOrig="804" w:dyaOrig="444" w14:anchorId="20468E98">
           <v:shape id="_x0000_i1027" type="#_x0000_t75" style="width:42pt;height:24pt" o:ole="">
             <v:imagedata r:id="rId12" o:title=""/>
           </v:shape>
-          <o:OLEObject Type="Embed" ProgID="Equation.3" ShapeID="_x0000_i1027" DrawAspect="Content" ObjectID="_1810984725" r:id="rId13"/>
+          <o:OLEObject Type="Embed" ProgID="Equation.3" ShapeID="_x0000_i1027" DrawAspect="Content" ObjectID="_1811013608" r:id="rId13"/>
         </w:object>
       </w:r>
       <w:r>
@@ -18440,11 +18837,11 @@
           <w:szCs w:val="26"/>
           <w:lang w:eastAsia="ru-RU"/>
         </w:rPr>
-        <w:object w:dxaOrig="1596" w:dyaOrig="780" w14:anchorId="4A55D8E5">
+        <w:object w:dxaOrig="1596" w:dyaOrig="780" w14:anchorId="4DD9151E">
           <v:shape id="_x0000_i1028" type="#_x0000_t75" style="width:78pt;height:42pt" o:ole="">
             <v:imagedata r:id="rId14" o:title=""/>
           </v:shape>
-          <o:OLEObject Type="Embed" ProgID="Equation.3" ShapeID="_x0000_i1028" DrawAspect="Content" ObjectID="_1810984726" r:id="rId15"/>
+          <o:OLEObject Type="Embed" ProgID="Equation.3" ShapeID="_x0000_i1028" DrawAspect="Content" ObjectID="_1811013609" r:id="rId15"/>
         </w:object>
       </w:r>
       <w:r>
@@ -18463,7 +18860,6 @@
           <w:szCs w:val="26"/>
         </w:rPr>
       </w:pPr>
-      <w:proofErr w:type="gramStart"/>
       <w:r>
         <w:rPr>
           <w:sz w:val="26"/>
@@ -18471,7 +18867,6 @@
         </w:rPr>
         <w:t>Символ  “</w:t>
       </w:r>
-      <w:proofErr w:type="gramEnd"/>
       <w:r>
         <w:rPr>
           <w:i/>
@@ -18505,11 +18900,11 @@
           <w:szCs w:val="26"/>
           <w:lang w:eastAsia="ru-RU"/>
         </w:rPr>
-        <w:object w:dxaOrig="3960" w:dyaOrig="2016" w14:anchorId="5A6E9E15">
-          <v:shape id="_x0000_i1029" type="#_x0000_t75" style="width:198pt;height:102pt" o:ole="">
+        <w:object w:dxaOrig="3960" w:dyaOrig="2016" w14:anchorId="1C0BF236">
+          <v:shape id="_x0000_i1029" type="#_x0000_t75" style="width:198.6pt;height:102pt" o:ole="">
             <v:imagedata r:id="rId16" o:title=""/>
           </v:shape>
-          <o:OLEObject Type="Embed" ProgID="Equation.3" ShapeID="_x0000_i1029" DrawAspect="Content" ObjectID="_1810984727" r:id="rId17"/>
+          <o:OLEObject Type="Embed" ProgID="Equation.3" ShapeID="_x0000_i1029" DrawAspect="Content" ObjectID="_1811013610" r:id="rId17"/>
         </w:object>
       </w:r>
     </w:p>
@@ -20727,7 +21122,7 @@
     </w:p>
     <w:p>
       <w:pPr>
-        <w:pStyle w:val="12"/>
+        <w:pStyle w:val="13"/>
         <w:spacing w:line="480" w:lineRule="atLeast"/>
         <w:jc w:val="both"/>
         <w:rPr>
@@ -20801,7 +21196,7 @@
     </w:p>
     <w:p>
       <w:pPr>
-        <w:pStyle w:val="12"/>
+        <w:pStyle w:val="13"/>
         <w:spacing w:line="480" w:lineRule="atLeast"/>
         <w:jc w:val="both"/>
         <w:rPr>
@@ -20823,7 +21218,7 @@
     </w:p>
     <w:p>
       <w:pPr>
-        <w:pStyle w:val="12"/>
+        <w:pStyle w:val="13"/>
         <w:spacing w:line="480" w:lineRule="atLeast"/>
         <w:ind w:firstLine="397"/>
         <w:jc w:val="both"/>
@@ -20901,7 +21296,7 @@
     </w:p>
     <w:p>
       <w:pPr>
-        <w:pStyle w:val="12"/>
+        <w:pStyle w:val="13"/>
         <w:spacing w:line="480" w:lineRule="atLeast"/>
         <w:ind w:firstLine="397"/>
         <w:jc w:val="both"/>
@@ -22770,7 +23165,7 @@
     </w:p>
     <w:p>
       <w:pPr>
-        <w:pStyle w:val="12"/>
+        <w:pStyle w:val="13"/>
         <w:spacing w:line="480" w:lineRule="atLeast"/>
         <w:ind w:firstLine="397"/>
         <w:jc w:val="both"/>
@@ -22789,7 +23184,7 @@
     </w:p>
     <w:p>
       <w:pPr>
-        <w:pStyle w:val="12"/>
+        <w:pStyle w:val="13"/>
         <w:spacing w:line="480" w:lineRule="atLeast"/>
         <w:ind w:firstLine="397"/>
         <w:jc w:val="both"/>
@@ -24420,7 +24815,7 @@
     </w:p>
     <w:p>
       <w:pPr>
-        <w:pStyle w:val="12"/>
+        <w:pStyle w:val="13"/>
         <w:spacing w:line="480" w:lineRule="atLeast"/>
         <w:ind w:firstLine="397"/>
         <w:jc w:val="both"/>
@@ -24682,7 +25077,7 @@
     </w:p>
     <w:p>
       <w:pPr>
-        <w:pStyle w:val="12"/>
+        <w:pStyle w:val="13"/>
         <w:spacing w:line="480" w:lineRule="atLeast"/>
         <w:ind w:firstLine="397"/>
         <w:jc w:val="both"/>
@@ -24865,7 +25260,7 @@
     </w:p>
     <w:p>
       <w:pPr>
-        <w:pStyle w:val="12"/>
+        <w:pStyle w:val="13"/>
         <w:spacing w:line="480" w:lineRule="atLeast"/>
         <w:ind w:firstLine="397"/>
         <w:jc w:val="both"/>
@@ -26778,7 +27173,7 @@
     </w:p>
     <w:p>
       <w:pPr>
-        <w:pStyle w:val="12"/>
+        <w:pStyle w:val="13"/>
         <w:spacing w:line="480" w:lineRule="atLeast"/>
         <w:ind w:firstLine="397"/>
         <w:jc w:val="both"/>
@@ -26790,7 +27185,7 @@
     </w:p>
     <w:p>
       <w:pPr>
-        <w:pStyle w:val="12"/>
+        <w:pStyle w:val="13"/>
         <w:spacing w:line="480" w:lineRule="atLeast"/>
         <w:ind w:firstLine="397"/>
         <w:jc w:val="both"/>
@@ -26955,7 +27350,7 @@
     </w:p>
     <w:p>
       <w:pPr>
-        <w:pStyle w:val="12"/>
+        <w:pStyle w:val="13"/>
         <w:spacing w:line="480" w:lineRule="atLeast"/>
         <w:ind w:firstLine="397"/>
         <w:jc w:val="both"/>
@@ -26969,7 +27364,7 @@
     </w:p>
     <w:p>
       <w:pPr>
-        <w:pStyle w:val="12"/>
+        <w:pStyle w:val="13"/>
         <w:spacing w:line="480" w:lineRule="atLeast"/>
         <w:jc w:val="both"/>
         <w:rPr>
@@ -26989,7 +27384,7 @@
     </w:p>
     <w:p>
       <w:pPr>
-        <w:pStyle w:val="12"/>
+        <w:pStyle w:val="13"/>
         <w:spacing w:line="480" w:lineRule="atLeast"/>
         <w:jc w:val="both"/>
         <w:rPr>
@@ -27001,7 +27396,7 @@
     </w:p>
     <w:p>
       <w:pPr>
-        <w:pStyle w:val="12"/>
+        <w:pStyle w:val="13"/>
         <w:spacing w:line="480" w:lineRule="atLeast"/>
         <w:jc w:val="both"/>
         <w:rPr>
@@ -27426,7 +27821,7 @@
     </w:p>
     <w:p>
       <w:pPr>
-        <w:pStyle w:val="12"/>
+        <w:pStyle w:val="13"/>
         <w:spacing w:line="480" w:lineRule="atLeast"/>
         <w:jc w:val="both"/>
         <w:rPr>
@@ -27446,7 +27841,7 @@
     </w:p>
     <w:p>
       <w:pPr>
-        <w:pStyle w:val="12"/>
+        <w:pStyle w:val="13"/>
         <w:spacing w:line="480" w:lineRule="atLeast"/>
         <w:jc w:val="both"/>
         <w:rPr>
@@ -27464,7 +27859,7 @@
     </w:p>
     <w:p>
       <w:pPr>
-        <w:pStyle w:val="12"/>
+        <w:pStyle w:val="13"/>
         <w:spacing w:line="480" w:lineRule="atLeast"/>
         <w:jc w:val="both"/>
         <w:rPr>
@@ -28472,7 +28867,7 @@
     </w:p>
     <w:p>
       <w:pPr>
-        <w:pStyle w:val="12"/>
+        <w:pStyle w:val="13"/>
         <w:spacing w:line="480" w:lineRule="atLeast"/>
         <w:jc w:val="both"/>
         <w:rPr>
@@ -28492,7 +28887,7 @@
     </w:p>
     <w:p>
       <w:pPr>
-        <w:pStyle w:val="12"/>
+        <w:pStyle w:val="13"/>
         <w:spacing w:line="480" w:lineRule="atLeast"/>
         <w:ind w:left="-567" w:right="141" w:firstLine="141"/>
         <w:jc w:val="both"/>
@@ -29618,7 +30013,7 @@
     </w:p>
     <w:p>
       <w:pPr>
-        <w:pStyle w:val="12"/>
+        <w:pStyle w:val="13"/>
         <w:spacing w:line="480" w:lineRule="atLeast"/>
         <w:ind w:right="141"/>
         <w:jc w:val="both"/>
@@ -29639,7 +30034,7 @@
     </w:p>
     <w:p>
       <w:pPr>
-        <w:pStyle w:val="12"/>
+        <w:pStyle w:val="13"/>
         <w:spacing w:line="480" w:lineRule="atLeast"/>
         <w:ind w:left="-567" w:right="141" w:firstLine="141"/>
         <w:jc w:val="both"/>
@@ -30170,7 +30565,7 @@
     </w:p>
     <w:p>
       <w:pPr>
-        <w:pStyle w:val="12"/>
+        <w:pStyle w:val="13"/>
         <w:spacing w:line="480" w:lineRule="atLeast"/>
         <w:ind w:left="-567" w:right="141" w:firstLine="141"/>
         <w:jc w:val="both"/>
@@ -31016,7 +31411,7 @@
     </w:p>
     <w:p>
       <w:pPr>
-        <w:pStyle w:val="12"/>
+        <w:pStyle w:val="13"/>
         <w:spacing w:line="480" w:lineRule="atLeast"/>
         <w:ind w:right="141"/>
         <w:jc w:val="both"/>
@@ -31037,7 +31432,7 @@
     </w:p>
     <w:p>
       <w:pPr>
-        <w:pStyle w:val="12"/>
+        <w:pStyle w:val="13"/>
         <w:spacing w:line="480" w:lineRule="atLeast"/>
         <w:ind w:left="-567" w:right="141" w:firstLine="141"/>
         <w:jc w:val="both"/>
@@ -32555,7 +32950,7 @@
     </w:p>
     <w:p>
       <w:pPr>
-        <w:pStyle w:val="12"/>
+        <w:pStyle w:val="13"/>
         <w:spacing w:line="480" w:lineRule="atLeast"/>
         <w:ind w:firstLine="397"/>
         <w:jc w:val="both"/>
@@ -32722,7 +33117,7 @@
     </w:p>
     <w:p>
       <w:pPr>
-        <w:pStyle w:val="12"/>
+        <w:pStyle w:val="13"/>
         <w:spacing w:line="480" w:lineRule="atLeast"/>
         <w:ind w:firstLine="397"/>
         <w:jc w:val="both"/>
@@ -32775,7 +33170,7 @@
           <w:szCs w:val="28"/>
         </w:rPr>
       </w:pPr>
-      <w:bookmarkStart w:id="4" w:name="_Toc199749671"/>
+      <w:bookmarkStart w:id="5" w:name="_Toc199749671"/>
       <w:r>
         <w:rPr>
           <w:rFonts w:ascii="Times New Roman" w:hAnsi="Times New Roman" w:cs="Times New Roman"/>
@@ -32832,7 +33227,7 @@
         </w:rPr>
         <w:t xml:space="preserve"> доли растворенного парафина</w:t>
       </w:r>
-      <w:bookmarkEnd w:id="4"/>
+      <w:bookmarkEnd w:id="5"/>
     </w:p>
     <w:p/>
     <w:p>
@@ -32855,7 +33250,7 @@
           <w:szCs w:val="28"/>
         </w:rPr>
       </w:pPr>
-      <w:bookmarkStart w:id="5" w:name="_Toc199749672"/>
+      <w:bookmarkStart w:id="6" w:name="_Toc199749672"/>
       <w:r>
         <w:rPr>
           <w:rFonts w:ascii="Times New Roman" w:hAnsi="Times New Roman" w:cs="Times New Roman"/>
@@ -32901,7 +33296,7 @@
         </w:rPr>
         <w:t>температуры</w:t>
       </w:r>
-      <w:bookmarkEnd w:id="5"/>
+      <w:bookmarkEnd w:id="6"/>
     </w:p>
     <w:p/>
     <w:p/>
@@ -32925,7 +33320,7 @@
           <w:szCs w:val="28"/>
         </w:rPr>
       </w:pPr>
-      <w:bookmarkStart w:id="6" w:name="_Toc199749673"/>
+      <w:bookmarkStart w:id="7" w:name="_Toc199749673"/>
       <w:r>
         <w:rPr>
           <w:rFonts w:ascii="Times New Roman" w:hAnsi="Times New Roman" w:cs="Times New Roman"/>
@@ -32938,7 +33333,7 @@
         <w:lastRenderedPageBreak/>
         <w:t>Кольматация</w:t>
       </w:r>
-      <w:bookmarkEnd w:id="6"/>
+      <w:bookmarkEnd w:id="7"/>
       <w:r>
         <w:rPr>
           <w:rFonts w:ascii="Times New Roman" w:hAnsi="Times New Roman" w:cs="Times New Roman"/>
@@ -32961,7 +33356,7 @@
         </w:rPr>
         <w:t xml:space="preserve">и </w:t>
       </w:r>
-      <w:bookmarkStart w:id="7" w:name="_Toc199749674"/>
+      <w:bookmarkStart w:id="8" w:name="_Toc199749674"/>
       <w:r>
         <w:rPr>
           <w:rFonts w:ascii="Times New Roman" w:hAnsi="Times New Roman" w:cs="Times New Roman"/>
@@ -32973,7 +33368,7 @@
         </w:rPr>
         <w:t>суффозия</w:t>
       </w:r>
-      <w:bookmarkEnd w:id="7"/>
+      <w:bookmarkEnd w:id="8"/>
     </w:p>
     <w:p>
       <w:pPr>
@@ -33011,7 +33406,7 @@
           <w:szCs w:val="28"/>
         </w:rPr>
       </w:pPr>
-      <w:bookmarkStart w:id="8" w:name="_Toc199749675"/>
+      <w:bookmarkStart w:id="9" w:name="_Toc199749675"/>
       <w:r>
         <w:rPr>
           <w:rFonts w:ascii="Times New Roman" w:hAnsi="Times New Roman" w:cs="Times New Roman"/>
@@ -33023,50 +33418,6 @@
         </w:rPr>
         <w:lastRenderedPageBreak/>
         <w:t>Результаты расчетов</w:t>
-      </w:r>
-      <w:bookmarkEnd w:id="8"/>
-    </w:p>
-    <w:p>
-      <w:pPr>
-        <w:spacing w:line="360" w:lineRule="auto"/>
-        <w:jc w:val="both"/>
-      </w:pPr>
-    </w:p>
-    <w:p>
-      <w:pPr>
-        <w:spacing w:after="160" w:line="360" w:lineRule="auto"/>
-        <w:jc w:val="both"/>
-      </w:pPr>
-      <w:r>
-        <w:br w:type="page"/>
-      </w:r>
-    </w:p>
-    <w:p>
-      <w:pPr>
-        <w:pStyle w:val="1"/>
-        <w:spacing w:line="360" w:lineRule="auto"/>
-        <w:jc w:val="both"/>
-        <w:rPr>
-          <w:rFonts w:ascii="Times New Roman" w:hAnsi="Times New Roman" w:cs="Times New Roman"/>
-          <w:b/>
-          <w:bCs/>
-          <w:color w:val="auto"/>
-          <w:sz w:val="28"/>
-          <w:szCs w:val="28"/>
-        </w:rPr>
-      </w:pPr>
-      <w:bookmarkStart w:id="9" w:name="_Toc199749676"/>
-      <w:r>
-        <w:rPr>
-          <w:rFonts w:ascii="Times New Roman" w:hAnsi="Times New Roman" w:cs="Times New Roman"/>
-          <w:b/>
-          <w:bCs/>
-          <w:color w:val="auto"/>
-          <w:sz w:val="28"/>
-          <w:szCs w:val="28"/>
-        </w:rPr>
-        <w:lastRenderedPageBreak/>
-        <w:t>Заключение</w:t>
       </w:r>
       <w:bookmarkEnd w:id="9"/>
     </w:p>
@@ -33099,7 +33450,7 @@
           <w:szCs w:val="28"/>
         </w:rPr>
       </w:pPr>
-      <w:bookmarkStart w:id="10" w:name="_Toc199749677"/>
+      <w:bookmarkStart w:id="10" w:name="_Toc199749676"/>
       <w:r>
         <w:rPr>
           <w:rFonts w:ascii="Times New Roman" w:hAnsi="Times New Roman" w:cs="Times New Roman"/>
@@ -33110,9 +33461,53 @@
           <w:szCs w:val="28"/>
         </w:rPr>
         <w:lastRenderedPageBreak/>
+        <w:t>Заключение</w:t>
+      </w:r>
+      <w:bookmarkEnd w:id="10"/>
+    </w:p>
+    <w:p>
+      <w:pPr>
+        <w:spacing w:line="360" w:lineRule="auto"/>
+        <w:jc w:val="both"/>
+      </w:pPr>
+    </w:p>
+    <w:p>
+      <w:pPr>
+        <w:spacing w:after="160" w:line="360" w:lineRule="auto"/>
+        <w:jc w:val="both"/>
+      </w:pPr>
+      <w:r>
+        <w:br w:type="page"/>
+      </w:r>
+    </w:p>
+    <w:p>
+      <w:pPr>
+        <w:pStyle w:val="1"/>
+        <w:spacing w:line="360" w:lineRule="auto"/>
+        <w:jc w:val="both"/>
+        <w:rPr>
+          <w:rFonts w:ascii="Times New Roman" w:hAnsi="Times New Roman" w:cs="Times New Roman"/>
+          <w:b/>
+          <w:bCs/>
+          <w:color w:val="auto"/>
+          <w:sz w:val="28"/>
+          <w:szCs w:val="28"/>
+        </w:rPr>
+      </w:pPr>
+      <w:bookmarkStart w:id="11" w:name="_Toc199749677"/>
+      <w:r>
+        <w:rPr>
+          <w:rFonts w:ascii="Times New Roman" w:hAnsi="Times New Roman" w:cs="Times New Roman"/>
+          <w:b/>
+          <w:bCs/>
+          <w:color w:val="auto"/>
+          <w:sz w:val="28"/>
+          <w:szCs w:val="28"/>
+        </w:rPr>
+        <w:lastRenderedPageBreak/>
         <w:t>Список литературы</w:t>
       </w:r>
-      <w:bookmarkEnd w:id="10"/>
+      <w:bookmarkEnd w:id="11"/>
     </w:p>
     <w:p>
       <w:pPr>
@@ -33381,7 +33776,7 @@
       </w:r>
       <w:r>
         <w:rPr>
-          <w:rStyle w:val="ac"/>
+          <w:rStyle w:val="ab"/>
           <w:color w:val="1A1A1A"/>
           <w:bdr w:val="none" w:sz="0" w:space="0" w:color="auto" w:frame="1"/>
           <w:lang w:val="en-US"/>
@@ -33929,7 +34324,7 @@
           <w:szCs w:val="28"/>
         </w:rPr>
       </w:pPr>
-      <w:bookmarkStart w:id="11" w:name="_Toc199749678"/>
+      <w:bookmarkStart w:id="12" w:name="_Toc199749678"/>
       <w:r>
         <w:rPr>
           <w:rFonts w:ascii="Times New Roman" w:hAnsi="Times New Roman" w:cs="Times New Roman"/>
@@ -33964,7 +34359,7 @@
         </w:rPr>
         <w:t>обозначений</w:t>
       </w:r>
-      <w:bookmarkEnd w:id="11"/>
+      <w:bookmarkEnd w:id="12"/>
     </w:p>
     <w:p>
       <w:pPr>
@@ -34489,7 +34884,7 @@
       </w:r>
       <w:r>
         <w:rPr>
-          <w:rStyle w:val="af4"/>
+          <w:rStyle w:val="af3"/>
           <w:rFonts w:ascii="Arial" w:hAnsi="Arial" w:cs="Arial"/>
           <w:color w:val="333333"/>
           <w:shd w:val="clear" w:color="auto" w:fill="FFFFFF"/>
@@ -34942,28 +35337,12 @@
     </w:p>
     <w:p>
       <w:r>
-        <w:t xml:space="preserve">Delta = </w:t>
-      </w:r>
-      <w:proofErr w:type="gramStart"/>
-      <w:r>
-        <w:t>0.005  #</w:t>
-      </w:r>
-      <w:proofErr w:type="gramEnd"/>
-      <w:r>
-        <w:t xml:space="preserve"> Кинетическая константа суффозии, [1/м]</w:t>
+        <w:t>Delta = 0.005  # Кинетическая константа суффозии, [1/м]</w:t>
       </w:r>
     </w:p>
     <w:p>
       <w:r>
-        <w:t xml:space="preserve">R     = </w:t>
-      </w:r>
-      <w:proofErr w:type="gramStart"/>
-      <w:r>
-        <w:t>8.31446261815324  #</w:t>
-      </w:r>
-      <w:proofErr w:type="gramEnd"/>
-      <w:r>
-        <w:t xml:space="preserve"> Газовая постоянная, [J</w:t>
+        <w:t>R     = 8.31446261815324  # Газовая постоянная, [J</w:t>
       </w:r>
       <w:r>
         <w:rPr>
@@ -34992,41 +35371,17 @@
     </w:p>
     <w:p>
       <w:r>
-        <w:t xml:space="preserve">MW = </w:t>
-      </w:r>
-      <w:proofErr w:type="gramStart"/>
-      <w:r>
-        <w:t>350.0  #</w:t>
-      </w:r>
-      <w:proofErr w:type="gramEnd"/>
-      <w:r>
-        <w:t xml:space="preserve"> Молекулярная масса</w:t>
+        <w:t>MW = 350.0  # Молекулярная масса</w:t>
       </w:r>
     </w:p>
     <w:p>
       <w:r>
-        <w:t xml:space="preserve">Tm = 374.5 + 0.02617 * MW - 2.0172e4 / MW - </w:t>
-      </w:r>
-      <w:proofErr w:type="gramStart"/>
-      <w:r>
-        <w:t>273.15  #</w:t>
-      </w:r>
-      <w:proofErr w:type="gramEnd"/>
-      <w:r>
-        <w:t xml:space="preserve"> Температура кристаллизации парафина, [C]</w:t>
+        <w:t>Tm = 374.5 + 0.02617 * MW - 2.0172e4 / MW - 273.15  # Температура кристаллизации парафина, [C]</w:t>
       </w:r>
     </w:p>
     <w:p>
       <w:r>
-        <w:t>alpha = 0.1426 * MW * Tm * kal_to_</w:t>
-      </w:r>
-      <w:proofErr w:type="gramStart"/>
-      <w:r>
-        <w:t>J  #</w:t>
-      </w:r>
-      <w:proofErr w:type="gramEnd"/>
-      <w:r>
-        <w:t xml:space="preserve"> Скрытая теплота плавления парафина, [J/gram-mol]</w:t>
+        <w:t>alpha = 0.1426 * MW * Tm * kal_to_J  # Скрытая теплота плавления парафина, [J/gram-mol]</w:t>
       </w:r>
     </w:p>
     <w:sectPr>
@@ -35093,9 +35448,15 @@
           <w:fldChar w:fldCharType="separate"/>
         </w:r>
         <w:r>
-          <w:t>2</w:t>
+          <w:rPr>
+            <w:noProof/>
+          </w:rPr>
+          <w:t>4</w:t>
         </w:r>
         <w:r>
+          <w:rPr>
+            <w:noProof/>
+          </w:rPr>
           <w:fldChar w:fldCharType="end"/>
         </w:r>
       </w:p>
@@ -35493,7 +35854,7 @@
     <w:lsdException w:name="Table Web 2" w:semiHidden="1" w:unhideWhenUsed="1"/>
     <w:lsdException w:name="Table Web 3" w:semiHidden="1" w:unhideWhenUsed="1"/>
     <w:lsdException w:name="Balloon Text" w:semiHidden="1" w:unhideWhenUsed="1"/>
-    <w:lsdException w:name="Table Grid" w:uiPriority="39"/>
+    <w:lsdException w:name="Table Grid" w:semiHidden="1" w:uiPriority="39" w:unhideWhenUsed="1"/>
     <w:lsdException w:name="Table Theme" w:semiHidden="1" w:unhideWhenUsed="1"/>
     <w:lsdException w:name="Placeholder Text" w:semiHidden="1"/>
     <w:lsdException w:name="No Spacing" w:uiPriority="1" w:qFormat="1"/>
@@ -35980,8 +36341,8 @@
       <w:contextualSpacing/>
     </w:pPr>
   </w:style>
-  <w:style w:type="character" w:styleId="ab">
-    <w:name w:val="Unresolved Mention"/>
+  <w:style w:type="character" w:customStyle="1" w:styleId="12">
+    <w:name w:val="Неразрешенное упоминание1"/>
     <w:basedOn w:val="a0"/>
     <w:uiPriority w:val="99"/>
     <w:semiHidden/>
@@ -35992,7 +36353,7 @@
       <w:shd w:val="clear" w:color="auto" w:fill="E1DFDD"/>
     </w:rPr>
   </w:style>
-  <w:style w:type="character" w:styleId="ac">
+  <w:style w:type="character" w:styleId="ab">
     <w:name w:val="Emphasis"/>
     <w:basedOn w:val="a0"/>
     <w:uiPriority w:val="20"/>
@@ -36003,7 +36364,7 @@
       <w:iCs/>
     </w:rPr>
   </w:style>
-  <w:style w:type="character" w:styleId="ad">
+  <w:style w:type="character" w:styleId="ac">
     <w:name w:val="annotation reference"/>
     <w:basedOn w:val="a0"/>
     <w:uiPriority w:val="99"/>
@@ -36015,10 +36376,10 @@
       <w:szCs w:val="16"/>
     </w:rPr>
   </w:style>
-  <w:style w:type="paragraph" w:styleId="ae">
+  <w:style w:type="paragraph" w:styleId="ad">
     <w:name w:val="annotation text"/>
     <w:basedOn w:val="a"/>
-    <w:link w:val="af"/>
+    <w:link w:val="ae"/>
     <w:uiPriority w:val="99"/>
     <w:semiHidden/>
     <w:unhideWhenUsed/>
@@ -36031,10 +36392,10 @@
       <w:szCs w:val="20"/>
     </w:rPr>
   </w:style>
-  <w:style w:type="character" w:customStyle="1" w:styleId="af">
+  <w:style w:type="character" w:customStyle="1" w:styleId="ae">
     <w:name w:val="Текст примечания Знак"/>
     <w:basedOn w:val="a0"/>
-    <w:link w:val="ae"/>
+    <w:link w:val="ad"/>
     <w:uiPriority w:val="99"/>
     <w:semiHidden/>
     <w:rsid w:val="005A54FC"/>
@@ -36043,11 +36404,11 @@
       <w:szCs w:val="20"/>
     </w:rPr>
   </w:style>
-  <w:style w:type="paragraph" w:styleId="af0">
+  <w:style w:type="paragraph" w:styleId="af">
     <w:name w:val="annotation subject"/>
-    <w:basedOn w:val="ae"/>
-    <w:next w:val="ae"/>
-    <w:link w:val="af1"/>
+    <w:basedOn w:val="ad"/>
+    <w:next w:val="ad"/>
+    <w:link w:val="af0"/>
     <w:uiPriority w:val="99"/>
     <w:semiHidden/>
     <w:unhideWhenUsed/>
@@ -36057,10 +36418,10 @@
       <w:bCs/>
     </w:rPr>
   </w:style>
-  <w:style w:type="character" w:customStyle="1" w:styleId="af1">
+  <w:style w:type="character" w:customStyle="1" w:styleId="af0">
     <w:name w:val="Тема примечания Знак"/>
-    <w:basedOn w:val="af"/>
-    <w:link w:val="af0"/>
+    <w:basedOn w:val="ae"/>
+    <w:link w:val="af"/>
     <w:uiPriority w:val="99"/>
     <w:semiHidden/>
     <w:rsid w:val="005A54FC"/>
@@ -36076,7 +36437,7 @@
     <w:basedOn w:val="a0"/>
     <w:rsid w:val="00913543"/>
   </w:style>
-  <w:style w:type="paragraph" w:customStyle="1" w:styleId="12">
+  <w:style w:type="paragraph" w:customStyle="1" w:styleId="13">
     <w:name w:val="Обычный1"/>
     <w:rsid w:val="00DC12FD"/>
     <w:pPr>
@@ -36089,10 +36450,10 @@
       <w:lang w:eastAsia="ru-RU"/>
     </w:rPr>
   </w:style>
-  <w:style w:type="paragraph" w:styleId="af2">
+  <w:style w:type="paragraph" w:styleId="af1">
     <w:name w:val="Balloon Text"/>
     <w:basedOn w:val="a"/>
-    <w:link w:val="af3"/>
+    <w:link w:val="af2"/>
     <w:uiPriority w:val="99"/>
     <w:semiHidden/>
     <w:unhideWhenUsed/>
@@ -36106,10 +36467,10 @@
       <w:szCs w:val="16"/>
     </w:rPr>
   </w:style>
-  <w:style w:type="character" w:customStyle="1" w:styleId="af3">
+  <w:style w:type="character" w:customStyle="1" w:styleId="af2">
     <w:name w:val="Текст выноски Знак"/>
     <w:basedOn w:val="a0"/>
-    <w:link w:val="af2"/>
+    <w:link w:val="af1"/>
     <w:uiPriority w:val="99"/>
     <w:semiHidden/>
     <w:rsid w:val="00DC12FD"/>
@@ -36150,7 +36511,7 @@
       <w:lang w:eastAsia="ru-RU"/>
     </w:rPr>
   </w:style>
-  <w:style w:type="character" w:styleId="af4">
+  <w:style w:type="character" w:styleId="af3">
     <w:name w:val="Strong"/>
     <w:basedOn w:val="a0"/>
     <w:uiPriority w:val="22"/>
@@ -36207,7 +36568,7 @@
     </a:clrScheme>
     <a:fontScheme name="Стандартная">
       <a:majorFont>
-        <a:latin typeface="Calibri Light" panose="020F0302020204030204"/>
+        <a:latin typeface="Calibri Light"/>
         <a:ea typeface=""/>
         <a:cs typeface=""/>
         <a:font script="Jpan" typeface="游ゴシック Light"/>
@@ -36259,7 +36620,7 @@
         <a:font script="Tfng" typeface="Ebrima"/>
       </a:majorFont>
       <a:minorFont>
-        <a:latin typeface="Calibri" panose="020F0502020204030204"/>
+        <a:latin typeface="Calibri"/>
         <a:ea typeface=""/>
         <a:cs typeface=""/>
         <a:font script="Jpan" typeface="游明朝"/>
@@ -36464,7 +36825,7 @@
 </file>
 
 <file path=customXml/itemProps1.xml><?xml version="1.0" encoding="utf-8"?>
-<ds:datastoreItem xmlns:ds="http://schemas.openxmlformats.org/officeDocument/2006/customXml" ds:itemID="{8BD4E295-E4DF-431D-9193-A3B5E3DBDDC9}">
+<ds:datastoreItem xmlns:ds="http://schemas.openxmlformats.org/officeDocument/2006/customXml" ds:itemID="{35429ACF-F984-4399-A472-55F3CABA7103}">
   <ds:schemaRefs>
     <ds:schemaRef ds:uri="http://schemas.openxmlformats.org/officeDocument/2006/bibliography"/>
   </ds:schemaRefs>

--- a/resources/Лазарев диплом.docx
+++ b/resources/Лазарев диплом.docx
@@ -2878,30 +2878,78 @@
       <w:r>
         <w:t>].</w:t>
       </w:r>
+      <w:r>
+        <w:t xml:space="preserve"> </w:t>
+      </w:r>
+      <w:r>
+        <w:t xml:space="preserve">В качестве метода решения </w:t>
+      </w:r>
+      <w:r>
+        <w:t>используется</w:t>
+      </w:r>
+      <w:r>
+        <w:t xml:space="preserve"> метод </w:t>
+      </w:r>
+      <w:r>
+        <w:t>конечных</w:t>
+      </w:r>
+      <w:r>
+        <w:t xml:space="preserve"> объемов. При </w:t>
+      </w:r>
+      <w:r>
+        <w:t>вычислении</w:t>
+      </w:r>
+      <w:r>
+        <w:t xml:space="preserve"> интеграл</w:t>
+      </w:r>
+      <w:r>
+        <w:t>ов</w:t>
+      </w:r>
+      <w:r>
+        <w:t xml:space="preserve"> от членов уравнений, содержащих временную производную, вычислял</w:t>
+      </w:r>
+      <w:r>
+        <w:t>и</w:t>
+      </w:r>
+      <w:r>
+        <w:t>сь с использованием “</w:t>
+      </w:r>
+      <w:proofErr w:type="spellStart"/>
+      <w:r>
+        <w:t>лампинг</w:t>
+      </w:r>
+      <w:proofErr w:type="spellEnd"/>
+      <w:r>
+        <w:t>”</w:t>
+      </w:r>
+      <w:r>
+        <w:t xml:space="preserve"> подхода, а конвективное слагаемое интегрировалось </w:t>
+      </w:r>
+      <w:r>
+        <w:t>по схеме вверх по</w:t>
+      </w:r>
+      <w:r>
+        <w:t xml:space="preserve"> поток</w:t>
+      </w:r>
+      <w:r>
+        <w:t>у</w:t>
+      </w:r>
+      <w:r>
+        <w:t xml:space="preserve"> </w:t>
+      </w:r>
+      <w:r>
+        <w:rPr>
+          <w:highlight w:val="yellow"/>
+        </w:rPr>
+        <w:t>[ссылки]</w:t>
+      </w:r>
+      <w:r>
+        <w:t>.</w:t>
+      </w:r>
     </w:p>
     <w:p>
       <w:pPr>
-        <w:spacing w:after="0" w:line="360" w:lineRule="auto"/>
-        <w:ind w:firstLine="709"/>
-        <w:jc w:val="both"/>
-      </w:pPr>
-      <w:r>
-        <w:rPr>
-          <w:highlight w:val="cyan"/>
-        </w:rPr>
-        <w:t>Добавить о методе решения</w:t>
-      </w:r>
-    </w:p>
-    <w:p>
-      <w:pPr>
-        <w:spacing w:line="360" w:lineRule="auto"/>
-        <w:jc w:val="both"/>
-      </w:pPr>
-    </w:p>
-    <w:p>
-      <w:pPr>
-        <w:spacing w:after="160" w:line="360" w:lineRule="auto"/>
-        <w:jc w:val="both"/>
+        <w:spacing w:after="160" w:line="259" w:lineRule="auto"/>
       </w:pPr>
       <w:r>
         <w:br w:type="page"/>
@@ -3581,28 +3629,7 @@
         <w:t xml:space="preserve"> симметрии 5 точечной системы заводнения</w:t>
       </w:r>
       <w:r>
-        <w:t xml:space="preserve"> с </w:t>
-      </w:r>
-      <w:r>
-        <w:t>вертикальны</w:t>
-      </w:r>
-      <w:r>
-        <w:t xml:space="preserve">ми </w:t>
-      </w:r>
-      <w:r>
-        <w:t>скважин</w:t>
-      </w:r>
-      <w:r>
-        <w:t>ами</w:t>
-      </w:r>
-      <w:r>
-        <w:t xml:space="preserve"> радиус</w:t>
-      </w:r>
-      <w:r>
-        <w:t>а</w:t>
-      </w:r>
-      <w:r>
-        <w:t xml:space="preserve"> </w:t>
+        <w:t xml:space="preserve"> с вертикальными скважинами радиуса </w:t>
       </w:r>
       <m:oMath>
         <m:sSub>
@@ -3829,19 +3856,7 @@
                 <w:rPr>
                   <w:rFonts w:ascii="Cambria Math" w:hAnsi="Cambria Math"/>
                 </w:rPr>
-                <m:t>0</m:t>
-              </m:r>
-              <m:r>
-                <w:rPr>
-                  <w:rFonts w:ascii="Cambria Math" w:hAnsi="Cambria Math"/>
-                </w:rPr>
-                <m:t xml:space="preserve">, </m:t>
-              </m:r>
-              <m:r>
-                <w:rPr>
-                  <w:rFonts w:ascii="Cambria Math" w:hAnsi="Cambria Math"/>
-                </w:rPr>
-                <m:t>0</m:t>
+                <m:t>0, 0</m:t>
               </m:r>
             </m:e>
           </m:d>
@@ -4165,7 +4180,7 @@
       <w:pPr>
         <w:tabs>
           <w:tab w:val="center" w:pos="4678"/>
-          <w:tab w:val="right" w:pos="9750"/>
+          <w:tab w:val="right" w:pos="9355"/>
         </w:tabs>
         <w:jc w:val="both"/>
       </w:pPr>
@@ -4445,7 +4460,7 @@
       <w:pPr>
         <w:tabs>
           <w:tab w:val="center" w:pos="4678"/>
-          <w:tab w:val="right" w:pos="9750"/>
+          <w:tab w:val="right" w:pos="9355"/>
         </w:tabs>
         <w:jc w:val="both"/>
         <w:rPr>
@@ -4910,17 +4925,6 @@
         <w:t>доля масляного компонента в нефтяной фазе</w:t>
       </w:r>
       <w:r>
-        <w:t xml:space="preserve">, </w:t>
-      </w:r>
-      <m:oMath>
-        <m:r>
-          <w:rPr>
-            <w:rFonts w:ascii="Cambria Math" w:hAnsi="Cambria Math"/>
-          </w:rPr>
-          <m:t>[-]</m:t>
-        </m:r>
-      </m:oMath>
-      <w:r>
         <w:t xml:space="preserve">; </w:t>
       </w:r>
       <w:r>
@@ -4970,23 +4974,9 @@
         <w:t xml:space="preserve"> скорость фильтрации водной фазы</w:t>
       </w:r>
       <w:r>
-        <w:t xml:space="preserve">, </w:t>
-      </w:r>
-      <m:oMath>
-        <m:r>
-          <w:rPr>
-            <w:rFonts w:ascii="Cambria Math" w:hAnsi="Cambria Math"/>
-          </w:rPr>
-          <m:t>[м/сек]</m:t>
-        </m:r>
-      </m:oMath>
-      <w:r>
-        <w:t xml:space="preserve">;  </w:t>
-      </w:r>
-      <w:r>
-        <w:rPr>
-          <w:rFonts w:eastAsiaTheme="minorEastAsia"/>
-        </w:rPr>
+        <w:t>;</w:t>
+      </w:r>
+      <w:r>
         <w:t xml:space="preserve"> </w:t>
       </w:r>
       <m:oMath>
@@ -5030,24 +5020,7 @@
         <w:rPr>
           <w:rFonts w:eastAsiaTheme="minorEastAsia"/>
         </w:rPr>
-        <w:t xml:space="preserve"> скорость фильтрации нефтяной фазы</w:t>
-      </w:r>
-      <w:r>
-        <w:t xml:space="preserve">, </w:t>
-      </w:r>
-      <m:oMath>
-        <m:r>
-          <w:rPr>
-            <w:rFonts w:ascii="Cambria Math" w:hAnsi="Cambria Math"/>
-          </w:rPr>
-          <m:t>[м/сек]</m:t>
-        </m:r>
-      </m:oMath>
-      <w:r>
-        <w:rPr>
-          <w:rFonts w:eastAsiaTheme="minorEastAsia"/>
-        </w:rPr>
-        <w:t xml:space="preserve">; </w:t>
+        <w:t xml:space="preserve"> скорость фильтрации нефтяной фазы; </w:t>
       </w:r>
       <m:oMath>
         <m:sSub>
@@ -5093,18 +5066,10 @@
         <w:t xml:space="preserve"> водонасыщенность</w:t>
       </w:r>
       <w:r>
-        <w:t xml:space="preserve">, </w:t>
-      </w:r>
-      <m:oMath>
-        <m:r>
-          <w:rPr>
-            <w:rFonts w:ascii="Cambria Math" w:hAnsi="Cambria Math"/>
-          </w:rPr>
-          <m:t>[-]</m:t>
-        </m:r>
-      </m:oMath>
-      <w:r>
-        <w:t xml:space="preserve">; </w:t>
+        <w:t>;</w:t>
+      </w:r>
+      <w:r>
+        <w:t xml:space="preserve"> </w:t>
       </w:r>
       <w:r>
         <w:rPr>
@@ -5156,17 +5121,6 @@
         <w:t xml:space="preserve"> нефтенасыщенность</w:t>
       </w:r>
       <w:r>
-        <w:t xml:space="preserve">, </w:t>
-      </w:r>
-      <m:oMath>
-        <m:r>
-          <w:rPr>
-            <w:rFonts w:ascii="Cambria Math" w:hAnsi="Cambria Math"/>
-          </w:rPr>
-          <m:t>[-]</m:t>
-        </m:r>
-      </m:oMath>
-      <w:r>
         <w:t xml:space="preserve">;  </w:t>
       </w:r>
       <w:r>
@@ -5231,52 +5185,6 @@
         <w:t>одной фазы</w:t>
       </w:r>
       <w:r>
-        <w:t xml:space="preserve">, </w:t>
-      </w:r>
-      <m:oMath>
-        <m:r>
-          <w:rPr>
-            <w:rFonts w:ascii="Cambria Math" w:hAnsi="Cambria Math"/>
-          </w:rPr>
-          <m:t>[кг/</m:t>
-        </m:r>
-        <m:sSup>
-          <m:sSupPr>
-            <m:ctrlPr>
-              <w:rPr>
-                <w:rFonts w:ascii="Cambria Math" w:hAnsi="Cambria Math"/>
-                <w:i/>
-              </w:rPr>
-            </m:ctrlPr>
-          </m:sSupPr>
-          <m:e>
-            <m:r>
-              <w:rPr>
-                <w:rFonts w:ascii="Cambria Math" w:hAnsi="Cambria Math"/>
-              </w:rPr>
-              <m:t>м</m:t>
-            </m:r>
-          </m:e>
-          <m:sup>
-            <m:r>
-              <w:rPr>
-                <w:rFonts w:ascii="Cambria Math" w:hAnsi="Cambria Math"/>
-              </w:rPr>
-              <m:t>3</m:t>
-            </m:r>
-          </m:sup>
-        </m:sSup>
-        <m:r>
-          <w:rPr>
-            <w:rFonts w:ascii="Cambria Math" w:hAnsi="Cambria Math"/>
-          </w:rPr>
-          <m:t>]</m:t>
-        </m:r>
-      </m:oMath>
-      <w:r>
-        <w:rPr>
-          <w:rFonts w:eastAsiaTheme="minorEastAsia"/>
-        </w:rPr>
         <w:t>;</w:t>
       </w:r>
       <w:r>
@@ -5335,59 +5243,7 @@
         <w:t xml:space="preserve"> плотность нефтяной фазы</w:t>
       </w:r>
       <w:r>
-        <w:t xml:space="preserve">, </w:t>
-      </w:r>
-      <m:oMath>
-        <m:r>
-          <w:rPr>
-            <w:rFonts w:ascii="Cambria Math" w:hAnsi="Cambria Math"/>
-          </w:rPr>
-          <m:t>[кг/</m:t>
-        </m:r>
-        <m:sSup>
-          <m:sSupPr>
-            <m:ctrlPr>
-              <w:rPr>
-                <w:rFonts w:ascii="Cambria Math" w:hAnsi="Cambria Math"/>
-                <w:i/>
-              </w:rPr>
-            </m:ctrlPr>
-          </m:sSupPr>
-          <m:e>
-            <m:r>
-              <w:rPr>
-                <w:rFonts w:ascii="Cambria Math" w:hAnsi="Cambria Math"/>
-              </w:rPr>
-              <m:t>м</m:t>
-            </m:r>
-          </m:e>
-          <m:sup>
-            <m:r>
-              <w:rPr>
-                <w:rFonts w:ascii="Cambria Math" w:hAnsi="Cambria Math"/>
-              </w:rPr>
-              <m:t>3</m:t>
-            </m:r>
-          </m:sup>
-        </m:sSup>
-        <m:r>
-          <w:rPr>
-            <w:rFonts w:ascii="Cambria Math" w:hAnsi="Cambria Math"/>
-          </w:rPr>
-          <m:t>]</m:t>
-        </m:r>
-      </m:oMath>
-      <w:r>
-        <w:rPr>
-          <w:rFonts w:eastAsiaTheme="minorEastAsia"/>
-        </w:rPr>
-        <w:t>;</w:t>
-      </w:r>
-      <w:r>
-        <w:rPr>
-          <w:rFonts w:eastAsiaTheme="minorEastAsia"/>
-        </w:rPr>
-        <w:t xml:space="preserve"> </w:t>
+        <w:t xml:space="preserve">; </w:t>
       </w:r>
       <m:oMath>
         <m:sSub>
@@ -5430,49 +5286,6 @@
         </w:rPr>
         <w:t xml:space="preserve"> дебет скважин по воде</w:t>
       </w:r>
-      <w:r>
-        <w:t xml:space="preserve">, </w:t>
-      </w:r>
-      <m:oMath>
-        <m:r>
-          <w:rPr>
-            <w:rFonts w:ascii="Cambria Math" w:hAnsi="Cambria Math"/>
-          </w:rPr>
-          <m:t>[</m:t>
-        </m:r>
-        <m:sSup>
-          <m:sSupPr>
-            <m:ctrlPr>
-              <w:rPr>
-                <w:rFonts w:ascii="Cambria Math" w:hAnsi="Cambria Math"/>
-                <w:i/>
-              </w:rPr>
-            </m:ctrlPr>
-          </m:sSupPr>
-          <m:e>
-            <m:r>
-              <w:rPr>
-                <w:rFonts w:ascii="Cambria Math" w:hAnsi="Cambria Math"/>
-              </w:rPr>
-              <m:t>м</m:t>
-            </m:r>
-          </m:e>
-          <m:sup>
-            <m:r>
-              <w:rPr>
-                <w:rFonts w:ascii="Cambria Math" w:hAnsi="Cambria Math"/>
-              </w:rPr>
-              <m:t>3</m:t>
-            </m:r>
-          </m:sup>
-        </m:sSup>
-        <m:r>
-          <w:rPr>
-            <w:rFonts w:ascii="Cambria Math" w:hAnsi="Cambria Math"/>
-          </w:rPr>
-          <m:t>/сек]</m:t>
-        </m:r>
-      </m:oMath>
       <w:r>
         <w:rPr>
           <w:rFonts w:eastAsiaTheme="minorEastAsia"/>
@@ -5528,66 +5341,13 @@
         <w:t xml:space="preserve"> дебет скважин по нефти</w:t>
       </w:r>
       <w:r>
-        <w:t xml:space="preserve">, </w:t>
-      </w:r>
-      <m:oMath>
-        <m:r>
-          <w:rPr>
-            <w:rFonts w:ascii="Cambria Math" w:hAnsi="Cambria Math"/>
-          </w:rPr>
-          <m:t>[</m:t>
-        </m:r>
-        <m:sSup>
-          <m:sSupPr>
-            <m:ctrlPr>
-              <w:rPr>
-                <w:rFonts w:ascii="Cambria Math" w:hAnsi="Cambria Math"/>
-                <w:i/>
-              </w:rPr>
-            </m:ctrlPr>
-          </m:sSupPr>
-          <m:e>
-            <m:r>
-              <w:rPr>
-                <w:rFonts w:ascii="Cambria Math" w:hAnsi="Cambria Math"/>
-              </w:rPr>
-              <m:t>м</m:t>
-            </m:r>
-          </m:e>
-          <m:sup>
-            <m:r>
-              <w:rPr>
-                <w:rFonts w:ascii="Cambria Math" w:hAnsi="Cambria Math"/>
-              </w:rPr>
-              <m:t>3</m:t>
-            </m:r>
-          </m:sup>
-        </m:sSup>
-        <m:r>
-          <w:rPr>
-            <w:rFonts w:ascii="Cambria Math" w:hAnsi="Cambria Math"/>
-          </w:rPr>
-          <m:t>/сек]</m:t>
-        </m:r>
-      </m:oMath>
+        <w:t>.</w:t>
+      </w:r>
       <w:r>
         <w:rPr>
           <w:rFonts w:eastAsiaTheme="minorEastAsia"/>
         </w:rPr>
-        <w:t>.</w:t>
-      </w:r>
-      <w:r>
-        <w:rPr>
-          <w:rFonts w:eastAsiaTheme="minorEastAsia"/>
-        </w:rPr>
         <w:t xml:space="preserve"> </w:t>
-      </w:r>
-      <w:r>
-        <w:rPr>
-          <w:rFonts w:eastAsiaTheme="minorEastAsia"/>
-          <w:highlight w:val="yellow"/>
-        </w:rPr>
-        <w:t>Надо ли ЕИ?</w:t>
       </w:r>
     </w:p>
     <w:p>
@@ -5669,7 +5429,7 @@
       <w:pPr>
         <w:tabs>
           <w:tab w:val="center" w:pos="4678"/>
-          <w:tab w:val="right" w:pos="9750"/>
+          <w:tab w:val="right" w:pos="9355"/>
         </w:tabs>
         <w:ind w:firstLine="284"/>
         <w:jc w:val="both"/>
@@ -7606,7 +7366,7 @@
       <w:pPr>
         <w:tabs>
           <w:tab w:val="center" w:pos="4678"/>
-          <w:tab w:val="right" w:pos="9750"/>
+          <w:tab w:val="right" w:pos="9355"/>
         </w:tabs>
         <w:jc w:val="both"/>
         <w:rPr>
@@ -9665,6 +9425,7 @@
         <m:r>
           <w:rPr>
             <w:rFonts w:ascii="Cambria Math" w:hAnsi="Cambria Math"/>
+            <w:highlight w:val="yellow"/>
           </w:rPr>
           <m:t>C-</m:t>
         </m:r>
@@ -9672,18 +9433,26 @@
       <w:r>
         <w:rPr>
           <w:rFonts w:eastAsiaTheme="minorEastAsia"/>
+          <w:highlight w:val="yellow"/>
         </w:rPr>
         <w:t xml:space="preserve"> </w:t>
       </w:r>
       <w:r>
+        <w:rPr>
+          <w:highlight w:val="yellow"/>
+        </w:rPr>
         <w:t>теплоемкость</w:t>
       </w:r>
       <w:r>
+        <w:rPr>
+          <w:highlight w:val="yellow"/>
+        </w:rPr>
         <w:t xml:space="preserve">; </w:t>
       </w:r>
       <w:r>
         <w:rPr>
           <w:rFonts w:eastAsiaTheme="minorEastAsia"/>
+          <w:highlight w:val="yellow"/>
         </w:rPr>
         <w:t xml:space="preserve"> </w:t>
       </w:r>
@@ -9691,6 +9460,7 @@
         <m:r>
           <w:rPr>
             <w:rFonts w:ascii="Cambria Math" w:hAnsi="Cambria Math"/>
+            <w:highlight w:val="yellow"/>
             <w:lang w:val="en-US"/>
           </w:rPr>
           <m:t>K</m:t>
@@ -9698,6 +9468,7 @@
         <m:r>
           <w:rPr>
             <w:rFonts w:ascii="Cambria Math" w:hAnsi="Cambria Math"/>
+            <w:highlight w:val="yellow"/>
           </w:rPr>
           <m:t>-</m:t>
         </m:r>
@@ -9705,21 +9476,27 @@
       <w:r>
         <w:rPr>
           <w:rFonts w:eastAsiaTheme="minorEastAsia"/>
+          <w:highlight w:val="yellow"/>
         </w:rPr>
         <w:t xml:space="preserve"> </w:t>
       </w:r>
       <w:r>
         <w:rPr>
           <w:rFonts w:eastAsiaTheme="minorEastAsia"/>
+          <w:highlight w:val="yellow"/>
         </w:rPr>
         <w:t>теплопроводность</w:t>
       </w:r>
       <w:r>
+        <w:rPr>
+          <w:highlight w:val="yellow"/>
+        </w:rPr>
         <w:t xml:space="preserve">; </w:t>
       </w:r>
       <w:r>
         <w:rPr>
           <w:rFonts w:eastAsiaTheme="minorEastAsia"/>
+          <w:highlight w:val="yellow"/>
         </w:rPr>
         <w:t xml:space="preserve"> </w:t>
       </w:r>
@@ -9727,6 +9504,7 @@
         <m:r>
           <w:rPr>
             <w:rFonts w:ascii="Cambria Math" w:hAnsi="Cambria Math"/>
+            <w:highlight w:val="yellow"/>
             <w:lang w:val="en-US"/>
           </w:rPr>
           <m:t>T</m:t>
@@ -9734,6 +9512,7 @@
         <m:r>
           <w:rPr>
             <w:rFonts w:ascii="Cambria Math" w:hAnsi="Cambria Math"/>
+            <w:highlight w:val="yellow"/>
           </w:rPr>
           <m:t>-</m:t>
         </m:r>
@@ -9741,12 +9520,14 @@
       <w:r>
         <w:rPr>
           <w:rFonts w:eastAsiaTheme="minorEastAsia"/>
+          <w:highlight w:val="yellow"/>
         </w:rPr>
         <w:t xml:space="preserve"> </w:t>
       </w:r>
       <w:r>
         <w:rPr>
           <w:rFonts w:eastAsiaTheme="minorEastAsia"/>
+          <w:highlight w:val="yellow"/>
         </w:rPr>
         <w:t>температура</w:t>
       </w:r>
@@ -10049,9 +9830,6 @@
           <w:tab w:val="right" w:pos="9750"/>
         </w:tabs>
         <w:jc w:val="both"/>
-        <w:rPr>
-          <w:rFonts w:eastAsiaTheme="minorEastAsia"/>
-        </w:rPr>
       </w:pPr>
       <m:oMath>
         <m:r>
@@ -10138,43 +9916,8 @@
           <w:tab w:val="right" w:pos="9750"/>
         </w:tabs>
         <w:jc w:val="both"/>
-        <w:rPr>
-          <w:rFonts w:eastAsiaTheme="minorEastAsia"/>
-        </w:rPr>
       </w:pPr>
       <w:r>
-        <w:rPr>
-          <w:rFonts w:eastAsiaTheme="minorEastAsia"/>
-          <w:highlight w:val="yellow"/>
-        </w:rPr>
-        <w:t>Тут описать процесс кольматации парафина или только в решении?</w:t>
-      </w:r>
-    </w:p>
-    <w:p>
-      <w:pPr>
-        <w:tabs>
-          <w:tab w:val="right" w:pos="9750"/>
-        </w:tabs>
-        <w:jc w:val="both"/>
-      </w:pPr>
-    </w:p>
-    <w:p>
-      <w:pPr>
-        <w:spacing w:after="160" w:line="259" w:lineRule="auto"/>
-      </w:pPr>
-      <w:r>
-        <w:br w:type="page"/>
-      </w:r>
-    </w:p>
-    <w:p>
-      <w:pPr>
-        <w:tabs>
-          <w:tab w:val="right" w:pos="9750"/>
-        </w:tabs>
-        <w:jc w:val="both"/>
-      </w:pPr>
-      <w:r>
-        <w:lastRenderedPageBreak/>
         <w:t>В начальный момент времени пласт полностью нефтенасыщен:</w:t>
       </w:r>
     </w:p>
@@ -10255,7 +9998,6 @@
       </w:r>
       <w:r>
         <w:tab/>
-        <w:t>()</w:t>
       </w:r>
     </w:p>
     <w:p>
@@ -10393,12 +10135,6 @@
         </w:rPr>
         <w:tab/>
       </w:r>
-      <w:r>
-        <w:rPr>
-          <w:iCs/>
-        </w:rPr>
-        <w:t>()</w:t>
-      </w:r>
     </w:p>
     <w:p>
       <w:pPr>
@@ -10454,6 +10190,7 @@
           <w:b/>
           <w:bCs/>
         </w:rPr>
+        <w:lastRenderedPageBreak/>
         <w:tab/>
       </w:r>
       <m:oMath>
@@ -10770,12 +10507,6 @@
           <w:i/>
         </w:rPr>
         <w:tab/>
-      </w:r>
-      <w:r>
-        <w:rPr>
-          <w:iCs/>
-        </w:rPr>
-        <w:t>()</w:t>
       </w:r>
     </w:p>
     <w:p>
@@ -12542,7 +12273,7 @@
           <v:shape id="_x0000_i1025" type="#_x0000_t75" style="width:372pt;height:78pt" o:ole="">
             <v:imagedata r:id="rId8" o:title=""/>
           </v:shape>
-          <o:OLEObject Type="Embed" ProgID="Equation.DSMT4" ShapeID="_x0000_i1025" DrawAspect="Content" ObjectID="_1811013606" r:id="rId9"/>
+          <o:OLEObject Type="Embed" ProgID="Equation.DSMT4" ShapeID="_x0000_i1025" DrawAspect="Content" ObjectID="_1811065862" r:id="rId9"/>
         </w:object>
       </w:r>
     </w:p>
@@ -12570,7 +12301,7 @@
           <v:shape id="_x0000_i1026" type="#_x0000_t75" style="width:474pt;height:1in" o:ole="">
             <v:imagedata r:id="rId10" o:title=""/>
           </v:shape>
-          <o:OLEObject Type="Embed" ProgID="Equation.DSMT4" ShapeID="_x0000_i1026" DrawAspect="Content" ObjectID="_1811013607" r:id="rId11"/>
+          <o:OLEObject Type="Embed" ProgID="Equation.DSMT4" ShapeID="_x0000_i1026" DrawAspect="Content" ObjectID="_1811065863" r:id="rId11"/>
         </w:object>
       </w:r>
     </w:p>
@@ -18801,7 +18532,7 @@
           <v:shape id="_x0000_i1027" type="#_x0000_t75" style="width:42pt;height:24pt" o:ole="">
             <v:imagedata r:id="rId12" o:title=""/>
           </v:shape>
-          <o:OLEObject Type="Embed" ProgID="Equation.3" ShapeID="_x0000_i1027" DrawAspect="Content" ObjectID="_1811013608" r:id="rId13"/>
+          <o:OLEObject Type="Embed" ProgID="Equation.3" ShapeID="_x0000_i1027" DrawAspect="Content" ObjectID="_1811065864" r:id="rId13"/>
         </w:object>
       </w:r>
       <w:r>
@@ -18841,7 +18572,7 @@
           <v:shape id="_x0000_i1028" type="#_x0000_t75" style="width:78pt;height:42pt" o:ole="">
             <v:imagedata r:id="rId14" o:title=""/>
           </v:shape>
-          <o:OLEObject Type="Embed" ProgID="Equation.3" ShapeID="_x0000_i1028" DrawAspect="Content" ObjectID="_1811013609" r:id="rId15"/>
+          <o:OLEObject Type="Embed" ProgID="Equation.3" ShapeID="_x0000_i1028" DrawAspect="Content" ObjectID="_1811065865" r:id="rId15"/>
         </w:object>
       </w:r>
       <w:r>
@@ -18904,7 +18635,7 @@
           <v:shape id="_x0000_i1029" type="#_x0000_t75" style="width:198.6pt;height:102pt" o:ole="">
             <v:imagedata r:id="rId16" o:title=""/>
           </v:shape>
-          <o:OLEObject Type="Embed" ProgID="Equation.3" ShapeID="_x0000_i1029" DrawAspect="Content" ObjectID="_1811013610" r:id="rId17"/>
+          <o:OLEObject Type="Embed" ProgID="Equation.3" ShapeID="_x0000_i1029" DrawAspect="Content" ObjectID="_1811065866" r:id="rId17"/>
         </w:object>
       </w:r>
     </w:p>
@@ -35854,7 +35585,7 @@
     <w:lsdException w:name="Table Web 2" w:semiHidden="1" w:unhideWhenUsed="1"/>
     <w:lsdException w:name="Table Web 3" w:semiHidden="1" w:unhideWhenUsed="1"/>
     <w:lsdException w:name="Balloon Text" w:semiHidden="1" w:unhideWhenUsed="1"/>
-    <w:lsdException w:name="Table Grid" w:semiHidden="1" w:uiPriority="39" w:unhideWhenUsed="1"/>
+    <w:lsdException w:name="Table Grid" w:uiPriority="39"/>
     <w:lsdException w:name="Table Theme" w:semiHidden="1" w:unhideWhenUsed="1"/>
     <w:lsdException w:name="Placeholder Text" w:semiHidden="1"/>
     <w:lsdException w:name="No Spacing" w:uiPriority="1" w:qFormat="1"/>

--- a/resources/Лазарев диплом.docx
+++ b/resources/Лазарев диплом.docx
@@ -446,7 +446,7 @@
         <w:rPr>
           <w:u w:val="single"/>
         </w:rPr>
-        <w:t xml:space="preserve">  </w:t>
+        <w:t xml:space="preserve">       </w:t>
       </w:r>
       <w:r>
         <w:tab/>
@@ -1772,7 +1772,13 @@
         <w:t xml:space="preserve"> для производства множества </w:t>
       </w:r>
       <w:r>
-        <w:t xml:space="preserve">химических веществ (пластмассы, синтетические волокна, каучук, полиуретан и </w:t>
+        <w:t>химических веществ (пласт</w:t>
+      </w:r>
+      <w:r>
+        <w:t xml:space="preserve"> </w:t>
+      </w:r>
+      <w:r>
+        <w:t xml:space="preserve">массы, синтетические волокна, каучук, полиуретан и </w:t>
       </w:r>
       <w:r>
         <w:t>т.д.) [</w:t>
@@ -2881,70 +2887,226 @@
       <w:r>
         <w:t xml:space="preserve"> </w:t>
       </w:r>
-      <w:r>
+    </w:p>
+    <w:p>
+      <w:pPr>
+        <w:spacing w:after="0" w:line="360" w:lineRule="auto"/>
+        <w:ind w:firstLine="709"/>
+        <w:jc w:val="both"/>
+      </w:pPr>
+      <w:r>
+        <w:rPr>
+          <w:highlight w:val="green"/>
+        </w:rPr>
         <w:t xml:space="preserve">В качестве метода решения </w:t>
       </w:r>
       <w:r>
+        <w:rPr>
+          <w:highlight w:val="green"/>
+        </w:rPr>
+        <w:t>дифференциальных уравнений</w:t>
+      </w:r>
+      <w:r>
+        <w:rPr>
+          <w:rFonts w:ascii="Arial" w:hAnsi="Arial" w:cs="Arial"/>
+          <w:color w:val="333333"/>
+          <w:highlight w:val="green"/>
+          <w:shd w:val="clear" w:color="auto" w:fill="FFFFFF"/>
+        </w:rPr>
+        <w:t xml:space="preserve"> </w:t>
+      </w:r>
+      <w:r>
+        <w:rPr>
+          <w:highlight w:val="green"/>
+        </w:rPr>
         <w:t>используется</w:t>
       </w:r>
       <w:r>
-        <w:t xml:space="preserve"> метод </w:t>
-      </w:r>
-      <w:r>
-        <w:t>конечных</w:t>
-      </w:r>
-      <w:r>
-        <w:t xml:space="preserve"> объемов. При </w:t>
-      </w:r>
-      <w:r>
+        <w:rPr>
+          <w:highlight w:val="green"/>
+        </w:rPr>
+        <w:t xml:space="preserve"> метод конечных объемов. </w:t>
+      </w:r>
+      <w:r>
+        <w:rPr>
+          <w:highlight w:val="green"/>
+        </w:rPr>
+        <w:t>Согласно которому п</w:t>
+      </w:r>
+      <w:r>
+        <w:rPr>
+          <w:highlight w:val="green"/>
+        </w:rPr>
+        <w:t xml:space="preserve">ри </w:t>
+      </w:r>
+      <w:r>
+        <w:rPr>
+          <w:highlight w:val="green"/>
+        </w:rPr>
         <w:t>вычислении</w:t>
       </w:r>
       <w:r>
+        <w:rPr>
+          <w:highlight w:val="green"/>
+        </w:rPr>
         <w:t xml:space="preserve"> интеграл</w:t>
       </w:r>
       <w:r>
+        <w:rPr>
+          <w:highlight w:val="green"/>
+        </w:rPr>
         <w:t>ов</w:t>
       </w:r>
       <w:r>
-        <w:t xml:space="preserve"> от членов уравнений, содержащих временную производную, вычислял</w:t>
-      </w:r>
-      <w:r>
-        <w:t>и</w:t>
-      </w:r>
-      <w:r>
-        <w:t>сь с использованием “</w:t>
-      </w:r>
-      <w:proofErr w:type="spellStart"/>
-      <w:r>
-        <w:t>лампинг</w:t>
-      </w:r>
-      <w:proofErr w:type="spellEnd"/>
-      <w:r>
-        <w:t>”</w:t>
-      </w:r>
-      <w:r>
-        <w:t xml:space="preserve"> подхода, а конвективное слагаемое интегрировалось </w:t>
-      </w:r>
-      <w:r>
+        <w:rPr>
+          <w:highlight w:val="green"/>
+        </w:rPr>
+        <w:t xml:space="preserve"> от членов уравнений </w:t>
+      </w:r>
+      <w:r>
+        <w:rPr>
+          <w:highlight w:val="green"/>
+        </w:rPr>
+        <w:t>предполагается, что характеристики пласта</w:t>
+      </w:r>
+      <w:r>
+        <w:rPr>
+          <w:highlight w:val="green"/>
+        </w:rPr>
+        <w:t xml:space="preserve"> </w:t>
+      </w:r>
+      <w:r>
+        <w:rPr>
+          <w:highlight w:val="green"/>
+        </w:rPr>
+        <w:t xml:space="preserve">и флюидов </w:t>
+      </w:r>
+      <w:r>
+        <w:rPr>
+          <w:highlight w:val="green"/>
+        </w:rPr>
+        <w:t xml:space="preserve">(коэффициенты уравнения) </w:t>
+      </w:r>
+      <w:r>
+        <w:rPr>
+          <w:highlight w:val="green"/>
+        </w:rPr>
+        <w:t>имеют постоянное значение</w:t>
+      </w:r>
+      <w:r>
+        <w:rPr>
+          <w:highlight w:val="green"/>
+        </w:rPr>
+        <w:t xml:space="preserve"> для текущего контрольного объема. И</w:t>
+      </w:r>
+      <w:r>
+        <w:rPr>
+          <w:highlight w:val="green"/>
+        </w:rPr>
+        <w:t>нтегрирование</w:t>
+      </w:r>
+      <w:r>
+        <w:rPr>
+          <w:highlight w:val="green"/>
+        </w:rPr>
+        <w:t xml:space="preserve"> конвективн</w:t>
+      </w:r>
+      <w:r>
+        <w:rPr>
+          <w:highlight w:val="green"/>
+        </w:rPr>
+        <w:t>ых</w:t>
+      </w:r>
+      <w:r>
+        <w:rPr>
+          <w:highlight w:val="green"/>
+        </w:rPr>
+        <w:t xml:space="preserve"> слагаем</w:t>
+      </w:r>
+      <w:r>
+        <w:rPr>
+          <w:highlight w:val="green"/>
+        </w:rPr>
+        <w:t>ых</w:t>
+      </w:r>
+      <w:r>
+        <w:rPr>
+          <w:highlight w:val="green"/>
+        </w:rPr>
+        <w:t xml:space="preserve"> </w:t>
+      </w:r>
+      <w:r>
+        <w:rPr>
+          <w:highlight w:val="green"/>
+        </w:rPr>
+        <w:t>вычислялись</w:t>
+      </w:r>
+      <w:r>
+        <w:rPr>
+          <w:highlight w:val="green"/>
+        </w:rPr>
+        <w:t xml:space="preserve"> </w:t>
+      </w:r>
+      <w:r>
+        <w:rPr>
+          <w:highlight w:val="green"/>
+        </w:rPr>
         <w:t>по схеме вверх по</w:t>
       </w:r>
       <w:r>
+        <w:rPr>
+          <w:highlight w:val="green"/>
+        </w:rPr>
         <w:t xml:space="preserve"> поток</w:t>
       </w:r>
       <w:r>
+        <w:rPr>
+          <w:highlight w:val="green"/>
+        </w:rPr>
         <w:t>у</w:t>
       </w:r>
       <w:r>
-        <w:t xml:space="preserve"> </w:t>
-      </w:r>
-      <w:r>
-        <w:rPr>
-          <w:highlight w:val="yellow"/>
-        </w:rPr>
-        <w:t>[ссылки]</w:t>
-      </w:r>
-      <w:r>
+        <w:rPr>
+          <w:highlight w:val="green"/>
+        </w:rPr>
+        <w:t xml:space="preserve"> [</w:t>
+      </w:r>
+      <w:r>
+        <w:rPr>
+          <w:highlight w:val="green"/>
+        </w:rPr>
+        <w:t>13</w:t>
+      </w:r>
+      <w:r>
+        <w:rPr>
+          <w:highlight w:val="green"/>
+        </w:rPr>
+        <w:t>]</w:t>
+      </w:r>
+      <w:r>
+        <w:rPr>
+          <w:highlight w:val="green"/>
+        </w:rPr>
         <w:t>.</w:t>
+      </w:r>
+      <w:r>
+        <w:rPr>
+          <w:highlight w:val="green"/>
+        </w:rPr>
+        <w:t xml:space="preserve"> А для совместного решения уравнений давления и насыщенности был взят метод </w:t>
+      </w:r>
+      <w:r>
+        <w:rPr>
+          <w:highlight w:val="green"/>
+          <w:lang w:val="en-US"/>
+        </w:rPr>
+        <w:t>IMPES</w:t>
+      </w:r>
+      <w:r>
+        <w:rPr>
+          <w:highlight w:val="green"/>
+        </w:rPr>
+        <w:t xml:space="preserve"> [14].</w:t>
       </w:r>
     </w:p>
     <w:p>
@@ -3593,43 +3755,65 @@
         <w:t xml:space="preserve"> соответственно.</w:t>
       </w:r>
       <w:r>
-        <w:t xml:space="preserve"> О</w:t>
-      </w:r>
-      <w:r>
+        <w:t xml:space="preserve"> </w:t>
+      </w:r>
+      <w:r>
+        <w:rPr>
+          <w:highlight w:val="green"/>
+        </w:rPr>
+        <w:t>О</w:t>
+      </w:r>
+      <w:r>
+        <w:rPr>
+          <w:highlight w:val="green"/>
+        </w:rPr>
         <w:t>бласт</w:t>
       </w:r>
       <w:r>
+        <w:rPr>
+          <w:highlight w:val="green"/>
+        </w:rPr>
         <w:t>ь</w:t>
       </w:r>
       <w:r>
+        <w:rPr>
+          <w:highlight w:val="green"/>
+        </w:rPr>
         <w:t xml:space="preserve"> </w:t>
       </w:r>
       <m:oMath>
         <m:r>
           <w:rPr>
             <w:rFonts w:ascii="Cambria Math" w:hAnsi="Cambria Math"/>
+            <w:highlight w:val="green"/>
             <w:lang w:val="en-US"/>
           </w:rPr>
           <m:t>D</m:t>
         </m:r>
       </m:oMath>
       <w:r>
+        <w:rPr>
+          <w:highlight w:val="green"/>
+        </w:rPr>
         <w:t xml:space="preserve"> </w:t>
       </w:r>
       <w:r>
-        <w:t xml:space="preserve">является </w:t>
-      </w:r>
-      <w:r>
-        <w:t>элемент</w:t>
-      </w:r>
-      <w:r>
-        <w:t>ом</w:t>
-      </w:r>
-      <w:r>
-        <w:t xml:space="preserve"> симметрии 5 точечной системы заводнения</w:t>
-      </w:r>
-      <w:r>
-        <w:t xml:space="preserve"> с вертикальными скважинами радиуса </w:t>
+        <w:rPr>
+          <w:highlight w:val="green"/>
+        </w:rPr>
+        <w:t xml:space="preserve">является элементом симметрии </w:t>
+      </w:r>
+      <w:r>
+        <w:rPr>
+          <w:highlight w:val="green"/>
+        </w:rPr>
+        <w:t>пяти</w:t>
+      </w:r>
+      <w:r>
+        <w:rPr>
+          <w:highlight w:val="green"/>
+        </w:rPr>
+        <w:t xml:space="preserve">точечной системы заводнения с вертикальными скважинами радиуса </w:t>
       </w:r>
       <m:oMath>
         <m:sSub>
@@ -3638,6 +3822,7 @@
               <w:rPr>
                 <w:rFonts w:ascii="Cambria Math" w:hAnsi="Cambria Math"/>
                 <w:i/>
+                <w:highlight w:val="green"/>
                 <w:lang w:val="en-US"/>
               </w:rPr>
             </m:ctrlPr>
@@ -3646,6 +3831,7 @@
             <m:r>
               <w:rPr>
                 <w:rFonts w:ascii="Cambria Math" w:hAnsi="Cambria Math"/>
+                <w:highlight w:val="green"/>
                 <w:lang w:val="en-US"/>
               </w:rPr>
               <m:t>r</m:t>
@@ -3655,6 +3841,7 @@
             <m:r>
               <w:rPr>
                 <w:rFonts w:ascii="Cambria Math" w:hAnsi="Cambria Math"/>
+                <w:highlight w:val="green"/>
                 <w:lang w:val="en-US"/>
               </w:rPr>
               <m:t>w</m:t>
@@ -3663,20 +3850,30 @@
         </m:sSub>
       </m:oMath>
       <w:r>
+        <w:rPr>
+          <w:highlight w:val="green"/>
+        </w:rPr>
         <w:t>. Таким образом, в области присутствуют</w:t>
       </w:r>
       <w:r>
+        <w:rPr>
+          <w:highlight w:val="green"/>
+        </w:rPr>
         <w:t xml:space="preserve"> две скважины </w:t>
       </w:r>
       <m:oMath>
         <m:r>
           <w:rPr>
             <w:rFonts w:ascii="Cambria Math" w:hAnsi="Cambria Math"/>
+            <w:highlight w:val="green"/>
           </w:rPr>
           <m:t>-</m:t>
         </m:r>
       </m:oMath>
       <w:r>
+        <w:rPr>
+          <w:highlight w:val="green"/>
+        </w:rPr>
         <w:t xml:space="preserve"> нагнетательная </w:t>
       </w:r>
       <w:bookmarkStart w:id="2" w:name="_Hlk185189370"/>
@@ -3687,12 +3884,14 @@
           </m:rPr>
           <w:rPr>
             <w:rFonts w:ascii="Cambria Math" w:hAnsi="Cambria Math"/>
+            <w:highlight w:val="green"/>
           </w:rPr>
           <m:t>«</m:t>
         </m:r>
         <m:r>
           <w:rPr>
             <w:rFonts w:ascii="Cambria Math" w:hAnsi="Cambria Math"/>
+            <w:highlight w:val="green"/>
             <w:lang w:val="en-US"/>
           </w:rPr>
           <m:t>WI</m:t>
@@ -3703,15 +3902,22 @@
           </m:rPr>
           <w:rPr>
             <w:rFonts w:ascii="Cambria Math" w:hAnsi="Cambria Math"/>
+            <w:highlight w:val="green"/>
           </w:rPr>
           <m:t>»</m:t>
         </m:r>
       </m:oMath>
       <w:r>
+        <w:rPr>
+          <w:highlight w:val="green"/>
+        </w:rPr>
         <w:t xml:space="preserve"> </w:t>
       </w:r>
       <w:bookmarkEnd w:id="2"/>
       <w:r>
+        <w:rPr>
+          <w:highlight w:val="green"/>
+        </w:rPr>
         <w:t xml:space="preserve">и добывающая </w:t>
       </w:r>
       <m:oMath>
@@ -3721,12 +3927,14 @@
           </m:rPr>
           <w:rPr>
             <w:rFonts w:ascii="Cambria Math" w:hAnsi="Cambria Math"/>
+            <w:highlight w:val="green"/>
           </w:rPr>
           <m:t>«</m:t>
         </m:r>
         <m:r>
           <w:rPr>
             <w:rFonts w:ascii="Cambria Math" w:hAnsi="Cambria Math"/>
+            <w:highlight w:val="green"/>
             <w:lang w:val="en-US"/>
           </w:rPr>
           <m:t>WP</m:t>
@@ -3737,17 +3945,27 @@
           </m:rPr>
           <w:rPr>
             <w:rFonts w:ascii="Cambria Math" w:hAnsi="Cambria Math"/>
+            <w:highlight w:val="green"/>
           </w:rPr>
           <m:t>»</m:t>
         </m:r>
       </m:oMath>
       <w:r>
+        <w:rPr>
+          <w:highlight w:val="green"/>
+        </w:rPr>
         <w:t xml:space="preserve">, имеющие </w:t>
       </w:r>
       <w:r>
+        <w:rPr>
+          <w:highlight w:val="green"/>
+        </w:rPr>
         <w:t>координат</w:t>
       </w:r>
       <w:r>
+        <w:rPr>
+          <w:highlight w:val="green"/>
+        </w:rPr>
         <w:t>ы</w:t>
       </w:r>
     </w:p>
@@ -6632,7 +6850,13 @@
         <w:t xml:space="preserve">Для описания баланса количества движения используется закон Дарси </w:t>
       </w:r>
       <w:r>
-        <w:t>[13]</w:t>
+        <w:t>[1</w:t>
+      </w:r>
+      <w:r>
+        <w:t>4</w:t>
+      </w:r>
+      <w:r>
+        <w:t>]</w:t>
       </w:r>
     </w:p>
     <w:p>
@@ -9422,89 +9646,463 @@
         </w:rPr>
       </w:pPr>
       <m:oMath>
+        <m:sSub>
+          <m:sSubPr>
+            <m:ctrlPr>
+              <w:rPr>
+                <w:rFonts w:ascii="Cambria Math" w:hAnsi="Cambria Math"/>
+                <w:i/>
+              </w:rPr>
+            </m:ctrlPr>
+          </m:sSubPr>
+          <m:e>
+            <m:r>
+              <w:rPr>
+                <w:rFonts w:ascii="Cambria Math" w:hAnsi="Cambria Math"/>
+              </w:rPr>
+              <m:t>C</m:t>
+            </m:r>
+          </m:e>
+          <m:sub>
+            <m:r>
+              <w:rPr>
+                <w:rFonts w:ascii="Cambria Math" w:hAnsi="Cambria Math"/>
+                <w:lang w:val="en-US"/>
+              </w:rPr>
+              <m:t>o</m:t>
+            </m:r>
+          </m:sub>
+        </m:sSub>
         <m:r>
           <w:rPr>
             <w:rFonts w:ascii="Cambria Math" w:hAnsi="Cambria Math"/>
-            <w:highlight w:val="yellow"/>
           </w:rPr>
-          <m:t>C-</m:t>
+          <m:t>-</m:t>
         </m:r>
       </m:oMath>
       <w:r>
         <w:rPr>
           <w:rFonts w:eastAsiaTheme="minorEastAsia"/>
-          <w:highlight w:val="yellow"/>
         </w:rPr>
         <w:t xml:space="preserve"> </w:t>
       </w:r>
       <w:r>
-        <w:rPr>
-          <w:highlight w:val="yellow"/>
-        </w:rPr>
         <w:t>теплоемкость</w:t>
       </w:r>
       <w:r>
-        <w:rPr>
-          <w:highlight w:val="yellow"/>
-        </w:rPr>
+        <w:t xml:space="preserve"> </w:t>
+      </w:r>
+      <w:r>
+        <w:t>нефти</w:t>
+      </w:r>
+      <w:r>
         <w:t xml:space="preserve">; </w:t>
       </w:r>
+      <m:oMath>
+        <m:sSub>
+          <m:sSubPr>
+            <m:ctrlPr>
+              <w:rPr>
+                <w:rFonts w:ascii="Cambria Math" w:hAnsi="Cambria Math"/>
+                <w:i/>
+              </w:rPr>
+            </m:ctrlPr>
+          </m:sSubPr>
+          <m:e>
+            <m:r>
+              <w:rPr>
+                <w:rFonts w:ascii="Cambria Math" w:hAnsi="Cambria Math"/>
+              </w:rPr>
+              <m:t>C</m:t>
+            </m:r>
+          </m:e>
+          <m:sub>
+            <m:r>
+              <w:rPr>
+                <w:rFonts w:ascii="Cambria Math" w:hAnsi="Cambria Math"/>
+              </w:rPr>
+              <m:t>w</m:t>
+            </m:r>
+          </m:sub>
+        </m:sSub>
+        <m:r>
+          <w:rPr>
+            <w:rFonts w:ascii="Cambria Math" w:hAnsi="Cambria Math"/>
+          </w:rPr>
+          <m:t>-</m:t>
+        </m:r>
+      </m:oMath>
       <w:r>
         <w:rPr>
           <w:rFonts w:eastAsiaTheme="minorEastAsia"/>
-          <w:highlight w:val="yellow"/>
-        </w:rPr>
+        </w:rPr>
+        <w:t xml:space="preserve"> </w:t>
+      </w:r>
+      <w:r>
+        <w:t>теплоемкость</w:t>
+      </w:r>
+      <w:r>
+        <w:t xml:space="preserve"> воды</w:t>
+      </w:r>
+      <w:r>
+        <w:t xml:space="preserve">; </w:t>
+      </w:r>
+      <m:oMath>
+        <m:sSub>
+          <m:sSubPr>
+            <m:ctrlPr>
+              <w:rPr>
+                <w:rFonts w:ascii="Cambria Math" w:hAnsi="Cambria Math"/>
+                <w:i/>
+              </w:rPr>
+            </m:ctrlPr>
+          </m:sSubPr>
+          <m:e>
+            <m:r>
+              <w:rPr>
+                <w:rFonts w:ascii="Cambria Math" w:hAnsi="Cambria Math"/>
+              </w:rPr>
+              <m:t>C</m:t>
+            </m:r>
+          </m:e>
+          <m:sub>
+            <m:r>
+              <w:rPr>
+                <w:rFonts w:ascii="Cambria Math" w:hAnsi="Cambria Math"/>
+              </w:rPr>
+              <m:t>p</m:t>
+            </m:r>
+          </m:sub>
+        </m:sSub>
+        <m:r>
+          <w:rPr>
+            <w:rFonts w:ascii="Cambria Math" w:hAnsi="Cambria Math"/>
+          </w:rPr>
+          <m:t>-</m:t>
+        </m:r>
+      </m:oMath>
+      <w:r>
+        <w:rPr>
+          <w:rFonts w:eastAsiaTheme="minorEastAsia"/>
+        </w:rPr>
+        <w:t xml:space="preserve"> </w:t>
+      </w:r>
+      <w:r>
+        <w:t>теплоемкость</w:t>
+      </w:r>
+      <w:r>
+        <w:t xml:space="preserve"> кристаллизованного парафина</w:t>
+      </w:r>
+      <w:r>
+        <w:t xml:space="preserve">; </w:t>
+      </w:r>
+      <w:r>
+        <w:rPr>
+          <w:rFonts w:eastAsiaTheme="minorEastAsia"/>
+        </w:rPr>
+        <w:t xml:space="preserve"> </w:t>
+      </w:r>
+      <m:oMath>
+        <m:sSub>
+          <m:sSubPr>
+            <m:ctrlPr>
+              <w:rPr>
+                <w:rFonts w:ascii="Cambria Math" w:hAnsi="Cambria Math"/>
+                <w:i/>
+              </w:rPr>
+            </m:ctrlPr>
+          </m:sSubPr>
+          <m:e>
+            <m:r>
+              <w:rPr>
+                <w:rFonts w:ascii="Cambria Math" w:hAnsi="Cambria Math"/>
+              </w:rPr>
+              <m:t>C</m:t>
+            </m:r>
+          </m:e>
+          <m:sub>
+            <m:r>
+              <w:rPr>
+                <w:rFonts w:ascii="Cambria Math" w:hAnsi="Cambria Math"/>
+              </w:rPr>
+              <m:t>f</m:t>
+            </m:r>
+          </m:sub>
+        </m:sSub>
+        <m:r>
+          <w:rPr>
+            <w:rFonts w:ascii="Cambria Math" w:hAnsi="Cambria Math"/>
+          </w:rPr>
+          <m:t>-</m:t>
+        </m:r>
+      </m:oMath>
+      <w:r>
+        <w:rPr>
+          <w:rFonts w:eastAsiaTheme="minorEastAsia"/>
+        </w:rPr>
+        <w:t xml:space="preserve"> </w:t>
+      </w:r>
+      <w:r>
+        <w:t>теплоемкость</w:t>
+      </w:r>
+      <w:r>
+        <w:t xml:space="preserve"> породы пласта</w:t>
+      </w:r>
+      <w:r>
+        <w:t>;</w:t>
+      </w:r>
+      <w:r>
+        <w:rPr>
+          <w:rFonts w:eastAsiaTheme="minorEastAsia"/>
+        </w:rPr>
+        <w:t xml:space="preserve"> </w:t>
+      </w:r>
+      <m:oMath>
+        <m:sSub>
+          <m:sSubPr>
+            <m:ctrlPr>
+              <w:rPr>
+                <w:rFonts w:ascii="Cambria Math" w:hAnsi="Cambria Math"/>
+                <w:i/>
+                <w:lang w:val="en-US"/>
+              </w:rPr>
+            </m:ctrlPr>
+          </m:sSubPr>
+          <m:e>
+            <m:r>
+              <w:rPr>
+                <w:rFonts w:ascii="Cambria Math" w:hAnsi="Cambria Math"/>
+                <w:lang w:val="en-US"/>
+              </w:rPr>
+              <m:t>K</m:t>
+            </m:r>
+          </m:e>
+          <m:sub>
+            <m:r>
+              <w:rPr>
+                <w:rFonts w:ascii="Cambria Math" w:hAnsi="Cambria Math"/>
+                <w:lang w:val="en-US"/>
+              </w:rPr>
+              <m:t>o</m:t>
+            </m:r>
+          </m:sub>
+        </m:sSub>
+        <m:r>
+          <w:rPr>
+            <w:rFonts w:ascii="Cambria Math" w:hAnsi="Cambria Math"/>
+          </w:rPr>
+          <m:t>-</m:t>
+        </m:r>
+      </m:oMath>
+      <w:r>
+        <w:rPr>
+          <w:rFonts w:eastAsiaTheme="minorEastAsia"/>
+        </w:rPr>
+        <w:t xml:space="preserve"> </w:t>
+      </w:r>
+      <w:r>
+        <w:rPr>
+          <w:rFonts w:eastAsiaTheme="minorEastAsia"/>
+        </w:rPr>
+        <w:t>теплопроводность</w:t>
+      </w:r>
+      <w:r>
+        <w:rPr>
+          <w:rFonts w:eastAsiaTheme="minorEastAsia"/>
+        </w:rPr>
+        <w:t xml:space="preserve"> нефти</w:t>
+      </w:r>
+      <w:r>
+        <w:t>;</w:t>
+      </w:r>
+      <w:r>
+        <w:rPr>
+          <w:rFonts w:ascii="Cambria Math" w:hAnsi="Cambria Math"/>
+          <w:i/>
+        </w:rPr>
+        <w:t xml:space="preserve"> </w:t>
+      </w:r>
+      <m:oMath>
+        <m:sSub>
+          <m:sSubPr>
+            <m:ctrlPr>
+              <w:rPr>
+                <w:rFonts w:ascii="Cambria Math" w:hAnsi="Cambria Math"/>
+                <w:i/>
+                <w:lang w:val="en-US"/>
+              </w:rPr>
+            </m:ctrlPr>
+          </m:sSubPr>
+          <m:e>
+            <m:r>
+              <w:rPr>
+                <w:rFonts w:ascii="Cambria Math" w:hAnsi="Cambria Math"/>
+                <w:lang w:val="en-US"/>
+              </w:rPr>
+              <m:t>K</m:t>
+            </m:r>
+          </m:e>
+          <m:sub>
+            <m:r>
+              <w:rPr>
+                <w:rFonts w:ascii="Cambria Math" w:hAnsi="Cambria Math"/>
+                <w:lang w:val="en-US"/>
+              </w:rPr>
+              <m:t>w</m:t>
+            </m:r>
+          </m:sub>
+        </m:sSub>
+        <m:r>
+          <w:rPr>
+            <w:rFonts w:ascii="Cambria Math" w:hAnsi="Cambria Math"/>
+          </w:rPr>
+          <m:t>-</m:t>
+        </m:r>
+      </m:oMath>
+      <w:r>
+        <w:rPr>
+          <w:rFonts w:eastAsiaTheme="minorEastAsia"/>
+        </w:rPr>
+        <w:t xml:space="preserve"> теплопроводность</w:t>
+      </w:r>
+      <w:r>
+        <w:rPr>
+          <w:rFonts w:eastAsiaTheme="minorEastAsia"/>
+        </w:rPr>
+        <w:t xml:space="preserve"> воды</w:t>
+      </w:r>
+      <w:r>
+        <w:t xml:space="preserve">; </w:t>
+      </w:r>
+      <w:r>
+        <w:rPr>
+          <w:rFonts w:eastAsiaTheme="minorEastAsia"/>
+        </w:rPr>
+        <w:t xml:space="preserve"> </w:t>
+      </w:r>
+      <m:oMath>
+        <m:sSub>
+          <m:sSubPr>
+            <m:ctrlPr>
+              <w:rPr>
+                <w:rFonts w:ascii="Cambria Math" w:hAnsi="Cambria Math"/>
+                <w:i/>
+                <w:lang w:val="en-US"/>
+              </w:rPr>
+            </m:ctrlPr>
+          </m:sSubPr>
+          <m:e>
+            <m:r>
+              <w:rPr>
+                <w:rFonts w:ascii="Cambria Math" w:hAnsi="Cambria Math"/>
+                <w:lang w:val="en-US"/>
+              </w:rPr>
+              <m:t>K</m:t>
+            </m:r>
+          </m:e>
+          <m:sub>
+            <m:r>
+              <w:rPr>
+                <w:rFonts w:ascii="Cambria Math" w:hAnsi="Cambria Math"/>
+                <w:lang w:val="en-US"/>
+              </w:rPr>
+              <m:t>p</m:t>
+            </m:r>
+          </m:sub>
+        </m:sSub>
+        <m:r>
+          <w:rPr>
+            <w:rFonts w:ascii="Cambria Math" w:hAnsi="Cambria Math"/>
+          </w:rPr>
+          <m:t>-</m:t>
+        </m:r>
+      </m:oMath>
+      <w:r>
+        <w:rPr>
+          <w:rFonts w:eastAsiaTheme="minorEastAsia"/>
+        </w:rPr>
+        <w:t xml:space="preserve"> теплопроводность</w:t>
+      </w:r>
+      <w:r>
+        <w:rPr>
+          <w:rFonts w:eastAsiaTheme="minorEastAsia"/>
+        </w:rPr>
+        <w:t xml:space="preserve"> кристаллизованного парафина</w:t>
+      </w:r>
+      <w:r>
+        <w:t xml:space="preserve">; </w:t>
+      </w:r>
+      <w:r>
+        <w:rPr>
+          <w:rFonts w:eastAsiaTheme="minorEastAsia"/>
+        </w:rPr>
+        <w:t xml:space="preserve"> </w:t>
+      </w:r>
+      <m:oMath>
+        <m:sSub>
+          <m:sSubPr>
+            <m:ctrlPr>
+              <w:rPr>
+                <w:rFonts w:ascii="Cambria Math" w:hAnsi="Cambria Math"/>
+                <w:i/>
+                <w:lang w:val="en-US"/>
+              </w:rPr>
+            </m:ctrlPr>
+          </m:sSubPr>
+          <m:e>
+            <m:r>
+              <w:rPr>
+                <w:rFonts w:ascii="Cambria Math" w:hAnsi="Cambria Math"/>
+                <w:lang w:val="en-US"/>
+              </w:rPr>
+              <m:t>K</m:t>
+            </m:r>
+          </m:e>
+          <m:sub>
+            <m:r>
+              <w:rPr>
+                <w:rFonts w:ascii="Cambria Math" w:hAnsi="Cambria Math"/>
+                <w:lang w:val="en-US"/>
+              </w:rPr>
+              <m:t>f</m:t>
+            </m:r>
+          </m:sub>
+        </m:sSub>
+        <m:r>
+          <w:rPr>
+            <w:rFonts w:ascii="Cambria Math" w:hAnsi="Cambria Math"/>
+          </w:rPr>
+          <m:t>-</m:t>
+        </m:r>
+      </m:oMath>
+      <w:r>
+        <w:rPr>
+          <w:rFonts w:eastAsiaTheme="minorEastAsia"/>
+        </w:rPr>
+        <w:t xml:space="preserve"> теплопроводность</w:t>
+      </w:r>
+      <w:r>
+        <w:rPr>
+          <w:rFonts w:eastAsiaTheme="minorEastAsia"/>
+        </w:rPr>
+        <w:t xml:space="preserve"> породы пласта</w:t>
+      </w:r>
+      <w:r>
+        <w:t>;</w:t>
+      </w:r>
+      <w:r>
         <w:t xml:space="preserve"> </w:t>
       </w:r>
       <m:oMath>
         <m:r>
           <w:rPr>
             <w:rFonts w:ascii="Cambria Math" w:hAnsi="Cambria Math"/>
-            <w:highlight w:val="yellow"/>
-            <w:lang w:val="en-US"/>
           </w:rPr>
-          <m:t>K</m:t>
+          <m:t xml:space="preserve"> </m:t>
         </m:r>
         <m:r>
           <w:rPr>
             <w:rFonts w:ascii="Cambria Math" w:hAnsi="Cambria Math"/>
-            <w:highlight w:val="yellow"/>
-          </w:rPr>
-          <m:t>-</m:t>
-        </m:r>
-      </m:oMath>
-      <w:r>
-        <w:rPr>
-          <w:rFonts w:eastAsiaTheme="minorEastAsia"/>
-          <w:highlight w:val="yellow"/>
-        </w:rPr>
-        <w:t xml:space="preserve"> </w:t>
-      </w:r>
-      <w:r>
-        <w:rPr>
-          <w:rFonts w:eastAsiaTheme="minorEastAsia"/>
-          <w:highlight w:val="yellow"/>
-        </w:rPr>
-        <w:t>теплопроводность</w:t>
-      </w:r>
-      <w:r>
-        <w:rPr>
-          <w:highlight w:val="yellow"/>
-        </w:rPr>
-        <w:t xml:space="preserve">; </w:t>
-      </w:r>
-      <w:r>
-        <w:rPr>
-          <w:rFonts w:eastAsiaTheme="minorEastAsia"/>
-          <w:highlight w:val="yellow"/>
-        </w:rPr>
-        <w:t xml:space="preserve"> </w:t>
-      </w:r>
-      <m:oMath>
-        <m:r>
-          <w:rPr>
-            <w:rFonts w:ascii="Cambria Math" w:hAnsi="Cambria Math"/>
-            <w:highlight w:val="yellow"/>
             <w:lang w:val="en-US"/>
           </w:rPr>
           <m:t>T</m:t>
@@ -9512,7 +10110,6 @@
         <m:r>
           <w:rPr>
             <w:rFonts w:ascii="Cambria Math" w:hAnsi="Cambria Math"/>
-            <w:highlight w:val="yellow"/>
           </w:rPr>
           <m:t>-</m:t>
         </m:r>
@@ -9520,14 +10117,12 @@
       <w:r>
         <w:rPr>
           <w:rFonts w:eastAsiaTheme="minorEastAsia"/>
-          <w:highlight w:val="yellow"/>
         </w:rPr>
         <w:t xml:space="preserve"> </w:t>
       </w:r>
       <w:r>
         <w:rPr>
           <w:rFonts w:eastAsiaTheme="minorEastAsia"/>
-          <w:highlight w:val="yellow"/>
         </w:rPr>
         <w:t>температура</w:t>
       </w:r>
@@ -9536,6 +10131,12 @@
           <w:rFonts w:eastAsiaTheme="minorEastAsia"/>
         </w:rPr>
         <w:t>.</w:t>
+      </w:r>
+      <w:r>
+        <w:rPr>
+          <w:rFonts w:eastAsiaTheme="minorEastAsia"/>
+        </w:rPr>
+        <w:tab/>
       </w:r>
     </w:p>
     <w:p>
@@ -9550,13 +10151,10 @@
         </w:rPr>
       </w:pPr>
       <w:r>
-        <w:t>Растворимость</w:t>
-      </w:r>
-      <w:r>
-        <w:t xml:space="preserve"> и </w:t>
-      </w:r>
-      <w:r>
-        <w:t>осаждение парафинов моделируется уравнением теории идеального раствора для бинарной смеси</w:t>
+        <w:rPr>
+          <w:highlight w:val="yellow"/>
+        </w:rPr>
+        <w:t>Растворимость и осаждение парафинов моделируется уравнением теории идеального раствора для бинарной смеси</w:t>
       </w:r>
     </w:p>
     <w:p>
@@ -10042,6 +10640,7 @@
           <w:b/>
           <w:bCs/>
         </w:rPr>
+        <w:lastRenderedPageBreak/>
         <w:tab/>
       </w:r>
       <m:oMath>
@@ -10190,7 +10789,6 @@
           <w:b/>
           <w:bCs/>
         </w:rPr>
-        <w:lastRenderedPageBreak/>
         <w:tab/>
       </w:r>
       <m:oMath>
@@ -12273,7 +12871,7 @@
           <v:shape id="_x0000_i1025" type="#_x0000_t75" style="width:372pt;height:78pt" o:ole="">
             <v:imagedata r:id="rId8" o:title=""/>
           </v:shape>
-          <o:OLEObject Type="Embed" ProgID="Equation.DSMT4" ShapeID="_x0000_i1025" DrawAspect="Content" ObjectID="_1811065862" r:id="rId9"/>
+          <o:OLEObject Type="Embed" ProgID="Equation.DSMT4" ShapeID="_x0000_i1025" DrawAspect="Content" ObjectID="_1811105363" r:id="rId9"/>
         </w:object>
       </w:r>
     </w:p>
@@ -12301,7 +12899,7 @@
           <v:shape id="_x0000_i1026" type="#_x0000_t75" style="width:474pt;height:1in" o:ole="">
             <v:imagedata r:id="rId10" o:title=""/>
           </v:shape>
-          <o:OLEObject Type="Embed" ProgID="Equation.DSMT4" ShapeID="_x0000_i1026" DrawAspect="Content" ObjectID="_1811065863" r:id="rId11"/>
+          <o:OLEObject Type="Embed" ProgID="Equation.DSMT4" ShapeID="_x0000_i1026" DrawAspect="Content" ObjectID="_1811105364" r:id="rId11"/>
         </w:object>
       </w:r>
     </w:p>
@@ -18532,7 +19130,7 @@
           <v:shape id="_x0000_i1027" type="#_x0000_t75" style="width:42pt;height:24pt" o:ole="">
             <v:imagedata r:id="rId12" o:title=""/>
           </v:shape>
-          <o:OLEObject Type="Embed" ProgID="Equation.3" ShapeID="_x0000_i1027" DrawAspect="Content" ObjectID="_1811065864" r:id="rId13"/>
+          <o:OLEObject Type="Embed" ProgID="Equation.3" ShapeID="_x0000_i1027" DrawAspect="Content" ObjectID="_1811105365" r:id="rId13"/>
         </w:object>
       </w:r>
       <w:r>
@@ -18572,7 +19170,7 @@
           <v:shape id="_x0000_i1028" type="#_x0000_t75" style="width:78pt;height:42pt" o:ole="">
             <v:imagedata r:id="rId14" o:title=""/>
           </v:shape>
-          <o:OLEObject Type="Embed" ProgID="Equation.3" ShapeID="_x0000_i1028" DrawAspect="Content" ObjectID="_1811065865" r:id="rId15"/>
+          <o:OLEObject Type="Embed" ProgID="Equation.3" ShapeID="_x0000_i1028" DrawAspect="Content" ObjectID="_1811105366" r:id="rId15"/>
         </w:object>
       </w:r>
       <w:r>
@@ -18635,7 +19233,7 @@
           <v:shape id="_x0000_i1029" type="#_x0000_t75" style="width:198.6pt;height:102pt" o:ole="">
             <v:imagedata r:id="rId16" o:title=""/>
           </v:shape>
-          <o:OLEObject Type="Embed" ProgID="Equation.3" ShapeID="_x0000_i1029" DrawAspect="Content" ObjectID="_1811065866" r:id="rId17"/>
+          <o:OLEObject Type="Embed" ProgID="Equation.3" ShapeID="_x0000_i1029" DrawAspect="Content" ObjectID="_1811105367" r:id="rId17"/>
         </w:object>
       </w:r>
     </w:p>
@@ -33750,14 +34348,10 @@
           <w:ilvl w:val="0"/>
           <w:numId w:val="1"/>
         </w:numPr>
-        <w:autoSpaceDE w:val="0"/>
-        <w:autoSpaceDN w:val="0"/>
-        <w:adjustRightInd w:val="0"/>
-        <w:spacing w:after="0" w:line="360" w:lineRule="auto"/>
+        <w:spacing w:line="360" w:lineRule="auto"/>
         <w:ind w:left="0" w:firstLine="709"/>
         <w:jc w:val="both"/>
         <w:rPr>
-          <w:bCs/>
           <w:lang w:val="en-US"/>
         </w:rPr>
       </w:pPr>
@@ -33807,6 +34401,12 @@
           <w:lang w:val="en-US"/>
         </w:rPr>
         <w:t xml:space="preserve"> 71-78 (1953)</w:t>
+      </w:r>
+      <w:r>
+        <w:rPr>
+          <w:lang w:val="en-US"/>
+        </w:rPr>
+        <w:t xml:space="preserve"> </w:t>
       </w:r>
     </w:p>
     <w:p>
@@ -33820,8 +34420,85 @@
         <w:ind w:left="0" w:firstLine="709"/>
         <w:jc w:val="both"/>
       </w:pPr>
-      <w:r>
-        <w:t>Азиз, Х. Математическое моделирование пластовых систем / Х. Азиз, Э. Сеттари. – М.: Недра, 1982. – 407 с</w:t>
+      <w:proofErr w:type="spellStart"/>
+      <w:r>
+        <w:t>Патанкар</w:t>
+      </w:r>
+      <w:proofErr w:type="spellEnd"/>
+      <w:r>
+        <w:t xml:space="preserve"> </w:t>
+      </w:r>
+      <w:r>
+        <w:t>С</w:t>
+      </w:r>
+      <w:r>
+        <w:t>.</w:t>
+      </w:r>
+      <w:r>
+        <w:t>В</w:t>
+      </w:r>
+      <w:r>
+        <w:t xml:space="preserve">. </w:t>
+      </w:r>
+      <w:r>
+        <w:t>Численные</w:t>
+      </w:r>
+      <w:r>
+        <w:t xml:space="preserve"> </w:t>
+      </w:r>
+      <w:r>
+        <w:t>методы</w:t>
+      </w:r>
+      <w:r>
+        <w:t xml:space="preserve"> </w:t>
+      </w:r>
+      <w:r>
+        <w:t>решения</w:t>
+      </w:r>
+      <w:r>
+        <w:t xml:space="preserve"> </w:t>
+      </w:r>
+      <w:r>
+        <w:t>задач</w:t>
+      </w:r>
+      <w:r>
+        <w:t xml:space="preserve"> </w:t>
+      </w:r>
+      <w:r>
+        <w:t>теплообмена</w:t>
+      </w:r>
+      <w:r>
+        <w:t xml:space="preserve"> </w:t>
+      </w:r>
+      <w:r>
+        <w:t>и</w:t>
+      </w:r>
+      <w:r>
+        <w:t xml:space="preserve"> </w:t>
+      </w:r>
+      <w:r>
+        <w:t>динамики</w:t>
+      </w:r>
+      <w:r>
+        <w:t xml:space="preserve"> </w:t>
+      </w:r>
+      <w:r>
+        <w:t>жидкости</w:t>
+      </w:r>
+      <w:r>
+        <w:t xml:space="preserve">. - </w:t>
+      </w:r>
+      <w:r>
+        <w:t>М</w:t>
+      </w:r>
+      <w:r>
+        <w:t xml:space="preserve">.: </w:t>
+      </w:r>
+      <w:r>
+        <w:t>Энергоатомиздат</w:t>
+      </w:r>
+      <w:r>
+        <w:t>. – 1984</w:t>
       </w:r>
     </w:p>
     <w:p>
@@ -33837,7 +34514,7 @@
       </w:pPr>
       <w:r>
         <w:lastRenderedPageBreak/>
-        <w:t>Баренблатт, Г.И. Движение жидкостей и газов в природных пластах / Г.И. Баренблатт, В.М. Ентов, В.М. Рыжик. – М.: Недра, 1984. – 211 с.</w:t>
+        <w:t>Азиз, Х. Математическое моделирование пластовых систем / Х. Азиз, Э. Сеттари. – М.: Недра, 1982. – 407 с</w:t>
       </w:r>
     </w:p>
     <w:p>
@@ -33851,8 +34528,13 @@
         <w:ind w:left="0" w:firstLine="709"/>
         <w:jc w:val="both"/>
       </w:pPr>
-      <w:r>
-        <w:t>Лойцянский, Л. Г. Механика жидкости и газа. – М.: Дрофа. -2003 – 840 с</w:t>
+      <w:proofErr w:type="spellStart"/>
+      <w:r>
+        <w:t>Баренблатт</w:t>
+      </w:r>
+      <w:proofErr w:type="spellEnd"/>
+      <w:r>
+        <w:t>, Г.И. Движение жидкостей и газов в природных пластах / Г.И. Баренблатт, В.М. Ентов, В.М. Рыжик. – М.: Недра, 1984. – 211 с.</w:t>
       </w:r>
     </w:p>
     <w:p>
@@ -33867,7 +34549,7 @@
         <w:jc w:val="both"/>
       </w:pPr>
       <w:r>
-        <w:t>Патанкар С.В. Численные методы решения задач теплообмена и динамики жидкости. - М.: Энергоатомиздат. – 1984</w:t>
+        <w:t>Лойцянский, Л. Г. Механика жидкости и газа. – М.: Дрофа. -2003 – 840 с</w:t>
       </w:r>
     </w:p>
     <w:p>
@@ -33881,8 +34563,13 @@
         <w:ind w:left="0" w:firstLine="709"/>
         <w:jc w:val="both"/>
       </w:pPr>
-      <w:r>
-        <w:t>Непримеров Н.Н., Пудовкин М.А., Марков А.И. Особенности теплового поля нефтяного месторождения. Казань, Издательство КГУ, - 1968.</w:t>
+      <w:proofErr w:type="spellStart"/>
+      <w:r>
+        <w:t>Непримеров</w:t>
+      </w:r>
+      <w:proofErr w:type="spellEnd"/>
+      <w:r>
+        <w:t xml:space="preserve"> Н.Н., Пудовкин М.А., Марков А.И. Особенности теплового поля нефтяного месторождения. Казань, Издательство КГУ, - 1968.</w:t>
       </w:r>
     </w:p>
     <w:p>
@@ -34093,36 +34780,18 @@
       <w:bookmarkEnd w:id="12"/>
     </w:p>
     <w:p>
-      <w:pPr>
-        <w:rPr>
-          <w:lang w:val="en-US"/>
-        </w:rPr>
-      </w:pPr>
       <m:oMath>
         <m:r>
           <w:rPr>
             <w:rFonts w:ascii="Cambria Math" w:hAnsi="Cambria Math"/>
             <w:lang w:val="en-US"/>
           </w:rPr>
-          <m:t>p-</m:t>
+          <m:t>p</m:t>
         </m:r>
       </m:oMath>
       <w:r>
         <w:rPr>
           <w:rFonts w:eastAsiaTheme="minorEastAsia"/>
-          <w:lang w:val="en-US"/>
-        </w:rPr>
-        <w:t xml:space="preserve"> </w:t>
-      </w:r>
-      <w:r>
-        <w:rPr>
-          <w:rFonts w:eastAsiaTheme="minorEastAsia"/>
-        </w:rPr>
-        <w:t>давление,</w:t>
-      </w:r>
-      <w:r>
-        <w:rPr>
-          <w:lang w:val="en-US"/>
         </w:rPr>
         <w:t xml:space="preserve"> </w:t>
       </w:r>
@@ -34130,17 +34799,44 @@
         <m:r>
           <w:rPr>
             <w:rFonts w:ascii="Cambria Math" w:hAnsi="Cambria Math"/>
-            <w:lang w:val="en-US"/>
+          </w:rPr>
+          <m:t>-</m:t>
+        </m:r>
+      </m:oMath>
+      <w:r>
+        <w:rPr>
+          <w:rFonts w:eastAsiaTheme="minorEastAsia"/>
+        </w:rPr>
+        <w:t xml:space="preserve"> </w:t>
+      </w:r>
+      <w:r>
+        <w:rPr>
+          <w:rFonts w:eastAsiaTheme="minorEastAsia"/>
+        </w:rPr>
+        <w:t>давление,</w:t>
+      </w:r>
+      <w:r>
+        <w:t xml:space="preserve"> </w:t>
+      </w:r>
+      <m:oMath>
+        <m:r>
+          <w:rPr>
+            <w:rFonts w:ascii="Cambria Math" w:hAnsi="Cambria Math"/>
           </w:rPr>
           <m:t>[Па]</m:t>
         </m:r>
       </m:oMath>
+      <w:r>
+        <w:rPr>
+          <w:rFonts w:eastAsiaTheme="minorEastAsia"/>
+        </w:rPr>
+        <w:t>;</w:t>
+      </w:r>
     </w:p>
     <w:p>
       <w:pPr>
         <w:rPr>
           <w:rFonts w:eastAsiaTheme="minorEastAsia"/>
-          <w:lang w:val="en-US"/>
         </w:rPr>
       </w:pPr>
       <m:oMath>
@@ -34173,6 +34869,11 @@
             </m:r>
           </m:sub>
         </m:sSub>
+      </m:oMath>
+      <w:r>
+        <w:t xml:space="preserve"> </w:t>
+      </w:r>
+      <m:oMath>
         <m:r>
           <w:rPr>
             <w:rFonts w:ascii="Cambria Math" w:eastAsiaTheme="minorEastAsia" w:hAnsi="Cambria Math"/>
@@ -34181,7 +34882,7 @@
         </m:r>
       </m:oMath>
       <w:r>
-        <w:t xml:space="preserve">  </w:t>
+        <w:t xml:space="preserve"> </w:t>
       </w:r>
       <w:r>
         <w:t>насыщенность нефти,</w:t>
@@ -34196,11 +34897,16 @@
         <m:r>
           <w:rPr>
             <w:rFonts w:ascii="Cambria Math" w:hAnsi="Cambria Math"/>
-            <w:lang w:val="en-US"/>
           </w:rPr>
           <m:t>[-]</m:t>
         </m:r>
       </m:oMath>
+      <w:r>
+        <w:rPr>
+          <w:rFonts w:eastAsiaTheme="minorEastAsia"/>
+        </w:rPr>
+        <w:t>;</w:t>
+      </w:r>
     </w:p>
     <w:p>
       <w:pPr>
@@ -34238,6 +34944,11 @@
             </m:r>
           </m:sub>
         </m:sSub>
+      </m:oMath>
+      <w:r>
+        <w:t xml:space="preserve"> </w:t>
+      </w:r>
+      <m:oMath>
         <m:r>
           <w:rPr>
             <w:rFonts w:ascii="Cambria Math" w:eastAsiaTheme="minorEastAsia" w:hAnsi="Cambria Math"/>
@@ -34246,7 +34957,7 @@
         </m:r>
       </m:oMath>
       <w:r>
-        <w:t xml:space="preserve">  </w:t>
+        <w:t xml:space="preserve"> </w:t>
       </w:r>
       <w:r>
         <w:t>насыщенность воды,</w:t>
@@ -34259,6 +34970,12 @@
           <m:t xml:space="preserve"> [-]</m:t>
         </m:r>
       </m:oMath>
+      <w:r>
+        <w:rPr>
+          <w:rFonts w:eastAsiaTheme="minorEastAsia"/>
+        </w:rPr>
+        <w:t>;</w:t>
+      </w:r>
     </w:p>
     <w:p>
       <m:oMath>
@@ -34291,6 +35008,11 @@
             </m:r>
           </m:sub>
         </m:sSub>
+      </m:oMath>
+      <w:r>
+        <w:t xml:space="preserve"> </w:t>
+      </w:r>
+      <m:oMath>
         <m:r>
           <w:rPr>
             <w:rFonts w:ascii="Cambria Math" w:eastAsiaTheme="minorEastAsia" w:hAnsi="Cambria Math"/>
@@ -34299,7 +35021,7 @@
         </m:r>
       </m:oMath>
       <w:r>
-        <w:t xml:space="preserve">  </w:t>
+        <w:t xml:space="preserve"> </w:t>
       </w:r>
       <w:r>
         <w:t>массов</w:t>
@@ -34333,6 +35055,12 @@
           <m:t xml:space="preserve"> [-]</m:t>
         </m:r>
       </m:oMath>
+      <w:r>
+        <w:rPr>
+          <w:rFonts w:eastAsiaTheme="minorEastAsia"/>
+        </w:rPr>
+        <w:t>;</w:t>
+      </w:r>
     </w:p>
     <w:p>
       <m:oMath>
@@ -34365,6 +35093,11 @@
             </m:r>
           </m:sub>
         </m:sSub>
+      </m:oMath>
+      <w:r>
+        <w:t xml:space="preserve"> </w:t>
+      </w:r>
+      <m:oMath>
         <m:r>
           <w:rPr>
             <w:rFonts w:ascii="Cambria Math" w:eastAsiaTheme="minorEastAsia" w:hAnsi="Cambria Math"/>
@@ -34373,7 +35106,7 @@
         </m:r>
       </m:oMath>
       <w:r>
-        <w:t xml:space="preserve">  </w:t>
+        <w:t xml:space="preserve"> </w:t>
       </w:r>
       <w:r>
         <w:t>массов</w:t>
@@ -34413,6 +35146,12 @@
           <m:t xml:space="preserve"> [-]</m:t>
         </m:r>
       </m:oMath>
+      <w:r>
+        <w:rPr>
+          <w:rFonts w:eastAsiaTheme="minorEastAsia"/>
+        </w:rPr>
+        <w:t>;</w:t>
+      </w:r>
     </w:p>
     <w:p>
       <m:oMath>
@@ -34445,6 +35184,11 @@
             </m:r>
           </m:sub>
         </m:sSub>
+      </m:oMath>
+      <w:r>
+        <w:t xml:space="preserve"> </w:t>
+      </w:r>
+      <m:oMath>
         <m:r>
           <w:rPr>
             <w:rFonts w:ascii="Cambria Math" w:eastAsiaTheme="minorEastAsia" w:hAnsi="Cambria Math"/>
@@ -34453,6 +35197,9 @@
         </m:r>
       </m:oMath>
       <w:r>
+        <w:rPr>
+          <w:rFonts w:eastAsiaTheme="minorEastAsia"/>
+        </w:rPr>
         <w:t xml:space="preserve"> </w:t>
       </w:r>
       <w:r>
@@ -34493,6 +35240,12 @@
           <m:t xml:space="preserve"> [-]</m:t>
         </m:r>
       </m:oMath>
+      <w:r>
+        <w:rPr>
+          <w:rFonts w:eastAsiaTheme="minorEastAsia"/>
+        </w:rPr>
+        <w:t>;</w:t>
+      </w:r>
     </w:p>
     <w:p>
       <m:oMath>
@@ -34503,9 +35256,17 @@
           </w:rPr>
           <m:t>k</m:t>
         </m:r>
+      </m:oMath>
+      <w:r>
+        <w:rPr>
+          <w:rFonts w:eastAsiaTheme="minorEastAsia"/>
+        </w:rPr>
+        <w:t xml:space="preserve"> </w:t>
+      </w:r>
+      <m:oMath>
         <m:r>
           <w:rPr>
-            <w:rFonts w:ascii="Cambria Math" w:hAnsi="Cambria Math"/>
+            <w:rFonts w:ascii="Cambria Math" w:eastAsiaTheme="minorEastAsia" w:hAnsi="Cambria Math"/>
           </w:rPr>
           <m:t>-</m:t>
         </m:r>
@@ -34559,6 +35320,12 @@
           <m:t>]</m:t>
         </m:r>
       </m:oMath>
+      <w:r>
+        <w:rPr>
+          <w:rFonts w:eastAsiaTheme="minorEastAsia"/>
+        </w:rPr>
+        <w:t>;</w:t>
+      </w:r>
     </w:p>
     <w:p>
       <m:oMath>
@@ -34569,15 +35336,20 @@
           </w:rPr>
           <m:t>m</m:t>
         </m:r>
+      </m:oMath>
+      <w:r>
+        <w:t xml:space="preserve">  </w:t>
+      </w:r>
+      <m:oMath>
         <m:r>
           <w:rPr>
-            <w:rFonts w:ascii="Cambria Math" w:hAnsi="Cambria Math"/>
+            <w:rFonts w:ascii="Cambria Math" w:eastAsiaTheme="minorEastAsia" w:hAnsi="Cambria Math"/>
           </w:rPr>
           <m:t>-</m:t>
         </m:r>
       </m:oMath>
       <w:r>
-        <w:t xml:space="preserve">  </w:t>
+        <w:t xml:space="preserve"> </w:t>
       </w:r>
       <w:r>
         <w:t xml:space="preserve">пористость пласта, </w:t>
@@ -34590,6 +35362,12 @@
           <m:t>[-]</m:t>
         </m:r>
       </m:oMath>
+      <w:r>
+        <w:rPr>
+          <w:rFonts w:eastAsiaTheme="minorEastAsia"/>
+        </w:rPr>
+        <w:t>;</w:t>
+      </w:r>
     </w:p>
     <w:p>
       <m:oMath>
@@ -34600,6 +35378,11 @@
           </w:rPr>
           <m:t>T</m:t>
         </m:r>
+      </m:oMath>
+      <w:r>
+        <w:t xml:space="preserve"> </w:t>
+      </w:r>
+      <m:oMath>
         <m:r>
           <w:rPr>
             <w:rFonts w:ascii="Cambria Math" w:eastAsiaTheme="minorEastAsia" w:hAnsi="Cambria Math"/>
@@ -34608,28 +35391,37 @@
         </m:r>
       </m:oMath>
       <w:r>
-        <w:t xml:space="preserve"> температура</w:t>
+        <w:t xml:space="preserve"> </w:t>
+      </w:r>
+      <w:r>
+        <w:t>температура</w:t>
       </w:r>
       <w:r>
         <w:t xml:space="preserve"> [</w:t>
       </w:r>
-      <w:r>
-        <w:rPr>
-          <w:rStyle w:val="af3"/>
-          <w:rFonts w:ascii="Arial" w:hAnsi="Arial" w:cs="Arial"/>
-          <w:color w:val="333333"/>
-          <w:shd w:val="clear" w:color="auto" w:fill="FFFFFF"/>
-        </w:rPr>
-        <w:t>°</w:t>
-      </w:r>
-      <w:r>
-        <w:rPr>
-          <w:lang w:val="en-US"/>
-        </w:rPr>
-        <w:t>C</w:t>
-      </w:r>
+      <m:oMath>
+        <m:r>
+          <w:rPr>
+            <w:rStyle w:val="af3"/>
+            <w:rFonts w:ascii="Cambria Math" w:hAnsi="Cambria Math" w:cs="Arial"/>
+            <w:color w:val="333333"/>
+            <w:shd w:val="clear" w:color="auto" w:fill="FFFFFF"/>
+          </w:rPr>
+          <m:t>°</m:t>
+        </m:r>
+        <m:r>
+          <w:rPr>
+            <w:rFonts w:ascii="Cambria Math" w:hAnsi="Cambria Math"/>
+            <w:lang w:val="en-US"/>
+          </w:rPr>
+          <m:t>C</m:t>
+        </m:r>
+      </m:oMath>
       <w:r>
         <w:t>]</w:t>
+      </w:r>
+      <w:r>
+        <w:t>;</w:t>
       </w:r>
     </w:p>
     <w:p>
@@ -34663,37 +35455,59 @@
             </m:r>
           </m:sub>
         </m:sSub>
+      </m:oMath>
+      <w:r>
+        <w:t xml:space="preserve"> </w:t>
+      </w:r>
+      <m:oMath>
+        <m:r>
+          <w:rPr>
+            <w:rFonts w:ascii="Cambria Math" w:eastAsiaTheme="minorEastAsia" w:hAnsi="Cambria Math"/>
+          </w:rPr>
+          <m:t>-</m:t>
+        </m:r>
+      </m:oMath>
+      <w:r>
+        <w:t xml:space="preserve"> </w:t>
+      </w:r>
+      <w:r>
+        <w:t>с</w:t>
+      </w:r>
+      <w:r>
+        <w:t>корость осаждения парафина</w:t>
+      </w:r>
+      <w:r>
+        <w:t xml:space="preserve"> </w:t>
+      </w:r>
+      <w:r>
+        <w:t xml:space="preserve">на поверхности пор, </w:t>
+      </w:r>
+      <m:oMath>
         <m:r>
           <w:rPr>
             <w:rFonts w:ascii="Cambria Math" w:hAnsi="Cambria Math"/>
           </w:rPr>
-          <m:t>-</m:t>
+          <m:t>[</m:t>
         </m:r>
-      </m:oMath>
-      <w:r>
-        <w:t xml:space="preserve"> </w:t>
-      </w:r>
-      <w:r>
-        <w:t>с</w:t>
-      </w:r>
-      <w:r>
-        <w:t>корость осаждения парафина</w:t>
-      </w:r>
-      <w:r>
-        <w:t xml:space="preserve"> </w:t>
-      </w:r>
-      <w:r>
-        <w:t xml:space="preserve">на поверхности пор, </w:t>
-      </w:r>
-      <m:oMath>
         <m:r>
           <w:rPr>
             <w:rFonts w:ascii="Cambria Math" w:hAnsi="Cambria Math"/>
-            <w:highlight w:val="yellow"/>
           </w:rPr>
-          <m:t>[-]</m:t>
+          <m:t>1/c</m:t>
+        </m:r>
+        <m:r>
+          <w:rPr>
+            <w:rFonts w:ascii="Cambria Math" w:hAnsi="Cambria Math"/>
+          </w:rPr>
+          <m:t>]</m:t>
         </m:r>
       </m:oMath>
+      <w:r>
+        <w:rPr>
+          <w:rFonts w:eastAsiaTheme="minorEastAsia"/>
+        </w:rPr>
+        <w:t>;</w:t>
+      </w:r>
     </w:p>
     <w:p>
       <m:oMath>
@@ -34701,7 +35515,21 @@
           <w:rPr>
             <w:rFonts w:ascii="Cambria Math" w:hAnsi="Cambria Math"/>
           </w:rPr>
-          <m:t>h-</m:t>
+          <m:t>h</m:t>
+        </m:r>
+      </m:oMath>
+      <w:r>
+        <w:rPr>
+          <w:rFonts w:eastAsiaTheme="minorEastAsia"/>
+        </w:rPr>
+        <w:t xml:space="preserve"> </w:t>
+      </w:r>
+      <m:oMath>
+        <m:r>
+          <w:rPr>
+            <w:rFonts w:ascii="Cambria Math" w:eastAsiaTheme="minorEastAsia" w:hAnsi="Cambria Math"/>
+          </w:rPr>
+          <m:t>-</m:t>
         </m:r>
       </m:oMath>
       <w:r>
@@ -34727,6 +35555,12 @@
           <m:t>[м]</m:t>
         </m:r>
       </m:oMath>
+      <w:r>
+        <w:rPr>
+          <w:rFonts w:eastAsiaTheme="minorEastAsia"/>
+        </w:rPr>
+        <w:t>;</w:t>
+      </w:r>
     </w:p>
     <w:p>
       <m:oMath>
@@ -34756,9 +35590,17 @@
             </m:r>
           </m:sub>
         </m:sSub>
+      </m:oMath>
+      <w:r>
+        <w:rPr>
+          <w:rFonts w:eastAsiaTheme="minorEastAsia"/>
+        </w:rPr>
+        <w:t xml:space="preserve"> </w:t>
+      </w:r>
+      <m:oMath>
         <m:r>
           <w:rPr>
-            <w:rFonts w:ascii="Cambria Math" w:hAnsi="Cambria Math"/>
+            <w:rFonts w:ascii="Cambria Math" w:eastAsiaTheme="minorEastAsia" w:hAnsi="Cambria Math"/>
           </w:rPr>
           <m:t>-</m:t>
         </m:r>
@@ -34792,228 +35634,1228 @@
           <m:t>[м]</m:t>
         </m:r>
       </m:oMath>
+      <w:r>
+        <w:rPr>
+          <w:rFonts w:eastAsiaTheme="minorEastAsia"/>
+        </w:rPr>
+        <w:t>;</w:t>
+      </w:r>
+    </w:p>
+    <w:p>
+      <m:oMath>
+        <m:sSub>
+          <m:sSubPr>
+            <m:ctrlPr>
+              <w:rPr>
+                <w:rFonts w:ascii="Cambria Math" w:hAnsi="Cambria Math"/>
+                <w:i/>
+              </w:rPr>
+            </m:ctrlPr>
+          </m:sSubPr>
+          <m:e>
+            <m:r>
+              <w:rPr>
+                <w:rFonts w:ascii="Cambria Math" w:hAnsi="Cambria Math"/>
+              </w:rPr>
+              <m:t>ρ</m:t>
+            </m:r>
+          </m:e>
+          <m:sub>
+            <m:r>
+              <w:rPr>
+                <w:rFonts w:ascii="Cambria Math" w:hAnsi="Cambria Math"/>
+                <w:lang w:val="en-US"/>
+              </w:rPr>
+              <m:t>w</m:t>
+            </m:r>
+          </m:sub>
+        </m:sSub>
+      </m:oMath>
+      <w:r>
+        <w:t xml:space="preserve"> </w:t>
+      </w:r>
+      <m:oMath>
+        <m:r>
+          <w:rPr>
+            <w:rFonts w:ascii="Cambria Math" w:eastAsiaTheme="minorEastAsia" w:hAnsi="Cambria Math"/>
+          </w:rPr>
+          <m:t>-</m:t>
+        </m:r>
+      </m:oMath>
+      <w:r>
+        <w:t xml:space="preserve"> </w:t>
+      </w:r>
+      <w:r>
+        <w:t>п</w:t>
+      </w:r>
+      <w:r>
+        <w:t>лотность воды</w:t>
+      </w:r>
+      <w:r>
+        <w:rPr>
+          <w:rFonts w:eastAsiaTheme="minorEastAsia"/>
+        </w:rPr>
+        <w:t xml:space="preserve">, </w:t>
+      </w:r>
+      <m:oMath>
+        <m:r>
+          <w:rPr>
+            <w:rFonts w:ascii="Cambria Math" w:eastAsiaTheme="minorEastAsia" w:hAnsi="Cambria Math"/>
+          </w:rPr>
+          <m:t>[кг/</m:t>
+        </m:r>
+        <m:sSup>
+          <m:sSupPr>
+            <m:ctrlPr>
+              <w:rPr>
+                <w:rFonts w:ascii="Cambria Math" w:hAnsi="Cambria Math"/>
+                <w:i/>
+              </w:rPr>
+            </m:ctrlPr>
+          </m:sSupPr>
+          <m:e>
+            <m:r>
+              <w:rPr>
+                <w:rFonts w:ascii="Cambria Math" w:hAnsi="Cambria Math"/>
+              </w:rPr>
+              <m:t>м</m:t>
+            </m:r>
+          </m:e>
+          <m:sup>
+            <m:r>
+              <w:rPr>
+                <w:rFonts w:ascii="Cambria Math" w:hAnsi="Cambria Math"/>
+              </w:rPr>
+              <m:t>3</m:t>
+            </m:r>
+          </m:sup>
+        </m:sSup>
+        <m:r>
+          <w:rPr>
+            <w:rFonts w:ascii="Cambria Math" w:eastAsiaTheme="minorEastAsia" w:hAnsi="Cambria Math"/>
+          </w:rPr>
+          <m:t>];</m:t>
+        </m:r>
+      </m:oMath>
+    </w:p>
+    <w:p>
+      <m:oMath>
+        <m:sSub>
+          <m:sSubPr>
+            <m:ctrlPr>
+              <w:rPr>
+                <w:rFonts w:ascii="Cambria Math" w:hAnsi="Cambria Math"/>
+                <w:i/>
+              </w:rPr>
+            </m:ctrlPr>
+          </m:sSubPr>
+          <m:e>
+            <m:r>
+              <w:rPr>
+                <w:rFonts w:ascii="Cambria Math" w:hAnsi="Cambria Math"/>
+              </w:rPr>
+              <m:t>ρ</m:t>
+            </m:r>
+          </m:e>
+          <m:sub>
+            <m:r>
+              <w:rPr>
+                <w:rFonts w:ascii="Cambria Math" w:hAnsi="Cambria Math"/>
+                <w:lang w:val="en-US"/>
+              </w:rPr>
+              <m:t>o</m:t>
+            </m:r>
+          </m:sub>
+        </m:sSub>
+      </m:oMath>
+      <w:r>
+        <w:t xml:space="preserve"> </w:t>
+      </w:r>
+      <m:oMath>
+        <m:r>
+          <w:rPr>
+            <w:rFonts w:ascii="Cambria Math" w:eastAsiaTheme="minorEastAsia" w:hAnsi="Cambria Math"/>
+          </w:rPr>
+          <m:t>-</m:t>
+        </m:r>
+      </m:oMath>
+      <w:r>
+        <w:t xml:space="preserve"> </w:t>
+      </w:r>
+      <w:r>
+        <w:t>п</w:t>
+      </w:r>
+      <w:r>
+        <w:t>лотность нефти</w:t>
+      </w:r>
+      <w:r>
+        <w:t xml:space="preserve">, </w:t>
+      </w:r>
+      <m:oMath>
+        <m:r>
+          <w:rPr>
+            <w:rFonts w:ascii="Cambria Math" w:eastAsiaTheme="minorEastAsia" w:hAnsi="Cambria Math"/>
+          </w:rPr>
+          <m:t>[кг/</m:t>
+        </m:r>
+        <m:sSup>
+          <m:sSupPr>
+            <m:ctrlPr>
+              <w:rPr>
+                <w:rFonts w:ascii="Cambria Math" w:hAnsi="Cambria Math"/>
+                <w:i/>
+              </w:rPr>
+            </m:ctrlPr>
+          </m:sSupPr>
+          <m:e>
+            <m:r>
+              <w:rPr>
+                <w:rFonts w:ascii="Cambria Math" w:hAnsi="Cambria Math"/>
+              </w:rPr>
+              <m:t>м</m:t>
+            </m:r>
+          </m:e>
+          <m:sup>
+            <m:r>
+              <w:rPr>
+                <w:rFonts w:ascii="Cambria Math" w:hAnsi="Cambria Math"/>
+              </w:rPr>
+              <m:t>3</m:t>
+            </m:r>
+          </m:sup>
+        </m:sSup>
+        <m:r>
+          <w:rPr>
+            <w:rFonts w:ascii="Cambria Math" w:eastAsiaTheme="minorEastAsia" w:hAnsi="Cambria Math"/>
+          </w:rPr>
+          <m:t>];</m:t>
+        </m:r>
+      </m:oMath>
+    </w:p>
+    <w:p>
+      <w:pPr>
+        <w:rPr>
+          <w:i/>
+        </w:rPr>
+      </w:pPr>
+      <m:oMath>
+        <m:sSub>
+          <m:sSubPr>
+            <m:ctrlPr>
+              <w:rPr>
+                <w:rFonts w:ascii="Cambria Math" w:hAnsi="Cambria Math"/>
+                <w:i/>
+              </w:rPr>
+            </m:ctrlPr>
+          </m:sSubPr>
+          <m:e>
+            <m:r>
+              <w:rPr>
+                <w:rFonts w:ascii="Cambria Math" w:hAnsi="Cambria Math"/>
+              </w:rPr>
+              <m:t>ρ</m:t>
+            </m:r>
+          </m:e>
+          <m:sub>
+            <m:r>
+              <w:rPr>
+                <w:rFonts w:ascii="Cambria Math" w:hAnsi="Cambria Math"/>
+              </w:rPr>
+              <m:t>p</m:t>
+            </m:r>
+          </m:sub>
+        </m:sSub>
+      </m:oMath>
+      <w:r>
+        <w:t xml:space="preserve"> </w:t>
+      </w:r>
+      <m:oMath>
+        <m:r>
+          <w:rPr>
+            <w:rFonts w:ascii="Cambria Math" w:eastAsiaTheme="minorEastAsia" w:hAnsi="Cambria Math"/>
+          </w:rPr>
+          <m:t>-</m:t>
+        </m:r>
+      </m:oMath>
+      <w:r>
+        <w:t xml:space="preserve"> </w:t>
+      </w:r>
+      <w:r>
+        <w:t>п</w:t>
+      </w:r>
+      <w:r>
+        <w:t>лотность</w:t>
+      </w:r>
+      <w:r>
+        <w:t xml:space="preserve"> </w:t>
+      </w:r>
+      <w:r>
+        <w:t>кристаллизованного</w:t>
+      </w:r>
+      <w:r>
+        <w:t xml:space="preserve"> парафина</w:t>
+      </w:r>
+      <w:r>
+        <w:t xml:space="preserve">, </w:t>
+      </w:r>
+      <m:oMath>
+        <m:r>
+          <w:rPr>
+            <w:rFonts w:ascii="Cambria Math" w:eastAsiaTheme="minorEastAsia" w:hAnsi="Cambria Math"/>
+          </w:rPr>
+          <m:t>[кг/</m:t>
+        </m:r>
+        <m:sSup>
+          <m:sSupPr>
+            <m:ctrlPr>
+              <w:rPr>
+                <w:rFonts w:ascii="Cambria Math" w:hAnsi="Cambria Math"/>
+                <w:i/>
+              </w:rPr>
+            </m:ctrlPr>
+          </m:sSupPr>
+          <m:e>
+            <m:r>
+              <w:rPr>
+                <w:rFonts w:ascii="Cambria Math" w:hAnsi="Cambria Math"/>
+              </w:rPr>
+              <m:t>м</m:t>
+            </m:r>
+          </m:e>
+          <m:sup>
+            <m:r>
+              <w:rPr>
+                <w:rFonts w:ascii="Cambria Math" w:hAnsi="Cambria Math"/>
+              </w:rPr>
+              <m:t>3</m:t>
+            </m:r>
+          </m:sup>
+        </m:sSup>
+        <m:r>
+          <w:rPr>
+            <w:rFonts w:ascii="Cambria Math" w:eastAsiaTheme="minorEastAsia" w:hAnsi="Cambria Math"/>
+          </w:rPr>
+          <m:t>];</m:t>
+        </m:r>
+      </m:oMath>
+    </w:p>
+    <w:p>
+      <m:oMath>
+        <m:sSub>
+          <m:sSubPr>
+            <m:ctrlPr>
+              <w:rPr>
+                <w:rFonts w:ascii="Cambria Math" w:hAnsi="Cambria Math"/>
+                <w:i/>
+              </w:rPr>
+            </m:ctrlPr>
+          </m:sSubPr>
+          <m:e>
+            <m:r>
+              <w:rPr>
+                <w:rFonts w:ascii="Cambria Math" w:hAnsi="Cambria Math"/>
+              </w:rPr>
+              <m:t>ρ</m:t>
+            </m:r>
+          </m:e>
+          <m:sub>
+            <m:r>
+              <w:rPr>
+                <w:rFonts w:ascii="Cambria Math" w:hAnsi="Cambria Math"/>
+              </w:rPr>
+              <m:t>f</m:t>
+            </m:r>
+          </m:sub>
+        </m:sSub>
+      </m:oMath>
+      <w:r>
+        <w:t xml:space="preserve"> </w:t>
+      </w:r>
+      <m:oMath>
+        <m:r>
+          <w:rPr>
+            <w:rFonts w:ascii="Cambria Math" w:eastAsiaTheme="minorEastAsia" w:hAnsi="Cambria Math"/>
+          </w:rPr>
+          <m:t>-</m:t>
+        </m:r>
+      </m:oMath>
+      <w:r>
+        <w:t xml:space="preserve"> </w:t>
+      </w:r>
+      <w:r>
+        <w:t>п</w:t>
+      </w:r>
+      <w:r>
+        <w:t xml:space="preserve">лотность </w:t>
+      </w:r>
+      <w:r>
+        <w:t xml:space="preserve">породы </w:t>
+      </w:r>
+      <w:r>
+        <w:t>пласта</w:t>
+      </w:r>
+      <m:oMath>
+        <m:r>
+          <w:rPr>
+            <w:rFonts w:ascii="Cambria Math" w:hAnsi="Cambria Math"/>
+          </w:rPr>
+          <m:t xml:space="preserve">, </m:t>
+        </m:r>
+        <m:r>
+          <w:rPr>
+            <w:rFonts w:ascii="Cambria Math" w:eastAsiaTheme="minorEastAsia" w:hAnsi="Cambria Math"/>
+          </w:rPr>
+          <m:t>[кг/</m:t>
+        </m:r>
+        <m:sSup>
+          <m:sSupPr>
+            <m:ctrlPr>
+              <w:rPr>
+                <w:rFonts w:ascii="Cambria Math" w:hAnsi="Cambria Math"/>
+                <w:i/>
+              </w:rPr>
+            </m:ctrlPr>
+          </m:sSupPr>
+          <m:e>
+            <m:r>
+              <w:rPr>
+                <w:rFonts w:ascii="Cambria Math" w:hAnsi="Cambria Math"/>
+              </w:rPr>
+              <m:t>м</m:t>
+            </m:r>
+          </m:e>
+          <m:sup>
+            <m:r>
+              <w:rPr>
+                <w:rFonts w:ascii="Cambria Math" w:hAnsi="Cambria Math"/>
+              </w:rPr>
+              <m:t>3</m:t>
+            </m:r>
+          </m:sup>
+        </m:sSup>
+        <m:r>
+          <w:rPr>
+            <w:rFonts w:ascii="Cambria Math" w:eastAsiaTheme="minorEastAsia" w:hAnsi="Cambria Math"/>
+          </w:rPr>
+          <m:t>];</m:t>
+        </m:r>
+      </m:oMath>
+    </w:p>
+    <w:p>
+      <m:oMath>
+        <m:sSub>
+          <m:sSubPr>
+            <m:ctrlPr>
+              <w:rPr>
+                <w:rFonts w:ascii="Cambria Math" w:hAnsi="Cambria Math"/>
+                <w:i/>
+              </w:rPr>
+            </m:ctrlPr>
+          </m:sSubPr>
+          <m:e>
+            <m:r>
+              <w:rPr>
+                <w:rFonts w:ascii="Cambria Math" w:hAnsi="Cambria Math"/>
+              </w:rPr>
+              <m:t>μ</m:t>
+            </m:r>
+          </m:e>
+          <m:sub>
+            <m:r>
+              <w:rPr>
+                <w:rFonts w:ascii="Cambria Math" w:hAnsi="Cambria Math"/>
+                <w:lang w:val="en-US"/>
+              </w:rPr>
+              <m:t>w</m:t>
+            </m:r>
+          </m:sub>
+        </m:sSub>
+      </m:oMath>
+      <w:r>
+        <w:t xml:space="preserve"> </w:t>
+      </w:r>
+      <m:oMath>
+        <m:r>
+          <w:rPr>
+            <w:rFonts w:ascii="Cambria Math" w:eastAsiaTheme="minorEastAsia" w:hAnsi="Cambria Math"/>
+          </w:rPr>
+          <m:t>-</m:t>
+        </m:r>
+      </m:oMath>
+      <w:r>
+        <w:t xml:space="preserve"> </w:t>
+      </w:r>
+      <w:r>
+        <w:t>в</w:t>
+      </w:r>
+      <w:r>
+        <w:t xml:space="preserve">язкость воды, </w:t>
+      </w:r>
+      <m:oMath>
+        <m:r>
+          <w:rPr>
+            <w:rFonts w:ascii="Cambria Math" w:hAnsi="Cambria Math"/>
+          </w:rPr>
+          <m:t>[Па</m:t>
+        </m:r>
+        <m:r>
+          <w:rPr>
+            <w:rFonts w:ascii="Cambria Math" w:hAnsi="Cambria Math"/>
+          </w:rPr>
+          <m:t>∙</m:t>
+        </m:r>
+        <m:r>
+          <w:rPr>
+            <w:rFonts w:ascii="Cambria Math" w:hAnsi="Cambria Math"/>
+          </w:rPr>
+          <m:t>с];</m:t>
+        </m:r>
+      </m:oMath>
+    </w:p>
+    <w:p>
+      <m:oMath>
+        <m:sSub>
+          <m:sSubPr>
+            <m:ctrlPr>
+              <w:rPr>
+                <w:rFonts w:ascii="Cambria Math" w:hAnsi="Cambria Math"/>
+                <w:i/>
+              </w:rPr>
+            </m:ctrlPr>
+          </m:sSubPr>
+          <m:e>
+            <m:r>
+              <w:rPr>
+                <w:rFonts w:ascii="Cambria Math" w:hAnsi="Cambria Math"/>
+              </w:rPr>
+              <m:t>μ</m:t>
+            </m:r>
+          </m:e>
+          <m:sub>
+            <m:r>
+              <w:rPr>
+                <w:rFonts w:ascii="Cambria Math" w:hAnsi="Cambria Math"/>
+              </w:rPr>
+              <m:t>o</m:t>
+            </m:r>
+          </m:sub>
+        </m:sSub>
+      </m:oMath>
+      <w:r>
+        <w:t xml:space="preserve"> </w:t>
+      </w:r>
+      <w:r>
+        <w:t xml:space="preserve"> </w:t>
+      </w:r>
+      <m:oMath>
+        <m:r>
+          <w:rPr>
+            <w:rFonts w:ascii="Cambria Math" w:eastAsiaTheme="minorEastAsia" w:hAnsi="Cambria Math"/>
+          </w:rPr>
+          <m:t>-</m:t>
+        </m:r>
+      </m:oMath>
+      <w:r>
+        <w:t xml:space="preserve"> </w:t>
+      </w:r>
+      <w:r>
+        <w:t>в</w:t>
+      </w:r>
+      <w:r>
+        <w:t>язкость нефти</w:t>
+      </w:r>
+      <w:r>
+        <w:t xml:space="preserve">, </w:t>
+      </w:r>
+      <m:oMath>
+        <m:r>
+          <w:rPr>
+            <w:rFonts w:ascii="Cambria Math" w:hAnsi="Cambria Math"/>
+          </w:rPr>
+          <m:t>[Па</m:t>
+        </m:r>
+        <m:r>
+          <w:rPr>
+            <w:rFonts w:ascii="Cambria Math" w:hAnsi="Cambria Math"/>
+          </w:rPr>
+          <m:t>∙</m:t>
+        </m:r>
+        <m:r>
+          <w:rPr>
+            <w:rFonts w:ascii="Cambria Math" w:hAnsi="Cambria Math"/>
+          </w:rPr>
+          <m:t>с];</m:t>
+        </m:r>
+      </m:oMath>
+    </w:p>
+    <w:p>
+      <m:oMath>
+        <m:sSub>
+          <m:sSubPr>
+            <m:ctrlPr>
+              <w:rPr>
+                <w:rFonts w:ascii="Cambria Math" w:eastAsiaTheme="minorEastAsia" w:hAnsi="Cambria Math"/>
+                <w:i/>
+                <w:lang w:val="en-US"/>
+              </w:rPr>
+            </m:ctrlPr>
+          </m:sSubPr>
+          <m:e>
+            <m:r>
+              <w:rPr>
+                <w:rFonts w:ascii="Cambria Math" w:eastAsiaTheme="minorEastAsia" w:hAnsi="Cambria Math"/>
+                <w:lang w:val="en-US"/>
+              </w:rPr>
+              <m:t>C</m:t>
+            </m:r>
+          </m:e>
+          <m:sub>
+            <m:r>
+              <w:rPr>
+                <w:rFonts w:ascii="Cambria Math" w:eastAsiaTheme="minorEastAsia" w:hAnsi="Cambria Math"/>
+                <w:lang w:val="en-US"/>
+              </w:rPr>
+              <m:t>w</m:t>
+            </m:r>
+          </m:sub>
+        </m:sSub>
+      </m:oMath>
+      <w:r>
+        <w:rPr>
+          <w:rFonts w:eastAsiaTheme="minorEastAsia"/>
+        </w:rPr>
+        <w:t xml:space="preserve"> </w:t>
+      </w:r>
+      <m:oMath>
+        <m:r>
+          <w:rPr>
+            <w:rFonts w:ascii="Cambria Math" w:eastAsiaTheme="minorEastAsia" w:hAnsi="Cambria Math"/>
+          </w:rPr>
+          <m:t>-</m:t>
+        </m:r>
+      </m:oMath>
+      <w:r>
+        <w:t xml:space="preserve"> </w:t>
+      </w:r>
+      <w:r>
+        <w:t>т</w:t>
+      </w:r>
+      <w:r>
+        <w:t>еплоемкость воды</w:t>
+      </w:r>
+      <w:r>
+        <w:t xml:space="preserve">, </w:t>
+      </w:r>
+      <m:oMath>
+        <m:r>
+          <w:rPr>
+            <w:rFonts w:ascii="Cambria Math" w:hAnsi="Cambria Math"/>
+          </w:rPr>
+          <m:t>[Дж∙кг/</m:t>
+        </m:r>
+        <m:r>
+          <w:rPr>
+            <w:rStyle w:val="af3"/>
+            <w:rFonts w:ascii="Cambria Math" w:hAnsi="Cambria Math" w:cs="Arial"/>
+            <w:color w:val="333333"/>
+            <w:shd w:val="clear" w:color="auto" w:fill="FFFFFF"/>
+          </w:rPr>
+          <m:t>°</m:t>
+        </m:r>
+        <m:r>
+          <w:rPr>
+            <w:rFonts w:ascii="Cambria Math" w:hAnsi="Cambria Math"/>
+          </w:rPr>
+          <m:t>C];</m:t>
+        </m:r>
+      </m:oMath>
+    </w:p>
+    <w:p>
+      <m:oMath>
+        <m:sSub>
+          <m:sSubPr>
+            <m:ctrlPr>
+              <w:rPr>
+                <w:rFonts w:ascii="Cambria Math" w:eastAsiaTheme="minorEastAsia" w:hAnsi="Cambria Math"/>
+                <w:i/>
+                <w:lang w:val="en-US"/>
+              </w:rPr>
+            </m:ctrlPr>
+          </m:sSubPr>
+          <m:e>
+            <m:r>
+              <w:rPr>
+                <w:rFonts w:ascii="Cambria Math" w:eastAsiaTheme="minorEastAsia" w:hAnsi="Cambria Math"/>
+                <w:lang w:val="en-US"/>
+              </w:rPr>
+              <m:t>C</m:t>
+            </m:r>
+          </m:e>
+          <m:sub>
+            <m:r>
+              <w:rPr>
+                <w:rFonts w:ascii="Cambria Math" w:eastAsiaTheme="minorEastAsia" w:hAnsi="Cambria Math"/>
+                <w:lang w:val="en-US"/>
+              </w:rPr>
+              <m:t>o</m:t>
+            </m:r>
+          </m:sub>
+        </m:sSub>
+      </m:oMath>
+      <w:r>
+        <w:rPr>
+          <w:rFonts w:eastAsiaTheme="minorEastAsia"/>
+        </w:rPr>
+        <w:t xml:space="preserve"> </w:t>
+      </w:r>
+      <m:oMath>
+        <m:r>
+          <w:rPr>
+            <w:rFonts w:ascii="Cambria Math" w:eastAsiaTheme="minorEastAsia" w:hAnsi="Cambria Math"/>
+          </w:rPr>
+          <m:t>-</m:t>
+        </m:r>
+      </m:oMath>
+      <w:r>
+        <w:t xml:space="preserve"> </w:t>
+      </w:r>
+      <w:r>
+        <w:t>т</w:t>
+      </w:r>
+      <w:r>
+        <w:t xml:space="preserve">еплоемкость нефти, </w:t>
+      </w:r>
+      <m:oMath>
+        <m:r>
+          <w:rPr>
+            <w:rFonts w:ascii="Cambria Math" w:hAnsi="Cambria Math"/>
+          </w:rPr>
+          <m:t>[Дж∙кг/</m:t>
+        </m:r>
+        <m:r>
+          <w:rPr>
+            <w:rStyle w:val="af3"/>
+            <w:rFonts w:ascii="Cambria Math" w:hAnsi="Cambria Math" w:cs="Arial"/>
+            <w:color w:val="333333"/>
+            <w:shd w:val="clear" w:color="auto" w:fill="FFFFFF"/>
+          </w:rPr>
+          <m:t>°</m:t>
+        </m:r>
+        <m:r>
+          <w:rPr>
+            <w:rFonts w:ascii="Cambria Math" w:hAnsi="Cambria Math"/>
+          </w:rPr>
+          <m:t>C];</m:t>
+        </m:r>
+      </m:oMath>
+    </w:p>
+    <w:p>
+      <m:oMath>
+        <m:sSub>
+          <m:sSubPr>
+            <m:ctrlPr>
+              <w:rPr>
+                <w:rFonts w:ascii="Cambria Math" w:eastAsiaTheme="minorEastAsia" w:hAnsi="Cambria Math"/>
+                <w:i/>
+                <w:lang w:val="en-US"/>
+              </w:rPr>
+            </m:ctrlPr>
+          </m:sSubPr>
+          <m:e>
+            <m:r>
+              <w:rPr>
+                <w:rFonts w:ascii="Cambria Math" w:eastAsiaTheme="minorEastAsia" w:hAnsi="Cambria Math"/>
+                <w:lang w:val="en-US"/>
+              </w:rPr>
+              <m:t>C</m:t>
+            </m:r>
+          </m:e>
+          <m:sub>
+            <m:r>
+              <w:rPr>
+                <w:rFonts w:ascii="Cambria Math" w:eastAsiaTheme="minorEastAsia" w:hAnsi="Cambria Math"/>
+                <w:lang w:val="en-US"/>
+              </w:rPr>
+              <m:t>p</m:t>
+            </m:r>
+          </m:sub>
+        </m:sSub>
+      </m:oMath>
+      <w:r>
+        <w:rPr>
+          <w:rFonts w:eastAsiaTheme="minorEastAsia"/>
+        </w:rPr>
+        <w:t xml:space="preserve"> </w:t>
+      </w:r>
+      <m:oMath>
+        <m:r>
+          <w:rPr>
+            <w:rFonts w:ascii="Cambria Math" w:eastAsiaTheme="minorEastAsia" w:hAnsi="Cambria Math"/>
+          </w:rPr>
+          <m:t>-</m:t>
+        </m:r>
+      </m:oMath>
+      <w:r>
+        <w:t xml:space="preserve"> </w:t>
+      </w:r>
+      <w:r>
+        <w:t>т</w:t>
+      </w:r>
+      <w:r>
+        <w:t xml:space="preserve">еплоемкость </w:t>
+      </w:r>
+      <w:r>
+        <w:t xml:space="preserve">кристаллизованного </w:t>
+      </w:r>
+      <w:r>
+        <w:t>парафина</w:t>
+      </w:r>
+      <w:r>
+        <w:t xml:space="preserve">, </w:t>
+      </w:r>
+      <m:oMath>
+        <m:r>
+          <w:rPr>
+            <w:rFonts w:ascii="Cambria Math" w:hAnsi="Cambria Math"/>
+          </w:rPr>
+          <m:t>[Дж∙кг/</m:t>
+        </m:r>
+        <m:r>
+          <w:rPr>
+            <w:rStyle w:val="af3"/>
+            <w:rFonts w:ascii="Cambria Math" w:hAnsi="Cambria Math" w:cs="Arial"/>
+            <w:color w:val="333333"/>
+            <w:shd w:val="clear" w:color="auto" w:fill="FFFFFF"/>
+          </w:rPr>
+          <m:t>°</m:t>
+        </m:r>
+        <m:r>
+          <w:rPr>
+            <w:rFonts w:ascii="Cambria Math" w:hAnsi="Cambria Math"/>
+          </w:rPr>
+          <m:t>C];</m:t>
+        </m:r>
+      </m:oMath>
+    </w:p>
+    <w:p>
+      <m:oMath>
+        <m:sSub>
+          <m:sSubPr>
+            <m:ctrlPr>
+              <w:rPr>
+                <w:rFonts w:ascii="Cambria Math" w:eastAsiaTheme="minorEastAsia" w:hAnsi="Cambria Math"/>
+                <w:i/>
+                <w:lang w:val="en-US"/>
+              </w:rPr>
+            </m:ctrlPr>
+          </m:sSubPr>
+          <m:e>
+            <m:r>
+              <w:rPr>
+                <w:rFonts w:ascii="Cambria Math" w:eastAsiaTheme="minorEastAsia" w:hAnsi="Cambria Math"/>
+                <w:lang w:val="en-US"/>
+              </w:rPr>
+              <m:t>C</m:t>
+            </m:r>
+          </m:e>
+          <m:sub>
+            <m:r>
+              <w:rPr>
+                <w:rFonts w:ascii="Cambria Math" w:eastAsiaTheme="minorEastAsia" w:hAnsi="Cambria Math"/>
+                <w:lang w:val="en-US"/>
+              </w:rPr>
+              <m:t>f</m:t>
+            </m:r>
+          </m:sub>
+        </m:sSub>
+      </m:oMath>
+      <w:r>
+        <w:rPr>
+          <w:rFonts w:eastAsiaTheme="minorEastAsia"/>
+        </w:rPr>
+        <w:t xml:space="preserve"> </w:t>
+      </w:r>
+      <m:oMath>
+        <m:r>
+          <w:rPr>
+            <w:rFonts w:ascii="Cambria Math" w:eastAsiaTheme="minorEastAsia" w:hAnsi="Cambria Math"/>
+          </w:rPr>
+          <m:t>-</m:t>
+        </m:r>
+      </m:oMath>
+      <w:r>
+        <w:t xml:space="preserve"> </w:t>
+      </w:r>
+      <w:r>
+        <w:t>т</w:t>
+      </w:r>
+      <w:r>
+        <w:t xml:space="preserve">еплоемкость </w:t>
+      </w:r>
+      <w:r>
+        <w:t xml:space="preserve">породы </w:t>
+      </w:r>
+      <w:r>
+        <w:t>пласта</w:t>
+      </w:r>
+      <w:r>
+        <w:t xml:space="preserve">, </w:t>
+      </w:r>
+      <m:oMath>
+        <m:r>
+          <w:rPr>
+            <w:rFonts w:ascii="Cambria Math" w:hAnsi="Cambria Math"/>
+          </w:rPr>
+          <m:t>[Дж∙кг/</m:t>
+        </m:r>
+        <m:r>
+          <w:rPr>
+            <w:rStyle w:val="af3"/>
+            <w:rFonts w:ascii="Cambria Math" w:hAnsi="Cambria Math" w:cs="Arial"/>
+            <w:color w:val="333333"/>
+            <w:shd w:val="clear" w:color="auto" w:fill="FFFFFF"/>
+          </w:rPr>
+          <m:t>°</m:t>
+        </m:r>
+        <m:r>
+          <w:rPr>
+            <w:rFonts w:ascii="Cambria Math" w:hAnsi="Cambria Math"/>
+          </w:rPr>
+          <m:t>C];</m:t>
+        </m:r>
+      </m:oMath>
+    </w:p>
+    <w:p>
+      <m:oMath>
+        <m:sSub>
+          <m:sSubPr>
+            <m:ctrlPr>
+              <w:rPr>
+                <w:rFonts w:ascii="Cambria Math" w:eastAsiaTheme="minorEastAsia" w:hAnsi="Cambria Math"/>
+                <w:i/>
+                <w:lang w:val="en-US"/>
+              </w:rPr>
+            </m:ctrlPr>
+          </m:sSubPr>
+          <m:e>
+            <m:r>
+              <w:rPr>
+                <w:rFonts w:ascii="Cambria Math" w:eastAsiaTheme="minorEastAsia" w:hAnsi="Cambria Math"/>
+                <w:lang w:val="en-US"/>
+              </w:rPr>
+              <m:t>K</m:t>
+            </m:r>
+          </m:e>
+          <m:sub>
+            <m:r>
+              <w:rPr>
+                <w:rFonts w:ascii="Cambria Math" w:eastAsiaTheme="minorEastAsia" w:hAnsi="Cambria Math"/>
+                <w:lang w:val="en-US"/>
+              </w:rPr>
+              <m:t>w</m:t>
+            </m:r>
+          </m:sub>
+        </m:sSub>
+      </m:oMath>
+      <w:r>
+        <w:rPr>
+          <w:rFonts w:eastAsiaTheme="minorEastAsia"/>
+        </w:rPr>
+        <w:t xml:space="preserve"> </w:t>
+      </w:r>
+      <m:oMath>
+        <m:r>
+          <w:rPr>
+            <w:rFonts w:ascii="Cambria Math" w:eastAsiaTheme="minorEastAsia" w:hAnsi="Cambria Math"/>
+          </w:rPr>
+          <m:t>-</m:t>
+        </m:r>
+      </m:oMath>
+      <w:r>
+        <w:t xml:space="preserve"> </w:t>
+      </w:r>
+      <w:r>
+        <w:t xml:space="preserve"> </w:t>
+      </w:r>
+      <w:r>
+        <w:t>т</w:t>
+      </w:r>
+      <w:r>
+        <w:t xml:space="preserve">еплопроводность воды, </w:t>
+      </w:r>
+      <m:oMath>
+        <m:r>
+          <w:rPr>
+            <w:rFonts w:ascii="Cambria Math" w:hAnsi="Cambria Math"/>
+          </w:rPr>
+          <m:t>[Вт/м/</m:t>
+        </m:r>
+        <m:r>
+          <w:rPr>
+            <w:rStyle w:val="af3"/>
+            <w:rFonts w:ascii="Cambria Math" w:hAnsi="Cambria Math" w:cs="Arial"/>
+            <w:color w:val="333333"/>
+            <w:shd w:val="clear" w:color="auto" w:fill="FFFFFF"/>
+          </w:rPr>
+          <m:t>°</m:t>
+        </m:r>
+        <m:r>
+          <w:rPr>
+            <w:rFonts w:ascii="Cambria Math" w:hAnsi="Cambria Math"/>
+          </w:rPr>
+          <m:t>C)]</m:t>
+        </m:r>
+      </m:oMath>
+    </w:p>
+    <w:p>
+      <m:oMath>
+        <m:sSub>
+          <m:sSubPr>
+            <m:ctrlPr>
+              <w:rPr>
+                <w:rFonts w:ascii="Cambria Math" w:eastAsiaTheme="minorEastAsia" w:hAnsi="Cambria Math"/>
+                <w:i/>
+                <w:lang w:val="en-US"/>
+              </w:rPr>
+            </m:ctrlPr>
+          </m:sSubPr>
+          <m:e>
+            <m:r>
+              <w:rPr>
+                <w:rFonts w:ascii="Cambria Math" w:eastAsiaTheme="minorEastAsia" w:hAnsi="Cambria Math"/>
+                <w:lang w:val="en-US"/>
+              </w:rPr>
+              <m:t>K</m:t>
+            </m:r>
+          </m:e>
+          <m:sub>
+            <m:r>
+              <w:rPr>
+                <w:rFonts w:ascii="Cambria Math" w:eastAsiaTheme="minorEastAsia" w:hAnsi="Cambria Math"/>
+                <w:lang w:val="en-US"/>
+              </w:rPr>
+              <m:t>o</m:t>
+            </m:r>
+          </m:sub>
+        </m:sSub>
+      </m:oMath>
+      <w:r>
+        <w:rPr>
+          <w:rFonts w:eastAsiaTheme="minorEastAsia"/>
+        </w:rPr>
+        <w:t xml:space="preserve"> </w:t>
+      </w:r>
+      <m:oMath>
+        <m:r>
+          <w:rPr>
+            <w:rFonts w:ascii="Cambria Math" w:eastAsiaTheme="minorEastAsia" w:hAnsi="Cambria Math"/>
+          </w:rPr>
+          <m:t>-</m:t>
+        </m:r>
+      </m:oMath>
+      <w:r>
+        <w:t xml:space="preserve"> </w:t>
+      </w:r>
+      <w:r>
+        <w:t xml:space="preserve"> </w:t>
+      </w:r>
+      <w:r>
+        <w:t>т</w:t>
+      </w:r>
+      <w:r>
+        <w:t>еплопроводность нефти</w:t>
+      </w:r>
+      <w:r>
+        <w:t xml:space="preserve">, </w:t>
+      </w:r>
+      <m:oMath>
+        <m:r>
+          <w:rPr>
+            <w:rFonts w:ascii="Cambria Math" w:hAnsi="Cambria Math"/>
+          </w:rPr>
+          <m:t>[Вт/м/</m:t>
+        </m:r>
+        <m:r>
+          <w:rPr>
+            <w:rStyle w:val="af3"/>
+            <w:rFonts w:ascii="Cambria Math" w:hAnsi="Cambria Math" w:cs="Arial"/>
+            <w:color w:val="333333"/>
+            <w:shd w:val="clear" w:color="auto" w:fill="FFFFFF"/>
+          </w:rPr>
+          <m:t>°</m:t>
+        </m:r>
+        <m:r>
+          <w:rPr>
+            <w:rFonts w:ascii="Cambria Math" w:hAnsi="Cambria Math"/>
+          </w:rPr>
+          <m:t>C)]</m:t>
+        </m:r>
+      </m:oMath>
+    </w:p>
+    <w:p>
+      <m:oMath>
+        <m:sSub>
+          <m:sSubPr>
+            <m:ctrlPr>
+              <w:rPr>
+                <w:rFonts w:ascii="Cambria Math" w:eastAsiaTheme="minorEastAsia" w:hAnsi="Cambria Math"/>
+                <w:i/>
+                <w:lang w:val="en-US"/>
+              </w:rPr>
+            </m:ctrlPr>
+          </m:sSubPr>
+          <m:e>
+            <m:r>
+              <w:rPr>
+                <w:rFonts w:ascii="Cambria Math" w:eastAsiaTheme="minorEastAsia" w:hAnsi="Cambria Math"/>
+                <w:lang w:val="en-US"/>
+              </w:rPr>
+              <m:t>K</m:t>
+            </m:r>
+          </m:e>
+          <m:sub>
+            <m:r>
+              <w:rPr>
+                <w:rFonts w:ascii="Cambria Math" w:eastAsiaTheme="minorEastAsia" w:hAnsi="Cambria Math"/>
+                <w:lang w:val="en-US"/>
+              </w:rPr>
+              <m:t>p</m:t>
+            </m:r>
+          </m:sub>
+        </m:sSub>
+      </m:oMath>
+      <w:r>
+        <w:rPr>
+          <w:rFonts w:eastAsiaTheme="minorEastAsia"/>
+        </w:rPr>
+        <w:t xml:space="preserve"> </w:t>
+      </w:r>
+      <m:oMath>
+        <m:r>
+          <w:rPr>
+            <w:rFonts w:ascii="Cambria Math" w:eastAsiaTheme="minorEastAsia" w:hAnsi="Cambria Math"/>
+          </w:rPr>
+          <m:t>-</m:t>
+        </m:r>
+      </m:oMath>
+      <w:r>
+        <w:t xml:space="preserve"> </w:t>
+      </w:r>
+      <w:r>
+        <w:t>т</w:t>
+      </w:r>
+      <w:r>
+        <w:t>еплопроводность кристаллизованного парафина</w:t>
+      </w:r>
+      <w:r>
+        <w:t xml:space="preserve">, </w:t>
+      </w:r>
+      <m:oMath>
+        <m:r>
+          <w:rPr>
+            <w:rFonts w:ascii="Cambria Math" w:hAnsi="Cambria Math"/>
+          </w:rPr>
+          <m:t>[Вт/м/</m:t>
+        </m:r>
+        <m:r>
+          <w:rPr>
+            <w:rStyle w:val="af3"/>
+            <w:rFonts w:ascii="Cambria Math" w:hAnsi="Cambria Math" w:cs="Arial"/>
+            <w:color w:val="333333"/>
+            <w:shd w:val="clear" w:color="auto" w:fill="FFFFFF"/>
+          </w:rPr>
+          <m:t>°</m:t>
+        </m:r>
+        <m:r>
+          <w:rPr>
+            <w:rFonts w:ascii="Cambria Math" w:hAnsi="Cambria Math"/>
+          </w:rPr>
+          <m:t>C)]</m:t>
+        </m:r>
+      </m:oMath>
     </w:p>
     <w:p/>
     <w:p>
-      <w:pPr>
-        <w:rPr>
-          <w:lang w:val="en-US"/>
-        </w:rPr>
-      </w:pPr>
-      <w:r>
-        <w:rPr>
-          <w:lang w:val="en-US"/>
-        </w:rPr>
-        <w:t xml:space="preserve"># </w:t>
-      </w:r>
-      <w:r>
-        <w:t>Параметры</w:t>
-      </w:r>
-      <w:r>
-        <w:rPr>
-          <w:lang w:val="en-US"/>
+      <m:oMath>
+        <m:sSub>
+          <m:sSubPr>
+            <m:ctrlPr>
+              <w:rPr>
+                <w:rFonts w:ascii="Cambria Math" w:eastAsiaTheme="minorEastAsia" w:hAnsi="Cambria Math"/>
+                <w:i/>
+                <w:lang w:val="en-US"/>
+              </w:rPr>
+            </m:ctrlPr>
+          </m:sSubPr>
+          <m:e>
+            <m:r>
+              <w:rPr>
+                <w:rFonts w:ascii="Cambria Math" w:eastAsiaTheme="minorEastAsia" w:hAnsi="Cambria Math"/>
+                <w:lang w:val="en-US"/>
+              </w:rPr>
+              <m:t>K</m:t>
+            </m:r>
+          </m:e>
+          <m:sub>
+            <m:r>
+              <w:rPr>
+                <w:rFonts w:ascii="Cambria Math" w:eastAsiaTheme="minorEastAsia" w:hAnsi="Cambria Math"/>
+                <w:lang w:val="en-US"/>
+              </w:rPr>
+              <m:t>f</m:t>
+            </m:r>
+          </m:sub>
+        </m:sSub>
+      </m:oMath>
+      <w:r>
+        <w:rPr>
+          <w:rFonts w:eastAsiaTheme="minorEastAsia"/>
         </w:rPr>
         <w:t xml:space="preserve"> </w:t>
       </w:r>
-      <w:r>
-        <w:t>ОФП</w:t>
-      </w:r>
-    </w:p>
-    <w:p>
-      <w:pPr>
-        <w:rPr>
-          <w:lang w:val="en-US"/>
-        </w:rPr>
-      </w:pPr>
-      <w:r>
-        <w:rPr>
-          <w:lang w:val="en-US"/>
-        </w:rPr>
-        <w:t>S_min = 0.18</w:t>
-      </w:r>
-    </w:p>
-    <w:p>
-      <w:pPr>
-        <w:rPr>
-          <w:lang w:val="en-US"/>
-        </w:rPr>
-      </w:pPr>
-      <w:r>
-        <w:rPr>
-          <w:lang w:val="en-US"/>
-        </w:rPr>
-        <w:t>S_max = 0.70</w:t>
-      </w:r>
-    </w:p>
-    <w:p>
-      <w:r>
-        <w:t>n_power = 2</w:t>
-      </w:r>
-    </w:p>
-    <w:p/>
-    <w:p>
-      <w:r>
-        <w:t># Параметры флюидов</w:t>
-      </w:r>
-    </w:p>
-    <w:p>
-      <w:r>
-        <w:t xml:space="preserve">ro_w = </w:t>
-      </w:r>
-      <w:proofErr w:type="gramStart"/>
-      <w:r>
-        <w:t>1000.0  #</w:t>
-      </w:r>
-      <w:proofErr w:type="gramEnd"/>
-      <w:r>
-        <w:t xml:space="preserve"> Плотность воды, [кг/м^3]</w:t>
-      </w:r>
-    </w:p>
-    <w:p>
-      <w:r>
-        <w:t>ro_o = 860.0   # Плотность нефти, [кг/м^3]</w:t>
-      </w:r>
-    </w:p>
-    <w:p>
-      <w:r>
-        <w:t>ro_p = 900.0   # Плотность парафина, [кг/м^3]</w:t>
-      </w:r>
-    </w:p>
-    <w:p>
-      <w:r>
-        <w:t xml:space="preserve">ro_f = </w:t>
-      </w:r>
-      <w:proofErr w:type="gramStart"/>
-      <w:r>
-        <w:t>2500.0  #</w:t>
-      </w:r>
-      <w:proofErr w:type="gramEnd"/>
-      <w:r>
-        <w:t xml:space="preserve"> Плотность пласта, [кг/м^3]</w:t>
-      </w:r>
-    </w:p>
-    <w:p>
-      <w:r>
-        <w:t>mu_w = 1.0 * cpoise_to_</w:t>
-      </w:r>
-      <w:proofErr w:type="gramStart"/>
-      <w:r>
-        <w:t>Pas  #</w:t>
-      </w:r>
-      <w:proofErr w:type="gramEnd"/>
-      <w:r>
-        <w:t xml:space="preserve"> Вязкость воды, [Па*с]</w:t>
-      </w:r>
-    </w:p>
-    <w:p>
-      <w:r>
-        <w:t>mu_o = 5.0 * cpoise_to_</w:t>
-      </w:r>
-      <w:proofErr w:type="gramStart"/>
-      <w:r>
-        <w:t>Pas  #</w:t>
-      </w:r>
-      <w:proofErr w:type="gramEnd"/>
-      <w:r>
-        <w:t xml:space="preserve"> Вязкость нефти, [Па*с]</w:t>
-      </w:r>
-    </w:p>
-    <w:p>
-      <w:r>
-        <w:t xml:space="preserve">c_w = </w:t>
-      </w:r>
-      <w:proofErr w:type="gramStart"/>
-      <w:r>
-        <w:t>4200  #</w:t>
-      </w:r>
-      <w:proofErr w:type="gramEnd"/>
-      <w:r>
-        <w:t xml:space="preserve"> Теплоемкость воды, [Дж*кг/C]</w:t>
-      </w:r>
-    </w:p>
-    <w:p>
-      <w:r>
-        <w:t xml:space="preserve">c_o = </w:t>
-      </w:r>
-      <w:proofErr w:type="gramStart"/>
-      <w:r>
-        <w:t>2000  #</w:t>
-      </w:r>
-      <w:proofErr w:type="gramEnd"/>
-      <w:r>
-        <w:t xml:space="preserve"> Теплоемкость нефти, [Дж*кг/C]</w:t>
-      </w:r>
-    </w:p>
-    <w:p>
-      <w:r>
-        <w:lastRenderedPageBreak/>
-        <w:t xml:space="preserve">c_p = </w:t>
-      </w:r>
-      <w:proofErr w:type="gramStart"/>
-      <w:r>
-        <w:t>2200  #</w:t>
-      </w:r>
-      <w:proofErr w:type="gramEnd"/>
-      <w:r>
-        <w:t xml:space="preserve"> Теплоемкость парафина, [Дж*кг/C]</w:t>
-      </w:r>
-    </w:p>
-    <w:p>
-      <w:r>
-        <w:t>c_f = 850   # Теплоемкость пласта, [Дж*кг/C]</w:t>
-      </w:r>
-    </w:p>
-    <w:p>
-      <w:r>
-        <w:t>K_</w:t>
-      </w:r>
-      <w:proofErr w:type="gramStart"/>
-      <w:r>
-        <w:t>p  =</w:t>
-      </w:r>
-      <w:proofErr w:type="gramEnd"/>
-      <w:r>
-        <w:t xml:space="preserve"> 0.2  # Теплопроводность парафина, Вт/(м·С)</w:t>
-      </w:r>
-    </w:p>
-    <w:p>
-      <w:r>
-        <w:t>K_</w:t>
-      </w:r>
-      <w:proofErr w:type="gramStart"/>
-      <w:r>
-        <w:t>w  =</w:t>
-      </w:r>
-      <w:proofErr w:type="gramEnd"/>
-      <w:r>
-        <w:t xml:space="preserve"> 0.6  # Теплопроводность воды, Вт/(м·С)</w:t>
-      </w:r>
-    </w:p>
-    <w:p>
-      <w:r>
-        <w:t>K_</w:t>
-      </w:r>
-      <w:proofErr w:type="gramStart"/>
-      <w:r>
-        <w:t>o  =</w:t>
-      </w:r>
-      <w:proofErr w:type="gramEnd"/>
-      <w:r>
-        <w:t xml:space="preserve"> 0.12 # Теплопроводность нефти, Вт/(м·С)</w:t>
-      </w:r>
-    </w:p>
-    <w:p>
-      <w:r>
-        <w:t>K_</w:t>
-      </w:r>
-      <w:proofErr w:type="gramStart"/>
-      <w:r>
-        <w:t>f  =</w:t>
-      </w:r>
-      <w:proofErr w:type="gramEnd"/>
-      <w:r>
-        <w:t xml:space="preserve"> 2.0  # Теплопроводность пласта, Вт/(м·С)</w:t>
-      </w:r>
+      <m:oMath>
+        <m:r>
+          <w:rPr>
+            <w:rFonts w:ascii="Cambria Math" w:eastAsiaTheme="minorEastAsia" w:hAnsi="Cambria Math"/>
+          </w:rPr>
+          <m:t>-</m:t>
+        </m:r>
+      </m:oMath>
+      <w:r>
+        <w:t xml:space="preserve"> </w:t>
+      </w:r>
+      <w:r>
+        <w:t>т</w:t>
+      </w:r>
+      <w:r>
+        <w:t>еплопроводность пласта</w:t>
+      </w:r>
+      <w:r>
+        <w:t xml:space="preserve">, </w:t>
+      </w:r>
+      <m:oMath>
+        <m:r>
+          <w:rPr>
+            <w:rFonts w:ascii="Cambria Math" w:hAnsi="Cambria Math"/>
+          </w:rPr>
+          <m:t>[Вт/м/</m:t>
+        </m:r>
+        <m:r>
+          <w:rPr>
+            <w:rStyle w:val="af3"/>
+            <w:rFonts w:ascii="Cambria Math" w:hAnsi="Cambria Math" w:cs="Arial"/>
+            <w:color w:val="333333"/>
+            <w:shd w:val="clear" w:color="auto" w:fill="FFFFFF"/>
+          </w:rPr>
+          <m:t>°</m:t>
+        </m:r>
+        <m:r>
+          <w:rPr>
+            <w:rFonts w:ascii="Cambria Math" w:hAnsi="Cambria Math"/>
+          </w:rPr>
+          <m:t>C)]</m:t>
+        </m:r>
+      </m:oMath>
     </w:p>
     <w:p/>
     <w:p>

--- a/resources/Лазарев диплом.docx
+++ b/resources/Лазарев диплом.docx
@@ -6910,8 +6910,96 @@
           <w:color w:val="000000" w:themeColor="text1"/>
         </w:rPr>
         <w:tab/>
-        <w:t>(4)</w:t>
-      </w:r>
+      </w:r>
+      <m:oMath>
+        <m:m>
+          <m:mPr>
+            <m:mcs>
+              <m:mc>
+                <m:mcPr>
+                  <m:count m:val="1"/>
+                  <m:mcJc m:val="center"/>
+                </m:mcPr>
+              </m:mc>
+            </m:mcs>
+            <m:ctrlPr>
+              <w:rPr>
+                <w:rFonts w:ascii="Cambria Math" w:eastAsiaTheme="minorEastAsia" w:hAnsi="Cambria Math"/>
+                <w:i/>
+                <w:color w:val="000000" w:themeColor="text1"/>
+              </w:rPr>
+            </m:ctrlPr>
+          </m:mPr>
+          <m:mr>
+            <m:e>
+              <m:r>
+                <m:rPr>
+                  <m:sty m:val="p"/>
+                </m:rPr>
+                <w:rPr>
+                  <w:rFonts w:ascii="Cambria Math" w:eastAsiaTheme="minorEastAsia" w:hAnsi="Cambria Math"/>
+                  <w:color w:val="000000" w:themeColor="text1"/>
+                </w:rPr>
+                <m:t>(4</m:t>
+              </m:r>
+              <m:r>
+                <m:rPr>
+                  <m:sty m:val="p"/>
+                </m:rPr>
+                <w:rPr>
+                  <w:rFonts w:ascii="Cambria Math" w:eastAsiaTheme="minorEastAsia" w:hAnsi="Cambria Math"/>
+                  <w:color w:val="000000" w:themeColor="text1"/>
+                </w:rPr>
+                <m:t>.1</m:t>
+              </m:r>
+              <m:r>
+                <m:rPr>
+                  <m:sty m:val="p"/>
+                </m:rPr>
+                <w:rPr>
+                  <w:rFonts w:ascii="Cambria Math" w:eastAsiaTheme="minorEastAsia" w:hAnsi="Cambria Math"/>
+                  <w:color w:val="000000" w:themeColor="text1"/>
+                </w:rPr>
+                <m:t>)</m:t>
+              </m:r>
+            </m:e>
+          </m:mr>
+          <m:mr>
+            <m:e>
+              <m:r>
+                <m:rPr>
+                  <m:sty m:val="p"/>
+                </m:rPr>
+                <w:rPr>
+                  <w:rFonts w:ascii="Cambria Math" w:eastAsiaTheme="minorEastAsia" w:hAnsi="Cambria Math"/>
+                  <w:color w:val="000000" w:themeColor="text1"/>
+                </w:rPr>
+                <m:t>(4</m:t>
+              </m:r>
+              <m:r>
+                <m:rPr>
+                  <m:sty m:val="p"/>
+                </m:rPr>
+                <w:rPr>
+                  <w:rFonts w:ascii="Cambria Math" w:eastAsiaTheme="minorEastAsia" w:hAnsi="Cambria Math"/>
+                  <w:color w:val="000000" w:themeColor="text1"/>
+                </w:rPr>
+                <m:t>.2</m:t>
+              </m:r>
+              <m:r>
+                <m:rPr>
+                  <m:sty m:val="p"/>
+                </m:rPr>
+                <w:rPr>
+                  <w:rFonts w:ascii="Cambria Math" w:eastAsiaTheme="minorEastAsia" w:hAnsi="Cambria Math"/>
+                  <w:color w:val="000000" w:themeColor="text1"/>
+                </w:rPr>
+                <m:t>)</m:t>
+              </m:r>
+            </m:e>
+          </m:mr>
+        </m:m>
+      </m:oMath>
     </w:p>
     <w:p>
       <w:pPr>
@@ -10424,14 +10512,7 @@
                   <w:rFonts w:ascii="Cambria Math"/>
                   <w:lang w:val="en-US"/>
                 </w:rPr>
-                <m:t xml:space="preserve">                 </m:t>
-              </m:r>
-              <m:r>
-                <w:rPr>
-                  <w:rFonts w:ascii="Cambria Math"/>
-                  <w:lang w:val="en-US"/>
-                </w:rPr>
-                <m:t>x</m:t>
+                <m:t xml:space="preserve">                 x</m:t>
               </m:r>
             </m:e>
             <m:sub>
@@ -11019,14 +11100,7 @@
                               <w:rFonts w:ascii="Cambria Math" w:hAnsi="Cambria Math"/>
                               <w:lang w:val="en-US"/>
                             </w:rPr>
-                            <m:t>R</m:t>
-                          </m:r>
-                          <m:r>
-                            <w:rPr>
-                              <w:rFonts w:ascii="Cambria Math" w:hAnsi="Cambria Math"/>
-                              <w:lang w:val="en-US"/>
-                            </w:rPr>
-                            <m:t>T</m:t>
+                            <m:t>RT</m:t>
                           </m:r>
                         </m:den>
                       </m:f>
@@ -11272,13 +11346,7 @@
         <w:rPr>
           <w:rFonts w:eastAsiaTheme="minorEastAsia"/>
         </w:rPr>
-        <w:t xml:space="preserve"> изменение удельного объема</w:t>
-      </w:r>
-      <w:r>
-        <w:rPr>
-          <w:rFonts w:eastAsiaTheme="minorEastAsia"/>
-        </w:rPr>
-        <w:t>.</w:t>
+        <w:t xml:space="preserve"> изменение удельного объема.</w:t>
       </w:r>
     </w:p>
     <w:p>
@@ -11316,14 +11384,7 @@
           <w:rFonts w:eastAsiaTheme="minorEastAsia"/>
           <w:highlight w:val="green"/>
         </w:rPr>
-        <w:t>, вызванное процессом фазового перехода</w:t>
-      </w:r>
-      <w:r>
-        <w:rPr>
-          <w:rFonts w:eastAsiaTheme="minorEastAsia"/>
-          <w:highlight w:val="green"/>
-        </w:rPr>
-        <w:t>,</w:t>
+        <w:t>, вызванное процессом фазового перехода,</w:t>
       </w:r>
       <w:r>
         <w:rPr>
@@ -12253,6 +12314,7 @@
       <w:pPr>
         <w:pStyle w:val="1"/>
         <w:spacing w:line="240" w:lineRule="auto"/>
+        <w:ind w:firstLine="709"/>
         <w:jc w:val="both"/>
         <w:rPr>
           <w:rFonts w:ascii="Times New Roman" w:hAnsi="Times New Roman" w:cs="Times New Roman"/>
@@ -12317,26 +12379,126 @@
     </w:p>
     <w:p>
       <w:pPr>
+        <w:ind w:firstLine="709"/>
         <w:jc w:val="both"/>
+      </w:pPr>
+      <w:r>
         <w:rPr>
           <w:rFonts w:eastAsiaTheme="minorEastAsia"/>
           <w:szCs w:val="28"/>
         </w:rPr>
-      </w:pPr>
+        <w:t>Рассмотрим у</w:t>
+      </w:r>
       <w:r>
         <w:rPr>
           <w:rFonts w:eastAsiaTheme="minorEastAsia"/>
           <w:szCs w:val="28"/>
         </w:rPr>
-        <w:t xml:space="preserve">Уравнения баланса массы воды и нефти: </w:t>
+        <w:t>равнения баланса массы воды</w:t>
+      </w:r>
+      <w:r>
+        <w:rPr>
+          <w:rFonts w:eastAsiaTheme="minorEastAsia"/>
+          <w:szCs w:val="28"/>
+        </w:rPr>
+        <w:t xml:space="preserve"> </w:t>
+      </w:r>
+      <w:r>
+        <w:rPr>
+          <w:rFonts w:eastAsiaTheme="minorEastAsia"/>
+          <w:szCs w:val="28"/>
+        </w:rPr>
+        <w:t>и нефти</w:t>
+      </w:r>
+      <w:r>
+        <w:rPr>
+          <w:rFonts w:eastAsiaTheme="minorEastAsia"/>
+          <w:szCs w:val="28"/>
+        </w:rPr>
+        <w:t xml:space="preserve"> </w:t>
+      </w:r>
+      <m:oMath>
+        <m:d>
+          <m:dPr>
+            <m:ctrlPr>
+              <w:rPr>
+                <w:rFonts w:ascii="Cambria Math" w:eastAsiaTheme="minorEastAsia" w:hAnsi="Cambria Math"/>
+                <w:i/>
+                <w:szCs w:val="28"/>
+              </w:rPr>
+            </m:ctrlPr>
+          </m:dPr>
+          <m:e>
+            <m:r>
+              <w:rPr>
+                <w:rFonts w:ascii="Cambria Math" w:eastAsiaTheme="minorEastAsia" w:hAnsi="Cambria Math"/>
+                <w:szCs w:val="28"/>
+              </w:rPr>
+              <m:t>1</m:t>
+            </m:r>
+          </m:e>
+        </m:d>
+        <m:r>
+          <w:rPr>
+            <w:rFonts w:ascii="Cambria Math" w:eastAsiaTheme="minorEastAsia" w:hAnsi="Cambria Math"/>
+            <w:szCs w:val="28"/>
+          </w:rPr>
+          <m:t>-</m:t>
+        </m:r>
+        <m:d>
+          <m:dPr>
+            <m:ctrlPr>
+              <w:rPr>
+                <w:rFonts w:ascii="Cambria Math" w:eastAsiaTheme="minorEastAsia" w:hAnsi="Cambria Math"/>
+                <w:i/>
+                <w:szCs w:val="28"/>
+              </w:rPr>
+            </m:ctrlPr>
+          </m:dPr>
+          <m:e>
+            <m:r>
+              <w:rPr>
+                <w:rFonts w:ascii="Cambria Math" w:eastAsiaTheme="minorEastAsia" w:hAnsi="Cambria Math"/>
+                <w:szCs w:val="28"/>
+              </w:rPr>
+              <m:t>2</m:t>
+            </m:r>
+          </m:e>
+        </m:d>
+        <m:r>
+          <w:rPr>
+            <w:rFonts w:ascii="Cambria Math" w:eastAsiaTheme="minorEastAsia" w:hAnsi="Cambria Math"/>
+            <w:szCs w:val="28"/>
+          </w:rPr>
+          <m:t xml:space="preserve">. </m:t>
+        </m:r>
+      </m:oMath>
+      <w:r>
+        <w:t>П</w:t>
+      </w:r>
+      <w:r>
+        <w:t>редп</w:t>
+      </w:r>
+      <w:r>
+        <w:t>оложим</w:t>
+      </w:r>
+      <w:r>
+        <w:t>, что водная и нефтяная фазы</w:t>
+      </w:r>
+      <w:r>
+        <w:t xml:space="preserve"> </w:t>
+      </w:r>
+      <w:r>
+        <w:t xml:space="preserve">несжимаемы </w:t>
       </w:r>
     </w:p>
     <w:p>
       <w:pPr>
+        <w:ind w:firstLine="709"/>
         <w:jc w:val="both"/>
         <w:rPr>
           <w:rFonts w:eastAsiaTheme="minorEastAsia"/>
-          <w:lang w:val="en-US"/>
+          <w:szCs w:val="28"/>
         </w:rPr>
       </w:pPr>
       <m:oMathPara>
@@ -12405,1086 +12567,13 @@
                         <w:rFonts w:ascii="Cambria Math"/>
                         <w:lang w:val="en-US"/>
                       </w:rPr>
-                      <m:t xml:space="preserve">m </m:t>
+                      <m:t>m</m:t>
                     </m:r>
-                    <m:sSub>
-                      <m:sSubPr>
-                        <m:ctrlPr>
-                          <w:rPr>
-                            <w:rFonts w:ascii="Cambria Math" w:hAnsi="Cambria Math"/>
-                            <w:i/>
-                            <w:lang w:val="en-US"/>
-                          </w:rPr>
-                        </m:ctrlPr>
-                      </m:sSubPr>
-                      <m:e>
-                        <m:r>
-                          <w:rPr>
-                            <w:rFonts w:ascii="Cambria Math"/>
-                            <w:lang w:val="en-US"/>
-                          </w:rPr>
-                          <m:t>ρ</m:t>
-                        </m:r>
-                      </m:e>
-                      <m:sub>
-                        <m:r>
-                          <w:rPr>
-                            <w:rFonts w:ascii="Cambria Math"/>
-                            <w:lang w:val="en-US"/>
-                          </w:rPr>
-                          <m:t>w</m:t>
-                        </m:r>
-                      </m:sub>
-                    </m:sSub>
-                    <m:sSub>
-                      <m:sSubPr>
-                        <m:ctrlPr>
-                          <w:rPr>
-                            <w:rFonts w:ascii="Cambria Math" w:hAnsi="Cambria Math"/>
-                            <w:i/>
-                            <w:lang w:val="en-US"/>
-                          </w:rPr>
-                        </m:ctrlPr>
-                      </m:sSubPr>
-                      <m:e>
-                        <m:r>
-                          <w:rPr>
-                            <w:rFonts w:ascii="Cambria Math"/>
-                            <w:lang w:val="en-US"/>
-                          </w:rPr>
-                          <m:t>S</m:t>
-                        </m:r>
-                      </m:e>
-                      <m:sub>
-                        <m:r>
-                          <w:rPr>
-                            <w:rFonts w:ascii="Cambria Math"/>
-                            <w:lang w:val="en-US"/>
-                          </w:rPr>
-                          <m:t>w</m:t>
-                        </m:r>
-                      </m:sub>
-                    </m:sSub>
-                  </m:e>
-                </m:d>
-                <m:r>
-                  <w:rPr>
-                    <w:rFonts w:ascii="Cambria Math"/>
-                    <w:lang w:val="en-US"/>
-                  </w:rPr>
-                  <m:t>+</m:t>
-                </m:r>
-                <m:r>
-                  <w:rPr>
-                    <w:rFonts w:ascii="Cambria Math" w:hAnsi="Cambria Math" w:cs="Cambria Math"/>
-                    <w:lang w:val="en-US"/>
-                  </w:rPr>
-                  <m:t>∇</m:t>
-                </m:r>
-                <m:d>
-                  <m:dPr>
-                    <m:ctrlPr>
-                      <w:rPr>
-                        <w:rFonts w:ascii="Cambria Math" w:hAnsi="Cambria Math"/>
-                        <w:i/>
-                        <w:lang w:val="en-US"/>
-                      </w:rPr>
-                    </m:ctrlPr>
-                  </m:dPr>
-                  <m:e>
-                    <m:sSub>
-                      <m:sSubPr>
-                        <m:ctrlPr>
-                          <w:rPr>
-                            <w:rFonts w:ascii="Cambria Math" w:hAnsi="Cambria Math"/>
-                            <w:i/>
-                            <w:lang w:val="en-US"/>
-                          </w:rPr>
-                        </m:ctrlPr>
-                      </m:sSubPr>
-                      <m:e>
-                        <m:r>
-                          <w:rPr>
-                            <w:rFonts w:ascii="Cambria Math"/>
-                            <w:lang w:val="en-US"/>
-                          </w:rPr>
-                          <m:t>ρ</m:t>
-                        </m:r>
-                      </m:e>
-                      <m:sub>
-                        <m:r>
-                          <w:rPr>
-                            <w:rFonts w:ascii="Cambria Math"/>
-                            <w:lang w:val="en-US"/>
-                          </w:rPr>
-                          <m:t>w</m:t>
-                        </m:r>
-                      </m:sub>
-                    </m:sSub>
-                    <m:sSub>
-                      <m:sSubPr>
-                        <m:ctrlPr>
-                          <w:rPr>
-                            <w:rFonts w:ascii="Cambria Math" w:hAnsi="Cambria Math"/>
-                            <w:i/>
-                            <w:lang w:val="en-US"/>
-                          </w:rPr>
-                        </m:ctrlPr>
-                      </m:sSubPr>
-                      <m:e>
-                        <m:r>
-                          <w:rPr>
-                            <w:rFonts w:ascii="Cambria Math"/>
-                            <w:lang w:val="en-US"/>
-                          </w:rPr>
-                          <m:t>U</m:t>
-                        </m:r>
-                      </m:e>
-                      <m:sub>
-                        <m:r>
-                          <w:rPr>
-                            <w:rFonts w:ascii="Cambria Math"/>
-                            <w:lang w:val="en-US"/>
-                          </w:rPr>
-                          <m:t>w</m:t>
-                        </m:r>
-                      </m:sub>
-                    </m:sSub>
-                  </m:e>
-                </m:d>
-                <m:r>
-                  <w:rPr>
-                    <w:rFonts w:ascii="Cambria Math"/>
-                    <w:lang w:val="en-US"/>
-                  </w:rPr>
-                  <m:t>=</m:t>
-                </m:r>
-                <m:sSub>
-                  <m:sSubPr>
-                    <m:ctrlPr>
-                      <w:rPr>
-                        <w:rFonts w:ascii="Cambria Math" w:hAnsi="Cambria Math"/>
-                        <w:i/>
-                        <w:lang w:val="en-US"/>
-                      </w:rPr>
-                    </m:ctrlPr>
-                  </m:sSubPr>
-                  <m:e>
                     <m:r>
                       <w:rPr>
                         <w:rFonts w:ascii="Cambria Math"/>
-                        <w:lang w:val="en-US"/>
                       </w:rPr>
-                      <m:t>q</m:t>
-                    </m:r>
-                  </m:e>
-                  <m:sub>
-                    <m:r>
-                      <w:rPr>
-                        <w:rFonts w:ascii="Cambria Math"/>
-                        <w:lang w:val="en-US"/>
-                      </w:rPr>
-                      <m:t>w</m:t>
-                    </m:r>
-                  </m:sub>
-                </m:sSub>
-                <m:r>
-                  <w:rPr>
-                    <w:rFonts w:ascii="Cambria Math" w:hAnsi="Cambria Math"/>
-                    <w:lang w:val="en-US"/>
-                  </w:rPr>
-                  <m:t>*</m:t>
-                </m:r>
-                <m:sSub>
-                  <m:sSubPr>
-                    <m:ctrlPr>
-                      <w:rPr>
-                        <w:rFonts w:ascii="Cambria Math" w:hAnsi="Cambria Math"/>
-                        <w:i/>
-                        <w:lang w:val="en-US"/>
-                      </w:rPr>
-                    </m:ctrlPr>
-                  </m:sSubPr>
-                  <m:e>
-                    <m:r>
-                      <w:rPr>
-                        <w:rFonts w:ascii="Cambria Math"/>
-                        <w:lang w:val="en-US"/>
-                      </w:rPr>
-                      <m:t>ρ</m:t>
-                    </m:r>
-                  </m:e>
-                  <m:sub>
-                    <m:r>
-                      <w:rPr>
-                        <w:rFonts w:ascii="Cambria Math"/>
-                        <w:lang w:val="en-US"/>
-                      </w:rPr>
-                      <m:t>w</m:t>
-                    </m:r>
-                  </m:sub>
-                </m:sSub>
-              </m:e>
-            </m:mr>
-            <m:mr>
-              <m:e>
-                <m:f>
-                  <m:fPr>
-                    <m:ctrlPr>
-                      <w:rPr>
-                        <w:rFonts w:ascii="Cambria Math" w:hAnsi="Cambria Math"/>
-                        <w:i/>
-                        <w:lang w:val="en-US"/>
-                      </w:rPr>
-                    </m:ctrlPr>
-                  </m:fPr>
-                  <m:num>
-                    <m:r>
-                      <w:rPr>
-                        <w:rFonts w:ascii="Cambria Math"/>
-                        <w:lang w:val="en-US"/>
-                      </w:rPr>
-                      <m:t>∂</m:t>
-                    </m:r>
-                  </m:num>
-                  <m:den>
-                    <m:r>
-                      <w:rPr>
-                        <w:rFonts w:ascii="Cambria Math"/>
-                        <w:lang w:val="en-US"/>
-                      </w:rPr>
-                      <m:t>∂t</m:t>
-                    </m:r>
-                  </m:den>
-                </m:f>
-                <m:d>
-                  <m:dPr>
-                    <m:ctrlPr>
-                      <w:rPr>
-                        <w:rFonts w:ascii="Cambria Math" w:hAnsi="Cambria Math"/>
-                        <w:i/>
-                        <w:lang w:val="en-US"/>
-                      </w:rPr>
-                    </m:ctrlPr>
-                  </m:dPr>
-                  <m:e>
-                    <m:r>
-                      <w:rPr>
-                        <w:rFonts w:ascii="Cambria Math"/>
-                        <w:lang w:val="en-US"/>
-                      </w:rPr>
-                      <m:t xml:space="preserve">m </m:t>
-                    </m:r>
-                    <m:sSub>
-                      <m:sSubPr>
-                        <m:ctrlPr>
-                          <w:rPr>
-                            <w:rFonts w:ascii="Cambria Math" w:hAnsi="Cambria Math"/>
-                            <w:i/>
-                            <w:lang w:val="en-US"/>
-                          </w:rPr>
-                        </m:ctrlPr>
-                      </m:sSubPr>
-                      <m:e>
-                        <m:r>
-                          <w:rPr>
-                            <w:rFonts w:ascii="Cambria Math"/>
-                            <w:lang w:val="en-US"/>
-                          </w:rPr>
-                          <m:t>S</m:t>
-                        </m:r>
-                      </m:e>
-                      <m:sub>
-                        <m:r>
-                          <w:rPr>
-                            <w:rFonts w:ascii="Cambria Math"/>
-                            <w:lang w:val="en-US"/>
-                          </w:rPr>
-                          <m:t>o</m:t>
-                        </m:r>
-                      </m:sub>
-                    </m:sSub>
-                    <m:sSub>
-                      <m:sSubPr>
-                        <m:ctrlPr>
-                          <w:rPr>
-                            <w:rFonts w:ascii="Cambria Math" w:hAnsi="Cambria Math"/>
-                            <w:i/>
-                            <w:lang w:val="en-US"/>
-                          </w:rPr>
-                        </m:ctrlPr>
-                      </m:sSubPr>
-                      <m:e>
-                        <m:r>
-                          <w:rPr>
-                            <w:rFonts w:ascii="Cambria Math"/>
-                            <w:lang w:val="en-US"/>
-                          </w:rPr>
-                          <m:t>w</m:t>
-                        </m:r>
-                      </m:e>
-                      <m:sub>
-                        <m:r>
-                          <w:rPr>
-                            <w:rFonts w:ascii="Cambria Math"/>
-                            <w:lang w:val="en-US"/>
-                          </w:rPr>
-                          <m:t>o</m:t>
-                        </m:r>
-                      </m:sub>
-                    </m:sSub>
-                    <m:sSub>
-                      <m:sSubPr>
-                        <m:ctrlPr>
-                          <w:rPr>
-                            <w:rFonts w:ascii="Cambria Math" w:hAnsi="Cambria Math"/>
-                            <w:i/>
-                            <w:lang w:val="en-US"/>
-                          </w:rPr>
-                        </m:ctrlPr>
-                      </m:sSubPr>
-                      <m:e>
-                        <m:r>
-                          <w:rPr>
-                            <w:rFonts w:ascii="Cambria Math"/>
-                            <w:lang w:val="en-US"/>
-                          </w:rPr>
-                          <m:t>ρ</m:t>
-                        </m:r>
-                      </m:e>
-                      <m:sub>
-                        <m:r>
-                          <w:rPr>
-                            <w:rFonts w:ascii="Cambria Math"/>
-                            <w:lang w:val="en-US"/>
-                          </w:rPr>
-                          <m:t>o</m:t>
-                        </m:r>
-                      </m:sub>
-                    </m:sSub>
-                  </m:e>
-                </m:d>
-                <m:r>
-                  <w:rPr>
-                    <w:rFonts w:ascii="Cambria Math"/>
-                    <w:lang w:val="en-US"/>
-                  </w:rPr>
-                  <m:t>+</m:t>
-                </m:r>
-                <m:r>
-                  <w:rPr>
-                    <w:rFonts w:ascii="Cambria Math" w:hAnsi="Cambria Math" w:cs="Cambria Math"/>
-                    <w:lang w:val="en-US"/>
-                  </w:rPr>
-                  <m:t>∇</m:t>
-                </m:r>
-                <m:d>
-                  <m:dPr>
-                    <m:ctrlPr>
-                      <w:rPr>
-                        <w:rFonts w:ascii="Cambria Math" w:hAnsi="Cambria Math"/>
-                        <w:i/>
-                        <w:lang w:val="en-US"/>
-                      </w:rPr>
-                    </m:ctrlPr>
-                  </m:dPr>
-                  <m:e>
-                    <m:sSub>
-                      <m:sSubPr>
-                        <m:ctrlPr>
-                          <w:rPr>
-                            <w:rFonts w:ascii="Cambria Math" w:hAnsi="Cambria Math"/>
-                            <w:i/>
-                            <w:lang w:val="en-US"/>
-                          </w:rPr>
-                        </m:ctrlPr>
-                      </m:sSubPr>
-                      <m:e>
-                        <m:r>
-                          <w:rPr>
-                            <w:rFonts w:ascii="Cambria Math"/>
-                            <w:lang w:val="en-US"/>
-                          </w:rPr>
-                          <m:t>w</m:t>
-                        </m:r>
-                      </m:e>
-                      <m:sub>
-                        <m:r>
-                          <w:rPr>
-                            <w:rFonts w:ascii="Cambria Math"/>
-                            <w:lang w:val="en-US"/>
-                          </w:rPr>
-                          <m:t>o</m:t>
-                        </m:r>
-                      </m:sub>
-                    </m:sSub>
-                    <m:sSub>
-                      <m:sSubPr>
-                        <m:ctrlPr>
-                          <w:rPr>
-                            <w:rFonts w:ascii="Cambria Math" w:hAnsi="Cambria Math"/>
-                            <w:i/>
-                            <w:lang w:val="en-US"/>
-                          </w:rPr>
-                        </m:ctrlPr>
-                      </m:sSubPr>
-                      <m:e>
-                        <m:r>
-                          <w:rPr>
-                            <w:rFonts w:ascii="Cambria Math"/>
-                            <w:lang w:val="en-US"/>
-                          </w:rPr>
-                          <m:t>ρ</m:t>
-                        </m:r>
-                      </m:e>
-                      <m:sub>
-                        <m:r>
-                          <w:rPr>
-                            <w:rFonts w:ascii="Cambria Math"/>
-                            <w:lang w:val="en-US"/>
-                          </w:rPr>
-                          <m:t>o</m:t>
-                        </m:r>
-                      </m:sub>
-                    </m:sSub>
-                    <m:sSub>
-                      <m:sSubPr>
-                        <m:ctrlPr>
-                          <w:rPr>
-                            <w:rFonts w:ascii="Cambria Math" w:hAnsi="Cambria Math"/>
-                            <w:i/>
-                            <w:lang w:val="en-US"/>
-                          </w:rPr>
-                        </m:ctrlPr>
-                      </m:sSubPr>
-                      <m:e>
-                        <m:r>
-                          <w:rPr>
-                            <w:rFonts w:ascii="Cambria Math"/>
-                            <w:lang w:val="en-US"/>
-                          </w:rPr>
-                          <m:t>U</m:t>
-                        </m:r>
-                      </m:e>
-                      <m:sub>
-                        <m:r>
-                          <w:rPr>
-                            <w:rFonts w:ascii="Cambria Math"/>
-                            <w:lang w:val="en-US"/>
-                          </w:rPr>
-                          <m:t>o</m:t>
-                        </m:r>
-                      </m:sub>
-                    </m:sSub>
-                  </m:e>
-                </m:d>
-                <m:r>
-                  <w:rPr>
-                    <w:rFonts w:ascii="Cambria Math"/>
-                    <w:lang w:val="en-US"/>
-                  </w:rPr>
-                  <m:t>=</m:t>
-                </m:r>
-                <m:sSub>
-                  <m:sSubPr>
-                    <m:ctrlPr>
-                      <w:rPr>
-                        <w:rFonts w:ascii="Cambria Math" w:hAnsi="Cambria Math"/>
-                        <w:i/>
-                        <w:lang w:val="en-US"/>
-                      </w:rPr>
-                    </m:ctrlPr>
-                  </m:sSubPr>
-                  <m:e>
-                    <m:r>
-                      <w:rPr>
-                        <w:rFonts w:ascii="Cambria Math"/>
-                        <w:lang w:val="en-US"/>
-                      </w:rPr>
-                      <m:t>w</m:t>
-                    </m:r>
-                  </m:e>
-                  <m:sub>
-                    <m:r>
-                      <w:rPr>
-                        <w:rFonts w:ascii="Cambria Math"/>
-                        <w:lang w:val="en-US"/>
-                      </w:rPr>
-                      <m:t>o</m:t>
-                    </m:r>
-                  </m:sub>
-                </m:sSub>
-                <m:r>
-                  <w:rPr>
-                    <w:rFonts w:ascii="Cambria Math" w:hAnsi="Cambria Math"/>
-                    <w:lang w:val="en-US"/>
-                  </w:rPr>
-                  <m:t>*</m:t>
-                </m:r>
-                <m:sSub>
-                  <m:sSubPr>
-                    <m:ctrlPr>
-                      <w:rPr>
-                        <w:rFonts w:ascii="Cambria Math" w:hAnsi="Cambria Math"/>
-                        <w:i/>
-                        <w:lang w:val="en-US"/>
-                      </w:rPr>
-                    </m:ctrlPr>
-                  </m:sSubPr>
-                  <m:e>
-                    <m:r>
-                      <w:rPr>
-                        <w:rFonts w:ascii="Cambria Math"/>
-                        <w:lang w:val="en-US"/>
-                      </w:rPr>
-                      <m:t>q</m:t>
-                    </m:r>
-                  </m:e>
-                  <m:sub>
-                    <m:r>
-                      <w:rPr>
-                        <w:rFonts w:ascii="Cambria Math"/>
-                        <w:lang w:val="en-US"/>
-                      </w:rPr>
-                      <m:t>o</m:t>
-                    </m:r>
-                  </m:sub>
-                </m:sSub>
-                <m:r>
-                  <w:rPr>
-                    <w:rFonts w:ascii="Cambria Math" w:hAnsi="Cambria Math"/>
-                    <w:lang w:val="en-US"/>
-                  </w:rPr>
-                  <m:t>*</m:t>
-                </m:r>
-                <m:sSub>
-                  <m:sSubPr>
-                    <m:ctrlPr>
-                      <w:rPr>
-                        <w:rFonts w:ascii="Cambria Math" w:hAnsi="Cambria Math"/>
-                        <w:i/>
-                        <w:lang w:val="en-US"/>
-                      </w:rPr>
-                    </m:ctrlPr>
-                  </m:sSubPr>
-                  <m:e>
-                    <m:r>
-                      <w:rPr>
-                        <w:rFonts w:ascii="Cambria Math"/>
-                        <w:lang w:val="en-US"/>
-                      </w:rPr>
-                      <m:t>ρ</m:t>
-                    </m:r>
-                  </m:e>
-                  <m:sub>
-                    <m:r>
-                      <w:rPr>
-                        <w:rFonts w:ascii="Cambria Math"/>
-                        <w:lang w:val="en-US"/>
-                      </w:rPr>
-                      <m:t>o</m:t>
-                    </m:r>
-                  </m:sub>
-                </m:sSub>
-              </m:e>
-            </m:mr>
-          </m:m>
-        </m:oMath>
-      </m:oMathPara>
-    </w:p>
-    <w:p>
-      <w:pPr>
-        <w:jc w:val="both"/>
-      </w:pPr>
-      <w:r>
-        <w:t>Уравнения движения:</w:t>
-      </w:r>
-    </w:p>
-    <w:p>
-      <w:pPr>
-        <w:tabs>
-          <w:tab w:val="center" w:pos="4678"/>
-        </w:tabs>
-        <w:ind w:firstLine="709"/>
-        <w:jc w:val="both"/>
-      </w:pPr>
-      <w:r>
-        <w:tab/>
-      </w:r>
-      <m:oMath>
-        <m:sSub>
-          <m:sSubPr>
-            <m:ctrlPr>
-              <w:rPr>
-                <w:rFonts w:ascii="Cambria Math" w:hAnsi="Cambria Math"/>
-                <w:i/>
-                <w:lang w:val="en-US"/>
-              </w:rPr>
-            </m:ctrlPr>
-          </m:sSubPr>
-          <m:e>
-            <m:r>
-              <w:rPr>
-                <w:rFonts w:ascii="Cambria Math"/>
-                <w:lang w:val="en-US"/>
-              </w:rPr>
-              <m:t>U</m:t>
-            </m:r>
-          </m:e>
-          <m:sub>
-            <m:r>
-              <w:rPr>
-                <w:rFonts w:ascii="Cambria Math"/>
-                <w:lang w:val="en-US"/>
-              </w:rPr>
-              <m:t>α</m:t>
-            </m:r>
-          </m:sub>
-        </m:sSub>
-        <m:r>
-          <w:rPr>
-            <w:rFonts w:ascii="Cambria Math"/>
-          </w:rPr>
-          <m:t>=</m:t>
-        </m:r>
-        <m:r>
-          <w:rPr>
-            <w:rFonts w:ascii="Cambria Math"/>
-          </w:rPr>
-          <m:t>-</m:t>
-        </m:r>
-        <m:sSub>
-          <m:sSubPr>
-            <m:ctrlPr>
-              <w:rPr>
-                <w:rFonts w:ascii="Cambria Math" w:hAnsi="Cambria Math"/>
-                <w:i/>
-                <w:lang w:val="en-US"/>
-              </w:rPr>
-            </m:ctrlPr>
-          </m:sSubPr>
-          <m:e>
-            <m:r>
-              <w:rPr>
-                <w:rFonts w:ascii="Cambria Math"/>
-                <w:lang w:val="en-US"/>
-              </w:rPr>
-              <m:t>k</m:t>
-            </m:r>
-          </m:e>
-          <m:sub>
-            <m:r>
-              <w:rPr>
-                <w:rFonts w:ascii="Cambria Math"/>
-                <w:lang w:val="en-US"/>
-              </w:rPr>
-              <m:t>α</m:t>
-            </m:r>
-          </m:sub>
-        </m:sSub>
-        <m:r>
-          <w:rPr>
-            <w:rFonts w:ascii="Cambria Math" w:hAnsi="Cambria Math" w:cs="Cambria Math"/>
-            <w:lang w:val="en-US"/>
-          </w:rPr>
-          <m:t>∇</m:t>
-        </m:r>
-        <m:d>
-          <m:dPr>
-            <m:ctrlPr>
-              <w:rPr>
-                <w:rFonts w:ascii="Cambria Math" w:hAnsi="Cambria Math"/>
-                <w:i/>
-              </w:rPr>
-            </m:ctrlPr>
-          </m:dPr>
-          <m:e>
-            <m:r>
-              <w:rPr>
-                <w:rFonts w:ascii="Cambria Math" w:hAnsi="Cambria Math"/>
-                <w:lang w:val="en-US"/>
-              </w:rPr>
-              <m:t>P</m:t>
-            </m:r>
-            <m:r>
-              <w:rPr>
-                <w:rFonts w:ascii="Cambria Math"/>
-              </w:rPr>
-              <m:t>-</m:t>
-            </m:r>
-            <m:sSub>
-              <m:sSubPr>
-                <m:ctrlPr>
-                  <w:rPr>
-                    <w:rFonts w:ascii="Cambria Math" w:hAnsi="Cambria Math"/>
-                    <w:i/>
-                    <w:lang w:val="en-US"/>
-                  </w:rPr>
-                </m:ctrlPr>
-              </m:sSubPr>
-              <m:e>
-                <m:r>
-                  <w:rPr>
-                    <w:rFonts w:ascii="Cambria Math"/>
-                    <w:lang w:val="en-US"/>
-                  </w:rPr>
-                  <m:t>ρ</m:t>
-                </m:r>
-              </m:e>
-              <m:sub>
-                <m:r>
-                  <w:rPr>
-                    <w:rFonts w:ascii="Cambria Math"/>
-                    <w:lang w:val="en-US"/>
-                  </w:rPr>
-                  <m:t>α</m:t>
-                </m:r>
-              </m:sub>
-            </m:sSub>
-            <m:r>
-              <w:rPr>
-                <w:rFonts w:ascii="Cambria Math"/>
-                <w:lang w:val="en-US"/>
-              </w:rPr>
-              <m:t>gz</m:t>
-            </m:r>
-          </m:e>
-        </m:d>
-        <m:r>
-          <w:rPr>
-            <w:rFonts w:ascii="Cambria Math"/>
-          </w:rPr>
-          <m:t xml:space="preserve">,  </m:t>
-        </m:r>
-        <m:r>
-          <m:rPr>
-            <m:sty m:val="p"/>
-          </m:rPr>
-          <w:rPr>
-            <w:rFonts w:ascii="Cambria Math"/>
-          </w:rPr>
-          <m:t>где</m:t>
-        </m:r>
-        <m:r>
-          <m:rPr>
-            <m:sty m:val="p"/>
-          </m:rPr>
-          <w:rPr>
-            <w:rFonts w:ascii="Cambria Math"/>
-          </w:rPr>
-          <m:t xml:space="preserve"> </m:t>
-        </m:r>
-        <m:sSub>
-          <m:sSubPr>
-            <m:ctrlPr>
-              <w:rPr>
-                <w:rFonts w:ascii="Cambria Math" w:hAnsi="Cambria Math"/>
-                <w:i/>
-                <w:lang w:val="en-US"/>
-              </w:rPr>
-            </m:ctrlPr>
-          </m:sSubPr>
-          <m:e>
-            <m:r>
-              <w:rPr>
-                <w:rFonts w:ascii="Cambria Math"/>
-                <w:lang w:val="en-US"/>
-              </w:rPr>
-              <m:t>k</m:t>
-            </m:r>
-          </m:e>
-          <m:sub>
-            <m:r>
-              <w:rPr>
-                <w:rFonts w:ascii="Cambria Math"/>
-                <w:lang w:val="en-US"/>
-              </w:rPr>
-              <m:t>α</m:t>
-            </m:r>
-          </m:sub>
-        </m:sSub>
-        <m:r>
-          <w:rPr>
-            <w:rFonts w:ascii="Cambria Math" w:hAnsi="Cambria Math"/>
-          </w:rPr>
-          <m:t>=</m:t>
-        </m:r>
-        <m:f>
-          <m:fPr>
-            <m:ctrlPr>
-              <w:rPr>
-                <w:rFonts w:ascii="Cambria Math" w:hAnsi="Cambria Math"/>
-                <w:i/>
-                <w:lang w:val="en-US"/>
-              </w:rPr>
-            </m:ctrlPr>
-          </m:fPr>
-          <m:num>
-            <m:r>
-              <w:rPr>
-                <w:rFonts w:ascii="Cambria Math"/>
-                <w:lang w:val="en-US"/>
-              </w:rPr>
-              <m:t>k</m:t>
-            </m:r>
-            <m:sSub>
-              <m:sSubPr>
-                <m:ctrlPr>
-                  <w:rPr>
-                    <w:rFonts w:ascii="Cambria Math" w:hAnsi="Cambria Math"/>
-                    <w:i/>
-                    <w:lang w:val="en-US"/>
-                  </w:rPr>
-                </m:ctrlPr>
-              </m:sSubPr>
-              <m:e>
-                <m:r>
-                  <w:rPr>
-                    <w:rFonts w:ascii="Cambria Math"/>
-                    <w:lang w:val="en-US"/>
-                  </w:rPr>
-                  <m:t>f</m:t>
-                </m:r>
-              </m:e>
-              <m:sub>
-                <m:r>
-                  <w:rPr>
-                    <w:rFonts w:ascii="Cambria Math"/>
-                    <w:lang w:val="en-US"/>
-                  </w:rPr>
-                  <m:t>α</m:t>
-                </m:r>
-              </m:sub>
-            </m:sSub>
-          </m:num>
-          <m:den>
-            <m:sSub>
-              <m:sSubPr>
-                <m:ctrlPr>
-                  <w:rPr>
-                    <w:rFonts w:ascii="Cambria Math" w:hAnsi="Cambria Math"/>
-                    <w:i/>
-                    <w:lang w:val="en-US"/>
-                  </w:rPr>
-                </m:ctrlPr>
-              </m:sSubPr>
-              <m:e>
-                <m:r>
-                  <w:rPr>
-                    <w:rFonts w:ascii="Cambria Math"/>
-                    <w:lang w:val="en-US"/>
-                  </w:rPr>
-                  <m:t>μ</m:t>
-                </m:r>
-              </m:e>
-              <m:sub>
-                <m:r>
-                  <w:rPr>
-                    <w:rFonts w:ascii="Cambria Math"/>
-                    <w:lang w:val="en-US"/>
-                  </w:rPr>
-                  <m:t>α</m:t>
-                </m:r>
-              </m:sub>
-            </m:sSub>
-          </m:den>
-        </m:f>
-      </m:oMath>
-      <w:r>
-        <w:rPr>
-          <w:rFonts w:eastAsiaTheme="minorEastAsia"/>
-        </w:rPr>
-        <w:t xml:space="preserve"> </w:t>
-      </w:r>
-      <w:r>
-        <w:rPr>
-          <w:rFonts w:eastAsiaTheme="minorEastAsia"/>
-        </w:rPr>
-        <w:tab/>
-      </w:r>
-      <m:oMath>
-        <m:r>
-          <w:rPr>
-            <w:rFonts w:ascii="Cambria Math"/>
-            <w:lang w:val="en-US"/>
-          </w:rPr>
-          <m:t>α</m:t>
-        </m:r>
-        <m:r>
-          <w:rPr>
-            <w:rFonts w:ascii="Cambria Math"/>
-          </w:rPr>
-          <m:t>=</m:t>
-        </m:r>
-        <m:r>
-          <w:rPr>
-            <w:rFonts w:ascii="Cambria Math"/>
-            <w:lang w:val="en-US"/>
-          </w:rPr>
-          <m:t>o</m:t>
-        </m:r>
-        <m:r>
-          <w:rPr>
-            <w:rFonts w:ascii="Cambria Math"/>
-          </w:rPr>
-          <m:t>,</m:t>
-        </m:r>
-        <m:r>
-          <w:rPr>
-            <w:rFonts w:ascii="Cambria Math"/>
-            <w:lang w:val="en-US"/>
-          </w:rPr>
-          <m:t>w</m:t>
-        </m:r>
-      </m:oMath>
-    </w:p>
-    <w:p>
-      <w:pPr>
-        <w:jc w:val="both"/>
-        <w:rPr>
-          <w:rFonts w:eastAsiaTheme="minorEastAsia"/>
-        </w:rPr>
-      </w:pPr>
-      <w:r>
-        <w:t xml:space="preserve">Положим </w:t>
-      </w:r>
-      <m:oMath>
-        <m:sSub>
-          <m:sSubPr>
-            <m:ctrlPr>
-              <w:rPr>
-                <w:rFonts w:ascii="Cambria Math" w:hAnsi="Cambria Math"/>
-                <w:i/>
-                <w:lang w:val="en-US"/>
-              </w:rPr>
-            </m:ctrlPr>
-          </m:sSubPr>
-          <m:e>
-            <m:r>
-              <w:rPr>
-                <w:rFonts w:ascii="Cambria Math"/>
-                <w:lang w:val="en-US"/>
-              </w:rPr>
-              <m:t>ρ</m:t>
-            </m:r>
-          </m:e>
-          <m:sub>
-            <m:r>
-              <w:rPr>
-                <w:rFonts w:ascii="Cambria Math"/>
-                <w:lang w:val="en-US"/>
-              </w:rPr>
-              <m:t>α</m:t>
-            </m:r>
-          </m:sub>
-        </m:sSub>
-        <m:r>
-          <w:rPr>
-            <w:rFonts w:ascii="Cambria Math" w:hAnsi="Cambria Math"/>
-          </w:rPr>
-          <m:t>=</m:t>
-        </m:r>
-        <m:r>
-          <w:rPr>
-            <w:rFonts w:ascii="Cambria Math" w:hAnsi="Cambria Math"/>
-            <w:lang w:val="en-US"/>
-          </w:rPr>
-          <m:t>const</m:t>
-        </m:r>
-      </m:oMath>
-      <w:r>
-        <w:rPr>
-          <w:rFonts w:eastAsiaTheme="minorEastAsia"/>
-        </w:rPr>
-        <w:t xml:space="preserve"> </w:t>
-      </w:r>
-      <w:r>
-        <w:rPr>
-          <w:rFonts w:eastAsiaTheme="minorEastAsia"/>
-          <w:szCs w:val="28"/>
-        </w:rPr>
-        <w:t>т</w:t>
-      </w:r>
-      <w:r>
-        <w:t xml:space="preserve">ак как поток несжимаемый и распишем производные </w:t>
-      </w:r>
-      <w:r>
-        <w:t>по времени</w:t>
-      </w:r>
-      <w:r>
-        <w:rPr>
-          <w:rFonts w:ascii="Cambria Math" w:hAnsi="Cambria Math"/>
-          <w:i/>
-        </w:rPr>
-        <w:br/>
-      </w:r>
-      <m:oMathPara>
-        <m:oMath>
-          <m:m>
-            <m:mPr>
-              <m:mcs>
-                <m:mc>
-                  <m:mcPr>
-                    <m:count m:val="1"/>
-                    <m:mcJc m:val="center"/>
-                  </m:mcPr>
-                </m:mc>
-              </m:mcs>
-              <m:ctrlPr>
-                <w:rPr>
-                  <w:rFonts w:ascii="Cambria Math" w:hAnsi="Cambria Math"/>
-                  <w:i/>
-                </w:rPr>
-              </m:ctrlPr>
-            </m:mPr>
-            <m:mr>
-              <m:e>
-                <m:f>
-                  <m:fPr>
-                    <m:ctrlPr>
-                      <w:rPr>
-                        <w:rFonts w:ascii="Cambria Math" w:hAnsi="Cambria Math"/>
-                        <w:i/>
-                        <w:lang w:val="en-US"/>
-                      </w:rPr>
-                    </m:ctrlPr>
-                  </m:fPr>
-                  <m:num>
-                    <m:r>
-                      <w:rPr>
-                        <w:rFonts w:ascii="Cambria Math"/>
-                        <w:lang w:val="en-US"/>
-                      </w:rPr>
-                      <m:t>∂</m:t>
-                    </m:r>
-                  </m:num>
-                  <m:den>
-                    <m:r>
-                      <w:rPr>
-                        <w:rFonts w:ascii="Cambria Math"/>
-                        <w:lang w:val="en-US"/>
-                      </w:rPr>
-                      <m:t>∂t</m:t>
-                    </m:r>
-                  </m:den>
-                </m:f>
-                <m:d>
-                  <m:dPr>
-                    <m:ctrlPr>
-                      <w:rPr>
-                        <w:rFonts w:ascii="Cambria Math" w:hAnsi="Cambria Math"/>
-                        <w:i/>
-                        <w:lang w:val="en-US"/>
-                      </w:rPr>
-                    </m:ctrlPr>
-                  </m:dPr>
-                  <m:e>
-                    <m:r>
-                      <w:rPr>
-                        <w:rFonts w:ascii="Cambria Math"/>
-                        <w:lang w:val="en-US"/>
-                      </w:rPr>
-                      <m:t xml:space="preserve">m </m:t>
+                      <m:t xml:space="preserve"> </m:t>
                     </m:r>
                     <m:sSub>
                       <m:sSubPr>
@@ -13520,7 +12609,6 @@
                 <m:r>
                   <w:rPr>
                     <w:rFonts w:ascii="Cambria Math"/>
-                    <w:lang w:val="en-US"/>
                   </w:rPr>
                   <m:t>+</m:t>
                 </m:r>
@@ -13576,7 +12664,6 @@
                 <m:r>
                   <w:rPr>
                     <w:rFonts w:ascii="Cambria Math"/>
-                    <w:lang w:val="en-US"/>
                   </w:rPr>
                   <m:t>-</m:t>
                 </m:r>
@@ -13612,7 +12699,6 @@
                 <m:r>
                   <w:rPr>
                     <w:rFonts w:ascii="Cambria Math" w:hAnsi="Cambria Math"/>
-                    <w:lang w:val="en-US"/>
                   </w:rPr>
                   <m:t>=0</m:t>
                 </m:r>
@@ -13665,7 +12751,13 @@
                         <w:rFonts w:ascii="Cambria Math"/>
                         <w:lang w:val="en-US"/>
                       </w:rPr>
-                      <m:t xml:space="preserve">m </m:t>
+                      <m:t>m</m:t>
+                    </m:r>
+                    <m:r>
+                      <w:rPr>
+                        <w:rFonts w:ascii="Cambria Math"/>
+                      </w:rPr>
+                      <m:t xml:space="preserve"> </m:t>
                     </m:r>
                     <m:sSub>
                       <m:sSubPr>
@@ -13730,7 +12822,6 @@
                 <m:r>
                   <w:rPr>
                     <w:rFonts w:ascii="Cambria Math"/>
-                    <w:lang w:val="en-US"/>
                   </w:rPr>
                   <m:t>+</m:t>
                 </m:r>
@@ -13815,7 +12906,6 @@
                 <m:r>
                   <w:rPr>
                     <w:rFonts w:ascii="Cambria Math"/>
-                    <w:lang w:val="en-US"/>
                   </w:rPr>
                   <m:t>-</m:t>
                 </m:r>
@@ -13862,9 +12952,15 @@
                     <m:r>
                       <w:rPr>
                         <w:rFonts w:ascii="Cambria Math"/>
+                      </w:rPr>
+                      <m:t xml:space="preserve"> </m:t>
+                    </m:r>
+                    <m:r>
+                      <w:rPr>
+                        <w:rFonts w:ascii="Cambria Math"/>
                         <w:lang w:val="en-US"/>
                       </w:rPr>
-                      <m:t xml:space="preserve"> q</m:t>
+                      <m:t>q</m:t>
                     </m:r>
                   </m:e>
                   <m:sub>
@@ -13880,7 +12976,6 @@
                 <m:r>
                   <w:rPr>
                     <w:rFonts w:ascii="Cambria Math" w:hAnsi="Cambria Math"/>
-                    <w:lang w:val="en-US"/>
                   </w:rPr>
                   <m:t>=0</m:t>
                 </m:r>
@@ -13953,13 +13048,1099 @@
           <w:lang w:val="en-US"/>
         </w:rPr>
       </w:pPr>
+      <m:oMathPara>
+        <m:oMath>
+          <m:f>
+            <m:fPr>
+              <m:ctrlPr>
+                <w:rPr>
+                  <w:rFonts w:ascii="Cambria Math"/>
+                  <w:i/>
+                  <w:sz w:val="26"/>
+                  <w:szCs w:val="26"/>
+                </w:rPr>
+              </m:ctrlPr>
+            </m:fPr>
+            <m:num>
+              <m:r>
+                <w:rPr>
+                  <w:rFonts w:ascii="Cambria Math"/>
+                  <w:sz w:val="26"/>
+                  <w:szCs w:val="26"/>
+                </w:rPr>
+                <m:t>d</m:t>
+              </m:r>
+            </m:num>
+            <m:den>
+              <m:r>
+                <w:rPr>
+                  <w:rFonts w:ascii="Cambria Math"/>
+                  <w:sz w:val="26"/>
+                  <w:szCs w:val="26"/>
+                </w:rPr>
+                <m:t>dt</m:t>
+              </m:r>
+            </m:den>
+          </m:f>
+          <m:d>
+            <m:dPr>
+              <m:ctrlPr>
+                <w:rPr>
+                  <w:rFonts w:ascii="Cambria Math"/>
+                  <w:i/>
+                  <w:sz w:val="26"/>
+                  <w:szCs w:val="26"/>
+                </w:rPr>
+              </m:ctrlPr>
+            </m:dPr>
+            <m:e>
+              <m:r>
+                <w:rPr>
+                  <w:rFonts w:ascii="Cambria Math"/>
+                  <w:sz w:val="26"/>
+                  <w:szCs w:val="26"/>
+                </w:rPr>
+                <m:t>m</m:t>
+              </m:r>
+              <m:sSub>
+                <m:sSubPr>
+                  <m:ctrlPr>
+                    <w:rPr>
+                      <w:rFonts w:ascii="Cambria Math"/>
+                      <w:i/>
+                      <w:sz w:val="26"/>
+                      <w:szCs w:val="26"/>
+                    </w:rPr>
+                  </m:ctrlPr>
+                </m:sSubPr>
+                <m:e>
+                  <m:r>
+                    <w:rPr>
+                      <w:rFonts w:ascii="Cambria Math"/>
+                      <w:sz w:val="26"/>
+                      <w:szCs w:val="26"/>
+                    </w:rPr>
+                    <m:t>S</m:t>
+                  </m:r>
+                </m:e>
+                <m:sub>
+                  <m:r>
+                    <w:rPr>
+                      <w:rFonts w:ascii="Cambria Math"/>
+                      <w:sz w:val="26"/>
+                      <w:szCs w:val="26"/>
+                    </w:rPr>
+                    <m:t>w</m:t>
+                  </m:r>
+                </m:sub>
+              </m:sSub>
+              <m:ctrlPr>
+                <w:rPr>
+                  <w:rFonts w:ascii="Cambria Math" w:hAnsi="Cambria Math"/>
+                  <w:i/>
+                  <w:sz w:val="26"/>
+                  <w:szCs w:val="26"/>
+                </w:rPr>
+              </m:ctrlPr>
+            </m:e>
+          </m:d>
+          <m:r>
+            <w:rPr>
+              <w:rFonts w:ascii="Cambria Math"/>
+              <w:sz w:val="26"/>
+              <w:szCs w:val="26"/>
+            </w:rPr>
+            <m:t>=</m:t>
+          </m:r>
+          <m:f>
+            <m:fPr>
+              <m:ctrlPr>
+                <w:rPr>
+                  <w:rFonts w:ascii="Cambria Math"/>
+                  <w:i/>
+                  <w:sz w:val="26"/>
+                  <w:szCs w:val="26"/>
+                </w:rPr>
+              </m:ctrlPr>
+            </m:fPr>
+            <m:num>
+              <m:sSup>
+                <m:sSupPr>
+                  <m:ctrlPr>
+                    <w:rPr>
+                      <w:rFonts w:ascii="Cambria Math"/>
+                      <w:i/>
+                      <w:sz w:val="26"/>
+                      <w:szCs w:val="26"/>
+                    </w:rPr>
+                  </m:ctrlPr>
+                </m:sSupPr>
+                <m:e>
+                  <m:d>
+                    <m:dPr>
+                      <m:ctrlPr>
+                        <w:rPr>
+                          <w:rFonts w:ascii="Cambria Math"/>
+                          <w:i/>
+                          <w:sz w:val="26"/>
+                          <w:szCs w:val="26"/>
+                        </w:rPr>
+                      </m:ctrlPr>
+                    </m:dPr>
+                    <m:e>
+                      <m:r>
+                        <w:rPr>
+                          <w:rFonts w:ascii="Cambria Math"/>
+                          <w:sz w:val="26"/>
+                          <w:szCs w:val="26"/>
+                        </w:rPr>
+                        <m:t>m</m:t>
+                      </m:r>
+                      <m:sSub>
+                        <m:sSubPr>
+                          <m:ctrlPr>
+                            <w:rPr>
+                              <w:rFonts w:ascii="Cambria Math"/>
+                              <w:i/>
+                              <w:sz w:val="26"/>
+                              <w:szCs w:val="26"/>
+                            </w:rPr>
+                          </m:ctrlPr>
+                        </m:sSubPr>
+                        <m:e>
+                          <m:r>
+                            <w:rPr>
+                              <w:rFonts w:ascii="Cambria Math"/>
+                              <w:sz w:val="26"/>
+                              <w:szCs w:val="26"/>
+                            </w:rPr>
+                            <m:t>S</m:t>
+                          </m:r>
+                        </m:e>
+                        <m:sub>
+                          <m:r>
+                            <w:rPr>
+                              <w:rFonts w:ascii="Cambria Math"/>
+                              <w:sz w:val="26"/>
+                              <w:szCs w:val="26"/>
+                            </w:rPr>
+                            <m:t>w</m:t>
+                          </m:r>
+                        </m:sub>
+                      </m:sSub>
+                      <m:ctrlPr>
+                        <w:rPr>
+                          <w:rFonts w:ascii="Cambria Math" w:hAnsi="Cambria Math"/>
+                          <w:i/>
+                          <w:sz w:val="26"/>
+                          <w:szCs w:val="26"/>
+                        </w:rPr>
+                      </m:ctrlPr>
+                    </m:e>
+                  </m:d>
+                </m:e>
+                <m:sup>
+                  <m:r>
+                    <w:rPr>
+                      <w:rFonts w:ascii="Cambria Math"/>
+                      <w:sz w:val="26"/>
+                      <w:szCs w:val="26"/>
+                    </w:rPr>
+                    <m:t>τ+1</m:t>
+                  </m:r>
+                </m:sup>
+              </m:sSup>
+              <m:r>
+                <w:rPr>
+                  <w:rFonts w:ascii="Cambria Math"/>
+                  <w:sz w:val="26"/>
+                  <w:szCs w:val="26"/>
+                </w:rPr>
+                <m:t>-</m:t>
+              </m:r>
+              <m:sSup>
+                <m:sSupPr>
+                  <m:ctrlPr>
+                    <w:rPr>
+                      <w:rFonts w:ascii="Cambria Math"/>
+                      <w:i/>
+                      <w:sz w:val="26"/>
+                      <w:szCs w:val="26"/>
+                    </w:rPr>
+                  </m:ctrlPr>
+                </m:sSupPr>
+                <m:e>
+                  <m:d>
+                    <m:dPr>
+                      <m:ctrlPr>
+                        <w:rPr>
+                          <w:rFonts w:ascii="Cambria Math"/>
+                          <w:i/>
+                          <w:sz w:val="26"/>
+                          <w:szCs w:val="26"/>
+                        </w:rPr>
+                      </m:ctrlPr>
+                    </m:dPr>
+                    <m:e>
+                      <m:r>
+                        <w:rPr>
+                          <w:rFonts w:ascii="Cambria Math"/>
+                          <w:sz w:val="26"/>
+                          <w:szCs w:val="26"/>
+                        </w:rPr>
+                        <m:t>m</m:t>
+                      </m:r>
+                      <m:sSub>
+                        <m:sSubPr>
+                          <m:ctrlPr>
+                            <w:rPr>
+                              <w:rFonts w:ascii="Cambria Math"/>
+                              <w:i/>
+                              <w:sz w:val="26"/>
+                              <w:szCs w:val="26"/>
+                            </w:rPr>
+                          </m:ctrlPr>
+                        </m:sSubPr>
+                        <m:e>
+                          <m:r>
+                            <w:rPr>
+                              <w:rFonts w:ascii="Cambria Math"/>
+                              <w:sz w:val="26"/>
+                              <w:szCs w:val="26"/>
+                            </w:rPr>
+                            <m:t>S</m:t>
+                          </m:r>
+                        </m:e>
+                        <m:sub>
+                          <m:r>
+                            <w:rPr>
+                              <w:rFonts w:ascii="Cambria Math"/>
+                              <w:sz w:val="26"/>
+                              <w:szCs w:val="26"/>
+                            </w:rPr>
+                            <m:t>w</m:t>
+                          </m:r>
+                        </m:sub>
+                      </m:sSub>
+                      <m:ctrlPr>
+                        <w:rPr>
+                          <w:rFonts w:ascii="Cambria Math" w:hAnsi="Cambria Math"/>
+                          <w:i/>
+                          <w:sz w:val="26"/>
+                          <w:szCs w:val="26"/>
+                        </w:rPr>
+                      </m:ctrlPr>
+                    </m:e>
+                  </m:d>
+                </m:e>
+                <m:sup>
+                  <m:r>
+                    <w:rPr>
+                      <w:rFonts w:ascii="Cambria Math"/>
+                      <w:sz w:val="26"/>
+                      <w:szCs w:val="26"/>
+                    </w:rPr>
+                    <m:t>τ</m:t>
+                  </m:r>
+                </m:sup>
+              </m:sSup>
+              <m:ctrlPr>
+                <w:rPr>
+                  <w:rFonts w:ascii="Cambria Math" w:hAnsi="Cambria Math"/>
+                  <w:i/>
+                  <w:sz w:val="26"/>
+                  <w:szCs w:val="26"/>
+                </w:rPr>
+              </m:ctrlPr>
+            </m:num>
+            <m:den>
+              <m:r>
+                <w:rPr>
+                  <w:rFonts w:ascii="Cambria Math"/>
+                  <w:sz w:val="26"/>
+                  <w:szCs w:val="26"/>
+                </w:rPr>
+                <m:t>Δ</m:t>
+              </m:r>
+              <m:r>
+                <w:rPr>
+                  <w:rFonts w:ascii="Cambria Math"/>
+                  <w:sz w:val="26"/>
+                  <w:szCs w:val="26"/>
+                </w:rPr>
+                <m:t>t</m:t>
+              </m:r>
+            </m:den>
+          </m:f>
+          <m:r>
+            <w:rPr>
+              <w:rFonts w:ascii="Cambria Math"/>
+              <w:sz w:val="26"/>
+              <w:szCs w:val="26"/>
+            </w:rPr>
+            <m:t>=</m:t>
+          </m:r>
+          <m:f>
+            <m:fPr>
+              <m:ctrlPr>
+                <w:rPr>
+                  <w:rFonts w:ascii="Cambria Math"/>
+                  <w:i/>
+                  <w:sz w:val="26"/>
+                  <w:szCs w:val="26"/>
+                </w:rPr>
+              </m:ctrlPr>
+            </m:fPr>
+            <m:num>
+              <m:sSup>
+                <m:sSupPr>
+                  <m:ctrlPr>
+                    <w:rPr>
+                      <w:rFonts w:ascii="Cambria Math"/>
+                      <w:i/>
+                      <w:sz w:val="26"/>
+                      <w:szCs w:val="26"/>
+                    </w:rPr>
+                  </m:ctrlPr>
+                </m:sSupPr>
+                <m:e>
+                  <m:d>
+                    <m:dPr>
+                      <m:ctrlPr>
+                        <w:rPr>
+                          <w:rFonts w:ascii="Cambria Math"/>
+                          <w:i/>
+                          <w:sz w:val="26"/>
+                          <w:szCs w:val="26"/>
+                        </w:rPr>
+                      </m:ctrlPr>
+                    </m:dPr>
+                    <m:e>
+                      <m:r>
+                        <w:rPr>
+                          <w:rFonts w:ascii="Cambria Math"/>
+                          <w:sz w:val="26"/>
+                          <w:szCs w:val="26"/>
+                        </w:rPr>
+                        <m:t>m</m:t>
+                      </m:r>
+                      <m:sSub>
+                        <m:sSubPr>
+                          <m:ctrlPr>
+                            <w:rPr>
+                              <w:rFonts w:ascii="Cambria Math"/>
+                              <w:i/>
+                              <w:sz w:val="26"/>
+                              <w:szCs w:val="26"/>
+                            </w:rPr>
+                          </m:ctrlPr>
+                        </m:sSubPr>
+                        <m:e>
+                          <m:r>
+                            <w:rPr>
+                              <w:rFonts w:ascii="Cambria Math"/>
+                              <w:sz w:val="26"/>
+                              <w:szCs w:val="26"/>
+                            </w:rPr>
+                            <m:t>S</m:t>
+                          </m:r>
+                        </m:e>
+                        <m:sub>
+                          <m:r>
+                            <w:rPr>
+                              <w:rFonts w:ascii="Cambria Math"/>
+                              <w:sz w:val="26"/>
+                              <w:szCs w:val="26"/>
+                            </w:rPr>
+                            <m:t>w</m:t>
+                          </m:r>
+                        </m:sub>
+                      </m:sSub>
+                      <m:ctrlPr>
+                        <w:rPr>
+                          <w:rFonts w:ascii="Cambria Math" w:hAnsi="Cambria Math"/>
+                          <w:i/>
+                          <w:sz w:val="26"/>
+                          <w:szCs w:val="26"/>
+                        </w:rPr>
+                      </m:ctrlPr>
+                    </m:e>
+                  </m:d>
+                </m:e>
+                <m:sup>
+                  <m:r>
+                    <w:rPr>
+                      <w:rFonts w:ascii="Cambria Math"/>
+                      <w:sz w:val="26"/>
+                      <w:szCs w:val="26"/>
+                    </w:rPr>
+                    <m:t>τ+1</m:t>
+                  </m:r>
+                </m:sup>
+              </m:sSup>
+              <m:r>
+                <w:rPr>
+                  <w:rFonts w:ascii="Cambria Math"/>
+                  <w:sz w:val="26"/>
+                  <w:szCs w:val="26"/>
+                </w:rPr>
+                <m:t>-</m:t>
+              </m:r>
+              <m:sSup>
+                <m:sSupPr>
+                  <m:ctrlPr>
+                    <w:rPr>
+                      <w:rFonts w:ascii="Cambria Math"/>
+                      <w:i/>
+                      <w:sz w:val="26"/>
+                      <w:szCs w:val="26"/>
+                    </w:rPr>
+                  </m:ctrlPr>
+                </m:sSupPr>
+                <m:e>
+                  <m:r>
+                    <w:rPr>
+                      <w:rFonts w:ascii="Cambria Math"/>
+                      <w:sz w:val="26"/>
+                      <w:szCs w:val="26"/>
+                    </w:rPr>
+                    <m:t>m</m:t>
+                  </m:r>
+                </m:e>
+                <m:sup>
+                  <m:r>
+                    <w:rPr>
+                      <w:rFonts w:ascii="Cambria Math"/>
+                      <w:sz w:val="26"/>
+                      <w:szCs w:val="26"/>
+                    </w:rPr>
+                    <m:t>τ+1</m:t>
+                  </m:r>
+                </m:sup>
+              </m:sSup>
+              <m:sSubSup>
+                <m:sSubSupPr>
+                  <m:ctrlPr>
+                    <w:rPr>
+                      <w:rFonts w:ascii="Cambria Math"/>
+                      <w:i/>
+                      <w:sz w:val="26"/>
+                      <w:szCs w:val="26"/>
+                    </w:rPr>
+                  </m:ctrlPr>
+                </m:sSubSupPr>
+                <m:e>
+                  <m:r>
+                    <w:rPr>
+                      <w:rFonts w:ascii="Cambria Math"/>
+                      <w:sz w:val="26"/>
+                      <w:szCs w:val="26"/>
+                    </w:rPr>
+                    <m:t>S</m:t>
+                  </m:r>
+                </m:e>
+                <m:sub>
+                  <m:r>
+                    <w:rPr>
+                      <w:rFonts w:ascii="Cambria Math"/>
+                      <w:sz w:val="26"/>
+                      <w:szCs w:val="26"/>
+                    </w:rPr>
+                    <m:t>w</m:t>
+                  </m:r>
+                </m:sub>
+                <m:sup>
+                  <m:r>
+                    <w:rPr>
+                      <w:rFonts w:ascii="Cambria Math"/>
+                      <w:sz w:val="26"/>
+                      <w:szCs w:val="26"/>
+                    </w:rPr>
+                    <m:t>τ</m:t>
+                  </m:r>
+                </m:sup>
+              </m:sSubSup>
+              <m:r>
+                <w:rPr>
+                  <w:rFonts w:ascii="Cambria Math"/>
+                  <w:sz w:val="26"/>
+                  <w:szCs w:val="26"/>
+                </w:rPr>
+                <m:t>+</m:t>
+              </m:r>
+              <m:sSup>
+                <m:sSupPr>
+                  <m:ctrlPr>
+                    <w:rPr>
+                      <w:rFonts w:ascii="Cambria Math"/>
+                      <w:i/>
+                      <w:sz w:val="26"/>
+                      <w:szCs w:val="26"/>
+                    </w:rPr>
+                  </m:ctrlPr>
+                </m:sSupPr>
+                <m:e>
+                  <m:r>
+                    <w:rPr>
+                      <w:rFonts w:ascii="Cambria Math"/>
+                      <w:sz w:val="26"/>
+                      <w:szCs w:val="26"/>
+                    </w:rPr>
+                    <m:t>m</m:t>
+                  </m:r>
+                </m:e>
+                <m:sup>
+                  <m:r>
+                    <w:rPr>
+                      <w:rFonts w:ascii="Cambria Math"/>
+                      <w:sz w:val="26"/>
+                      <w:szCs w:val="26"/>
+                    </w:rPr>
+                    <m:t>τ+1</m:t>
+                  </m:r>
+                </m:sup>
+              </m:sSup>
+              <m:sSubSup>
+                <m:sSubSupPr>
+                  <m:ctrlPr>
+                    <w:rPr>
+                      <w:rFonts w:ascii="Cambria Math"/>
+                      <w:i/>
+                      <w:sz w:val="26"/>
+                      <w:szCs w:val="26"/>
+                    </w:rPr>
+                  </m:ctrlPr>
+                </m:sSubSupPr>
+                <m:e>
+                  <m:r>
+                    <w:rPr>
+                      <w:rFonts w:ascii="Cambria Math"/>
+                      <w:sz w:val="26"/>
+                      <w:szCs w:val="26"/>
+                    </w:rPr>
+                    <m:t>S</m:t>
+                  </m:r>
+                </m:e>
+                <m:sub>
+                  <m:r>
+                    <w:rPr>
+                      <w:rFonts w:ascii="Cambria Math"/>
+                      <w:sz w:val="26"/>
+                      <w:szCs w:val="26"/>
+                    </w:rPr>
+                    <m:t>w</m:t>
+                  </m:r>
+                </m:sub>
+                <m:sup>
+                  <m:r>
+                    <w:rPr>
+                      <w:rFonts w:ascii="Cambria Math"/>
+                      <w:sz w:val="26"/>
+                      <w:szCs w:val="26"/>
+                    </w:rPr>
+                    <m:t>τ</m:t>
+                  </m:r>
+                </m:sup>
+              </m:sSubSup>
+              <m:r>
+                <w:rPr>
+                  <w:rFonts w:ascii="Cambria Math"/>
+                  <w:sz w:val="26"/>
+                  <w:szCs w:val="26"/>
+                </w:rPr>
+                <m:t>-</m:t>
+              </m:r>
+              <m:sSup>
+                <m:sSupPr>
+                  <m:ctrlPr>
+                    <w:rPr>
+                      <w:rFonts w:ascii="Cambria Math"/>
+                      <w:i/>
+                      <w:sz w:val="26"/>
+                      <w:szCs w:val="26"/>
+                    </w:rPr>
+                  </m:ctrlPr>
+                </m:sSupPr>
+                <m:e>
+                  <m:d>
+                    <m:dPr>
+                      <m:ctrlPr>
+                        <w:rPr>
+                          <w:rFonts w:ascii="Cambria Math"/>
+                          <w:i/>
+                          <w:sz w:val="26"/>
+                          <w:szCs w:val="26"/>
+                        </w:rPr>
+                      </m:ctrlPr>
+                    </m:dPr>
+                    <m:e>
+                      <m:r>
+                        <w:rPr>
+                          <w:rFonts w:ascii="Cambria Math"/>
+                          <w:sz w:val="26"/>
+                          <w:szCs w:val="26"/>
+                        </w:rPr>
+                        <m:t>m</m:t>
+                      </m:r>
+                      <m:sSub>
+                        <m:sSubPr>
+                          <m:ctrlPr>
+                            <w:rPr>
+                              <w:rFonts w:ascii="Cambria Math"/>
+                              <w:i/>
+                              <w:sz w:val="26"/>
+                              <w:szCs w:val="26"/>
+                            </w:rPr>
+                          </m:ctrlPr>
+                        </m:sSubPr>
+                        <m:e>
+                          <m:r>
+                            <w:rPr>
+                              <w:rFonts w:ascii="Cambria Math"/>
+                              <w:sz w:val="26"/>
+                              <w:szCs w:val="26"/>
+                            </w:rPr>
+                            <m:t>S</m:t>
+                          </m:r>
+                        </m:e>
+                        <m:sub>
+                          <m:r>
+                            <w:rPr>
+                              <w:rFonts w:ascii="Cambria Math"/>
+                              <w:sz w:val="26"/>
+                              <w:szCs w:val="26"/>
+                            </w:rPr>
+                            <m:t>w</m:t>
+                          </m:r>
+                        </m:sub>
+                      </m:sSub>
+                      <m:ctrlPr>
+                        <w:rPr>
+                          <w:rFonts w:ascii="Cambria Math" w:hAnsi="Cambria Math"/>
+                          <w:i/>
+                          <w:sz w:val="26"/>
+                          <w:szCs w:val="26"/>
+                        </w:rPr>
+                      </m:ctrlPr>
+                    </m:e>
+                  </m:d>
+                </m:e>
+                <m:sup>
+                  <m:r>
+                    <w:rPr>
+                      <w:rFonts w:ascii="Cambria Math"/>
+                      <w:sz w:val="26"/>
+                      <w:szCs w:val="26"/>
+                    </w:rPr>
+                    <m:t>τ</m:t>
+                  </m:r>
+                </m:sup>
+              </m:sSup>
+              <m:ctrlPr>
+                <w:rPr>
+                  <w:rFonts w:ascii="Cambria Math" w:hAnsi="Cambria Math"/>
+                  <w:i/>
+                  <w:sz w:val="26"/>
+                  <w:szCs w:val="26"/>
+                </w:rPr>
+              </m:ctrlPr>
+            </m:num>
+            <m:den>
+              <m:r>
+                <w:rPr>
+                  <w:rFonts w:ascii="Cambria Math"/>
+                  <w:sz w:val="26"/>
+                  <w:szCs w:val="26"/>
+                </w:rPr>
+                <m:t>Δ</m:t>
+              </m:r>
+              <m:r>
+                <w:rPr>
+                  <w:rFonts w:ascii="Cambria Math"/>
+                  <w:sz w:val="26"/>
+                  <w:szCs w:val="26"/>
+                </w:rPr>
+                <m:t>t</m:t>
+              </m:r>
+            </m:den>
+          </m:f>
+          <m:r>
+            <w:rPr>
+              <w:rFonts w:ascii="Cambria Math"/>
+              <w:sz w:val="26"/>
+              <w:szCs w:val="26"/>
+            </w:rPr>
+            <m:t>=</m:t>
+          </m:r>
+          <m:r>
+            <w:rPr>
+              <w:rFonts w:ascii="Cambria Math"/>
+              <w:sz w:val="26"/>
+              <w:szCs w:val="26"/>
+            </w:rPr>
+            <w:br/>
+          </m:r>
+        </m:oMath>
+        <m:oMath>
+          <m:r>
+            <w:rPr>
+              <w:rFonts w:ascii="Cambria Math"/>
+              <w:sz w:val="26"/>
+              <w:szCs w:val="26"/>
+            </w:rPr>
+            <m:t>=</m:t>
+          </m:r>
+          <m:sSup>
+            <m:sSupPr>
+              <m:ctrlPr>
+                <w:rPr>
+                  <w:rFonts w:ascii="Cambria Math"/>
+                  <w:i/>
+                  <w:sz w:val="26"/>
+                  <w:szCs w:val="26"/>
+                </w:rPr>
+              </m:ctrlPr>
+            </m:sSupPr>
+            <m:e>
+              <m:r>
+                <w:rPr>
+                  <w:rFonts w:ascii="Cambria Math"/>
+                  <w:sz w:val="26"/>
+                  <w:szCs w:val="26"/>
+                </w:rPr>
+                <m:t>m</m:t>
+              </m:r>
+            </m:e>
+            <m:sup>
+              <m:r>
+                <w:rPr>
+                  <w:rFonts w:ascii="Cambria Math"/>
+                  <w:sz w:val="26"/>
+                  <w:szCs w:val="26"/>
+                </w:rPr>
+                <m:t>τ+1</m:t>
+              </m:r>
+            </m:sup>
+          </m:sSup>
+          <m:f>
+            <m:fPr>
+              <m:ctrlPr>
+                <w:rPr>
+                  <w:rFonts w:ascii="Cambria Math"/>
+                  <w:i/>
+                  <w:sz w:val="26"/>
+                  <w:szCs w:val="26"/>
+                </w:rPr>
+              </m:ctrlPr>
+            </m:fPr>
+            <m:num>
+              <m:sSubSup>
+                <m:sSubSupPr>
+                  <m:ctrlPr>
+                    <w:rPr>
+                      <w:rFonts w:ascii="Cambria Math"/>
+                      <w:i/>
+                      <w:sz w:val="26"/>
+                      <w:szCs w:val="26"/>
+                    </w:rPr>
+                  </m:ctrlPr>
+                </m:sSubSupPr>
+                <m:e>
+                  <m:r>
+                    <w:rPr>
+                      <w:rFonts w:ascii="Cambria Math"/>
+                      <w:sz w:val="26"/>
+                      <w:szCs w:val="26"/>
+                    </w:rPr>
+                    <m:t>S</m:t>
+                  </m:r>
+                </m:e>
+                <m:sub>
+                  <m:r>
+                    <w:rPr>
+                      <w:rFonts w:ascii="Cambria Math"/>
+                      <w:sz w:val="26"/>
+                      <w:szCs w:val="26"/>
+                    </w:rPr>
+                    <m:t>w</m:t>
+                  </m:r>
+                </m:sub>
+                <m:sup>
+                  <m:r>
+                    <w:rPr>
+                      <w:rFonts w:ascii="Cambria Math"/>
+                      <w:sz w:val="26"/>
+                      <w:szCs w:val="26"/>
+                    </w:rPr>
+                    <m:t>τ+1</m:t>
+                  </m:r>
+                </m:sup>
+              </m:sSubSup>
+              <m:r>
+                <w:rPr>
+                  <w:rFonts w:ascii="Cambria Math"/>
+                  <w:sz w:val="26"/>
+                  <w:szCs w:val="26"/>
+                </w:rPr>
+                <m:t>-</m:t>
+              </m:r>
+              <m:sSubSup>
+                <m:sSubSupPr>
+                  <m:ctrlPr>
+                    <w:rPr>
+                      <w:rFonts w:ascii="Cambria Math"/>
+                      <w:i/>
+                      <w:sz w:val="26"/>
+                      <w:szCs w:val="26"/>
+                    </w:rPr>
+                  </m:ctrlPr>
+                </m:sSubSupPr>
+                <m:e>
+                  <m:r>
+                    <w:rPr>
+                      <w:rFonts w:ascii="Cambria Math"/>
+                      <w:sz w:val="26"/>
+                      <w:szCs w:val="26"/>
+                    </w:rPr>
+                    <m:t>S</m:t>
+                  </m:r>
+                </m:e>
+                <m:sub>
+                  <m:r>
+                    <w:rPr>
+                      <w:rFonts w:ascii="Cambria Math"/>
+                      <w:sz w:val="26"/>
+                      <w:szCs w:val="26"/>
+                    </w:rPr>
+                    <m:t>w</m:t>
+                  </m:r>
+                </m:sub>
+                <m:sup>
+                  <m:r>
+                    <w:rPr>
+                      <w:rFonts w:ascii="Cambria Math"/>
+                      <w:sz w:val="26"/>
+                      <w:szCs w:val="26"/>
+                    </w:rPr>
+                    <m:t>τ</m:t>
+                  </m:r>
+                </m:sup>
+              </m:sSubSup>
+              <m:ctrlPr>
+                <w:rPr>
+                  <w:rFonts w:ascii="Cambria Math" w:hAnsi="Cambria Math"/>
+                  <w:i/>
+                  <w:sz w:val="26"/>
+                  <w:szCs w:val="26"/>
+                </w:rPr>
+              </m:ctrlPr>
+            </m:num>
+            <m:den>
+              <m:r>
+                <w:rPr>
+                  <w:rFonts w:ascii="Cambria Math"/>
+                  <w:sz w:val="26"/>
+                  <w:szCs w:val="26"/>
+                </w:rPr>
+                <m:t>Δ</m:t>
+              </m:r>
+              <m:r>
+                <w:rPr>
+                  <w:rFonts w:ascii="Cambria Math"/>
+                  <w:sz w:val="26"/>
+                  <w:szCs w:val="26"/>
+                </w:rPr>
+                <m:t>t</m:t>
+              </m:r>
+            </m:den>
+          </m:f>
+          <m:r>
+            <w:rPr>
+              <w:rFonts w:ascii="Cambria Math"/>
+              <w:sz w:val="26"/>
+              <w:szCs w:val="26"/>
+            </w:rPr>
+            <m:t>+</m:t>
+          </m:r>
+          <m:sSubSup>
+            <m:sSubSupPr>
+              <m:ctrlPr>
+                <w:rPr>
+                  <w:rFonts w:ascii="Cambria Math"/>
+                  <w:i/>
+                  <w:sz w:val="26"/>
+                  <w:szCs w:val="26"/>
+                </w:rPr>
+              </m:ctrlPr>
+            </m:sSubSupPr>
+            <m:e>
+              <m:r>
+                <w:rPr>
+                  <w:rFonts w:ascii="Cambria Math"/>
+                  <w:sz w:val="26"/>
+                  <w:szCs w:val="26"/>
+                </w:rPr>
+                <m:t>S</m:t>
+              </m:r>
+            </m:e>
+            <m:sub>
+              <m:r>
+                <w:rPr>
+                  <w:rFonts w:ascii="Cambria Math"/>
+                  <w:sz w:val="26"/>
+                  <w:szCs w:val="26"/>
+                </w:rPr>
+                <m:t>w</m:t>
+              </m:r>
+            </m:sub>
+            <m:sup>
+              <m:r>
+                <w:rPr>
+                  <w:rFonts w:ascii="Cambria Math"/>
+                  <w:sz w:val="26"/>
+                  <w:szCs w:val="26"/>
+                </w:rPr>
+                <m:t>τ</m:t>
+              </m:r>
+            </m:sup>
+          </m:sSubSup>
+          <m:f>
+            <m:fPr>
+              <m:ctrlPr>
+                <w:rPr>
+                  <w:rFonts w:ascii="Cambria Math"/>
+                  <w:i/>
+                  <w:sz w:val="26"/>
+                  <w:szCs w:val="26"/>
+                </w:rPr>
+              </m:ctrlPr>
+            </m:fPr>
+            <m:num>
+              <m:sSup>
+                <m:sSupPr>
+                  <m:ctrlPr>
+                    <w:rPr>
+                      <w:rFonts w:ascii="Cambria Math"/>
+                      <w:i/>
+                      <w:sz w:val="26"/>
+                      <w:szCs w:val="26"/>
+                    </w:rPr>
+                  </m:ctrlPr>
+                </m:sSupPr>
+                <m:e>
+                  <m:r>
+                    <w:rPr>
+                      <w:rFonts w:ascii="Cambria Math"/>
+                      <w:sz w:val="26"/>
+                      <w:szCs w:val="26"/>
+                    </w:rPr>
+                    <m:t>m</m:t>
+                  </m:r>
+                </m:e>
+                <m:sup>
+                  <m:r>
+                    <w:rPr>
+                      <w:rFonts w:ascii="Cambria Math"/>
+                      <w:sz w:val="26"/>
+                      <w:szCs w:val="26"/>
+                    </w:rPr>
+                    <m:t>τ+1</m:t>
+                  </m:r>
+                </m:sup>
+              </m:sSup>
+              <m:r>
+                <w:rPr>
+                  <w:rFonts w:ascii="Cambria Math"/>
+                  <w:sz w:val="26"/>
+                  <w:szCs w:val="26"/>
+                </w:rPr>
+                <m:t>-</m:t>
+              </m:r>
+              <m:sSup>
+                <m:sSupPr>
+                  <m:ctrlPr>
+                    <w:rPr>
+                      <w:rFonts w:ascii="Cambria Math"/>
+                      <w:i/>
+                      <w:sz w:val="26"/>
+                      <w:szCs w:val="26"/>
+                    </w:rPr>
+                  </m:ctrlPr>
+                </m:sSupPr>
+                <m:e>
+                  <m:r>
+                    <w:rPr>
+                      <w:rFonts w:ascii="Cambria Math"/>
+                      <w:sz w:val="26"/>
+                      <w:szCs w:val="26"/>
+                    </w:rPr>
+                    <m:t>m</m:t>
+                  </m:r>
+                </m:e>
+                <m:sup>
+                  <m:r>
+                    <w:rPr>
+                      <w:rFonts w:ascii="Cambria Math"/>
+                      <w:sz w:val="26"/>
+                      <w:szCs w:val="26"/>
+                    </w:rPr>
+                    <m:t>τ</m:t>
+                  </m:r>
+                </m:sup>
+              </m:sSup>
+              <m:ctrlPr>
+                <w:rPr>
+                  <w:rFonts w:ascii="Cambria Math" w:hAnsi="Cambria Math"/>
+                  <w:i/>
+                  <w:sz w:val="26"/>
+                  <w:szCs w:val="26"/>
+                </w:rPr>
+              </m:ctrlPr>
+            </m:num>
+            <m:den>
+              <m:r>
+                <w:rPr>
+                  <w:rFonts w:ascii="Cambria Math"/>
+                  <w:sz w:val="26"/>
+                  <w:szCs w:val="26"/>
+                </w:rPr>
+                <m:t>Δ</m:t>
+              </m:r>
+              <m:r>
+                <w:rPr>
+                  <w:rFonts w:ascii="Cambria Math"/>
+                  <w:sz w:val="26"/>
+                  <w:szCs w:val="26"/>
+                </w:rPr>
+                <m:t>t</m:t>
+              </m:r>
+            </m:den>
+          </m:f>
+        </m:oMath>
+      </m:oMathPara>
+    </w:p>
+    <w:p>
+      <w:pPr>
+        <w:pStyle w:val="13"/>
+        <w:tabs>
+          <w:tab w:val="right" w:pos="9356"/>
+        </w:tabs>
+        <w:spacing w:line="360" w:lineRule="auto"/>
+        <w:jc w:val="both"/>
+        <w:rPr>
+          <w:sz w:val="26"/>
+          <w:szCs w:val="26"/>
+          <w:highlight w:val="lightGray"/>
+          <w:lang w:val="en-US"/>
+        </w:rPr>
+      </w:pPr>
       <w:r>
         <w:rPr>
           <w:position w:val="-68"/>
           <w:sz w:val="26"/>
           <w:szCs w:val="26"/>
         </w:rPr>
-        <w:object w:dxaOrig="7479" w:dyaOrig="1500" w14:anchorId="771BD366">
+        <w:object w:dxaOrig="9440" w:dyaOrig="1500" w14:anchorId="0189D895">
           <v:shapetype id="_x0000_t75" coordsize="21600,21600" o:spt="75" o:preferrelative="t" path="m@4@5l@4@11@9@11@9@5xe" filled="f" stroked="f">
             <v:stroke joinstyle="miter"/>
             <v:formulas>
@@ -13979,38 +14160,10 @@
             <v:path o:extrusionok="f" gradientshapeok="t" o:connecttype="rect"/>
             <o:lock v:ext="edit" aspectratio="t"/>
           </v:shapetype>
-          <v:shape id="_x0000_i1025" type="#_x0000_t75" style="width:372pt;height:78pt" o:ole="">
+          <v:shape id="_x0000_i1026" type="#_x0000_t75" style="width:474pt;height:1in" o:ole="">
             <v:imagedata r:id="rId8" o:title=""/>
           </v:shape>
-          <o:OLEObject Type="Embed" ProgID="Equation.DSMT4" ShapeID="_x0000_i1025" DrawAspect="Content" ObjectID="_1811153922" r:id="rId9"/>
-        </w:object>
-      </w:r>
-    </w:p>
-    <w:p>
-      <w:pPr>
-        <w:pStyle w:val="13"/>
-        <w:tabs>
-          <w:tab w:val="right" w:pos="9356"/>
-        </w:tabs>
-        <w:spacing w:line="360" w:lineRule="auto"/>
-        <w:jc w:val="both"/>
-        <w:rPr>
-          <w:sz w:val="26"/>
-          <w:szCs w:val="26"/>
-          <w:highlight w:val="lightGray"/>
-        </w:rPr>
-      </w:pPr>
-      <w:r>
-        <w:rPr>
-          <w:position w:val="-68"/>
-          <w:sz w:val="26"/>
-          <w:szCs w:val="26"/>
-        </w:rPr>
-        <w:object w:dxaOrig="9440" w:dyaOrig="1500" w14:anchorId="0189D895">
-          <v:shape id="_x0000_i1026" type="#_x0000_t75" style="width:474pt;height:1in" o:ole="">
-            <v:imagedata r:id="rId10" o:title=""/>
-          </v:shape>
-          <o:OLEObject Type="Embed" ProgID="Equation.DSMT4" ShapeID="_x0000_i1026" DrawAspect="Content" ObjectID="_1811153923" r:id="rId11"/>
+          <o:OLEObject Type="Embed" ProgID="Equation.DSMT4" ShapeID="_x0000_i1026" DrawAspect="Content" ObjectID="_1811266742" r:id="rId9"/>
         </w:object>
       </w:r>
     </w:p>
@@ -19748,9 +19901,9 @@
         </w:rPr>
         <w:object w:dxaOrig="804" w:dyaOrig="444" w14:anchorId="20468E98">
           <v:shape id="_x0000_i1027" type="#_x0000_t75" style="width:42pt;height:24pt" o:ole="">
-            <v:imagedata r:id="rId12" o:title=""/>
+            <v:imagedata r:id="rId10" o:title=""/>
           </v:shape>
-          <o:OLEObject Type="Embed" ProgID="Equation.3" ShapeID="_x0000_i1027" DrawAspect="Content" ObjectID="_1811153924" r:id="rId13"/>
+          <o:OLEObject Type="Embed" ProgID="Equation.3" ShapeID="_x0000_i1027" DrawAspect="Content" ObjectID="_1811266743" r:id="rId11"/>
         </w:object>
       </w:r>
       <w:r>
@@ -19782,9 +19935,9 @@
         </w:rPr>
         <w:object w:dxaOrig="1596" w:dyaOrig="780" w14:anchorId="4DD9151E">
           <v:shape id="_x0000_i1028" type="#_x0000_t75" style="width:78pt;height:42pt" o:ole="">
-            <v:imagedata r:id="rId14" o:title=""/>
+            <v:imagedata r:id="rId12" o:title=""/>
           </v:shape>
-          <o:OLEObject Type="Embed" ProgID="Equation.3" ShapeID="_x0000_i1028" DrawAspect="Content" ObjectID="_1811153925" r:id="rId15"/>
+          <o:OLEObject Type="Embed" ProgID="Equation.3" ShapeID="_x0000_i1028" DrawAspect="Content" ObjectID="_1811266744" r:id="rId13"/>
         </w:object>
       </w:r>
       <w:r>
@@ -19825,9 +19978,9 @@
         </w:rPr>
         <w:object w:dxaOrig="3960" w:dyaOrig="2016" w14:anchorId="1C0BF236">
           <v:shape id="_x0000_i1029" type="#_x0000_t75" style="width:198.6pt;height:102pt" o:ole="">
-            <v:imagedata r:id="rId16" o:title=""/>
+            <v:imagedata r:id="rId14" o:title=""/>
           </v:shape>
-          <o:OLEObject Type="Embed" ProgID="Equation.3" ShapeID="_x0000_i1029" DrawAspect="Content" ObjectID="_1811153926" r:id="rId17"/>
+          <o:OLEObject Type="Embed" ProgID="Equation.3" ShapeID="_x0000_i1029" DrawAspect="Content" ObjectID="_1811266745" r:id="rId15"/>
         </w:object>
       </w:r>
     </w:p>
@@ -34267,7 +34420,7 @@
         </w:rPr>
         <w:t xml:space="preserve"> (3), 1-18 (2010). </w:t>
       </w:r>
-      <w:hyperlink r:id="rId18" w:history="1">
+      <w:hyperlink r:id="rId16" w:history="1">
         <w:r>
           <w:rPr>
             <w:rStyle w:val="a9"/>
@@ -34401,7 +34554,7 @@
         </w:rPr>
         <w:t xml:space="preserve">, 1178–1183 (2022). </w:t>
       </w:r>
-      <w:hyperlink r:id="rId19" w:history="1">
+      <w:hyperlink r:id="rId17" w:history="1">
         <w:r>
           <w:rPr>
             <w:rStyle w:val="a9"/>
@@ -34489,7 +34642,7 @@
         </w:rPr>
         <w:t xml:space="preserve"> F. </w:t>
       </w:r>
-      <w:hyperlink r:id="rId20" w:history="1">
+      <w:hyperlink r:id="rId18" w:history="1">
         <w:r>
           <w:rPr>
             <w:bCs/>
@@ -34540,7 +34693,7 @@
         </w:rPr>
         <w:t xml:space="preserve"> (4), 310–317 (2005) </w:t>
       </w:r>
-      <w:hyperlink r:id="rId21" w:tgtFrame="_blank" w:history="1">
+      <w:hyperlink r:id="rId19" w:tgtFrame="_blank" w:history="1">
         <w:r>
           <w:rPr>
             <w:rStyle w:val="a9"/>
@@ -34655,7 +34808,7 @@
         </w:rPr>
         <w:t xml:space="preserve"> (4), 318-322 (2005) </w:t>
       </w:r>
-      <w:hyperlink r:id="rId22" w:tgtFrame="_blank" w:history="1">
+      <w:hyperlink r:id="rId20" w:tgtFrame="_blank" w:history="1">
         <w:r>
           <w:rPr>
             <w:rStyle w:val="a9"/>
@@ -34829,7 +34982,7 @@
         </w:rPr>
         <w:t xml:space="preserve"> M. K. Formation damage induced by wax deposition: laboratory investigations and modeling. J. Petroleum Exploration and Production Technology (10) 2541–2558 (2020). </w:t>
       </w:r>
-      <w:hyperlink r:id="rId23" w:history="1">
+      <w:hyperlink r:id="rId21" w:history="1">
         <w:r>
           <w:rPr>
             <w:rStyle w:val="a9"/>
@@ -35068,7 +35221,7 @@
         </w:rPr>
         <w:t xml:space="preserve">112 (2015) </w:t>
       </w:r>
-      <w:hyperlink r:id="rId24" w:history="1">
+      <w:hyperlink r:id="rId22" w:history="1">
         <w:r>
           <w:rPr>
             <w:rStyle w:val="a9"/>
@@ -35273,6 +35426,9 @@
         <w:spacing w:line="360" w:lineRule="auto"/>
         <w:ind w:left="0" w:firstLine="709"/>
         <w:jc w:val="both"/>
+        <w:rPr>
+          <w:lang w:val="en-US"/>
+        </w:rPr>
       </w:pPr>
       <w:r>
         <w:rPr>
@@ -35320,13 +35476,7 @@
         <w:rPr>
           <w:lang w:val="en-US"/>
         </w:rPr>
-        <w:t xml:space="preserve"> system // Fluid phase equilibria. – 1998. – № 149. – pp. 191-207.</w:t>
-      </w:r>
-      <w:r>
-        <w:rPr>
-          <w:lang w:val="en-US"/>
-        </w:rPr>
-        <w:t xml:space="preserve"> </w:t>
+        <w:t xml:space="preserve"> system // Fluid phase equilibria. – 1998. – № 149. – pp. 191-207. </w:t>
       </w:r>
     </w:p>
     <w:p>
@@ -37891,7 +38041,7 @@
       </w:r>
     </w:p>
     <w:sectPr>
-      <w:footerReference w:type="default" r:id="rId25"/>
+      <w:footerReference w:type="default" r:id="rId23"/>
       <w:pgSz w:w="11906" w:h="16838"/>
       <w:pgMar w:top="1134" w:right="850" w:bottom="1134" w:left="1701" w:header="708" w:footer="708" w:gutter="0"/>
       <w:cols w:space="708"/>
